--- a/output/chem-u02/Unit 2 Quiz B Key.docx
+++ b/output/chem-u02/Unit 2 Quiz B Key.docx
@@ -202,7 +202,7 @@
                 <w:sz w:val="15"/>
                 <w:u w:val="none"/>
               </w:rPr>
-              <w:t>SCORE  / 16</w:t>
+              <w:t>SCORE  / 21</w:t>
             </w:r>
           </w:p>
         </w:tc>
@@ -237,18 +237,28 @@
             <w:tcBorders>
               <w:left w:val="single" w:sz="18" w:color="A3E635"/>
             </w:tcBorders>
+            <w:vAlign w:val="center"/>
+            <w:tcMar>
+              <w:top w:w="30" w:type="dxa"/>
+              <w:left w:w="60" w:type="dxa"/>
+              <w:bottom w:w="30" w:type="dxa"/>
+              <w:right w:w="60" w:type="dxa"/>
+            </w:tcMar>
           </w:tcPr>
           <w:p>
             <w:pPr>
-              <w:spacing w:after="40" w:before="0"/>
+              <w:spacing w:after="0"/>
+              <w:jc w:val="left"/>
             </w:pPr>
             <w:r>
               <w:rPr>
                 <w:rFonts w:ascii="Trade Gothic Next" w:hAnsi="Trade Gothic Next"/>
                 <w:b w:val="0"/>
+                <w:color w:val="14161B"/>
                 <w:sz w:val="19"/>
+                <w:u w:val="none"/>
               </w:rPr>
-              <w:t>You may use your periodic table. Draw an arrow for every electron in the orbital diagrams.</w:t>
+              <w:t>You may use your periodic table. Circle one letter for each multiple-choice question. Draw an arrow for every electron in the orbital diagrams.</w:t>
             </w:r>
           </w:p>
         </w:tc>
@@ -256,47 +266,1595 @@
     </w:tbl>
     <w:p>
       <w:pPr>
-        <w:spacing w:before="0" w:after="0" w:line="100" w:lineRule="exact"/>
+        <w:spacing w:before="0" w:after="0" w:line="120" w:lineRule="exact"/>
       </w:pPr>
       <w:r>
         <w:rPr>
           <w:rFonts w:ascii="Trade Gothic Next" w:hAnsi="Trade Gothic Next"/>
-          <w:sz w:val="6"/>
+          <w:sz w:val="8"/>
         </w:rPr>
       </w:r>
     </w:p>
     <w:tbl>
       <w:tblPr>
         <w:tblW w:type="auto" w:w="0"/>
-        <w:jc w:val="left"/>
         <w:tblLayout w:type="fixed"/>
         <w:tblLook w:firstColumn="1" w:firstRow="1" w:lastColumn="0" w:lastRow="0" w:noHBand="0" w:noVBand="1" w:val="04A0"/>
         <w:tblLayout w:type="fixed"/>
       </w:tblPr>
       <w:tblGrid>
-        <w:gridCol w:w="10800"/>
+        <w:gridCol w:w="9072"/>
+        <w:gridCol w:w="1728"/>
       </w:tblGrid>
       <w:tr>
         <w:tc>
           <w:tcPr>
-            <w:tcW w:type="dxa" w:w="10800"/>
+            <w:tcW w:type="dxa" w:w="9072"/>
             <w:tcBorders>
               <w:top w:val="single" w:sz="12" w:color="14161B"/>
+              <w:bottom w:val="single" w:sz="18" w:color="A3E635"/>
+            </w:tcBorders>
+            <w:vAlign w:val="center"/>
+            <w:tcMar>
+              <w:top w:w="30" w:type="dxa"/>
+              <w:left w:w="0" w:type="dxa"/>
+              <w:bottom w:w="30" w:type="dxa"/>
+              <w:right w:w="60" w:type="dxa"/>
+            </w:tcMar>
+          </w:tcPr>
+          <w:p>
+            <w:pPr>
+              <w:keepNext/>
+              <w:spacing w:after="0"/>
+              <w:jc w:val="left"/>
+            </w:pPr>
+            <w:r>
+              <w:rPr>
+                <w:rFonts w:ascii="Trade Gothic Next" w:hAnsi="Trade Gothic Next"/>
+                <w:b/>
+                <w:color w:val="14161B"/>
+                <w:sz w:val="18"/>
+                <w:u w:val="none"/>
+              </w:rPr>
+              <w:t>PART 1  ·  MULTIPLE CHOICE</w:t>
+            </w:r>
+          </w:p>
+        </w:tc>
+        <w:tc>
+          <w:tcPr>
+            <w:tcW w:type="dxa" w:w="1728"/>
+            <w:tcBorders>
+              <w:top w:val="single" w:sz="12" w:color="14161B"/>
+              <w:bottom w:val="single" w:sz="18" w:color="A3E635"/>
+            </w:tcBorders>
+            <w:vAlign w:val="center"/>
+            <w:tcMar>
+              <w:top w:w="30" w:type="dxa"/>
+              <w:left w:w="60" w:type="dxa"/>
+              <w:bottom w:w="30" w:type="dxa"/>
+              <w:right w:w="60" w:type="dxa"/>
+            </w:tcMar>
+          </w:tcPr>
+          <w:p>
+            <w:pPr>
+              <w:keepNext/>
+              <w:spacing w:after="0"/>
+              <w:jc w:val="right"/>
+            </w:pPr>
+            <w:r>
+              <w:rPr>
+                <w:rFonts w:ascii="Trade Gothic Next" w:hAnsi="Trade Gothic Next"/>
+                <w:b/>
+                <w:color w:val="55604F"/>
+                <w:sz w:val="17"/>
+                <w:u w:val="none"/>
+              </w:rPr>
+              <w:t>5 pts</w:t>
+            </w:r>
+          </w:p>
+        </w:tc>
+      </w:tr>
+    </w:tbl>
+    <w:tbl>
+      <w:tblPr>
+        <w:tblW w:type="auto" w:w="0"/>
+        <w:tblLayout w:type="fixed"/>
+        <w:tblLook w:firstColumn="1" w:firstRow="1" w:lastColumn="0" w:lastRow="0" w:noHBand="0" w:noVBand="1" w:val="04A0"/>
+        <w:tblLayout w:type="fixed"/>
+      </w:tblPr>
+      <w:tblGrid>
+        <w:gridCol w:w="648"/>
+        <w:gridCol w:w="2534"/>
+        <w:gridCol w:w="2534"/>
+        <w:gridCol w:w="2534"/>
+        <w:gridCol w:w="2549"/>
+      </w:tblGrid>
+      <w:tr>
+        <w:trPr>
+          <w:cantSplit/>
+        </w:trPr>
+        <w:tc>
+          <w:tcPr>
+            <w:tcW w:type="dxa" w:w="648"/>
+            <w:vMerge w:val="restart"/>
+            <w:vAlign w:val="center"/>
+            <w:tcMar>
+              <w:top w:w="40" w:type="dxa"/>
+              <w:left w:w="60" w:type="dxa"/>
+              <w:bottom w:w="40" w:type="dxa"/>
+              <w:right w:w="60" w:type="dxa"/>
+            </w:tcMar>
+            <w:tcBorders>
+              <w:bottom w:val="single" w:sz="4" w:color="C8CDC2"/>
             </w:tcBorders>
           </w:tcPr>
           <w:p>
             <w:pPr>
-              <w:spacing w:after="40" w:before="0"/>
+              <w:keepNext/>
+              <w:spacing w:after="0"/>
+              <w:jc w:val="left"/>
             </w:pPr>
             <w:r>
               <w:rPr>
                 <w:rFonts w:ascii="Trade Gothic Next" w:hAnsi="Trade Gothic Next"/>
                 <w:b/>
                 <w:color w:val="4D730E"/>
-                <w:sz w:val="15"/>
-                <w:spacing w:val="26"/>
+                <w:sz w:val="22"/>
+                <w:u w:val="none"/>
               </w:rPr>
-              <w:t>PART 1  ·  LONGHAND CONFIGURATION AND ORBITAL DIAGRAM</w:t>
+              <w:t>1</w:t>
+            </w:r>
+          </w:p>
+        </w:tc>
+        <w:tc>
+          <w:tcPr>
+            <w:tcW w:type="dxa" w:w="10151"/>
+            <w:gridSpan w:val="4"/>
+            <w:vAlign w:val="center"/>
+            <w:tcMar>
+              <w:top w:w="50" w:type="dxa"/>
+              <w:left w:w="60" w:type="dxa"/>
+              <w:bottom w:w="20" w:type="dxa"/>
+              <w:right w:w="60" w:type="dxa"/>
+            </w:tcMar>
+          </w:tcPr>
+          <w:p>
+            <w:pPr>
+              <w:keepNext/>
+              <w:spacing w:after="0"/>
+              <w:jc w:val="left"/>
+            </w:pPr>
+            <w:r>
+              <w:rPr>
+                <w:rFonts w:ascii="Trade Gothic Next" w:hAnsi="Trade Gothic Next"/>
+                <w:b/>
+                <w:color w:val="14161B"/>
+                <w:sz w:val="20"/>
+                <w:u w:val="none"/>
+              </w:rPr>
+              <w:t>Which rule says two electrons in one orbital must have opposite spins?</w:t>
+            </w:r>
+            <w:r>
+              <w:rPr>
+                <w:rFonts w:ascii="ShullHand" w:hAnsi="ShullHand"/>
+                <w:color w:val="4A2466"/>
+                <w:sz w:val="26"/>
+                <w:bdr w:val="single" w:sz="8" w:space="1" w:color="9F1D2C"/>
+              </w:rPr>
+              <w:t xml:space="preserve">   C</w:t>
+            </w:r>
+            <w:r>
+              <w:rPr>
+                <w:rFonts w:ascii="ShullHand" w:hAnsi="ShullHand"/>
+                <w:color w:val="16609A"/>
+                <w:sz w:val="20"/>
+              </w:rPr>
+              <w:t xml:space="preserve">  Pauli, </w:t>
+            </w:r>
+            <w:r>
+              <w:rPr>
+                <w:rFonts w:ascii="Patrick Hand" w:hAnsi="Patrick Hand"/>
+                <w:color w:val="16609A"/>
+                <w:sz w:val="20"/>
+              </w:rPr>
+              <w:t>2</w:t>
+            </w:r>
+            <w:r>
+              <w:rPr>
+                <w:rFonts w:ascii="ShullHand" w:hAnsi="ShullHand"/>
+                <w:color w:val="16609A"/>
+                <w:sz w:val="20"/>
+              </w:rPr>
+              <w:t xml:space="preserve"> per orbital, opposite</w:t>
+            </w:r>
+          </w:p>
+        </w:tc>
+      </w:tr>
+      <w:tr>
+        <w:trPr>
+          <w:cantSplit/>
+        </w:trPr>
+        <w:tc>
+          <w:tcPr>
+            <w:tcW w:type="dxa" w:w="648"/>
+            <w:vMerge/>
+          </w:tcPr>
+          <w:p/>
+        </w:tc>
+        <w:tc>
+          <w:tcPr>
+            <w:tcW w:type="dxa" w:w="2534"/>
+            <w:vAlign w:val="center"/>
+            <w:tcMar>
+              <w:top w:w="20" w:type="dxa"/>
+              <w:left w:w="60" w:type="dxa"/>
+              <w:bottom w:w="60" w:type="dxa"/>
+              <w:right w:w="60" w:type="dxa"/>
+            </w:tcMar>
+            <w:tcBorders>
+              <w:bottom w:val="single" w:sz="4" w:color="C8CDC2"/>
+            </w:tcBorders>
+          </w:tcPr>
+          <w:p>
+            <w:pPr>
+              <w:spacing w:after="0"/>
+              <w:jc w:val="left"/>
+            </w:pPr>
+            <w:r>
+              <w:rPr>
+                <w:rFonts w:ascii="Trade Gothic Next" w:hAnsi="Trade Gothic Next"/>
+                <w:b/>
+                <w:color w:val="4D730E"/>
+                <w:sz w:val="20"/>
+                <w:u w:val="none"/>
+              </w:rPr>
+              <w:t xml:space="preserve">A   </w:t>
+            </w:r>
+            <w:r>
+              <w:rPr>
+                <w:rFonts w:ascii="Trade Gothic Next" w:hAnsi="Trade Gothic Next"/>
+                <w:b w:val="0"/>
+                <w:color w:val="14161B"/>
+                <w:sz w:val="20"/>
+                <w:u w:val="none"/>
+              </w:rPr>
+              <w:t>Aufbau principle</w:t>
+            </w:r>
+          </w:p>
+        </w:tc>
+        <w:tc>
+          <w:tcPr>
+            <w:tcW w:type="dxa" w:w="2534"/>
+            <w:vAlign w:val="center"/>
+            <w:tcMar>
+              <w:top w:w="20" w:type="dxa"/>
+              <w:left w:w="60" w:type="dxa"/>
+              <w:bottom w:w="60" w:type="dxa"/>
+              <w:right w:w="60" w:type="dxa"/>
+            </w:tcMar>
+            <w:tcBorders>
+              <w:bottom w:val="single" w:sz="4" w:color="C8CDC2"/>
+            </w:tcBorders>
+          </w:tcPr>
+          <w:p>
+            <w:pPr>
+              <w:spacing w:after="0"/>
+              <w:jc w:val="left"/>
+            </w:pPr>
+            <w:r>
+              <w:rPr>
+                <w:rFonts w:ascii="Trade Gothic Next" w:hAnsi="Trade Gothic Next"/>
+                <w:b/>
+                <w:color w:val="4D730E"/>
+                <w:sz w:val="20"/>
+                <w:u w:val="none"/>
+              </w:rPr>
+              <w:t xml:space="preserve">B   </w:t>
+            </w:r>
+            <w:r>
+              <w:rPr>
+                <w:rFonts w:ascii="Trade Gothic Next" w:hAnsi="Trade Gothic Next"/>
+                <w:b w:val="0"/>
+                <w:color w:val="14161B"/>
+                <w:sz w:val="20"/>
+                <w:u w:val="none"/>
+              </w:rPr>
+              <w:t>Hund's rule</w:t>
+            </w:r>
+          </w:p>
+        </w:tc>
+        <w:tc>
+          <w:tcPr>
+            <w:tcW w:type="dxa" w:w="2534"/>
+            <w:vAlign w:val="center"/>
+            <w:tcMar>
+              <w:top w:w="20" w:type="dxa"/>
+              <w:left w:w="60" w:type="dxa"/>
+              <w:bottom w:w="60" w:type="dxa"/>
+              <w:right w:w="60" w:type="dxa"/>
+            </w:tcMar>
+            <w:tcBorders>
+              <w:bottom w:val="single" w:sz="4" w:color="C8CDC2"/>
+            </w:tcBorders>
+          </w:tcPr>
+          <w:p>
+            <w:pPr>
+              <w:spacing w:after="0"/>
+              <w:jc w:val="left"/>
+            </w:pPr>
+            <w:r>
+              <w:rPr>
+                <w:rFonts w:ascii="Trade Gothic Next" w:hAnsi="Trade Gothic Next"/>
+                <w:b/>
+                <w:color w:val="4D730E"/>
+                <w:sz w:val="20"/>
+                <w:u w:val="none"/>
+              </w:rPr>
+              <w:t xml:space="preserve">C   </w:t>
+            </w:r>
+            <w:r>
+              <w:rPr>
+                <w:rFonts w:ascii="Trade Gothic Next" w:hAnsi="Trade Gothic Next"/>
+                <w:b/>
+                <w:color w:val="14161B"/>
+                <w:sz w:val="20"/>
+                <w:u w:val="none"/>
+              </w:rPr>
+              <w:t>Pauli exclusion</w:t>
+            </w:r>
+          </w:p>
+        </w:tc>
+        <w:tc>
+          <w:tcPr>
+            <w:tcW w:type="dxa" w:w="2549"/>
+            <w:vAlign w:val="center"/>
+            <w:tcMar>
+              <w:top w:w="20" w:type="dxa"/>
+              <w:left w:w="60" w:type="dxa"/>
+              <w:bottom w:w="60" w:type="dxa"/>
+              <w:right w:w="60" w:type="dxa"/>
+            </w:tcMar>
+            <w:tcBorders>
+              <w:bottom w:val="single" w:sz="4" w:color="C8CDC2"/>
+            </w:tcBorders>
+          </w:tcPr>
+          <w:p>
+            <w:pPr>
+              <w:spacing w:after="0"/>
+              <w:jc w:val="left"/>
+            </w:pPr>
+            <w:r>
+              <w:rPr>
+                <w:rFonts w:ascii="Trade Gothic Next" w:hAnsi="Trade Gothic Next"/>
+                <w:b/>
+                <w:color w:val="4D730E"/>
+                <w:sz w:val="20"/>
+                <w:u w:val="none"/>
+              </w:rPr>
+              <w:t xml:space="preserve">D   </w:t>
+            </w:r>
+            <w:r>
+              <w:rPr>
+                <w:rFonts w:ascii="Trade Gothic Next" w:hAnsi="Trade Gothic Next"/>
+                <w:b w:val="0"/>
+                <w:color w:val="14161B"/>
+                <w:sz w:val="20"/>
+                <w:u w:val="none"/>
+              </w:rPr>
+              <w:t>Bohr model</w:t>
+            </w:r>
+          </w:p>
+        </w:tc>
+      </w:tr>
+    </w:tbl>
+    <w:tbl>
+      <w:tblPr>
+        <w:tblW w:type="auto" w:w="0"/>
+        <w:tblLayout w:type="fixed"/>
+        <w:tblLook w:firstColumn="1" w:firstRow="1" w:lastColumn="0" w:lastRow="0" w:noHBand="0" w:noVBand="1" w:val="04A0"/>
+        <w:tblLayout w:type="fixed"/>
+      </w:tblPr>
+      <w:tblGrid>
+        <w:gridCol w:w="648"/>
+        <w:gridCol w:w="2534"/>
+        <w:gridCol w:w="2534"/>
+        <w:gridCol w:w="2534"/>
+        <w:gridCol w:w="2549"/>
+      </w:tblGrid>
+      <w:tr>
+        <w:trPr>
+          <w:cantSplit/>
+        </w:trPr>
+        <w:tc>
+          <w:tcPr>
+            <w:tcW w:type="dxa" w:w="648"/>
+            <w:vMerge w:val="restart"/>
+            <w:vAlign w:val="center"/>
+            <w:tcMar>
+              <w:top w:w="40" w:type="dxa"/>
+              <w:left w:w="60" w:type="dxa"/>
+              <w:bottom w:w="40" w:type="dxa"/>
+              <w:right w:w="60" w:type="dxa"/>
+            </w:tcMar>
+            <w:tcBorders>
+              <w:bottom w:val="single" w:sz="4" w:color="C8CDC2"/>
+            </w:tcBorders>
+          </w:tcPr>
+          <w:p>
+            <w:pPr>
+              <w:keepNext/>
+              <w:spacing w:after="0"/>
+              <w:jc w:val="left"/>
+            </w:pPr>
+            <w:r>
+              <w:rPr>
+                <w:rFonts w:ascii="Trade Gothic Next" w:hAnsi="Trade Gothic Next"/>
+                <w:b/>
+                <w:color w:val="4D730E"/>
+                <w:sz w:val="22"/>
+                <w:u w:val="none"/>
+              </w:rPr>
+              <w:t>2</w:t>
+            </w:r>
+          </w:p>
+        </w:tc>
+        <w:tc>
+          <w:tcPr>
+            <w:tcW w:type="dxa" w:w="10151"/>
+            <w:gridSpan w:val="4"/>
+            <w:vAlign w:val="center"/>
+            <w:tcMar>
+              <w:top w:w="50" w:type="dxa"/>
+              <w:left w:w="60" w:type="dxa"/>
+              <w:bottom w:w="20" w:type="dxa"/>
+              <w:right w:w="60" w:type="dxa"/>
+            </w:tcMar>
+          </w:tcPr>
+          <w:p>
+            <w:pPr>
+              <w:keepNext/>
+              <w:spacing w:after="0"/>
+              <w:jc w:val="left"/>
+            </w:pPr>
+            <w:r>
+              <w:rPr>
+                <w:rFonts w:ascii="Trade Gothic Next" w:hAnsi="Trade Gothic Next"/>
+                <w:b/>
+                <w:color w:val="14161B"/>
+                <w:sz w:val="20"/>
+                <w:u w:val="none"/>
+              </w:rPr>
+              <w:t>Which orbital diagram for oxygen's 2p</w:t>
+            </w:r>
+            <w:r>
+              <w:rPr>
+                <w:rFonts w:ascii="Trade Gothic Next" w:hAnsi="Trade Gothic Next"/>
+                <w:b/>
+                <w:color w:val="14161B"/>
+                <w:sz w:val="20"/>
+                <w:u w:val="none"/>
+                <w:vertAlign w:val="superscript"/>
+              </w:rPr>
+              <w:t>4</w:t>
+            </w:r>
+            <w:r>
+              <w:rPr>
+                <w:rFonts w:ascii="Trade Gothic Next" w:hAnsi="Trade Gothic Next"/>
+                <w:b/>
+                <w:color w:val="14161B"/>
+                <w:sz w:val="20"/>
+                <w:u w:val="none"/>
+              </w:rPr>
+              <w:t xml:space="preserve"> follows Hund's rule?</w:t>
+            </w:r>
+            <w:r>
+              <w:rPr>
+                <w:rFonts w:ascii="ShullHand" w:hAnsi="ShullHand"/>
+                <w:color w:val="4A2466"/>
+                <w:sz w:val="26"/>
+                <w:bdr w:val="single" w:sz="8" w:space="1" w:color="9F1D2C"/>
+              </w:rPr>
+              <w:t xml:space="preserve">   A</w:t>
+            </w:r>
+            <w:r>
+              <w:rPr>
+                <w:rFonts w:ascii="ShullHand" w:hAnsi="ShullHand"/>
+                <w:color w:val="16609A"/>
+                <w:sz w:val="20"/>
+              </w:rPr>
+              <w:t xml:space="preserve">  spread out, then pair the </w:t>
+            </w:r>
+            <w:r>
+              <w:rPr>
+                <w:rFonts w:ascii="Patrick Hand" w:hAnsi="Patrick Hand"/>
+                <w:color w:val="16609A"/>
+                <w:sz w:val="20"/>
+              </w:rPr>
+              <w:t>4</w:t>
+            </w:r>
+            <w:r>
+              <w:rPr>
+                <w:rFonts w:ascii="ShullHand" w:hAnsi="ShullHand"/>
+                <w:color w:val="16609A"/>
+                <w:sz w:val="20"/>
+              </w:rPr>
+              <w:t>th</w:t>
+            </w:r>
+          </w:p>
+        </w:tc>
+      </w:tr>
+      <w:tr>
+        <w:trPr>
+          <w:cantSplit/>
+        </w:trPr>
+        <w:tc>
+          <w:tcPr>
+            <w:tcW w:type="dxa" w:w="648"/>
+            <w:vMerge/>
+          </w:tcPr>
+          <w:p/>
+        </w:tc>
+        <w:tc>
+          <w:tcPr>
+            <w:tcW w:type="dxa" w:w="2534"/>
+            <w:vAlign w:val="center"/>
+            <w:tcMar>
+              <w:top w:w="20" w:type="dxa"/>
+              <w:left w:w="60" w:type="dxa"/>
+              <w:bottom w:w="60" w:type="dxa"/>
+              <w:right w:w="60" w:type="dxa"/>
+            </w:tcMar>
+            <w:tcBorders>
+              <w:bottom w:val="single" w:sz="4" w:color="C8CDC2"/>
+            </w:tcBorders>
+          </w:tcPr>
+          <w:p>
+            <w:pPr>
+              <w:spacing w:after="0"/>
+              <w:jc w:val="left"/>
+            </w:pPr>
+            <w:r>
+              <w:rPr>
+                <w:rFonts w:ascii="Trade Gothic Next" w:hAnsi="Trade Gothic Next"/>
+                <w:b/>
+                <w:color w:val="4D730E"/>
+                <w:sz w:val="20"/>
+                <w:u w:val="none"/>
+              </w:rPr>
+              <w:t xml:space="preserve">A   </w:t>
+            </w:r>
+            <w:r>
+              <w:rPr>
+                <w:rFonts w:ascii="Trade Gothic Next" w:hAnsi="Trade Gothic Next"/>
+                <w:b/>
+                <w:color w:val="14161B"/>
+                <w:sz w:val="20"/>
+                <w:u w:val="none"/>
+              </w:rPr>
+              <w:t>[↑↓] [↑] [↑]</w:t>
+            </w:r>
+          </w:p>
+        </w:tc>
+        <w:tc>
+          <w:tcPr>
+            <w:tcW w:type="dxa" w:w="2534"/>
+            <w:vAlign w:val="center"/>
+            <w:tcMar>
+              <w:top w:w="20" w:type="dxa"/>
+              <w:left w:w="60" w:type="dxa"/>
+              <w:bottom w:w="60" w:type="dxa"/>
+              <w:right w:w="60" w:type="dxa"/>
+            </w:tcMar>
+            <w:tcBorders>
+              <w:bottom w:val="single" w:sz="4" w:color="C8CDC2"/>
+            </w:tcBorders>
+          </w:tcPr>
+          <w:p>
+            <w:pPr>
+              <w:spacing w:after="0"/>
+              <w:jc w:val="left"/>
+            </w:pPr>
+            <w:r>
+              <w:rPr>
+                <w:rFonts w:ascii="Trade Gothic Next" w:hAnsi="Trade Gothic Next"/>
+                <w:b/>
+                <w:color w:val="4D730E"/>
+                <w:sz w:val="20"/>
+                <w:u w:val="none"/>
+              </w:rPr>
+              <w:t xml:space="preserve">B   </w:t>
+            </w:r>
+            <w:r>
+              <w:rPr>
+                <w:rFonts w:ascii="Trade Gothic Next" w:hAnsi="Trade Gothic Next"/>
+                <w:b w:val="0"/>
+                <w:color w:val="14161B"/>
+                <w:sz w:val="20"/>
+                <w:u w:val="none"/>
+              </w:rPr>
+              <w:t>[↑↓] [↑↓] [   ]</w:t>
+            </w:r>
+          </w:p>
+        </w:tc>
+        <w:tc>
+          <w:tcPr>
+            <w:tcW w:type="dxa" w:w="2534"/>
+            <w:vAlign w:val="center"/>
+            <w:tcMar>
+              <w:top w:w="20" w:type="dxa"/>
+              <w:left w:w="60" w:type="dxa"/>
+              <w:bottom w:w="60" w:type="dxa"/>
+              <w:right w:w="60" w:type="dxa"/>
+            </w:tcMar>
+            <w:tcBorders>
+              <w:bottom w:val="single" w:sz="4" w:color="C8CDC2"/>
+            </w:tcBorders>
+          </w:tcPr>
+          <w:p>
+            <w:pPr>
+              <w:spacing w:after="0"/>
+              <w:jc w:val="left"/>
+            </w:pPr>
+            <w:r>
+              <w:rPr>
+                <w:rFonts w:ascii="Trade Gothic Next" w:hAnsi="Trade Gothic Next"/>
+                <w:b/>
+                <w:color w:val="4D730E"/>
+                <w:sz w:val="20"/>
+                <w:u w:val="none"/>
+              </w:rPr>
+              <w:t xml:space="preserve">C   </w:t>
+            </w:r>
+            <w:r>
+              <w:rPr>
+                <w:rFonts w:ascii="Trade Gothic Next" w:hAnsi="Trade Gothic Next"/>
+                <w:b w:val="0"/>
+                <w:color w:val="14161B"/>
+                <w:sz w:val="20"/>
+                <w:u w:val="none"/>
+              </w:rPr>
+              <w:t>[↑] [↑] [↑]</w:t>
+            </w:r>
+          </w:p>
+        </w:tc>
+        <w:tc>
+          <w:tcPr>
+            <w:tcW w:type="dxa" w:w="2549"/>
+            <w:vAlign w:val="center"/>
+            <w:tcMar>
+              <w:top w:w="20" w:type="dxa"/>
+              <w:left w:w="60" w:type="dxa"/>
+              <w:bottom w:w="60" w:type="dxa"/>
+              <w:right w:w="60" w:type="dxa"/>
+            </w:tcMar>
+            <w:tcBorders>
+              <w:bottom w:val="single" w:sz="4" w:color="C8CDC2"/>
+            </w:tcBorders>
+          </w:tcPr>
+          <w:p>
+            <w:pPr>
+              <w:spacing w:after="0"/>
+              <w:jc w:val="left"/>
+            </w:pPr>
+            <w:r>
+              <w:rPr>
+                <w:rFonts w:ascii="Trade Gothic Next" w:hAnsi="Trade Gothic Next"/>
+                <w:b/>
+                <w:color w:val="4D730E"/>
+                <w:sz w:val="20"/>
+                <w:u w:val="none"/>
+              </w:rPr>
+              <w:t xml:space="preserve">D   </w:t>
+            </w:r>
+            <w:r>
+              <w:rPr>
+                <w:rFonts w:ascii="Trade Gothic Next" w:hAnsi="Trade Gothic Next"/>
+                <w:b w:val="0"/>
+                <w:color w:val="14161B"/>
+                <w:sz w:val="20"/>
+                <w:u w:val="none"/>
+              </w:rPr>
+              <w:t>[↑↓] [↑] [↓]</w:t>
+            </w:r>
+          </w:p>
+        </w:tc>
+      </w:tr>
+    </w:tbl>
+    <w:tbl>
+      <w:tblPr>
+        <w:tblW w:type="auto" w:w="0"/>
+        <w:tblLayout w:type="fixed"/>
+        <w:tblLook w:firstColumn="1" w:firstRow="1" w:lastColumn="0" w:lastRow="0" w:noHBand="0" w:noVBand="1" w:val="04A0"/>
+        <w:tblLayout w:type="fixed"/>
+      </w:tblPr>
+      <w:tblGrid>
+        <w:gridCol w:w="648"/>
+        <w:gridCol w:w="2534"/>
+        <w:gridCol w:w="2534"/>
+        <w:gridCol w:w="2534"/>
+        <w:gridCol w:w="2549"/>
+      </w:tblGrid>
+      <w:tr>
+        <w:trPr>
+          <w:cantSplit/>
+        </w:trPr>
+        <w:tc>
+          <w:tcPr>
+            <w:tcW w:type="dxa" w:w="648"/>
+            <w:vMerge w:val="restart"/>
+            <w:vAlign w:val="center"/>
+            <w:tcMar>
+              <w:top w:w="40" w:type="dxa"/>
+              <w:left w:w="60" w:type="dxa"/>
+              <w:bottom w:w="40" w:type="dxa"/>
+              <w:right w:w="60" w:type="dxa"/>
+            </w:tcMar>
+            <w:tcBorders>
+              <w:bottom w:val="single" w:sz="4" w:color="C8CDC2"/>
+            </w:tcBorders>
+          </w:tcPr>
+          <w:p>
+            <w:pPr>
+              <w:keepNext/>
+              <w:spacing w:after="0"/>
+              <w:jc w:val="left"/>
+            </w:pPr>
+            <w:r>
+              <w:rPr>
+                <w:rFonts w:ascii="Trade Gothic Next" w:hAnsi="Trade Gothic Next"/>
+                <w:b/>
+                <w:color w:val="4D730E"/>
+                <w:sz w:val="22"/>
+                <w:u w:val="none"/>
+              </w:rPr>
+              <w:t>3</w:t>
+            </w:r>
+          </w:p>
+        </w:tc>
+        <w:tc>
+          <w:tcPr>
+            <w:tcW w:type="dxa" w:w="10151"/>
+            <w:gridSpan w:val="4"/>
+            <w:vAlign w:val="center"/>
+            <w:tcMar>
+              <w:top w:w="50" w:type="dxa"/>
+              <w:left w:w="60" w:type="dxa"/>
+              <w:bottom w:w="20" w:type="dxa"/>
+              <w:right w:w="60" w:type="dxa"/>
+            </w:tcMar>
+          </w:tcPr>
+          <w:p>
+            <w:pPr>
+              <w:keepNext/>
+              <w:spacing w:after="0"/>
+              <w:jc w:val="left"/>
+            </w:pPr>
+            <w:r>
+              <w:rPr>
+                <w:rFonts w:ascii="Trade Gothic Next" w:hAnsi="Trade Gothic Next"/>
+                <w:b/>
+                <w:color w:val="14161B"/>
+                <w:sz w:val="20"/>
+                <w:u w:val="none"/>
+              </w:rPr>
+              <w:t>How many electrons can a d sublevel hold?</w:t>
+            </w:r>
+            <w:r>
+              <w:rPr>
+                <w:rFonts w:ascii="ShullHand" w:hAnsi="ShullHand"/>
+                <w:color w:val="4A2466"/>
+                <w:sz w:val="26"/>
+                <w:bdr w:val="single" w:sz="8" w:space="1" w:color="9F1D2C"/>
+              </w:rPr>
+              <w:t xml:space="preserve">   D</w:t>
+            </w:r>
+            <w:r>
+              <w:rPr>
+                <w:rFonts w:ascii="ShullHand" w:hAnsi="ShullHand"/>
+                <w:color w:val="16609A"/>
+                <w:sz w:val="20"/>
+              </w:rPr>
+              <w:t xml:space="preserve">  </w:t>
+            </w:r>
+            <w:r>
+              <w:rPr>
+                <w:rFonts w:ascii="Patrick Hand" w:hAnsi="Patrick Hand"/>
+                <w:color w:val="16609A"/>
+                <w:sz w:val="20"/>
+              </w:rPr>
+              <w:t>5</w:t>
+            </w:r>
+            <w:r>
+              <w:rPr>
+                <w:rFonts w:ascii="ShullHand" w:hAnsi="ShullHand"/>
+                <w:color w:val="16609A"/>
+                <w:sz w:val="20"/>
+              </w:rPr>
+              <w:t xml:space="preserve"> orbitals x </w:t>
+            </w:r>
+            <w:r>
+              <w:rPr>
+                <w:rFonts w:ascii="Patrick Hand" w:hAnsi="Patrick Hand"/>
+                <w:color w:val="16609A"/>
+                <w:sz w:val="20"/>
+              </w:rPr>
+              <w:t>2</w:t>
+            </w:r>
+            <w:r>
+              <w:rPr>
+                <w:rFonts w:ascii="ShullHand" w:hAnsi="ShullHand"/>
+                <w:color w:val="16609A"/>
+                <w:sz w:val="20"/>
+              </w:rPr>
+              <w:t xml:space="preserve"> = </w:t>
+            </w:r>
+            <w:r>
+              <w:rPr>
+                <w:rFonts w:ascii="Patrick Hand" w:hAnsi="Patrick Hand"/>
+                <w:color w:val="16609A"/>
+                <w:sz w:val="20"/>
+              </w:rPr>
+              <w:t>10</w:t>
+            </w:r>
+          </w:p>
+        </w:tc>
+      </w:tr>
+      <w:tr>
+        <w:trPr>
+          <w:cantSplit/>
+        </w:trPr>
+        <w:tc>
+          <w:tcPr>
+            <w:tcW w:type="dxa" w:w="648"/>
+            <w:vMerge/>
+          </w:tcPr>
+          <w:p/>
+        </w:tc>
+        <w:tc>
+          <w:tcPr>
+            <w:tcW w:type="dxa" w:w="2534"/>
+            <w:vAlign w:val="center"/>
+            <w:tcMar>
+              <w:top w:w="20" w:type="dxa"/>
+              <w:left w:w="60" w:type="dxa"/>
+              <w:bottom w:w="60" w:type="dxa"/>
+              <w:right w:w="60" w:type="dxa"/>
+            </w:tcMar>
+            <w:tcBorders>
+              <w:bottom w:val="single" w:sz="4" w:color="C8CDC2"/>
+            </w:tcBorders>
+          </w:tcPr>
+          <w:p>
+            <w:pPr>
+              <w:spacing w:after="0"/>
+              <w:jc w:val="left"/>
+            </w:pPr>
+            <w:r>
+              <w:rPr>
+                <w:rFonts w:ascii="Trade Gothic Next" w:hAnsi="Trade Gothic Next"/>
+                <w:b/>
+                <w:color w:val="4D730E"/>
+                <w:sz w:val="20"/>
+                <w:u w:val="none"/>
+              </w:rPr>
+              <w:t xml:space="preserve">A   </w:t>
+            </w:r>
+            <w:r>
+              <w:rPr>
+                <w:rFonts w:ascii="Trade Gothic Next" w:hAnsi="Trade Gothic Next"/>
+                <w:b w:val="0"/>
+                <w:color w:val="14161B"/>
+                <w:sz w:val="20"/>
+                <w:u w:val="none"/>
+              </w:rPr>
+              <w:t>5</w:t>
+            </w:r>
+          </w:p>
+        </w:tc>
+        <w:tc>
+          <w:tcPr>
+            <w:tcW w:type="dxa" w:w="2534"/>
+            <w:vAlign w:val="center"/>
+            <w:tcMar>
+              <w:top w:w="20" w:type="dxa"/>
+              <w:left w:w="60" w:type="dxa"/>
+              <w:bottom w:w="60" w:type="dxa"/>
+              <w:right w:w="60" w:type="dxa"/>
+            </w:tcMar>
+            <w:tcBorders>
+              <w:bottom w:val="single" w:sz="4" w:color="C8CDC2"/>
+            </w:tcBorders>
+          </w:tcPr>
+          <w:p>
+            <w:pPr>
+              <w:spacing w:after="0"/>
+              <w:jc w:val="left"/>
+            </w:pPr>
+            <w:r>
+              <w:rPr>
+                <w:rFonts w:ascii="Trade Gothic Next" w:hAnsi="Trade Gothic Next"/>
+                <w:b/>
+                <w:color w:val="4D730E"/>
+                <w:sz w:val="20"/>
+                <w:u w:val="none"/>
+              </w:rPr>
+              <w:t xml:space="preserve">B   </w:t>
+            </w:r>
+            <w:r>
+              <w:rPr>
+                <w:rFonts w:ascii="Trade Gothic Next" w:hAnsi="Trade Gothic Next"/>
+                <w:b w:val="0"/>
+                <w:color w:val="14161B"/>
+                <w:sz w:val="20"/>
+                <w:u w:val="none"/>
+              </w:rPr>
+              <w:t>6</w:t>
+            </w:r>
+          </w:p>
+        </w:tc>
+        <w:tc>
+          <w:tcPr>
+            <w:tcW w:type="dxa" w:w="2534"/>
+            <w:vAlign w:val="center"/>
+            <w:tcMar>
+              <w:top w:w="20" w:type="dxa"/>
+              <w:left w:w="60" w:type="dxa"/>
+              <w:bottom w:w="60" w:type="dxa"/>
+              <w:right w:w="60" w:type="dxa"/>
+            </w:tcMar>
+            <w:tcBorders>
+              <w:bottom w:val="single" w:sz="4" w:color="C8CDC2"/>
+            </w:tcBorders>
+          </w:tcPr>
+          <w:p>
+            <w:pPr>
+              <w:spacing w:after="0"/>
+              <w:jc w:val="left"/>
+            </w:pPr>
+            <w:r>
+              <w:rPr>
+                <w:rFonts w:ascii="Trade Gothic Next" w:hAnsi="Trade Gothic Next"/>
+                <w:b/>
+                <w:color w:val="4D730E"/>
+                <w:sz w:val="20"/>
+                <w:u w:val="none"/>
+              </w:rPr>
+              <w:t xml:space="preserve">C   </w:t>
+            </w:r>
+            <w:r>
+              <w:rPr>
+                <w:rFonts w:ascii="Trade Gothic Next" w:hAnsi="Trade Gothic Next"/>
+                <w:b w:val="0"/>
+                <w:color w:val="14161B"/>
+                <w:sz w:val="20"/>
+                <w:u w:val="none"/>
+              </w:rPr>
+              <w:t>14</w:t>
+            </w:r>
+          </w:p>
+        </w:tc>
+        <w:tc>
+          <w:tcPr>
+            <w:tcW w:type="dxa" w:w="2549"/>
+            <w:vAlign w:val="center"/>
+            <w:tcMar>
+              <w:top w:w="20" w:type="dxa"/>
+              <w:left w:w="60" w:type="dxa"/>
+              <w:bottom w:w="60" w:type="dxa"/>
+              <w:right w:w="60" w:type="dxa"/>
+            </w:tcMar>
+            <w:tcBorders>
+              <w:bottom w:val="single" w:sz="4" w:color="C8CDC2"/>
+            </w:tcBorders>
+          </w:tcPr>
+          <w:p>
+            <w:pPr>
+              <w:spacing w:after="0"/>
+              <w:jc w:val="left"/>
+            </w:pPr>
+            <w:r>
+              <w:rPr>
+                <w:rFonts w:ascii="Trade Gothic Next" w:hAnsi="Trade Gothic Next"/>
+                <w:b/>
+                <w:color w:val="4D730E"/>
+                <w:sz w:val="20"/>
+                <w:u w:val="none"/>
+              </w:rPr>
+              <w:t xml:space="preserve">D   </w:t>
+            </w:r>
+            <w:r>
+              <w:rPr>
+                <w:rFonts w:ascii="Trade Gothic Next" w:hAnsi="Trade Gothic Next"/>
+                <w:b/>
+                <w:color w:val="14161B"/>
+                <w:sz w:val="20"/>
+                <w:u w:val="none"/>
+              </w:rPr>
+              <w:t>10</w:t>
+            </w:r>
+          </w:p>
+        </w:tc>
+      </w:tr>
+    </w:tbl>
+    <w:tbl>
+      <w:tblPr>
+        <w:tblW w:type="auto" w:w="0"/>
+        <w:tblLayout w:type="fixed"/>
+        <w:tblLook w:firstColumn="1" w:firstRow="1" w:lastColumn="0" w:lastRow="0" w:noHBand="0" w:noVBand="1" w:val="04A0"/>
+        <w:tblLayout w:type="fixed"/>
+      </w:tblPr>
+      <w:tblGrid>
+        <w:gridCol w:w="648"/>
+        <w:gridCol w:w="2534"/>
+        <w:gridCol w:w="2534"/>
+        <w:gridCol w:w="2534"/>
+        <w:gridCol w:w="2549"/>
+      </w:tblGrid>
+      <w:tr>
+        <w:trPr>
+          <w:cantSplit/>
+        </w:trPr>
+        <w:tc>
+          <w:tcPr>
+            <w:tcW w:type="dxa" w:w="648"/>
+            <w:vMerge w:val="restart"/>
+            <w:vAlign w:val="center"/>
+            <w:tcMar>
+              <w:top w:w="40" w:type="dxa"/>
+              <w:left w:w="60" w:type="dxa"/>
+              <w:bottom w:w="40" w:type="dxa"/>
+              <w:right w:w="60" w:type="dxa"/>
+            </w:tcMar>
+            <w:tcBorders>
+              <w:bottom w:val="single" w:sz="4" w:color="C8CDC2"/>
+            </w:tcBorders>
+          </w:tcPr>
+          <w:p>
+            <w:pPr>
+              <w:keepNext/>
+              <w:spacing w:after="0"/>
+              <w:jc w:val="left"/>
+            </w:pPr>
+            <w:r>
+              <w:rPr>
+                <w:rFonts w:ascii="Trade Gothic Next" w:hAnsi="Trade Gothic Next"/>
+                <w:b/>
+                <w:color w:val="4D730E"/>
+                <w:sz w:val="22"/>
+                <w:u w:val="none"/>
+              </w:rPr>
+              <w:t>4</w:t>
+            </w:r>
+          </w:p>
+        </w:tc>
+        <w:tc>
+          <w:tcPr>
+            <w:tcW w:type="dxa" w:w="10151"/>
+            <w:gridSpan w:val="4"/>
+            <w:vAlign w:val="center"/>
+            <w:tcMar>
+              <w:top w:w="50" w:type="dxa"/>
+              <w:left w:w="60" w:type="dxa"/>
+              <w:bottom w:w="20" w:type="dxa"/>
+              <w:right w:w="60" w:type="dxa"/>
+            </w:tcMar>
+          </w:tcPr>
+          <w:p>
+            <w:pPr>
+              <w:keepNext/>
+              <w:spacing w:after="0"/>
+              <w:jc w:val="left"/>
+            </w:pPr>
+            <w:r>
+              <w:rPr>
+                <w:rFonts w:ascii="Trade Gothic Next" w:hAnsi="Trade Gothic Next"/>
+                <w:b/>
+                <w:color w:val="14161B"/>
+                <w:sz w:val="20"/>
+                <w:u w:val="none"/>
+              </w:rPr>
+              <w:t>An atom loses 3 electrons. What is the charge of its ion?</w:t>
+            </w:r>
+            <w:r>
+              <w:rPr>
+                <w:rFonts w:ascii="ShullHand" w:hAnsi="ShullHand"/>
+                <w:color w:val="4A2466"/>
+                <w:sz w:val="26"/>
+                <w:bdr w:val="single" w:sz="8" w:space="1" w:color="9F1D2C"/>
+              </w:rPr>
+              <w:t xml:space="preserve">   B</w:t>
+            </w:r>
+            <w:r>
+              <w:rPr>
+                <w:rFonts w:ascii="ShullHand" w:hAnsi="ShullHand"/>
+                <w:color w:val="16609A"/>
+                <w:sz w:val="20"/>
+              </w:rPr>
+              <w:t xml:space="preserve">  more protons than electrons, so positive</w:t>
+            </w:r>
+          </w:p>
+        </w:tc>
+      </w:tr>
+      <w:tr>
+        <w:trPr>
+          <w:cantSplit/>
+        </w:trPr>
+        <w:tc>
+          <w:tcPr>
+            <w:tcW w:type="dxa" w:w="648"/>
+            <w:vMerge/>
+          </w:tcPr>
+          <w:p/>
+        </w:tc>
+        <w:tc>
+          <w:tcPr>
+            <w:tcW w:type="dxa" w:w="2534"/>
+            <w:vAlign w:val="center"/>
+            <w:tcMar>
+              <w:top w:w="20" w:type="dxa"/>
+              <w:left w:w="60" w:type="dxa"/>
+              <w:bottom w:w="60" w:type="dxa"/>
+              <w:right w:w="60" w:type="dxa"/>
+            </w:tcMar>
+            <w:tcBorders>
+              <w:bottom w:val="single" w:sz="4" w:color="C8CDC2"/>
+            </w:tcBorders>
+          </w:tcPr>
+          <w:p>
+            <w:pPr>
+              <w:spacing w:after="0"/>
+              <w:jc w:val="left"/>
+            </w:pPr>
+            <w:r>
+              <w:rPr>
+                <w:rFonts w:ascii="Trade Gothic Next" w:hAnsi="Trade Gothic Next"/>
+                <w:b/>
+                <w:color w:val="4D730E"/>
+                <w:sz w:val="20"/>
+                <w:u w:val="none"/>
+              </w:rPr>
+              <w:t xml:space="preserve">A   </w:t>
+            </w:r>
+            <w:r>
+              <w:rPr>
+                <w:rFonts w:ascii="Trade Gothic Next" w:hAnsi="Trade Gothic Next"/>
+                <w:b w:val="0"/>
+                <w:color w:val="14161B"/>
+                <w:sz w:val="20"/>
+                <w:u w:val="none"/>
+              </w:rPr>
+              <w:t>3−</w:t>
+            </w:r>
+          </w:p>
+        </w:tc>
+        <w:tc>
+          <w:tcPr>
+            <w:tcW w:type="dxa" w:w="2534"/>
+            <w:vAlign w:val="center"/>
+            <w:tcMar>
+              <w:top w:w="20" w:type="dxa"/>
+              <w:left w:w="60" w:type="dxa"/>
+              <w:bottom w:w="60" w:type="dxa"/>
+              <w:right w:w="60" w:type="dxa"/>
+            </w:tcMar>
+            <w:tcBorders>
+              <w:bottom w:val="single" w:sz="4" w:color="C8CDC2"/>
+            </w:tcBorders>
+          </w:tcPr>
+          <w:p>
+            <w:pPr>
+              <w:spacing w:after="0"/>
+              <w:jc w:val="left"/>
+            </w:pPr>
+            <w:r>
+              <w:rPr>
+                <w:rFonts w:ascii="Trade Gothic Next" w:hAnsi="Trade Gothic Next"/>
+                <w:b/>
+                <w:color w:val="4D730E"/>
+                <w:sz w:val="20"/>
+                <w:u w:val="none"/>
+              </w:rPr>
+              <w:t xml:space="preserve">B   </w:t>
+            </w:r>
+            <w:r>
+              <w:rPr>
+                <w:rFonts w:ascii="Trade Gothic Next" w:hAnsi="Trade Gothic Next"/>
+                <w:b/>
+                <w:color w:val="14161B"/>
+                <w:sz w:val="20"/>
+                <w:u w:val="none"/>
+              </w:rPr>
+              <w:t>3+</w:t>
+            </w:r>
+          </w:p>
+        </w:tc>
+        <w:tc>
+          <w:tcPr>
+            <w:tcW w:type="dxa" w:w="2534"/>
+            <w:vAlign w:val="center"/>
+            <w:tcMar>
+              <w:top w:w="20" w:type="dxa"/>
+              <w:left w:w="60" w:type="dxa"/>
+              <w:bottom w:w="60" w:type="dxa"/>
+              <w:right w:w="60" w:type="dxa"/>
+            </w:tcMar>
+            <w:tcBorders>
+              <w:bottom w:val="single" w:sz="4" w:color="C8CDC2"/>
+            </w:tcBorders>
+          </w:tcPr>
+          <w:p>
+            <w:pPr>
+              <w:spacing w:after="0"/>
+              <w:jc w:val="left"/>
+            </w:pPr>
+            <w:r>
+              <w:rPr>
+                <w:rFonts w:ascii="Trade Gothic Next" w:hAnsi="Trade Gothic Next"/>
+                <w:b/>
+                <w:color w:val="4D730E"/>
+                <w:sz w:val="20"/>
+                <w:u w:val="none"/>
+              </w:rPr>
+              <w:t xml:space="preserve">C   </w:t>
+            </w:r>
+            <w:r>
+              <w:rPr>
+                <w:rFonts w:ascii="Trade Gothic Next" w:hAnsi="Trade Gothic Next"/>
+                <w:b w:val="0"/>
+                <w:color w:val="14161B"/>
+                <w:sz w:val="20"/>
+                <w:u w:val="none"/>
+              </w:rPr>
+              <w:t>0</w:t>
+            </w:r>
+          </w:p>
+        </w:tc>
+        <w:tc>
+          <w:tcPr>
+            <w:tcW w:type="dxa" w:w="2549"/>
+            <w:vAlign w:val="center"/>
+            <w:tcMar>
+              <w:top w:w="20" w:type="dxa"/>
+              <w:left w:w="60" w:type="dxa"/>
+              <w:bottom w:w="60" w:type="dxa"/>
+              <w:right w:w="60" w:type="dxa"/>
+            </w:tcMar>
+            <w:tcBorders>
+              <w:bottom w:val="single" w:sz="4" w:color="C8CDC2"/>
+            </w:tcBorders>
+          </w:tcPr>
+          <w:p>
+            <w:pPr>
+              <w:spacing w:after="0"/>
+              <w:jc w:val="left"/>
+            </w:pPr>
+            <w:r>
+              <w:rPr>
+                <w:rFonts w:ascii="Trade Gothic Next" w:hAnsi="Trade Gothic Next"/>
+                <w:b/>
+                <w:color w:val="4D730E"/>
+                <w:sz w:val="20"/>
+                <w:u w:val="none"/>
+              </w:rPr>
+              <w:t xml:space="preserve">D   </w:t>
+            </w:r>
+            <w:r>
+              <w:rPr>
+                <w:rFonts w:ascii="Trade Gothic Next" w:hAnsi="Trade Gothic Next"/>
+                <w:b w:val="0"/>
+                <w:color w:val="14161B"/>
+                <w:sz w:val="20"/>
+                <w:u w:val="none"/>
+              </w:rPr>
+              <w:t>5+</w:t>
+            </w:r>
+          </w:p>
+        </w:tc>
+      </w:tr>
+    </w:tbl>
+    <w:tbl>
+      <w:tblPr>
+        <w:tblW w:type="auto" w:w="0"/>
+        <w:tblLayout w:type="fixed"/>
+        <w:tblLook w:firstColumn="1" w:firstRow="1" w:lastColumn="0" w:lastRow="0" w:noHBand="0" w:noVBand="1" w:val="04A0"/>
+        <w:tblLayout w:type="fixed"/>
+      </w:tblPr>
+      <w:tblGrid>
+        <w:gridCol w:w="648"/>
+        <w:gridCol w:w="2534"/>
+        <w:gridCol w:w="2534"/>
+        <w:gridCol w:w="2534"/>
+        <w:gridCol w:w="2549"/>
+      </w:tblGrid>
+      <w:tr>
+        <w:trPr>
+          <w:cantSplit/>
+        </w:trPr>
+        <w:tc>
+          <w:tcPr>
+            <w:tcW w:type="dxa" w:w="648"/>
+            <w:vMerge w:val="restart"/>
+            <w:vAlign w:val="center"/>
+            <w:tcMar>
+              <w:top w:w="40" w:type="dxa"/>
+              <w:left w:w="60" w:type="dxa"/>
+              <w:bottom w:w="40" w:type="dxa"/>
+              <w:right w:w="60" w:type="dxa"/>
+            </w:tcMar>
+            <w:tcBorders>
+              <w:bottom w:val="single" w:sz="4" w:color="C8CDC2"/>
+            </w:tcBorders>
+          </w:tcPr>
+          <w:p>
+            <w:pPr>
+              <w:keepNext/>
+              <w:spacing w:after="0"/>
+              <w:jc w:val="left"/>
+            </w:pPr>
+            <w:r>
+              <w:rPr>
+                <w:rFonts w:ascii="Trade Gothic Next" w:hAnsi="Trade Gothic Next"/>
+                <w:b/>
+                <w:color w:val="4D730E"/>
+                <w:sz w:val="22"/>
+                <w:u w:val="none"/>
+              </w:rPr>
+              <w:t>5</w:t>
+            </w:r>
+          </w:p>
+        </w:tc>
+        <w:tc>
+          <w:tcPr>
+            <w:tcW w:type="dxa" w:w="10151"/>
+            <w:gridSpan w:val="4"/>
+            <w:vAlign w:val="center"/>
+            <w:tcMar>
+              <w:top w:w="50" w:type="dxa"/>
+              <w:left w:w="60" w:type="dxa"/>
+              <w:bottom w:w="20" w:type="dxa"/>
+              <w:right w:w="60" w:type="dxa"/>
+            </w:tcMar>
+          </w:tcPr>
+          <w:p>
+            <w:pPr>
+              <w:keepNext/>
+              <w:spacing w:after="0"/>
+              <w:jc w:val="left"/>
+            </w:pPr>
+            <w:r>
+              <w:rPr>
+                <w:rFonts w:ascii="Trade Gothic Next" w:hAnsi="Trade Gothic Next"/>
+                <w:b/>
+                <w:color w:val="14161B"/>
+                <w:sz w:val="20"/>
+                <w:u w:val="none"/>
+              </w:rPr>
+              <w:t>Which sublevel fills right after 3d?</w:t>
+            </w:r>
+            <w:r>
+              <w:rPr>
+                <w:rFonts w:ascii="ShullHand" w:hAnsi="ShullHand"/>
+                <w:color w:val="4A2466"/>
+                <w:sz w:val="26"/>
+                <w:bdr w:val="single" w:sz="8" w:space="1" w:color="9F1D2C"/>
+              </w:rPr>
+              <w:t xml:space="preserve">   C</w:t>
+            </w:r>
+            <w:r>
+              <w:rPr>
+                <w:rFonts w:ascii="ShullHand" w:hAnsi="ShullHand"/>
+                <w:color w:val="16609A"/>
+                <w:sz w:val="20"/>
+              </w:rPr>
+              <w:t xml:space="preserve">  </w:t>
+            </w:r>
+            <w:r>
+              <w:rPr>
+                <w:rFonts w:ascii="Patrick Hand" w:hAnsi="Patrick Hand"/>
+                <w:color w:val="16609A"/>
+                <w:sz w:val="20"/>
+              </w:rPr>
+              <w:t>3</w:t>
+            </w:r>
+            <w:r>
+              <w:rPr>
+                <w:rFonts w:ascii="ShullHand" w:hAnsi="ShullHand"/>
+                <w:color w:val="16609A"/>
+                <w:sz w:val="20"/>
+              </w:rPr>
+              <w:t xml:space="preserve">d, then </w:t>
+            </w:r>
+            <w:r>
+              <w:rPr>
+                <w:rFonts w:ascii="Patrick Hand" w:hAnsi="Patrick Hand"/>
+                <w:color w:val="16609A"/>
+                <w:sz w:val="20"/>
+              </w:rPr>
+              <w:t>4</w:t>
+            </w:r>
+            <w:r>
+              <w:rPr>
+                <w:rFonts w:ascii="ShullHand" w:hAnsi="ShullHand"/>
+                <w:color w:val="16609A"/>
+                <w:sz w:val="20"/>
+              </w:rPr>
+              <w:t>p</w:t>
+            </w:r>
+          </w:p>
+        </w:tc>
+      </w:tr>
+      <w:tr>
+        <w:trPr>
+          <w:cantSplit/>
+        </w:trPr>
+        <w:tc>
+          <w:tcPr>
+            <w:tcW w:type="dxa" w:w="648"/>
+            <w:vMerge/>
+          </w:tcPr>
+          <w:p/>
+        </w:tc>
+        <w:tc>
+          <w:tcPr>
+            <w:tcW w:type="dxa" w:w="2534"/>
+            <w:vAlign w:val="center"/>
+            <w:tcMar>
+              <w:top w:w="20" w:type="dxa"/>
+              <w:left w:w="60" w:type="dxa"/>
+              <w:bottom w:w="60" w:type="dxa"/>
+              <w:right w:w="60" w:type="dxa"/>
+            </w:tcMar>
+            <w:tcBorders>
+              <w:bottom w:val="single" w:sz="4" w:color="C8CDC2"/>
+            </w:tcBorders>
+          </w:tcPr>
+          <w:p>
+            <w:pPr>
+              <w:spacing w:after="0"/>
+              <w:jc w:val="left"/>
+            </w:pPr>
+            <w:r>
+              <w:rPr>
+                <w:rFonts w:ascii="Trade Gothic Next" w:hAnsi="Trade Gothic Next"/>
+                <w:b/>
+                <w:color w:val="4D730E"/>
+                <w:sz w:val="20"/>
+                <w:u w:val="none"/>
+              </w:rPr>
+              <w:t xml:space="preserve">A   </w:t>
+            </w:r>
+            <w:r>
+              <w:rPr>
+                <w:rFonts w:ascii="Trade Gothic Next" w:hAnsi="Trade Gothic Next"/>
+                <w:b w:val="0"/>
+                <w:color w:val="14161B"/>
+                <w:sz w:val="20"/>
+                <w:u w:val="none"/>
+              </w:rPr>
+              <w:t>4s</w:t>
+            </w:r>
+          </w:p>
+        </w:tc>
+        <w:tc>
+          <w:tcPr>
+            <w:tcW w:type="dxa" w:w="2534"/>
+            <w:vAlign w:val="center"/>
+            <w:tcMar>
+              <w:top w:w="20" w:type="dxa"/>
+              <w:left w:w="60" w:type="dxa"/>
+              <w:bottom w:w="60" w:type="dxa"/>
+              <w:right w:w="60" w:type="dxa"/>
+            </w:tcMar>
+            <w:tcBorders>
+              <w:bottom w:val="single" w:sz="4" w:color="C8CDC2"/>
+            </w:tcBorders>
+          </w:tcPr>
+          <w:p>
+            <w:pPr>
+              <w:spacing w:after="0"/>
+              <w:jc w:val="left"/>
+            </w:pPr>
+            <w:r>
+              <w:rPr>
+                <w:rFonts w:ascii="Trade Gothic Next" w:hAnsi="Trade Gothic Next"/>
+                <w:b/>
+                <w:color w:val="4D730E"/>
+                <w:sz w:val="20"/>
+                <w:u w:val="none"/>
+              </w:rPr>
+              <w:t xml:space="preserve">B   </w:t>
+            </w:r>
+            <w:r>
+              <w:rPr>
+                <w:rFonts w:ascii="Trade Gothic Next" w:hAnsi="Trade Gothic Next"/>
+                <w:b w:val="0"/>
+                <w:color w:val="14161B"/>
+                <w:sz w:val="20"/>
+                <w:u w:val="none"/>
+              </w:rPr>
+              <w:t>4d</w:t>
+            </w:r>
+          </w:p>
+        </w:tc>
+        <w:tc>
+          <w:tcPr>
+            <w:tcW w:type="dxa" w:w="2534"/>
+            <w:vAlign w:val="center"/>
+            <w:tcMar>
+              <w:top w:w="20" w:type="dxa"/>
+              <w:left w:w="60" w:type="dxa"/>
+              <w:bottom w:w="60" w:type="dxa"/>
+              <w:right w:w="60" w:type="dxa"/>
+            </w:tcMar>
+            <w:tcBorders>
+              <w:bottom w:val="single" w:sz="4" w:color="C8CDC2"/>
+            </w:tcBorders>
+          </w:tcPr>
+          <w:p>
+            <w:pPr>
+              <w:spacing w:after="0"/>
+              <w:jc w:val="left"/>
+            </w:pPr>
+            <w:r>
+              <w:rPr>
+                <w:rFonts w:ascii="Trade Gothic Next" w:hAnsi="Trade Gothic Next"/>
+                <w:b/>
+                <w:color w:val="4D730E"/>
+                <w:sz w:val="20"/>
+                <w:u w:val="none"/>
+              </w:rPr>
+              <w:t xml:space="preserve">C   </w:t>
+            </w:r>
+            <w:r>
+              <w:rPr>
+                <w:rFonts w:ascii="Trade Gothic Next" w:hAnsi="Trade Gothic Next"/>
+                <w:b/>
+                <w:color w:val="14161B"/>
+                <w:sz w:val="20"/>
+                <w:u w:val="none"/>
+              </w:rPr>
+              <w:t>4p</w:t>
+            </w:r>
+          </w:p>
+        </w:tc>
+        <w:tc>
+          <w:tcPr>
+            <w:tcW w:type="dxa" w:w="2549"/>
+            <w:vAlign w:val="center"/>
+            <w:tcMar>
+              <w:top w:w="20" w:type="dxa"/>
+              <w:left w:w="60" w:type="dxa"/>
+              <w:bottom w:w="60" w:type="dxa"/>
+              <w:right w:w="60" w:type="dxa"/>
+            </w:tcMar>
+            <w:tcBorders>
+              <w:bottom w:val="single" w:sz="4" w:color="C8CDC2"/>
+            </w:tcBorders>
+          </w:tcPr>
+          <w:p>
+            <w:pPr>
+              <w:spacing w:after="0"/>
+              <w:jc w:val="left"/>
+            </w:pPr>
+            <w:r>
+              <w:rPr>
+                <w:rFonts w:ascii="Trade Gothic Next" w:hAnsi="Trade Gothic Next"/>
+                <w:b/>
+                <w:color w:val="4D730E"/>
+                <w:sz w:val="20"/>
+                <w:u w:val="none"/>
+              </w:rPr>
+              <w:t xml:space="preserve">D   </w:t>
+            </w:r>
+            <w:r>
+              <w:rPr>
+                <w:rFonts w:ascii="Trade Gothic Next" w:hAnsi="Trade Gothic Next"/>
+                <w:b w:val="0"/>
+                <w:color w:val="14161B"/>
+                <w:sz w:val="20"/>
+                <w:u w:val="none"/>
+              </w:rPr>
+              <w:t>3f</w:t>
             </w:r>
           </w:p>
         </w:tc>
@@ -304,25 +1862,106 @@
     </w:tbl>
     <w:p>
       <w:pPr>
-        <w:spacing w:before="0" w:after="0" w:line="80" w:lineRule="exact"/>
+        <w:spacing w:before="0" w:after="0" w:line="120" w:lineRule="exact"/>
       </w:pPr>
       <w:r>
         <w:rPr>
           <w:rFonts w:ascii="Trade Gothic Next" w:hAnsi="Trade Gothic Next"/>
-          <w:sz w:val="4"/>
+          <w:sz w:val="8"/>
         </w:rPr>
       </w:r>
     </w:p>
     <w:tbl>
       <w:tblPr>
         <w:tblW w:type="auto" w:w="0"/>
-        <w:jc w:val="left"/>
         <w:tblLayout w:type="fixed"/>
         <w:tblLook w:firstColumn="1" w:firstRow="1" w:lastColumn="0" w:lastRow="0" w:noHBand="0" w:noVBand="1" w:val="04A0"/>
         <w:tblLayout w:type="fixed"/>
       </w:tblPr>
       <w:tblGrid>
-        <w:gridCol w:w="10800"/>
+        <w:gridCol w:w="9072"/>
+        <w:gridCol w:w="1728"/>
+      </w:tblGrid>
+      <w:tr>
+        <w:tc>
+          <w:tcPr>
+            <w:tcW w:type="dxa" w:w="9072"/>
+            <w:tcBorders>
+              <w:top w:val="single" w:sz="12" w:color="14161B"/>
+              <w:bottom w:val="single" w:sz="18" w:color="A3E635"/>
+            </w:tcBorders>
+            <w:vAlign w:val="center"/>
+            <w:tcMar>
+              <w:top w:w="30" w:type="dxa"/>
+              <w:left w:w="0" w:type="dxa"/>
+              <w:bottom w:w="30" w:type="dxa"/>
+              <w:right w:w="60" w:type="dxa"/>
+            </w:tcMar>
+          </w:tcPr>
+          <w:p>
+            <w:pPr>
+              <w:keepNext/>
+              <w:spacing w:after="0"/>
+              <w:jc w:val="left"/>
+            </w:pPr>
+            <w:r>
+              <w:rPr>
+                <w:rFonts w:ascii="Trade Gothic Next" w:hAnsi="Trade Gothic Next"/>
+                <w:b/>
+                <w:color w:val="14161B"/>
+                <w:sz w:val="18"/>
+                <w:u w:val="none"/>
+              </w:rPr>
+              <w:t>PART 2  ·  LONGHAND CONFIGURATION AND ORBITAL DIAGRAM</w:t>
+            </w:r>
+          </w:p>
+        </w:tc>
+        <w:tc>
+          <w:tcPr>
+            <w:tcW w:type="dxa" w:w="1728"/>
+            <w:tcBorders>
+              <w:top w:val="single" w:sz="12" w:color="14161B"/>
+              <w:bottom w:val="single" w:sz="18" w:color="A3E635"/>
+            </w:tcBorders>
+            <w:vAlign w:val="center"/>
+            <w:tcMar>
+              <w:top w:w="30" w:type="dxa"/>
+              <w:left w:w="60" w:type="dxa"/>
+              <w:bottom w:w="30" w:type="dxa"/>
+              <w:right w:w="60" w:type="dxa"/>
+            </w:tcMar>
+          </w:tcPr>
+          <w:p>
+            <w:pPr>
+              <w:keepNext/>
+              <w:spacing w:after="0"/>
+              <w:jc w:val="right"/>
+            </w:pPr>
+            <w:r>
+              <w:rPr>
+                <w:rFonts w:ascii="Trade Gothic Next" w:hAnsi="Trade Gothic Next"/>
+                <w:b/>
+                <w:color w:val="55604F"/>
+                <w:sz w:val="17"/>
+                <w:u w:val="none"/>
+              </w:rPr>
+              <w:t>8 pts</w:t>
+            </w:r>
+          </w:p>
+        </w:tc>
+      </w:tr>
+    </w:tbl>
+    <w:tbl>
+      <w:tblPr>
+        <w:tblW w:type="auto" w:w="0"/>
+        <w:tblLayout w:type="fixed"/>
+        <w:tblLook w:firstColumn="1" w:firstRow="1" w:lastColumn="0" w:lastRow="0" w:noHBand="0" w:noVBand="1" w:val="04A0"/>
+        <w:tblLayout w:type="fixed"/>
+      </w:tblPr>
+      <w:tblGrid>
+        <w:gridCol w:w="648"/>
+        <w:gridCol w:w="2520"/>
+        <w:gridCol w:w="7632"/>
       </w:tblGrid>
       <w:tr>
         <w:trPr>
@@ -330,31 +1969,54 @@
         </w:trPr>
         <w:tc>
           <w:tcPr>
-            <w:tcW w:type="dxa" w:w="10800"/>
+            <w:tcW w:type="dxa" w:w="648"/>
+            <w:vMerge w:val="restart"/>
+            <w:vAlign w:val="center"/>
+            <w:tcMar>
+              <w:top w:w="40" w:type="dxa"/>
+              <w:left w:w="60" w:type="dxa"/>
+              <w:bottom w:w="40" w:type="dxa"/>
+              <w:right w:w="60" w:type="dxa"/>
+            </w:tcMar>
             <w:tcBorders>
-              <w:top w:val="single" w:sz="6" w:color="C8CDC2"/>
-              <w:left w:val="single" w:sz="6" w:color="C8CDC2"/>
-              <w:bottom w:val="single" w:sz="6" w:color="C8CDC2"/>
-              <w:right w:val="single" w:sz="6" w:color="C8CDC2"/>
+              <w:bottom w:val="single" w:sz="4" w:color="C8CDC2"/>
             </w:tcBorders>
           </w:tcPr>
           <w:p>
             <w:pPr>
-              <w:tabs>
-                <w:tab w:pos="10224" w:val="right"/>
-              </w:tabs>
-              <w:spacing w:after="40"/>
+              <w:spacing w:after="0"/>
+              <w:jc w:val="left"/>
             </w:pPr>
             <w:r>
               <w:rPr>
                 <w:rFonts w:ascii="Trade Gothic Next" w:hAnsi="Trade Gothic Next"/>
                 <w:b/>
                 <w:color w:val="4D730E"/>
-                <w:sz w:val="21"/>
+                <w:sz w:val="22"/>
                 <w:u w:val="none"/>
               </w:rPr>
-              <w:t xml:space="preserve">1   </w:t>
+              <w:t>6</w:t>
             </w:r>
+          </w:p>
+        </w:tc>
+        <w:tc>
+          <w:tcPr>
+            <w:tcW w:type="dxa" w:w="10152"/>
+            <w:gridSpan w:val="2"/>
+            <w:vAlign w:val="center"/>
+            <w:tcMar>
+              <w:top w:w="50" w:type="dxa"/>
+              <w:left w:w="60" w:type="dxa"/>
+              <w:bottom w:w="10" w:type="dxa"/>
+              <w:right w:w="60" w:type="dxa"/>
+            </w:tcMar>
+          </w:tcPr>
+          <w:p>
+            <w:pPr>
+              <w:keepNext/>
+              <w:spacing w:after="0"/>
+              <w:jc w:val="left"/>
+            </w:pPr>
             <w:r>
               <w:rPr>
                 <w:rFonts w:ascii="Trade Gothic Next" w:hAnsi="Trade Gothic Next"/>
@@ -369,21 +2031,429 @@
               <w:rPr>
                 <w:rFonts w:ascii="Trade Gothic Next" w:hAnsi="Trade Gothic Next"/>
                 <w:b w:val="0"/>
-                <w:sz w:val="18"/>
+                <w:color w:val="55604F"/>
+                <w:sz w:val="16"/>
                 <w:u w:val="none"/>
               </w:rPr>
-              <w:tab/>
+              <w:t xml:space="preserve">     4 pts: 2 configuration, 2 diagram</w:t>
             </w:r>
+          </w:p>
+        </w:tc>
+      </w:tr>
+      <w:tr>
+        <w:trPr>
+          <w:cantSplit/>
+        </w:trPr>
+        <w:tc>
+          <w:tcPr>
+            <w:tcW w:type="dxa" w:w="648"/>
+            <w:vMerge/>
+          </w:tcPr>
+          <w:p/>
+        </w:tc>
+        <w:tc>
+          <w:tcPr>
+            <w:tcW w:type="dxa" w:w="2520"/>
+            <w:vAlign w:val="center"/>
+            <w:tcMar>
+              <w:top w:w="40" w:type="dxa"/>
+              <w:left w:w="60" w:type="dxa"/>
+              <w:bottom w:w="40" w:type="dxa"/>
+              <w:right w:w="60" w:type="dxa"/>
+            </w:tcMar>
+          </w:tcPr>
+          <w:p>
+            <w:pPr>
+              <w:keepNext/>
+              <w:spacing w:after="0"/>
+              <w:jc w:val="left"/>
+            </w:pPr>
             <w:r>
               <w:rPr>
                 <w:rFonts w:ascii="Trade Gothic Next" w:hAnsi="Trade Gothic Next"/>
                 <w:b/>
-                <w:color w:val="55604F"/>
-                <w:sz w:val="16"/>
+                <w:color w:val="14161B"/>
+                <w:sz w:val="18"/>
                 <w:u w:val="none"/>
               </w:rPr>
-              <w:t>4 pts</w:t>
+              <w:t>Electron configuration</w:t>
             </w:r>
+          </w:p>
+        </w:tc>
+        <w:tc>
+          <w:tcPr>
+            <w:tcW w:type="dxa" w:w="7632"/>
+            <w:vAlign w:val="center"/>
+            <w:tcMar>
+              <w:top w:w="40" w:type="dxa"/>
+              <w:left w:w="60" w:type="dxa"/>
+              <w:bottom w:w="40" w:type="dxa"/>
+              <w:right w:w="60" w:type="dxa"/>
+            </w:tcMar>
+            <w:tcBorders>
+              <w:bottom w:val="single" w:sz="4" w:color="C8CDC2"/>
+            </w:tcBorders>
+          </w:tcPr>
+          <w:p>
+            <w:pPr>
+              <w:spacing w:after="0"/>
+              <w:jc w:val="left"/>
+            </w:pPr>
+            <w:r>
+              <w:rPr>
+                <w:rFonts w:ascii="Patrick Hand" w:hAnsi="Patrick Hand"/>
+                <w:color w:val="4A2466"/>
+                <w:sz w:val="24"/>
+                <w:bdr w:val="single" w:sz="8" w:space="1" w:color="9F1D2C"/>
+              </w:rPr>
+              <w:t>1</w:t>
+            </w:r>
+            <w:r>
+              <w:rPr>
+                <w:rFonts w:ascii="ShullHand" w:hAnsi="ShullHand"/>
+                <w:color w:val="4A2466"/>
+                <w:sz w:val="24"/>
+                <w:bdr w:val="single" w:sz="8" w:space="1" w:color="9F1D2C"/>
+              </w:rPr>
+              <w:t>s</w:t>
+            </w:r>
+            <w:r>
+              <w:rPr>
+                <w:rFonts w:ascii="Patrick Hand" w:hAnsi="Patrick Hand"/>
+                <w:color w:val="4A2466"/>
+                <w:sz w:val="24"/>
+                <w:vertAlign w:val="superscript"/>
+                <w:bdr w:val="single" w:sz="8" w:space="1" w:color="9F1D2C"/>
+              </w:rPr>
+              <w:t>2</w:t>
+            </w:r>
+            <w:r>
+              <w:rPr>
+                <w:rFonts w:ascii="ShullHand" w:hAnsi="ShullHand"/>
+                <w:color w:val="4A2466"/>
+                <w:sz w:val="24"/>
+                <w:bdr w:val="single" w:sz="8" w:space="1" w:color="9F1D2C"/>
+              </w:rPr>
+              <w:t xml:space="preserve"> </w:t>
+            </w:r>
+            <w:r>
+              <w:rPr>
+                <w:rFonts w:ascii="Patrick Hand" w:hAnsi="Patrick Hand"/>
+                <w:color w:val="4A2466"/>
+                <w:sz w:val="24"/>
+                <w:bdr w:val="single" w:sz="8" w:space="1" w:color="9F1D2C"/>
+              </w:rPr>
+              <w:t>2</w:t>
+            </w:r>
+            <w:r>
+              <w:rPr>
+                <w:rFonts w:ascii="ShullHand" w:hAnsi="ShullHand"/>
+                <w:color w:val="4A2466"/>
+                <w:sz w:val="24"/>
+                <w:bdr w:val="single" w:sz="8" w:space="1" w:color="9F1D2C"/>
+              </w:rPr>
+              <w:t>s</w:t>
+            </w:r>
+            <w:r>
+              <w:rPr>
+                <w:rFonts w:ascii="Patrick Hand" w:hAnsi="Patrick Hand"/>
+                <w:color w:val="4A2466"/>
+                <w:sz w:val="24"/>
+                <w:vertAlign w:val="superscript"/>
+                <w:bdr w:val="single" w:sz="8" w:space="1" w:color="9F1D2C"/>
+              </w:rPr>
+              <w:t>2</w:t>
+            </w:r>
+            <w:r>
+              <w:rPr>
+                <w:rFonts w:ascii="ShullHand" w:hAnsi="ShullHand"/>
+                <w:color w:val="4A2466"/>
+                <w:sz w:val="24"/>
+                <w:bdr w:val="single" w:sz="8" w:space="1" w:color="9F1D2C"/>
+              </w:rPr>
+              <w:t xml:space="preserve"> </w:t>
+            </w:r>
+            <w:r>
+              <w:rPr>
+                <w:rFonts w:ascii="Patrick Hand" w:hAnsi="Patrick Hand"/>
+                <w:color w:val="4A2466"/>
+                <w:sz w:val="24"/>
+                <w:bdr w:val="single" w:sz="8" w:space="1" w:color="9F1D2C"/>
+              </w:rPr>
+              <w:t>2</w:t>
+            </w:r>
+            <w:r>
+              <w:rPr>
+                <w:rFonts w:ascii="ShullHand" w:hAnsi="ShullHand"/>
+                <w:color w:val="4A2466"/>
+                <w:sz w:val="24"/>
+                <w:bdr w:val="single" w:sz="8" w:space="1" w:color="9F1D2C"/>
+              </w:rPr>
+              <w:t>p</w:t>
+            </w:r>
+            <w:r>
+              <w:rPr>
+                <w:rFonts w:ascii="Patrick Hand" w:hAnsi="Patrick Hand"/>
+                <w:color w:val="4A2466"/>
+                <w:sz w:val="24"/>
+                <w:vertAlign w:val="superscript"/>
+                <w:bdr w:val="single" w:sz="8" w:space="1" w:color="9F1D2C"/>
+              </w:rPr>
+              <w:t>6</w:t>
+            </w:r>
+            <w:r>
+              <w:rPr>
+                <w:rFonts w:ascii="ShullHand" w:hAnsi="ShullHand"/>
+                <w:color w:val="4A2466"/>
+                <w:sz w:val="24"/>
+                <w:bdr w:val="single" w:sz="8" w:space="1" w:color="9F1D2C"/>
+              </w:rPr>
+              <w:t xml:space="preserve"> </w:t>
+            </w:r>
+            <w:r>
+              <w:rPr>
+                <w:rFonts w:ascii="Patrick Hand" w:hAnsi="Patrick Hand"/>
+                <w:color w:val="4A2466"/>
+                <w:sz w:val="24"/>
+                <w:bdr w:val="single" w:sz="8" w:space="1" w:color="9F1D2C"/>
+              </w:rPr>
+              <w:t>3</w:t>
+            </w:r>
+            <w:r>
+              <w:rPr>
+                <w:rFonts w:ascii="ShullHand" w:hAnsi="ShullHand"/>
+                <w:color w:val="4A2466"/>
+                <w:sz w:val="24"/>
+                <w:bdr w:val="single" w:sz="8" w:space="1" w:color="9F1D2C"/>
+              </w:rPr>
+              <w:t>s</w:t>
+            </w:r>
+            <w:r>
+              <w:rPr>
+                <w:rFonts w:ascii="Patrick Hand" w:hAnsi="Patrick Hand"/>
+                <w:color w:val="4A2466"/>
+                <w:sz w:val="24"/>
+                <w:vertAlign w:val="superscript"/>
+                <w:bdr w:val="single" w:sz="8" w:space="1" w:color="9F1D2C"/>
+              </w:rPr>
+              <w:t>2</w:t>
+            </w:r>
+            <w:r>
+              <w:rPr>
+                <w:rFonts w:ascii="ShullHand" w:hAnsi="ShullHand"/>
+                <w:color w:val="4A2466"/>
+                <w:sz w:val="24"/>
+                <w:bdr w:val="single" w:sz="8" w:space="1" w:color="9F1D2C"/>
+              </w:rPr>
+              <w:t xml:space="preserve"> </w:t>
+            </w:r>
+            <w:r>
+              <w:rPr>
+                <w:rFonts w:ascii="Patrick Hand" w:hAnsi="Patrick Hand"/>
+                <w:color w:val="4A2466"/>
+                <w:sz w:val="24"/>
+                <w:bdr w:val="single" w:sz="8" w:space="1" w:color="9F1D2C"/>
+              </w:rPr>
+              <w:t>3</w:t>
+            </w:r>
+            <w:r>
+              <w:rPr>
+                <w:rFonts w:ascii="ShullHand" w:hAnsi="ShullHand"/>
+                <w:color w:val="4A2466"/>
+                <w:sz w:val="24"/>
+                <w:bdr w:val="single" w:sz="8" w:space="1" w:color="9F1D2C"/>
+              </w:rPr>
+              <w:t>p</w:t>
+            </w:r>
+            <w:r>
+              <w:rPr>
+                <w:rFonts w:ascii="Patrick Hand" w:hAnsi="Patrick Hand"/>
+                <w:color w:val="4A2466"/>
+                <w:sz w:val="24"/>
+                <w:vertAlign w:val="superscript"/>
+                <w:bdr w:val="single" w:sz="8" w:space="1" w:color="9F1D2C"/>
+              </w:rPr>
+              <w:t>6</w:t>
+            </w:r>
+            <w:r>
+              <w:rPr>
+                <w:rFonts w:ascii="ShullHand" w:hAnsi="ShullHand"/>
+                <w:color w:val="4A2466"/>
+                <w:sz w:val="24"/>
+                <w:bdr w:val="single" w:sz="8" w:space="1" w:color="9F1D2C"/>
+              </w:rPr>
+              <w:t xml:space="preserve"> </w:t>
+            </w:r>
+            <w:r>
+              <w:rPr>
+                <w:rFonts w:ascii="Patrick Hand" w:hAnsi="Patrick Hand"/>
+                <w:color w:val="4A2466"/>
+                <w:sz w:val="24"/>
+                <w:bdr w:val="single" w:sz="8" w:space="1" w:color="9F1D2C"/>
+              </w:rPr>
+              <w:t>4</w:t>
+            </w:r>
+            <w:r>
+              <w:rPr>
+                <w:rFonts w:ascii="ShullHand" w:hAnsi="ShullHand"/>
+                <w:color w:val="4A2466"/>
+                <w:sz w:val="24"/>
+                <w:bdr w:val="single" w:sz="8" w:space="1" w:color="9F1D2C"/>
+              </w:rPr>
+              <w:t>s</w:t>
+            </w:r>
+            <w:r>
+              <w:rPr>
+                <w:rFonts w:ascii="Patrick Hand" w:hAnsi="Patrick Hand"/>
+                <w:color w:val="4A2466"/>
+                <w:sz w:val="24"/>
+                <w:vertAlign w:val="superscript"/>
+                <w:bdr w:val="single" w:sz="8" w:space="1" w:color="9F1D2C"/>
+              </w:rPr>
+              <w:t>2</w:t>
+            </w:r>
+            <w:r>
+              <w:rPr>
+                <w:rFonts w:ascii="ShullHand" w:hAnsi="ShullHand"/>
+                <w:color w:val="4A2466"/>
+                <w:sz w:val="24"/>
+                <w:bdr w:val="single" w:sz="8" w:space="1" w:color="9F1D2C"/>
+              </w:rPr>
+              <w:t xml:space="preserve"> </w:t>
+            </w:r>
+            <w:r>
+              <w:rPr>
+                <w:rFonts w:ascii="Patrick Hand" w:hAnsi="Patrick Hand"/>
+                <w:color w:val="4A2466"/>
+                <w:sz w:val="24"/>
+                <w:bdr w:val="single" w:sz="8" w:space="1" w:color="9F1D2C"/>
+              </w:rPr>
+              <w:t>3</w:t>
+            </w:r>
+            <w:r>
+              <w:rPr>
+                <w:rFonts w:ascii="ShullHand" w:hAnsi="ShullHand"/>
+                <w:color w:val="4A2466"/>
+                <w:sz w:val="24"/>
+                <w:bdr w:val="single" w:sz="8" w:space="1" w:color="9F1D2C"/>
+              </w:rPr>
+              <w:t>d</w:t>
+            </w:r>
+            <w:r>
+              <w:rPr>
+                <w:rFonts w:ascii="Patrick Hand" w:hAnsi="Patrick Hand"/>
+                <w:color w:val="4A2466"/>
+                <w:sz w:val="24"/>
+                <w:vertAlign w:val="superscript"/>
+                <w:bdr w:val="single" w:sz="8" w:space="1" w:color="9F1D2C"/>
+              </w:rPr>
+              <w:t>10</w:t>
+            </w:r>
+            <w:r>
+              <w:rPr>
+                <w:rFonts w:ascii="ShullHand" w:hAnsi="ShullHand"/>
+                <w:color w:val="4A2466"/>
+                <w:sz w:val="24"/>
+                <w:bdr w:val="single" w:sz="8" w:space="1" w:color="9F1D2C"/>
+              </w:rPr>
+              <w:t xml:space="preserve"> </w:t>
+            </w:r>
+            <w:r>
+              <w:rPr>
+                <w:rFonts w:ascii="Patrick Hand" w:hAnsi="Patrick Hand"/>
+                <w:color w:val="4A2466"/>
+                <w:sz w:val="24"/>
+                <w:bdr w:val="single" w:sz="8" w:space="1" w:color="9F1D2C"/>
+              </w:rPr>
+              <w:t>4</w:t>
+            </w:r>
+            <w:r>
+              <w:rPr>
+                <w:rFonts w:ascii="ShullHand" w:hAnsi="ShullHand"/>
+                <w:color w:val="4A2466"/>
+                <w:sz w:val="24"/>
+                <w:bdr w:val="single" w:sz="8" w:space="1" w:color="9F1D2C"/>
+              </w:rPr>
+              <w:t>p</w:t>
+            </w:r>
+            <w:r>
+              <w:rPr>
+                <w:rFonts w:ascii="Patrick Hand" w:hAnsi="Patrick Hand"/>
+                <w:color w:val="4A2466"/>
+                <w:sz w:val="24"/>
+                <w:vertAlign w:val="superscript"/>
+                <w:bdr w:val="single" w:sz="8" w:space="1" w:color="9F1D2C"/>
+              </w:rPr>
+              <w:t>3</w:t>
+            </w:r>
+          </w:p>
+        </w:tc>
+      </w:tr>
+      <w:tr>
+        <w:trPr>
+          <w:cantSplit/>
+          <w:cantSplit/>
+          <w:trHeight w:val="1224" w:hRule="atLeast"/>
+        </w:trPr>
+        <w:tc>
+          <w:tcPr>
+            <w:tcW w:type="dxa" w:w="648"/>
+            <w:vMerge/>
+          </w:tcPr>
+          <w:p/>
+        </w:tc>
+        <w:tc>
+          <w:tcPr>
+            <w:tcW w:type="dxa" w:w="2520"/>
+            <w:vAlign w:val="center"/>
+            <w:tcMar>
+              <w:top w:w="40" w:type="dxa"/>
+              <w:left w:w="60" w:type="dxa"/>
+              <w:bottom w:w="40" w:type="dxa"/>
+              <w:right w:w="60" w:type="dxa"/>
+            </w:tcMar>
+          </w:tcPr>
+          <w:p>
+            <w:pPr>
+              <w:keepNext w:val="0"/>
+              <w:spacing w:after="0"/>
+              <w:jc w:val="left"/>
+            </w:pPr>
+            <w:r>
+              <w:rPr>
+                <w:rFonts w:ascii="Trade Gothic Next" w:hAnsi="Trade Gothic Next"/>
+                <w:b/>
+                <w:color w:val="14161B"/>
+                <w:sz w:val="18"/>
+                <w:u w:val="none"/>
+              </w:rPr>
+              <w:t>Orbital diagram</w:t>
+            </w:r>
+          </w:p>
+        </w:tc>
+        <w:tc>
+          <w:tcPr>
+            <w:tcW w:type="dxa" w:w="7632"/>
+            <w:vAlign w:val="center"/>
+            <w:tcMar>
+              <w:top w:w="40" w:type="dxa"/>
+              <w:left w:w="60" w:type="dxa"/>
+              <w:bottom w:w="40" w:type="dxa"/>
+              <w:right w:w="60" w:type="dxa"/>
+            </w:tcMar>
+            <w:tcBorders>
+              <w:top w:val="single" w:sz="4" w:color="C8CDC2"/>
+              <w:left w:val="single" w:sz="4" w:color="C8CDC2"/>
+              <w:bottom w:val="single" w:sz="4" w:color="C8CDC2"/>
+              <w:right w:val="single" w:sz="4" w:color="C8CDC2"/>
+            </w:tcBorders>
+          </w:tcPr>
+          <w:p>
+            <w:pPr>
+              <w:spacing w:after="0"/>
+              <w:jc w:val="left"/>
+              <w:spacing w:before="0" w:after="0" w:line="20" w:lineRule="exact"/>
+            </w:pPr>
           </w:p>
           <w:tbl>
             <w:tblPr>
@@ -393,414 +2463,32 @@
               <w:tblLayout w:type="fixed"/>
             </w:tblPr>
             <w:tblGrid>
-              <w:gridCol w:w="2304"/>
-              <w:gridCol w:w="7920"/>
-            </w:tblGrid>
-            <w:tr>
-              <w:trPr>
-                <w:cantSplit/>
-                <w:trHeight w:val="518" w:hRule="atLeast"/>
-              </w:trPr>
-              <w:tc>
-                <w:tcPr>
-                  <w:tcW w:type="dxa" w:w="2304"/>
-                  <w:vAlign w:val="bottom"/>
-                  <w:tcMar>
-                    <w:top w:w="0" w:type="dxa"/>
-                    <w:left w:w="0" w:type="dxa"/>
-                    <w:bottom w:w="10" w:type="dxa"/>
-                    <w:right w:w="0" w:type="dxa"/>
-                  </w:tcMar>
-                </w:tcPr>
-                <w:p>
-                  <w:pPr>
-                    <w:spacing w:after="0"/>
-                  </w:pPr>
-                  <w:r>
-                    <w:rPr>
-                      <w:rFonts w:ascii="Trade Gothic Next" w:hAnsi="Trade Gothic Next"/>
-                      <w:b/>
-                      <w:color w:val="14161B"/>
-                      <w:sz w:val="18"/>
-                      <w:u w:val="none"/>
-                    </w:rPr>
-                    <w:t>Electron configuration</w:t>
-                  </w:r>
-                </w:p>
-              </w:tc>
-              <w:tc>
-                <w:tcPr>
-                  <w:tcW w:type="dxa" w:w="7920"/>
-                  <w:vAlign w:val="bottom"/>
-                  <w:tcMar>
-                    <w:top w:w="0" w:type="dxa"/>
-                    <w:left w:w="0" w:type="dxa"/>
-                    <w:bottom w:w="10" w:type="dxa"/>
-                    <w:right w:w="0" w:type="dxa"/>
-                  </w:tcMar>
-                  <w:tcBorders>
-                    <w:bottom w:val="single" w:sz="6" w:color="C8CDC2"/>
-                  </w:tcBorders>
-                </w:tcPr>
-                <w:p>
-                  <w:pPr>
-                    <w:spacing w:after="0"/>
-                  </w:pPr>
-                  <w:r>
-                    <w:rPr>
-                      <w:rFonts w:ascii="Patrick Hand" w:hAnsi="Patrick Hand"/>
-                      <w:color w:val="4A2466"/>
-                      <w:sz w:val="26"/>
-                      <w:bdr w:val="single" w:sz="8" w:space="1" w:color="9F1D2C"/>
-                    </w:rPr>
-                    <w:t>1</w:t>
-                  </w:r>
-                  <w:r>
-                    <w:rPr>
-                      <w:rFonts w:ascii="ShullHand" w:hAnsi="ShullHand"/>
-                      <w:color w:val="4A2466"/>
-                      <w:sz w:val="26"/>
-                      <w:bdr w:val="single" w:sz="8" w:space="1" w:color="9F1D2C"/>
-                    </w:rPr>
-                    <w:t>s</w:t>
-                  </w:r>
-                  <w:r>
-                    <w:rPr>
-                      <w:rFonts w:ascii="Patrick Hand" w:hAnsi="Patrick Hand"/>
-                      <w:color w:val="4A2466"/>
-                      <w:sz w:val="26"/>
-                      <w:vertAlign w:val="superscript"/>
-                      <w:bdr w:val="single" w:sz="8" w:space="1" w:color="9F1D2C"/>
-                    </w:rPr>
-                    <w:t>2</w:t>
-                  </w:r>
-                  <w:r>
-                    <w:rPr>
-                      <w:rFonts w:ascii="ShullHand" w:hAnsi="ShullHand"/>
-                      <w:color w:val="4A2466"/>
-                      <w:sz w:val="26"/>
-                      <w:bdr w:val="single" w:sz="8" w:space="1" w:color="9F1D2C"/>
-                    </w:rPr>
-                    <w:t xml:space="preserve"> </w:t>
-                  </w:r>
-                  <w:r>
-                    <w:rPr>
-                      <w:rFonts w:ascii="Patrick Hand" w:hAnsi="Patrick Hand"/>
-                      <w:color w:val="4A2466"/>
-                      <w:sz w:val="26"/>
-                      <w:bdr w:val="single" w:sz="8" w:space="1" w:color="9F1D2C"/>
-                    </w:rPr>
-                    <w:t>2</w:t>
-                  </w:r>
-                  <w:r>
-                    <w:rPr>
-                      <w:rFonts w:ascii="ShullHand" w:hAnsi="ShullHand"/>
-                      <w:color w:val="4A2466"/>
-                      <w:sz w:val="26"/>
-                      <w:bdr w:val="single" w:sz="8" w:space="1" w:color="9F1D2C"/>
-                    </w:rPr>
-                    <w:t>s</w:t>
-                  </w:r>
-                  <w:r>
-                    <w:rPr>
-                      <w:rFonts w:ascii="Patrick Hand" w:hAnsi="Patrick Hand"/>
-                      <w:color w:val="4A2466"/>
-                      <w:sz w:val="26"/>
-                      <w:vertAlign w:val="superscript"/>
-                      <w:bdr w:val="single" w:sz="8" w:space="1" w:color="9F1D2C"/>
-                    </w:rPr>
-                    <w:t>2</w:t>
-                  </w:r>
-                  <w:r>
-                    <w:rPr>
-                      <w:rFonts w:ascii="ShullHand" w:hAnsi="ShullHand"/>
-                      <w:color w:val="4A2466"/>
-                      <w:sz w:val="26"/>
-                      <w:bdr w:val="single" w:sz="8" w:space="1" w:color="9F1D2C"/>
-                    </w:rPr>
-                    <w:t xml:space="preserve"> </w:t>
-                  </w:r>
-                  <w:r>
-                    <w:rPr>
-                      <w:rFonts w:ascii="Patrick Hand" w:hAnsi="Patrick Hand"/>
-                      <w:color w:val="4A2466"/>
-                      <w:sz w:val="26"/>
-                      <w:bdr w:val="single" w:sz="8" w:space="1" w:color="9F1D2C"/>
-                    </w:rPr>
-                    <w:t>2</w:t>
-                  </w:r>
-                  <w:r>
-                    <w:rPr>
-                      <w:rFonts w:ascii="ShullHand" w:hAnsi="ShullHand"/>
-                      <w:color w:val="4A2466"/>
-                      <w:sz w:val="26"/>
-                      <w:bdr w:val="single" w:sz="8" w:space="1" w:color="9F1D2C"/>
-                    </w:rPr>
-                    <w:t>p</w:t>
-                  </w:r>
-                  <w:r>
-                    <w:rPr>
-                      <w:rFonts w:ascii="Patrick Hand" w:hAnsi="Patrick Hand"/>
-                      <w:color w:val="4A2466"/>
-                      <w:sz w:val="26"/>
-                      <w:vertAlign w:val="superscript"/>
-                      <w:bdr w:val="single" w:sz="8" w:space="1" w:color="9F1D2C"/>
-                    </w:rPr>
-                    <w:t>6</w:t>
-                  </w:r>
-                  <w:r>
-                    <w:rPr>
-                      <w:rFonts w:ascii="ShullHand" w:hAnsi="ShullHand"/>
-                      <w:color w:val="4A2466"/>
-                      <w:sz w:val="26"/>
-                      <w:bdr w:val="single" w:sz="8" w:space="1" w:color="9F1D2C"/>
-                    </w:rPr>
-                    <w:t xml:space="preserve"> </w:t>
-                  </w:r>
-                  <w:r>
-                    <w:rPr>
-                      <w:rFonts w:ascii="Patrick Hand" w:hAnsi="Patrick Hand"/>
-                      <w:color w:val="4A2466"/>
-                      <w:sz w:val="26"/>
-                      <w:bdr w:val="single" w:sz="8" w:space="1" w:color="9F1D2C"/>
-                    </w:rPr>
-                    <w:t>3</w:t>
-                  </w:r>
-                  <w:r>
-                    <w:rPr>
-                      <w:rFonts w:ascii="ShullHand" w:hAnsi="ShullHand"/>
-                      <w:color w:val="4A2466"/>
-                      <w:sz w:val="26"/>
-                      <w:bdr w:val="single" w:sz="8" w:space="1" w:color="9F1D2C"/>
-                    </w:rPr>
-                    <w:t>s</w:t>
-                  </w:r>
-                  <w:r>
-                    <w:rPr>
-                      <w:rFonts w:ascii="Patrick Hand" w:hAnsi="Patrick Hand"/>
-                      <w:color w:val="4A2466"/>
-                      <w:sz w:val="26"/>
-                      <w:vertAlign w:val="superscript"/>
-                      <w:bdr w:val="single" w:sz="8" w:space="1" w:color="9F1D2C"/>
-                    </w:rPr>
-                    <w:t>2</w:t>
-                  </w:r>
-                  <w:r>
-                    <w:rPr>
-                      <w:rFonts w:ascii="ShullHand" w:hAnsi="ShullHand"/>
-                      <w:color w:val="4A2466"/>
-                      <w:sz w:val="26"/>
-                      <w:bdr w:val="single" w:sz="8" w:space="1" w:color="9F1D2C"/>
-                    </w:rPr>
-                    <w:t xml:space="preserve"> </w:t>
-                  </w:r>
-                  <w:r>
-                    <w:rPr>
-                      <w:rFonts w:ascii="Patrick Hand" w:hAnsi="Patrick Hand"/>
-                      <w:color w:val="4A2466"/>
-                      <w:sz w:val="26"/>
-                      <w:bdr w:val="single" w:sz="8" w:space="1" w:color="9F1D2C"/>
-                    </w:rPr>
-                    <w:t>3</w:t>
-                  </w:r>
-                  <w:r>
-                    <w:rPr>
-                      <w:rFonts w:ascii="ShullHand" w:hAnsi="ShullHand"/>
-                      <w:color w:val="4A2466"/>
-                      <w:sz w:val="26"/>
-                      <w:bdr w:val="single" w:sz="8" w:space="1" w:color="9F1D2C"/>
-                    </w:rPr>
-                    <w:t>p</w:t>
-                  </w:r>
-                  <w:r>
-                    <w:rPr>
-                      <w:rFonts w:ascii="Patrick Hand" w:hAnsi="Patrick Hand"/>
-                      <w:color w:val="4A2466"/>
-                      <w:sz w:val="26"/>
-                      <w:vertAlign w:val="superscript"/>
-                      <w:bdr w:val="single" w:sz="8" w:space="1" w:color="9F1D2C"/>
-                    </w:rPr>
-                    <w:t>6</w:t>
-                  </w:r>
-                  <w:r>
-                    <w:rPr>
-                      <w:rFonts w:ascii="ShullHand" w:hAnsi="ShullHand"/>
-                      <w:color w:val="4A2466"/>
-                      <w:sz w:val="26"/>
-                      <w:bdr w:val="single" w:sz="8" w:space="1" w:color="9F1D2C"/>
-                    </w:rPr>
-                    <w:t xml:space="preserve"> </w:t>
-                  </w:r>
-                  <w:r>
-                    <w:rPr>
-                      <w:rFonts w:ascii="Patrick Hand" w:hAnsi="Patrick Hand"/>
-                      <w:color w:val="4A2466"/>
-                      <w:sz w:val="26"/>
-                      <w:bdr w:val="single" w:sz="8" w:space="1" w:color="9F1D2C"/>
-                    </w:rPr>
-                    <w:t>4</w:t>
-                  </w:r>
-                  <w:r>
-                    <w:rPr>
-                      <w:rFonts w:ascii="ShullHand" w:hAnsi="ShullHand"/>
-                      <w:color w:val="4A2466"/>
-                      <w:sz w:val="26"/>
-                      <w:bdr w:val="single" w:sz="8" w:space="1" w:color="9F1D2C"/>
-                    </w:rPr>
-                    <w:t>s</w:t>
-                  </w:r>
-                  <w:r>
-                    <w:rPr>
-                      <w:rFonts w:ascii="Patrick Hand" w:hAnsi="Patrick Hand"/>
-                      <w:color w:val="4A2466"/>
-                      <w:sz w:val="26"/>
-                      <w:vertAlign w:val="superscript"/>
-                      <w:bdr w:val="single" w:sz="8" w:space="1" w:color="9F1D2C"/>
-                    </w:rPr>
-                    <w:t>2</w:t>
-                  </w:r>
-                  <w:r>
-                    <w:rPr>
-                      <w:rFonts w:ascii="ShullHand" w:hAnsi="ShullHand"/>
-                      <w:color w:val="4A2466"/>
-                      <w:sz w:val="26"/>
-                      <w:bdr w:val="single" w:sz="8" w:space="1" w:color="9F1D2C"/>
-                    </w:rPr>
-                    <w:t xml:space="preserve"> </w:t>
-                  </w:r>
-                  <w:r>
-                    <w:rPr>
-                      <w:rFonts w:ascii="Patrick Hand" w:hAnsi="Patrick Hand"/>
-                      <w:color w:val="4A2466"/>
-                      <w:sz w:val="26"/>
-                      <w:bdr w:val="single" w:sz="8" w:space="1" w:color="9F1D2C"/>
-                    </w:rPr>
-                    <w:t>3</w:t>
-                  </w:r>
-                  <w:r>
-                    <w:rPr>
-                      <w:rFonts w:ascii="ShullHand" w:hAnsi="ShullHand"/>
-                      <w:color w:val="4A2466"/>
-                      <w:sz w:val="26"/>
-                      <w:bdr w:val="single" w:sz="8" w:space="1" w:color="9F1D2C"/>
-                    </w:rPr>
-                    <w:t>d</w:t>
-                  </w:r>
-                  <w:r>
-                    <w:rPr>
-                      <w:rFonts w:ascii="Patrick Hand" w:hAnsi="Patrick Hand"/>
-                      <w:color w:val="4A2466"/>
-                      <w:sz w:val="26"/>
-                      <w:vertAlign w:val="superscript"/>
-                      <w:bdr w:val="single" w:sz="8" w:space="1" w:color="9F1D2C"/>
-                    </w:rPr>
-                    <w:t>10</w:t>
-                  </w:r>
-                  <w:r>
-                    <w:rPr>
-                      <w:rFonts w:ascii="ShullHand" w:hAnsi="ShullHand"/>
-                      <w:color w:val="4A2466"/>
-                      <w:sz w:val="26"/>
-                      <w:bdr w:val="single" w:sz="8" w:space="1" w:color="9F1D2C"/>
-                    </w:rPr>
-                    <w:t xml:space="preserve"> </w:t>
-                  </w:r>
-                  <w:r>
-                    <w:rPr>
-                      <w:rFonts w:ascii="Patrick Hand" w:hAnsi="Patrick Hand"/>
-                      <w:color w:val="4A2466"/>
-                      <w:sz w:val="26"/>
-                      <w:bdr w:val="single" w:sz="8" w:space="1" w:color="9F1D2C"/>
-                    </w:rPr>
-                    <w:t>4</w:t>
-                  </w:r>
-                  <w:r>
-                    <w:rPr>
-                      <w:rFonts w:ascii="ShullHand" w:hAnsi="ShullHand"/>
-                      <w:color w:val="4A2466"/>
-                      <w:sz w:val="26"/>
-                      <w:bdr w:val="single" w:sz="8" w:space="1" w:color="9F1D2C"/>
-                    </w:rPr>
-                    <w:t>p</w:t>
-                  </w:r>
-                  <w:r>
-                    <w:rPr>
-                      <w:rFonts w:ascii="Patrick Hand" w:hAnsi="Patrick Hand"/>
-                      <w:color w:val="4A2466"/>
-                      <w:sz w:val="26"/>
-                      <w:vertAlign w:val="superscript"/>
-                      <w:bdr w:val="single" w:sz="8" w:space="1" w:color="9F1D2C"/>
-                    </w:rPr>
-                    <w:t>3</w:t>
-                  </w:r>
-                </w:p>
-              </w:tc>
-            </w:tr>
-          </w:tbl>
-          <w:p>
-            <w:pPr>
-              <w:spacing w:before="0" w:after="0" w:line="20" w:lineRule="exact"/>
-            </w:pPr>
-          </w:p>
-          <w:p>
-            <w:pPr>
-              <w:spacing w:before="0" w:after="0" w:line="80" w:lineRule="exact"/>
-            </w:pPr>
-            <w:r>
-              <w:rPr>
-                <w:rFonts w:ascii="Trade Gothic Next" w:hAnsi="Trade Gothic Next"/>
-                <w:sz w:val="2"/>
-              </w:rPr>
-            </w:r>
-          </w:p>
-          <w:p>
-            <w:pPr>
-              <w:spacing w:after="40" w:before="0"/>
-            </w:pPr>
-            <w:r>
-              <w:rPr>
-                <w:rFonts w:ascii="Trade Gothic Next" w:hAnsi="Trade Gothic Next"/>
-                <w:b/>
-                <w:color w:val="55604F"/>
-                <w:sz w:val="17"/>
-              </w:rPr>
-              <w:t>Orbital diagram</w:t>
-            </w:r>
-          </w:p>
-          <w:tbl>
-            <w:tblPr>
-              <w:tblW w:type="auto" w:w="0"/>
-              <w:tblLayout w:type="fixed"/>
-              <w:tblLook w:firstColumn="1" w:firstRow="1" w:lastColumn="0" w:lastRow="0" w:noHBand="0" w:noVBand="1" w:val="04A0"/>
-              <w:tblLayout w:type="fixed"/>
-            </w:tblPr>
-            <w:tblGrid>
-              <w:gridCol w:w="432"/>
-              <w:gridCol w:w="360"/>
-              <w:gridCol w:w="432"/>
-              <w:gridCol w:w="360"/>
-              <w:gridCol w:w="432"/>
-              <w:gridCol w:w="360"/>
-              <w:gridCol w:w="360"/>
-              <w:gridCol w:w="360"/>
-              <w:gridCol w:w="432"/>
-              <w:gridCol w:w="360"/>
-              <w:gridCol w:w="432"/>
-              <w:gridCol w:w="360"/>
-              <w:gridCol w:w="360"/>
-              <w:gridCol w:w="360"/>
-              <w:gridCol w:w="432"/>
-              <w:gridCol w:w="360"/>
-              <w:gridCol w:w="432"/>
-              <w:gridCol w:w="360"/>
-              <w:gridCol w:w="360"/>
-              <w:gridCol w:w="360"/>
-              <w:gridCol w:w="360"/>
-              <w:gridCol w:w="360"/>
-              <w:gridCol w:w="432"/>
-              <w:gridCol w:w="360"/>
-              <w:gridCol w:w="360"/>
-              <w:gridCol w:w="360"/>
+              <w:gridCol w:w="317"/>
+              <w:gridCol w:w="274"/>
+              <w:gridCol w:w="317"/>
+              <w:gridCol w:w="274"/>
+              <w:gridCol w:w="317"/>
+              <w:gridCol w:w="274"/>
+              <w:gridCol w:w="274"/>
+              <w:gridCol w:w="274"/>
+              <w:gridCol w:w="317"/>
+              <w:gridCol w:w="274"/>
+              <w:gridCol w:w="317"/>
+              <w:gridCol w:w="274"/>
+              <w:gridCol w:w="274"/>
+              <w:gridCol w:w="274"/>
+              <w:gridCol w:w="317"/>
+              <w:gridCol w:w="274"/>
+              <w:gridCol w:w="317"/>
+              <w:gridCol w:w="274"/>
+              <w:gridCol w:w="274"/>
+              <w:gridCol w:w="274"/>
+              <w:gridCol w:w="274"/>
+              <w:gridCol w:w="274"/>
+              <w:gridCol w:w="317"/>
+              <w:gridCol w:w="274"/>
+              <w:gridCol w:w="274"/>
+              <w:gridCol w:w="274"/>
             </w:tblGrid>
             <w:tr>
               <w:trPr>
@@ -809,7 +2497,7 @@
               </w:trPr>
               <w:tc>
                 <w:tcPr>
-                  <w:tcW w:type="dxa" w:w="432"/>
+                  <w:tcW w:type="dxa" w:w="317"/>
                   <w:vAlign w:val="center"/>
                   <w:tcMar>
                     <w:top w:w="0" w:type="dxa"/>
@@ -837,7 +2525,7 @@
               </w:tc>
               <w:tc>
                 <w:tcPr>
-                  <w:tcW w:type="dxa" w:w="360"/>
+                  <w:tcW w:type="dxa" w:w="274"/>
                   <w:tcBorders>
                     <w:top w:val="single" w:sz="6" w:color="5A6068"/>
                     <w:left w:val="single" w:sz="6" w:color="5A6068"/>
@@ -871,7 +2559,7 @@
               </w:tc>
               <w:tc>
                 <w:tcPr>
-                  <w:tcW w:type="dxa" w:w="432"/>
+                  <w:tcW w:type="dxa" w:w="317"/>
                   <w:vAlign w:val="center"/>
                   <w:tcMar>
                     <w:top w:w="0" w:type="dxa"/>
@@ -899,7 +2587,7 @@
               </w:tc>
               <w:tc>
                 <w:tcPr>
-                  <w:tcW w:type="dxa" w:w="360"/>
+                  <w:tcW w:type="dxa" w:w="274"/>
                   <w:tcBorders>
                     <w:top w:val="single" w:sz="6" w:color="5A6068"/>
                     <w:left w:val="single" w:sz="6" w:color="5A6068"/>
@@ -933,7 +2621,7 @@
               </w:tc>
               <w:tc>
                 <w:tcPr>
-                  <w:tcW w:type="dxa" w:w="432"/>
+                  <w:tcW w:type="dxa" w:w="317"/>
                   <w:vAlign w:val="center"/>
                   <w:tcMar>
                     <w:top w:w="0" w:type="dxa"/>
@@ -961,7 +2649,7 @@
               </w:tc>
               <w:tc>
                 <w:tcPr>
-                  <w:tcW w:type="dxa" w:w="360"/>
+                  <w:tcW w:type="dxa" w:w="274"/>
                   <w:tcBorders>
                     <w:top w:val="single" w:sz="6" w:color="5A6068"/>
                     <w:left w:val="single" w:sz="6" w:color="5A6068"/>
@@ -995,7 +2683,7 @@
               </w:tc>
               <w:tc>
                 <w:tcPr>
-                  <w:tcW w:type="dxa" w:w="360"/>
+                  <w:tcW w:type="dxa" w:w="274"/>
                   <w:tcBorders>
                     <w:top w:val="single" w:sz="6" w:color="5A6068"/>
                     <w:left w:val="single" w:sz="6" w:color="5A6068"/>
@@ -1029,7 +2717,7 @@
               </w:tc>
               <w:tc>
                 <w:tcPr>
-                  <w:tcW w:type="dxa" w:w="360"/>
+                  <w:tcW w:type="dxa" w:w="274"/>
                   <w:tcBorders>
                     <w:top w:val="single" w:sz="6" w:color="5A6068"/>
                     <w:left w:val="single" w:sz="6" w:color="5A6068"/>
@@ -1063,7 +2751,7 @@
               </w:tc>
               <w:tc>
                 <w:tcPr>
-                  <w:tcW w:type="dxa" w:w="432"/>
+                  <w:tcW w:type="dxa" w:w="317"/>
                   <w:vAlign w:val="center"/>
                   <w:tcMar>
                     <w:top w:w="0" w:type="dxa"/>
@@ -1091,7 +2779,7 @@
               </w:tc>
               <w:tc>
                 <w:tcPr>
-                  <w:tcW w:type="dxa" w:w="360"/>
+                  <w:tcW w:type="dxa" w:w="274"/>
                   <w:tcBorders>
                     <w:top w:val="single" w:sz="6" w:color="5A6068"/>
                     <w:left w:val="single" w:sz="6" w:color="5A6068"/>
@@ -1125,7 +2813,7 @@
               </w:tc>
               <w:tc>
                 <w:tcPr>
-                  <w:tcW w:type="dxa" w:w="432"/>
+                  <w:tcW w:type="dxa" w:w="317"/>
                   <w:vAlign w:val="center"/>
                   <w:tcMar>
                     <w:top w:w="0" w:type="dxa"/>
@@ -1153,7 +2841,7 @@
               </w:tc>
               <w:tc>
                 <w:tcPr>
-                  <w:tcW w:type="dxa" w:w="360"/>
+                  <w:tcW w:type="dxa" w:w="274"/>
                   <w:tcBorders>
                     <w:top w:val="single" w:sz="6" w:color="5A6068"/>
                     <w:left w:val="single" w:sz="6" w:color="5A6068"/>
@@ -1187,7 +2875,7 @@
               </w:tc>
               <w:tc>
                 <w:tcPr>
-                  <w:tcW w:type="dxa" w:w="360"/>
+                  <w:tcW w:type="dxa" w:w="274"/>
                   <w:tcBorders>
                     <w:top w:val="single" w:sz="6" w:color="5A6068"/>
                     <w:left w:val="single" w:sz="6" w:color="5A6068"/>
@@ -1221,7 +2909,7 @@
               </w:tc>
               <w:tc>
                 <w:tcPr>
-                  <w:tcW w:type="dxa" w:w="360"/>
+                  <w:tcW w:type="dxa" w:w="274"/>
                   <w:tcBorders>
                     <w:top w:val="single" w:sz="6" w:color="5A6068"/>
                     <w:left w:val="single" w:sz="6" w:color="5A6068"/>
@@ -1255,7 +2943,7 @@
               </w:tc>
               <w:tc>
                 <w:tcPr>
-                  <w:tcW w:type="dxa" w:w="432"/>
+                  <w:tcW w:type="dxa" w:w="317"/>
                   <w:vAlign w:val="center"/>
                   <w:tcMar>
                     <w:top w:w="0" w:type="dxa"/>
@@ -1283,7 +2971,7 @@
               </w:tc>
               <w:tc>
                 <w:tcPr>
-                  <w:tcW w:type="dxa" w:w="360"/>
+                  <w:tcW w:type="dxa" w:w="274"/>
                   <w:tcBorders>
                     <w:top w:val="single" w:sz="6" w:color="5A6068"/>
                     <w:left w:val="single" w:sz="6" w:color="5A6068"/>
@@ -1317,7 +3005,7 @@
               </w:tc>
               <w:tc>
                 <w:tcPr>
-                  <w:tcW w:type="dxa" w:w="432"/>
+                  <w:tcW w:type="dxa" w:w="317"/>
                   <w:vAlign w:val="center"/>
                   <w:tcMar>
                     <w:top w:w="0" w:type="dxa"/>
@@ -1345,7 +3033,7 @@
               </w:tc>
               <w:tc>
                 <w:tcPr>
-                  <w:tcW w:type="dxa" w:w="360"/>
+                  <w:tcW w:type="dxa" w:w="274"/>
                   <w:tcBorders>
                     <w:top w:val="single" w:sz="6" w:color="5A6068"/>
                     <w:left w:val="single" w:sz="6" w:color="5A6068"/>
@@ -1379,7 +3067,7 @@
               </w:tc>
               <w:tc>
                 <w:tcPr>
-                  <w:tcW w:type="dxa" w:w="360"/>
+                  <w:tcW w:type="dxa" w:w="274"/>
                   <w:tcBorders>
                     <w:top w:val="single" w:sz="6" w:color="5A6068"/>
                     <w:left w:val="single" w:sz="6" w:color="5A6068"/>
@@ -1413,7 +3101,7 @@
               </w:tc>
               <w:tc>
                 <w:tcPr>
-                  <w:tcW w:type="dxa" w:w="360"/>
+                  <w:tcW w:type="dxa" w:w="274"/>
                   <w:tcBorders>
                     <w:top w:val="single" w:sz="6" w:color="5A6068"/>
                     <w:left w:val="single" w:sz="6" w:color="5A6068"/>
@@ -1447,7 +3135,7 @@
               </w:tc>
               <w:tc>
                 <w:tcPr>
-                  <w:tcW w:type="dxa" w:w="360"/>
+                  <w:tcW w:type="dxa" w:w="274"/>
                   <w:tcBorders>
                     <w:top w:val="single" w:sz="6" w:color="5A6068"/>
                     <w:left w:val="single" w:sz="6" w:color="5A6068"/>
@@ -1481,7 +3169,7 @@
               </w:tc>
               <w:tc>
                 <w:tcPr>
-                  <w:tcW w:type="dxa" w:w="360"/>
+                  <w:tcW w:type="dxa" w:w="274"/>
                   <w:tcBorders>
                     <w:top w:val="single" w:sz="6" w:color="5A6068"/>
                     <w:left w:val="single" w:sz="6" w:color="5A6068"/>
@@ -1515,7 +3203,7 @@
               </w:tc>
               <w:tc>
                 <w:tcPr>
-                  <w:tcW w:type="dxa" w:w="432"/>
+                  <w:tcW w:type="dxa" w:w="317"/>
                   <w:vAlign w:val="center"/>
                   <w:tcMar>
                     <w:top w:w="0" w:type="dxa"/>
@@ -1543,7 +3231,7 @@
               </w:tc>
               <w:tc>
                 <w:tcPr>
-                  <w:tcW w:type="dxa" w:w="360"/>
+                  <w:tcW w:type="dxa" w:w="274"/>
                   <w:tcBorders>
                     <w:top w:val="single" w:sz="6" w:color="5A6068"/>
                     <w:left w:val="single" w:sz="6" w:color="5A6068"/>
@@ -1577,7 +3265,7 @@
               </w:tc>
               <w:tc>
                 <w:tcPr>
-                  <w:tcW w:type="dxa" w:w="360"/>
+                  <w:tcW w:type="dxa" w:w="274"/>
                   <w:tcBorders>
                     <w:top w:val="single" w:sz="6" w:color="5A6068"/>
                     <w:left w:val="single" w:sz="6" w:color="5A6068"/>
@@ -1611,7 +3299,7 @@
               </w:tc>
               <w:tc>
                 <w:tcPr>
-                  <w:tcW w:type="dxa" w:w="360"/>
+                  <w:tcW w:type="dxa" w:w="274"/>
                   <w:tcBorders>
                     <w:top w:val="single" w:sz="6" w:color="5A6068"/>
                     <w:left w:val="single" w:sz="6" w:color="5A6068"/>
@@ -1652,21 +3340,21 @@
           </w:p>
           <w:p>
             <w:pPr>
-              <w:spacing w:after="40"/>
+              <w:spacing w:after="0"/>
             </w:pPr>
             <w:r>
               <w:rPr>
                 <w:rFonts w:ascii="ShullHand" w:hAnsi="ShullHand"/>
                 <w:color w:val="16609A"/>
-                <w:sz w:val="22"/>
+                <w:sz w:val="20"/>
               </w:rPr>
-              <w:t xml:space="preserve">→ Hund rule, one arrow in each box before pairing. </w:t>
+              <w:t xml:space="preserve">→ one arrow in each box before pairing, </w:t>
             </w:r>
             <w:r>
               <w:rPr>
                 <w:rFonts w:ascii="Patrick Hand" w:hAnsi="Patrick Hand"/>
                 <w:color w:val="16609A"/>
-                <w:sz w:val="22"/>
+                <w:sz w:val="20"/>
               </w:rPr>
               <w:t>3</w:t>
             </w:r>
@@ -1674,49 +3362,9 @@
               <w:rPr>
                 <w:rFonts w:ascii="ShullHand" w:hAnsi="ShullHand"/>
                 <w:color w:val="16609A"/>
-                <w:sz w:val="22"/>
-              </w:rPr>
-              <w:t xml:space="preserve"> unpaired.</w:t>
-            </w:r>
-            <w:r>
-              <w:rPr>
-                <w:rFonts w:ascii="ShullHand" w:hAnsi="ShullHand"/>
-                <w:color w:val="5A6068"/>
                 <w:sz w:val="20"/>
               </w:rPr>
-              <w:t xml:space="preserve">   </w:t>
-            </w:r>
-            <w:r>
-              <w:rPr>
-                <w:rFonts w:ascii="Patrick Hand" w:hAnsi="Patrick Hand"/>
-                <w:color w:val="5A6068"/>
-                <w:sz w:val="20"/>
-              </w:rPr>
-              <w:t>2</w:t>
-            </w:r>
-            <w:r>
-              <w:rPr>
-                <w:rFonts w:ascii="ShullHand" w:hAnsi="ShullHand"/>
-                <w:color w:val="5A6068"/>
-                <w:sz w:val="20"/>
-              </w:rPr>
-              <w:t xml:space="preserve"> pts configuration, </w:t>
-            </w:r>
-            <w:r>
-              <w:rPr>
-                <w:rFonts w:ascii="Patrick Hand" w:hAnsi="Patrick Hand"/>
-                <w:color w:val="5A6068"/>
-                <w:sz w:val="20"/>
-              </w:rPr>
-              <w:t>2</w:t>
-            </w:r>
-            <w:r>
-              <w:rPr>
-                <w:rFonts w:ascii="ShullHand" w:hAnsi="ShullHand"/>
-                <w:color w:val="5A6068"/>
-                <w:sz w:val="20"/>
-              </w:rPr>
-              <w:t xml:space="preserve"> pts diagram</w:t>
+              <w:t xml:space="preserve"> unpaired</w:t>
             </w:r>
           </w:p>
         </w:tc>
@@ -1724,25 +3372,26 @@
     </w:tbl>
     <w:p>
       <w:pPr>
-        <w:spacing w:before="0" w:after="0" w:line="80" w:lineRule="exact"/>
+        <w:spacing w:before="0" w:after="0" w:line="40" w:lineRule="exact"/>
       </w:pPr>
       <w:r>
         <w:rPr>
           <w:rFonts w:ascii="Trade Gothic Next" w:hAnsi="Trade Gothic Next"/>
-          <w:sz w:val="4"/>
+          <w:sz w:val="2"/>
         </w:rPr>
       </w:r>
     </w:p>
     <w:tbl>
       <w:tblPr>
         <w:tblW w:type="auto" w:w="0"/>
-        <w:jc w:val="left"/>
         <w:tblLayout w:type="fixed"/>
         <w:tblLook w:firstColumn="1" w:firstRow="1" w:lastColumn="0" w:lastRow="0" w:noHBand="0" w:noVBand="1" w:val="04A0"/>
         <w:tblLayout w:type="fixed"/>
       </w:tblPr>
       <w:tblGrid>
-        <w:gridCol w:w="10800"/>
+        <w:gridCol w:w="648"/>
+        <w:gridCol w:w="2520"/>
+        <w:gridCol w:w="7632"/>
       </w:tblGrid>
       <w:tr>
         <w:trPr>
@@ -1750,31 +3399,54 @@
         </w:trPr>
         <w:tc>
           <w:tcPr>
-            <w:tcW w:type="dxa" w:w="10800"/>
+            <w:tcW w:type="dxa" w:w="648"/>
+            <w:vMerge w:val="restart"/>
+            <w:vAlign w:val="center"/>
+            <w:tcMar>
+              <w:top w:w="40" w:type="dxa"/>
+              <w:left w:w="60" w:type="dxa"/>
+              <w:bottom w:w="40" w:type="dxa"/>
+              <w:right w:w="60" w:type="dxa"/>
+            </w:tcMar>
             <w:tcBorders>
-              <w:top w:val="single" w:sz="6" w:color="C8CDC2"/>
-              <w:left w:val="single" w:sz="6" w:color="C8CDC2"/>
-              <w:bottom w:val="single" w:sz="6" w:color="C8CDC2"/>
-              <w:right w:val="single" w:sz="6" w:color="C8CDC2"/>
+              <w:bottom w:val="single" w:sz="4" w:color="C8CDC2"/>
             </w:tcBorders>
           </w:tcPr>
           <w:p>
             <w:pPr>
-              <w:tabs>
-                <w:tab w:pos="10224" w:val="right"/>
-              </w:tabs>
-              <w:spacing w:after="40"/>
+              <w:spacing w:after="0"/>
+              <w:jc w:val="left"/>
             </w:pPr>
             <w:r>
               <w:rPr>
                 <w:rFonts w:ascii="Trade Gothic Next" w:hAnsi="Trade Gothic Next"/>
                 <w:b/>
                 <w:color w:val="4D730E"/>
-                <w:sz w:val="21"/>
+                <w:sz w:val="22"/>
                 <w:u w:val="none"/>
               </w:rPr>
-              <w:t xml:space="preserve">2   </w:t>
+              <w:t>7</w:t>
             </w:r>
+          </w:p>
+        </w:tc>
+        <w:tc>
+          <w:tcPr>
+            <w:tcW w:type="dxa" w:w="10152"/>
+            <w:gridSpan w:val="2"/>
+            <w:vAlign w:val="center"/>
+            <w:tcMar>
+              <w:top w:w="50" w:type="dxa"/>
+              <w:left w:w="60" w:type="dxa"/>
+              <w:bottom w:w="10" w:type="dxa"/>
+              <w:right w:w="60" w:type="dxa"/>
+            </w:tcMar>
+          </w:tcPr>
+          <w:p>
+            <w:pPr>
+              <w:keepNext/>
+              <w:spacing w:after="0"/>
+              <w:jc w:val="left"/>
+            </w:pPr>
             <w:r>
               <w:rPr>
                 <w:rFonts w:ascii="Trade Gothic Next" w:hAnsi="Trade Gothic Next"/>
@@ -1789,21 +3461,318 @@
               <w:rPr>
                 <w:rFonts w:ascii="Trade Gothic Next" w:hAnsi="Trade Gothic Next"/>
                 <w:b w:val="0"/>
-                <w:sz w:val="18"/>
+                <w:color w:val="55604F"/>
+                <w:sz w:val="16"/>
                 <w:u w:val="none"/>
               </w:rPr>
-              <w:tab/>
+              <w:t xml:space="preserve">     4 pts: 2 configuration, 2 diagram</w:t>
             </w:r>
+          </w:p>
+        </w:tc>
+      </w:tr>
+      <w:tr>
+        <w:trPr>
+          <w:cantSplit/>
+        </w:trPr>
+        <w:tc>
+          <w:tcPr>
+            <w:tcW w:type="dxa" w:w="648"/>
+            <w:vMerge/>
+          </w:tcPr>
+          <w:p/>
+        </w:tc>
+        <w:tc>
+          <w:tcPr>
+            <w:tcW w:type="dxa" w:w="2520"/>
+            <w:vAlign w:val="center"/>
+            <w:tcMar>
+              <w:top w:w="40" w:type="dxa"/>
+              <w:left w:w="60" w:type="dxa"/>
+              <w:bottom w:w="40" w:type="dxa"/>
+              <w:right w:w="60" w:type="dxa"/>
+            </w:tcMar>
+          </w:tcPr>
+          <w:p>
+            <w:pPr>
+              <w:keepNext/>
+              <w:spacing w:after="0"/>
+              <w:jc w:val="left"/>
+            </w:pPr>
             <w:r>
               <w:rPr>
                 <w:rFonts w:ascii="Trade Gothic Next" w:hAnsi="Trade Gothic Next"/>
                 <w:b/>
-                <w:color w:val="55604F"/>
-                <w:sz w:val="16"/>
+                <w:color w:val="14161B"/>
+                <w:sz w:val="18"/>
                 <w:u w:val="none"/>
               </w:rPr>
-              <w:t>4 pts</w:t>
+              <w:t>Electron configuration</w:t>
             </w:r>
+          </w:p>
+        </w:tc>
+        <w:tc>
+          <w:tcPr>
+            <w:tcW w:type="dxa" w:w="7632"/>
+            <w:vAlign w:val="center"/>
+            <w:tcMar>
+              <w:top w:w="40" w:type="dxa"/>
+              <w:left w:w="60" w:type="dxa"/>
+              <w:bottom w:w="40" w:type="dxa"/>
+              <w:right w:w="60" w:type="dxa"/>
+            </w:tcMar>
+            <w:tcBorders>
+              <w:bottom w:val="single" w:sz="4" w:color="C8CDC2"/>
+            </w:tcBorders>
+          </w:tcPr>
+          <w:p>
+            <w:pPr>
+              <w:spacing w:after="0"/>
+              <w:jc w:val="left"/>
+            </w:pPr>
+            <w:r>
+              <w:rPr>
+                <w:rFonts w:ascii="Patrick Hand" w:hAnsi="Patrick Hand"/>
+                <w:color w:val="4A2466"/>
+                <w:sz w:val="24"/>
+                <w:bdr w:val="single" w:sz="8" w:space="1" w:color="9F1D2C"/>
+              </w:rPr>
+              <w:t>1</w:t>
+            </w:r>
+            <w:r>
+              <w:rPr>
+                <w:rFonts w:ascii="ShullHand" w:hAnsi="ShullHand"/>
+                <w:color w:val="4A2466"/>
+                <w:sz w:val="24"/>
+                <w:bdr w:val="single" w:sz="8" w:space="1" w:color="9F1D2C"/>
+              </w:rPr>
+              <w:t>s</w:t>
+            </w:r>
+            <w:r>
+              <w:rPr>
+                <w:rFonts w:ascii="Patrick Hand" w:hAnsi="Patrick Hand"/>
+                <w:color w:val="4A2466"/>
+                <w:sz w:val="24"/>
+                <w:vertAlign w:val="superscript"/>
+                <w:bdr w:val="single" w:sz="8" w:space="1" w:color="9F1D2C"/>
+              </w:rPr>
+              <w:t>2</w:t>
+            </w:r>
+            <w:r>
+              <w:rPr>
+                <w:rFonts w:ascii="ShullHand" w:hAnsi="ShullHand"/>
+                <w:color w:val="4A2466"/>
+                <w:sz w:val="24"/>
+                <w:bdr w:val="single" w:sz="8" w:space="1" w:color="9F1D2C"/>
+              </w:rPr>
+              <w:t xml:space="preserve"> </w:t>
+            </w:r>
+            <w:r>
+              <w:rPr>
+                <w:rFonts w:ascii="Patrick Hand" w:hAnsi="Patrick Hand"/>
+                <w:color w:val="4A2466"/>
+                <w:sz w:val="24"/>
+                <w:bdr w:val="single" w:sz="8" w:space="1" w:color="9F1D2C"/>
+              </w:rPr>
+              <w:t>2</w:t>
+            </w:r>
+            <w:r>
+              <w:rPr>
+                <w:rFonts w:ascii="ShullHand" w:hAnsi="ShullHand"/>
+                <w:color w:val="4A2466"/>
+                <w:sz w:val="24"/>
+                <w:bdr w:val="single" w:sz="8" w:space="1" w:color="9F1D2C"/>
+              </w:rPr>
+              <w:t>s</w:t>
+            </w:r>
+            <w:r>
+              <w:rPr>
+                <w:rFonts w:ascii="Patrick Hand" w:hAnsi="Patrick Hand"/>
+                <w:color w:val="4A2466"/>
+                <w:sz w:val="24"/>
+                <w:vertAlign w:val="superscript"/>
+                <w:bdr w:val="single" w:sz="8" w:space="1" w:color="9F1D2C"/>
+              </w:rPr>
+              <w:t>2</w:t>
+            </w:r>
+            <w:r>
+              <w:rPr>
+                <w:rFonts w:ascii="ShullHand" w:hAnsi="ShullHand"/>
+                <w:color w:val="4A2466"/>
+                <w:sz w:val="24"/>
+                <w:bdr w:val="single" w:sz="8" w:space="1" w:color="9F1D2C"/>
+              </w:rPr>
+              <w:t xml:space="preserve"> </w:t>
+            </w:r>
+            <w:r>
+              <w:rPr>
+                <w:rFonts w:ascii="Patrick Hand" w:hAnsi="Patrick Hand"/>
+                <w:color w:val="4A2466"/>
+                <w:sz w:val="24"/>
+                <w:bdr w:val="single" w:sz="8" w:space="1" w:color="9F1D2C"/>
+              </w:rPr>
+              <w:t>2</w:t>
+            </w:r>
+            <w:r>
+              <w:rPr>
+                <w:rFonts w:ascii="ShullHand" w:hAnsi="ShullHand"/>
+                <w:color w:val="4A2466"/>
+                <w:sz w:val="24"/>
+                <w:bdr w:val="single" w:sz="8" w:space="1" w:color="9F1D2C"/>
+              </w:rPr>
+              <w:t>p</w:t>
+            </w:r>
+            <w:r>
+              <w:rPr>
+                <w:rFonts w:ascii="Patrick Hand" w:hAnsi="Patrick Hand"/>
+                <w:color w:val="4A2466"/>
+                <w:sz w:val="24"/>
+                <w:vertAlign w:val="superscript"/>
+                <w:bdr w:val="single" w:sz="8" w:space="1" w:color="9F1D2C"/>
+              </w:rPr>
+              <w:t>6</w:t>
+            </w:r>
+            <w:r>
+              <w:rPr>
+                <w:rFonts w:ascii="ShullHand" w:hAnsi="ShullHand"/>
+                <w:color w:val="4A2466"/>
+                <w:sz w:val="24"/>
+                <w:bdr w:val="single" w:sz="8" w:space="1" w:color="9F1D2C"/>
+              </w:rPr>
+              <w:t xml:space="preserve"> </w:t>
+            </w:r>
+            <w:r>
+              <w:rPr>
+                <w:rFonts w:ascii="Patrick Hand" w:hAnsi="Patrick Hand"/>
+                <w:color w:val="4A2466"/>
+                <w:sz w:val="24"/>
+                <w:bdr w:val="single" w:sz="8" w:space="1" w:color="9F1D2C"/>
+              </w:rPr>
+              <w:t>3</w:t>
+            </w:r>
+            <w:r>
+              <w:rPr>
+                <w:rFonts w:ascii="ShullHand" w:hAnsi="ShullHand"/>
+                <w:color w:val="4A2466"/>
+                <w:sz w:val="24"/>
+                <w:bdr w:val="single" w:sz="8" w:space="1" w:color="9F1D2C"/>
+              </w:rPr>
+              <w:t>s</w:t>
+            </w:r>
+            <w:r>
+              <w:rPr>
+                <w:rFonts w:ascii="Patrick Hand" w:hAnsi="Patrick Hand"/>
+                <w:color w:val="4A2466"/>
+                <w:sz w:val="24"/>
+                <w:vertAlign w:val="superscript"/>
+                <w:bdr w:val="single" w:sz="8" w:space="1" w:color="9F1D2C"/>
+              </w:rPr>
+              <w:t>2</w:t>
+            </w:r>
+            <w:r>
+              <w:rPr>
+                <w:rFonts w:ascii="ShullHand" w:hAnsi="ShullHand"/>
+                <w:color w:val="4A2466"/>
+                <w:sz w:val="24"/>
+                <w:bdr w:val="single" w:sz="8" w:space="1" w:color="9F1D2C"/>
+              </w:rPr>
+              <w:t xml:space="preserve"> </w:t>
+            </w:r>
+            <w:r>
+              <w:rPr>
+                <w:rFonts w:ascii="Patrick Hand" w:hAnsi="Patrick Hand"/>
+                <w:color w:val="4A2466"/>
+                <w:sz w:val="24"/>
+                <w:bdr w:val="single" w:sz="8" w:space="1" w:color="9F1D2C"/>
+              </w:rPr>
+              <w:t>3</w:t>
+            </w:r>
+            <w:r>
+              <w:rPr>
+                <w:rFonts w:ascii="ShullHand" w:hAnsi="ShullHand"/>
+                <w:color w:val="4A2466"/>
+                <w:sz w:val="24"/>
+                <w:bdr w:val="single" w:sz="8" w:space="1" w:color="9F1D2C"/>
+              </w:rPr>
+              <w:t>p</w:t>
+            </w:r>
+            <w:r>
+              <w:rPr>
+                <w:rFonts w:ascii="Patrick Hand" w:hAnsi="Patrick Hand"/>
+                <w:color w:val="4A2466"/>
+                <w:sz w:val="24"/>
+                <w:vertAlign w:val="superscript"/>
+                <w:bdr w:val="single" w:sz="8" w:space="1" w:color="9F1D2C"/>
+              </w:rPr>
+              <w:t>5</w:t>
+            </w:r>
+          </w:p>
+        </w:tc>
+      </w:tr>
+      <w:tr>
+        <w:trPr>
+          <w:cantSplit/>
+          <w:cantSplit/>
+          <w:trHeight w:val="1224" w:hRule="atLeast"/>
+        </w:trPr>
+        <w:tc>
+          <w:tcPr>
+            <w:tcW w:type="dxa" w:w="648"/>
+            <w:vMerge/>
+          </w:tcPr>
+          <w:p/>
+        </w:tc>
+        <w:tc>
+          <w:tcPr>
+            <w:tcW w:type="dxa" w:w="2520"/>
+            <w:vAlign w:val="center"/>
+            <w:tcMar>
+              <w:top w:w="40" w:type="dxa"/>
+              <w:left w:w="60" w:type="dxa"/>
+              <w:bottom w:w="40" w:type="dxa"/>
+              <w:right w:w="60" w:type="dxa"/>
+            </w:tcMar>
+          </w:tcPr>
+          <w:p>
+            <w:pPr>
+              <w:keepNext w:val="0"/>
+              <w:spacing w:after="0"/>
+              <w:jc w:val="left"/>
+            </w:pPr>
+            <w:r>
+              <w:rPr>
+                <w:rFonts w:ascii="Trade Gothic Next" w:hAnsi="Trade Gothic Next"/>
+                <w:b/>
+                <w:color w:val="14161B"/>
+                <w:sz w:val="18"/>
+                <w:u w:val="none"/>
+              </w:rPr>
+              <w:t>Orbital diagram</w:t>
+            </w:r>
+          </w:p>
+        </w:tc>
+        <w:tc>
+          <w:tcPr>
+            <w:tcW w:type="dxa" w:w="7632"/>
+            <w:vAlign w:val="center"/>
+            <w:tcMar>
+              <w:top w:w="40" w:type="dxa"/>
+              <w:left w:w="60" w:type="dxa"/>
+              <w:bottom w:w="40" w:type="dxa"/>
+              <w:right w:w="60" w:type="dxa"/>
+            </w:tcMar>
+            <w:tcBorders>
+              <w:top w:val="single" w:sz="4" w:color="C8CDC2"/>
+              <w:left w:val="single" w:sz="4" w:color="C8CDC2"/>
+              <w:bottom w:val="single" w:sz="4" w:color="C8CDC2"/>
+              <w:right w:val="single" w:sz="4" w:color="C8CDC2"/>
+            </w:tcBorders>
+          </w:tcPr>
+          <w:p>
+            <w:pPr>
+              <w:spacing w:after="0"/>
+              <w:jc w:val="left"/>
+              <w:spacing w:before="0" w:after="0" w:line="20" w:lineRule="exact"/>
+            </w:pPr>
           </w:p>
           <w:tbl>
             <w:tblPr>
@@ -1813,291 +3782,20 @@
               <w:tblLayout w:type="fixed"/>
             </w:tblPr>
             <w:tblGrid>
-              <w:gridCol w:w="2304"/>
-              <w:gridCol w:w="7920"/>
-            </w:tblGrid>
-            <w:tr>
-              <w:trPr>
-                <w:cantSplit/>
-                <w:trHeight w:val="518" w:hRule="atLeast"/>
-              </w:trPr>
-              <w:tc>
-                <w:tcPr>
-                  <w:tcW w:type="dxa" w:w="2304"/>
-                  <w:vAlign w:val="bottom"/>
-                  <w:tcMar>
-                    <w:top w:w="0" w:type="dxa"/>
-                    <w:left w:w="0" w:type="dxa"/>
-                    <w:bottom w:w="10" w:type="dxa"/>
-                    <w:right w:w="0" w:type="dxa"/>
-                  </w:tcMar>
-                </w:tcPr>
-                <w:p>
-                  <w:pPr>
-                    <w:spacing w:after="0"/>
-                  </w:pPr>
-                  <w:r>
-                    <w:rPr>
-                      <w:rFonts w:ascii="Trade Gothic Next" w:hAnsi="Trade Gothic Next"/>
-                      <w:b/>
-                      <w:color w:val="14161B"/>
-                      <w:sz w:val="18"/>
-                      <w:u w:val="none"/>
-                    </w:rPr>
-                    <w:t>Electron configuration</w:t>
-                  </w:r>
-                </w:p>
-              </w:tc>
-              <w:tc>
-                <w:tcPr>
-                  <w:tcW w:type="dxa" w:w="7920"/>
-                  <w:vAlign w:val="bottom"/>
-                  <w:tcMar>
-                    <w:top w:w="0" w:type="dxa"/>
-                    <w:left w:w="0" w:type="dxa"/>
-                    <w:bottom w:w="10" w:type="dxa"/>
-                    <w:right w:w="0" w:type="dxa"/>
-                  </w:tcMar>
-                  <w:tcBorders>
-                    <w:bottom w:val="single" w:sz="6" w:color="C8CDC2"/>
-                  </w:tcBorders>
-                </w:tcPr>
-                <w:p>
-                  <w:pPr>
-                    <w:spacing w:after="0"/>
-                  </w:pPr>
-                  <w:r>
-                    <w:rPr>
-                      <w:rFonts w:ascii="Patrick Hand" w:hAnsi="Patrick Hand"/>
-                      <w:color w:val="4A2466"/>
-                      <w:sz w:val="26"/>
-                      <w:bdr w:val="single" w:sz="8" w:space="1" w:color="9F1D2C"/>
-                    </w:rPr>
-                    <w:t>1</w:t>
-                  </w:r>
-                  <w:r>
-                    <w:rPr>
-                      <w:rFonts w:ascii="ShullHand" w:hAnsi="ShullHand"/>
-                      <w:color w:val="4A2466"/>
-                      <w:sz w:val="26"/>
-                      <w:bdr w:val="single" w:sz="8" w:space="1" w:color="9F1D2C"/>
-                    </w:rPr>
-                    <w:t>s</w:t>
-                  </w:r>
-                  <w:r>
-                    <w:rPr>
-                      <w:rFonts w:ascii="Patrick Hand" w:hAnsi="Patrick Hand"/>
-                      <w:color w:val="4A2466"/>
-                      <w:sz w:val="26"/>
-                      <w:vertAlign w:val="superscript"/>
-                      <w:bdr w:val="single" w:sz="8" w:space="1" w:color="9F1D2C"/>
-                    </w:rPr>
-                    <w:t>2</w:t>
-                  </w:r>
-                  <w:r>
-                    <w:rPr>
-                      <w:rFonts w:ascii="ShullHand" w:hAnsi="ShullHand"/>
-                      <w:color w:val="4A2466"/>
-                      <w:sz w:val="26"/>
-                      <w:bdr w:val="single" w:sz="8" w:space="1" w:color="9F1D2C"/>
-                    </w:rPr>
-                    <w:t xml:space="preserve"> </w:t>
-                  </w:r>
-                  <w:r>
-                    <w:rPr>
-                      <w:rFonts w:ascii="Patrick Hand" w:hAnsi="Patrick Hand"/>
-                      <w:color w:val="4A2466"/>
-                      <w:sz w:val="26"/>
-                      <w:bdr w:val="single" w:sz="8" w:space="1" w:color="9F1D2C"/>
-                    </w:rPr>
-                    <w:t>2</w:t>
-                  </w:r>
-                  <w:r>
-                    <w:rPr>
-                      <w:rFonts w:ascii="ShullHand" w:hAnsi="ShullHand"/>
-                      <w:color w:val="4A2466"/>
-                      <w:sz w:val="26"/>
-                      <w:bdr w:val="single" w:sz="8" w:space="1" w:color="9F1D2C"/>
-                    </w:rPr>
-                    <w:t>s</w:t>
-                  </w:r>
-                  <w:r>
-                    <w:rPr>
-                      <w:rFonts w:ascii="Patrick Hand" w:hAnsi="Patrick Hand"/>
-                      <w:color w:val="4A2466"/>
-                      <w:sz w:val="26"/>
-                      <w:vertAlign w:val="superscript"/>
-                      <w:bdr w:val="single" w:sz="8" w:space="1" w:color="9F1D2C"/>
-                    </w:rPr>
-                    <w:t>2</w:t>
-                  </w:r>
-                  <w:r>
-                    <w:rPr>
-                      <w:rFonts w:ascii="ShullHand" w:hAnsi="ShullHand"/>
-                      <w:color w:val="4A2466"/>
-                      <w:sz w:val="26"/>
-                      <w:bdr w:val="single" w:sz="8" w:space="1" w:color="9F1D2C"/>
-                    </w:rPr>
-                    <w:t xml:space="preserve"> </w:t>
-                  </w:r>
-                  <w:r>
-                    <w:rPr>
-                      <w:rFonts w:ascii="Patrick Hand" w:hAnsi="Patrick Hand"/>
-                      <w:color w:val="4A2466"/>
-                      <w:sz w:val="26"/>
-                      <w:bdr w:val="single" w:sz="8" w:space="1" w:color="9F1D2C"/>
-                    </w:rPr>
-                    <w:t>2</w:t>
-                  </w:r>
-                  <w:r>
-                    <w:rPr>
-                      <w:rFonts w:ascii="ShullHand" w:hAnsi="ShullHand"/>
-                      <w:color w:val="4A2466"/>
-                      <w:sz w:val="26"/>
-                      <w:bdr w:val="single" w:sz="8" w:space="1" w:color="9F1D2C"/>
-                    </w:rPr>
-                    <w:t>p</w:t>
-                  </w:r>
-                  <w:r>
-                    <w:rPr>
-                      <w:rFonts w:ascii="Patrick Hand" w:hAnsi="Patrick Hand"/>
-                      <w:color w:val="4A2466"/>
-                      <w:sz w:val="26"/>
-                      <w:vertAlign w:val="superscript"/>
-                      <w:bdr w:val="single" w:sz="8" w:space="1" w:color="9F1D2C"/>
-                    </w:rPr>
-                    <w:t>6</w:t>
-                  </w:r>
-                  <w:r>
-                    <w:rPr>
-                      <w:rFonts w:ascii="ShullHand" w:hAnsi="ShullHand"/>
-                      <w:color w:val="4A2466"/>
-                      <w:sz w:val="26"/>
-                      <w:bdr w:val="single" w:sz="8" w:space="1" w:color="9F1D2C"/>
-                    </w:rPr>
-                    <w:t xml:space="preserve"> </w:t>
-                  </w:r>
-                  <w:r>
-                    <w:rPr>
-                      <w:rFonts w:ascii="Patrick Hand" w:hAnsi="Patrick Hand"/>
-                      <w:color w:val="4A2466"/>
-                      <w:sz w:val="26"/>
-                      <w:bdr w:val="single" w:sz="8" w:space="1" w:color="9F1D2C"/>
-                    </w:rPr>
-                    <w:t>3</w:t>
-                  </w:r>
-                  <w:r>
-                    <w:rPr>
-                      <w:rFonts w:ascii="ShullHand" w:hAnsi="ShullHand"/>
-                      <w:color w:val="4A2466"/>
-                      <w:sz w:val="26"/>
-                      <w:bdr w:val="single" w:sz="8" w:space="1" w:color="9F1D2C"/>
-                    </w:rPr>
-                    <w:t>s</w:t>
-                  </w:r>
-                  <w:r>
-                    <w:rPr>
-                      <w:rFonts w:ascii="Patrick Hand" w:hAnsi="Patrick Hand"/>
-                      <w:color w:val="4A2466"/>
-                      <w:sz w:val="26"/>
-                      <w:vertAlign w:val="superscript"/>
-                      <w:bdr w:val="single" w:sz="8" w:space="1" w:color="9F1D2C"/>
-                    </w:rPr>
-                    <w:t>2</w:t>
-                  </w:r>
-                  <w:r>
-                    <w:rPr>
-                      <w:rFonts w:ascii="ShullHand" w:hAnsi="ShullHand"/>
-                      <w:color w:val="4A2466"/>
-                      <w:sz w:val="26"/>
-                      <w:bdr w:val="single" w:sz="8" w:space="1" w:color="9F1D2C"/>
-                    </w:rPr>
-                    <w:t xml:space="preserve"> </w:t>
-                  </w:r>
-                  <w:r>
-                    <w:rPr>
-                      <w:rFonts w:ascii="Patrick Hand" w:hAnsi="Patrick Hand"/>
-                      <w:color w:val="4A2466"/>
-                      <w:sz w:val="26"/>
-                      <w:bdr w:val="single" w:sz="8" w:space="1" w:color="9F1D2C"/>
-                    </w:rPr>
-                    <w:t>3</w:t>
-                  </w:r>
-                  <w:r>
-                    <w:rPr>
-                      <w:rFonts w:ascii="ShullHand" w:hAnsi="ShullHand"/>
-                      <w:color w:val="4A2466"/>
-                      <w:sz w:val="26"/>
-                      <w:bdr w:val="single" w:sz="8" w:space="1" w:color="9F1D2C"/>
-                    </w:rPr>
-                    <w:t>p</w:t>
-                  </w:r>
-                  <w:r>
-                    <w:rPr>
-                      <w:rFonts w:ascii="Patrick Hand" w:hAnsi="Patrick Hand"/>
-                      <w:color w:val="4A2466"/>
-                      <w:sz w:val="26"/>
-                      <w:vertAlign w:val="superscript"/>
-                      <w:bdr w:val="single" w:sz="8" w:space="1" w:color="9F1D2C"/>
-                    </w:rPr>
-                    <w:t>5</w:t>
-                  </w:r>
-                </w:p>
-              </w:tc>
-            </w:tr>
-          </w:tbl>
-          <w:p>
-            <w:pPr>
-              <w:spacing w:before="0" w:after="0" w:line="20" w:lineRule="exact"/>
-            </w:pPr>
-          </w:p>
-          <w:p>
-            <w:pPr>
-              <w:spacing w:before="0" w:after="0" w:line="80" w:lineRule="exact"/>
-            </w:pPr>
-            <w:r>
-              <w:rPr>
-                <w:rFonts w:ascii="Trade Gothic Next" w:hAnsi="Trade Gothic Next"/>
-                <w:sz w:val="2"/>
-              </w:rPr>
-            </w:r>
-          </w:p>
-          <w:p>
-            <w:pPr>
-              <w:spacing w:after="40" w:before="0"/>
-            </w:pPr>
-            <w:r>
-              <w:rPr>
-                <w:rFonts w:ascii="Trade Gothic Next" w:hAnsi="Trade Gothic Next"/>
-                <w:b/>
-                <w:color w:val="55604F"/>
-                <w:sz w:val="17"/>
-              </w:rPr>
-              <w:t>Orbital diagram</w:t>
-            </w:r>
-          </w:p>
-          <w:tbl>
-            <w:tblPr>
-              <w:tblW w:type="auto" w:w="0"/>
-              <w:tblLayout w:type="fixed"/>
-              <w:tblLook w:firstColumn="1" w:firstRow="1" w:lastColumn="0" w:lastRow="0" w:noHBand="0" w:noVBand="1" w:val="04A0"/>
-              <w:tblLayout w:type="fixed"/>
-            </w:tblPr>
-            <w:tblGrid>
-              <w:gridCol w:w="432"/>
-              <w:gridCol w:w="360"/>
-              <w:gridCol w:w="432"/>
-              <w:gridCol w:w="360"/>
-              <w:gridCol w:w="432"/>
-              <w:gridCol w:w="360"/>
-              <w:gridCol w:w="360"/>
-              <w:gridCol w:w="360"/>
-              <w:gridCol w:w="432"/>
-              <w:gridCol w:w="360"/>
-              <w:gridCol w:w="432"/>
-              <w:gridCol w:w="360"/>
-              <w:gridCol w:w="360"/>
-              <w:gridCol w:w="360"/>
+              <w:gridCol w:w="317"/>
+              <w:gridCol w:w="274"/>
+              <w:gridCol w:w="317"/>
+              <w:gridCol w:w="274"/>
+              <w:gridCol w:w="317"/>
+              <w:gridCol w:w="274"/>
+              <w:gridCol w:w="274"/>
+              <w:gridCol w:w="274"/>
+              <w:gridCol w:w="317"/>
+              <w:gridCol w:w="274"/>
+              <w:gridCol w:w="317"/>
+              <w:gridCol w:w="274"/>
+              <w:gridCol w:w="274"/>
+              <w:gridCol w:w="274"/>
             </w:tblGrid>
             <w:tr>
               <w:trPr>
@@ -2106,7 +3804,7 @@
               </w:trPr>
               <w:tc>
                 <w:tcPr>
-                  <w:tcW w:type="dxa" w:w="432"/>
+                  <w:tcW w:type="dxa" w:w="317"/>
                   <w:vAlign w:val="center"/>
                   <w:tcMar>
                     <w:top w:w="0" w:type="dxa"/>
@@ -2134,7 +3832,7 @@
               </w:tc>
               <w:tc>
                 <w:tcPr>
-                  <w:tcW w:type="dxa" w:w="360"/>
+                  <w:tcW w:type="dxa" w:w="274"/>
                   <w:tcBorders>
                     <w:top w:val="single" w:sz="6" w:color="5A6068"/>
                     <w:left w:val="single" w:sz="6" w:color="5A6068"/>
@@ -2168,7 +3866,7 @@
               </w:tc>
               <w:tc>
                 <w:tcPr>
-                  <w:tcW w:type="dxa" w:w="432"/>
+                  <w:tcW w:type="dxa" w:w="317"/>
                   <w:vAlign w:val="center"/>
                   <w:tcMar>
                     <w:top w:w="0" w:type="dxa"/>
@@ -2196,7 +3894,7 @@
               </w:tc>
               <w:tc>
                 <w:tcPr>
-                  <w:tcW w:type="dxa" w:w="360"/>
+                  <w:tcW w:type="dxa" w:w="274"/>
                   <w:tcBorders>
                     <w:top w:val="single" w:sz="6" w:color="5A6068"/>
                     <w:left w:val="single" w:sz="6" w:color="5A6068"/>
@@ -2230,7 +3928,7 @@
               </w:tc>
               <w:tc>
                 <w:tcPr>
-                  <w:tcW w:type="dxa" w:w="432"/>
+                  <w:tcW w:type="dxa" w:w="317"/>
                   <w:vAlign w:val="center"/>
                   <w:tcMar>
                     <w:top w:w="0" w:type="dxa"/>
@@ -2258,7 +3956,7 @@
               </w:tc>
               <w:tc>
                 <w:tcPr>
-                  <w:tcW w:type="dxa" w:w="360"/>
+                  <w:tcW w:type="dxa" w:w="274"/>
                   <w:tcBorders>
                     <w:top w:val="single" w:sz="6" w:color="5A6068"/>
                     <w:left w:val="single" w:sz="6" w:color="5A6068"/>
@@ -2292,7 +3990,7 @@
               </w:tc>
               <w:tc>
                 <w:tcPr>
-                  <w:tcW w:type="dxa" w:w="360"/>
+                  <w:tcW w:type="dxa" w:w="274"/>
                   <w:tcBorders>
                     <w:top w:val="single" w:sz="6" w:color="5A6068"/>
                     <w:left w:val="single" w:sz="6" w:color="5A6068"/>
@@ -2326,7 +4024,7 @@
               </w:tc>
               <w:tc>
                 <w:tcPr>
-                  <w:tcW w:type="dxa" w:w="360"/>
+                  <w:tcW w:type="dxa" w:w="274"/>
                   <w:tcBorders>
                     <w:top w:val="single" w:sz="6" w:color="5A6068"/>
                     <w:left w:val="single" w:sz="6" w:color="5A6068"/>
@@ -2360,7 +4058,7 @@
               </w:tc>
               <w:tc>
                 <w:tcPr>
-                  <w:tcW w:type="dxa" w:w="432"/>
+                  <w:tcW w:type="dxa" w:w="317"/>
                   <w:vAlign w:val="center"/>
                   <w:tcMar>
                     <w:top w:w="0" w:type="dxa"/>
@@ -2388,7 +4086,7 @@
               </w:tc>
               <w:tc>
                 <w:tcPr>
-                  <w:tcW w:type="dxa" w:w="360"/>
+                  <w:tcW w:type="dxa" w:w="274"/>
                   <w:tcBorders>
                     <w:top w:val="single" w:sz="6" w:color="5A6068"/>
                     <w:left w:val="single" w:sz="6" w:color="5A6068"/>
@@ -2422,7 +4120,7 @@
               </w:tc>
               <w:tc>
                 <w:tcPr>
-                  <w:tcW w:type="dxa" w:w="432"/>
+                  <w:tcW w:type="dxa" w:w="317"/>
                   <w:vAlign w:val="center"/>
                   <w:tcMar>
                     <w:top w:w="0" w:type="dxa"/>
@@ -2450,7 +4148,7 @@
               </w:tc>
               <w:tc>
                 <w:tcPr>
-                  <w:tcW w:type="dxa" w:w="360"/>
+                  <w:tcW w:type="dxa" w:w="274"/>
                   <w:tcBorders>
                     <w:top w:val="single" w:sz="6" w:color="5A6068"/>
                     <w:left w:val="single" w:sz="6" w:color="5A6068"/>
@@ -2484,7 +4182,7 @@
               </w:tc>
               <w:tc>
                 <w:tcPr>
-                  <w:tcW w:type="dxa" w:w="360"/>
+                  <w:tcW w:type="dxa" w:w="274"/>
                   <w:tcBorders>
                     <w:top w:val="single" w:sz="6" w:color="5A6068"/>
                     <w:left w:val="single" w:sz="6" w:color="5A6068"/>
@@ -2518,7 +4216,7 @@
               </w:tc>
               <w:tc>
                 <w:tcPr>
-                  <w:tcW w:type="dxa" w:w="360"/>
+                  <w:tcW w:type="dxa" w:w="274"/>
                   <w:tcBorders>
                     <w:top w:val="single" w:sz="6" w:color="5A6068"/>
                     <w:left w:val="single" w:sz="6" w:color="5A6068"/>
@@ -2559,21 +4257,21 @@
           </w:p>
           <w:p>
             <w:pPr>
-              <w:spacing w:after="40"/>
+              <w:spacing w:after="0"/>
             </w:pPr>
             <w:r>
               <w:rPr>
                 <w:rFonts w:ascii="ShullHand" w:hAnsi="ShullHand"/>
                 <w:color w:val="16609A"/>
-                <w:sz w:val="22"/>
+                <w:sz w:val="20"/>
               </w:rPr>
-              <w:t xml:space="preserve">→ Hund rule, one arrow in each box before pairing. </w:t>
+              <w:t xml:space="preserve">→ one arrow in each box before pairing, </w:t>
             </w:r>
             <w:r>
               <w:rPr>
                 <w:rFonts w:ascii="Patrick Hand" w:hAnsi="Patrick Hand"/>
                 <w:color w:val="16609A"/>
-                <w:sz w:val="22"/>
+                <w:sz w:val="20"/>
               </w:rPr>
               <w:t>1</w:t>
             </w:r>
@@ -2581,49 +4279,487 @@
               <w:rPr>
                 <w:rFonts w:ascii="ShullHand" w:hAnsi="ShullHand"/>
                 <w:color w:val="16609A"/>
+                <w:sz w:val="20"/>
+              </w:rPr>
+              <w:t xml:space="preserve"> unpaired</w:t>
+            </w:r>
+          </w:p>
+        </w:tc>
+      </w:tr>
+    </w:tbl>
+    <w:p>
+      <w:pPr>
+        <w:spacing w:before="0" w:after="0" w:line="40" w:lineRule="exact"/>
+      </w:pPr>
+      <w:r>
+        <w:rPr>
+          <w:rFonts w:ascii="Trade Gothic Next" w:hAnsi="Trade Gothic Next"/>
+          <w:sz w:val="2"/>
+        </w:rPr>
+      </w:r>
+    </w:p>
+    <w:p>
+      <w:pPr>
+        <w:spacing w:before="0" w:after="0" w:line="120" w:lineRule="exact"/>
+      </w:pPr>
+      <w:r>
+        <w:rPr>
+          <w:rFonts w:ascii="Trade Gothic Next" w:hAnsi="Trade Gothic Next"/>
+          <w:sz w:val="8"/>
+        </w:rPr>
+      </w:r>
+    </w:p>
+    <w:tbl>
+      <w:tblPr>
+        <w:tblW w:type="auto" w:w="0"/>
+        <w:tblLayout w:type="fixed"/>
+        <w:tblLook w:firstColumn="1" w:firstRow="1" w:lastColumn="0" w:lastRow="0" w:noHBand="0" w:noVBand="1" w:val="04A0"/>
+        <w:tblLayout w:type="fixed"/>
+      </w:tblPr>
+      <w:tblGrid>
+        <w:gridCol w:w="9072"/>
+        <w:gridCol w:w="1728"/>
+      </w:tblGrid>
+      <w:tr>
+        <w:tc>
+          <w:tcPr>
+            <w:tcW w:type="dxa" w:w="9072"/>
+            <w:tcBorders>
+              <w:top w:val="single" w:sz="12" w:color="14161B"/>
+              <w:bottom w:val="single" w:sz="18" w:color="A3E635"/>
+            </w:tcBorders>
+            <w:vAlign w:val="center"/>
+            <w:tcMar>
+              <w:top w:w="30" w:type="dxa"/>
+              <w:left w:w="0" w:type="dxa"/>
+              <w:bottom w:w="30" w:type="dxa"/>
+              <w:right w:w="60" w:type="dxa"/>
+            </w:tcMar>
+          </w:tcPr>
+          <w:p>
+            <w:pPr>
+              <w:keepNext/>
+              <w:spacing w:after="0"/>
+              <w:jc w:val="left"/>
+            </w:pPr>
+            <w:r>
+              <w:rPr>
+                <w:rFonts w:ascii="Trade Gothic Next" w:hAnsi="Trade Gothic Next"/>
+                <w:b/>
+                <w:color w:val="14161B"/>
+                <w:sz w:val="18"/>
+                <w:u w:val="none"/>
+              </w:rPr>
+              <w:t>PART 3  ·  NOBLE-GAS SHORTHAND</w:t>
+            </w:r>
+          </w:p>
+        </w:tc>
+        <w:tc>
+          <w:tcPr>
+            <w:tcW w:type="dxa" w:w="1728"/>
+            <w:tcBorders>
+              <w:top w:val="single" w:sz="12" w:color="14161B"/>
+              <w:bottom w:val="single" w:sz="18" w:color="A3E635"/>
+            </w:tcBorders>
+            <w:vAlign w:val="center"/>
+            <w:tcMar>
+              <w:top w:w="30" w:type="dxa"/>
+              <w:left w:w="60" w:type="dxa"/>
+              <w:bottom w:w="30" w:type="dxa"/>
+              <w:right w:w="60" w:type="dxa"/>
+            </w:tcMar>
+          </w:tcPr>
+          <w:p>
+            <w:pPr>
+              <w:keepNext/>
+              <w:spacing w:after="0"/>
+              <w:jc w:val="right"/>
+            </w:pPr>
+            <w:r>
+              <w:rPr>
+                <w:rFonts w:ascii="Trade Gothic Next" w:hAnsi="Trade Gothic Next"/>
+                <w:b/>
+                <w:color w:val="55604F"/>
+                <w:sz w:val="17"/>
+                <w:u w:val="none"/>
+              </w:rPr>
+              <w:t>4 pts</w:t>
+            </w:r>
+          </w:p>
+        </w:tc>
+      </w:tr>
+    </w:tbl>
+    <w:tbl>
+      <w:tblPr>
+        <w:tblW w:type="auto" w:w="0"/>
+        <w:tblLayout w:type="fixed"/>
+        <w:tblLook w:firstColumn="1" w:firstRow="1" w:lastColumn="0" w:lastRow="0" w:noHBand="0" w:noVBand="1" w:val="04A0"/>
+        <w:tblLayout w:type="fixed"/>
+      </w:tblPr>
+      <w:tblGrid>
+        <w:gridCol w:w="648"/>
+        <w:gridCol w:w="2520"/>
+        <w:gridCol w:w="7632"/>
+      </w:tblGrid>
+      <w:tr>
+        <w:trPr>
+          <w:cantSplit/>
+          <w:trHeight w:val="648" w:hRule="atLeast"/>
+        </w:trPr>
+        <w:tc>
+          <w:tcPr>
+            <w:tcW w:type="dxa" w:w="648"/>
+            <w:vAlign w:val="center"/>
+            <w:tcMar>
+              <w:top w:w="40" w:type="dxa"/>
+              <w:left w:w="60" w:type="dxa"/>
+              <w:bottom w:w="40" w:type="dxa"/>
+              <w:right w:w="60" w:type="dxa"/>
+            </w:tcMar>
+            <w:tcBorders>
+              <w:bottom w:val="single" w:sz="4" w:color="C8CDC2"/>
+            </w:tcBorders>
+          </w:tcPr>
+          <w:p>
+            <w:pPr>
+              <w:spacing w:after="0"/>
+              <w:jc w:val="left"/>
+            </w:pPr>
+            <w:r>
+              <w:rPr>
+                <w:rFonts w:ascii="Trade Gothic Next" w:hAnsi="Trade Gothic Next"/>
+                <w:b/>
+                <w:color w:val="4D730E"/>
                 <w:sz w:val="22"/>
+                <w:u w:val="none"/>
               </w:rPr>
-              <w:t xml:space="preserve"> unpaired.</w:t>
+              <w:t>8</w:t>
+            </w:r>
+          </w:p>
+        </w:tc>
+        <w:tc>
+          <w:tcPr>
+            <w:tcW w:type="dxa" w:w="2520"/>
+            <w:vAlign w:val="center"/>
+            <w:tcMar>
+              <w:top w:w="40" w:type="dxa"/>
+              <w:left w:w="60" w:type="dxa"/>
+              <w:bottom w:w="40" w:type="dxa"/>
+              <w:right w:w="60" w:type="dxa"/>
+            </w:tcMar>
+            <w:tcBorders>
+              <w:bottom w:val="single" w:sz="4" w:color="C8CDC2"/>
+            </w:tcBorders>
+          </w:tcPr>
+          <w:p>
+            <w:pPr>
+              <w:spacing w:after="0"/>
+              <w:jc w:val="left"/>
+            </w:pPr>
+            <w:r>
+              <w:rPr>
+                <w:rFonts w:ascii="Trade Gothic Next" w:hAnsi="Trade Gothic Next"/>
+                <w:b/>
+                <w:color w:val="14161B"/>
+                <w:sz w:val="21"/>
+                <w:u w:val="none"/>
+              </w:rPr>
+              <w:t>Cobalt, Co</w:t>
+            </w:r>
+          </w:p>
+        </w:tc>
+        <w:tc>
+          <w:tcPr>
+            <w:tcW w:type="dxa" w:w="7632"/>
+            <w:vAlign w:val="center"/>
+            <w:tcMar>
+              <w:top w:w="40" w:type="dxa"/>
+              <w:left w:w="60" w:type="dxa"/>
+              <w:bottom w:w="40" w:type="dxa"/>
+              <w:right w:w="60" w:type="dxa"/>
+            </w:tcMar>
+            <w:tcBorders>
+              <w:bottom w:val="single" w:sz="4" w:color="C8CDC2"/>
+            </w:tcBorders>
+          </w:tcPr>
+          <w:p>
+            <w:pPr>
+              <w:spacing w:after="0"/>
+              <w:jc w:val="left"/>
+            </w:pPr>
+            <w:r>
+              <w:rPr>
+                <w:rFonts w:ascii="ShullHand" w:hAnsi="ShullHand"/>
+                <w:color w:val="4A2466"/>
+                <w:sz w:val="24"/>
+                <w:bdr w:val="single" w:sz="8" w:space="1" w:color="9F1D2C"/>
+              </w:rPr>
+              <w:t xml:space="preserve">[Ar] </w:t>
+            </w:r>
+            <w:r>
+              <w:rPr>
+                <w:rFonts w:ascii="Patrick Hand" w:hAnsi="Patrick Hand"/>
+                <w:color w:val="4A2466"/>
+                <w:sz w:val="24"/>
+                <w:bdr w:val="single" w:sz="8" w:space="1" w:color="9F1D2C"/>
+              </w:rPr>
+              <w:t>4</w:t>
             </w:r>
             <w:r>
               <w:rPr>
                 <w:rFonts w:ascii="ShullHand" w:hAnsi="ShullHand"/>
-                <w:color w:val="5A6068"/>
-                <w:sz w:val="20"/>
+                <w:color w:val="4A2466"/>
+                <w:sz w:val="24"/>
+                <w:bdr w:val="single" w:sz="8" w:space="1" w:color="9F1D2C"/>
               </w:rPr>
-              <w:t xml:space="preserve">   </w:t>
+              <w:t>s</w:t>
             </w:r>
             <w:r>
               <w:rPr>
                 <w:rFonts w:ascii="Patrick Hand" w:hAnsi="Patrick Hand"/>
-                <w:color w:val="5A6068"/>
-                <w:sz w:val="20"/>
+                <w:color w:val="4A2466"/>
+                <w:sz w:val="24"/>
+                <w:vertAlign w:val="superscript"/>
+                <w:bdr w:val="single" w:sz="8" w:space="1" w:color="9F1D2C"/>
               </w:rPr>
               <w:t>2</w:t>
             </w:r>
             <w:r>
               <w:rPr>
                 <w:rFonts w:ascii="ShullHand" w:hAnsi="ShullHand"/>
-                <w:color w:val="5A6068"/>
-                <w:sz w:val="20"/>
+                <w:color w:val="4A2466"/>
+                <w:sz w:val="24"/>
+                <w:bdr w:val="single" w:sz="8" w:space="1" w:color="9F1D2C"/>
               </w:rPr>
-              <w:t xml:space="preserve"> pts configuration, </w:t>
+              <w:t xml:space="preserve"> </w:t>
             </w:r>
             <w:r>
               <w:rPr>
                 <w:rFonts w:ascii="Patrick Hand" w:hAnsi="Patrick Hand"/>
-                <w:color w:val="5A6068"/>
-                <w:sz w:val="20"/>
+                <w:color w:val="4A2466"/>
+                <w:sz w:val="24"/>
+                <w:bdr w:val="single" w:sz="8" w:space="1" w:color="9F1D2C"/>
+              </w:rPr>
+              <w:t>3</w:t>
+            </w:r>
+            <w:r>
+              <w:rPr>
+                <w:rFonts w:ascii="ShullHand" w:hAnsi="ShullHand"/>
+                <w:color w:val="4A2466"/>
+                <w:sz w:val="24"/>
+                <w:bdr w:val="single" w:sz="8" w:space="1" w:color="9F1D2C"/>
+              </w:rPr>
+              <w:t>d</w:t>
+            </w:r>
+            <w:r>
+              <w:rPr>
+                <w:rFonts w:ascii="Patrick Hand" w:hAnsi="Patrick Hand"/>
+                <w:color w:val="4A2466"/>
+                <w:sz w:val="24"/>
+                <w:vertAlign w:val="superscript"/>
+                <w:bdr w:val="single" w:sz="8" w:space="1" w:color="9F1D2C"/>
+              </w:rPr>
+              <w:t>7</w:t>
+            </w:r>
+          </w:p>
+        </w:tc>
+      </w:tr>
+      <w:tr>
+        <w:trPr>
+          <w:cantSplit/>
+          <w:trHeight w:val="648" w:hRule="atLeast"/>
+        </w:trPr>
+        <w:tc>
+          <w:tcPr>
+            <w:tcW w:type="dxa" w:w="648"/>
+            <w:vAlign w:val="center"/>
+            <w:tcMar>
+              <w:top w:w="40" w:type="dxa"/>
+              <w:left w:w="60" w:type="dxa"/>
+              <w:bottom w:w="40" w:type="dxa"/>
+              <w:right w:w="60" w:type="dxa"/>
+            </w:tcMar>
+            <w:tcBorders>
+              <w:bottom w:val="single" w:sz="4" w:color="C8CDC2"/>
+            </w:tcBorders>
+          </w:tcPr>
+          <w:p>
+            <w:pPr>
+              <w:spacing w:after="0"/>
+              <w:jc w:val="left"/>
+            </w:pPr>
+            <w:r>
+              <w:rPr>
+                <w:rFonts w:ascii="Trade Gothic Next" w:hAnsi="Trade Gothic Next"/>
+                <w:b/>
+                <w:color w:val="4D730E"/>
+                <w:sz w:val="22"/>
+                <w:u w:val="none"/>
+              </w:rPr>
+              <w:t>9</w:t>
+            </w:r>
+          </w:p>
+        </w:tc>
+        <w:tc>
+          <w:tcPr>
+            <w:tcW w:type="dxa" w:w="2520"/>
+            <w:vAlign w:val="center"/>
+            <w:tcMar>
+              <w:top w:w="40" w:type="dxa"/>
+              <w:left w:w="60" w:type="dxa"/>
+              <w:bottom w:w="40" w:type="dxa"/>
+              <w:right w:w="60" w:type="dxa"/>
+            </w:tcMar>
+            <w:tcBorders>
+              <w:bottom w:val="single" w:sz="4" w:color="C8CDC2"/>
+            </w:tcBorders>
+          </w:tcPr>
+          <w:p>
+            <w:pPr>
+              <w:spacing w:after="0"/>
+              <w:jc w:val="left"/>
+            </w:pPr>
+            <w:r>
+              <w:rPr>
+                <w:rFonts w:ascii="Trade Gothic Next" w:hAnsi="Trade Gothic Next"/>
+                <w:b/>
+                <w:color w:val="14161B"/>
+                <w:sz w:val="21"/>
+                <w:u w:val="none"/>
+              </w:rPr>
+              <w:t>Antimony, Sb</w:t>
+            </w:r>
+          </w:p>
+        </w:tc>
+        <w:tc>
+          <w:tcPr>
+            <w:tcW w:type="dxa" w:w="7632"/>
+            <w:vAlign w:val="center"/>
+            <w:tcMar>
+              <w:top w:w="40" w:type="dxa"/>
+              <w:left w:w="60" w:type="dxa"/>
+              <w:bottom w:w="40" w:type="dxa"/>
+              <w:right w:w="60" w:type="dxa"/>
+            </w:tcMar>
+            <w:tcBorders>
+              <w:bottom w:val="single" w:sz="4" w:color="C8CDC2"/>
+            </w:tcBorders>
+          </w:tcPr>
+          <w:p>
+            <w:pPr>
+              <w:spacing w:after="0"/>
+              <w:jc w:val="left"/>
+            </w:pPr>
+            <w:r>
+              <w:rPr>
+                <w:rFonts w:ascii="ShullHand" w:hAnsi="ShullHand"/>
+                <w:color w:val="4A2466"/>
+                <w:sz w:val="24"/>
+                <w:bdr w:val="single" w:sz="8" w:space="1" w:color="9F1D2C"/>
+              </w:rPr>
+              <w:t xml:space="preserve">[Kr] </w:t>
+            </w:r>
+            <w:r>
+              <w:rPr>
+                <w:rFonts w:ascii="Patrick Hand" w:hAnsi="Patrick Hand"/>
+                <w:color w:val="4A2466"/>
+                <w:sz w:val="24"/>
+                <w:bdr w:val="single" w:sz="8" w:space="1" w:color="9F1D2C"/>
+              </w:rPr>
+              <w:t>5</w:t>
+            </w:r>
+            <w:r>
+              <w:rPr>
+                <w:rFonts w:ascii="ShullHand" w:hAnsi="ShullHand"/>
+                <w:color w:val="4A2466"/>
+                <w:sz w:val="24"/>
+                <w:bdr w:val="single" w:sz="8" w:space="1" w:color="9F1D2C"/>
+              </w:rPr>
+              <w:t>s</w:t>
+            </w:r>
+            <w:r>
+              <w:rPr>
+                <w:rFonts w:ascii="Patrick Hand" w:hAnsi="Patrick Hand"/>
+                <w:color w:val="4A2466"/>
+                <w:sz w:val="24"/>
+                <w:vertAlign w:val="superscript"/>
+                <w:bdr w:val="single" w:sz="8" w:space="1" w:color="9F1D2C"/>
               </w:rPr>
               <w:t>2</w:t>
             </w:r>
             <w:r>
               <w:rPr>
                 <w:rFonts w:ascii="ShullHand" w:hAnsi="ShullHand"/>
-                <w:color w:val="5A6068"/>
-                <w:sz w:val="20"/>
+                <w:color w:val="4A2466"/>
+                <w:sz w:val="24"/>
+                <w:bdr w:val="single" w:sz="8" w:space="1" w:color="9F1D2C"/>
               </w:rPr>
-              <w:t xml:space="preserve"> pts diagram</w:t>
+              <w:t xml:space="preserve"> </w:t>
+            </w:r>
+            <w:r>
+              <w:rPr>
+                <w:rFonts w:ascii="Patrick Hand" w:hAnsi="Patrick Hand"/>
+                <w:color w:val="4A2466"/>
+                <w:sz w:val="24"/>
+                <w:bdr w:val="single" w:sz="8" w:space="1" w:color="9F1D2C"/>
+              </w:rPr>
+              <w:t>4</w:t>
+            </w:r>
+            <w:r>
+              <w:rPr>
+                <w:rFonts w:ascii="ShullHand" w:hAnsi="ShullHand"/>
+                <w:color w:val="4A2466"/>
+                <w:sz w:val="24"/>
+                <w:bdr w:val="single" w:sz="8" w:space="1" w:color="9F1D2C"/>
+              </w:rPr>
+              <w:t>d</w:t>
+            </w:r>
+            <w:r>
+              <w:rPr>
+                <w:rFonts w:ascii="Patrick Hand" w:hAnsi="Patrick Hand"/>
+                <w:color w:val="4A2466"/>
+                <w:sz w:val="24"/>
+                <w:vertAlign w:val="superscript"/>
+                <w:bdr w:val="single" w:sz="8" w:space="1" w:color="9F1D2C"/>
+              </w:rPr>
+              <w:t>10</w:t>
+            </w:r>
+            <w:r>
+              <w:rPr>
+                <w:rFonts w:ascii="ShullHand" w:hAnsi="ShullHand"/>
+                <w:color w:val="4A2466"/>
+                <w:sz w:val="24"/>
+                <w:bdr w:val="single" w:sz="8" w:space="1" w:color="9F1D2C"/>
+              </w:rPr>
+              <w:t xml:space="preserve"> </w:t>
+            </w:r>
+            <w:r>
+              <w:rPr>
+                <w:rFonts w:ascii="Patrick Hand" w:hAnsi="Patrick Hand"/>
+                <w:color w:val="4A2466"/>
+                <w:sz w:val="24"/>
+                <w:bdr w:val="single" w:sz="8" w:space="1" w:color="9F1D2C"/>
+              </w:rPr>
+              <w:t>5</w:t>
+            </w:r>
+            <w:r>
+              <w:rPr>
+                <w:rFonts w:ascii="ShullHand" w:hAnsi="ShullHand"/>
+                <w:color w:val="4A2466"/>
+                <w:sz w:val="24"/>
+                <w:bdr w:val="single" w:sz="8" w:space="1" w:color="9F1D2C"/>
+              </w:rPr>
+              <w:t>p</w:t>
+            </w:r>
+            <w:r>
+              <w:rPr>
+                <w:rFonts w:ascii="Patrick Hand" w:hAnsi="Patrick Hand"/>
+                <w:color w:val="4A2466"/>
+                <w:sz w:val="24"/>
+                <w:vertAlign w:val="superscript"/>
+                <w:bdr w:val="single" w:sz="8" w:space="1" w:color="9F1D2C"/>
+              </w:rPr>
+              <w:t>3</w:t>
             </w:r>
           </w:p>
         </w:tc>
@@ -2643,618 +4779,83 @@
     <w:tbl>
       <w:tblPr>
         <w:tblW w:type="auto" w:w="0"/>
-        <w:jc w:val="left"/>
         <w:tblLayout w:type="fixed"/>
         <w:tblLook w:firstColumn="1" w:firstRow="1" w:lastColumn="0" w:lastRow="0" w:noHBand="0" w:noVBand="1" w:val="04A0"/>
         <w:tblLayout w:type="fixed"/>
       </w:tblPr>
       <w:tblGrid>
-        <w:gridCol w:w="10800"/>
+        <w:gridCol w:w="9072"/>
+        <w:gridCol w:w="1728"/>
       </w:tblGrid>
       <w:tr>
         <w:tc>
           <w:tcPr>
-            <w:tcW w:type="dxa" w:w="10800"/>
+            <w:tcW w:type="dxa" w:w="9072"/>
             <w:tcBorders>
               <w:top w:val="single" w:sz="12" w:color="14161B"/>
+              <w:bottom w:val="single" w:sz="18" w:color="A3E635"/>
             </w:tcBorders>
+            <w:vAlign w:val="center"/>
+            <w:tcMar>
+              <w:top w:w="30" w:type="dxa"/>
+              <w:left w:w="0" w:type="dxa"/>
+              <w:bottom w:w="30" w:type="dxa"/>
+              <w:right w:w="60" w:type="dxa"/>
+            </w:tcMar>
           </w:tcPr>
           <w:p>
             <w:pPr>
-              <w:spacing w:after="40" w:before="0"/>
+              <w:keepNext/>
+              <w:spacing w:after="0"/>
+              <w:jc w:val="left"/>
             </w:pPr>
             <w:r>
               <w:rPr>
                 <w:rFonts w:ascii="Trade Gothic Next" w:hAnsi="Trade Gothic Next"/>
                 <w:b/>
-                <w:color w:val="4D730E"/>
-                <w:sz w:val="15"/>
-                <w:spacing w:val="26"/>
+                <w:color w:val="14161B"/>
+                <w:sz w:val="18"/>
+                <w:u w:val="none"/>
               </w:rPr>
-              <w:t>PART 2  ·  NOBLE-GAS SHORTHAND</w:t>
+              <w:t>PART 4  ·  CHARGE OF THE ION EACH ATOM FORMS</w:t>
+            </w:r>
+          </w:p>
+        </w:tc>
+        <w:tc>
+          <w:tcPr>
+            <w:tcW w:type="dxa" w:w="1728"/>
+            <w:tcBorders>
+              <w:top w:val="single" w:sz="12" w:color="14161B"/>
+              <w:bottom w:val="single" w:sz="18" w:color="A3E635"/>
+            </w:tcBorders>
+            <w:vAlign w:val="center"/>
+            <w:tcMar>
+              <w:top w:w="30" w:type="dxa"/>
+              <w:left w:w="60" w:type="dxa"/>
+              <w:bottom w:w="30" w:type="dxa"/>
+              <w:right w:w="60" w:type="dxa"/>
+            </w:tcMar>
+          </w:tcPr>
+          <w:p>
+            <w:pPr>
+              <w:keepNext/>
+              <w:spacing w:after="0"/>
+              <w:jc w:val="right"/>
+            </w:pPr>
+            <w:r>
+              <w:rPr>
+                <w:rFonts w:ascii="Trade Gothic Next" w:hAnsi="Trade Gothic Next"/>
+                <w:b/>
+                <w:color w:val="55604F"/>
+                <w:sz w:val="17"/>
+                <w:u w:val="none"/>
+              </w:rPr>
+              <w:t>4 pts</w:t>
             </w:r>
           </w:p>
         </w:tc>
       </w:tr>
     </w:tbl>
-    <w:p>
-      <w:pPr>
-        <w:spacing w:before="0" w:after="0" w:line="80" w:lineRule="exact"/>
-      </w:pPr>
-      <w:r>
-        <w:rPr>
-          <w:rFonts w:ascii="Trade Gothic Next" w:hAnsi="Trade Gothic Next"/>
-          <w:sz w:val="4"/>
-        </w:rPr>
-      </w:r>
-    </w:p>
-    <w:tbl>
-      <w:tblPr>
-        <w:tblW w:type="auto" w:w="0"/>
-        <w:jc w:val="left"/>
-        <w:tblLayout w:type="fixed"/>
-        <w:tblLook w:firstColumn="1" w:firstRow="1" w:lastColumn="0" w:lastRow="0" w:noHBand="0" w:noVBand="1" w:val="04A0"/>
-        <w:tblLayout w:type="fixed"/>
-      </w:tblPr>
-      <w:tblGrid>
-        <w:gridCol w:w="10800"/>
-      </w:tblGrid>
-      <w:tr>
-        <w:trPr>
-          <w:cantSplit/>
-        </w:trPr>
-        <w:tc>
-          <w:tcPr>
-            <w:tcW w:type="dxa" w:w="10800"/>
-            <w:tcBorders>
-              <w:top w:val="single" w:sz="6" w:color="C8CDC2"/>
-              <w:left w:val="single" w:sz="6" w:color="C8CDC2"/>
-              <w:bottom w:val="single" w:sz="6" w:color="C8CDC2"/>
-              <w:right w:val="single" w:sz="6" w:color="C8CDC2"/>
-            </w:tcBorders>
-          </w:tcPr>
-          <w:p>
-            <w:pPr>
-              <w:tabs>
-                <w:tab w:pos="10224" w:val="right"/>
-              </w:tabs>
-              <w:spacing w:after="40"/>
-            </w:pPr>
-            <w:r>
-              <w:rPr>
-                <w:rFonts w:ascii="Trade Gothic Next" w:hAnsi="Trade Gothic Next"/>
-                <w:b/>
-                <w:color w:val="4D730E"/>
-                <w:sz w:val="21"/>
-                <w:u w:val="none"/>
-              </w:rPr>
-              <w:t xml:space="preserve">3   </w:t>
-            </w:r>
-            <w:r>
-              <w:rPr>
-                <w:rFonts w:ascii="Trade Gothic Next" w:hAnsi="Trade Gothic Next"/>
-                <w:b/>
-                <w:color w:val="14161B"/>
-                <w:sz w:val="21"/>
-                <w:u w:val="none"/>
-              </w:rPr>
-              <w:t>Cobalt, Co</w:t>
-            </w:r>
-            <w:r>
-              <w:rPr>
-                <w:rFonts w:ascii="Trade Gothic Next" w:hAnsi="Trade Gothic Next"/>
-                <w:b w:val="0"/>
-                <w:sz w:val="18"/>
-                <w:u w:val="none"/>
-              </w:rPr>
-              <w:tab/>
-            </w:r>
-            <w:r>
-              <w:rPr>
-                <w:rFonts w:ascii="Trade Gothic Next" w:hAnsi="Trade Gothic Next"/>
-                <w:b/>
-                <w:color w:val="55604F"/>
-                <w:sz w:val="16"/>
-                <w:u w:val="none"/>
-              </w:rPr>
-              <w:t>2 pts</w:t>
-            </w:r>
-          </w:p>
-          <w:tbl>
-            <w:tblPr>
-              <w:tblW w:type="auto" w:w="0"/>
-              <w:tblLayout w:type="fixed"/>
-              <w:tblLook w:firstColumn="1" w:firstRow="1" w:lastColumn="0" w:lastRow="0" w:noHBand="0" w:noVBand="1" w:val="04A0"/>
-              <w:tblLayout w:type="fixed"/>
-            </w:tblPr>
-            <w:tblGrid>
-              <w:gridCol w:w="1584"/>
-              <w:gridCol w:w="8640"/>
-            </w:tblGrid>
-            <w:tr>
-              <w:trPr>
-                <w:cantSplit/>
-                <w:trHeight w:val="547" w:hRule="atLeast"/>
-              </w:trPr>
-              <w:tc>
-                <w:tcPr>
-                  <w:tcW w:type="dxa" w:w="1584"/>
-                  <w:vAlign w:val="bottom"/>
-                  <w:tcMar>
-                    <w:top w:w="0" w:type="dxa"/>
-                    <w:left w:w="0" w:type="dxa"/>
-                    <w:bottom w:w="10" w:type="dxa"/>
-                    <w:right w:w="0" w:type="dxa"/>
-                  </w:tcMar>
-                </w:tcPr>
-                <w:p>
-                  <w:pPr>
-                    <w:spacing w:after="0"/>
-                  </w:pPr>
-                  <w:r>
-                    <w:rPr>
-                      <w:rFonts w:ascii="Trade Gothic Next" w:hAnsi="Trade Gothic Next"/>
-                      <w:b/>
-                      <w:color w:val="14161B"/>
-                      <w:sz w:val="18"/>
-                      <w:u w:val="none"/>
-                    </w:rPr>
-                    <w:t>Shorthand</w:t>
-                  </w:r>
-                </w:p>
-              </w:tc>
-              <w:tc>
-                <w:tcPr>
-                  <w:tcW w:type="dxa" w:w="8640"/>
-                  <w:vAlign w:val="bottom"/>
-                  <w:tcMar>
-                    <w:top w:w="0" w:type="dxa"/>
-                    <w:left w:w="0" w:type="dxa"/>
-                    <w:bottom w:w="10" w:type="dxa"/>
-                    <w:right w:w="0" w:type="dxa"/>
-                  </w:tcMar>
-                  <w:tcBorders>
-                    <w:bottom w:val="single" w:sz="6" w:color="C8CDC2"/>
-                  </w:tcBorders>
-                </w:tcPr>
-                <w:p>
-                  <w:pPr>
-                    <w:spacing w:after="0"/>
-                  </w:pPr>
-                  <w:r>
-                    <w:rPr>
-                      <w:rFonts w:ascii="ShullHand" w:hAnsi="ShullHand"/>
-                      <w:color w:val="4A2466"/>
-                      <w:sz w:val="26"/>
-                      <w:bdr w:val="single" w:sz="8" w:space="1" w:color="9F1D2C"/>
-                    </w:rPr>
-                    <w:t xml:space="preserve">[Ar] </w:t>
-                  </w:r>
-                  <w:r>
-                    <w:rPr>
-                      <w:rFonts w:ascii="Patrick Hand" w:hAnsi="Patrick Hand"/>
-                      <w:color w:val="4A2466"/>
-                      <w:sz w:val="26"/>
-                      <w:bdr w:val="single" w:sz="8" w:space="1" w:color="9F1D2C"/>
-                    </w:rPr>
-                    <w:t>4</w:t>
-                  </w:r>
-                  <w:r>
-                    <w:rPr>
-                      <w:rFonts w:ascii="ShullHand" w:hAnsi="ShullHand"/>
-                      <w:color w:val="4A2466"/>
-                      <w:sz w:val="26"/>
-                      <w:bdr w:val="single" w:sz="8" w:space="1" w:color="9F1D2C"/>
-                    </w:rPr>
-                    <w:t>s</w:t>
-                  </w:r>
-                  <w:r>
-                    <w:rPr>
-                      <w:rFonts w:ascii="Patrick Hand" w:hAnsi="Patrick Hand"/>
-                      <w:color w:val="4A2466"/>
-                      <w:sz w:val="26"/>
-                      <w:vertAlign w:val="superscript"/>
-                      <w:bdr w:val="single" w:sz="8" w:space="1" w:color="9F1D2C"/>
-                    </w:rPr>
-                    <w:t>2</w:t>
-                  </w:r>
-                  <w:r>
-                    <w:rPr>
-                      <w:rFonts w:ascii="ShullHand" w:hAnsi="ShullHand"/>
-                      <w:color w:val="4A2466"/>
-                      <w:sz w:val="26"/>
-                      <w:bdr w:val="single" w:sz="8" w:space="1" w:color="9F1D2C"/>
-                    </w:rPr>
-                    <w:t xml:space="preserve"> </w:t>
-                  </w:r>
-                  <w:r>
-                    <w:rPr>
-                      <w:rFonts w:ascii="Patrick Hand" w:hAnsi="Patrick Hand"/>
-                      <w:color w:val="4A2466"/>
-                      <w:sz w:val="26"/>
-                      <w:bdr w:val="single" w:sz="8" w:space="1" w:color="9F1D2C"/>
-                    </w:rPr>
-                    <w:t>3</w:t>
-                  </w:r>
-                  <w:r>
-                    <w:rPr>
-                      <w:rFonts w:ascii="ShullHand" w:hAnsi="ShullHand"/>
-                      <w:color w:val="4A2466"/>
-                      <w:sz w:val="26"/>
-                      <w:bdr w:val="single" w:sz="8" w:space="1" w:color="9F1D2C"/>
-                    </w:rPr>
-                    <w:t>d</w:t>
-                  </w:r>
-                  <w:r>
-                    <w:rPr>
-                      <w:rFonts w:ascii="Patrick Hand" w:hAnsi="Patrick Hand"/>
-                      <w:color w:val="4A2466"/>
-                      <w:sz w:val="26"/>
-                      <w:vertAlign w:val="superscript"/>
-                      <w:bdr w:val="single" w:sz="8" w:space="1" w:color="9F1D2C"/>
-                    </w:rPr>
-                    <w:t>7</w:t>
-                  </w:r>
-                </w:p>
-              </w:tc>
-            </w:tr>
-          </w:tbl>
-          <w:p>
-            <w:pPr>
-              <w:spacing w:before="0" w:after="0" w:line="20" w:lineRule="exact"/>
-            </w:pPr>
-          </w:p>
-          <w:p>
-            <w:pPr>
-              <w:spacing w:before="0" w:after="0" w:line="60" w:lineRule="exact"/>
-            </w:pPr>
-            <w:r>
-              <w:rPr>
-                <w:rFonts w:ascii="Trade Gothic Next" w:hAnsi="Trade Gothic Next"/>
-                <w:sz w:val="2"/>
-              </w:rPr>
-            </w:r>
-          </w:p>
-        </w:tc>
-      </w:tr>
-    </w:tbl>
-    <w:p>
-      <w:pPr>
-        <w:spacing w:before="0" w:after="0" w:line="80" w:lineRule="exact"/>
-      </w:pPr>
-      <w:r>
-        <w:rPr>
-          <w:rFonts w:ascii="Trade Gothic Next" w:hAnsi="Trade Gothic Next"/>
-          <w:sz w:val="4"/>
-        </w:rPr>
-      </w:r>
-    </w:p>
-    <w:tbl>
-      <w:tblPr>
-        <w:tblW w:type="auto" w:w="0"/>
-        <w:jc w:val="left"/>
-        <w:tblLayout w:type="fixed"/>
-        <w:tblLook w:firstColumn="1" w:firstRow="1" w:lastColumn="0" w:lastRow="0" w:noHBand="0" w:noVBand="1" w:val="04A0"/>
-        <w:tblLayout w:type="fixed"/>
-      </w:tblPr>
-      <w:tblGrid>
-        <w:gridCol w:w="10800"/>
-      </w:tblGrid>
-      <w:tr>
-        <w:trPr>
-          <w:cantSplit/>
-        </w:trPr>
-        <w:tc>
-          <w:tcPr>
-            <w:tcW w:type="dxa" w:w="10800"/>
-            <w:tcBorders>
-              <w:top w:val="single" w:sz="6" w:color="C8CDC2"/>
-              <w:left w:val="single" w:sz="6" w:color="C8CDC2"/>
-              <w:bottom w:val="single" w:sz="6" w:color="C8CDC2"/>
-              <w:right w:val="single" w:sz="6" w:color="C8CDC2"/>
-            </w:tcBorders>
-          </w:tcPr>
-          <w:p>
-            <w:pPr>
-              <w:tabs>
-                <w:tab w:pos="10224" w:val="right"/>
-              </w:tabs>
-              <w:spacing w:after="40"/>
-            </w:pPr>
-            <w:r>
-              <w:rPr>
-                <w:rFonts w:ascii="Trade Gothic Next" w:hAnsi="Trade Gothic Next"/>
-                <w:b/>
-                <w:color w:val="4D730E"/>
-                <w:sz w:val="21"/>
-                <w:u w:val="none"/>
-              </w:rPr>
-              <w:t xml:space="preserve">4   </w:t>
-            </w:r>
-            <w:r>
-              <w:rPr>
-                <w:rFonts w:ascii="Trade Gothic Next" w:hAnsi="Trade Gothic Next"/>
-                <w:b/>
-                <w:color w:val="14161B"/>
-                <w:sz w:val="21"/>
-                <w:u w:val="none"/>
-              </w:rPr>
-              <w:t>Antimony, Sb</w:t>
-            </w:r>
-            <w:r>
-              <w:rPr>
-                <w:rFonts w:ascii="Trade Gothic Next" w:hAnsi="Trade Gothic Next"/>
-                <w:b w:val="0"/>
-                <w:sz w:val="18"/>
-                <w:u w:val="none"/>
-              </w:rPr>
-              <w:tab/>
-            </w:r>
-            <w:r>
-              <w:rPr>
-                <w:rFonts w:ascii="Trade Gothic Next" w:hAnsi="Trade Gothic Next"/>
-                <w:b/>
-                <w:color w:val="55604F"/>
-                <w:sz w:val="16"/>
-                <w:u w:val="none"/>
-              </w:rPr>
-              <w:t>2 pts</w:t>
-            </w:r>
-          </w:p>
-          <w:tbl>
-            <w:tblPr>
-              <w:tblW w:type="auto" w:w="0"/>
-              <w:tblLayout w:type="fixed"/>
-              <w:tblLook w:firstColumn="1" w:firstRow="1" w:lastColumn="0" w:lastRow="0" w:noHBand="0" w:noVBand="1" w:val="04A0"/>
-              <w:tblLayout w:type="fixed"/>
-            </w:tblPr>
-            <w:tblGrid>
-              <w:gridCol w:w="1584"/>
-              <w:gridCol w:w="8640"/>
-            </w:tblGrid>
-            <w:tr>
-              <w:trPr>
-                <w:cantSplit/>
-                <w:trHeight w:val="547" w:hRule="atLeast"/>
-              </w:trPr>
-              <w:tc>
-                <w:tcPr>
-                  <w:tcW w:type="dxa" w:w="1584"/>
-                  <w:vAlign w:val="bottom"/>
-                  <w:tcMar>
-                    <w:top w:w="0" w:type="dxa"/>
-                    <w:left w:w="0" w:type="dxa"/>
-                    <w:bottom w:w="10" w:type="dxa"/>
-                    <w:right w:w="0" w:type="dxa"/>
-                  </w:tcMar>
-                </w:tcPr>
-                <w:p>
-                  <w:pPr>
-                    <w:spacing w:after="0"/>
-                  </w:pPr>
-                  <w:r>
-                    <w:rPr>
-                      <w:rFonts w:ascii="Trade Gothic Next" w:hAnsi="Trade Gothic Next"/>
-                      <w:b/>
-                      <w:color w:val="14161B"/>
-                      <w:sz w:val="18"/>
-                      <w:u w:val="none"/>
-                    </w:rPr>
-                    <w:t>Shorthand</w:t>
-                  </w:r>
-                </w:p>
-              </w:tc>
-              <w:tc>
-                <w:tcPr>
-                  <w:tcW w:type="dxa" w:w="8640"/>
-                  <w:vAlign w:val="bottom"/>
-                  <w:tcMar>
-                    <w:top w:w="0" w:type="dxa"/>
-                    <w:left w:w="0" w:type="dxa"/>
-                    <w:bottom w:w="10" w:type="dxa"/>
-                    <w:right w:w="0" w:type="dxa"/>
-                  </w:tcMar>
-                  <w:tcBorders>
-                    <w:bottom w:val="single" w:sz="6" w:color="C8CDC2"/>
-                  </w:tcBorders>
-                </w:tcPr>
-                <w:p>
-                  <w:pPr>
-                    <w:spacing w:after="0"/>
-                  </w:pPr>
-                  <w:r>
-                    <w:rPr>
-                      <w:rFonts w:ascii="ShullHand" w:hAnsi="ShullHand"/>
-                      <w:color w:val="4A2466"/>
-                      <w:sz w:val="26"/>
-                      <w:bdr w:val="single" w:sz="8" w:space="1" w:color="9F1D2C"/>
-                    </w:rPr>
-                    <w:t xml:space="preserve">[Kr] </w:t>
-                  </w:r>
-                  <w:r>
-                    <w:rPr>
-                      <w:rFonts w:ascii="Patrick Hand" w:hAnsi="Patrick Hand"/>
-                      <w:color w:val="4A2466"/>
-                      <w:sz w:val="26"/>
-                      <w:bdr w:val="single" w:sz="8" w:space="1" w:color="9F1D2C"/>
-                    </w:rPr>
-                    <w:t>5</w:t>
-                  </w:r>
-                  <w:r>
-                    <w:rPr>
-                      <w:rFonts w:ascii="ShullHand" w:hAnsi="ShullHand"/>
-                      <w:color w:val="4A2466"/>
-                      <w:sz w:val="26"/>
-                      <w:bdr w:val="single" w:sz="8" w:space="1" w:color="9F1D2C"/>
-                    </w:rPr>
-                    <w:t>s</w:t>
-                  </w:r>
-                  <w:r>
-                    <w:rPr>
-                      <w:rFonts w:ascii="Patrick Hand" w:hAnsi="Patrick Hand"/>
-                      <w:color w:val="4A2466"/>
-                      <w:sz w:val="26"/>
-                      <w:vertAlign w:val="superscript"/>
-                      <w:bdr w:val="single" w:sz="8" w:space="1" w:color="9F1D2C"/>
-                    </w:rPr>
-                    <w:t>2</w:t>
-                  </w:r>
-                  <w:r>
-                    <w:rPr>
-                      <w:rFonts w:ascii="ShullHand" w:hAnsi="ShullHand"/>
-                      <w:color w:val="4A2466"/>
-                      <w:sz w:val="26"/>
-                      <w:bdr w:val="single" w:sz="8" w:space="1" w:color="9F1D2C"/>
-                    </w:rPr>
-                    <w:t xml:space="preserve"> </w:t>
-                  </w:r>
-                  <w:r>
-                    <w:rPr>
-                      <w:rFonts w:ascii="Patrick Hand" w:hAnsi="Patrick Hand"/>
-                      <w:color w:val="4A2466"/>
-                      <w:sz w:val="26"/>
-                      <w:bdr w:val="single" w:sz="8" w:space="1" w:color="9F1D2C"/>
-                    </w:rPr>
-                    <w:t>4</w:t>
-                  </w:r>
-                  <w:r>
-                    <w:rPr>
-                      <w:rFonts w:ascii="ShullHand" w:hAnsi="ShullHand"/>
-                      <w:color w:val="4A2466"/>
-                      <w:sz w:val="26"/>
-                      <w:bdr w:val="single" w:sz="8" w:space="1" w:color="9F1D2C"/>
-                    </w:rPr>
-                    <w:t>d</w:t>
-                  </w:r>
-                  <w:r>
-                    <w:rPr>
-                      <w:rFonts w:ascii="Patrick Hand" w:hAnsi="Patrick Hand"/>
-                      <w:color w:val="4A2466"/>
-                      <w:sz w:val="26"/>
-                      <w:vertAlign w:val="superscript"/>
-                      <w:bdr w:val="single" w:sz="8" w:space="1" w:color="9F1D2C"/>
-                    </w:rPr>
-                    <w:t>10</w:t>
-                  </w:r>
-                  <w:r>
-                    <w:rPr>
-                      <w:rFonts w:ascii="ShullHand" w:hAnsi="ShullHand"/>
-                      <w:color w:val="4A2466"/>
-                      <w:sz w:val="26"/>
-                      <w:bdr w:val="single" w:sz="8" w:space="1" w:color="9F1D2C"/>
-                    </w:rPr>
-                    <w:t xml:space="preserve"> </w:t>
-                  </w:r>
-                  <w:r>
-                    <w:rPr>
-                      <w:rFonts w:ascii="Patrick Hand" w:hAnsi="Patrick Hand"/>
-                      <w:color w:val="4A2466"/>
-                      <w:sz w:val="26"/>
-                      <w:bdr w:val="single" w:sz="8" w:space="1" w:color="9F1D2C"/>
-                    </w:rPr>
-                    <w:t>5</w:t>
-                  </w:r>
-                  <w:r>
-                    <w:rPr>
-                      <w:rFonts w:ascii="ShullHand" w:hAnsi="ShullHand"/>
-                      <w:color w:val="4A2466"/>
-                      <w:sz w:val="26"/>
-                      <w:bdr w:val="single" w:sz="8" w:space="1" w:color="9F1D2C"/>
-                    </w:rPr>
-                    <w:t>p</w:t>
-                  </w:r>
-                  <w:r>
-                    <w:rPr>
-                      <w:rFonts w:ascii="Patrick Hand" w:hAnsi="Patrick Hand"/>
-                      <w:color w:val="4A2466"/>
-                      <w:sz w:val="26"/>
-                      <w:vertAlign w:val="superscript"/>
-                      <w:bdr w:val="single" w:sz="8" w:space="1" w:color="9F1D2C"/>
-                    </w:rPr>
-                    <w:t>3</w:t>
-                  </w:r>
-                </w:p>
-              </w:tc>
-            </w:tr>
-          </w:tbl>
-          <w:p>
-            <w:pPr>
-              <w:spacing w:before="0" w:after="0" w:line="20" w:lineRule="exact"/>
-            </w:pPr>
-          </w:p>
-          <w:p>
-            <w:pPr>
-              <w:spacing w:before="0" w:after="0" w:line="60" w:lineRule="exact"/>
-            </w:pPr>
-            <w:r>
-              <w:rPr>
-                <w:rFonts w:ascii="Trade Gothic Next" w:hAnsi="Trade Gothic Next"/>
-                <w:sz w:val="2"/>
-              </w:rPr>
-            </w:r>
-          </w:p>
-        </w:tc>
-      </w:tr>
-    </w:tbl>
-    <w:p>
-      <w:pPr>
-        <w:spacing w:before="0" w:after="0" w:line="120" w:lineRule="exact"/>
-      </w:pPr>
-      <w:r>
-        <w:rPr>
-          <w:rFonts w:ascii="Trade Gothic Next" w:hAnsi="Trade Gothic Next"/>
-          <w:sz w:val="8"/>
-        </w:rPr>
-      </w:r>
-    </w:p>
-    <w:tbl>
-      <w:tblPr>
-        <w:tblW w:type="auto" w:w="0"/>
-        <w:jc w:val="left"/>
-        <w:tblLayout w:type="fixed"/>
-        <w:tblLook w:firstColumn="1" w:firstRow="1" w:lastColumn="0" w:lastRow="0" w:noHBand="0" w:noVBand="1" w:val="04A0"/>
-        <w:tblLayout w:type="fixed"/>
-      </w:tblPr>
-      <w:tblGrid>
-        <w:gridCol w:w="10800"/>
-      </w:tblGrid>
-      <w:tr>
-        <w:tc>
-          <w:tcPr>
-            <w:tcW w:type="dxa" w:w="10800"/>
-            <w:tcBorders>
-              <w:top w:val="single" w:sz="12" w:color="14161B"/>
-            </w:tcBorders>
-          </w:tcPr>
-          <w:p>
-            <w:pPr>
-              <w:spacing w:after="40" w:before="0"/>
-            </w:pPr>
-            <w:r>
-              <w:rPr>
-                <w:rFonts w:ascii="Trade Gothic Next" w:hAnsi="Trade Gothic Next"/>
-                <w:b/>
-                <w:color w:val="4D730E"/>
-                <w:sz w:val="15"/>
-                <w:spacing w:val="26"/>
-              </w:rPr>
-              <w:t>PART 3  ·  CHARGE OF THE ION EACH ATOM FORMS</w:t>
-            </w:r>
-          </w:p>
-        </w:tc>
-      </w:tr>
-    </w:tbl>
-    <w:p>
-      <w:pPr>
-        <w:spacing w:before="0" w:after="0" w:line="80" w:lineRule="exact"/>
-      </w:pPr>
-      <w:r>
-        <w:rPr>
-          <w:rFonts w:ascii="Trade Gothic Next" w:hAnsi="Trade Gothic Next"/>
-          <w:sz w:val="4"/>
-        </w:rPr>
-      </w:r>
-    </w:p>
     <w:tbl>
       <w:tblPr>
         <w:tblW w:type="auto" w:w="0"/>
@@ -3263,49 +4864,70 @@
         <w:tblLayout w:type="fixed"/>
       </w:tblPr>
       <w:tblGrid>
-        <w:gridCol w:w="5400"/>
-        <w:gridCol w:w="5400"/>
+        <w:gridCol w:w="648"/>
+        <w:gridCol w:w="2232"/>
+        <w:gridCol w:w="2520"/>
+        <w:gridCol w:w="648"/>
+        <w:gridCol w:w="2232"/>
+        <w:gridCol w:w="2520"/>
       </w:tblGrid>
       <w:tr>
         <w:trPr>
           <w:cantSplit/>
-          <w:trHeight w:val="892" w:hRule="atLeast"/>
+          <w:trHeight w:val="648" w:hRule="atLeast"/>
           <w:cantSplit/>
-          <w:trHeight w:val="892" w:hRule="atLeast"/>
+          <w:trHeight w:val="648" w:hRule="atLeast"/>
         </w:trPr>
         <w:tc>
           <w:tcPr>
-            <w:tcW w:type="dxa" w:w="5400"/>
-            <w:tcBorders>
-              <w:top w:val="single" w:sz="6" w:color="C8CDC2"/>
-              <w:left w:val="single" w:sz="6" w:color="C8CDC2"/>
-              <w:bottom w:val="single" w:sz="6" w:color="C8CDC2"/>
-              <w:right w:val="single" w:sz="6" w:color="C8CDC2"/>
-            </w:tcBorders>
+            <w:tcW w:type="dxa" w:w="648"/>
+            <w:vAlign w:val="center"/>
             <w:tcMar>
               <w:top w:w="40" w:type="dxa"/>
-              <w:left w:w="80" w:type="dxa"/>
+              <w:left w:w="60" w:type="dxa"/>
               <w:bottom w:w="40" w:type="dxa"/>
-              <w:right w:w="80" w:type="dxa"/>
+              <w:right w:w="60" w:type="dxa"/>
             </w:tcMar>
+            <w:tcBorders>
+              <w:bottom w:val="single" w:sz="4" w:color="C8CDC2"/>
+            </w:tcBorders>
           </w:tcPr>
           <w:p>
             <w:pPr>
-              <w:tabs>
-                <w:tab w:pos="10224" w:val="right"/>
-              </w:tabs>
-              <w:spacing w:after="40"/>
+              <w:spacing w:after="0"/>
+              <w:jc w:val="left"/>
             </w:pPr>
             <w:r>
               <w:rPr>
                 <w:rFonts w:ascii="Trade Gothic Next" w:hAnsi="Trade Gothic Next"/>
                 <w:b/>
                 <w:color w:val="4D730E"/>
-                <w:sz w:val="21"/>
+                <w:sz w:val="22"/>
                 <w:u w:val="none"/>
               </w:rPr>
-              <w:t xml:space="preserve">5   </w:t>
+              <w:t>10</w:t>
             </w:r>
+          </w:p>
+        </w:tc>
+        <w:tc>
+          <w:tcPr>
+            <w:tcW w:type="dxa" w:w="2232"/>
+            <w:vAlign w:val="center"/>
+            <w:tcMar>
+              <w:top w:w="40" w:type="dxa"/>
+              <w:left w:w="60" w:type="dxa"/>
+              <w:bottom w:w="40" w:type="dxa"/>
+              <w:right w:w="60" w:type="dxa"/>
+            </w:tcMar>
+            <w:tcBorders>
+              <w:bottom w:val="single" w:sz="4" w:color="C8CDC2"/>
+            </w:tcBorders>
+          </w:tcPr>
+          <w:p>
+            <w:pPr>
+              <w:spacing w:after="0"/>
+              <w:jc w:val="left"/>
+            </w:pPr>
             <w:r>
               <w:rPr>
                 <w:rFonts w:ascii="Trade Gothic Next" w:hAnsi="Trade Gothic Next"/>
@@ -3316,45 +4938,42 @@
               </w:rPr>
               <w:t>Sulfur, S</w:t>
             </w:r>
+          </w:p>
+        </w:tc>
+        <w:tc>
+          <w:tcPr>
+            <w:tcW w:type="dxa" w:w="2520"/>
+            <w:vAlign w:val="center"/>
+            <w:tcMar>
+              <w:top w:w="40" w:type="dxa"/>
+              <w:left w:w="60" w:type="dxa"/>
+              <w:bottom w:w="40" w:type="dxa"/>
+              <w:right w:w="60" w:type="dxa"/>
+            </w:tcMar>
+            <w:tcBorders>
+              <w:bottom w:val="single" w:sz="4" w:color="C8CDC2"/>
+            </w:tcBorders>
+          </w:tcPr>
+          <w:p>
+            <w:pPr>
+              <w:spacing w:after="0"/>
+              <w:jc w:val="left"/>
+            </w:pPr>
             <w:r>
               <w:rPr>
                 <w:rFonts w:ascii="Trade Gothic Next" w:hAnsi="Trade Gothic Next"/>
                 <w:b w:val="0"/>
-                <w:sz w:val="18"/>
+                <w:color w:val="55604F"/>
+                <w:sz w:val="17"/>
                 <w:u w:val="none"/>
               </w:rPr>
-              <w:tab/>
-            </w:r>
-            <w:r>
-              <w:rPr>
-                <w:rFonts w:ascii="Trade Gothic Next" w:hAnsi="Trade Gothic Next"/>
-                <w:b/>
-                <w:color w:val="55604F"/>
-                <w:sz w:val="16"/>
-                <w:u w:val="none"/>
-              </w:rPr>
-              <w:t>1 pt</w:t>
-            </w:r>
-          </w:p>
-          <w:p>
-            <w:pPr>
-              <w:spacing w:after="0"/>
-            </w:pPr>
-            <w:r>
-              <w:rPr>
-                <w:rFonts w:ascii="Trade Gothic Next" w:hAnsi="Trade Gothic Next"/>
-                <w:b/>
-                <w:color w:val="14161B"/>
-                <w:sz w:val="18"/>
-                <w:u w:val="none"/>
-              </w:rPr>
-              <w:t xml:space="preserve">Charge of its ion  </w:t>
+              <w:t xml:space="preserve">charge  </w:t>
             </w:r>
             <w:r>
               <w:rPr>
                 <w:rFonts w:ascii="Patrick Hand" w:hAnsi="Patrick Hand"/>
                 <w:color w:val="4A2466"/>
-                <w:sz w:val="28"/>
+                <w:sz w:val="26"/>
                 <w:bdr w:val="single" w:sz="8" w:space="1" w:color="9F1D2C"/>
               </w:rPr>
               <w:t>2</w:t>
@@ -3363,7 +4982,7 @@
               <w:rPr>
                 <w:rFonts w:ascii="ShullHand" w:hAnsi="ShullHand"/>
                 <w:color w:val="4A2466"/>
-                <w:sz w:val="28"/>
+                <w:sz w:val="26"/>
                 <w:bdr w:val="single" w:sz="8" w:space="1" w:color="9F1D2C"/>
               </w:rPr>
               <w:t>−</w:t>
@@ -3372,15 +4991,15 @@
               <w:rPr>
                 <w:rFonts w:ascii="ShullHand" w:hAnsi="ShullHand"/>
                 <w:color w:val="16609A"/>
-                <w:sz w:val="20"/>
+                <w:sz w:val="18"/>
               </w:rPr>
-              <w:t xml:space="preserve">   </w:t>
+              <w:t xml:space="preserve">  </w:t>
             </w:r>
             <w:r>
               <w:rPr>
                 <w:rFonts w:ascii="Patrick Hand" w:hAnsi="Patrick Hand"/>
                 <w:color w:val="16609A"/>
-                <w:sz w:val="20"/>
+                <w:sz w:val="18"/>
               </w:rPr>
               <w:t>6</w:t>
             </w:r>
@@ -3388,53 +5007,62 @@
               <w:rPr>
                 <w:rFonts w:ascii="ShullHand" w:hAnsi="ShullHand"/>
                 <w:color w:val="16609A"/>
-                <w:sz w:val="20"/>
+                <w:sz w:val="18"/>
               </w:rPr>
-              <w:t xml:space="preserve"> valence e- → gains </w:t>
-            </w:r>
-            <w:r>
-              <w:rPr>
-                <w:rFonts w:ascii="Patrick Hand" w:hAnsi="Patrick Hand"/>
-                <w:color w:val="16609A"/>
-                <w:sz w:val="20"/>
-              </w:rPr>
-              <w:t>2</w:t>
+              <w:t xml:space="preserve"> val. e-</w:t>
             </w:r>
           </w:p>
         </w:tc>
         <w:tc>
           <w:tcPr>
-            <w:tcW w:type="dxa" w:w="5400"/>
-            <w:tcBorders>
-              <w:top w:val="single" w:sz="6" w:color="C8CDC2"/>
-              <w:left w:val="single" w:sz="6" w:color="C8CDC2"/>
-              <w:bottom w:val="single" w:sz="6" w:color="C8CDC2"/>
-              <w:right w:val="single" w:sz="6" w:color="C8CDC2"/>
-            </w:tcBorders>
+            <w:tcW w:type="dxa" w:w="648"/>
+            <w:vAlign w:val="center"/>
             <w:tcMar>
               <w:top w:w="40" w:type="dxa"/>
-              <w:left w:w="80" w:type="dxa"/>
+              <w:left w:w="60" w:type="dxa"/>
               <w:bottom w:w="40" w:type="dxa"/>
-              <w:right w:w="80" w:type="dxa"/>
+              <w:right w:w="60" w:type="dxa"/>
             </w:tcMar>
+            <w:tcBorders>
+              <w:bottom w:val="single" w:sz="4" w:color="C8CDC2"/>
+            </w:tcBorders>
           </w:tcPr>
           <w:p>
             <w:pPr>
-              <w:tabs>
-                <w:tab w:pos="10224" w:val="right"/>
-              </w:tabs>
-              <w:spacing w:after="40"/>
+              <w:spacing w:after="0"/>
+              <w:jc w:val="left"/>
             </w:pPr>
             <w:r>
               <w:rPr>
                 <w:rFonts w:ascii="Trade Gothic Next" w:hAnsi="Trade Gothic Next"/>
                 <w:b/>
                 <w:color w:val="4D730E"/>
-                <w:sz w:val="21"/>
+                <w:sz w:val="22"/>
                 <w:u w:val="none"/>
               </w:rPr>
-              <w:t xml:space="preserve">6   </w:t>
+              <w:t>11</w:t>
             </w:r>
+          </w:p>
+        </w:tc>
+        <w:tc>
+          <w:tcPr>
+            <w:tcW w:type="dxa" w:w="2232"/>
+            <w:vAlign w:val="center"/>
+            <w:tcMar>
+              <w:top w:w="40" w:type="dxa"/>
+              <w:left w:w="60" w:type="dxa"/>
+              <w:bottom w:w="40" w:type="dxa"/>
+              <w:right w:w="60" w:type="dxa"/>
+            </w:tcMar>
+            <w:tcBorders>
+              <w:bottom w:val="single" w:sz="4" w:color="C8CDC2"/>
+            </w:tcBorders>
+          </w:tcPr>
+          <w:p>
+            <w:pPr>
+              <w:spacing w:after="0"/>
+              <w:jc w:val="left"/>
+            </w:pPr>
             <w:r>
               <w:rPr>
                 <w:rFonts w:ascii="Trade Gothic Next" w:hAnsi="Trade Gothic Next"/>
@@ -3445,45 +5073,42 @@
               </w:rPr>
               <w:t>Potassium, K</w:t>
             </w:r>
+          </w:p>
+        </w:tc>
+        <w:tc>
+          <w:tcPr>
+            <w:tcW w:type="dxa" w:w="2520"/>
+            <w:vAlign w:val="center"/>
+            <w:tcMar>
+              <w:top w:w="40" w:type="dxa"/>
+              <w:left w:w="60" w:type="dxa"/>
+              <w:bottom w:w="40" w:type="dxa"/>
+              <w:right w:w="60" w:type="dxa"/>
+            </w:tcMar>
+            <w:tcBorders>
+              <w:bottom w:val="single" w:sz="4" w:color="C8CDC2"/>
+            </w:tcBorders>
+          </w:tcPr>
+          <w:p>
+            <w:pPr>
+              <w:spacing w:after="0"/>
+              <w:jc w:val="left"/>
+            </w:pPr>
             <w:r>
               <w:rPr>
                 <w:rFonts w:ascii="Trade Gothic Next" w:hAnsi="Trade Gothic Next"/>
                 <w:b w:val="0"/>
-                <w:sz w:val="18"/>
+                <w:color w:val="55604F"/>
+                <w:sz w:val="17"/>
                 <w:u w:val="none"/>
               </w:rPr>
-              <w:tab/>
-            </w:r>
-            <w:r>
-              <w:rPr>
-                <w:rFonts w:ascii="Trade Gothic Next" w:hAnsi="Trade Gothic Next"/>
-                <w:b/>
-                <w:color w:val="55604F"/>
-                <w:sz w:val="16"/>
-                <w:u w:val="none"/>
-              </w:rPr>
-              <w:t>1 pt</w:t>
-            </w:r>
-          </w:p>
-          <w:p>
-            <w:pPr>
-              <w:spacing w:after="0"/>
-            </w:pPr>
-            <w:r>
-              <w:rPr>
-                <w:rFonts w:ascii="Trade Gothic Next" w:hAnsi="Trade Gothic Next"/>
-                <w:b/>
-                <w:color w:val="14161B"/>
-                <w:sz w:val="18"/>
-                <w:u w:val="none"/>
-              </w:rPr>
-              <w:t xml:space="preserve">Charge of its ion  </w:t>
+              <w:t xml:space="preserve">charge  </w:t>
             </w:r>
             <w:r>
               <w:rPr>
                 <w:rFonts w:ascii="Patrick Hand" w:hAnsi="Patrick Hand"/>
                 <w:color w:val="4A2466"/>
-                <w:sz w:val="28"/>
+                <w:sz w:val="26"/>
                 <w:bdr w:val="single" w:sz="8" w:space="1" w:color="9F1D2C"/>
               </w:rPr>
               <w:t>1</w:t>
@@ -3492,7 +5117,7 @@
               <w:rPr>
                 <w:rFonts w:ascii="ShullHand" w:hAnsi="ShullHand"/>
                 <w:color w:val="4A2466"/>
-                <w:sz w:val="28"/>
+                <w:sz w:val="26"/>
                 <w:bdr w:val="single" w:sz="8" w:space="1" w:color="9F1D2C"/>
               </w:rPr>
               <w:t>+</w:t>
@@ -3501,15 +5126,15 @@
               <w:rPr>
                 <w:rFonts w:ascii="ShullHand" w:hAnsi="ShullHand"/>
                 <w:color w:val="16609A"/>
-                <w:sz w:val="20"/>
+                <w:sz w:val="18"/>
               </w:rPr>
-              <w:t xml:space="preserve">   </w:t>
+              <w:t xml:space="preserve">  </w:t>
             </w:r>
             <w:r>
               <w:rPr>
                 <w:rFonts w:ascii="Patrick Hand" w:hAnsi="Patrick Hand"/>
                 <w:color w:val="16609A"/>
-                <w:sz w:val="20"/>
+                <w:sz w:val="18"/>
               </w:rPr>
               <w:t>1</w:t>
             </w:r>
@@ -3517,17 +5142,9 @@
               <w:rPr>
                 <w:rFonts w:ascii="ShullHand" w:hAnsi="ShullHand"/>
                 <w:color w:val="16609A"/>
-                <w:sz w:val="20"/>
+                <w:sz w:val="18"/>
               </w:rPr>
-              <w:t xml:space="preserve"> valence e- → loses </w:t>
-            </w:r>
-            <w:r>
-              <w:rPr>
-                <w:rFonts w:ascii="Patrick Hand" w:hAnsi="Patrick Hand"/>
-                <w:color w:val="16609A"/>
-                <w:sz w:val="20"/>
-              </w:rPr>
-              <w:t>1</w:t>
+              <w:t xml:space="preserve"> val. e-</w:t>
             </w:r>
           </w:p>
         </w:tc>
@@ -3535,43 +5152,60 @@
       <w:tr>
         <w:trPr>
           <w:cantSplit/>
-          <w:trHeight w:val="892" w:hRule="atLeast"/>
+          <w:trHeight w:val="648" w:hRule="atLeast"/>
           <w:cantSplit/>
-          <w:trHeight w:val="892" w:hRule="atLeast"/>
+          <w:trHeight w:val="648" w:hRule="atLeast"/>
         </w:trPr>
         <w:tc>
           <w:tcPr>
-            <w:tcW w:type="dxa" w:w="5400"/>
-            <w:tcBorders>
-              <w:top w:val="single" w:sz="6" w:color="C8CDC2"/>
-              <w:left w:val="single" w:sz="6" w:color="C8CDC2"/>
-              <w:bottom w:val="single" w:sz="6" w:color="C8CDC2"/>
-              <w:right w:val="single" w:sz="6" w:color="C8CDC2"/>
-            </w:tcBorders>
+            <w:tcW w:type="dxa" w:w="648"/>
+            <w:vAlign w:val="center"/>
             <w:tcMar>
               <w:top w:w="40" w:type="dxa"/>
-              <w:left w:w="80" w:type="dxa"/>
+              <w:left w:w="60" w:type="dxa"/>
               <w:bottom w:w="40" w:type="dxa"/>
-              <w:right w:w="80" w:type="dxa"/>
+              <w:right w:w="60" w:type="dxa"/>
             </w:tcMar>
+            <w:tcBorders>
+              <w:bottom w:val="single" w:sz="4" w:color="C8CDC2"/>
+            </w:tcBorders>
           </w:tcPr>
           <w:p>
             <w:pPr>
-              <w:tabs>
-                <w:tab w:pos="10224" w:val="right"/>
-              </w:tabs>
-              <w:spacing w:after="40"/>
+              <w:spacing w:after="0"/>
+              <w:jc w:val="left"/>
             </w:pPr>
             <w:r>
               <w:rPr>
                 <w:rFonts w:ascii="Trade Gothic Next" w:hAnsi="Trade Gothic Next"/>
                 <w:b/>
                 <w:color w:val="4D730E"/>
-                <w:sz w:val="21"/>
+                <w:sz w:val="22"/>
                 <w:u w:val="none"/>
               </w:rPr>
-              <w:t xml:space="preserve">7   </w:t>
+              <w:t>12</w:t>
             </w:r>
+          </w:p>
+        </w:tc>
+        <w:tc>
+          <w:tcPr>
+            <w:tcW w:type="dxa" w:w="2232"/>
+            <w:vAlign w:val="center"/>
+            <w:tcMar>
+              <w:top w:w="40" w:type="dxa"/>
+              <w:left w:w="60" w:type="dxa"/>
+              <w:bottom w:w="40" w:type="dxa"/>
+              <w:right w:w="60" w:type="dxa"/>
+            </w:tcMar>
+            <w:tcBorders>
+              <w:bottom w:val="single" w:sz="4" w:color="C8CDC2"/>
+            </w:tcBorders>
+          </w:tcPr>
+          <w:p>
+            <w:pPr>
+              <w:spacing w:after="0"/>
+              <w:jc w:val="left"/>
+            </w:pPr>
             <w:r>
               <w:rPr>
                 <w:rFonts w:ascii="Trade Gothic Next" w:hAnsi="Trade Gothic Next"/>
@@ -3582,45 +5216,42 @@
               </w:rPr>
               <w:t>Fluorine, F</w:t>
             </w:r>
+          </w:p>
+        </w:tc>
+        <w:tc>
+          <w:tcPr>
+            <w:tcW w:type="dxa" w:w="2520"/>
+            <w:vAlign w:val="center"/>
+            <w:tcMar>
+              <w:top w:w="40" w:type="dxa"/>
+              <w:left w:w="60" w:type="dxa"/>
+              <w:bottom w:w="40" w:type="dxa"/>
+              <w:right w:w="60" w:type="dxa"/>
+            </w:tcMar>
+            <w:tcBorders>
+              <w:bottom w:val="single" w:sz="4" w:color="C8CDC2"/>
+            </w:tcBorders>
+          </w:tcPr>
+          <w:p>
+            <w:pPr>
+              <w:spacing w:after="0"/>
+              <w:jc w:val="left"/>
+            </w:pPr>
             <w:r>
               <w:rPr>
                 <w:rFonts w:ascii="Trade Gothic Next" w:hAnsi="Trade Gothic Next"/>
                 <w:b w:val="0"/>
-                <w:sz w:val="18"/>
+                <w:color w:val="55604F"/>
+                <w:sz w:val="17"/>
                 <w:u w:val="none"/>
               </w:rPr>
-              <w:tab/>
-            </w:r>
-            <w:r>
-              <w:rPr>
-                <w:rFonts w:ascii="Trade Gothic Next" w:hAnsi="Trade Gothic Next"/>
-                <w:b/>
-                <w:color w:val="55604F"/>
-                <w:sz w:val="16"/>
-                <w:u w:val="none"/>
-              </w:rPr>
-              <w:t>1 pt</w:t>
-            </w:r>
-          </w:p>
-          <w:p>
-            <w:pPr>
-              <w:spacing w:after="0"/>
-            </w:pPr>
-            <w:r>
-              <w:rPr>
-                <w:rFonts w:ascii="Trade Gothic Next" w:hAnsi="Trade Gothic Next"/>
-                <w:b/>
-                <w:color w:val="14161B"/>
-                <w:sz w:val="18"/>
-                <w:u w:val="none"/>
-              </w:rPr>
-              <w:t xml:space="preserve">Charge of its ion  </w:t>
+              <w:t xml:space="preserve">charge  </w:t>
             </w:r>
             <w:r>
               <w:rPr>
                 <w:rFonts w:ascii="Patrick Hand" w:hAnsi="Patrick Hand"/>
                 <w:color w:val="4A2466"/>
-                <w:sz w:val="28"/>
+                <w:sz w:val="26"/>
                 <w:bdr w:val="single" w:sz="8" w:space="1" w:color="9F1D2C"/>
               </w:rPr>
               <w:t>1</w:t>
@@ -3629,7 +5260,7 @@
               <w:rPr>
                 <w:rFonts w:ascii="ShullHand" w:hAnsi="ShullHand"/>
                 <w:color w:val="4A2466"/>
-                <w:sz w:val="28"/>
+                <w:sz w:val="26"/>
                 <w:bdr w:val="single" w:sz="8" w:space="1" w:color="9F1D2C"/>
               </w:rPr>
               <w:t>−</w:t>
@@ -3638,15 +5269,15 @@
               <w:rPr>
                 <w:rFonts w:ascii="ShullHand" w:hAnsi="ShullHand"/>
                 <w:color w:val="16609A"/>
-                <w:sz w:val="20"/>
+                <w:sz w:val="18"/>
               </w:rPr>
-              <w:t xml:space="preserve">   </w:t>
+              <w:t xml:space="preserve">  </w:t>
             </w:r>
             <w:r>
               <w:rPr>
                 <w:rFonts w:ascii="Patrick Hand" w:hAnsi="Patrick Hand"/>
                 <w:color w:val="16609A"/>
-                <w:sz w:val="20"/>
+                <w:sz w:val="18"/>
               </w:rPr>
               <w:t>7</w:t>
             </w:r>
@@ -3654,53 +5285,62 @@
               <w:rPr>
                 <w:rFonts w:ascii="ShullHand" w:hAnsi="ShullHand"/>
                 <w:color w:val="16609A"/>
-                <w:sz w:val="20"/>
+                <w:sz w:val="18"/>
               </w:rPr>
-              <w:t xml:space="preserve"> valence e- → gains </w:t>
-            </w:r>
-            <w:r>
-              <w:rPr>
-                <w:rFonts w:ascii="Patrick Hand" w:hAnsi="Patrick Hand"/>
-                <w:color w:val="16609A"/>
-                <w:sz w:val="20"/>
-              </w:rPr>
-              <w:t>1</w:t>
+              <w:t xml:space="preserve"> val. e-</w:t>
             </w:r>
           </w:p>
         </w:tc>
         <w:tc>
           <w:tcPr>
-            <w:tcW w:type="dxa" w:w="5400"/>
-            <w:tcBorders>
-              <w:top w:val="single" w:sz="6" w:color="C8CDC2"/>
-              <w:left w:val="single" w:sz="6" w:color="C8CDC2"/>
-              <w:bottom w:val="single" w:sz="6" w:color="C8CDC2"/>
-              <w:right w:val="single" w:sz="6" w:color="C8CDC2"/>
-            </w:tcBorders>
+            <w:tcW w:type="dxa" w:w="648"/>
+            <w:vAlign w:val="center"/>
             <w:tcMar>
               <w:top w:w="40" w:type="dxa"/>
-              <w:left w:w="80" w:type="dxa"/>
+              <w:left w:w="60" w:type="dxa"/>
               <w:bottom w:w="40" w:type="dxa"/>
-              <w:right w:w="80" w:type="dxa"/>
+              <w:right w:w="60" w:type="dxa"/>
             </w:tcMar>
+            <w:tcBorders>
+              <w:bottom w:val="single" w:sz="4" w:color="C8CDC2"/>
+            </w:tcBorders>
           </w:tcPr>
           <w:p>
             <w:pPr>
-              <w:tabs>
-                <w:tab w:pos="10224" w:val="right"/>
-              </w:tabs>
-              <w:spacing w:after="40"/>
+              <w:spacing w:after="0"/>
+              <w:jc w:val="left"/>
             </w:pPr>
             <w:r>
               <w:rPr>
                 <w:rFonts w:ascii="Trade Gothic Next" w:hAnsi="Trade Gothic Next"/>
                 <w:b/>
                 <w:color w:val="4D730E"/>
-                <w:sz w:val="21"/>
+                <w:sz w:val="22"/>
                 <w:u w:val="none"/>
               </w:rPr>
-              <w:t xml:space="preserve">8   </w:t>
+              <w:t>13</w:t>
             </w:r>
+          </w:p>
+        </w:tc>
+        <w:tc>
+          <w:tcPr>
+            <w:tcW w:type="dxa" w:w="2232"/>
+            <w:vAlign w:val="center"/>
+            <w:tcMar>
+              <w:top w:w="40" w:type="dxa"/>
+              <w:left w:w="60" w:type="dxa"/>
+              <w:bottom w:w="40" w:type="dxa"/>
+              <w:right w:w="60" w:type="dxa"/>
+            </w:tcMar>
+            <w:tcBorders>
+              <w:bottom w:val="single" w:sz="4" w:color="C8CDC2"/>
+            </w:tcBorders>
+          </w:tcPr>
+          <w:p>
+            <w:pPr>
+              <w:spacing w:after="0"/>
+              <w:jc w:val="left"/>
+            </w:pPr>
             <w:r>
               <w:rPr>
                 <w:rFonts w:ascii="Trade Gothic Next" w:hAnsi="Trade Gothic Next"/>
@@ -3711,45 +5351,42 @@
               </w:rPr>
               <w:t>Calcium, Ca</w:t>
             </w:r>
+          </w:p>
+        </w:tc>
+        <w:tc>
+          <w:tcPr>
+            <w:tcW w:type="dxa" w:w="2520"/>
+            <w:vAlign w:val="center"/>
+            <w:tcMar>
+              <w:top w:w="40" w:type="dxa"/>
+              <w:left w:w="60" w:type="dxa"/>
+              <w:bottom w:w="40" w:type="dxa"/>
+              <w:right w:w="60" w:type="dxa"/>
+            </w:tcMar>
+            <w:tcBorders>
+              <w:bottom w:val="single" w:sz="4" w:color="C8CDC2"/>
+            </w:tcBorders>
+          </w:tcPr>
+          <w:p>
+            <w:pPr>
+              <w:spacing w:after="0"/>
+              <w:jc w:val="left"/>
+            </w:pPr>
             <w:r>
               <w:rPr>
                 <w:rFonts w:ascii="Trade Gothic Next" w:hAnsi="Trade Gothic Next"/>
                 <w:b w:val="0"/>
-                <w:sz w:val="18"/>
+                <w:color w:val="55604F"/>
+                <w:sz w:val="17"/>
                 <w:u w:val="none"/>
               </w:rPr>
-              <w:tab/>
-            </w:r>
-            <w:r>
-              <w:rPr>
-                <w:rFonts w:ascii="Trade Gothic Next" w:hAnsi="Trade Gothic Next"/>
-                <w:b/>
-                <w:color w:val="55604F"/>
-                <w:sz w:val="16"/>
-                <w:u w:val="none"/>
-              </w:rPr>
-              <w:t>1 pt</w:t>
-            </w:r>
-          </w:p>
-          <w:p>
-            <w:pPr>
-              <w:spacing w:after="0"/>
-            </w:pPr>
-            <w:r>
-              <w:rPr>
-                <w:rFonts w:ascii="Trade Gothic Next" w:hAnsi="Trade Gothic Next"/>
-                <w:b/>
-                <w:color w:val="14161B"/>
-                <w:sz w:val="18"/>
-                <w:u w:val="none"/>
-              </w:rPr>
-              <w:t xml:space="preserve">Charge of its ion  </w:t>
+              <w:t xml:space="preserve">charge  </w:t>
             </w:r>
             <w:r>
               <w:rPr>
                 <w:rFonts w:ascii="Patrick Hand" w:hAnsi="Patrick Hand"/>
                 <w:color w:val="4A2466"/>
-                <w:sz w:val="28"/>
+                <w:sz w:val="26"/>
                 <w:bdr w:val="single" w:sz="8" w:space="1" w:color="9F1D2C"/>
               </w:rPr>
               <w:t>2</w:t>
@@ -3758,7 +5395,7 @@
               <w:rPr>
                 <w:rFonts w:ascii="ShullHand" w:hAnsi="ShullHand"/>
                 <w:color w:val="4A2466"/>
-                <w:sz w:val="28"/>
+                <w:sz w:val="26"/>
                 <w:bdr w:val="single" w:sz="8" w:space="1" w:color="9F1D2C"/>
               </w:rPr>
               <w:t>+</w:t>
@@ -3767,15 +5404,15 @@
               <w:rPr>
                 <w:rFonts w:ascii="ShullHand" w:hAnsi="ShullHand"/>
                 <w:color w:val="16609A"/>
-                <w:sz w:val="20"/>
+                <w:sz w:val="18"/>
               </w:rPr>
-              <w:t xml:space="preserve">   </w:t>
+              <w:t xml:space="preserve">  </w:t>
             </w:r>
             <w:r>
               <w:rPr>
                 <w:rFonts w:ascii="Patrick Hand" w:hAnsi="Patrick Hand"/>
                 <w:color w:val="16609A"/>
-                <w:sz w:val="20"/>
+                <w:sz w:val="18"/>
               </w:rPr>
               <w:t>2</w:t>
             </w:r>
@@ -3783,17 +5420,9 @@
               <w:rPr>
                 <w:rFonts w:ascii="ShullHand" w:hAnsi="ShullHand"/>
                 <w:color w:val="16609A"/>
-                <w:sz w:val="20"/>
+                <w:sz w:val="18"/>
               </w:rPr>
-              <w:t xml:space="preserve"> valence e- → loses </w:t>
-            </w:r>
-            <w:r>
-              <w:rPr>
-                <w:rFonts w:ascii="Patrick Hand" w:hAnsi="Patrick Hand"/>
-                <w:color w:val="16609A"/>
-                <w:sz w:val="20"/>
-              </w:rPr>
-              <w:t>2</w:t>
+              <w:t xml:space="preserve"> val. e-</w:t>
             </w:r>
           </w:p>
         </w:tc>

--- a/output/chem-u02/Unit 2 Quiz B Key.docx
+++ b/output/chem-u02/Unit 2 Quiz B Key.docx
@@ -202,7 +202,7 @@
                 <w:sz w:val="15"/>
                 <w:u w:val="none"/>
               </w:rPr>
-              <w:t>SCORE  / 21</w:t>
+              <w:t>SCORE  / 23</w:t>
             </w:r>
           </w:p>
         </w:tc>
@@ -239,9 +239,9 @@
             </w:tcBorders>
             <w:vAlign w:val="center"/>
             <w:tcMar>
-              <w:top w:w="30" w:type="dxa"/>
+              <w:top w:w="20" w:type="dxa"/>
               <w:left w:w="60" w:type="dxa"/>
-              <w:bottom w:w="30" w:type="dxa"/>
+              <w:bottom w:w="20" w:type="dxa"/>
               <w:right w:w="60" w:type="dxa"/>
             </w:tcMar>
           </w:tcPr>
@@ -258,7 +258,7 @@
                 <w:sz w:val="19"/>
                 <w:u w:val="none"/>
               </w:rPr>
-              <w:t>You may use your periodic table. Circle one letter for each multiple-choice question. Draw an arrow for every electron in the orbital diagrams.</w:t>
+              <w:t>Use your periodic table.  Circle one letter for each multiple-choice question.  Draw an arrow for every electron.</w:t>
             </w:r>
           </w:p>
         </w:tc>
@@ -349,7 +349,7 @@
                 <w:sz w:val="17"/>
                 <w:u w:val="none"/>
               </w:rPr>
-              <w:t>5 pts</w:t>
+              <w:t>3 pts</w:t>
             </w:r>
           </w:p>
         </w:tc>
@@ -380,17 +380,13 @@
             <w:vAlign w:val="center"/>
             <w:tcMar>
               <w:top w:w="40" w:type="dxa"/>
-              <w:left w:w="60" w:type="dxa"/>
+              <w:left w:w="20" w:type="dxa"/>
               <w:bottom w:w="40" w:type="dxa"/>
-              <w:right w:w="60" w:type="dxa"/>
+              <w:right w:w="20" w:type="dxa"/>
             </w:tcMar>
-            <w:tcBorders>
-              <w:bottom w:val="single" w:sz="4" w:color="C8CDC2"/>
-            </w:tcBorders>
           </w:tcPr>
           <w:p>
             <w:pPr>
-              <w:keepNext/>
               <w:spacing w:after="0"/>
               <w:jc w:val="left"/>
             </w:pPr>
@@ -399,7 +395,7 @@
                 <w:rFonts w:ascii="Trade Gothic Next" w:hAnsi="Trade Gothic Next"/>
                 <w:b/>
                 <w:color w:val="4D730E"/>
-                <w:sz w:val="22"/>
+                <w:sz w:val="26"/>
                 <w:u w:val="none"/>
               </w:rPr>
               <w:t>1</w:t>
@@ -414,7 +410,7 @@
             <w:tcMar>
               <w:top w:w="50" w:type="dxa"/>
               <w:left w:w="60" w:type="dxa"/>
-              <w:bottom w:w="20" w:type="dxa"/>
+              <w:bottom w:w="10" w:type="dxa"/>
               <w:right w:w="60" w:type="dxa"/>
             </w:tcMar>
           </w:tcPr>
@@ -429,7 +425,7 @@
                 <w:rFonts w:ascii="Trade Gothic Next" w:hAnsi="Trade Gothic Next"/>
                 <w:b/>
                 <w:color w:val="14161B"/>
-                <w:sz w:val="20"/>
+                <w:sz w:val="21"/>
                 <w:u w:val="none"/>
               </w:rPr>
               <w:t>Which rule says two electrons in one orbital must have opposite spins?</w:t>
@@ -486,14 +482,11 @@
             <w:tcW w:type="dxa" w:w="2534"/>
             <w:vAlign w:val="center"/>
             <w:tcMar>
-              <w:top w:w="20" w:type="dxa"/>
+              <w:top w:w="10" w:type="dxa"/>
               <w:left w:w="60" w:type="dxa"/>
-              <w:bottom w:w="60" w:type="dxa"/>
+              <w:bottom w:w="50" w:type="dxa"/>
               <w:right w:w="60" w:type="dxa"/>
             </w:tcMar>
-            <w:tcBorders>
-              <w:bottom w:val="single" w:sz="4" w:color="C8CDC2"/>
-            </w:tcBorders>
           </w:tcPr>
           <w:p>
             <w:pPr>
@@ -505,7 +498,7 @@
                 <w:rFonts w:ascii="Trade Gothic Next" w:hAnsi="Trade Gothic Next"/>
                 <w:b/>
                 <w:color w:val="4D730E"/>
-                <w:sz w:val="20"/>
+                <w:sz w:val="21"/>
                 <w:u w:val="none"/>
               </w:rPr>
               <w:t xml:space="preserve">A   </w:t>
@@ -515,7 +508,7 @@
                 <w:rFonts w:ascii="Trade Gothic Next" w:hAnsi="Trade Gothic Next"/>
                 <w:b w:val="0"/>
                 <w:color w:val="14161B"/>
-                <w:sz w:val="20"/>
+                <w:sz w:val="21"/>
                 <w:u w:val="none"/>
               </w:rPr>
               <w:t>Aufbau principle</w:t>
@@ -527,14 +520,11 @@
             <w:tcW w:type="dxa" w:w="2534"/>
             <w:vAlign w:val="center"/>
             <w:tcMar>
-              <w:top w:w="20" w:type="dxa"/>
+              <w:top w:w="10" w:type="dxa"/>
               <w:left w:w="60" w:type="dxa"/>
-              <w:bottom w:w="60" w:type="dxa"/>
+              <w:bottom w:w="50" w:type="dxa"/>
               <w:right w:w="60" w:type="dxa"/>
             </w:tcMar>
-            <w:tcBorders>
-              <w:bottom w:val="single" w:sz="4" w:color="C8CDC2"/>
-            </w:tcBorders>
           </w:tcPr>
           <w:p>
             <w:pPr>
@@ -546,7 +536,7 @@
                 <w:rFonts w:ascii="Trade Gothic Next" w:hAnsi="Trade Gothic Next"/>
                 <w:b/>
                 <w:color w:val="4D730E"/>
-                <w:sz w:val="20"/>
+                <w:sz w:val="21"/>
                 <w:u w:val="none"/>
               </w:rPr>
               <w:t xml:space="preserve">B   </w:t>
@@ -556,7 +546,7 @@
                 <w:rFonts w:ascii="Trade Gothic Next" w:hAnsi="Trade Gothic Next"/>
                 <w:b w:val="0"/>
                 <w:color w:val="14161B"/>
-                <w:sz w:val="20"/>
+                <w:sz w:val="21"/>
                 <w:u w:val="none"/>
               </w:rPr>
               <w:t>Hund's rule</w:t>
@@ -568,14 +558,11 @@
             <w:tcW w:type="dxa" w:w="2534"/>
             <w:vAlign w:val="center"/>
             <w:tcMar>
-              <w:top w:w="20" w:type="dxa"/>
+              <w:top w:w="10" w:type="dxa"/>
               <w:left w:w="60" w:type="dxa"/>
-              <w:bottom w:w="60" w:type="dxa"/>
+              <w:bottom w:w="50" w:type="dxa"/>
               <w:right w:w="60" w:type="dxa"/>
             </w:tcMar>
-            <w:tcBorders>
-              <w:bottom w:val="single" w:sz="4" w:color="C8CDC2"/>
-            </w:tcBorders>
           </w:tcPr>
           <w:p>
             <w:pPr>
@@ -587,7 +574,7 @@
                 <w:rFonts w:ascii="Trade Gothic Next" w:hAnsi="Trade Gothic Next"/>
                 <w:b/>
                 <w:color w:val="4D730E"/>
-                <w:sz w:val="20"/>
+                <w:sz w:val="21"/>
                 <w:u w:val="none"/>
               </w:rPr>
               <w:t xml:space="preserve">C   </w:t>
@@ -597,7 +584,7 @@
                 <w:rFonts w:ascii="Trade Gothic Next" w:hAnsi="Trade Gothic Next"/>
                 <w:b/>
                 <w:color w:val="14161B"/>
-                <w:sz w:val="20"/>
+                <w:sz w:val="21"/>
                 <w:u w:val="none"/>
               </w:rPr>
               <w:t>Pauli exclusion</w:t>
@@ -609,14 +596,11 @@
             <w:tcW w:type="dxa" w:w="2549"/>
             <w:vAlign w:val="center"/>
             <w:tcMar>
-              <w:top w:w="20" w:type="dxa"/>
+              <w:top w:w="10" w:type="dxa"/>
               <w:left w:w="60" w:type="dxa"/>
-              <w:bottom w:w="60" w:type="dxa"/>
+              <w:bottom w:w="50" w:type="dxa"/>
               <w:right w:w="60" w:type="dxa"/>
             </w:tcMar>
-            <w:tcBorders>
-              <w:bottom w:val="single" w:sz="4" w:color="C8CDC2"/>
-            </w:tcBorders>
           </w:tcPr>
           <w:p>
             <w:pPr>
@@ -628,7 +612,7 @@
                 <w:rFonts w:ascii="Trade Gothic Next" w:hAnsi="Trade Gothic Next"/>
                 <w:b/>
                 <w:color w:val="4D730E"/>
-                <w:sz w:val="20"/>
+                <w:sz w:val="21"/>
                 <w:u w:val="none"/>
               </w:rPr>
               <w:t xml:space="preserve">D   </w:t>
@@ -638,7 +622,7 @@
                 <w:rFonts w:ascii="Trade Gothic Next" w:hAnsi="Trade Gothic Next"/>
                 <w:b w:val="0"/>
                 <w:color w:val="14161B"/>
-                <w:sz w:val="20"/>
+                <w:sz w:val="21"/>
                 <w:u w:val="none"/>
               </w:rPr>
               <w:t>Bohr model</w:t>
@@ -672,17 +656,13 @@
             <w:vAlign w:val="center"/>
             <w:tcMar>
               <w:top w:w="40" w:type="dxa"/>
-              <w:left w:w="60" w:type="dxa"/>
+              <w:left w:w="20" w:type="dxa"/>
               <w:bottom w:w="40" w:type="dxa"/>
-              <w:right w:w="60" w:type="dxa"/>
+              <w:right w:w="20" w:type="dxa"/>
             </w:tcMar>
-            <w:tcBorders>
-              <w:bottom w:val="single" w:sz="4" w:color="C8CDC2"/>
-            </w:tcBorders>
           </w:tcPr>
           <w:p>
             <w:pPr>
-              <w:keepNext/>
               <w:spacing w:after="0"/>
               <w:jc w:val="left"/>
             </w:pPr>
@@ -691,7 +671,7 @@
                 <w:rFonts w:ascii="Trade Gothic Next" w:hAnsi="Trade Gothic Next"/>
                 <w:b/>
                 <w:color w:val="4D730E"/>
-                <w:sz w:val="22"/>
+                <w:sz w:val="26"/>
                 <w:u w:val="none"/>
               </w:rPr>
               <w:t>2</w:t>
@@ -706,7 +686,7 @@
             <w:tcMar>
               <w:top w:w="50" w:type="dxa"/>
               <w:left w:w="60" w:type="dxa"/>
-              <w:bottom w:w="20" w:type="dxa"/>
+              <w:bottom w:w="10" w:type="dxa"/>
               <w:right w:w="60" w:type="dxa"/>
             </w:tcMar>
           </w:tcPr>
@@ -721,7 +701,7 @@
                 <w:rFonts w:ascii="Trade Gothic Next" w:hAnsi="Trade Gothic Next"/>
                 <w:b/>
                 <w:color w:val="14161B"/>
-                <w:sz w:val="20"/>
+                <w:sz w:val="21"/>
                 <w:u w:val="none"/>
               </w:rPr>
               <w:t>Which orbital diagram for oxygen's 2p</w:t>
@@ -731,7 +711,7 @@
                 <w:rFonts w:ascii="Trade Gothic Next" w:hAnsi="Trade Gothic Next"/>
                 <w:b/>
                 <w:color w:val="14161B"/>
-                <w:sz w:val="20"/>
+                <w:sz w:val="21"/>
                 <w:u w:val="none"/>
                 <w:vertAlign w:val="superscript"/>
               </w:rPr>
@@ -742,7 +722,7 @@
                 <w:rFonts w:ascii="Trade Gothic Next" w:hAnsi="Trade Gothic Next"/>
                 <w:b/>
                 <w:color w:val="14161B"/>
-                <w:sz w:val="20"/>
+                <w:sz w:val="21"/>
                 <w:u w:val="none"/>
               </w:rPr>
               <w:t xml:space="preserve"> follows Hund's rule?</w:t>
@@ -799,14 +779,11 @@
             <w:tcW w:type="dxa" w:w="2534"/>
             <w:vAlign w:val="center"/>
             <w:tcMar>
-              <w:top w:w="20" w:type="dxa"/>
+              <w:top w:w="10" w:type="dxa"/>
               <w:left w:w="60" w:type="dxa"/>
-              <w:bottom w:w="60" w:type="dxa"/>
+              <w:bottom w:w="50" w:type="dxa"/>
               <w:right w:w="60" w:type="dxa"/>
             </w:tcMar>
-            <w:tcBorders>
-              <w:bottom w:val="single" w:sz="4" w:color="C8CDC2"/>
-            </w:tcBorders>
           </w:tcPr>
           <w:p>
             <w:pPr>
@@ -818,21 +795,137 @@
                 <w:rFonts w:ascii="Trade Gothic Next" w:hAnsi="Trade Gothic Next"/>
                 <w:b/>
                 <w:color w:val="4D730E"/>
-                <w:sz w:val="20"/>
+                <w:sz w:val="21"/>
                 <w:u w:val="none"/>
               </w:rPr>
               <w:t xml:space="preserve">A   </w:t>
             </w:r>
-            <w:r>
-              <w:rPr>
-                <w:rFonts w:ascii="Trade Gothic Next" w:hAnsi="Trade Gothic Next"/>
-                <w:b/>
-                <w:color w:val="14161B"/>
-                <w:sz w:val="20"/>
-                <w:u w:val="none"/>
-              </w:rPr>
-              <w:t>[↑↓] [↑] [↑]</w:t>
-            </w:r>
+          </w:p>
+          <w:tbl>
+            <w:tblPr>
+              <w:tblW w:type="auto" w:w="0"/>
+              <w:tblLayout w:type="fixed"/>
+              <w:tblLook w:firstColumn="1" w:firstRow="1" w:lastColumn="0" w:lastRow="0" w:noHBand="0" w:noVBand="1" w:val="04A0"/>
+              <w:tblLayout w:type="fixed"/>
+            </w:tblPr>
+            <w:tblGrid>
+              <w:gridCol w:w="432"/>
+              <w:gridCol w:w="432"/>
+              <w:gridCol w:w="432"/>
+            </w:tblGrid>
+            <w:tr>
+              <w:trPr>
+                <w:cantSplit/>
+                <w:trHeight w:val="388" w:hRule="atLeast"/>
+              </w:trPr>
+              <w:tc>
+                <w:tcPr>
+                  <w:tcW w:type="dxa" w:w="432"/>
+                  <w:tcBorders>
+                    <w:top w:val="single" w:sz="10" w:color="9F1D2C"/>
+                    <w:left w:val="single" w:sz="10" w:color="9F1D2C"/>
+                    <w:bottom w:val="single" w:sz="10" w:color="9F1D2C"/>
+                    <w:right w:val="single" w:sz="10" w:color="9F1D2C"/>
+                  </w:tcBorders>
+                  <w:vAlign w:val="center"/>
+                  <w:tcMar>
+                    <w:top w:w="0" w:type="dxa"/>
+                    <w:left w:w="0" w:type="dxa"/>
+                    <w:bottom w:w="0" w:type="dxa"/>
+                    <w:right w:w="0" w:type="dxa"/>
+                  </w:tcMar>
+                </w:tcPr>
+                <w:p>
+                  <w:pPr>
+                    <w:spacing w:after="0"/>
+                    <w:jc w:val="center"/>
+                  </w:pPr>
+                  <w:r>
+                    <w:rPr>
+                      <w:rFonts w:ascii="Trade Gothic Next" w:hAnsi="Trade Gothic Next"/>
+                      <w:b/>
+                      <w:color w:val="14161B"/>
+                      <w:sz w:val="21"/>
+                      <w:u w:val="none"/>
+                    </w:rPr>
+                    <w:t>↑↓</w:t>
+                  </w:r>
+                </w:p>
+              </w:tc>
+              <w:tc>
+                <w:tcPr>
+                  <w:tcW w:type="dxa" w:w="432"/>
+                  <w:tcBorders>
+                    <w:top w:val="single" w:sz="10" w:color="9F1D2C"/>
+                    <w:left w:val="single" w:sz="10" w:color="9F1D2C"/>
+                    <w:bottom w:val="single" w:sz="10" w:color="9F1D2C"/>
+                    <w:right w:val="single" w:sz="10" w:color="9F1D2C"/>
+                  </w:tcBorders>
+                  <w:vAlign w:val="center"/>
+                  <w:tcMar>
+                    <w:top w:w="0" w:type="dxa"/>
+                    <w:left w:w="0" w:type="dxa"/>
+                    <w:bottom w:w="0" w:type="dxa"/>
+                    <w:right w:w="0" w:type="dxa"/>
+                  </w:tcMar>
+                </w:tcPr>
+                <w:p>
+                  <w:pPr>
+                    <w:spacing w:after="0"/>
+                    <w:jc w:val="center"/>
+                  </w:pPr>
+                  <w:r>
+                    <w:rPr>
+                      <w:rFonts w:ascii="Trade Gothic Next" w:hAnsi="Trade Gothic Next"/>
+                      <w:b/>
+                      <w:color w:val="14161B"/>
+                      <w:sz w:val="21"/>
+                      <w:u w:val="none"/>
+                    </w:rPr>
+                    <w:t>↑</w:t>
+                  </w:r>
+                </w:p>
+              </w:tc>
+              <w:tc>
+                <w:tcPr>
+                  <w:tcW w:type="dxa" w:w="432"/>
+                  <w:tcBorders>
+                    <w:top w:val="single" w:sz="10" w:color="9F1D2C"/>
+                    <w:left w:val="single" w:sz="10" w:color="9F1D2C"/>
+                    <w:bottom w:val="single" w:sz="10" w:color="9F1D2C"/>
+                    <w:right w:val="single" w:sz="10" w:color="9F1D2C"/>
+                  </w:tcBorders>
+                  <w:vAlign w:val="center"/>
+                  <w:tcMar>
+                    <w:top w:w="0" w:type="dxa"/>
+                    <w:left w:w="0" w:type="dxa"/>
+                    <w:bottom w:w="0" w:type="dxa"/>
+                    <w:right w:w="0" w:type="dxa"/>
+                  </w:tcMar>
+                </w:tcPr>
+                <w:p>
+                  <w:pPr>
+                    <w:spacing w:after="0"/>
+                    <w:jc w:val="center"/>
+                  </w:pPr>
+                  <w:r>
+                    <w:rPr>
+                      <w:rFonts w:ascii="Trade Gothic Next" w:hAnsi="Trade Gothic Next"/>
+                      <w:b/>
+                      <w:color w:val="14161B"/>
+                      <w:sz w:val="21"/>
+                      <w:u w:val="none"/>
+                    </w:rPr>
+                    <w:t>↑</w:t>
+                  </w:r>
+                </w:p>
+              </w:tc>
+            </w:tr>
+          </w:tbl>
+          <w:p>
+            <w:pPr>
+              <w:spacing w:before="0" w:after="0" w:line="20" w:lineRule="exact"/>
+            </w:pPr>
           </w:p>
         </w:tc>
         <w:tc>
@@ -840,14 +933,11 @@
             <w:tcW w:type="dxa" w:w="2534"/>
             <w:vAlign w:val="center"/>
             <w:tcMar>
-              <w:top w:w="20" w:type="dxa"/>
+              <w:top w:w="10" w:type="dxa"/>
               <w:left w:w="60" w:type="dxa"/>
-              <w:bottom w:w="60" w:type="dxa"/>
+              <w:bottom w:w="50" w:type="dxa"/>
               <w:right w:w="60" w:type="dxa"/>
             </w:tcMar>
-            <w:tcBorders>
-              <w:bottom w:val="single" w:sz="4" w:color="C8CDC2"/>
-            </w:tcBorders>
           </w:tcPr>
           <w:p>
             <w:pPr>
@@ -859,21 +949,127 @@
                 <w:rFonts w:ascii="Trade Gothic Next" w:hAnsi="Trade Gothic Next"/>
                 <w:b/>
                 <w:color w:val="4D730E"/>
-                <w:sz w:val="20"/>
+                <w:sz w:val="21"/>
                 <w:u w:val="none"/>
               </w:rPr>
               <w:t xml:space="preserve">B   </w:t>
             </w:r>
-            <w:r>
-              <w:rPr>
-                <w:rFonts w:ascii="Trade Gothic Next" w:hAnsi="Trade Gothic Next"/>
-                <w:b w:val="0"/>
-                <w:color w:val="14161B"/>
-                <w:sz w:val="20"/>
-                <w:u w:val="none"/>
-              </w:rPr>
-              <w:t>[↑↓] [↑↓] [   ]</w:t>
-            </w:r>
+          </w:p>
+          <w:tbl>
+            <w:tblPr>
+              <w:tblW w:type="auto" w:w="0"/>
+              <w:tblLayout w:type="fixed"/>
+              <w:tblLook w:firstColumn="1" w:firstRow="1" w:lastColumn="0" w:lastRow="0" w:noHBand="0" w:noVBand="1" w:val="04A0"/>
+              <w:tblLayout w:type="fixed"/>
+            </w:tblPr>
+            <w:tblGrid>
+              <w:gridCol w:w="432"/>
+              <w:gridCol w:w="432"/>
+              <w:gridCol w:w="432"/>
+            </w:tblGrid>
+            <w:tr>
+              <w:trPr>
+                <w:cantSplit/>
+                <w:trHeight w:val="388" w:hRule="atLeast"/>
+              </w:trPr>
+              <w:tc>
+                <w:tcPr>
+                  <w:tcW w:type="dxa" w:w="432"/>
+                  <w:tcBorders>
+                    <w:top w:val="single" w:sz="6" w:color="14161B"/>
+                    <w:left w:val="single" w:sz="6" w:color="14161B"/>
+                    <w:bottom w:val="single" w:sz="6" w:color="14161B"/>
+                    <w:right w:val="single" w:sz="6" w:color="14161B"/>
+                  </w:tcBorders>
+                  <w:vAlign w:val="center"/>
+                  <w:tcMar>
+                    <w:top w:w="0" w:type="dxa"/>
+                    <w:left w:w="0" w:type="dxa"/>
+                    <w:bottom w:w="0" w:type="dxa"/>
+                    <w:right w:w="0" w:type="dxa"/>
+                  </w:tcMar>
+                </w:tcPr>
+                <w:p>
+                  <w:pPr>
+                    <w:spacing w:after="0"/>
+                    <w:jc w:val="center"/>
+                  </w:pPr>
+                  <w:r>
+                    <w:rPr>
+                      <w:rFonts w:ascii="Trade Gothic Next" w:hAnsi="Trade Gothic Next"/>
+                      <w:b/>
+                      <w:color w:val="14161B"/>
+                      <w:sz w:val="21"/>
+                      <w:u w:val="none"/>
+                    </w:rPr>
+                    <w:t>↑↓</w:t>
+                  </w:r>
+                </w:p>
+              </w:tc>
+              <w:tc>
+                <w:tcPr>
+                  <w:tcW w:type="dxa" w:w="432"/>
+                  <w:tcBorders>
+                    <w:top w:val="single" w:sz="6" w:color="14161B"/>
+                    <w:left w:val="single" w:sz="6" w:color="14161B"/>
+                    <w:bottom w:val="single" w:sz="6" w:color="14161B"/>
+                    <w:right w:val="single" w:sz="6" w:color="14161B"/>
+                  </w:tcBorders>
+                  <w:vAlign w:val="center"/>
+                  <w:tcMar>
+                    <w:top w:w="0" w:type="dxa"/>
+                    <w:left w:w="0" w:type="dxa"/>
+                    <w:bottom w:w="0" w:type="dxa"/>
+                    <w:right w:w="0" w:type="dxa"/>
+                  </w:tcMar>
+                </w:tcPr>
+                <w:p>
+                  <w:pPr>
+                    <w:spacing w:after="0"/>
+                    <w:jc w:val="center"/>
+                  </w:pPr>
+                  <w:r>
+                    <w:rPr>
+                      <w:rFonts w:ascii="Trade Gothic Next" w:hAnsi="Trade Gothic Next"/>
+                      <w:b/>
+                      <w:color w:val="14161B"/>
+                      <w:sz w:val="21"/>
+                      <w:u w:val="none"/>
+                    </w:rPr>
+                    <w:t>↑↓</w:t>
+                  </w:r>
+                </w:p>
+              </w:tc>
+              <w:tc>
+                <w:tcPr>
+                  <w:tcW w:type="dxa" w:w="432"/>
+                  <w:tcBorders>
+                    <w:top w:val="single" w:sz="6" w:color="14161B"/>
+                    <w:left w:val="single" w:sz="6" w:color="14161B"/>
+                    <w:bottom w:val="single" w:sz="6" w:color="14161B"/>
+                    <w:right w:val="single" w:sz="6" w:color="14161B"/>
+                  </w:tcBorders>
+                  <w:vAlign w:val="center"/>
+                  <w:tcMar>
+                    <w:top w:w="0" w:type="dxa"/>
+                    <w:left w:w="0" w:type="dxa"/>
+                    <w:bottom w:w="0" w:type="dxa"/>
+                    <w:right w:w="0" w:type="dxa"/>
+                  </w:tcMar>
+                </w:tcPr>
+                <w:p>
+                  <w:pPr>
+                    <w:spacing w:after="0"/>
+                    <w:jc w:val="center"/>
+                  </w:pPr>
+                </w:p>
+              </w:tc>
+            </w:tr>
+          </w:tbl>
+          <w:p>
+            <w:pPr>
+              <w:spacing w:before="0" w:after="0" w:line="20" w:lineRule="exact"/>
+            </w:pPr>
           </w:p>
         </w:tc>
         <w:tc>
@@ -881,14 +1077,11 @@
             <w:tcW w:type="dxa" w:w="2534"/>
             <w:vAlign w:val="center"/>
             <w:tcMar>
-              <w:top w:w="20" w:type="dxa"/>
+              <w:top w:w="10" w:type="dxa"/>
               <w:left w:w="60" w:type="dxa"/>
-              <w:bottom w:w="60" w:type="dxa"/>
+              <w:bottom w:w="50" w:type="dxa"/>
               <w:right w:w="60" w:type="dxa"/>
             </w:tcMar>
-            <w:tcBorders>
-              <w:bottom w:val="single" w:sz="4" w:color="C8CDC2"/>
-            </w:tcBorders>
           </w:tcPr>
           <w:p>
             <w:pPr>
@@ -900,21 +1093,137 @@
                 <w:rFonts w:ascii="Trade Gothic Next" w:hAnsi="Trade Gothic Next"/>
                 <w:b/>
                 <w:color w:val="4D730E"/>
-                <w:sz w:val="20"/>
+                <w:sz w:val="21"/>
                 <w:u w:val="none"/>
               </w:rPr>
               <w:t xml:space="preserve">C   </w:t>
             </w:r>
-            <w:r>
-              <w:rPr>
-                <w:rFonts w:ascii="Trade Gothic Next" w:hAnsi="Trade Gothic Next"/>
-                <w:b w:val="0"/>
-                <w:color w:val="14161B"/>
-                <w:sz w:val="20"/>
-                <w:u w:val="none"/>
-              </w:rPr>
-              <w:t>[↑] [↑] [↑]</w:t>
-            </w:r>
+          </w:p>
+          <w:tbl>
+            <w:tblPr>
+              <w:tblW w:type="auto" w:w="0"/>
+              <w:tblLayout w:type="fixed"/>
+              <w:tblLook w:firstColumn="1" w:firstRow="1" w:lastColumn="0" w:lastRow="0" w:noHBand="0" w:noVBand="1" w:val="04A0"/>
+              <w:tblLayout w:type="fixed"/>
+            </w:tblPr>
+            <w:tblGrid>
+              <w:gridCol w:w="432"/>
+              <w:gridCol w:w="432"/>
+              <w:gridCol w:w="432"/>
+            </w:tblGrid>
+            <w:tr>
+              <w:trPr>
+                <w:cantSplit/>
+                <w:trHeight w:val="388" w:hRule="atLeast"/>
+              </w:trPr>
+              <w:tc>
+                <w:tcPr>
+                  <w:tcW w:type="dxa" w:w="432"/>
+                  <w:tcBorders>
+                    <w:top w:val="single" w:sz="6" w:color="14161B"/>
+                    <w:left w:val="single" w:sz="6" w:color="14161B"/>
+                    <w:bottom w:val="single" w:sz="6" w:color="14161B"/>
+                    <w:right w:val="single" w:sz="6" w:color="14161B"/>
+                  </w:tcBorders>
+                  <w:vAlign w:val="center"/>
+                  <w:tcMar>
+                    <w:top w:w="0" w:type="dxa"/>
+                    <w:left w:w="0" w:type="dxa"/>
+                    <w:bottom w:w="0" w:type="dxa"/>
+                    <w:right w:w="0" w:type="dxa"/>
+                  </w:tcMar>
+                </w:tcPr>
+                <w:p>
+                  <w:pPr>
+                    <w:spacing w:after="0"/>
+                    <w:jc w:val="center"/>
+                  </w:pPr>
+                  <w:r>
+                    <w:rPr>
+                      <w:rFonts w:ascii="Trade Gothic Next" w:hAnsi="Trade Gothic Next"/>
+                      <w:b/>
+                      <w:color w:val="14161B"/>
+                      <w:sz w:val="21"/>
+                      <w:u w:val="none"/>
+                    </w:rPr>
+                    <w:t>↑</w:t>
+                  </w:r>
+                </w:p>
+              </w:tc>
+              <w:tc>
+                <w:tcPr>
+                  <w:tcW w:type="dxa" w:w="432"/>
+                  <w:tcBorders>
+                    <w:top w:val="single" w:sz="6" w:color="14161B"/>
+                    <w:left w:val="single" w:sz="6" w:color="14161B"/>
+                    <w:bottom w:val="single" w:sz="6" w:color="14161B"/>
+                    <w:right w:val="single" w:sz="6" w:color="14161B"/>
+                  </w:tcBorders>
+                  <w:vAlign w:val="center"/>
+                  <w:tcMar>
+                    <w:top w:w="0" w:type="dxa"/>
+                    <w:left w:w="0" w:type="dxa"/>
+                    <w:bottom w:w="0" w:type="dxa"/>
+                    <w:right w:w="0" w:type="dxa"/>
+                  </w:tcMar>
+                </w:tcPr>
+                <w:p>
+                  <w:pPr>
+                    <w:spacing w:after="0"/>
+                    <w:jc w:val="center"/>
+                  </w:pPr>
+                  <w:r>
+                    <w:rPr>
+                      <w:rFonts w:ascii="Trade Gothic Next" w:hAnsi="Trade Gothic Next"/>
+                      <w:b/>
+                      <w:color w:val="14161B"/>
+                      <w:sz w:val="21"/>
+                      <w:u w:val="none"/>
+                    </w:rPr>
+                    <w:t>↑</w:t>
+                  </w:r>
+                </w:p>
+              </w:tc>
+              <w:tc>
+                <w:tcPr>
+                  <w:tcW w:type="dxa" w:w="432"/>
+                  <w:tcBorders>
+                    <w:top w:val="single" w:sz="6" w:color="14161B"/>
+                    <w:left w:val="single" w:sz="6" w:color="14161B"/>
+                    <w:bottom w:val="single" w:sz="6" w:color="14161B"/>
+                    <w:right w:val="single" w:sz="6" w:color="14161B"/>
+                  </w:tcBorders>
+                  <w:vAlign w:val="center"/>
+                  <w:tcMar>
+                    <w:top w:w="0" w:type="dxa"/>
+                    <w:left w:w="0" w:type="dxa"/>
+                    <w:bottom w:w="0" w:type="dxa"/>
+                    <w:right w:w="0" w:type="dxa"/>
+                  </w:tcMar>
+                </w:tcPr>
+                <w:p>
+                  <w:pPr>
+                    <w:spacing w:after="0"/>
+                    <w:jc w:val="center"/>
+                  </w:pPr>
+                  <w:r>
+                    <w:rPr>
+                      <w:rFonts w:ascii="Trade Gothic Next" w:hAnsi="Trade Gothic Next"/>
+                      <w:b/>
+                      <w:color w:val="14161B"/>
+                      <w:sz w:val="21"/>
+                      <w:u w:val="none"/>
+                    </w:rPr>
+                    <w:t>↑</w:t>
+                  </w:r>
+                </w:p>
+              </w:tc>
+            </w:tr>
+          </w:tbl>
+          <w:p>
+            <w:pPr>
+              <w:spacing w:before="0" w:after="0" w:line="20" w:lineRule="exact"/>
+            </w:pPr>
           </w:p>
         </w:tc>
         <w:tc>
@@ -922,14 +1231,11 @@
             <w:tcW w:type="dxa" w:w="2549"/>
             <w:vAlign w:val="center"/>
             <w:tcMar>
-              <w:top w:w="20" w:type="dxa"/>
+              <w:top w:w="10" w:type="dxa"/>
               <w:left w:w="60" w:type="dxa"/>
-              <w:bottom w:w="60" w:type="dxa"/>
+              <w:bottom w:w="50" w:type="dxa"/>
               <w:right w:w="60" w:type="dxa"/>
             </w:tcMar>
-            <w:tcBorders>
-              <w:bottom w:val="single" w:sz="4" w:color="C8CDC2"/>
-            </w:tcBorders>
           </w:tcPr>
           <w:p>
             <w:pPr>
@@ -941,21 +1247,137 @@
                 <w:rFonts w:ascii="Trade Gothic Next" w:hAnsi="Trade Gothic Next"/>
                 <w:b/>
                 <w:color w:val="4D730E"/>
-                <w:sz w:val="20"/>
+                <w:sz w:val="21"/>
                 <w:u w:val="none"/>
               </w:rPr>
               <w:t xml:space="preserve">D   </w:t>
             </w:r>
-            <w:r>
-              <w:rPr>
-                <w:rFonts w:ascii="Trade Gothic Next" w:hAnsi="Trade Gothic Next"/>
-                <w:b w:val="0"/>
-                <w:color w:val="14161B"/>
-                <w:sz w:val="20"/>
-                <w:u w:val="none"/>
-              </w:rPr>
-              <w:t>[↑↓] [↑] [↓]</w:t>
-            </w:r>
+          </w:p>
+          <w:tbl>
+            <w:tblPr>
+              <w:tblW w:type="auto" w:w="0"/>
+              <w:tblLayout w:type="fixed"/>
+              <w:tblLook w:firstColumn="1" w:firstRow="1" w:lastColumn="0" w:lastRow="0" w:noHBand="0" w:noVBand="1" w:val="04A0"/>
+              <w:tblLayout w:type="fixed"/>
+            </w:tblPr>
+            <w:tblGrid>
+              <w:gridCol w:w="432"/>
+              <w:gridCol w:w="432"/>
+              <w:gridCol w:w="432"/>
+            </w:tblGrid>
+            <w:tr>
+              <w:trPr>
+                <w:cantSplit/>
+                <w:trHeight w:val="388" w:hRule="atLeast"/>
+              </w:trPr>
+              <w:tc>
+                <w:tcPr>
+                  <w:tcW w:type="dxa" w:w="432"/>
+                  <w:tcBorders>
+                    <w:top w:val="single" w:sz="6" w:color="14161B"/>
+                    <w:left w:val="single" w:sz="6" w:color="14161B"/>
+                    <w:bottom w:val="single" w:sz="6" w:color="14161B"/>
+                    <w:right w:val="single" w:sz="6" w:color="14161B"/>
+                  </w:tcBorders>
+                  <w:vAlign w:val="center"/>
+                  <w:tcMar>
+                    <w:top w:w="0" w:type="dxa"/>
+                    <w:left w:w="0" w:type="dxa"/>
+                    <w:bottom w:w="0" w:type="dxa"/>
+                    <w:right w:w="0" w:type="dxa"/>
+                  </w:tcMar>
+                </w:tcPr>
+                <w:p>
+                  <w:pPr>
+                    <w:spacing w:after="0"/>
+                    <w:jc w:val="center"/>
+                  </w:pPr>
+                  <w:r>
+                    <w:rPr>
+                      <w:rFonts w:ascii="Trade Gothic Next" w:hAnsi="Trade Gothic Next"/>
+                      <w:b/>
+                      <w:color w:val="14161B"/>
+                      <w:sz w:val="21"/>
+                      <w:u w:val="none"/>
+                    </w:rPr>
+                    <w:t>↑↓</w:t>
+                  </w:r>
+                </w:p>
+              </w:tc>
+              <w:tc>
+                <w:tcPr>
+                  <w:tcW w:type="dxa" w:w="432"/>
+                  <w:tcBorders>
+                    <w:top w:val="single" w:sz="6" w:color="14161B"/>
+                    <w:left w:val="single" w:sz="6" w:color="14161B"/>
+                    <w:bottom w:val="single" w:sz="6" w:color="14161B"/>
+                    <w:right w:val="single" w:sz="6" w:color="14161B"/>
+                  </w:tcBorders>
+                  <w:vAlign w:val="center"/>
+                  <w:tcMar>
+                    <w:top w:w="0" w:type="dxa"/>
+                    <w:left w:w="0" w:type="dxa"/>
+                    <w:bottom w:w="0" w:type="dxa"/>
+                    <w:right w:w="0" w:type="dxa"/>
+                  </w:tcMar>
+                </w:tcPr>
+                <w:p>
+                  <w:pPr>
+                    <w:spacing w:after="0"/>
+                    <w:jc w:val="center"/>
+                  </w:pPr>
+                  <w:r>
+                    <w:rPr>
+                      <w:rFonts w:ascii="Trade Gothic Next" w:hAnsi="Trade Gothic Next"/>
+                      <w:b/>
+                      <w:color w:val="14161B"/>
+                      <w:sz w:val="21"/>
+                      <w:u w:val="none"/>
+                    </w:rPr>
+                    <w:t>↑</w:t>
+                  </w:r>
+                </w:p>
+              </w:tc>
+              <w:tc>
+                <w:tcPr>
+                  <w:tcW w:type="dxa" w:w="432"/>
+                  <w:tcBorders>
+                    <w:top w:val="single" w:sz="6" w:color="14161B"/>
+                    <w:left w:val="single" w:sz="6" w:color="14161B"/>
+                    <w:bottom w:val="single" w:sz="6" w:color="14161B"/>
+                    <w:right w:val="single" w:sz="6" w:color="14161B"/>
+                  </w:tcBorders>
+                  <w:vAlign w:val="center"/>
+                  <w:tcMar>
+                    <w:top w:w="0" w:type="dxa"/>
+                    <w:left w:w="0" w:type="dxa"/>
+                    <w:bottom w:w="0" w:type="dxa"/>
+                    <w:right w:w="0" w:type="dxa"/>
+                  </w:tcMar>
+                </w:tcPr>
+                <w:p>
+                  <w:pPr>
+                    <w:spacing w:after="0"/>
+                    <w:jc w:val="center"/>
+                  </w:pPr>
+                  <w:r>
+                    <w:rPr>
+                      <w:rFonts w:ascii="Trade Gothic Next" w:hAnsi="Trade Gothic Next"/>
+                      <w:b/>
+                      <w:color w:val="14161B"/>
+                      <w:sz w:val="21"/>
+                      <w:u w:val="none"/>
+                    </w:rPr>
+                    <w:t>↓</w:t>
+                  </w:r>
+                </w:p>
+              </w:tc>
+            </w:tr>
+          </w:tbl>
+          <w:p>
+            <w:pPr>
+              <w:spacing w:before="0" w:after="0" w:line="20" w:lineRule="exact"/>
+            </w:pPr>
           </w:p>
         </w:tc>
       </w:tr>
@@ -985,17 +1407,13 @@
             <w:vAlign w:val="center"/>
             <w:tcMar>
               <w:top w:w="40" w:type="dxa"/>
-              <w:left w:w="60" w:type="dxa"/>
+              <w:left w:w="20" w:type="dxa"/>
               <w:bottom w:w="40" w:type="dxa"/>
-              <w:right w:w="60" w:type="dxa"/>
+              <w:right w:w="20" w:type="dxa"/>
             </w:tcMar>
-            <w:tcBorders>
-              <w:bottom w:val="single" w:sz="4" w:color="C8CDC2"/>
-            </w:tcBorders>
           </w:tcPr>
           <w:p>
             <w:pPr>
-              <w:keepNext/>
               <w:spacing w:after="0"/>
               <w:jc w:val="left"/>
             </w:pPr>
@@ -1004,7 +1422,7 @@
                 <w:rFonts w:ascii="Trade Gothic Next" w:hAnsi="Trade Gothic Next"/>
                 <w:b/>
                 <w:color w:val="4D730E"/>
-                <w:sz w:val="22"/>
+                <w:sz w:val="26"/>
                 <w:u w:val="none"/>
               </w:rPr>
               <w:t>3</w:t>
@@ -1019,7 +1437,7 @@
             <w:tcMar>
               <w:top w:w="50" w:type="dxa"/>
               <w:left w:w="60" w:type="dxa"/>
-              <w:bottom w:w="20" w:type="dxa"/>
+              <w:bottom w:w="10" w:type="dxa"/>
               <w:right w:w="60" w:type="dxa"/>
             </w:tcMar>
           </w:tcPr>
@@ -1034,599 +1452,7 @@
                 <w:rFonts w:ascii="Trade Gothic Next" w:hAnsi="Trade Gothic Next"/>
                 <w:b/>
                 <w:color w:val="14161B"/>
-                <w:sz w:val="20"/>
-                <w:u w:val="none"/>
-              </w:rPr>
-              <w:t>How many electrons can a d sublevel hold?</w:t>
-            </w:r>
-            <w:r>
-              <w:rPr>
-                <w:rFonts w:ascii="ShullHand" w:hAnsi="ShullHand"/>
-                <w:color w:val="4A2466"/>
-                <w:sz w:val="26"/>
-                <w:bdr w:val="single" w:sz="8" w:space="1" w:color="9F1D2C"/>
-              </w:rPr>
-              <w:t xml:space="preserve">   D</w:t>
-            </w:r>
-            <w:r>
-              <w:rPr>
-                <w:rFonts w:ascii="ShullHand" w:hAnsi="ShullHand"/>
-                <w:color w:val="16609A"/>
-                <w:sz w:val="20"/>
-              </w:rPr>
-              <w:t xml:space="preserve">  </w:t>
-            </w:r>
-            <w:r>
-              <w:rPr>
-                <w:rFonts w:ascii="Patrick Hand" w:hAnsi="Patrick Hand"/>
-                <w:color w:val="16609A"/>
-                <w:sz w:val="20"/>
-              </w:rPr>
-              <w:t>5</w:t>
-            </w:r>
-            <w:r>
-              <w:rPr>
-                <w:rFonts w:ascii="ShullHand" w:hAnsi="ShullHand"/>
-                <w:color w:val="16609A"/>
-                <w:sz w:val="20"/>
-              </w:rPr>
-              <w:t xml:space="preserve"> orbitals x </w:t>
-            </w:r>
-            <w:r>
-              <w:rPr>
-                <w:rFonts w:ascii="Patrick Hand" w:hAnsi="Patrick Hand"/>
-                <w:color w:val="16609A"/>
-                <w:sz w:val="20"/>
-              </w:rPr>
-              <w:t>2</w:t>
-            </w:r>
-            <w:r>
-              <w:rPr>
-                <w:rFonts w:ascii="ShullHand" w:hAnsi="ShullHand"/>
-                <w:color w:val="16609A"/>
-                <w:sz w:val="20"/>
-              </w:rPr>
-              <w:t xml:space="preserve"> = </w:t>
-            </w:r>
-            <w:r>
-              <w:rPr>
-                <w:rFonts w:ascii="Patrick Hand" w:hAnsi="Patrick Hand"/>
-                <w:color w:val="16609A"/>
-                <w:sz w:val="20"/>
-              </w:rPr>
-              <w:t>10</w:t>
-            </w:r>
-          </w:p>
-        </w:tc>
-      </w:tr>
-      <w:tr>
-        <w:trPr>
-          <w:cantSplit/>
-        </w:trPr>
-        <w:tc>
-          <w:tcPr>
-            <w:tcW w:type="dxa" w:w="648"/>
-            <w:vMerge/>
-          </w:tcPr>
-          <w:p/>
-        </w:tc>
-        <w:tc>
-          <w:tcPr>
-            <w:tcW w:type="dxa" w:w="2534"/>
-            <w:vAlign w:val="center"/>
-            <w:tcMar>
-              <w:top w:w="20" w:type="dxa"/>
-              <w:left w:w="60" w:type="dxa"/>
-              <w:bottom w:w="60" w:type="dxa"/>
-              <w:right w:w="60" w:type="dxa"/>
-            </w:tcMar>
-            <w:tcBorders>
-              <w:bottom w:val="single" w:sz="4" w:color="C8CDC2"/>
-            </w:tcBorders>
-          </w:tcPr>
-          <w:p>
-            <w:pPr>
-              <w:spacing w:after="0"/>
-              <w:jc w:val="left"/>
-            </w:pPr>
-            <w:r>
-              <w:rPr>
-                <w:rFonts w:ascii="Trade Gothic Next" w:hAnsi="Trade Gothic Next"/>
-                <w:b/>
-                <w:color w:val="4D730E"/>
-                <w:sz w:val="20"/>
-                <w:u w:val="none"/>
-              </w:rPr>
-              <w:t xml:space="preserve">A   </w:t>
-            </w:r>
-            <w:r>
-              <w:rPr>
-                <w:rFonts w:ascii="Trade Gothic Next" w:hAnsi="Trade Gothic Next"/>
-                <w:b w:val="0"/>
-                <w:color w:val="14161B"/>
-                <w:sz w:val="20"/>
-                <w:u w:val="none"/>
-              </w:rPr>
-              <w:t>5</w:t>
-            </w:r>
-          </w:p>
-        </w:tc>
-        <w:tc>
-          <w:tcPr>
-            <w:tcW w:type="dxa" w:w="2534"/>
-            <w:vAlign w:val="center"/>
-            <w:tcMar>
-              <w:top w:w="20" w:type="dxa"/>
-              <w:left w:w="60" w:type="dxa"/>
-              <w:bottom w:w="60" w:type="dxa"/>
-              <w:right w:w="60" w:type="dxa"/>
-            </w:tcMar>
-            <w:tcBorders>
-              <w:bottom w:val="single" w:sz="4" w:color="C8CDC2"/>
-            </w:tcBorders>
-          </w:tcPr>
-          <w:p>
-            <w:pPr>
-              <w:spacing w:after="0"/>
-              <w:jc w:val="left"/>
-            </w:pPr>
-            <w:r>
-              <w:rPr>
-                <w:rFonts w:ascii="Trade Gothic Next" w:hAnsi="Trade Gothic Next"/>
-                <w:b/>
-                <w:color w:val="4D730E"/>
-                <w:sz w:val="20"/>
-                <w:u w:val="none"/>
-              </w:rPr>
-              <w:t xml:space="preserve">B   </w:t>
-            </w:r>
-            <w:r>
-              <w:rPr>
-                <w:rFonts w:ascii="Trade Gothic Next" w:hAnsi="Trade Gothic Next"/>
-                <w:b w:val="0"/>
-                <w:color w:val="14161B"/>
-                <w:sz w:val="20"/>
-                <w:u w:val="none"/>
-              </w:rPr>
-              <w:t>6</w:t>
-            </w:r>
-          </w:p>
-        </w:tc>
-        <w:tc>
-          <w:tcPr>
-            <w:tcW w:type="dxa" w:w="2534"/>
-            <w:vAlign w:val="center"/>
-            <w:tcMar>
-              <w:top w:w="20" w:type="dxa"/>
-              <w:left w:w="60" w:type="dxa"/>
-              <w:bottom w:w="60" w:type="dxa"/>
-              <w:right w:w="60" w:type="dxa"/>
-            </w:tcMar>
-            <w:tcBorders>
-              <w:bottom w:val="single" w:sz="4" w:color="C8CDC2"/>
-            </w:tcBorders>
-          </w:tcPr>
-          <w:p>
-            <w:pPr>
-              <w:spacing w:after="0"/>
-              <w:jc w:val="left"/>
-            </w:pPr>
-            <w:r>
-              <w:rPr>
-                <w:rFonts w:ascii="Trade Gothic Next" w:hAnsi="Trade Gothic Next"/>
-                <w:b/>
-                <w:color w:val="4D730E"/>
-                <w:sz w:val="20"/>
-                <w:u w:val="none"/>
-              </w:rPr>
-              <w:t xml:space="preserve">C   </w:t>
-            </w:r>
-            <w:r>
-              <w:rPr>
-                <w:rFonts w:ascii="Trade Gothic Next" w:hAnsi="Trade Gothic Next"/>
-                <w:b w:val="0"/>
-                <w:color w:val="14161B"/>
-                <w:sz w:val="20"/>
-                <w:u w:val="none"/>
-              </w:rPr>
-              <w:t>14</w:t>
-            </w:r>
-          </w:p>
-        </w:tc>
-        <w:tc>
-          <w:tcPr>
-            <w:tcW w:type="dxa" w:w="2549"/>
-            <w:vAlign w:val="center"/>
-            <w:tcMar>
-              <w:top w:w="20" w:type="dxa"/>
-              <w:left w:w="60" w:type="dxa"/>
-              <w:bottom w:w="60" w:type="dxa"/>
-              <w:right w:w="60" w:type="dxa"/>
-            </w:tcMar>
-            <w:tcBorders>
-              <w:bottom w:val="single" w:sz="4" w:color="C8CDC2"/>
-            </w:tcBorders>
-          </w:tcPr>
-          <w:p>
-            <w:pPr>
-              <w:spacing w:after="0"/>
-              <w:jc w:val="left"/>
-            </w:pPr>
-            <w:r>
-              <w:rPr>
-                <w:rFonts w:ascii="Trade Gothic Next" w:hAnsi="Trade Gothic Next"/>
-                <w:b/>
-                <w:color w:val="4D730E"/>
-                <w:sz w:val="20"/>
-                <w:u w:val="none"/>
-              </w:rPr>
-              <w:t xml:space="preserve">D   </w:t>
-            </w:r>
-            <w:r>
-              <w:rPr>
-                <w:rFonts w:ascii="Trade Gothic Next" w:hAnsi="Trade Gothic Next"/>
-                <w:b/>
-                <w:color w:val="14161B"/>
-                <w:sz w:val="20"/>
-                <w:u w:val="none"/>
-              </w:rPr>
-              <w:t>10</w:t>
-            </w:r>
-          </w:p>
-        </w:tc>
-      </w:tr>
-    </w:tbl>
-    <w:tbl>
-      <w:tblPr>
-        <w:tblW w:type="auto" w:w="0"/>
-        <w:tblLayout w:type="fixed"/>
-        <w:tblLook w:firstColumn="1" w:firstRow="1" w:lastColumn="0" w:lastRow="0" w:noHBand="0" w:noVBand="1" w:val="04A0"/>
-        <w:tblLayout w:type="fixed"/>
-      </w:tblPr>
-      <w:tblGrid>
-        <w:gridCol w:w="648"/>
-        <w:gridCol w:w="2534"/>
-        <w:gridCol w:w="2534"/>
-        <w:gridCol w:w="2534"/>
-        <w:gridCol w:w="2549"/>
-      </w:tblGrid>
-      <w:tr>
-        <w:trPr>
-          <w:cantSplit/>
-        </w:trPr>
-        <w:tc>
-          <w:tcPr>
-            <w:tcW w:type="dxa" w:w="648"/>
-            <w:vMerge w:val="restart"/>
-            <w:vAlign w:val="center"/>
-            <w:tcMar>
-              <w:top w:w="40" w:type="dxa"/>
-              <w:left w:w="60" w:type="dxa"/>
-              <w:bottom w:w="40" w:type="dxa"/>
-              <w:right w:w="60" w:type="dxa"/>
-            </w:tcMar>
-            <w:tcBorders>
-              <w:bottom w:val="single" w:sz="4" w:color="C8CDC2"/>
-            </w:tcBorders>
-          </w:tcPr>
-          <w:p>
-            <w:pPr>
-              <w:keepNext/>
-              <w:spacing w:after="0"/>
-              <w:jc w:val="left"/>
-            </w:pPr>
-            <w:r>
-              <w:rPr>
-                <w:rFonts w:ascii="Trade Gothic Next" w:hAnsi="Trade Gothic Next"/>
-                <w:b/>
-                <w:color w:val="4D730E"/>
-                <w:sz w:val="22"/>
-                <w:u w:val="none"/>
-              </w:rPr>
-              <w:t>4</w:t>
-            </w:r>
-          </w:p>
-        </w:tc>
-        <w:tc>
-          <w:tcPr>
-            <w:tcW w:type="dxa" w:w="10151"/>
-            <w:gridSpan w:val="4"/>
-            <w:vAlign w:val="center"/>
-            <w:tcMar>
-              <w:top w:w="50" w:type="dxa"/>
-              <w:left w:w="60" w:type="dxa"/>
-              <w:bottom w:w="20" w:type="dxa"/>
-              <w:right w:w="60" w:type="dxa"/>
-            </w:tcMar>
-          </w:tcPr>
-          <w:p>
-            <w:pPr>
-              <w:keepNext/>
-              <w:spacing w:after="0"/>
-              <w:jc w:val="left"/>
-            </w:pPr>
-            <w:r>
-              <w:rPr>
-                <w:rFonts w:ascii="Trade Gothic Next" w:hAnsi="Trade Gothic Next"/>
-                <w:b/>
-                <w:color w:val="14161B"/>
-                <w:sz w:val="20"/>
-                <w:u w:val="none"/>
-              </w:rPr>
-              <w:t>An atom loses 3 electrons. What is the charge of its ion?</w:t>
-            </w:r>
-            <w:r>
-              <w:rPr>
-                <w:rFonts w:ascii="ShullHand" w:hAnsi="ShullHand"/>
-                <w:color w:val="4A2466"/>
-                <w:sz w:val="26"/>
-                <w:bdr w:val="single" w:sz="8" w:space="1" w:color="9F1D2C"/>
-              </w:rPr>
-              <w:t xml:space="preserve">   B</w:t>
-            </w:r>
-            <w:r>
-              <w:rPr>
-                <w:rFonts w:ascii="ShullHand" w:hAnsi="ShullHand"/>
-                <w:color w:val="16609A"/>
-                <w:sz w:val="20"/>
-              </w:rPr>
-              <w:t xml:space="preserve">  more protons than electrons, so positive</w:t>
-            </w:r>
-          </w:p>
-        </w:tc>
-      </w:tr>
-      <w:tr>
-        <w:trPr>
-          <w:cantSplit/>
-        </w:trPr>
-        <w:tc>
-          <w:tcPr>
-            <w:tcW w:type="dxa" w:w="648"/>
-            <w:vMerge/>
-          </w:tcPr>
-          <w:p/>
-        </w:tc>
-        <w:tc>
-          <w:tcPr>
-            <w:tcW w:type="dxa" w:w="2534"/>
-            <w:vAlign w:val="center"/>
-            <w:tcMar>
-              <w:top w:w="20" w:type="dxa"/>
-              <w:left w:w="60" w:type="dxa"/>
-              <w:bottom w:w="60" w:type="dxa"/>
-              <w:right w:w="60" w:type="dxa"/>
-            </w:tcMar>
-            <w:tcBorders>
-              <w:bottom w:val="single" w:sz="4" w:color="C8CDC2"/>
-            </w:tcBorders>
-          </w:tcPr>
-          <w:p>
-            <w:pPr>
-              <w:spacing w:after="0"/>
-              <w:jc w:val="left"/>
-            </w:pPr>
-            <w:r>
-              <w:rPr>
-                <w:rFonts w:ascii="Trade Gothic Next" w:hAnsi="Trade Gothic Next"/>
-                <w:b/>
-                <w:color w:val="4D730E"/>
-                <w:sz w:val="20"/>
-                <w:u w:val="none"/>
-              </w:rPr>
-              <w:t xml:space="preserve">A   </w:t>
-            </w:r>
-            <w:r>
-              <w:rPr>
-                <w:rFonts w:ascii="Trade Gothic Next" w:hAnsi="Trade Gothic Next"/>
-                <w:b w:val="0"/>
-                <w:color w:val="14161B"/>
-                <w:sz w:val="20"/>
-                <w:u w:val="none"/>
-              </w:rPr>
-              <w:t>3−</w:t>
-            </w:r>
-          </w:p>
-        </w:tc>
-        <w:tc>
-          <w:tcPr>
-            <w:tcW w:type="dxa" w:w="2534"/>
-            <w:vAlign w:val="center"/>
-            <w:tcMar>
-              <w:top w:w="20" w:type="dxa"/>
-              <w:left w:w="60" w:type="dxa"/>
-              <w:bottom w:w="60" w:type="dxa"/>
-              <w:right w:w="60" w:type="dxa"/>
-            </w:tcMar>
-            <w:tcBorders>
-              <w:bottom w:val="single" w:sz="4" w:color="C8CDC2"/>
-            </w:tcBorders>
-          </w:tcPr>
-          <w:p>
-            <w:pPr>
-              <w:spacing w:after="0"/>
-              <w:jc w:val="left"/>
-            </w:pPr>
-            <w:r>
-              <w:rPr>
-                <w:rFonts w:ascii="Trade Gothic Next" w:hAnsi="Trade Gothic Next"/>
-                <w:b/>
-                <w:color w:val="4D730E"/>
-                <w:sz w:val="20"/>
-                <w:u w:val="none"/>
-              </w:rPr>
-              <w:t xml:space="preserve">B   </w:t>
-            </w:r>
-            <w:r>
-              <w:rPr>
-                <w:rFonts w:ascii="Trade Gothic Next" w:hAnsi="Trade Gothic Next"/>
-                <w:b/>
-                <w:color w:val="14161B"/>
-                <w:sz w:val="20"/>
-                <w:u w:val="none"/>
-              </w:rPr>
-              <w:t>3+</w:t>
-            </w:r>
-          </w:p>
-        </w:tc>
-        <w:tc>
-          <w:tcPr>
-            <w:tcW w:type="dxa" w:w="2534"/>
-            <w:vAlign w:val="center"/>
-            <w:tcMar>
-              <w:top w:w="20" w:type="dxa"/>
-              <w:left w:w="60" w:type="dxa"/>
-              <w:bottom w:w="60" w:type="dxa"/>
-              <w:right w:w="60" w:type="dxa"/>
-            </w:tcMar>
-            <w:tcBorders>
-              <w:bottom w:val="single" w:sz="4" w:color="C8CDC2"/>
-            </w:tcBorders>
-          </w:tcPr>
-          <w:p>
-            <w:pPr>
-              <w:spacing w:after="0"/>
-              <w:jc w:val="left"/>
-            </w:pPr>
-            <w:r>
-              <w:rPr>
-                <w:rFonts w:ascii="Trade Gothic Next" w:hAnsi="Trade Gothic Next"/>
-                <w:b/>
-                <w:color w:val="4D730E"/>
-                <w:sz w:val="20"/>
-                <w:u w:val="none"/>
-              </w:rPr>
-              <w:t xml:space="preserve">C   </w:t>
-            </w:r>
-            <w:r>
-              <w:rPr>
-                <w:rFonts w:ascii="Trade Gothic Next" w:hAnsi="Trade Gothic Next"/>
-                <w:b w:val="0"/>
-                <w:color w:val="14161B"/>
-                <w:sz w:val="20"/>
-                <w:u w:val="none"/>
-              </w:rPr>
-              <w:t>0</w:t>
-            </w:r>
-          </w:p>
-        </w:tc>
-        <w:tc>
-          <w:tcPr>
-            <w:tcW w:type="dxa" w:w="2549"/>
-            <w:vAlign w:val="center"/>
-            <w:tcMar>
-              <w:top w:w="20" w:type="dxa"/>
-              <w:left w:w="60" w:type="dxa"/>
-              <w:bottom w:w="60" w:type="dxa"/>
-              <w:right w:w="60" w:type="dxa"/>
-            </w:tcMar>
-            <w:tcBorders>
-              <w:bottom w:val="single" w:sz="4" w:color="C8CDC2"/>
-            </w:tcBorders>
-          </w:tcPr>
-          <w:p>
-            <w:pPr>
-              <w:spacing w:after="0"/>
-              <w:jc w:val="left"/>
-            </w:pPr>
-            <w:r>
-              <w:rPr>
-                <w:rFonts w:ascii="Trade Gothic Next" w:hAnsi="Trade Gothic Next"/>
-                <w:b/>
-                <w:color w:val="4D730E"/>
-                <w:sz w:val="20"/>
-                <w:u w:val="none"/>
-              </w:rPr>
-              <w:t xml:space="preserve">D   </w:t>
-            </w:r>
-            <w:r>
-              <w:rPr>
-                <w:rFonts w:ascii="Trade Gothic Next" w:hAnsi="Trade Gothic Next"/>
-                <w:b w:val="0"/>
-                <w:color w:val="14161B"/>
-                <w:sz w:val="20"/>
-                <w:u w:val="none"/>
-              </w:rPr>
-              <w:t>5+</w:t>
-            </w:r>
-          </w:p>
-        </w:tc>
-      </w:tr>
-    </w:tbl>
-    <w:tbl>
-      <w:tblPr>
-        <w:tblW w:type="auto" w:w="0"/>
-        <w:tblLayout w:type="fixed"/>
-        <w:tblLook w:firstColumn="1" w:firstRow="1" w:lastColumn="0" w:lastRow="0" w:noHBand="0" w:noVBand="1" w:val="04A0"/>
-        <w:tblLayout w:type="fixed"/>
-      </w:tblPr>
-      <w:tblGrid>
-        <w:gridCol w:w="648"/>
-        <w:gridCol w:w="2534"/>
-        <w:gridCol w:w="2534"/>
-        <w:gridCol w:w="2534"/>
-        <w:gridCol w:w="2549"/>
-      </w:tblGrid>
-      <w:tr>
-        <w:trPr>
-          <w:cantSplit/>
-        </w:trPr>
-        <w:tc>
-          <w:tcPr>
-            <w:tcW w:type="dxa" w:w="648"/>
-            <w:vMerge w:val="restart"/>
-            <w:vAlign w:val="center"/>
-            <w:tcMar>
-              <w:top w:w="40" w:type="dxa"/>
-              <w:left w:w="60" w:type="dxa"/>
-              <w:bottom w:w="40" w:type="dxa"/>
-              <w:right w:w="60" w:type="dxa"/>
-            </w:tcMar>
-            <w:tcBorders>
-              <w:bottom w:val="single" w:sz="4" w:color="C8CDC2"/>
-            </w:tcBorders>
-          </w:tcPr>
-          <w:p>
-            <w:pPr>
-              <w:keepNext/>
-              <w:spacing w:after="0"/>
-              <w:jc w:val="left"/>
-            </w:pPr>
-            <w:r>
-              <w:rPr>
-                <w:rFonts w:ascii="Trade Gothic Next" w:hAnsi="Trade Gothic Next"/>
-                <w:b/>
-                <w:color w:val="4D730E"/>
-                <w:sz w:val="22"/>
-                <w:u w:val="none"/>
-              </w:rPr>
-              <w:t>5</w:t>
-            </w:r>
-          </w:p>
-        </w:tc>
-        <w:tc>
-          <w:tcPr>
-            <w:tcW w:type="dxa" w:w="10151"/>
-            <w:gridSpan w:val="4"/>
-            <w:vAlign w:val="center"/>
-            <w:tcMar>
-              <w:top w:w="50" w:type="dxa"/>
-              <w:left w:w="60" w:type="dxa"/>
-              <w:bottom w:w="20" w:type="dxa"/>
-              <w:right w:w="60" w:type="dxa"/>
-            </w:tcMar>
-          </w:tcPr>
-          <w:p>
-            <w:pPr>
-              <w:keepNext/>
-              <w:spacing w:after="0"/>
-              <w:jc w:val="left"/>
-            </w:pPr>
-            <w:r>
-              <w:rPr>
-                <w:rFonts w:ascii="Trade Gothic Next" w:hAnsi="Trade Gothic Next"/>
-                <w:b/>
-                <w:color w:val="14161B"/>
-                <w:sz w:val="20"/>
+                <w:sz w:val="21"/>
                 <w:u w:val="none"/>
               </w:rPr>
               <w:t>Which sublevel fills right after 3d?</w:t>
@@ -1699,14 +1525,11 @@
             <w:tcW w:type="dxa" w:w="2534"/>
             <w:vAlign w:val="center"/>
             <w:tcMar>
-              <w:top w:w="20" w:type="dxa"/>
+              <w:top w:w="10" w:type="dxa"/>
               <w:left w:w="60" w:type="dxa"/>
-              <w:bottom w:w="60" w:type="dxa"/>
+              <w:bottom w:w="50" w:type="dxa"/>
               <w:right w:w="60" w:type="dxa"/>
             </w:tcMar>
-            <w:tcBorders>
-              <w:bottom w:val="single" w:sz="4" w:color="C8CDC2"/>
-            </w:tcBorders>
           </w:tcPr>
           <w:p>
             <w:pPr>
@@ -1718,7 +1541,7 @@
                 <w:rFonts w:ascii="Trade Gothic Next" w:hAnsi="Trade Gothic Next"/>
                 <w:b/>
                 <w:color w:val="4D730E"/>
-                <w:sz w:val="20"/>
+                <w:sz w:val="21"/>
                 <w:u w:val="none"/>
               </w:rPr>
               <w:t xml:space="preserve">A   </w:t>
@@ -1728,7 +1551,7 @@
                 <w:rFonts w:ascii="Trade Gothic Next" w:hAnsi="Trade Gothic Next"/>
                 <w:b w:val="0"/>
                 <w:color w:val="14161B"/>
-                <w:sz w:val="20"/>
+                <w:sz w:val="21"/>
                 <w:u w:val="none"/>
               </w:rPr>
               <w:t>4s</w:t>
@@ -1740,14 +1563,11 @@
             <w:tcW w:type="dxa" w:w="2534"/>
             <w:vAlign w:val="center"/>
             <w:tcMar>
-              <w:top w:w="20" w:type="dxa"/>
+              <w:top w:w="10" w:type="dxa"/>
               <w:left w:w="60" w:type="dxa"/>
-              <w:bottom w:w="60" w:type="dxa"/>
+              <w:bottom w:w="50" w:type="dxa"/>
               <w:right w:w="60" w:type="dxa"/>
             </w:tcMar>
-            <w:tcBorders>
-              <w:bottom w:val="single" w:sz="4" w:color="C8CDC2"/>
-            </w:tcBorders>
           </w:tcPr>
           <w:p>
             <w:pPr>
@@ -1759,7 +1579,7 @@
                 <w:rFonts w:ascii="Trade Gothic Next" w:hAnsi="Trade Gothic Next"/>
                 <w:b/>
                 <w:color w:val="4D730E"/>
-                <w:sz w:val="20"/>
+                <w:sz w:val="21"/>
                 <w:u w:val="none"/>
               </w:rPr>
               <w:t xml:space="preserve">B   </w:t>
@@ -1769,7 +1589,7 @@
                 <w:rFonts w:ascii="Trade Gothic Next" w:hAnsi="Trade Gothic Next"/>
                 <w:b w:val="0"/>
                 <w:color w:val="14161B"/>
-                <w:sz w:val="20"/>
+                <w:sz w:val="21"/>
                 <w:u w:val="none"/>
               </w:rPr>
               <w:t>4d</w:t>
@@ -1781,14 +1601,11 @@
             <w:tcW w:type="dxa" w:w="2534"/>
             <w:vAlign w:val="center"/>
             <w:tcMar>
-              <w:top w:w="20" w:type="dxa"/>
+              <w:top w:w="10" w:type="dxa"/>
               <w:left w:w="60" w:type="dxa"/>
-              <w:bottom w:w="60" w:type="dxa"/>
+              <w:bottom w:w="50" w:type="dxa"/>
               <w:right w:w="60" w:type="dxa"/>
             </w:tcMar>
-            <w:tcBorders>
-              <w:bottom w:val="single" w:sz="4" w:color="C8CDC2"/>
-            </w:tcBorders>
           </w:tcPr>
           <w:p>
             <w:pPr>
@@ -1800,7 +1617,7 @@
                 <w:rFonts w:ascii="Trade Gothic Next" w:hAnsi="Trade Gothic Next"/>
                 <w:b/>
                 <w:color w:val="4D730E"/>
-                <w:sz w:val="20"/>
+                <w:sz w:val="21"/>
                 <w:u w:val="none"/>
               </w:rPr>
               <w:t xml:space="preserve">C   </w:t>
@@ -1810,7 +1627,7 @@
                 <w:rFonts w:ascii="Trade Gothic Next" w:hAnsi="Trade Gothic Next"/>
                 <w:b/>
                 <w:color w:val="14161B"/>
-                <w:sz w:val="20"/>
+                <w:sz w:val="21"/>
                 <w:u w:val="none"/>
               </w:rPr>
               <w:t>4p</w:t>
@@ -1822,14 +1639,11 @@
             <w:tcW w:type="dxa" w:w="2549"/>
             <w:vAlign w:val="center"/>
             <w:tcMar>
-              <w:top w:w="20" w:type="dxa"/>
+              <w:top w:w="10" w:type="dxa"/>
               <w:left w:w="60" w:type="dxa"/>
-              <w:bottom w:w="60" w:type="dxa"/>
+              <w:bottom w:w="50" w:type="dxa"/>
               <w:right w:w="60" w:type="dxa"/>
             </w:tcMar>
-            <w:tcBorders>
-              <w:bottom w:val="single" w:sz="4" w:color="C8CDC2"/>
-            </w:tcBorders>
           </w:tcPr>
           <w:p>
             <w:pPr>
@@ -1841,7 +1655,7 @@
                 <w:rFonts w:ascii="Trade Gothic Next" w:hAnsi="Trade Gothic Next"/>
                 <w:b/>
                 <w:color w:val="4D730E"/>
-                <w:sz w:val="20"/>
+                <w:sz w:val="21"/>
                 <w:u w:val="none"/>
               </w:rPr>
               <w:t xml:space="preserve">D   </w:t>
@@ -1851,7 +1665,7 @@
                 <w:rFonts w:ascii="Trade Gothic Next" w:hAnsi="Trade Gothic Next"/>
                 <w:b w:val="0"/>
                 <w:color w:val="14161B"/>
-                <w:sz w:val="20"/>
+                <w:sz w:val="21"/>
                 <w:u w:val="none"/>
               </w:rPr>
               <w:t>3f</w:t>
@@ -1912,7 +1726,7 @@
                 <w:sz w:val="18"/>
                 <w:u w:val="none"/>
               </w:rPr>
-              <w:t>PART 2  ·  LONGHAND CONFIGURATION AND ORBITAL DIAGRAM</w:t>
+              <w:t>PART 2  ·  LONGHAND CONFIGURATION  +  ORBITAL DIAGRAM</w:t>
             </w:r>
           </w:p>
         </w:tc>
@@ -1951,1428 +1765,9 @@
         </w:tc>
       </w:tr>
     </w:tbl>
-    <w:tbl>
-      <w:tblPr>
-        <w:tblW w:type="auto" w:w="0"/>
-        <w:tblLayout w:type="fixed"/>
-        <w:tblLook w:firstColumn="1" w:firstRow="1" w:lastColumn="0" w:lastRow="0" w:noHBand="0" w:noVBand="1" w:val="04A0"/>
-        <w:tblLayout w:type="fixed"/>
-      </w:tblPr>
-      <w:tblGrid>
-        <w:gridCol w:w="648"/>
-        <w:gridCol w:w="2520"/>
-        <w:gridCol w:w="7632"/>
-      </w:tblGrid>
-      <w:tr>
-        <w:trPr>
-          <w:cantSplit/>
-        </w:trPr>
-        <w:tc>
-          <w:tcPr>
-            <w:tcW w:type="dxa" w:w="648"/>
-            <w:vMerge w:val="restart"/>
-            <w:vAlign w:val="center"/>
-            <w:tcMar>
-              <w:top w:w="40" w:type="dxa"/>
-              <w:left w:w="60" w:type="dxa"/>
-              <w:bottom w:w="40" w:type="dxa"/>
-              <w:right w:w="60" w:type="dxa"/>
-            </w:tcMar>
-            <w:tcBorders>
-              <w:bottom w:val="single" w:sz="4" w:color="C8CDC2"/>
-            </w:tcBorders>
-          </w:tcPr>
-          <w:p>
-            <w:pPr>
-              <w:spacing w:after="0"/>
-              <w:jc w:val="left"/>
-            </w:pPr>
-            <w:r>
-              <w:rPr>
-                <w:rFonts w:ascii="Trade Gothic Next" w:hAnsi="Trade Gothic Next"/>
-                <w:b/>
-                <w:color w:val="4D730E"/>
-                <w:sz w:val="22"/>
-                <w:u w:val="none"/>
-              </w:rPr>
-              <w:t>6</w:t>
-            </w:r>
-          </w:p>
-        </w:tc>
-        <w:tc>
-          <w:tcPr>
-            <w:tcW w:type="dxa" w:w="10152"/>
-            <w:gridSpan w:val="2"/>
-            <w:vAlign w:val="center"/>
-            <w:tcMar>
-              <w:top w:w="50" w:type="dxa"/>
-              <w:left w:w="60" w:type="dxa"/>
-              <w:bottom w:w="10" w:type="dxa"/>
-              <w:right w:w="60" w:type="dxa"/>
-            </w:tcMar>
-          </w:tcPr>
-          <w:p>
-            <w:pPr>
-              <w:keepNext/>
-              <w:spacing w:after="0"/>
-              <w:jc w:val="left"/>
-            </w:pPr>
-            <w:r>
-              <w:rPr>
-                <w:rFonts w:ascii="Trade Gothic Next" w:hAnsi="Trade Gothic Next"/>
-                <w:b/>
-                <w:color w:val="14161B"/>
-                <w:sz w:val="21"/>
-                <w:u w:val="none"/>
-              </w:rPr>
-              <w:t>Arsenic, As</w:t>
-            </w:r>
-            <w:r>
-              <w:rPr>
-                <w:rFonts w:ascii="Trade Gothic Next" w:hAnsi="Trade Gothic Next"/>
-                <w:b w:val="0"/>
-                <w:color w:val="55604F"/>
-                <w:sz w:val="16"/>
-                <w:u w:val="none"/>
-              </w:rPr>
-              <w:t xml:space="preserve">     4 pts: 2 configuration, 2 diagram</w:t>
-            </w:r>
-          </w:p>
-        </w:tc>
-      </w:tr>
-      <w:tr>
-        <w:trPr>
-          <w:cantSplit/>
-        </w:trPr>
-        <w:tc>
-          <w:tcPr>
-            <w:tcW w:type="dxa" w:w="648"/>
-            <w:vMerge/>
-          </w:tcPr>
-          <w:p/>
-        </w:tc>
-        <w:tc>
-          <w:tcPr>
-            <w:tcW w:type="dxa" w:w="2520"/>
-            <w:vAlign w:val="center"/>
-            <w:tcMar>
-              <w:top w:w="40" w:type="dxa"/>
-              <w:left w:w="60" w:type="dxa"/>
-              <w:bottom w:w="40" w:type="dxa"/>
-              <w:right w:w="60" w:type="dxa"/>
-            </w:tcMar>
-          </w:tcPr>
-          <w:p>
-            <w:pPr>
-              <w:keepNext/>
-              <w:spacing w:after="0"/>
-              <w:jc w:val="left"/>
-            </w:pPr>
-            <w:r>
-              <w:rPr>
-                <w:rFonts w:ascii="Trade Gothic Next" w:hAnsi="Trade Gothic Next"/>
-                <w:b/>
-                <w:color w:val="14161B"/>
-                <w:sz w:val="18"/>
-                <w:u w:val="none"/>
-              </w:rPr>
-              <w:t>Electron configuration</w:t>
-            </w:r>
-          </w:p>
-        </w:tc>
-        <w:tc>
-          <w:tcPr>
-            <w:tcW w:type="dxa" w:w="7632"/>
-            <w:vAlign w:val="center"/>
-            <w:tcMar>
-              <w:top w:w="40" w:type="dxa"/>
-              <w:left w:w="60" w:type="dxa"/>
-              <w:bottom w:w="40" w:type="dxa"/>
-              <w:right w:w="60" w:type="dxa"/>
-            </w:tcMar>
-            <w:tcBorders>
-              <w:bottom w:val="single" w:sz="4" w:color="C8CDC2"/>
-            </w:tcBorders>
-          </w:tcPr>
-          <w:p>
-            <w:pPr>
-              <w:spacing w:after="0"/>
-              <w:jc w:val="left"/>
-            </w:pPr>
-            <w:r>
-              <w:rPr>
-                <w:rFonts w:ascii="Patrick Hand" w:hAnsi="Patrick Hand"/>
-                <w:color w:val="4A2466"/>
-                <w:sz w:val="24"/>
-                <w:bdr w:val="single" w:sz="8" w:space="1" w:color="9F1D2C"/>
-              </w:rPr>
-              <w:t>1</w:t>
-            </w:r>
-            <w:r>
-              <w:rPr>
-                <w:rFonts w:ascii="ShullHand" w:hAnsi="ShullHand"/>
-                <w:color w:val="4A2466"/>
-                <w:sz w:val="24"/>
-                <w:bdr w:val="single" w:sz="8" w:space="1" w:color="9F1D2C"/>
-              </w:rPr>
-              <w:t>s</w:t>
-            </w:r>
-            <w:r>
-              <w:rPr>
-                <w:rFonts w:ascii="Patrick Hand" w:hAnsi="Patrick Hand"/>
-                <w:color w:val="4A2466"/>
-                <w:sz w:val="24"/>
-                <w:vertAlign w:val="superscript"/>
-                <w:bdr w:val="single" w:sz="8" w:space="1" w:color="9F1D2C"/>
-              </w:rPr>
-              <w:t>2</w:t>
-            </w:r>
-            <w:r>
-              <w:rPr>
-                <w:rFonts w:ascii="ShullHand" w:hAnsi="ShullHand"/>
-                <w:color w:val="4A2466"/>
-                <w:sz w:val="24"/>
-                <w:bdr w:val="single" w:sz="8" w:space="1" w:color="9F1D2C"/>
-              </w:rPr>
-              <w:t xml:space="preserve"> </w:t>
-            </w:r>
-            <w:r>
-              <w:rPr>
-                <w:rFonts w:ascii="Patrick Hand" w:hAnsi="Patrick Hand"/>
-                <w:color w:val="4A2466"/>
-                <w:sz w:val="24"/>
-                <w:bdr w:val="single" w:sz="8" w:space="1" w:color="9F1D2C"/>
-              </w:rPr>
-              <w:t>2</w:t>
-            </w:r>
-            <w:r>
-              <w:rPr>
-                <w:rFonts w:ascii="ShullHand" w:hAnsi="ShullHand"/>
-                <w:color w:val="4A2466"/>
-                <w:sz w:val="24"/>
-                <w:bdr w:val="single" w:sz="8" w:space="1" w:color="9F1D2C"/>
-              </w:rPr>
-              <w:t>s</w:t>
-            </w:r>
-            <w:r>
-              <w:rPr>
-                <w:rFonts w:ascii="Patrick Hand" w:hAnsi="Patrick Hand"/>
-                <w:color w:val="4A2466"/>
-                <w:sz w:val="24"/>
-                <w:vertAlign w:val="superscript"/>
-                <w:bdr w:val="single" w:sz="8" w:space="1" w:color="9F1D2C"/>
-              </w:rPr>
-              <w:t>2</w:t>
-            </w:r>
-            <w:r>
-              <w:rPr>
-                <w:rFonts w:ascii="ShullHand" w:hAnsi="ShullHand"/>
-                <w:color w:val="4A2466"/>
-                <w:sz w:val="24"/>
-                <w:bdr w:val="single" w:sz="8" w:space="1" w:color="9F1D2C"/>
-              </w:rPr>
-              <w:t xml:space="preserve"> </w:t>
-            </w:r>
-            <w:r>
-              <w:rPr>
-                <w:rFonts w:ascii="Patrick Hand" w:hAnsi="Patrick Hand"/>
-                <w:color w:val="4A2466"/>
-                <w:sz w:val="24"/>
-                <w:bdr w:val="single" w:sz="8" w:space="1" w:color="9F1D2C"/>
-              </w:rPr>
-              <w:t>2</w:t>
-            </w:r>
-            <w:r>
-              <w:rPr>
-                <w:rFonts w:ascii="ShullHand" w:hAnsi="ShullHand"/>
-                <w:color w:val="4A2466"/>
-                <w:sz w:val="24"/>
-                <w:bdr w:val="single" w:sz="8" w:space="1" w:color="9F1D2C"/>
-              </w:rPr>
-              <w:t>p</w:t>
-            </w:r>
-            <w:r>
-              <w:rPr>
-                <w:rFonts w:ascii="Patrick Hand" w:hAnsi="Patrick Hand"/>
-                <w:color w:val="4A2466"/>
-                <w:sz w:val="24"/>
-                <w:vertAlign w:val="superscript"/>
-                <w:bdr w:val="single" w:sz="8" w:space="1" w:color="9F1D2C"/>
-              </w:rPr>
-              <w:t>6</w:t>
-            </w:r>
-            <w:r>
-              <w:rPr>
-                <w:rFonts w:ascii="ShullHand" w:hAnsi="ShullHand"/>
-                <w:color w:val="4A2466"/>
-                <w:sz w:val="24"/>
-                <w:bdr w:val="single" w:sz="8" w:space="1" w:color="9F1D2C"/>
-              </w:rPr>
-              <w:t xml:space="preserve"> </w:t>
-            </w:r>
-            <w:r>
-              <w:rPr>
-                <w:rFonts w:ascii="Patrick Hand" w:hAnsi="Patrick Hand"/>
-                <w:color w:val="4A2466"/>
-                <w:sz w:val="24"/>
-                <w:bdr w:val="single" w:sz="8" w:space="1" w:color="9F1D2C"/>
-              </w:rPr>
-              <w:t>3</w:t>
-            </w:r>
-            <w:r>
-              <w:rPr>
-                <w:rFonts w:ascii="ShullHand" w:hAnsi="ShullHand"/>
-                <w:color w:val="4A2466"/>
-                <w:sz w:val="24"/>
-                <w:bdr w:val="single" w:sz="8" w:space="1" w:color="9F1D2C"/>
-              </w:rPr>
-              <w:t>s</w:t>
-            </w:r>
-            <w:r>
-              <w:rPr>
-                <w:rFonts w:ascii="Patrick Hand" w:hAnsi="Patrick Hand"/>
-                <w:color w:val="4A2466"/>
-                <w:sz w:val="24"/>
-                <w:vertAlign w:val="superscript"/>
-                <w:bdr w:val="single" w:sz="8" w:space="1" w:color="9F1D2C"/>
-              </w:rPr>
-              <w:t>2</w:t>
-            </w:r>
-            <w:r>
-              <w:rPr>
-                <w:rFonts w:ascii="ShullHand" w:hAnsi="ShullHand"/>
-                <w:color w:val="4A2466"/>
-                <w:sz w:val="24"/>
-                <w:bdr w:val="single" w:sz="8" w:space="1" w:color="9F1D2C"/>
-              </w:rPr>
-              <w:t xml:space="preserve"> </w:t>
-            </w:r>
-            <w:r>
-              <w:rPr>
-                <w:rFonts w:ascii="Patrick Hand" w:hAnsi="Patrick Hand"/>
-                <w:color w:val="4A2466"/>
-                <w:sz w:val="24"/>
-                <w:bdr w:val="single" w:sz="8" w:space="1" w:color="9F1D2C"/>
-              </w:rPr>
-              <w:t>3</w:t>
-            </w:r>
-            <w:r>
-              <w:rPr>
-                <w:rFonts w:ascii="ShullHand" w:hAnsi="ShullHand"/>
-                <w:color w:val="4A2466"/>
-                <w:sz w:val="24"/>
-                <w:bdr w:val="single" w:sz="8" w:space="1" w:color="9F1D2C"/>
-              </w:rPr>
-              <w:t>p</w:t>
-            </w:r>
-            <w:r>
-              <w:rPr>
-                <w:rFonts w:ascii="Patrick Hand" w:hAnsi="Patrick Hand"/>
-                <w:color w:val="4A2466"/>
-                <w:sz w:val="24"/>
-                <w:vertAlign w:val="superscript"/>
-                <w:bdr w:val="single" w:sz="8" w:space="1" w:color="9F1D2C"/>
-              </w:rPr>
-              <w:t>6</w:t>
-            </w:r>
-            <w:r>
-              <w:rPr>
-                <w:rFonts w:ascii="ShullHand" w:hAnsi="ShullHand"/>
-                <w:color w:val="4A2466"/>
-                <w:sz w:val="24"/>
-                <w:bdr w:val="single" w:sz="8" w:space="1" w:color="9F1D2C"/>
-              </w:rPr>
-              <w:t xml:space="preserve"> </w:t>
-            </w:r>
-            <w:r>
-              <w:rPr>
-                <w:rFonts w:ascii="Patrick Hand" w:hAnsi="Patrick Hand"/>
-                <w:color w:val="4A2466"/>
-                <w:sz w:val="24"/>
-                <w:bdr w:val="single" w:sz="8" w:space="1" w:color="9F1D2C"/>
-              </w:rPr>
-              <w:t>4</w:t>
-            </w:r>
-            <w:r>
-              <w:rPr>
-                <w:rFonts w:ascii="ShullHand" w:hAnsi="ShullHand"/>
-                <w:color w:val="4A2466"/>
-                <w:sz w:val="24"/>
-                <w:bdr w:val="single" w:sz="8" w:space="1" w:color="9F1D2C"/>
-              </w:rPr>
-              <w:t>s</w:t>
-            </w:r>
-            <w:r>
-              <w:rPr>
-                <w:rFonts w:ascii="Patrick Hand" w:hAnsi="Patrick Hand"/>
-                <w:color w:val="4A2466"/>
-                <w:sz w:val="24"/>
-                <w:vertAlign w:val="superscript"/>
-                <w:bdr w:val="single" w:sz="8" w:space="1" w:color="9F1D2C"/>
-              </w:rPr>
-              <w:t>2</w:t>
-            </w:r>
-            <w:r>
-              <w:rPr>
-                <w:rFonts w:ascii="ShullHand" w:hAnsi="ShullHand"/>
-                <w:color w:val="4A2466"/>
-                <w:sz w:val="24"/>
-                <w:bdr w:val="single" w:sz="8" w:space="1" w:color="9F1D2C"/>
-              </w:rPr>
-              <w:t xml:space="preserve"> </w:t>
-            </w:r>
-            <w:r>
-              <w:rPr>
-                <w:rFonts w:ascii="Patrick Hand" w:hAnsi="Patrick Hand"/>
-                <w:color w:val="4A2466"/>
-                <w:sz w:val="24"/>
-                <w:bdr w:val="single" w:sz="8" w:space="1" w:color="9F1D2C"/>
-              </w:rPr>
-              <w:t>3</w:t>
-            </w:r>
-            <w:r>
-              <w:rPr>
-                <w:rFonts w:ascii="ShullHand" w:hAnsi="ShullHand"/>
-                <w:color w:val="4A2466"/>
-                <w:sz w:val="24"/>
-                <w:bdr w:val="single" w:sz="8" w:space="1" w:color="9F1D2C"/>
-              </w:rPr>
-              <w:t>d</w:t>
-            </w:r>
-            <w:r>
-              <w:rPr>
-                <w:rFonts w:ascii="Patrick Hand" w:hAnsi="Patrick Hand"/>
-                <w:color w:val="4A2466"/>
-                <w:sz w:val="24"/>
-                <w:vertAlign w:val="superscript"/>
-                <w:bdr w:val="single" w:sz="8" w:space="1" w:color="9F1D2C"/>
-              </w:rPr>
-              <w:t>10</w:t>
-            </w:r>
-            <w:r>
-              <w:rPr>
-                <w:rFonts w:ascii="ShullHand" w:hAnsi="ShullHand"/>
-                <w:color w:val="4A2466"/>
-                <w:sz w:val="24"/>
-                <w:bdr w:val="single" w:sz="8" w:space="1" w:color="9F1D2C"/>
-              </w:rPr>
-              <w:t xml:space="preserve"> </w:t>
-            </w:r>
-            <w:r>
-              <w:rPr>
-                <w:rFonts w:ascii="Patrick Hand" w:hAnsi="Patrick Hand"/>
-                <w:color w:val="4A2466"/>
-                <w:sz w:val="24"/>
-                <w:bdr w:val="single" w:sz="8" w:space="1" w:color="9F1D2C"/>
-              </w:rPr>
-              <w:t>4</w:t>
-            </w:r>
-            <w:r>
-              <w:rPr>
-                <w:rFonts w:ascii="ShullHand" w:hAnsi="ShullHand"/>
-                <w:color w:val="4A2466"/>
-                <w:sz w:val="24"/>
-                <w:bdr w:val="single" w:sz="8" w:space="1" w:color="9F1D2C"/>
-              </w:rPr>
-              <w:t>p</w:t>
-            </w:r>
-            <w:r>
-              <w:rPr>
-                <w:rFonts w:ascii="Patrick Hand" w:hAnsi="Patrick Hand"/>
-                <w:color w:val="4A2466"/>
-                <w:sz w:val="24"/>
-                <w:vertAlign w:val="superscript"/>
-                <w:bdr w:val="single" w:sz="8" w:space="1" w:color="9F1D2C"/>
-              </w:rPr>
-              <w:t>3</w:t>
-            </w:r>
-          </w:p>
-        </w:tc>
-      </w:tr>
-      <w:tr>
-        <w:trPr>
-          <w:cantSplit/>
-          <w:cantSplit/>
-          <w:trHeight w:val="1224" w:hRule="atLeast"/>
-        </w:trPr>
-        <w:tc>
-          <w:tcPr>
-            <w:tcW w:type="dxa" w:w="648"/>
-            <w:vMerge/>
-          </w:tcPr>
-          <w:p/>
-        </w:tc>
-        <w:tc>
-          <w:tcPr>
-            <w:tcW w:type="dxa" w:w="2520"/>
-            <w:vAlign w:val="center"/>
-            <w:tcMar>
-              <w:top w:w="40" w:type="dxa"/>
-              <w:left w:w="60" w:type="dxa"/>
-              <w:bottom w:w="40" w:type="dxa"/>
-              <w:right w:w="60" w:type="dxa"/>
-            </w:tcMar>
-          </w:tcPr>
-          <w:p>
-            <w:pPr>
-              <w:keepNext w:val="0"/>
-              <w:spacing w:after="0"/>
-              <w:jc w:val="left"/>
-            </w:pPr>
-            <w:r>
-              <w:rPr>
-                <w:rFonts w:ascii="Trade Gothic Next" w:hAnsi="Trade Gothic Next"/>
-                <w:b/>
-                <w:color w:val="14161B"/>
-                <w:sz w:val="18"/>
-                <w:u w:val="none"/>
-              </w:rPr>
-              <w:t>Orbital diagram</w:t>
-            </w:r>
-          </w:p>
-        </w:tc>
-        <w:tc>
-          <w:tcPr>
-            <w:tcW w:type="dxa" w:w="7632"/>
-            <w:vAlign w:val="center"/>
-            <w:tcMar>
-              <w:top w:w="40" w:type="dxa"/>
-              <w:left w:w="60" w:type="dxa"/>
-              <w:bottom w:w="40" w:type="dxa"/>
-              <w:right w:w="60" w:type="dxa"/>
-            </w:tcMar>
-            <w:tcBorders>
-              <w:top w:val="single" w:sz="4" w:color="C8CDC2"/>
-              <w:left w:val="single" w:sz="4" w:color="C8CDC2"/>
-              <w:bottom w:val="single" w:sz="4" w:color="C8CDC2"/>
-              <w:right w:val="single" w:sz="4" w:color="C8CDC2"/>
-            </w:tcBorders>
-          </w:tcPr>
-          <w:p>
-            <w:pPr>
-              <w:spacing w:after="0"/>
-              <w:jc w:val="left"/>
-              <w:spacing w:before="0" w:after="0" w:line="20" w:lineRule="exact"/>
-            </w:pPr>
-          </w:p>
-          <w:tbl>
-            <w:tblPr>
-              <w:tblW w:type="auto" w:w="0"/>
-              <w:tblLayout w:type="fixed"/>
-              <w:tblLook w:firstColumn="1" w:firstRow="1" w:lastColumn="0" w:lastRow="0" w:noHBand="0" w:noVBand="1" w:val="04A0"/>
-              <w:tblLayout w:type="fixed"/>
-            </w:tblPr>
-            <w:tblGrid>
-              <w:gridCol w:w="317"/>
-              <w:gridCol w:w="274"/>
-              <w:gridCol w:w="317"/>
-              <w:gridCol w:w="274"/>
-              <w:gridCol w:w="317"/>
-              <w:gridCol w:w="274"/>
-              <w:gridCol w:w="274"/>
-              <w:gridCol w:w="274"/>
-              <w:gridCol w:w="317"/>
-              <w:gridCol w:w="274"/>
-              <w:gridCol w:w="317"/>
-              <w:gridCol w:w="274"/>
-              <w:gridCol w:w="274"/>
-              <w:gridCol w:w="274"/>
-              <w:gridCol w:w="317"/>
-              <w:gridCol w:w="274"/>
-              <w:gridCol w:w="317"/>
-              <w:gridCol w:w="274"/>
-              <w:gridCol w:w="274"/>
-              <w:gridCol w:w="274"/>
-              <w:gridCol w:w="274"/>
-              <w:gridCol w:w="274"/>
-              <w:gridCol w:w="317"/>
-              <w:gridCol w:w="274"/>
-              <w:gridCol w:w="274"/>
-              <w:gridCol w:w="274"/>
-            </w:tblGrid>
-            <w:tr>
-              <w:trPr>
-                <w:cantSplit/>
-                <w:trHeight w:val="432" w:hRule="atLeast"/>
-              </w:trPr>
-              <w:tc>
-                <w:tcPr>
-                  <w:tcW w:type="dxa" w:w="317"/>
-                  <w:vAlign w:val="center"/>
-                  <w:tcMar>
-                    <w:top w:w="0" w:type="dxa"/>
-                    <w:left w:w="0" w:type="dxa"/>
-                    <w:bottom w:w="0" w:type="dxa"/>
-                    <w:right w:w="10" w:type="dxa"/>
-                  </w:tcMar>
-                </w:tcPr>
-                <w:p>
-                  <w:pPr>
-                    <w:spacing w:after="0"/>
-                    <w:jc w:val="right"/>
-                  </w:pPr>
-                  <w:r>
-                    <w:rPr>
-                      <w:rFonts w:ascii="Trade Gothic Next" w:hAnsi="Trade Gothic Next"/>
-                      <w:b/>
-                      <w:color w:val="55604F"/>
-                      <w:sz w:val="16"/>
-                      <w:u w:val="none"/>
-                    </w:rPr>
-                    <w:t>1s</w:t>
-                  </w:r>
-                </w:p>
-              </w:tc>
-              <w:tc>
-                <w:tcPr>
-                  <w:tcW w:type="dxa" w:w="274"/>
-                  <w:tcBorders>
-                    <w:top w:val="single" w:sz="6" w:color="5A6068"/>
-                    <w:left w:val="single" w:sz="6" w:color="5A6068"/>
-                    <w:bottom w:val="single" w:sz="6" w:color="5A6068"/>
-                    <w:right w:val="single" w:sz="6" w:color="5A6068"/>
-                  </w:tcBorders>
-                  <w:vAlign w:val="center"/>
-                  <w:tcMar>
-                    <w:top w:w="0" w:type="dxa"/>
-                    <w:left w:w="0" w:type="dxa"/>
-                    <w:bottom w:w="0" w:type="dxa"/>
-                    <w:right w:w="0" w:type="dxa"/>
-                  </w:tcMar>
-                </w:tcPr>
-                <w:p>
-                  <w:pPr>
-                    <w:spacing w:after="0"/>
-                    <w:jc w:val="center"/>
-                  </w:pPr>
-                  <w:r>
-                    <w:rPr>
-                      <w:rFonts w:ascii="Trade Gothic Next" w:hAnsi="Trade Gothic Next"/>
-                      <w:b/>
-                      <w:color w:val="4A2466"/>
-                      <w:sz w:val="20"/>
-                      <w:u w:val="none"/>
-                    </w:rPr>
-                    <w:t>↑↓</w:t>
-                  </w:r>
-                </w:p>
-              </w:tc>
-              <w:tc>
-                <w:tcPr>
-                  <w:tcW w:type="dxa" w:w="317"/>
-                  <w:vAlign w:val="center"/>
-                  <w:tcMar>
-                    <w:top w:w="0" w:type="dxa"/>
-                    <w:left w:w="0" w:type="dxa"/>
-                    <w:bottom w:w="0" w:type="dxa"/>
-                    <w:right w:w="10" w:type="dxa"/>
-                  </w:tcMar>
-                </w:tcPr>
-                <w:p>
-                  <w:pPr>
-                    <w:spacing w:after="0"/>
-                    <w:jc w:val="right"/>
-                  </w:pPr>
-                  <w:r>
-                    <w:rPr>
-                      <w:rFonts w:ascii="Trade Gothic Next" w:hAnsi="Trade Gothic Next"/>
-                      <w:b/>
-                      <w:color w:val="55604F"/>
-                      <w:sz w:val="16"/>
-                      <w:u w:val="none"/>
-                    </w:rPr>
-                    <w:t>2s</w:t>
-                  </w:r>
-                </w:p>
-              </w:tc>
-              <w:tc>
-                <w:tcPr>
-                  <w:tcW w:type="dxa" w:w="274"/>
-                  <w:tcBorders>
-                    <w:top w:val="single" w:sz="6" w:color="5A6068"/>
-                    <w:left w:val="single" w:sz="6" w:color="5A6068"/>
-                    <w:bottom w:val="single" w:sz="6" w:color="5A6068"/>
-                    <w:right w:val="single" w:sz="6" w:color="5A6068"/>
-                  </w:tcBorders>
-                  <w:vAlign w:val="center"/>
-                  <w:tcMar>
-                    <w:top w:w="0" w:type="dxa"/>
-                    <w:left w:w="0" w:type="dxa"/>
-                    <w:bottom w:w="0" w:type="dxa"/>
-                    <w:right w:w="0" w:type="dxa"/>
-                  </w:tcMar>
-                </w:tcPr>
-                <w:p>
-                  <w:pPr>
-                    <w:spacing w:after="0"/>
-                    <w:jc w:val="center"/>
-                  </w:pPr>
-                  <w:r>
-                    <w:rPr>
-                      <w:rFonts w:ascii="Trade Gothic Next" w:hAnsi="Trade Gothic Next"/>
-                      <w:b/>
-                      <w:color w:val="4A2466"/>
-                      <w:sz w:val="20"/>
-                      <w:u w:val="none"/>
-                    </w:rPr>
-                    <w:t>↑↓</w:t>
-                  </w:r>
-                </w:p>
-              </w:tc>
-              <w:tc>
-                <w:tcPr>
-                  <w:tcW w:type="dxa" w:w="317"/>
-                  <w:vAlign w:val="center"/>
-                  <w:tcMar>
-                    <w:top w:w="0" w:type="dxa"/>
-                    <w:left w:w="0" w:type="dxa"/>
-                    <w:bottom w:w="0" w:type="dxa"/>
-                    <w:right w:w="10" w:type="dxa"/>
-                  </w:tcMar>
-                </w:tcPr>
-                <w:p>
-                  <w:pPr>
-                    <w:spacing w:after="0"/>
-                    <w:jc w:val="right"/>
-                  </w:pPr>
-                  <w:r>
-                    <w:rPr>
-                      <w:rFonts w:ascii="Trade Gothic Next" w:hAnsi="Trade Gothic Next"/>
-                      <w:b/>
-                      <w:color w:val="55604F"/>
-                      <w:sz w:val="16"/>
-                      <w:u w:val="none"/>
-                    </w:rPr>
-                    <w:t>2p</w:t>
-                  </w:r>
-                </w:p>
-              </w:tc>
-              <w:tc>
-                <w:tcPr>
-                  <w:tcW w:type="dxa" w:w="274"/>
-                  <w:tcBorders>
-                    <w:top w:val="single" w:sz="6" w:color="5A6068"/>
-                    <w:left w:val="single" w:sz="6" w:color="5A6068"/>
-                    <w:bottom w:val="single" w:sz="6" w:color="5A6068"/>
-                    <w:right w:val="single" w:sz="6" w:color="5A6068"/>
-                  </w:tcBorders>
-                  <w:vAlign w:val="center"/>
-                  <w:tcMar>
-                    <w:top w:w="0" w:type="dxa"/>
-                    <w:left w:w="0" w:type="dxa"/>
-                    <w:bottom w:w="0" w:type="dxa"/>
-                    <w:right w:w="0" w:type="dxa"/>
-                  </w:tcMar>
-                </w:tcPr>
-                <w:p>
-                  <w:pPr>
-                    <w:spacing w:after="0"/>
-                    <w:jc w:val="center"/>
-                  </w:pPr>
-                  <w:r>
-                    <w:rPr>
-                      <w:rFonts w:ascii="Trade Gothic Next" w:hAnsi="Trade Gothic Next"/>
-                      <w:b/>
-                      <w:color w:val="4A2466"/>
-                      <w:sz w:val="20"/>
-                      <w:u w:val="none"/>
-                    </w:rPr>
-                    <w:t>↑↓</w:t>
-                  </w:r>
-                </w:p>
-              </w:tc>
-              <w:tc>
-                <w:tcPr>
-                  <w:tcW w:type="dxa" w:w="274"/>
-                  <w:tcBorders>
-                    <w:top w:val="single" w:sz="6" w:color="5A6068"/>
-                    <w:left w:val="single" w:sz="6" w:color="5A6068"/>
-                    <w:bottom w:val="single" w:sz="6" w:color="5A6068"/>
-                    <w:right w:val="single" w:sz="6" w:color="5A6068"/>
-                  </w:tcBorders>
-                  <w:vAlign w:val="center"/>
-                  <w:tcMar>
-                    <w:top w:w="0" w:type="dxa"/>
-                    <w:left w:w="0" w:type="dxa"/>
-                    <w:bottom w:w="0" w:type="dxa"/>
-                    <w:right w:w="0" w:type="dxa"/>
-                  </w:tcMar>
-                </w:tcPr>
-                <w:p>
-                  <w:pPr>
-                    <w:spacing w:after="0"/>
-                    <w:jc w:val="center"/>
-                  </w:pPr>
-                  <w:r>
-                    <w:rPr>
-                      <w:rFonts w:ascii="Trade Gothic Next" w:hAnsi="Trade Gothic Next"/>
-                      <w:b/>
-                      <w:color w:val="4A2466"/>
-                      <w:sz w:val="20"/>
-                      <w:u w:val="none"/>
-                    </w:rPr>
-                    <w:t>↑↓</w:t>
-                  </w:r>
-                </w:p>
-              </w:tc>
-              <w:tc>
-                <w:tcPr>
-                  <w:tcW w:type="dxa" w:w="274"/>
-                  <w:tcBorders>
-                    <w:top w:val="single" w:sz="6" w:color="5A6068"/>
-                    <w:left w:val="single" w:sz="6" w:color="5A6068"/>
-                    <w:bottom w:val="single" w:sz="6" w:color="5A6068"/>
-                    <w:right w:val="single" w:sz="6" w:color="5A6068"/>
-                  </w:tcBorders>
-                  <w:vAlign w:val="center"/>
-                  <w:tcMar>
-                    <w:top w:w="0" w:type="dxa"/>
-                    <w:left w:w="0" w:type="dxa"/>
-                    <w:bottom w:w="0" w:type="dxa"/>
-                    <w:right w:w="0" w:type="dxa"/>
-                  </w:tcMar>
-                </w:tcPr>
-                <w:p>
-                  <w:pPr>
-                    <w:spacing w:after="0"/>
-                    <w:jc w:val="center"/>
-                  </w:pPr>
-                  <w:r>
-                    <w:rPr>
-                      <w:rFonts w:ascii="Trade Gothic Next" w:hAnsi="Trade Gothic Next"/>
-                      <w:b/>
-                      <w:color w:val="4A2466"/>
-                      <w:sz w:val="20"/>
-                      <w:u w:val="none"/>
-                    </w:rPr>
-                    <w:t>↑↓</w:t>
-                  </w:r>
-                </w:p>
-              </w:tc>
-              <w:tc>
-                <w:tcPr>
-                  <w:tcW w:type="dxa" w:w="317"/>
-                  <w:vAlign w:val="center"/>
-                  <w:tcMar>
-                    <w:top w:w="0" w:type="dxa"/>
-                    <w:left w:w="0" w:type="dxa"/>
-                    <w:bottom w:w="0" w:type="dxa"/>
-                    <w:right w:w="10" w:type="dxa"/>
-                  </w:tcMar>
-                </w:tcPr>
-                <w:p>
-                  <w:pPr>
-                    <w:spacing w:after="0"/>
-                    <w:jc w:val="right"/>
-                  </w:pPr>
-                  <w:r>
-                    <w:rPr>
-                      <w:rFonts w:ascii="Trade Gothic Next" w:hAnsi="Trade Gothic Next"/>
-                      <w:b/>
-                      <w:color w:val="55604F"/>
-                      <w:sz w:val="16"/>
-                      <w:u w:val="none"/>
-                    </w:rPr>
-                    <w:t>3s</w:t>
-                  </w:r>
-                </w:p>
-              </w:tc>
-              <w:tc>
-                <w:tcPr>
-                  <w:tcW w:type="dxa" w:w="274"/>
-                  <w:tcBorders>
-                    <w:top w:val="single" w:sz="6" w:color="5A6068"/>
-                    <w:left w:val="single" w:sz="6" w:color="5A6068"/>
-                    <w:bottom w:val="single" w:sz="6" w:color="5A6068"/>
-                    <w:right w:val="single" w:sz="6" w:color="5A6068"/>
-                  </w:tcBorders>
-                  <w:vAlign w:val="center"/>
-                  <w:tcMar>
-                    <w:top w:w="0" w:type="dxa"/>
-                    <w:left w:w="0" w:type="dxa"/>
-                    <w:bottom w:w="0" w:type="dxa"/>
-                    <w:right w:w="0" w:type="dxa"/>
-                  </w:tcMar>
-                </w:tcPr>
-                <w:p>
-                  <w:pPr>
-                    <w:spacing w:after="0"/>
-                    <w:jc w:val="center"/>
-                  </w:pPr>
-                  <w:r>
-                    <w:rPr>
-                      <w:rFonts w:ascii="Trade Gothic Next" w:hAnsi="Trade Gothic Next"/>
-                      <w:b/>
-                      <w:color w:val="4A2466"/>
-                      <w:sz w:val="20"/>
-                      <w:u w:val="none"/>
-                    </w:rPr>
-                    <w:t>↑↓</w:t>
-                  </w:r>
-                </w:p>
-              </w:tc>
-              <w:tc>
-                <w:tcPr>
-                  <w:tcW w:type="dxa" w:w="317"/>
-                  <w:vAlign w:val="center"/>
-                  <w:tcMar>
-                    <w:top w:w="0" w:type="dxa"/>
-                    <w:left w:w="0" w:type="dxa"/>
-                    <w:bottom w:w="0" w:type="dxa"/>
-                    <w:right w:w="10" w:type="dxa"/>
-                  </w:tcMar>
-                </w:tcPr>
-                <w:p>
-                  <w:pPr>
-                    <w:spacing w:after="0"/>
-                    <w:jc w:val="right"/>
-                  </w:pPr>
-                  <w:r>
-                    <w:rPr>
-                      <w:rFonts w:ascii="Trade Gothic Next" w:hAnsi="Trade Gothic Next"/>
-                      <w:b/>
-                      <w:color w:val="55604F"/>
-                      <w:sz w:val="16"/>
-                      <w:u w:val="none"/>
-                    </w:rPr>
-                    <w:t>3p</w:t>
-                  </w:r>
-                </w:p>
-              </w:tc>
-              <w:tc>
-                <w:tcPr>
-                  <w:tcW w:type="dxa" w:w="274"/>
-                  <w:tcBorders>
-                    <w:top w:val="single" w:sz="6" w:color="5A6068"/>
-                    <w:left w:val="single" w:sz="6" w:color="5A6068"/>
-                    <w:bottom w:val="single" w:sz="6" w:color="5A6068"/>
-                    <w:right w:val="single" w:sz="6" w:color="5A6068"/>
-                  </w:tcBorders>
-                  <w:vAlign w:val="center"/>
-                  <w:tcMar>
-                    <w:top w:w="0" w:type="dxa"/>
-                    <w:left w:w="0" w:type="dxa"/>
-                    <w:bottom w:w="0" w:type="dxa"/>
-                    <w:right w:w="0" w:type="dxa"/>
-                  </w:tcMar>
-                </w:tcPr>
-                <w:p>
-                  <w:pPr>
-                    <w:spacing w:after="0"/>
-                    <w:jc w:val="center"/>
-                  </w:pPr>
-                  <w:r>
-                    <w:rPr>
-                      <w:rFonts w:ascii="Trade Gothic Next" w:hAnsi="Trade Gothic Next"/>
-                      <w:b/>
-                      <w:color w:val="4A2466"/>
-                      <w:sz w:val="20"/>
-                      <w:u w:val="none"/>
-                    </w:rPr>
-                    <w:t>↑↓</w:t>
-                  </w:r>
-                </w:p>
-              </w:tc>
-              <w:tc>
-                <w:tcPr>
-                  <w:tcW w:type="dxa" w:w="274"/>
-                  <w:tcBorders>
-                    <w:top w:val="single" w:sz="6" w:color="5A6068"/>
-                    <w:left w:val="single" w:sz="6" w:color="5A6068"/>
-                    <w:bottom w:val="single" w:sz="6" w:color="5A6068"/>
-                    <w:right w:val="single" w:sz="6" w:color="5A6068"/>
-                  </w:tcBorders>
-                  <w:vAlign w:val="center"/>
-                  <w:tcMar>
-                    <w:top w:w="0" w:type="dxa"/>
-                    <w:left w:w="0" w:type="dxa"/>
-                    <w:bottom w:w="0" w:type="dxa"/>
-                    <w:right w:w="0" w:type="dxa"/>
-                  </w:tcMar>
-                </w:tcPr>
-                <w:p>
-                  <w:pPr>
-                    <w:spacing w:after="0"/>
-                    <w:jc w:val="center"/>
-                  </w:pPr>
-                  <w:r>
-                    <w:rPr>
-                      <w:rFonts w:ascii="Trade Gothic Next" w:hAnsi="Trade Gothic Next"/>
-                      <w:b/>
-                      <w:color w:val="4A2466"/>
-                      <w:sz w:val="20"/>
-                      <w:u w:val="none"/>
-                    </w:rPr>
-                    <w:t>↑↓</w:t>
-                  </w:r>
-                </w:p>
-              </w:tc>
-              <w:tc>
-                <w:tcPr>
-                  <w:tcW w:type="dxa" w:w="274"/>
-                  <w:tcBorders>
-                    <w:top w:val="single" w:sz="6" w:color="5A6068"/>
-                    <w:left w:val="single" w:sz="6" w:color="5A6068"/>
-                    <w:bottom w:val="single" w:sz="6" w:color="5A6068"/>
-                    <w:right w:val="single" w:sz="6" w:color="5A6068"/>
-                  </w:tcBorders>
-                  <w:vAlign w:val="center"/>
-                  <w:tcMar>
-                    <w:top w:w="0" w:type="dxa"/>
-                    <w:left w:w="0" w:type="dxa"/>
-                    <w:bottom w:w="0" w:type="dxa"/>
-                    <w:right w:w="0" w:type="dxa"/>
-                  </w:tcMar>
-                </w:tcPr>
-                <w:p>
-                  <w:pPr>
-                    <w:spacing w:after="0"/>
-                    <w:jc w:val="center"/>
-                  </w:pPr>
-                  <w:r>
-                    <w:rPr>
-                      <w:rFonts w:ascii="Trade Gothic Next" w:hAnsi="Trade Gothic Next"/>
-                      <w:b/>
-                      <w:color w:val="4A2466"/>
-                      <w:sz w:val="20"/>
-                      <w:u w:val="none"/>
-                    </w:rPr>
-                    <w:t>↑↓</w:t>
-                  </w:r>
-                </w:p>
-              </w:tc>
-              <w:tc>
-                <w:tcPr>
-                  <w:tcW w:type="dxa" w:w="317"/>
-                  <w:vAlign w:val="center"/>
-                  <w:tcMar>
-                    <w:top w:w="0" w:type="dxa"/>
-                    <w:left w:w="0" w:type="dxa"/>
-                    <w:bottom w:w="0" w:type="dxa"/>
-                    <w:right w:w="10" w:type="dxa"/>
-                  </w:tcMar>
-                </w:tcPr>
-                <w:p>
-                  <w:pPr>
-                    <w:spacing w:after="0"/>
-                    <w:jc w:val="right"/>
-                  </w:pPr>
-                  <w:r>
-                    <w:rPr>
-                      <w:rFonts w:ascii="Trade Gothic Next" w:hAnsi="Trade Gothic Next"/>
-                      <w:b/>
-                      <w:color w:val="55604F"/>
-                      <w:sz w:val="16"/>
-                      <w:u w:val="none"/>
-                    </w:rPr>
-                    <w:t>4s</w:t>
-                  </w:r>
-                </w:p>
-              </w:tc>
-              <w:tc>
-                <w:tcPr>
-                  <w:tcW w:type="dxa" w:w="274"/>
-                  <w:tcBorders>
-                    <w:top w:val="single" w:sz="6" w:color="5A6068"/>
-                    <w:left w:val="single" w:sz="6" w:color="5A6068"/>
-                    <w:bottom w:val="single" w:sz="6" w:color="5A6068"/>
-                    <w:right w:val="single" w:sz="6" w:color="5A6068"/>
-                  </w:tcBorders>
-                  <w:vAlign w:val="center"/>
-                  <w:tcMar>
-                    <w:top w:w="0" w:type="dxa"/>
-                    <w:left w:w="0" w:type="dxa"/>
-                    <w:bottom w:w="0" w:type="dxa"/>
-                    <w:right w:w="0" w:type="dxa"/>
-                  </w:tcMar>
-                </w:tcPr>
-                <w:p>
-                  <w:pPr>
-                    <w:spacing w:after="0"/>
-                    <w:jc w:val="center"/>
-                  </w:pPr>
-                  <w:r>
-                    <w:rPr>
-                      <w:rFonts w:ascii="Trade Gothic Next" w:hAnsi="Trade Gothic Next"/>
-                      <w:b/>
-                      <w:color w:val="4A2466"/>
-                      <w:sz w:val="20"/>
-                      <w:u w:val="none"/>
-                    </w:rPr>
-                    <w:t>↑↓</w:t>
-                  </w:r>
-                </w:p>
-              </w:tc>
-              <w:tc>
-                <w:tcPr>
-                  <w:tcW w:type="dxa" w:w="317"/>
-                  <w:vAlign w:val="center"/>
-                  <w:tcMar>
-                    <w:top w:w="0" w:type="dxa"/>
-                    <w:left w:w="0" w:type="dxa"/>
-                    <w:bottom w:w="0" w:type="dxa"/>
-                    <w:right w:w="10" w:type="dxa"/>
-                  </w:tcMar>
-                </w:tcPr>
-                <w:p>
-                  <w:pPr>
-                    <w:spacing w:after="0"/>
-                    <w:jc w:val="right"/>
-                  </w:pPr>
-                  <w:r>
-                    <w:rPr>
-                      <w:rFonts w:ascii="Trade Gothic Next" w:hAnsi="Trade Gothic Next"/>
-                      <w:b/>
-                      <w:color w:val="55604F"/>
-                      <w:sz w:val="16"/>
-                      <w:u w:val="none"/>
-                    </w:rPr>
-                    <w:t>3d</w:t>
-                  </w:r>
-                </w:p>
-              </w:tc>
-              <w:tc>
-                <w:tcPr>
-                  <w:tcW w:type="dxa" w:w="274"/>
-                  <w:tcBorders>
-                    <w:top w:val="single" w:sz="6" w:color="5A6068"/>
-                    <w:left w:val="single" w:sz="6" w:color="5A6068"/>
-                    <w:bottom w:val="single" w:sz="6" w:color="5A6068"/>
-                    <w:right w:val="single" w:sz="6" w:color="5A6068"/>
-                  </w:tcBorders>
-                  <w:vAlign w:val="center"/>
-                  <w:tcMar>
-                    <w:top w:w="0" w:type="dxa"/>
-                    <w:left w:w="0" w:type="dxa"/>
-                    <w:bottom w:w="0" w:type="dxa"/>
-                    <w:right w:w="0" w:type="dxa"/>
-                  </w:tcMar>
-                </w:tcPr>
-                <w:p>
-                  <w:pPr>
-                    <w:spacing w:after="0"/>
-                    <w:jc w:val="center"/>
-                  </w:pPr>
-                  <w:r>
-                    <w:rPr>
-                      <w:rFonts w:ascii="Trade Gothic Next" w:hAnsi="Trade Gothic Next"/>
-                      <w:b/>
-                      <w:color w:val="4A2466"/>
-                      <w:sz w:val="20"/>
-                      <w:u w:val="none"/>
-                    </w:rPr>
-                    <w:t>↑↓</w:t>
-                  </w:r>
-                </w:p>
-              </w:tc>
-              <w:tc>
-                <w:tcPr>
-                  <w:tcW w:type="dxa" w:w="274"/>
-                  <w:tcBorders>
-                    <w:top w:val="single" w:sz="6" w:color="5A6068"/>
-                    <w:left w:val="single" w:sz="6" w:color="5A6068"/>
-                    <w:bottom w:val="single" w:sz="6" w:color="5A6068"/>
-                    <w:right w:val="single" w:sz="6" w:color="5A6068"/>
-                  </w:tcBorders>
-                  <w:vAlign w:val="center"/>
-                  <w:tcMar>
-                    <w:top w:w="0" w:type="dxa"/>
-                    <w:left w:w="0" w:type="dxa"/>
-                    <w:bottom w:w="0" w:type="dxa"/>
-                    <w:right w:w="0" w:type="dxa"/>
-                  </w:tcMar>
-                </w:tcPr>
-                <w:p>
-                  <w:pPr>
-                    <w:spacing w:after="0"/>
-                    <w:jc w:val="center"/>
-                  </w:pPr>
-                  <w:r>
-                    <w:rPr>
-                      <w:rFonts w:ascii="Trade Gothic Next" w:hAnsi="Trade Gothic Next"/>
-                      <w:b/>
-                      <w:color w:val="4A2466"/>
-                      <w:sz w:val="20"/>
-                      <w:u w:val="none"/>
-                    </w:rPr>
-                    <w:t>↑↓</w:t>
-                  </w:r>
-                </w:p>
-              </w:tc>
-              <w:tc>
-                <w:tcPr>
-                  <w:tcW w:type="dxa" w:w="274"/>
-                  <w:tcBorders>
-                    <w:top w:val="single" w:sz="6" w:color="5A6068"/>
-                    <w:left w:val="single" w:sz="6" w:color="5A6068"/>
-                    <w:bottom w:val="single" w:sz="6" w:color="5A6068"/>
-                    <w:right w:val="single" w:sz="6" w:color="5A6068"/>
-                  </w:tcBorders>
-                  <w:vAlign w:val="center"/>
-                  <w:tcMar>
-                    <w:top w:w="0" w:type="dxa"/>
-                    <w:left w:w="0" w:type="dxa"/>
-                    <w:bottom w:w="0" w:type="dxa"/>
-                    <w:right w:w="0" w:type="dxa"/>
-                  </w:tcMar>
-                </w:tcPr>
-                <w:p>
-                  <w:pPr>
-                    <w:spacing w:after="0"/>
-                    <w:jc w:val="center"/>
-                  </w:pPr>
-                  <w:r>
-                    <w:rPr>
-                      <w:rFonts w:ascii="Trade Gothic Next" w:hAnsi="Trade Gothic Next"/>
-                      <w:b/>
-                      <w:color w:val="4A2466"/>
-                      <w:sz w:val="20"/>
-                      <w:u w:val="none"/>
-                    </w:rPr>
-                    <w:t>↑↓</w:t>
-                  </w:r>
-                </w:p>
-              </w:tc>
-              <w:tc>
-                <w:tcPr>
-                  <w:tcW w:type="dxa" w:w="274"/>
-                  <w:tcBorders>
-                    <w:top w:val="single" w:sz="6" w:color="5A6068"/>
-                    <w:left w:val="single" w:sz="6" w:color="5A6068"/>
-                    <w:bottom w:val="single" w:sz="6" w:color="5A6068"/>
-                    <w:right w:val="single" w:sz="6" w:color="5A6068"/>
-                  </w:tcBorders>
-                  <w:vAlign w:val="center"/>
-                  <w:tcMar>
-                    <w:top w:w="0" w:type="dxa"/>
-                    <w:left w:w="0" w:type="dxa"/>
-                    <w:bottom w:w="0" w:type="dxa"/>
-                    <w:right w:w="0" w:type="dxa"/>
-                  </w:tcMar>
-                </w:tcPr>
-                <w:p>
-                  <w:pPr>
-                    <w:spacing w:after="0"/>
-                    <w:jc w:val="center"/>
-                  </w:pPr>
-                  <w:r>
-                    <w:rPr>
-                      <w:rFonts w:ascii="Trade Gothic Next" w:hAnsi="Trade Gothic Next"/>
-                      <w:b/>
-                      <w:color w:val="4A2466"/>
-                      <w:sz w:val="20"/>
-                      <w:u w:val="none"/>
-                    </w:rPr>
-                    <w:t>↑↓</w:t>
-                  </w:r>
-                </w:p>
-              </w:tc>
-              <w:tc>
-                <w:tcPr>
-                  <w:tcW w:type="dxa" w:w="274"/>
-                  <w:tcBorders>
-                    <w:top w:val="single" w:sz="6" w:color="5A6068"/>
-                    <w:left w:val="single" w:sz="6" w:color="5A6068"/>
-                    <w:bottom w:val="single" w:sz="6" w:color="5A6068"/>
-                    <w:right w:val="single" w:sz="6" w:color="5A6068"/>
-                  </w:tcBorders>
-                  <w:vAlign w:val="center"/>
-                  <w:tcMar>
-                    <w:top w:w="0" w:type="dxa"/>
-                    <w:left w:w="0" w:type="dxa"/>
-                    <w:bottom w:w="0" w:type="dxa"/>
-                    <w:right w:w="0" w:type="dxa"/>
-                  </w:tcMar>
-                </w:tcPr>
-                <w:p>
-                  <w:pPr>
-                    <w:spacing w:after="0"/>
-                    <w:jc w:val="center"/>
-                  </w:pPr>
-                  <w:r>
-                    <w:rPr>
-                      <w:rFonts w:ascii="Trade Gothic Next" w:hAnsi="Trade Gothic Next"/>
-                      <w:b/>
-                      <w:color w:val="4A2466"/>
-                      <w:sz w:val="20"/>
-                      <w:u w:val="none"/>
-                    </w:rPr>
-                    <w:t>↑↓</w:t>
-                  </w:r>
-                </w:p>
-              </w:tc>
-              <w:tc>
-                <w:tcPr>
-                  <w:tcW w:type="dxa" w:w="317"/>
-                  <w:vAlign w:val="center"/>
-                  <w:tcMar>
-                    <w:top w:w="0" w:type="dxa"/>
-                    <w:left w:w="0" w:type="dxa"/>
-                    <w:bottom w:w="0" w:type="dxa"/>
-                    <w:right w:w="10" w:type="dxa"/>
-                  </w:tcMar>
-                </w:tcPr>
-                <w:p>
-                  <w:pPr>
-                    <w:spacing w:after="0"/>
-                    <w:jc w:val="right"/>
-                  </w:pPr>
-                  <w:r>
-                    <w:rPr>
-                      <w:rFonts w:ascii="Trade Gothic Next" w:hAnsi="Trade Gothic Next"/>
-                      <w:b/>
-                      <w:color w:val="55604F"/>
-                      <w:sz w:val="16"/>
-                      <w:u w:val="none"/>
-                    </w:rPr>
-                    <w:t>4p</w:t>
-                  </w:r>
-                </w:p>
-              </w:tc>
-              <w:tc>
-                <w:tcPr>
-                  <w:tcW w:type="dxa" w:w="274"/>
-                  <w:tcBorders>
-                    <w:top w:val="single" w:sz="6" w:color="5A6068"/>
-                    <w:left w:val="single" w:sz="6" w:color="5A6068"/>
-                    <w:bottom w:val="single" w:sz="6" w:color="5A6068"/>
-                    <w:right w:val="single" w:sz="6" w:color="5A6068"/>
-                  </w:tcBorders>
-                  <w:vAlign w:val="center"/>
-                  <w:tcMar>
-                    <w:top w:w="0" w:type="dxa"/>
-                    <w:left w:w="0" w:type="dxa"/>
-                    <w:bottom w:w="0" w:type="dxa"/>
-                    <w:right w:w="0" w:type="dxa"/>
-                  </w:tcMar>
-                </w:tcPr>
-                <w:p>
-                  <w:pPr>
-                    <w:spacing w:after="0"/>
-                    <w:jc w:val="center"/>
-                  </w:pPr>
-                  <w:r>
-                    <w:rPr>
-                      <w:rFonts w:ascii="Trade Gothic Next" w:hAnsi="Trade Gothic Next"/>
-                      <w:b/>
-                      <w:color w:val="4A2466"/>
-                      <w:sz w:val="20"/>
-                      <w:u w:val="none"/>
-                    </w:rPr>
-                    <w:t>↑</w:t>
-                  </w:r>
-                </w:p>
-              </w:tc>
-              <w:tc>
-                <w:tcPr>
-                  <w:tcW w:type="dxa" w:w="274"/>
-                  <w:tcBorders>
-                    <w:top w:val="single" w:sz="6" w:color="5A6068"/>
-                    <w:left w:val="single" w:sz="6" w:color="5A6068"/>
-                    <w:bottom w:val="single" w:sz="6" w:color="5A6068"/>
-                    <w:right w:val="single" w:sz="6" w:color="5A6068"/>
-                  </w:tcBorders>
-                  <w:vAlign w:val="center"/>
-                  <w:tcMar>
-                    <w:top w:w="0" w:type="dxa"/>
-                    <w:left w:w="0" w:type="dxa"/>
-                    <w:bottom w:w="0" w:type="dxa"/>
-                    <w:right w:w="0" w:type="dxa"/>
-                  </w:tcMar>
-                </w:tcPr>
-                <w:p>
-                  <w:pPr>
-                    <w:spacing w:after="0"/>
-                    <w:jc w:val="center"/>
-                  </w:pPr>
-                  <w:r>
-                    <w:rPr>
-                      <w:rFonts w:ascii="Trade Gothic Next" w:hAnsi="Trade Gothic Next"/>
-                      <w:b/>
-                      <w:color w:val="4A2466"/>
-                      <w:sz w:val="20"/>
-                      <w:u w:val="none"/>
-                    </w:rPr>
-                    <w:t>↑</w:t>
-                  </w:r>
-                </w:p>
-              </w:tc>
-              <w:tc>
-                <w:tcPr>
-                  <w:tcW w:type="dxa" w:w="274"/>
-                  <w:tcBorders>
-                    <w:top w:val="single" w:sz="6" w:color="5A6068"/>
-                    <w:left w:val="single" w:sz="6" w:color="5A6068"/>
-                    <w:bottom w:val="single" w:sz="6" w:color="5A6068"/>
-                    <w:right w:val="single" w:sz="6" w:color="5A6068"/>
-                  </w:tcBorders>
-                  <w:vAlign w:val="center"/>
-                  <w:tcMar>
-                    <w:top w:w="0" w:type="dxa"/>
-                    <w:left w:w="0" w:type="dxa"/>
-                    <w:bottom w:w="0" w:type="dxa"/>
-                    <w:right w:w="0" w:type="dxa"/>
-                  </w:tcMar>
-                </w:tcPr>
-                <w:p>
-                  <w:pPr>
-                    <w:spacing w:after="0"/>
-                    <w:jc w:val="center"/>
-                  </w:pPr>
-                  <w:r>
-                    <w:rPr>
-                      <w:rFonts w:ascii="Trade Gothic Next" w:hAnsi="Trade Gothic Next"/>
-                      <w:b/>
-                      <w:color w:val="4A2466"/>
-                      <w:sz w:val="20"/>
-                      <w:u w:val="none"/>
-                    </w:rPr>
-                    <w:t>↑</w:t>
-                  </w:r>
-                </w:p>
-              </w:tc>
-            </w:tr>
-          </w:tbl>
-          <w:p>
-            <w:pPr>
-              <w:spacing w:before="0" w:after="0" w:line="20" w:lineRule="exact"/>
-            </w:pPr>
-          </w:p>
-          <w:p>
-            <w:pPr>
-              <w:spacing w:after="0"/>
-            </w:pPr>
-            <w:r>
-              <w:rPr>
-                <w:rFonts w:ascii="ShullHand" w:hAnsi="ShullHand"/>
-                <w:color w:val="16609A"/>
-                <w:sz w:val="20"/>
-              </w:rPr>
-              <w:t xml:space="preserve">→ one arrow in each box before pairing, </w:t>
-            </w:r>
-            <w:r>
-              <w:rPr>
-                <w:rFonts w:ascii="Patrick Hand" w:hAnsi="Patrick Hand"/>
-                <w:color w:val="16609A"/>
-                <w:sz w:val="20"/>
-              </w:rPr>
-              <w:t>3</w:t>
-            </w:r>
-            <w:r>
-              <w:rPr>
-                <w:rFonts w:ascii="ShullHand" w:hAnsi="ShullHand"/>
-                <w:color w:val="16609A"/>
-                <w:sz w:val="20"/>
-              </w:rPr>
-              <w:t xml:space="preserve"> unpaired</w:t>
-            </w:r>
-          </w:p>
-        </w:tc>
-      </w:tr>
-    </w:tbl>
     <w:p>
       <w:pPr>
-        <w:spacing w:before="0" w:after="0" w:line="40" w:lineRule="exact"/>
+        <w:spacing w:before="0" w:after="0" w:line="60" w:lineRule="exact"/>
       </w:pPr>
       <w:r>
         <w:rPr>
@@ -3390,8 +1785,8 @@
       </w:tblPr>
       <w:tblGrid>
         <w:gridCol w:w="648"/>
-        <w:gridCol w:w="2520"/>
-        <w:gridCol w:w="7632"/>
+        <w:gridCol w:w="1512"/>
+        <w:gridCol w:w="8640"/>
       </w:tblGrid>
       <w:tr>
         <w:trPr>
@@ -3400,17 +1795,13 @@
         <w:tc>
           <w:tcPr>
             <w:tcW w:type="dxa" w:w="648"/>
-            <w:vMerge w:val="restart"/>
             <w:vAlign w:val="center"/>
             <w:tcMar>
               <w:top w:w="40" w:type="dxa"/>
-              <w:left w:w="60" w:type="dxa"/>
+              <w:left w:w="20" w:type="dxa"/>
               <w:bottom w:w="40" w:type="dxa"/>
-              <w:right w:w="60" w:type="dxa"/>
+              <w:right w:w="20" w:type="dxa"/>
             </w:tcMar>
-            <w:tcBorders>
-              <w:bottom w:val="single" w:sz="4" w:color="C8CDC2"/>
-            </w:tcBorders>
           </w:tcPr>
           <w:p>
             <w:pPr>
@@ -3422,350 +1813,23 @@
                 <w:rFonts w:ascii="Trade Gothic Next" w:hAnsi="Trade Gothic Next"/>
                 <w:b/>
                 <w:color w:val="4D730E"/>
-                <w:sz w:val="22"/>
+                <w:sz w:val="26"/>
                 <w:u w:val="none"/>
               </w:rPr>
-              <w:t>7</w:t>
+              <w:t>4</w:t>
             </w:r>
           </w:p>
         </w:tc>
         <w:tc>
           <w:tcPr>
-            <w:tcW w:type="dxa" w:w="10152"/>
-            <w:gridSpan w:val="2"/>
-            <w:vAlign w:val="center"/>
-            <w:tcMar>
-              <w:top w:w="50" w:type="dxa"/>
-              <w:left w:w="60" w:type="dxa"/>
-              <w:bottom w:w="10" w:type="dxa"/>
-              <w:right w:w="60" w:type="dxa"/>
-            </w:tcMar>
-          </w:tcPr>
-          <w:p>
-            <w:pPr>
-              <w:keepNext/>
-              <w:spacing w:after="0"/>
-              <w:jc w:val="left"/>
-            </w:pPr>
-            <w:r>
-              <w:rPr>
-                <w:rFonts w:ascii="Trade Gothic Next" w:hAnsi="Trade Gothic Next"/>
-                <w:b/>
-                <w:color w:val="14161B"/>
-                <w:sz w:val="21"/>
-                <w:u w:val="none"/>
-              </w:rPr>
-              <w:t>Chlorine, Cl</w:t>
-            </w:r>
-            <w:r>
-              <w:rPr>
-                <w:rFonts w:ascii="Trade Gothic Next" w:hAnsi="Trade Gothic Next"/>
-                <w:b w:val="0"/>
-                <w:color w:val="55604F"/>
-                <w:sz w:val="16"/>
-                <w:u w:val="none"/>
-              </w:rPr>
-              <w:t xml:space="preserve">     4 pts: 2 configuration, 2 diagram</w:t>
-            </w:r>
-          </w:p>
-        </w:tc>
-      </w:tr>
-      <w:tr>
-        <w:trPr>
-          <w:cantSplit/>
-        </w:trPr>
-        <w:tc>
-          <w:tcPr>
-            <w:tcW w:type="dxa" w:w="648"/>
-            <w:vMerge/>
-          </w:tcPr>
-          <w:p/>
-        </w:tc>
-        <w:tc>
-          <w:tcPr>
-            <w:tcW w:type="dxa" w:w="2520"/>
+            <w:tcW w:type="dxa" w:w="1512"/>
             <w:vAlign w:val="center"/>
             <w:tcMar>
               <w:top w:w="40" w:type="dxa"/>
-              <w:left w:w="60" w:type="dxa"/>
+              <w:left w:w="0" w:type="dxa"/>
               <w:bottom w:w="40" w:type="dxa"/>
               <w:right w:w="60" w:type="dxa"/>
             </w:tcMar>
-          </w:tcPr>
-          <w:p>
-            <w:pPr>
-              <w:keepNext/>
-              <w:spacing w:after="0"/>
-              <w:jc w:val="left"/>
-            </w:pPr>
-            <w:r>
-              <w:rPr>
-                <w:rFonts w:ascii="Trade Gothic Next" w:hAnsi="Trade Gothic Next"/>
-                <w:b/>
-                <w:color w:val="14161B"/>
-                <w:sz w:val="18"/>
-                <w:u w:val="none"/>
-              </w:rPr>
-              <w:t>Electron configuration</w:t>
-            </w:r>
-          </w:p>
-        </w:tc>
-        <w:tc>
-          <w:tcPr>
-            <w:tcW w:type="dxa" w:w="7632"/>
-            <w:vAlign w:val="center"/>
-            <w:tcMar>
-              <w:top w:w="40" w:type="dxa"/>
-              <w:left w:w="60" w:type="dxa"/>
-              <w:bottom w:w="40" w:type="dxa"/>
-              <w:right w:w="60" w:type="dxa"/>
-            </w:tcMar>
-            <w:tcBorders>
-              <w:bottom w:val="single" w:sz="4" w:color="C8CDC2"/>
-            </w:tcBorders>
-          </w:tcPr>
-          <w:p>
-            <w:pPr>
-              <w:spacing w:after="0"/>
-              <w:jc w:val="left"/>
-            </w:pPr>
-            <w:r>
-              <w:rPr>
-                <w:rFonts w:ascii="Patrick Hand" w:hAnsi="Patrick Hand"/>
-                <w:color w:val="4A2466"/>
-                <w:sz w:val="24"/>
-                <w:bdr w:val="single" w:sz="8" w:space="1" w:color="9F1D2C"/>
-              </w:rPr>
-              <w:t>1</w:t>
-            </w:r>
-            <w:r>
-              <w:rPr>
-                <w:rFonts w:ascii="ShullHand" w:hAnsi="ShullHand"/>
-                <w:color w:val="4A2466"/>
-                <w:sz w:val="24"/>
-                <w:bdr w:val="single" w:sz="8" w:space="1" w:color="9F1D2C"/>
-              </w:rPr>
-              <w:t>s</w:t>
-            </w:r>
-            <w:r>
-              <w:rPr>
-                <w:rFonts w:ascii="Patrick Hand" w:hAnsi="Patrick Hand"/>
-                <w:color w:val="4A2466"/>
-                <w:sz w:val="24"/>
-                <w:vertAlign w:val="superscript"/>
-                <w:bdr w:val="single" w:sz="8" w:space="1" w:color="9F1D2C"/>
-              </w:rPr>
-              <w:t>2</w:t>
-            </w:r>
-            <w:r>
-              <w:rPr>
-                <w:rFonts w:ascii="ShullHand" w:hAnsi="ShullHand"/>
-                <w:color w:val="4A2466"/>
-                <w:sz w:val="24"/>
-                <w:bdr w:val="single" w:sz="8" w:space="1" w:color="9F1D2C"/>
-              </w:rPr>
-              <w:t xml:space="preserve"> </w:t>
-            </w:r>
-            <w:r>
-              <w:rPr>
-                <w:rFonts w:ascii="Patrick Hand" w:hAnsi="Patrick Hand"/>
-                <w:color w:val="4A2466"/>
-                <w:sz w:val="24"/>
-                <w:bdr w:val="single" w:sz="8" w:space="1" w:color="9F1D2C"/>
-              </w:rPr>
-              <w:t>2</w:t>
-            </w:r>
-            <w:r>
-              <w:rPr>
-                <w:rFonts w:ascii="ShullHand" w:hAnsi="ShullHand"/>
-                <w:color w:val="4A2466"/>
-                <w:sz w:val="24"/>
-                <w:bdr w:val="single" w:sz="8" w:space="1" w:color="9F1D2C"/>
-              </w:rPr>
-              <w:t>s</w:t>
-            </w:r>
-            <w:r>
-              <w:rPr>
-                <w:rFonts w:ascii="Patrick Hand" w:hAnsi="Patrick Hand"/>
-                <w:color w:val="4A2466"/>
-                <w:sz w:val="24"/>
-                <w:vertAlign w:val="superscript"/>
-                <w:bdr w:val="single" w:sz="8" w:space="1" w:color="9F1D2C"/>
-              </w:rPr>
-              <w:t>2</w:t>
-            </w:r>
-            <w:r>
-              <w:rPr>
-                <w:rFonts w:ascii="ShullHand" w:hAnsi="ShullHand"/>
-                <w:color w:val="4A2466"/>
-                <w:sz w:val="24"/>
-                <w:bdr w:val="single" w:sz="8" w:space="1" w:color="9F1D2C"/>
-              </w:rPr>
-              <w:t xml:space="preserve"> </w:t>
-            </w:r>
-            <w:r>
-              <w:rPr>
-                <w:rFonts w:ascii="Patrick Hand" w:hAnsi="Patrick Hand"/>
-                <w:color w:val="4A2466"/>
-                <w:sz w:val="24"/>
-                <w:bdr w:val="single" w:sz="8" w:space="1" w:color="9F1D2C"/>
-              </w:rPr>
-              <w:t>2</w:t>
-            </w:r>
-            <w:r>
-              <w:rPr>
-                <w:rFonts w:ascii="ShullHand" w:hAnsi="ShullHand"/>
-                <w:color w:val="4A2466"/>
-                <w:sz w:val="24"/>
-                <w:bdr w:val="single" w:sz="8" w:space="1" w:color="9F1D2C"/>
-              </w:rPr>
-              <w:t>p</w:t>
-            </w:r>
-            <w:r>
-              <w:rPr>
-                <w:rFonts w:ascii="Patrick Hand" w:hAnsi="Patrick Hand"/>
-                <w:color w:val="4A2466"/>
-                <w:sz w:val="24"/>
-                <w:vertAlign w:val="superscript"/>
-                <w:bdr w:val="single" w:sz="8" w:space="1" w:color="9F1D2C"/>
-              </w:rPr>
-              <w:t>6</w:t>
-            </w:r>
-            <w:r>
-              <w:rPr>
-                <w:rFonts w:ascii="ShullHand" w:hAnsi="ShullHand"/>
-                <w:color w:val="4A2466"/>
-                <w:sz w:val="24"/>
-                <w:bdr w:val="single" w:sz="8" w:space="1" w:color="9F1D2C"/>
-              </w:rPr>
-              <w:t xml:space="preserve"> </w:t>
-            </w:r>
-            <w:r>
-              <w:rPr>
-                <w:rFonts w:ascii="Patrick Hand" w:hAnsi="Patrick Hand"/>
-                <w:color w:val="4A2466"/>
-                <w:sz w:val="24"/>
-                <w:bdr w:val="single" w:sz="8" w:space="1" w:color="9F1D2C"/>
-              </w:rPr>
-              <w:t>3</w:t>
-            </w:r>
-            <w:r>
-              <w:rPr>
-                <w:rFonts w:ascii="ShullHand" w:hAnsi="ShullHand"/>
-                <w:color w:val="4A2466"/>
-                <w:sz w:val="24"/>
-                <w:bdr w:val="single" w:sz="8" w:space="1" w:color="9F1D2C"/>
-              </w:rPr>
-              <w:t>s</w:t>
-            </w:r>
-            <w:r>
-              <w:rPr>
-                <w:rFonts w:ascii="Patrick Hand" w:hAnsi="Patrick Hand"/>
-                <w:color w:val="4A2466"/>
-                <w:sz w:val="24"/>
-                <w:vertAlign w:val="superscript"/>
-                <w:bdr w:val="single" w:sz="8" w:space="1" w:color="9F1D2C"/>
-              </w:rPr>
-              <w:t>2</w:t>
-            </w:r>
-            <w:r>
-              <w:rPr>
-                <w:rFonts w:ascii="ShullHand" w:hAnsi="ShullHand"/>
-                <w:color w:val="4A2466"/>
-                <w:sz w:val="24"/>
-                <w:bdr w:val="single" w:sz="8" w:space="1" w:color="9F1D2C"/>
-              </w:rPr>
-              <w:t xml:space="preserve"> </w:t>
-            </w:r>
-            <w:r>
-              <w:rPr>
-                <w:rFonts w:ascii="Patrick Hand" w:hAnsi="Patrick Hand"/>
-                <w:color w:val="4A2466"/>
-                <w:sz w:val="24"/>
-                <w:bdr w:val="single" w:sz="8" w:space="1" w:color="9F1D2C"/>
-              </w:rPr>
-              <w:t>3</w:t>
-            </w:r>
-            <w:r>
-              <w:rPr>
-                <w:rFonts w:ascii="ShullHand" w:hAnsi="ShullHand"/>
-                <w:color w:val="4A2466"/>
-                <w:sz w:val="24"/>
-                <w:bdr w:val="single" w:sz="8" w:space="1" w:color="9F1D2C"/>
-              </w:rPr>
-              <w:t>p</w:t>
-            </w:r>
-            <w:r>
-              <w:rPr>
-                <w:rFonts w:ascii="Patrick Hand" w:hAnsi="Patrick Hand"/>
-                <w:color w:val="4A2466"/>
-                <w:sz w:val="24"/>
-                <w:vertAlign w:val="superscript"/>
-                <w:bdr w:val="single" w:sz="8" w:space="1" w:color="9F1D2C"/>
-              </w:rPr>
-              <w:t>5</w:t>
-            </w:r>
-          </w:p>
-        </w:tc>
-      </w:tr>
-      <w:tr>
-        <w:trPr>
-          <w:cantSplit/>
-          <w:cantSplit/>
-          <w:trHeight w:val="1224" w:hRule="atLeast"/>
-        </w:trPr>
-        <w:tc>
-          <w:tcPr>
-            <w:tcW w:type="dxa" w:w="648"/>
-            <w:vMerge/>
-          </w:tcPr>
-          <w:p/>
-        </w:tc>
-        <w:tc>
-          <w:tcPr>
-            <w:tcW w:type="dxa" w:w="2520"/>
-            <w:vAlign w:val="center"/>
-            <w:tcMar>
-              <w:top w:w="40" w:type="dxa"/>
-              <w:left w:w="60" w:type="dxa"/>
-              <w:bottom w:w="40" w:type="dxa"/>
-              <w:right w:w="60" w:type="dxa"/>
-            </w:tcMar>
-          </w:tcPr>
-          <w:p>
-            <w:pPr>
-              <w:keepNext w:val="0"/>
-              <w:spacing w:after="0"/>
-              <w:jc w:val="left"/>
-            </w:pPr>
-            <w:r>
-              <w:rPr>
-                <w:rFonts w:ascii="Trade Gothic Next" w:hAnsi="Trade Gothic Next"/>
-                <w:b/>
-                <w:color w:val="14161B"/>
-                <w:sz w:val="18"/>
-                <w:u w:val="none"/>
-              </w:rPr>
-              <w:t>Orbital diagram</w:t>
-            </w:r>
-          </w:p>
-        </w:tc>
-        <w:tc>
-          <w:tcPr>
-            <w:tcW w:type="dxa" w:w="7632"/>
-            <w:vAlign w:val="center"/>
-            <w:tcMar>
-              <w:top w:w="40" w:type="dxa"/>
-              <w:left w:w="60" w:type="dxa"/>
-              <w:bottom w:w="40" w:type="dxa"/>
-              <w:right w:w="60" w:type="dxa"/>
-            </w:tcMar>
-            <w:tcBorders>
-              <w:top w:val="single" w:sz="4" w:color="C8CDC2"/>
-              <w:left w:val="single" w:sz="4" w:color="C8CDC2"/>
-              <w:bottom w:val="single" w:sz="4" w:color="C8CDC2"/>
-              <w:right w:val="single" w:sz="4" w:color="C8CDC2"/>
-            </w:tcBorders>
           </w:tcPr>
           <w:p>
             <w:pPr>
@@ -3782,41 +1846,33 @@
               <w:tblLayout w:type="fixed"/>
             </w:tblPr>
             <w:tblGrid>
-              <w:gridCol w:w="317"/>
-              <w:gridCol w:w="274"/>
-              <w:gridCol w:w="317"/>
-              <w:gridCol w:w="274"/>
-              <w:gridCol w:w="317"/>
-              <w:gridCol w:w="274"/>
-              <w:gridCol w:w="274"/>
-              <w:gridCol w:w="274"/>
-              <w:gridCol w:w="317"/>
-              <w:gridCol w:w="274"/>
-              <w:gridCol w:w="317"/>
-              <w:gridCol w:w="274"/>
-              <w:gridCol w:w="274"/>
-              <w:gridCol w:w="274"/>
+              <w:gridCol w:w="1238"/>
             </w:tblGrid>
             <w:tr>
               <w:trPr>
                 <w:cantSplit/>
-                <w:trHeight w:val="432" w:hRule="atLeast"/>
+                <w:trHeight w:val="1238" w:hRule="atLeast"/>
               </w:trPr>
               <w:tc>
                 <w:tcPr>
-                  <w:tcW w:type="dxa" w:w="317"/>
+                  <w:tcW w:type="dxa" w:w="1238"/>
+                  <w:tcBorders>
+                    <w:top w:val="single" w:sz="12" w:color="A3E635"/>
+                    <w:left w:val="single" w:sz="12" w:color="A3E635"/>
+                    <w:bottom w:val="single" w:sz="12" w:color="A3E635"/>
+                    <w:right w:val="single" w:sz="12" w:color="A3E635"/>
+                  </w:tcBorders>
+                  <w:tcMar>
+                    <w:top w:w="20" w:type="dxa"/>
+                    <w:left w:w="50" w:type="dxa"/>
+                    <w:bottom w:w="20" w:type="dxa"/>
+                    <w:right w:w="40" w:type="dxa"/>
+                  </w:tcMar>
                   <w:vAlign w:val="center"/>
-                  <w:tcMar>
-                    <w:top w:w="0" w:type="dxa"/>
-                    <w:left w:w="0" w:type="dxa"/>
-                    <w:bottom w:w="0" w:type="dxa"/>
-                    <w:right w:w="10" w:type="dxa"/>
-                  </w:tcMar>
                 </w:tcPr>
                 <w:p>
                   <w:pPr>
                     <w:spacing w:after="0"/>
-                    <w:jc w:val="right"/>
                   </w:pPr>
                   <w:r>
                     <w:rPr>
@@ -3826,27 +1882,9 @@
                       <w:sz w:val="16"/>
                       <w:u w:val="none"/>
                     </w:rPr>
-                    <w:t>1s</w:t>
+                    <w:t>33</w:t>
                   </w:r>
                 </w:p>
-              </w:tc>
-              <w:tc>
-                <w:tcPr>
-                  <w:tcW w:type="dxa" w:w="274"/>
-                  <w:tcBorders>
-                    <w:top w:val="single" w:sz="6" w:color="5A6068"/>
-                    <w:left w:val="single" w:sz="6" w:color="5A6068"/>
-                    <w:bottom w:val="single" w:sz="6" w:color="5A6068"/>
-                    <w:right w:val="single" w:sz="6" w:color="5A6068"/>
-                  </w:tcBorders>
-                  <w:vAlign w:val="center"/>
-                  <w:tcMar>
-                    <w:top w:w="0" w:type="dxa"/>
-                    <w:left w:w="0" w:type="dxa"/>
-                    <w:bottom w:w="0" w:type="dxa"/>
-                    <w:right w:w="0" w:type="dxa"/>
-                  </w:tcMar>
-                </w:tcPr>
                 <w:p>
                   <w:pPr>
                     <w:spacing w:after="0"/>
@@ -3856,59 +1894,13 @@
                     <w:rPr>
                       <w:rFonts w:ascii="Trade Gothic Next" w:hAnsi="Trade Gothic Next"/>
                       <w:b/>
-                      <w:color w:val="4A2466"/>
-                      <w:sz w:val="20"/>
+                      <w:color w:val="14161B"/>
+                      <w:sz w:val="40"/>
                       <w:u w:val="none"/>
                     </w:rPr>
-                    <w:t>↑↓</w:t>
+                    <w:t>As</w:t>
                   </w:r>
                 </w:p>
-              </w:tc>
-              <w:tc>
-                <w:tcPr>
-                  <w:tcW w:type="dxa" w:w="317"/>
-                  <w:vAlign w:val="center"/>
-                  <w:tcMar>
-                    <w:top w:w="0" w:type="dxa"/>
-                    <w:left w:w="0" w:type="dxa"/>
-                    <w:bottom w:w="0" w:type="dxa"/>
-                    <w:right w:w="10" w:type="dxa"/>
-                  </w:tcMar>
-                </w:tcPr>
-                <w:p>
-                  <w:pPr>
-                    <w:spacing w:after="0"/>
-                    <w:jc w:val="right"/>
-                  </w:pPr>
-                  <w:r>
-                    <w:rPr>
-                      <w:rFonts w:ascii="Trade Gothic Next" w:hAnsi="Trade Gothic Next"/>
-                      <w:b/>
-                      <w:color w:val="55604F"/>
-                      <w:sz w:val="16"/>
-                      <w:u w:val="none"/>
-                    </w:rPr>
-                    <w:t>2s</w:t>
-                  </w:r>
-                </w:p>
-              </w:tc>
-              <w:tc>
-                <w:tcPr>
-                  <w:tcW w:type="dxa" w:w="274"/>
-                  <w:tcBorders>
-                    <w:top w:val="single" w:sz="6" w:color="5A6068"/>
-                    <w:left w:val="single" w:sz="6" w:color="5A6068"/>
-                    <w:bottom w:val="single" w:sz="6" w:color="5A6068"/>
-                    <w:right w:val="single" w:sz="6" w:color="5A6068"/>
-                  </w:tcBorders>
-                  <w:vAlign w:val="center"/>
-                  <w:tcMar>
-                    <w:top w:w="0" w:type="dxa"/>
-                    <w:left w:w="0" w:type="dxa"/>
-                    <w:bottom w:w="0" w:type="dxa"/>
-                    <w:right w:w="0" w:type="dxa"/>
-                  </w:tcMar>
-                </w:tcPr>
                 <w:p>
                   <w:pPr>
                     <w:spacing w:after="0"/>
@@ -3917,334 +1909,12 @@
                   <w:r>
                     <w:rPr>
                       <w:rFonts w:ascii="Trade Gothic Next" w:hAnsi="Trade Gothic Next"/>
-                      <w:b/>
-                      <w:color w:val="4A2466"/>
-                      <w:sz w:val="20"/>
-                      <w:u w:val="none"/>
-                    </w:rPr>
-                    <w:t>↑↓</w:t>
-                  </w:r>
-                </w:p>
-              </w:tc>
-              <w:tc>
-                <w:tcPr>
-                  <w:tcW w:type="dxa" w:w="317"/>
-                  <w:vAlign w:val="center"/>
-                  <w:tcMar>
-                    <w:top w:w="0" w:type="dxa"/>
-                    <w:left w:w="0" w:type="dxa"/>
-                    <w:bottom w:w="0" w:type="dxa"/>
-                    <w:right w:w="10" w:type="dxa"/>
-                  </w:tcMar>
-                </w:tcPr>
-                <w:p>
-                  <w:pPr>
-                    <w:spacing w:after="0"/>
-                    <w:jc w:val="right"/>
-                  </w:pPr>
-                  <w:r>
-                    <w:rPr>
-                      <w:rFonts w:ascii="Trade Gothic Next" w:hAnsi="Trade Gothic Next"/>
-                      <w:b/>
+                      <w:b w:val="0"/>
                       <w:color w:val="55604F"/>
                       <w:sz w:val="16"/>
                       <w:u w:val="none"/>
                     </w:rPr>
-                    <w:t>2p</w:t>
-                  </w:r>
-                </w:p>
-              </w:tc>
-              <w:tc>
-                <w:tcPr>
-                  <w:tcW w:type="dxa" w:w="274"/>
-                  <w:tcBorders>
-                    <w:top w:val="single" w:sz="6" w:color="5A6068"/>
-                    <w:left w:val="single" w:sz="6" w:color="5A6068"/>
-                    <w:bottom w:val="single" w:sz="6" w:color="5A6068"/>
-                    <w:right w:val="single" w:sz="6" w:color="5A6068"/>
-                  </w:tcBorders>
-                  <w:vAlign w:val="center"/>
-                  <w:tcMar>
-                    <w:top w:w="0" w:type="dxa"/>
-                    <w:left w:w="0" w:type="dxa"/>
-                    <w:bottom w:w="0" w:type="dxa"/>
-                    <w:right w:w="0" w:type="dxa"/>
-                  </w:tcMar>
-                </w:tcPr>
-                <w:p>
-                  <w:pPr>
-                    <w:spacing w:after="0"/>
-                    <w:jc w:val="center"/>
-                  </w:pPr>
-                  <w:r>
-                    <w:rPr>
-                      <w:rFonts w:ascii="Trade Gothic Next" w:hAnsi="Trade Gothic Next"/>
-                      <w:b/>
-                      <w:color w:val="4A2466"/>
-                      <w:sz w:val="20"/>
-                      <w:u w:val="none"/>
-                    </w:rPr>
-                    <w:t>↑↓</w:t>
-                  </w:r>
-                </w:p>
-              </w:tc>
-              <w:tc>
-                <w:tcPr>
-                  <w:tcW w:type="dxa" w:w="274"/>
-                  <w:tcBorders>
-                    <w:top w:val="single" w:sz="6" w:color="5A6068"/>
-                    <w:left w:val="single" w:sz="6" w:color="5A6068"/>
-                    <w:bottom w:val="single" w:sz="6" w:color="5A6068"/>
-                    <w:right w:val="single" w:sz="6" w:color="5A6068"/>
-                  </w:tcBorders>
-                  <w:vAlign w:val="center"/>
-                  <w:tcMar>
-                    <w:top w:w="0" w:type="dxa"/>
-                    <w:left w:w="0" w:type="dxa"/>
-                    <w:bottom w:w="0" w:type="dxa"/>
-                    <w:right w:w="0" w:type="dxa"/>
-                  </w:tcMar>
-                </w:tcPr>
-                <w:p>
-                  <w:pPr>
-                    <w:spacing w:after="0"/>
-                    <w:jc w:val="center"/>
-                  </w:pPr>
-                  <w:r>
-                    <w:rPr>
-                      <w:rFonts w:ascii="Trade Gothic Next" w:hAnsi="Trade Gothic Next"/>
-                      <w:b/>
-                      <w:color w:val="4A2466"/>
-                      <w:sz w:val="20"/>
-                      <w:u w:val="none"/>
-                    </w:rPr>
-                    <w:t>↑↓</w:t>
-                  </w:r>
-                </w:p>
-              </w:tc>
-              <w:tc>
-                <w:tcPr>
-                  <w:tcW w:type="dxa" w:w="274"/>
-                  <w:tcBorders>
-                    <w:top w:val="single" w:sz="6" w:color="5A6068"/>
-                    <w:left w:val="single" w:sz="6" w:color="5A6068"/>
-                    <w:bottom w:val="single" w:sz="6" w:color="5A6068"/>
-                    <w:right w:val="single" w:sz="6" w:color="5A6068"/>
-                  </w:tcBorders>
-                  <w:vAlign w:val="center"/>
-                  <w:tcMar>
-                    <w:top w:w="0" w:type="dxa"/>
-                    <w:left w:w="0" w:type="dxa"/>
-                    <w:bottom w:w="0" w:type="dxa"/>
-                    <w:right w:w="0" w:type="dxa"/>
-                  </w:tcMar>
-                </w:tcPr>
-                <w:p>
-                  <w:pPr>
-                    <w:spacing w:after="0"/>
-                    <w:jc w:val="center"/>
-                  </w:pPr>
-                  <w:r>
-                    <w:rPr>
-                      <w:rFonts w:ascii="Trade Gothic Next" w:hAnsi="Trade Gothic Next"/>
-                      <w:b/>
-                      <w:color w:val="4A2466"/>
-                      <w:sz w:val="20"/>
-                      <w:u w:val="none"/>
-                    </w:rPr>
-                    <w:t>↑↓</w:t>
-                  </w:r>
-                </w:p>
-              </w:tc>
-              <w:tc>
-                <w:tcPr>
-                  <w:tcW w:type="dxa" w:w="317"/>
-                  <w:vAlign w:val="center"/>
-                  <w:tcMar>
-                    <w:top w:w="0" w:type="dxa"/>
-                    <w:left w:w="0" w:type="dxa"/>
-                    <w:bottom w:w="0" w:type="dxa"/>
-                    <w:right w:w="10" w:type="dxa"/>
-                  </w:tcMar>
-                </w:tcPr>
-                <w:p>
-                  <w:pPr>
-                    <w:spacing w:after="0"/>
-                    <w:jc w:val="right"/>
-                  </w:pPr>
-                  <w:r>
-                    <w:rPr>
-                      <w:rFonts w:ascii="Trade Gothic Next" w:hAnsi="Trade Gothic Next"/>
-                      <w:b/>
-                      <w:color w:val="55604F"/>
-                      <w:sz w:val="16"/>
-                      <w:u w:val="none"/>
-                    </w:rPr>
-                    <w:t>3s</w:t>
-                  </w:r>
-                </w:p>
-              </w:tc>
-              <w:tc>
-                <w:tcPr>
-                  <w:tcW w:type="dxa" w:w="274"/>
-                  <w:tcBorders>
-                    <w:top w:val="single" w:sz="6" w:color="5A6068"/>
-                    <w:left w:val="single" w:sz="6" w:color="5A6068"/>
-                    <w:bottom w:val="single" w:sz="6" w:color="5A6068"/>
-                    <w:right w:val="single" w:sz="6" w:color="5A6068"/>
-                  </w:tcBorders>
-                  <w:vAlign w:val="center"/>
-                  <w:tcMar>
-                    <w:top w:w="0" w:type="dxa"/>
-                    <w:left w:w="0" w:type="dxa"/>
-                    <w:bottom w:w="0" w:type="dxa"/>
-                    <w:right w:w="0" w:type="dxa"/>
-                  </w:tcMar>
-                </w:tcPr>
-                <w:p>
-                  <w:pPr>
-                    <w:spacing w:after="0"/>
-                    <w:jc w:val="center"/>
-                  </w:pPr>
-                  <w:r>
-                    <w:rPr>
-                      <w:rFonts w:ascii="Trade Gothic Next" w:hAnsi="Trade Gothic Next"/>
-                      <w:b/>
-                      <w:color w:val="4A2466"/>
-                      <w:sz w:val="20"/>
-                      <w:u w:val="none"/>
-                    </w:rPr>
-                    <w:t>↑↓</w:t>
-                  </w:r>
-                </w:p>
-              </w:tc>
-              <w:tc>
-                <w:tcPr>
-                  <w:tcW w:type="dxa" w:w="317"/>
-                  <w:vAlign w:val="center"/>
-                  <w:tcMar>
-                    <w:top w:w="0" w:type="dxa"/>
-                    <w:left w:w="0" w:type="dxa"/>
-                    <w:bottom w:w="0" w:type="dxa"/>
-                    <w:right w:w="10" w:type="dxa"/>
-                  </w:tcMar>
-                </w:tcPr>
-                <w:p>
-                  <w:pPr>
-                    <w:spacing w:after="0"/>
-                    <w:jc w:val="right"/>
-                  </w:pPr>
-                  <w:r>
-                    <w:rPr>
-                      <w:rFonts w:ascii="Trade Gothic Next" w:hAnsi="Trade Gothic Next"/>
-                      <w:b/>
-                      <w:color w:val="55604F"/>
-                      <w:sz w:val="16"/>
-                      <w:u w:val="none"/>
-                    </w:rPr>
-                    <w:t>3p</w:t>
-                  </w:r>
-                </w:p>
-              </w:tc>
-              <w:tc>
-                <w:tcPr>
-                  <w:tcW w:type="dxa" w:w="274"/>
-                  <w:tcBorders>
-                    <w:top w:val="single" w:sz="6" w:color="5A6068"/>
-                    <w:left w:val="single" w:sz="6" w:color="5A6068"/>
-                    <w:bottom w:val="single" w:sz="6" w:color="5A6068"/>
-                    <w:right w:val="single" w:sz="6" w:color="5A6068"/>
-                  </w:tcBorders>
-                  <w:vAlign w:val="center"/>
-                  <w:tcMar>
-                    <w:top w:w="0" w:type="dxa"/>
-                    <w:left w:w="0" w:type="dxa"/>
-                    <w:bottom w:w="0" w:type="dxa"/>
-                    <w:right w:w="0" w:type="dxa"/>
-                  </w:tcMar>
-                </w:tcPr>
-                <w:p>
-                  <w:pPr>
-                    <w:spacing w:after="0"/>
-                    <w:jc w:val="center"/>
-                  </w:pPr>
-                  <w:r>
-                    <w:rPr>
-                      <w:rFonts w:ascii="Trade Gothic Next" w:hAnsi="Trade Gothic Next"/>
-                      <w:b/>
-                      <w:color w:val="4A2466"/>
-                      <w:sz w:val="20"/>
-                      <w:u w:val="none"/>
-                    </w:rPr>
-                    <w:t>↑↓</w:t>
-                  </w:r>
-                </w:p>
-              </w:tc>
-              <w:tc>
-                <w:tcPr>
-                  <w:tcW w:type="dxa" w:w="274"/>
-                  <w:tcBorders>
-                    <w:top w:val="single" w:sz="6" w:color="5A6068"/>
-                    <w:left w:val="single" w:sz="6" w:color="5A6068"/>
-                    <w:bottom w:val="single" w:sz="6" w:color="5A6068"/>
-                    <w:right w:val="single" w:sz="6" w:color="5A6068"/>
-                  </w:tcBorders>
-                  <w:vAlign w:val="center"/>
-                  <w:tcMar>
-                    <w:top w:w="0" w:type="dxa"/>
-                    <w:left w:w="0" w:type="dxa"/>
-                    <w:bottom w:w="0" w:type="dxa"/>
-                    <w:right w:w="0" w:type="dxa"/>
-                  </w:tcMar>
-                </w:tcPr>
-                <w:p>
-                  <w:pPr>
-                    <w:spacing w:after="0"/>
-                    <w:jc w:val="center"/>
-                  </w:pPr>
-                  <w:r>
-                    <w:rPr>
-                      <w:rFonts w:ascii="Trade Gothic Next" w:hAnsi="Trade Gothic Next"/>
-                      <w:b/>
-                      <w:color w:val="4A2466"/>
-                      <w:sz w:val="20"/>
-                      <w:u w:val="none"/>
-                    </w:rPr>
-                    <w:t>↑↓</w:t>
-                  </w:r>
-                </w:p>
-              </w:tc>
-              <w:tc>
-                <w:tcPr>
-                  <w:tcW w:type="dxa" w:w="274"/>
-                  <w:tcBorders>
-                    <w:top w:val="single" w:sz="6" w:color="5A6068"/>
-                    <w:left w:val="single" w:sz="6" w:color="5A6068"/>
-                    <w:bottom w:val="single" w:sz="6" w:color="5A6068"/>
-                    <w:right w:val="single" w:sz="6" w:color="5A6068"/>
-                  </w:tcBorders>
-                  <w:vAlign w:val="center"/>
-                  <w:tcMar>
-                    <w:top w:w="0" w:type="dxa"/>
-                    <w:left w:w="0" w:type="dxa"/>
-                    <w:bottom w:w="0" w:type="dxa"/>
-                    <w:right w:w="0" w:type="dxa"/>
-                  </w:tcMar>
-                </w:tcPr>
-                <w:p>
-                  <w:pPr>
-                    <w:spacing w:after="0"/>
-                    <w:jc w:val="center"/>
-                  </w:pPr>
-                  <w:r>
-                    <w:rPr>
-                      <w:rFonts w:ascii="Trade Gothic Next" w:hAnsi="Trade Gothic Next"/>
-                      <w:b/>
-                      <w:color w:val="4A2466"/>
-                      <w:sz w:val="20"/>
-                      <w:u w:val="none"/>
-                    </w:rPr>
-                    <w:t>↑</w:t>
+                    <w:t>Arsenic</w:t>
                   </w:r>
                 </w:p>
               </w:tc>
@@ -4255,41 +1925,1219 @@
               <w:spacing w:before="0" w:after="0" w:line="20" w:lineRule="exact"/>
             </w:pPr>
           </w:p>
+        </w:tc>
+        <w:tc>
+          <w:tcPr>
+            <w:tcW w:type="dxa" w:w="8640"/>
+            <w:vAlign w:val="center"/>
+            <w:tcMar>
+              <w:top w:w="10" w:type="dxa"/>
+              <w:left w:w="60" w:type="dxa"/>
+              <w:bottom w:w="10" w:type="dxa"/>
+              <w:right w:w="60" w:type="dxa"/>
+            </w:tcMar>
+          </w:tcPr>
           <w:p>
             <w:pPr>
               <w:spacing w:after="0"/>
+              <w:jc w:val="left"/>
+              <w:spacing w:before="0" w:after="0" w:line="20" w:lineRule="exact"/>
             </w:pPr>
-            <w:r>
-              <w:rPr>
-                <w:rFonts w:ascii="ShullHand" w:hAnsi="ShullHand"/>
-                <w:color w:val="16609A"/>
-                <w:sz w:val="20"/>
-              </w:rPr>
-              <w:t xml:space="preserve">→ one arrow in each box before pairing, </w:t>
-            </w:r>
-            <w:r>
-              <w:rPr>
-                <w:rFonts w:ascii="Patrick Hand" w:hAnsi="Patrick Hand"/>
-                <w:color w:val="16609A"/>
-                <w:sz w:val="20"/>
-              </w:rPr>
-              <w:t>1</w:t>
-            </w:r>
-            <w:r>
-              <w:rPr>
-                <w:rFonts w:ascii="ShullHand" w:hAnsi="ShullHand"/>
-                <w:color w:val="16609A"/>
-                <w:sz w:val="20"/>
-              </w:rPr>
-              <w:t xml:space="preserve"> unpaired</w:t>
-            </w:r>
+          </w:p>
+          <w:tbl>
+            <w:tblPr>
+              <w:tblW w:type="auto" w:w="0"/>
+              <w:tblLayout w:type="fixed"/>
+              <w:tblLook w:firstColumn="1" w:firstRow="1" w:lastColumn="0" w:lastRow="0" w:noHBand="0" w:noVBand="1" w:val="04A0"/>
+              <w:tblLayout w:type="fixed"/>
+            </w:tblPr>
+            <w:tblGrid>
+              <w:gridCol w:w="2232"/>
+              <w:gridCol w:w="6264"/>
+            </w:tblGrid>
+            <w:tr>
+              <w:trPr>
+                <w:cantSplit/>
+                <w:trHeight w:val="518" w:hRule="atLeast"/>
+              </w:trPr>
+              <w:tc>
+                <w:tcPr>
+                  <w:tcW w:type="dxa" w:w="2232"/>
+                  <w:vAlign w:val="bottom"/>
+                  <w:tcMar>
+                    <w:top w:w="0" w:type="dxa"/>
+                    <w:left w:w="0" w:type="dxa"/>
+                    <w:bottom w:w="10" w:type="dxa"/>
+                    <w:right w:w="0" w:type="dxa"/>
+                  </w:tcMar>
+                </w:tcPr>
+                <w:p>
+                  <w:pPr>
+                    <w:spacing w:after="0"/>
+                  </w:pPr>
+                  <w:r>
+                    <w:rPr>
+                      <w:rFonts w:ascii="Trade Gothic Next" w:hAnsi="Trade Gothic Next"/>
+                      <w:b/>
+                      <w:color w:val="14161B"/>
+                      <w:sz w:val="18"/>
+                      <w:u w:val="none"/>
+                    </w:rPr>
+                    <w:t>Electron configuration</w:t>
+                  </w:r>
+                </w:p>
+              </w:tc>
+              <w:tc>
+                <w:tcPr>
+                  <w:tcW w:type="dxa" w:w="6264"/>
+                  <w:vAlign w:val="bottom"/>
+                  <w:tcMar>
+                    <w:top w:w="0" w:type="dxa"/>
+                    <w:left w:w="0" w:type="dxa"/>
+                    <w:bottom w:w="10" w:type="dxa"/>
+                    <w:right w:w="0" w:type="dxa"/>
+                  </w:tcMar>
+                  <w:tcBorders>
+                    <w:bottom w:val="single" w:sz="6" w:color="C8CDC2"/>
+                  </w:tcBorders>
+                </w:tcPr>
+                <w:p>
+                  <w:pPr>
+                    <w:spacing w:after="0"/>
+                  </w:pPr>
+                  <w:r>
+                    <w:rPr>
+                      <w:rFonts w:ascii="Patrick Hand" w:hAnsi="Patrick Hand"/>
+                      <w:color w:val="4A2466"/>
+                      <w:sz w:val="24"/>
+                      <w:bdr w:val="single" w:sz="8" w:space="1" w:color="9F1D2C"/>
+                    </w:rPr>
+                    <w:t>1s</w:t>
+                  </w:r>
+                  <w:r>
+                    <w:rPr>
+                      <w:rFonts w:ascii="Patrick Hand" w:hAnsi="Patrick Hand"/>
+                      <w:color w:val="4A2466"/>
+                      <w:sz w:val="24"/>
+                      <w:vertAlign w:val="superscript"/>
+                      <w:bdr w:val="single" w:sz="8" w:space="1" w:color="9F1D2C"/>
+                    </w:rPr>
+                    <w:t>2</w:t>
+                  </w:r>
+                  <w:r>
+                    <w:rPr>
+                      <w:rFonts w:ascii="Patrick Hand" w:hAnsi="Patrick Hand"/>
+                      <w:color w:val="4A2466"/>
+                      <w:sz w:val="24"/>
+                      <w:bdr w:val="single" w:sz="8" w:space="1" w:color="9F1D2C"/>
+                    </w:rPr>
+                    <w:t xml:space="preserve"> </w:t>
+                  </w:r>
+                  <w:r>
+                    <w:rPr>
+                      <w:rFonts w:ascii="Patrick Hand" w:hAnsi="Patrick Hand"/>
+                      <w:color w:val="4A2466"/>
+                      <w:sz w:val="24"/>
+                      <w:bdr w:val="single" w:sz="8" w:space="1" w:color="9F1D2C"/>
+                    </w:rPr>
+                    <w:t>2s</w:t>
+                  </w:r>
+                  <w:r>
+                    <w:rPr>
+                      <w:rFonts w:ascii="Patrick Hand" w:hAnsi="Patrick Hand"/>
+                      <w:color w:val="4A2466"/>
+                      <w:sz w:val="24"/>
+                      <w:vertAlign w:val="superscript"/>
+                      <w:bdr w:val="single" w:sz="8" w:space="1" w:color="9F1D2C"/>
+                    </w:rPr>
+                    <w:t>2</w:t>
+                  </w:r>
+                  <w:r>
+                    <w:rPr>
+                      <w:rFonts w:ascii="Patrick Hand" w:hAnsi="Patrick Hand"/>
+                      <w:color w:val="4A2466"/>
+                      <w:sz w:val="24"/>
+                      <w:bdr w:val="single" w:sz="8" w:space="1" w:color="9F1D2C"/>
+                    </w:rPr>
+                    <w:t xml:space="preserve"> </w:t>
+                  </w:r>
+                  <w:r>
+                    <w:rPr>
+                      <w:rFonts w:ascii="Patrick Hand" w:hAnsi="Patrick Hand"/>
+                      <w:color w:val="4A2466"/>
+                      <w:sz w:val="24"/>
+                      <w:bdr w:val="single" w:sz="8" w:space="1" w:color="9F1D2C"/>
+                    </w:rPr>
+                    <w:t>2p</w:t>
+                  </w:r>
+                  <w:r>
+                    <w:rPr>
+                      <w:rFonts w:ascii="Patrick Hand" w:hAnsi="Patrick Hand"/>
+                      <w:color w:val="4A2466"/>
+                      <w:sz w:val="24"/>
+                      <w:vertAlign w:val="superscript"/>
+                      <w:bdr w:val="single" w:sz="8" w:space="1" w:color="9F1D2C"/>
+                    </w:rPr>
+                    <w:t>6</w:t>
+                  </w:r>
+                  <w:r>
+                    <w:rPr>
+                      <w:rFonts w:ascii="Patrick Hand" w:hAnsi="Patrick Hand"/>
+                      <w:color w:val="4A2466"/>
+                      <w:sz w:val="24"/>
+                      <w:bdr w:val="single" w:sz="8" w:space="1" w:color="9F1D2C"/>
+                    </w:rPr>
+                    <w:t xml:space="preserve"> </w:t>
+                  </w:r>
+                  <w:r>
+                    <w:rPr>
+                      <w:rFonts w:ascii="Patrick Hand" w:hAnsi="Patrick Hand"/>
+                      <w:color w:val="4A2466"/>
+                      <w:sz w:val="24"/>
+                      <w:bdr w:val="single" w:sz="8" w:space="1" w:color="9F1D2C"/>
+                    </w:rPr>
+                    <w:t>3s</w:t>
+                  </w:r>
+                  <w:r>
+                    <w:rPr>
+                      <w:rFonts w:ascii="Patrick Hand" w:hAnsi="Patrick Hand"/>
+                      <w:color w:val="4A2466"/>
+                      <w:sz w:val="24"/>
+                      <w:vertAlign w:val="superscript"/>
+                      <w:bdr w:val="single" w:sz="8" w:space="1" w:color="9F1D2C"/>
+                    </w:rPr>
+                    <w:t>2</w:t>
+                  </w:r>
+                  <w:r>
+                    <w:rPr>
+                      <w:rFonts w:ascii="Patrick Hand" w:hAnsi="Patrick Hand"/>
+                      <w:color w:val="4A2466"/>
+                      <w:sz w:val="24"/>
+                      <w:bdr w:val="single" w:sz="8" w:space="1" w:color="9F1D2C"/>
+                    </w:rPr>
+                    <w:t xml:space="preserve"> </w:t>
+                  </w:r>
+                  <w:r>
+                    <w:rPr>
+                      <w:rFonts w:ascii="Patrick Hand" w:hAnsi="Patrick Hand"/>
+                      <w:color w:val="4A2466"/>
+                      <w:sz w:val="24"/>
+                      <w:bdr w:val="single" w:sz="8" w:space="1" w:color="9F1D2C"/>
+                    </w:rPr>
+                    <w:t>3p</w:t>
+                  </w:r>
+                  <w:r>
+                    <w:rPr>
+                      <w:rFonts w:ascii="Patrick Hand" w:hAnsi="Patrick Hand"/>
+                      <w:color w:val="4A2466"/>
+                      <w:sz w:val="24"/>
+                      <w:vertAlign w:val="superscript"/>
+                      <w:bdr w:val="single" w:sz="8" w:space="1" w:color="9F1D2C"/>
+                    </w:rPr>
+                    <w:t>6</w:t>
+                  </w:r>
+                  <w:r>
+                    <w:rPr>
+                      <w:rFonts w:ascii="Patrick Hand" w:hAnsi="Patrick Hand"/>
+                      <w:color w:val="4A2466"/>
+                      <w:sz w:val="24"/>
+                      <w:bdr w:val="single" w:sz="8" w:space="1" w:color="9F1D2C"/>
+                    </w:rPr>
+                    <w:t xml:space="preserve"> </w:t>
+                  </w:r>
+                  <w:r>
+                    <w:rPr>
+                      <w:rFonts w:ascii="Patrick Hand" w:hAnsi="Patrick Hand"/>
+                      <w:color w:val="4A2466"/>
+                      <w:sz w:val="24"/>
+                      <w:bdr w:val="single" w:sz="8" w:space="1" w:color="9F1D2C"/>
+                    </w:rPr>
+                    <w:t>4s</w:t>
+                  </w:r>
+                  <w:r>
+                    <w:rPr>
+                      <w:rFonts w:ascii="Patrick Hand" w:hAnsi="Patrick Hand"/>
+                      <w:color w:val="4A2466"/>
+                      <w:sz w:val="24"/>
+                      <w:vertAlign w:val="superscript"/>
+                      <w:bdr w:val="single" w:sz="8" w:space="1" w:color="9F1D2C"/>
+                    </w:rPr>
+                    <w:t>2</w:t>
+                  </w:r>
+                  <w:r>
+                    <w:rPr>
+                      <w:rFonts w:ascii="Patrick Hand" w:hAnsi="Patrick Hand"/>
+                      <w:color w:val="4A2466"/>
+                      <w:sz w:val="24"/>
+                      <w:bdr w:val="single" w:sz="8" w:space="1" w:color="9F1D2C"/>
+                    </w:rPr>
+                    <w:t xml:space="preserve"> </w:t>
+                  </w:r>
+                  <w:r>
+                    <w:rPr>
+                      <w:rFonts w:ascii="Patrick Hand" w:hAnsi="Patrick Hand"/>
+                      <w:color w:val="4A2466"/>
+                      <w:sz w:val="24"/>
+                      <w:bdr w:val="single" w:sz="8" w:space="1" w:color="9F1D2C"/>
+                    </w:rPr>
+                    <w:t>3d</w:t>
+                  </w:r>
+                  <w:r>
+                    <w:rPr>
+                      <w:rFonts w:ascii="Patrick Hand" w:hAnsi="Patrick Hand"/>
+                      <w:color w:val="4A2466"/>
+                      <w:sz w:val="24"/>
+                      <w:vertAlign w:val="superscript"/>
+                      <w:bdr w:val="single" w:sz="8" w:space="1" w:color="9F1D2C"/>
+                    </w:rPr>
+                    <w:t>10</w:t>
+                  </w:r>
+                  <w:r>
+                    <w:rPr>
+                      <w:rFonts w:ascii="Patrick Hand" w:hAnsi="Patrick Hand"/>
+                      <w:color w:val="4A2466"/>
+                      <w:sz w:val="24"/>
+                      <w:bdr w:val="single" w:sz="8" w:space="1" w:color="9F1D2C"/>
+                    </w:rPr>
+                    <w:t xml:space="preserve"> </w:t>
+                  </w:r>
+                  <w:r>
+                    <w:rPr>
+                      <w:rFonts w:ascii="Patrick Hand" w:hAnsi="Patrick Hand"/>
+                      <w:color w:val="4A2466"/>
+                      <w:sz w:val="24"/>
+                      <w:bdr w:val="single" w:sz="8" w:space="1" w:color="9F1D2C"/>
+                    </w:rPr>
+                    <w:t>4p</w:t>
+                  </w:r>
+                  <w:r>
+                    <w:rPr>
+                      <w:rFonts w:ascii="Patrick Hand" w:hAnsi="Patrick Hand"/>
+                      <w:color w:val="4A2466"/>
+                      <w:sz w:val="24"/>
+                      <w:vertAlign w:val="superscript"/>
+                      <w:bdr w:val="single" w:sz="8" w:space="1" w:color="9F1D2C"/>
+                    </w:rPr>
+                    <w:t>3</w:t>
+                  </w:r>
+                </w:p>
+              </w:tc>
+            </w:tr>
+          </w:tbl>
+          <w:p>
+            <w:pPr>
+              <w:spacing w:before="0" w:after="0" w:line="20" w:lineRule="exact"/>
+            </w:pPr>
+          </w:p>
+          <w:tbl>
+            <w:tblPr>
+              <w:tblW w:type="auto" w:w="0"/>
+              <w:tblLayout w:type="fixed"/>
+              <w:tblLook w:firstColumn="1" w:firstRow="1" w:lastColumn="0" w:lastRow="0" w:noHBand="0" w:noVBand="1" w:val="04A0"/>
+              <w:tblLayout w:type="fixed"/>
+            </w:tblPr>
+            <w:tblGrid>
+              <w:gridCol w:w="8496"/>
+            </w:tblGrid>
+            <w:tr>
+              <w:trPr>
+                <w:cantSplit/>
+                <w:trHeight w:val="1036" w:hRule="atLeast"/>
+              </w:trPr>
+              <w:tc>
+                <w:tcPr>
+                  <w:tcW w:type="dxa" w:w="8496"/>
+                  <w:tcBorders>
+                    <w:top w:val="single" w:sz="6" w:color="C8CDC2"/>
+                    <w:left w:val="single" w:sz="6" w:color="C8CDC2"/>
+                    <w:bottom w:val="single" w:sz="6" w:color="C8CDC2"/>
+                    <w:right w:val="single" w:sz="6" w:color="C8CDC2"/>
+                  </w:tcBorders>
+                  <w:vAlign w:val="center"/>
+                  <w:tcMar>
+                    <w:top w:w="20" w:type="dxa"/>
+                    <w:left w:w="60" w:type="dxa"/>
+                    <w:bottom w:w="20" w:type="dxa"/>
+                    <w:right w:w="60" w:type="dxa"/>
+                  </w:tcMar>
+                </w:tcPr>
+                <w:p>
+                  <w:pPr>
+                    <w:spacing w:after="0"/>
+                    <w:jc w:val="left"/>
+                  </w:pPr>
+                  <w:r>
+                    <w:rPr>
+                      <w:rFonts w:ascii="Trade Gothic Next" w:hAnsi="Trade Gothic Next"/>
+                      <w:b/>
+                      <w:color w:val="55604F"/>
+                      <w:sz w:val="15"/>
+                      <w:u w:val="none"/>
+                    </w:rPr>
+                    <w:t>ORBITAL DIAGRAM</w:t>
+                  </w:r>
+                </w:p>
+                <w:tbl>
+                  <w:tblPr>
+                    <w:tblW w:type="auto" w:w="0"/>
+                    <w:tblLayout w:type="fixed"/>
+                    <w:tblLook w:firstColumn="1" w:firstRow="1" w:lastColumn="0" w:lastRow="0" w:noHBand="0" w:noVBand="1" w:val="04A0"/>
+                    <w:tblLayout w:type="fixed"/>
+                  </w:tblPr>
+                  <w:tblGrid>
+                    <w:gridCol w:w="317"/>
+                    <w:gridCol w:w="274"/>
+                    <w:gridCol w:w="317"/>
+                    <w:gridCol w:w="274"/>
+                    <w:gridCol w:w="317"/>
+                    <w:gridCol w:w="274"/>
+                    <w:gridCol w:w="274"/>
+                    <w:gridCol w:w="274"/>
+                    <w:gridCol w:w="317"/>
+                    <w:gridCol w:w="274"/>
+                    <w:gridCol w:w="317"/>
+                    <w:gridCol w:w="274"/>
+                    <w:gridCol w:w="274"/>
+                    <w:gridCol w:w="274"/>
+                    <w:gridCol w:w="317"/>
+                    <w:gridCol w:w="274"/>
+                    <w:gridCol w:w="317"/>
+                    <w:gridCol w:w="274"/>
+                    <w:gridCol w:w="274"/>
+                    <w:gridCol w:w="274"/>
+                    <w:gridCol w:w="274"/>
+                    <w:gridCol w:w="274"/>
+                    <w:gridCol w:w="317"/>
+                    <w:gridCol w:w="274"/>
+                    <w:gridCol w:w="274"/>
+                    <w:gridCol w:w="274"/>
+                  </w:tblGrid>
+                  <w:tr>
+                    <w:trPr>
+                      <w:cantSplit/>
+                      <w:trHeight w:val="432" w:hRule="atLeast"/>
+                    </w:trPr>
+                    <w:tc>
+                      <w:tcPr>
+                        <w:tcW w:type="dxa" w:w="317"/>
+                        <w:vAlign w:val="center"/>
+                        <w:tcMar>
+                          <w:top w:w="0" w:type="dxa"/>
+                          <w:left w:w="0" w:type="dxa"/>
+                          <w:bottom w:w="0" w:type="dxa"/>
+                          <w:right w:w="10" w:type="dxa"/>
+                        </w:tcMar>
+                      </w:tcPr>
+                      <w:p>
+                        <w:pPr>
+                          <w:spacing w:after="0"/>
+                          <w:jc w:val="right"/>
+                        </w:pPr>
+                        <w:r>
+                          <w:rPr>
+                            <w:rFonts w:ascii="Trade Gothic Next" w:hAnsi="Trade Gothic Next"/>
+                            <w:b/>
+                            <w:color w:val="55604F"/>
+                            <w:sz w:val="16"/>
+                            <w:u w:val="none"/>
+                          </w:rPr>
+                          <w:t>1s</w:t>
+                        </w:r>
+                      </w:p>
+                    </w:tc>
+                    <w:tc>
+                      <w:tcPr>
+                        <w:tcW w:type="dxa" w:w="274"/>
+                        <w:tcBorders>
+                          <w:top w:val="single" w:sz="6" w:color="5A6068"/>
+                          <w:left w:val="single" w:sz="6" w:color="5A6068"/>
+                          <w:bottom w:val="single" w:sz="6" w:color="5A6068"/>
+                          <w:right w:val="single" w:sz="6" w:color="5A6068"/>
+                        </w:tcBorders>
+                        <w:vAlign w:val="center"/>
+                        <w:tcMar>
+                          <w:top w:w="0" w:type="dxa"/>
+                          <w:left w:w="0" w:type="dxa"/>
+                          <w:bottom w:w="0" w:type="dxa"/>
+                          <w:right w:w="0" w:type="dxa"/>
+                        </w:tcMar>
+                      </w:tcPr>
+                      <w:p>
+                        <w:pPr>
+                          <w:spacing w:after="0"/>
+                          <w:jc w:val="center"/>
+                        </w:pPr>
+                        <w:r>
+                          <w:rPr>
+                            <w:rFonts w:ascii="ShullHand" w:hAnsi="ShullHand"/>
+                            <w:color w:val="4A2466"/>
+                            <w:sz w:val="20"/>
+                          </w:rPr>
+                          <w:t>↑↓</w:t>
+                        </w:r>
+                      </w:p>
+                    </w:tc>
+                    <w:tc>
+                      <w:tcPr>
+                        <w:tcW w:type="dxa" w:w="317"/>
+                        <w:vAlign w:val="center"/>
+                        <w:tcMar>
+                          <w:top w:w="0" w:type="dxa"/>
+                          <w:left w:w="0" w:type="dxa"/>
+                          <w:bottom w:w="0" w:type="dxa"/>
+                          <w:right w:w="10" w:type="dxa"/>
+                        </w:tcMar>
+                      </w:tcPr>
+                      <w:p>
+                        <w:pPr>
+                          <w:spacing w:after="0"/>
+                          <w:jc w:val="right"/>
+                        </w:pPr>
+                        <w:r>
+                          <w:rPr>
+                            <w:rFonts w:ascii="Trade Gothic Next" w:hAnsi="Trade Gothic Next"/>
+                            <w:b/>
+                            <w:color w:val="55604F"/>
+                            <w:sz w:val="16"/>
+                            <w:u w:val="none"/>
+                          </w:rPr>
+                          <w:t>2s</w:t>
+                        </w:r>
+                      </w:p>
+                    </w:tc>
+                    <w:tc>
+                      <w:tcPr>
+                        <w:tcW w:type="dxa" w:w="274"/>
+                        <w:tcBorders>
+                          <w:top w:val="single" w:sz="6" w:color="5A6068"/>
+                          <w:left w:val="single" w:sz="6" w:color="5A6068"/>
+                          <w:bottom w:val="single" w:sz="6" w:color="5A6068"/>
+                          <w:right w:val="single" w:sz="6" w:color="5A6068"/>
+                        </w:tcBorders>
+                        <w:vAlign w:val="center"/>
+                        <w:tcMar>
+                          <w:top w:w="0" w:type="dxa"/>
+                          <w:left w:w="0" w:type="dxa"/>
+                          <w:bottom w:w="0" w:type="dxa"/>
+                          <w:right w:w="0" w:type="dxa"/>
+                        </w:tcMar>
+                      </w:tcPr>
+                      <w:p>
+                        <w:pPr>
+                          <w:spacing w:after="0"/>
+                          <w:jc w:val="center"/>
+                        </w:pPr>
+                        <w:r>
+                          <w:rPr>
+                            <w:rFonts w:ascii="ShullHand" w:hAnsi="ShullHand"/>
+                            <w:color w:val="4A2466"/>
+                            <w:sz w:val="20"/>
+                          </w:rPr>
+                          <w:t>↑↓</w:t>
+                        </w:r>
+                      </w:p>
+                    </w:tc>
+                    <w:tc>
+                      <w:tcPr>
+                        <w:tcW w:type="dxa" w:w="317"/>
+                        <w:vAlign w:val="center"/>
+                        <w:tcMar>
+                          <w:top w:w="0" w:type="dxa"/>
+                          <w:left w:w="0" w:type="dxa"/>
+                          <w:bottom w:w="0" w:type="dxa"/>
+                          <w:right w:w="10" w:type="dxa"/>
+                        </w:tcMar>
+                      </w:tcPr>
+                      <w:p>
+                        <w:pPr>
+                          <w:spacing w:after="0"/>
+                          <w:jc w:val="right"/>
+                        </w:pPr>
+                        <w:r>
+                          <w:rPr>
+                            <w:rFonts w:ascii="Trade Gothic Next" w:hAnsi="Trade Gothic Next"/>
+                            <w:b/>
+                            <w:color w:val="55604F"/>
+                            <w:sz w:val="16"/>
+                            <w:u w:val="none"/>
+                          </w:rPr>
+                          <w:t>2p</w:t>
+                        </w:r>
+                      </w:p>
+                    </w:tc>
+                    <w:tc>
+                      <w:tcPr>
+                        <w:tcW w:type="dxa" w:w="274"/>
+                        <w:tcBorders>
+                          <w:top w:val="single" w:sz="6" w:color="5A6068"/>
+                          <w:left w:val="single" w:sz="6" w:color="5A6068"/>
+                          <w:bottom w:val="single" w:sz="6" w:color="5A6068"/>
+                          <w:right w:val="single" w:sz="6" w:color="5A6068"/>
+                        </w:tcBorders>
+                        <w:vAlign w:val="center"/>
+                        <w:tcMar>
+                          <w:top w:w="0" w:type="dxa"/>
+                          <w:left w:w="0" w:type="dxa"/>
+                          <w:bottom w:w="0" w:type="dxa"/>
+                          <w:right w:w="0" w:type="dxa"/>
+                        </w:tcMar>
+                      </w:tcPr>
+                      <w:p>
+                        <w:pPr>
+                          <w:spacing w:after="0"/>
+                          <w:jc w:val="center"/>
+                        </w:pPr>
+                        <w:r>
+                          <w:rPr>
+                            <w:rFonts w:ascii="ShullHand" w:hAnsi="ShullHand"/>
+                            <w:color w:val="4A2466"/>
+                            <w:sz w:val="20"/>
+                          </w:rPr>
+                          <w:t>↑↓</w:t>
+                        </w:r>
+                      </w:p>
+                    </w:tc>
+                    <w:tc>
+                      <w:tcPr>
+                        <w:tcW w:type="dxa" w:w="274"/>
+                        <w:tcBorders>
+                          <w:top w:val="single" w:sz="6" w:color="5A6068"/>
+                          <w:left w:val="single" w:sz="6" w:color="5A6068"/>
+                          <w:bottom w:val="single" w:sz="6" w:color="5A6068"/>
+                          <w:right w:val="single" w:sz="6" w:color="5A6068"/>
+                        </w:tcBorders>
+                        <w:vAlign w:val="center"/>
+                        <w:tcMar>
+                          <w:top w:w="0" w:type="dxa"/>
+                          <w:left w:w="0" w:type="dxa"/>
+                          <w:bottom w:w="0" w:type="dxa"/>
+                          <w:right w:w="0" w:type="dxa"/>
+                        </w:tcMar>
+                      </w:tcPr>
+                      <w:p>
+                        <w:pPr>
+                          <w:spacing w:after="0"/>
+                          <w:jc w:val="center"/>
+                        </w:pPr>
+                        <w:r>
+                          <w:rPr>
+                            <w:rFonts w:ascii="ShullHand" w:hAnsi="ShullHand"/>
+                            <w:color w:val="4A2466"/>
+                            <w:sz w:val="20"/>
+                          </w:rPr>
+                          <w:t>↑↓</w:t>
+                        </w:r>
+                      </w:p>
+                    </w:tc>
+                    <w:tc>
+                      <w:tcPr>
+                        <w:tcW w:type="dxa" w:w="274"/>
+                        <w:tcBorders>
+                          <w:top w:val="single" w:sz="6" w:color="5A6068"/>
+                          <w:left w:val="single" w:sz="6" w:color="5A6068"/>
+                          <w:bottom w:val="single" w:sz="6" w:color="5A6068"/>
+                          <w:right w:val="single" w:sz="6" w:color="5A6068"/>
+                        </w:tcBorders>
+                        <w:vAlign w:val="center"/>
+                        <w:tcMar>
+                          <w:top w:w="0" w:type="dxa"/>
+                          <w:left w:w="0" w:type="dxa"/>
+                          <w:bottom w:w="0" w:type="dxa"/>
+                          <w:right w:w="0" w:type="dxa"/>
+                        </w:tcMar>
+                      </w:tcPr>
+                      <w:p>
+                        <w:pPr>
+                          <w:spacing w:after="0"/>
+                          <w:jc w:val="center"/>
+                        </w:pPr>
+                        <w:r>
+                          <w:rPr>
+                            <w:rFonts w:ascii="ShullHand" w:hAnsi="ShullHand"/>
+                            <w:color w:val="4A2466"/>
+                            <w:sz w:val="20"/>
+                          </w:rPr>
+                          <w:t>↑↓</w:t>
+                        </w:r>
+                      </w:p>
+                    </w:tc>
+                    <w:tc>
+                      <w:tcPr>
+                        <w:tcW w:type="dxa" w:w="317"/>
+                        <w:vAlign w:val="center"/>
+                        <w:tcMar>
+                          <w:top w:w="0" w:type="dxa"/>
+                          <w:left w:w="0" w:type="dxa"/>
+                          <w:bottom w:w="0" w:type="dxa"/>
+                          <w:right w:w="10" w:type="dxa"/>
+                        </w:tcMar>
+                      </w:tcPr>
+                      <w:p>
+                        <w:pPr>
+                          <w:spacing w:after="0"/>
+                          <w:jc w:val="right"/>
+                        </w:pPr>
+                        <w:r>
+                          <w:rPr>
+                            <w:rFonts w:ascii="Trade Gothic Next" w:hAnsi="Trade Gothic Next"/>
+                            <w:b/>
+                            <w:color w:val="55604F"/>
+                            <w:sz w:val="16"/>
+                            <w:u w:val="none"/>
+                          </w:rPr>
+                          <w:t>3s</w:t>
+                        </w:r>
+                      </w:p>
+                    </w:tc>
+                    <w:tc>
+                      <w:tcPr>
+                        <w:tcW w:type="dxa" w:w="274"/>
+                        <w:tcBorders>
+                          <w:top w:val="single" w:sz="6" w:color="5A6068"/>
+                          <w:left w:val="single" w:sz="6" w:color="5A6068"/>
+                          <w:bottom w:val="single" w:sz="6" w:color="5A6068"/>
+                          <w:right w:val="single" w:sz="6" w:color="5A6068"/>
+                        </w:tcBorders>
+                        <w:vAlign w:val="center"/>
+                        <w:tcMar>
+                          <w:top w:w="0" w:type="dxa"/>
+                          <w:left w:w="0" w:type="dxa"/>
+                          <w:bottom w:w="0" w:type="dxa"/>
+                          <w:right w:w="0" w:type="dxa"/>
+                        </w:tcMar>
+                      </w:tcPr>
+                      <w:p>
+                        <w:pPr>
+                          <w:spacing w:after="0"/>
+                          <w:jc w:val="center"/>
+                        </w:pPr>
+                        <w:r>
+                          <w:rPr>
+                            <w:rFonts w:ascii="ShullHand" w:hAnsi="ShullHand"/>
+                            <w:color w:val="4A2466"/>
+                            <w:sz w:val="20"/>
+                          </w:rPr>
+                          <w:t>↑↓</w:t>
+                        </w:r>
+                      </w:p>
+                    </w:tc>
+                    <w:tc>
+                      <w:tcPr>
+                        <w:tcW w:type="dxa" w:w="317"/>
+                        <w:vAlign w:val="center"/>
+                        <w:tcMar>
+                          <w:top w:w="0" w:type="dxa"/>
+                          <w:left w:w="0" w:type="dxa"/>
+                          <w:bottom w:w="0" w:type="dxa"/>
+                          <w:right w:w="10" w:type="dxa"/>
+                        </w:tcMar>
+                      </w:tcPr>
+                      <w:p>
+                        <w:pPr>
+                          <w:spacing w:after="0"/>
+                          <w:jc w:val="right"/>
+                        </w:pPr>
+                        <w:r>
+                          <w:rPr>
+                            <w:rFonts w:ascii="Trade Gothic Next" w:hAnsi="Trade Gothic Next"/>
+                            <w:b/>
+                            <w:color w:val="55604F"/>
+                            <w:sz w:val="16"/>
+                            <w:u w:val="none"/>
+                          </w:rPr>
+                          <w:t>3p</w:t>
+                        </w:r>
+                      </w:p>
+                    </w:tc>
+                    <w:tc>
+                      <w:tcPr>
+                        <w:tcW w:type="dxa" w:w="274"/>
+                        <w:tcBorders>
+                          <w:top w:val="single" w:sz="6" w:color="5A6068"/>
+                          <w:left w:val="single" w:sz="6" w:color="5A6068"/>
+                          <w:bottom w:val="single" w:sz="6" w:color="5A6068"/>
+                          <w:right w:val="single" w:sz="6" w:color="5A6068"/>
+                        </w:tcBorders>
+                        <w:vAlign w:val="center"/>
+                        <w:tcMar>
+                          <w:top w:w="0" w:type="dxa"/>
+                          <w:left w:w="0" w:type="dxa"/>
+                          <w:bottom w:w="0" w:type="dxa"/>
+                          <w:right w:w="0" w:type="dxa"/>
+                        </w:tcMar>
+                      </w:tcPr>
+                      <w:p>
+                        <w:pPr>
+                          <w:spacing w:after="0"/>
+                          <w:jc w:val="center"/>
+                        </w:pPr>
+                        <w:r>
+                          <w:rPr>
+                            <w:rFonts w:ascii="ShullHand" w:hAnsi="ShullHand"/>
+                            <w:color w:val="4A2466"/>
+                            <w:sz w:val="20"/>
+                          </w:rPr>
+                          <w:t>↑↓</w:t>
+                        </w:r>
+                      </w:p>
+                    </w:tc>
+                    <w:tc>
+                      <w:tcPr>
+                        <w:tcW w:type="dxa" w:w="274"/>
+                        <w:tcBorders>
+                          <w:top w:val="single" w:sz="6" w:color="5A6068"/>
+                          <w:left w:val="single" w:sz="6" w:color="5A6068"/>
+                          <w:bottom w:val="single" w:sz="6" w:color="5A6068"/>
+                          <w:right w:val="single" w:sz="6" w:color="5A6068"/>
+                        </w:tcBorders>
+                        <w:vAlign w:val="center"/>
+                        <w:tcMar>
+                          <w:top w:w="0" w:type="dxa"/>
+                          <w:left w:w="0" w:type="dxa"/>
+                          <w:bottom w:w="0" w:type="dxa"/>
+                          <w:right w:w="0" w:type="dxa"/>
+                        </w:tcMar>
+                      </w:tcPr>
+                      <w:p>
+                        <w:pPr>
+                          <w:spacing w:after="0"/>
+                          <w:jc w:val="center"/>
+                        </w:pPr>
+                        <w:r>
+                          <w:rPr>
+                            <w:rFonts w:ascii="ShullHand" w:hAnsi="ShullHand"/>
+                            <w:color w:val="4A2466"/>
+                            <w:sz w:val="20"/>
+                          </w:rPr>
+                          <w:t>↑↓</w:t>
+                        </w:r>
+                      </w:p>
+                    </w:tc>
+                    <w:tc>
+                      <w:tcPr>
+                        <w:tcW w:type="dxa" w:w="274"/>
+                        <w:tcBorders>
+                          <w:top w:val="single" w:sz="6" w:color="5A6068"/>
+                          <w:left w:val="single" w:sz="6" w:color="5A6068"/>
+                          <w:bottom w:val="single" w:sz="6" w:color="5A6068"/>
+                          <w:right w:val="single" w:sz="6" w:color="5A6068"/>
+                        </w:tcBorders>
+                        <w:vAlign w:val="center"/>
+                        <w:tcMar>
+                          <w:top w:w="0" w:type="dxa"/>
+                          <w:left w:w="0" w:type="dxa"/>
+                          <w:bottom w:w="0" w:type="dxa"/>
+                          <w:right w:w="0" w:type="dxa"/>
+                        </w:tcMar>
+                      </w:tcPr>
+                      <w:p>
+                        <w:pPr>
+                          <w:spacing w:after="0"/>
+                          <w:jc w:val="center"/>
+                        </w:pPr>
+                        <w:r>
+                          <w:rPr>
+                            <w:rFonts w:ascii="ShullHand" w:hAnsi="ShullHand"/>
+                            <w:color w:val="4A2466"/>
+                            <w:sz w:val="20"/>
+                          </w:rPr>
+                          <w:t>↑↓</w:t>
+                        </w:r>
+                      </w:p>
+                    </w:tc>
+                    <w:tc>
+                      <w:tcPr>
+                        <w:tcW w:type="dxa" w:w="317"/>
+                        <w:vAlign w:val="center"/>
+                        <w:tcMar>
+                          <w:top w:w="0" w:type="dxa"/>
+                          <w:left w:w="0" w:type="dxa"/>
+                          <w:bottom w:w="0" w:type="dxa"/>
+                          <w:right w:w="10" w:type="dxa"/>
+                        </w:tcMar>
+                      </w:tcPr>
+                      <w:p>
+                        <w:pPr>
+                          <w:spacing w:after="0"/>
+                          <w:jc w:val="right"/>
+                        </w:pPr>
+                        <w:r>
+                          <w:rPr>
+                            <w:rFonts w:ascii="Trade Gothic Next" w:hAnsi="Trade Gothic Next"/>
+                            <w:b/>
+                            <w:color w:val="55604F"/>
+                            <w:sz w:val="16"/>
+                            <w:u w:val="none"/>
+                          </w:rPr>
+                          <w:t>4s</w:t>
+                        </w:r>
+                      </w:p>
+                    </w:tc>
+                    <w:tc>
+                      <w:tcPr>
+                        <w:tcW w:type="dxa" w:w="274"/>
+                        <w:tcBorders>
+                          <w:top w:val="single" w:sz="6" w:color="5A6068"/>
+                          <w:left w:val="single" w:sz="6" w:color="5A6068"/>
+                          <w:bottom w:val="single" w:sz="6" w:color="5A6068"/>
+                          <w:right w:val="single" w:sz="6" w:color="5A6068"/>
+                        </w:tcBorders>
+                        <w:vAlign w:val="center"/>
+                        <w:tcMar>
+                          <w:top w:w="0" w:type="dxa"/>
+                          <w:left w:w="0" w:type="dxa"/>
+                          <w:bottom w:w="0" w:type="dxa"/>
+                          <w:right w:w="0" w:type="dxa"/>
+                        </w:tcMar>
+                      </w:tcPr>
+                      <w:p>
+                        <w:pPr>
+                          <w:spacing w:after="0"/>
+                          <w:jc w:val="center"/>
+                        </w:pPr>
+                        <w:r>
+                          <w:rPr>
+                            <w:rFonts w:ascii="ShullHand" w:hAnsi="ShullHand"/>
+                            <w:color w:val="4A2466"/>
+                            <w:sz w:val="20"/>
+                          </w:rPr>
+                          <w:t>↑↓</w:t>
+                        </w:r>
+                      </w:p>
+                    </w:tc>
+                    <w:tc>
+                      <w:tcPr>
+                        <w:tcW w:type="dxa" w:w="317"/>
+                        <w:vAlign w:val="center"/>
+                        <w:tcMar>
+                          <w:top w:w="0" w:type="dxa"/>
+                          <w:left w:w="0" w:type="dxa"/>
+                          <w:bottom w:w="0" w:type="dxa"/>
+                          <w:right w:w="10" w:type="dxa"/>
+                        </w:tcMar>
+                      </w:tcPr>
+                      <w:p>
+                        <w:pPr>
+                          <w:spacing w:after="0"/>
+                          <w:jc w:val="right"/>
+                        </w:pPr>
+                        <w:r>
+                          <w:rPr>
+                            <w:rFonts w:ascii="Trade Gothic Next" w:hAnsi="Trade Gothic Next"/>
+                            <w:b/>
+                            <w:color w:val="55604F"/>
+                            <w:sz w:val="16"/>
+                            <w:u w:val="none"/>
+                          </w:rPr>
+                          <w:t>3d</w:t>
+                        </w:r>
+                      </w:p>
+                    </w:tc>
+                    <w:tc>
+                      <w:tcPr>
+                        <w:tcW w:type="dxa" w:w="274"/>
+                        <w:tcBorders>
+                          <w:top w:val="single" w:sz="6" w:color="5A6068"/>
+                          <w:left w:val="single" w:sz="6" w:color="5A6068"/>
+                          <w:bottom w:val="single" w:sz="6" w:color="5A6068"/>
+                          <w:right w:val="single" w:sz="6" w:color="5A6068"/>
+                        </w:tcBorders>
+                        <w:vAlign w:val="center"/>
+                        <w:tcMar>
+                          <w:top w:w="0" w:type="dxa"/>
+                          <w:left w:w="0" w:type="dxa"/>
+                          <w:bottom w:w="0" w:type="dxa"/>
+                          <w:right w:w="0" w:type="dxa"/>
+                        </w:tcMar>
+                      </w:tcPr>
+                      <w:p>
+                        <w:pPr>
+                          <w:spacing w:after="0"/>
+                          <w:jc w:val="center"/>
+                        </w:pPr>
+                        <w:r>
+                          <w:rPr>
+                            <w:rFonts w:ascii="ShullHand" w:hAnsi="ShullHand"/>
+                            <w:color w:val="4A2466"/>
+                            <w:sz w:val="20"/>
+                          </w:rPr>
+                          <w:t>↑↓</w:t>
+                        </w:r>
+                      </w:p>
+                    </w:tc>
+                    <w:tc>
+                      <w:tcPr>
+                        <w:tcW w:type="dxa" w:w="274"/>
+                        <w:tcBorders>
+                          <w:top w:val="single" w:sz="6" w:color="5A6068"/>
+                          <w:left w:val="single" w:sz="6" w:color="5A6068"/>
+                          <w:bottom w:val="single" w:sz="6" w:color="5A6068"/>
+                          <w:right w:val="single" w:sz="6" w:color="5A6068"/>
+                        </w:tcBorders>
+                        <w:vAlign w:val="center"/>
+                        <w:tcMar>
+                          <w:top w:w="0" w:type="dxa"/>
+                          <w:left w:w="0" w:type="dxa"/>
+                          <w:bottom w:w="0" w:type="dxa"/>
+                          <w:right w:w="0" w:type="dxa"/>
+                        </w:tcMar>
+                      </w:tcPr>
+                      <w:p>
+                        <w:pPr>
+                          <w:spacing w:after="0"/>
+                          <w:jc w:val="center"/>
+                        </w:pPr>
+                        <w:r>
+                          <w:rPr>
+                            <w:rFonts w:ascii="ShullHand" w:hAnsi="ShullHand"/>
+                            <w:color w:val="4A2466"/>
+                            <w:sz w:val="20"/>
+                          </w:rPr>
+                          <w:t>↑↓</w:t>
+                        </w:r>
+                      </w:p>
+                    </w:tc>
+                    <w:tc>
+                      <w:tcPr>
+                        <w:tcW w:type="dxa" w:w="274"/>
+                        <w:tcBorders>
+                          <w:top w:val="single" w:sz="6" w:color="5A6068"/>
+                          <w:left w:val="single" w:sz="6" w:color="5A6068"/>
+                          <w:bottom w:val="single" w:sz="6" w:color="5A6068"/>
+                          <w:right w:val="single" w:sz="6" w:color="5A6068"/>
+                        </w:tcBorders>
+                        <w:vAlign w:val="center"/>
+                        <w:tcMar>
+                          <w:top w:w="0" w:type="dxa"/>
+                          <w:left w:w="0" w:type="dxa"/>
+                          <w:bottom w:w="0" w:type="dxa"/>
+                          <w:right w:w="0" w:type="dxa"/>
+                        </w:tcMar>
+                      </w:tcPr>
+                      <w:p>
+                        <w:pPr>
+                          <w:spacing w:after="0"/>
+                          <w:jc w:val="center"/>
+                        </w:pPr>
+                        <w:r>
+                          <w:rPr>
+                            <w:rFonts w:ascii="ShullHand" w:hAnsi="ShullHand"/>
+                            <w:color w:val="4A2466"/>
+                            <w:sz w:val="20"/>
+                          </w:rPr>
+                          <w:t>↑↓</w:t>
+                        </w:r>
+                      </w:p>
+                    </w:tc>
+                    <w:tc>
+                      <w:tcPr>
+                        <w:tcW w:type="dxa" w:w="274"/>
+                        <w:tcBorders>
+                          <w:top w:val="single" w:sz="6" w:color="5A6068"/>
+                          <w:left w:val="single" w:sz="6" w:color="5A6068"/>
+                          <w:bottom w:val="single" w:sz="6" w:color="5A6068"/>
+                          <w:right w:val="single" w:sz="6" w:color="5A6068"/>
+                        </w:tcBorders>
+                        <w:vAlign w:val="center"/>
+                        <w:tcMar>
+                          <w:top w:w="0" w:type="dxa"/>
+                          <w:left w:w="0" w:type="dxa"/>
+                          <w:bottom w:w="0" w:type="dxa"/>
+                          <w:right w:w="0" w:type="dxa"/>
+                        </w:tcMar>
+                      </w:tcPr>
+                      <w:p>
+                        <w:pPr>
+                          <w:spacing w:after="0"/>
+                          <w:jc w:val="center"/>
+                        </w:pPr>
+                        <w:r>
+                          <w:rPr>
+                            <w:rFonts w:ascii="ShullHand" w:hAnsi="ShullHand"/>
+                            <w:color w:val="4A2466"/>
+                            <w:sz w:val="20"/>
+                          </w:rPr>
+                          <w:t>↑↓</w:t>
+                        </w:r>
+                      </w:p>
+                    </w:tc>
+                    <w:tc>
+                      <w:tcPr>
+                        <w:tcW w:type="dxa" w:w="274"/>
+                        <w:tcBorders>
+                          <w:top w:val="single" w:sz="6" w:color="5A6068"/>
+                          <w:left w:val="single" w:sz="6" w:color="5A6068"/>
+                          <w:bottom w:val="single" w:sz="6" w:color="5A6068"/>
+                          <w:right w:val="single" w:sz="6" w:color="5A6068"/>
+                        </w:tcBorders>
+                        <w:vAlign w:val="center"/>
+                        <w:tcMar>
+                          <w:top w:w="0" w:type="dxa"/>
+                          <w:left w:w="0" w:type="dxa"/>
+                          <w:bottom w:w="0" w:type="dxa"/>
+                          <w:right w:w="0" w:type="dxa"/>
+                        </w:tcMar>
+                      </w:tcPr>
+                      <w:p>
+                        <w:pPr>
+                          <w:spacing w:after="0"/>
+                          <w:jc w:val="center"/>
+                        </w:pPr>
+                        <w:r>
+                          <w:rPr>
+                            <w:rFonts w:ascii="ShullHand" w:hAnsi="ShullHand"/>
+                            <w:color w:val="4A2466"/>
+                            <w:sz w:val="20"/>
+                          </w:rPr>
+                          <w:t>↑↓</w:t>
+                        </w:r>
+                      </w:p>
+                    </w:tc>
+                    <w:tc>
+                      <w:tcPr>
+                        <w:tcW w:type="dxa" w:w="317"/>
+                        <w:vAlign w:val="center"/>
+                        <w:tcMar>
+                          <w:top w:w="0" w:type="dxa"/>
+                          <w:left w:w="0" w:type="dxa"/>
+                          <w:bottom w:w="0" w:type="dxa"/>
+                          <w:right w:w="10" w:type="dxa"/>
+                        </w:tcMar>
+                      </w:tcPr>
+                      <w:p>
+                        <w:pPr>
+                          <w:spacing w:after="0"/>
+                          <w:jc w:val="right"/>
+                        </w:pPr>
+                        <w:r>
+                          <w:rPr>
+                            <w:rFonts w:ascii="Trade Gothic Next" w:hAnsi="Trade Gothic Next"/>
+                            <w:b/>
+                            <w:color w:val="55604F"/>
+                            <w:sz w:val="16"/>
+                            <w:u w:val="none"/>
+                          </w:rPr>
+                          <w:t>4p</w:t>
+                        </w:r>
+                      </w:p>
+                    </w:tc>
+                    <w:tc>
+                      <w:tcPr>
+                        <w:tcW w:type="dxa" w:w="274"/>
+                        <w:tcBorders>
+                          <w:top w:val="single" w:sz="6" w:color="5A6068"/>
+                          <w:left w:val="single" w:sz="6" w:color="5A6068"/>
+                          <w:bottom w:val="single" w:sz="6" w:color="5A6068"/>
+                          <w:right w:val="single" w:sz="6" w:color="5A6068"/>
+                        </w:tcBorders>
+                        <w:vAlign w:val="center"/>
+                        <w:tcMar>
+                          <w:top w:w="0" w:type="dxa"/>
+                          <w:left w:w="0" w:type="dxa"/>
+                          <w:bottom w:w="0" w:type="dxa"/>
+                          <w:right w:w="0" w:type="dxa"/>
+                        </w:tcMar>
+                      </w:tcPr>
+                      <w:p>
+                        <w:pPr>
+                          <w:spacing w:after="0"/>
+                          <w:jc w:val="center"/>
+                        </w:pPr>
+                        <w:r>
+                          <w:rPr>
+                            <w:rFonts w:ascii="ShullHand" w:hAnsi="ShullHand"/>
+                            <w:color w:val="4A2466"/>
+                            <w:sz w:val="20"/>
+                          </w:rPr>
+                          <w:t>↑</w:t>
+                        </w:r>
+                      </w:p>
+                    </w:tc>
+                    <w:tc>
+                      <w:tcPr>
+                        <w:tcW w:type="dxa" w:w="274"/>
+                        <w:tcBorders>
+                          <w:top w:val="single" w:sz="6" w:color="5A6068"/>
+                          <w:left w:val="single" w:sz="6" w:color="5A6068"/>
+                          <w:bottom w:val="single" w:sz="6" w:color="5A6068"/>
+                          <w:right w:val="single" w:sz="6" w:color="5A6068"/>
+                        </w:tcBorders>
+                        <w:vAlign w:val="center"/>
+                        <w:tcMar>
+                          <w:top w:w="0" w:type="dxa"/>
+                          <w:left w:w="0" w:type="dxa"/>
+                          <w:bottom w:w="0" w:type="dxa"/>
+                          <w:right w:w="0" w:type="dxa"/>
+                        </w:tcMar>
+                      </w:tcPr>
+                      <w:p>
+                        <w:pPr>
+                          <w:spacing w:after="0"/>
+                          <w:jc w:val="center"/>
+                        </w:pPr>
+                        <w:r>
+                          <w:rPr>
+                            <w:rFonts w:ascii="ShullHand" w:hAnsi="ShullHand"/>
+                            <w:color w:val="4A2466"/>
+                            <w:sz w:val="20"/>
+                          </w:rPr>
+                          <w:t>↑</w:t>
+                        </w:r>
+                      </w:p>
+                    </w:tc>
+                    <w:tc>
+                      <w:tcPr>
+                        <w:tcW w:type="dxa" w:w="274"/>
+                        <w:tcBorders>
+                          <w:top w:val="single" w:sz="6" w:color="5A6068"/>
+                          <w:left w:val="single" w:sz="6" w:color="5A6068"/>
+                          <w:bottom w:val="single" w:sz="6" w:color="5A6068"/>
+                          <w:right w:val="single" w:sz="6" w:color="5A6068"/>
+                        </w:tcBorders>
+                        <w:vAlign w:val="center"/>
+                        <w:tcMar>
+                          <w:top w:w="0" w:type="dxa"/>
+                          <w:left w:w="0" w:type="dxa"/>
+                          <w:bottom w:w="0" w:type="dxa"/>
+                          <w:right w:w="0" w:type="dxa"/>
+                        </w:tcMar>
+                      </w:tcPr>
+                      <w:p>
+                        <w:pPr>
+                          <w:spacing w:after="0"/>
+                          <w:jc w:val="center"/>
+                        </w:pPr>
+                        <w:r>
+                          <w:rPr>
+                            <w:rFonts w:ascii="ShullHand" w:hAnsi="ShullHand"/>
+                            <w:color w:val="4A2466"/>
+                            <w:sz w:val="20"/>
+                          </w:rPr>
+                          <w:t>↑</w:t>
+                        </w:r>
+                      </w:p>
+                    </w:tc>
+                  </w:tr>
+                </w:tbl>
+                <w:p>
+                  <w:pPr>
+                    <w:spacing w:before="0" w:after="0" w:line="20" w:lineRule="exact"/>
+                  </w:pPr>
+                </w:p>
+              </w:tc>
+            </w:tr>
+          </w:tbl>
+          <w:p>
+            <w:pPr>
+              <w:spacing w:before="0" w:after="0" w:line="20" w:lineRule="exact"/>
+            </w:pPr>
           </w:p>
         </w:tc>
       </w:tr>
     </w:tbl>
     <w:p>
       <w:pPr>
-        <w:spacing w:before="0" w:after="0" w:line="40" w:lineRule="exact"/>
+        <w:spacing w:before="0" w:after="0" w:line="60" w:lineRule="exact"/>
       </w:pPr>
       <w:r>
         <w:rPr>
@@ -4298,6 +3146,897 @@
         </w:rPr>
       </w:r>
     </w:p>
+    <w:tbl>
+      <w:tblPr>
+        <w:tblW w:type="auto" w:w="0"/>
+        <w:tblLayout w:type="fixed"/>
+        <w:tblLook w:firstColumn="1" w:firstRow="1" w:lastColumn="0" w:lastRow="0" w:noHBand="0" w:noVBand="1" w:val="04A0"/>
+        <w:tblLayout w:type="fixed"/>
+      </w:tblPr>
+      <w:tblGrid>
+        <w:gridCol w:w="648"/>
+        <w:gridCol w:w="1512"/>
+        <w:gridCol w:w="8640"/>
+      </w:tblGrid>
+      <w:tr>
+        <w:trPr>
+          <w:cantSplit/>
+        </w:trPr>
+        <w:tc>
+          <w:tcPr>
+            <w:tcW w:type="dxa" w:w="648"/>
+            <w:vAlign w:val="center"/>
+            <w:tcMar>
+              <w:top w:w="40" w:type="dxa"/>
+              <w:left w:w="20" w:type="dxa"/>
+              <w:bottom w:w="40" w:type="dxa"/>
+              <w:right w:w="20" w:type="dxa"/>
+            </w:tcMar>
+          </w:tcPr>
+          <w:p>
+            <w:pPr>
+              <w:spacing w:after="0"/>
+              <w:jc w:val="left"/>
+            </w:pPr>
+            <w:r>
+              <w:rPr>
+                <w:rFonts w:ascii="Trade Gothic Next" w:hAnsi="Trade Gothic Next"/>
+                <w:b/>
+                <w:color w:val="4D730E"/>
+                <w:sz w:val="26"/>
+                <w:u w:val="none"/>
+              </w:rPr>
+              <w:t>5</w:t>
+            </w:r>
+          </w:p>
+        </w:tc>
+        <w:tc>
+          <w:tcPr>
+            <w:tcW w:type="dxa" w:w="1512"/>
+            <w:vAlign w:val="center"/>
+            <w:tcMar>
+              <w:top w:w="40" w:type="dxa"/>
+              <w:left w:w="0" w:type="dxa"/>
+              <w:bottom w:w="40" w:type="dxa"/>
+              <w:right w:w="60" w:type="dxa"/>
+            </w:tcMar>
+          </w:tcPr>
+          <w:p>
+            <w:pPr>
+              <w:spacing w:after="0"/>
+              <w:jc w:val="left"/>
+              <w:spacing w:before="0" w:after="0" w:line="20" w:lineRule="exact"/>
+            </w:pPr>
+          </w:p>
+          <w:tbl>
+            <w:tblPr>
+              <w:tblW w:type="auto" w:w="0"/>
+              <w:tblLayout w:type="fixed"/>
+              <w:tblLook w:firstColumn="1" w:firstRow="1" w:lastColumn="0" w:lastRow="0" w:noHBand="0" w:noVBand="1" w:val="04A0"/>
+              <w:tblLayout w:type="fixed"/>
+            </w:tblPr>
+            <w:tblGrid>
+              <w:gridCol w:w="1238"/>
+            </w:tblGrid>
+            <w:tr>
+              <w:trPr>
+                <w:cantSplit/>
+                <w:trHeight w:val="1238" w:hRule="atLeast"/>
+              </w:trPr>
+              <w:tc>
+                <w:tcPr>
+                  <w:tcW w:type="dxa" w:w="1238"/>
+                  <w:tcBorders>
+                    <w:top w:val="single" w:sz="12" w:color="A3E635"/>
+                    <w:left w:val="single" w:sz="12" w:color="A3E635"/>
+                    <w:bottom w:val="single" w:sz="12" w:color="A3E635"/>
+                    <w:right w:val="single" w:sz="12" w:color="A3E635"/>
+                  </w:tcBorders>
+                  <w:tcMar>
+                    <w:top w:w="20" w:type="dxa"/>
+                    <w:left w:w="50" w:type="dxa"/>
+                    <w:bottom w:w="20" w:type="dxa"/>
+                    <w:right w:w="40" w:type="dxa"/>
+                  </w:tcMar>
+                  <w:vAlign w:val="center"/>
+                </w:tcPr>
+                <w:p>
+                  <w:pPr>
+                    <w:spacing w:after="0"/>
+                  </w:pPr>
+                  <w:r>
+                    <w:rPr>
+                      <w:rFonts w:ascii="Trade Gothic Next" w:hAnsi="Trade Gothic Next"/>
+                      <w:b/>
+                      <w:color w:val="55604F"/>
+                      <w:sz w:val="16"/>
+                      <w:u w:val="none"/>
+                    </w:rPr>
+                    <w:t>17</w:t>
+                  </w:r>
+                </w:p>
+                <w:p>
+                  <w:pPr>
+                    <w:spacing w:after="0"/>
+                    <w:jc w:val="center"/>
+                  </w:pPr>
+                  <w:r>
+                    <w:rPr>
+                      <w:rFonts w:ascii="Trade Gothic Next" w:hAnsi="Trade Gothic Next"/>
+                      <w:b/>
+                      <w:color w:val="14161B"/>
+                      <w:sz w:val="40"/>
+                      <w:u w:val="none"/>
+                    </w:rPr>
+                    <w:t>Cl</w:t>
+                  </w:r>
+                </w:p>
+                <w:p>
+                  <w:pPr>
+                    <w:spacing w:after="0"/>
+                    <w:jc w:val="center"/>
+                  </w:pPr>
+                  <w:r>
+                    <w:rPr>
+                      <w:rFonts w:ascii="Trade Gothic Next" w:hAnsi="Trade Gothic Next"/>
+                      <w:b w:val="0"/>
+                      <w:color w:val="55604F"/>
+                      <w:sz w:val="16"/>
+                      <w:u w:val="none"/>
+                    </w:rPr>
+                    <w:t>Chlorine</w:t>
+                  </w:r>
+                </w:p>
+              </w:tc>
+            </w:tr>
+          </w:tbl>
+          <w:p>
+            <w:pPr>
+              <w:spacing w:before="0" w:after="0" w:line="20" w:lineRule="exact"/>
+            </w:pPr>
+          </w:p>
+        </w:tc>
+        <w:tc>
+          <w:tcPr>
+            <w:tcW w:type="dxa" w:w="8640"/>
+            <w:vAlign w:val="center"/>
+            <w:tcMar>
+              <w:top w:w="10" w:type="dxa"/>
+              <w:left w:w="60" w:type="dxa"/>
+              <w:bottom w:w="10" w:type="dxa"/>
+              <w:right w:w="60" w:type="dxa"/>
+            </w:tcMar>
+          </w:tcPr>
+          <w:p>
+            <w:pPr>
+              <w:spacing w:after="0"/>
+              <w:jc w:val="left"/>
+              <w:spacing w:before="0" w:after="0" w:line="20" w:lineRule="exact"/>
+            </w:pPr>
+          </w:p>
+          <w:tbl>
+            <w:tblPr>
+              <w:tblW w:type="auto" w:w="0"/>
+              <w:tblLayout w:type="fixed"/>
+              <w:tblLook w:firstColumn="1" w:firstRow="1" w:lastColumn="0" w:lastRow="0" w:noHBand="0" w:noVBand="1" w:val="04A0"/>
+              <w:tblLayout w:type="fixed"/>
+            </w:tblPr>
+            <w:tblGrid>
+              <w:gridCol w:w="2232"/>
+              <w:gridCol w:w="6264"/>
+            </w:tblGrid>
+            <w:tr>
+              <w:trPr>
+                <w:cantSplit/>
+                <w:trHeight w:val="518" w:hRule="atLeast"/>
+              </w:trPr>
+              <w:tc>
+                <w:tcPr>
+                  <w:tcW w:type="dxa" w:w="2232"/>
+                  <w:vAlign w:val="bottom"/>
+                  <w:tcMar>
+                    <w:top w:w="0" w:type="dxa"/>
+                    <w:left w:w="0" w:type="dxa"/>
+                    <w:bottom w:w="10" w:type="dxa"/>
+                    <w:right w:w="0" w:type="dxa"/>
+                  </w:tcMar>
+                </w:tcPr>
+                <w:p>
+                  <w:pPr>
+                    <w:spacing w:after="0"/>
+                  </w:pPr>
+                  <w:r>
+                    <w:rPr>
+                      <w:rFonts w:ascii="Trade Gothic Next" w:hAnsi="Trade Gothic Next"/>
+                      <w:b/>
+                      <w:color w:val="14161B"/>
+                      <w:sz w:val="18"/>
+                      <w:u w:val="none"/>
+                    </w:rPr>
+                    <w:t>Electron configuration</w:t>
+                  </w:r>
+                </w:p>
+              </w:tc>
+              <w:tc>
+                <w:tcPr>
+                  <w:tcW w:type="dxa" w:w="6264"/>
+                  <w:vAlign w:val="bottom"/>
+                  <w:tcMar>
+                    <w:top w:w="0" w:type="dxa"/>
+                    <w:left w:w="0" w:type="dxa"/>
+                    <w:bottom w:w="10" w:type="dxa"/>
+                    <w:right w:w="0" w:type="dxa"/>
+                  </w:tcMar>
+                  <w:tcBorders>
+                    <w:bottom w:val="single" w:sz="6" w:color="C8CDC2"/>
+                  </w:tcBorders>
+                </w:tcPr>
+                <w:p>
+                  <w:pPr>
+                    <w:spacing w:after="0"/>
+                  </w:pPr>
+                  <w:r>
+                    <w:rPr>
+                      <w:rFonts w:ascii="Patrick Hand" w:hAnsi="Patrick Hand"/>
+                      <w:color w:val="4A2466"/>
+                      <w:sz w:val="24"/>
+                      <w:bdr w:val="single" w:sz="8" w:space="1" w:color="9F1D2C"/>
+                    </w:rPr>
+                    <w:t>1s</w:t>
+                  </w:r>
+                  <w:r>
+                    <w:rPr>
+                      <w:rFonts w:ascii="Patrick Hand" w:hAnsi="Patrick Hand"/>
+                      <w:color w:val="4A2466"/>
+                      <w:sz w:val="24"/>
+                      <w:vertAlign w:val="superscript"/>
+                      <w:bdr w:val="single" w:sz="8" w:space="1" w:color="9F1D2C"/>
+                    </w:rPr>
+                    <w:t>2</w:t>
+                  </w:r>
+                  <w:r>
+                    <w:rPr>
+                      <w:rFonts w:ascii="Patrick Hand" w:hAnsi="Patrick Hand"/>
+                      <w:color w:val="4A2466"/>
+                      <w:sz w:val="24"/>
+                      <w:bdr w:val="single" w:sz="8" w:space="1" w:color="9F1D2C"/>
+                    </w:rPr>
+                    <w:t xml:space="preserve"> </w:t>
+                  </w:r>
+                  <w:r>
+                    <w:rPr>
+                      <w:rFonts w:ascii="Patrick Hand" w:hAnsi="Patrick Hand"/>
+                      <w:color w:val="4A2466"/>
+                      <w:sz w:val="24"/>
+                      <w:bdr w:val="single" w:sz="8" w:space="1" w:color="9F1D2C"/>
+                    </w:rPr>
+                    <w:t>2s</w:t>
+                  </w:r>
+                  <w:r>
+                    <w:rPr>
+                      <w:rFonts w:ascii="Patrick Hand" w:hAnsi="Patrick Hand"/>
+                      <w:color w:val="4A2466"/>
+                      <w:sz w:val="24"/>
+                      <w:vertAlign w:val="superscript"/>
+                      <w:bdr w:val="single" w:sz="8" w:space="1" w:color="9F1D2C"/>
+                    </w:rPr>
+                    <w:t>2</w:t>
+                  </w:r>
+                  <w:r>
+                    <w:rPr>
+                      <w:rFonts w:ascii="Patrick Hand" w:hAnsi="Patrick Hand"/>
+                      <w:color w:val="4A2466"/>
+                      <w:sz w:val="24"/>
+                      <w:bdr w:val="single" w:sz="8" w:space="1" w:color="9F1D2C"/>
+                    </w:rPr>
+                    <w:t xml:space="preserve"> </w:t>
+                  </w:r>
+                  <w:r>
+                    <w:rPr>
+                      <w:rFonts w:ascii="Patrick Hand" w:hAnsi="Patrick Hand"/>
+                      <w:color w:val="4A2466"/>
+                      <w:sz w:val="24"/>
+                      <w:bdr w:val="single" w:sz="8" w:space="1" w:color="9F1D2C"/>
+                    </w:rPr>
+                    <w:t>2p</w:t>
+                  </w:r>
+                  <w:r>
+                    <w:rPr>
+                      <w:rFonts w:ascii="Patrick Hand" w:hAnsi="Patrick Hand"/>
+                      <w:color w:val="4A2466"/>
+                      <w:sz w:val="24"/>
+                      <w:vertAlign w:val="superscript"/>
+                      <w:bdr w:val="single" w:sz="8" w:space="1" w:color="9F1D2C"/>
+                    </w:rPr>
+                    <w:t>6</w:t>
+                  </w:r>
+                  <w:r>
+                    <w:rPr>
+                      <w:rFonts w:ascii="Patrick Hand" w:hAnsi="Patrick Hand"/>
+                      <w:color w:val="4A2466"/>
+                      <w:sz w:val="24"/>
+                      <w:bdr w:val="single" w:sz="8" w:space="1" w:color="9F1D2C"/>
+                    </w:rPr>
+                    <w:t xml:space="preserve"> </w:t>
+                  </w:r>
+                  <w:r>
+                    <w:rPr>
+                      <w:rFonts w:ascii="Patrick Hand" w:hAnsi="Patrick Hand"/>
+                      <w:color w:val="4A2466"/>
+                      <w:sz w:val="24"/>
+                      <w:bdr w:val="single" w:sz="8" w:space="1" w:color="9F1D2C"/>
+                    </w:rPr>
+                    <w:t>3s</w:t>
+                  </w:r>
+                  <w:r>
+                    <w:rPr>
+                      <w:rFonts w:ascii="Patrick Hand" w:hAnsi="Patrick Hand"/>
+                      <w:color w:val="4A2466"/>
+                      <w:sz w:val="24"/>
+                      <w:vertAlign w:val="superscript"/>
+                      <w:bdr w:val="single" w:sz="8" w:space="1" w:color="9F1D2C"/>
+                    </w:rPr>
+                    <w:t>2</w:t>
+                  </w:r>
+                  <w:r>
+                    <w:rPr>
+                      <w:rFonts w:ascii="Patrick Hand" w:hAnsi="Patrick Hand"/>
+                      <w:color w:val="4A2466"/>
+                      <w:sz w:val="24"/>
+                      <w:bdr w:val="single" w:sz="8" w:space="1" w:color="9F1D2C"/>
+                    </w:rPr>
+                    <w:t xml:space="preserve"> </w:t>
+                  </w:r>
+                  <w:r>
+                    <w:rPr>
+                      <w:rFonts w:ascii="Patrick Hand" w:hAnsi="Patrick Hand"/>
+                      <w:color w:val="4A2466"/>
+                      <w:sz w:val="24"/>
+                      <w:bdr w:val="single" w:sz="8" w:space="1" w:color="9F1D2C"/>
+                    </w:rPr>
+                    <w:t>3p</w:t>
+                  </w:r>
+                  <w:r>
+                    <w:rPr>
+                      <w:rFonts w:ascii="Patrick Hand" w:hAnsi="Patrick Hand"/>
+                      <w:color w:val="4A2466"/>
+                      <w:sz w:val="24"/>
+                      <w:vertAlign w:val="superscript"/>
+                      <w:bdr w:val="single" w:sz="8" w:space="1" w:color="9F1D2C"/>
+                    </w:rPr>
+                    <w:t>5</w:t>
+                  </w:r>
+                </w:p>
+              </w:tc>
+            </w:tr>
+          </w:tbl>
+          <w:p>
+            <w:pPr>
+              <w:spacing w:before="0" w:after="0" w:line="20" w:lineRule="exact"/>
+            </w:pPr>
+          </w:p>
+          <w:tbl>
+            <w:tblPr>
+              <w:tblW w:type="auto" w:w="0"/>
+              <w:tblLayout w:type="fixed"/>
+              <w:tblLook w:firstColumn="1" w:firstRow="1" w:lastColumn="0" w:lastRow="0" w:noHBand="0" w:noVBand="1" w:val="04A0"/>
+              <w:tblLayout w:type="fixed"/>
+            </w:tblPr>
+            <w:tblGrid>
+              <w:gridCol w:w="8496"/>
+            </w:tblGrid>
+            <w:tr>
+              <w:trPr>
+                <w:cantSplit/>
+                <w:trHeight w:val="1036" w:hRule="atLeast"/>
+              </w:trPr>
+              <w:tc>
+                <w:tcPr>
+                  <w:tcW w:type="dxa" w:w="8496"/>
+                  <w:tcBorders>
+                    <w:top w:val="single" w:sz="6" w:color="C8CDC2"/>
+                    <w:left w:val="single" w:sz="6" w:color="C8CDC2"/>
+                    <w:bottom w:val="single" w:sz="6" w:color="C8CDC2"/>
+                    <w:right w:val="single" w:sz="6" w:color="C8CDC2"/>
+                  </w:tcBorders>
+                  <w:vAlign w:val="center"/>
+                  <w:tcMar>
+                    <w:top w:w="20" w:type="dxa"/>
+                    <w:left w:w="60" w:type="dxa"/>
+                    <w:bottom w:w="20" w:type="dxa"/>
+                    <w:right w:w="60" w:type="dxa"/>
+                  </w:tcMar>
+                </w:tcPr>
+                <w:p>
+                  <w:pPr>
+                    <w:spacing w:after="0"/>
+                    <w:jc w:val="left"/>
+                  </w:pPr>
+                  <w:r>
+                    <w:rPr>
+                      <w:rFonts w:ascii="Trade Gothic Next" w:hAnsi="Trade Gothic Next"/>
+                      <w:b/>
+                      <w:color w:val="55604F"/>
+                      <w:sz w:val="15"/>
+                      <w:u w:val="none"/>
+                    </w:rPr>
+                    <w:t>ORBITAL DIAGRAM</w:t>
+                  </w:r>
+                </w:p>
+                <w:tbl>
+                  <w:tblPr>
+                    <w:tblW w:type="auto" w:w="0"/>
+                    <w:tblLayout w:type="fixed"/>
+                    <w:tblLook w:firstColumn="1" w:firstRow="1" w:lastColumn="0" w:lastRow="0" w:noHBand="0" w:noVBand="1" w:val="04A0"/>
+                    <w:tblLayout w:type="fixed"/>
+                  </w:tblPr>
+                  <w:tblGrid>
+                    <w:gridCol w:w="317"/>
+                    <w:gridCol w:w="274"/>
+                    <w:gridCol w:w="317"/>
+                    <w:gridCol w:w="274"/>
+                    <w:gridCol w:w="317"/>
+                    <w:gridCol w:w="274"/>
+                    <w:gridCol w:w="274"/>
+                    <w:gridCol w:w="274"/>
+                    <w:gridCol w:w="317"/>
+                    <w:gridCol w:w="274"/>
+                    <w:gridCol w:w="317"/>
+                    <w:gridCol w:w="274"/>
+                    <w:gridCol w:w="274"/>
+                    <w:gridCol w:w="274"/>
+                  </w:tblGrid>
+                  <w:tr>
+                    <w:trPr>
+                      <w:cantSplit/>
+                      <w:trHeight w:val="432" w:hRule="atLeast"/>
+                    </w:trPr>
+                    <w:tc>
+                      <w:tcPr>
+                        <w:tcW w:type="dxa" w:w="317"/>
+                        <w:vAlign w:val="center"/>
+                        <w:tcMar>
+                          <w:top w:w="0" w:type="dxa"/>
+                          <w:left w:w="0" w:type="dxa"/>
+                          <w:bottom w:w="0" w:type="dxa"/>
+                          <w:right w:w="10" w:type="dxa"/>
+                        </w:tcMar>
+                      </w:tcPr>
+                      <w:p>
+                        <w:pPr>
+                          <w:spacing w:after="0"/>
+                          <w:jc w:val="right"/>
+                        </w:pPr>
+                        <w:r>
+                          <w:rPr>
+                            <w:rFonts w:ascii="Trade Gothic Next" w:hAnsi="Trade Gothic Next"/>
+                            <w:b/>
+                            <w:color w:val="55604F"/>
+                            <w:sz w:val="16"/>
+                            <w:u w:val="none"/>
+                          </w:rPr>
+                          <w:t>1s</w:t>
+                        </w:r>
+                      </w:p>
+                    </w:tc>
+                    <w:tc>
+                      <w:tcPr>
+                        <w:tcW w:type="dxa" w:w="274"/>
+                        <w:tcBorders>
+                          <w:top w:val="single" w:sz="6" w:color="5A6068"/>
+                          <w:left w:val="single" w:sz="6" w:color="5A6068"/>
+                          <w:bottom w:val="single" w:sz="6" w:color="5A6068"/>
+                          <w:right w:val="single" w:sz="6" w:color="5A6068"/>
+                        </w:tcBorders>
+                        <w:vAlign w:val="center"/>
+                        <w:tcMar>
+                          <w:top w:w="0" w:type="dxa"/>
+                          <w:left w:w="0" w:type="dxa"/>
+                          <w:bottom w:w="0" w:type="dxa"/>
+                          <w:right w:w="0" w:type="dxa"/>
+                        </w:tcMar>
+                      </w:tcPr>
+                      <w:p>
+                        <w:pPr>
+                          <w:spacing w:after="0"/>
+                          <w:jc w:val="center"/>
+                        </w:pPr>
+                        <w:r>
+                          <w:rPr>
+                            <w:rFonts w:ascii="ShullHand" w:hAnsi="ShullHand"/>
+                            <w:color w:val="4A2466"/>
+                            <w:sz w:val="20"/>
+                          </w:rPr>
+                          <w:t>↑↓</w:t>
+                        </w:r>
+                      </w:p>
+                    </w:tc>
+                    <w:tc>
+                      <w:tcPr>
+                        <w:tcW w:type="dxa" w:w="317"/>
+                        <w:vAlign w:val="center"/>
+                        <w:tcMar>
+                          <w:top w:w="0" w:type="dxa"/>
+                          <w:left w:w="0" w:type="dxa"/>
+                          <w:bottom w:w="0" w:type="dxa"/>
+                          <w:right w:w="10" w:type="dxa"/>
+                        </w:tcMar>
+                      </w:tcPr>
+                      <w:p>
+                        <w:pPr>
+                          <w:spacing w:after="0"/>
+                          <w:jc w:val="right"/>
+                        </w:pPr>
+                        <w:r>
+                          <w:rPr>
+                            <w:rFonts w:ascii="Trade Gothic Next" w:hAnsi="Trade Gothic Next"/>
+                            <w:b/>
+                            <w:color w:val="55604F"/>
+                            <w:sz w:val="16"/>
+                            <w:u w:val="none"/>
+                          </w:rPr>
+                          <w:t>2s</w:t>
+                        </w:r>
+                      </w:p>
+                    </w:tc>
+                    <w:tc>
+                      <w:tcPr>
+                        <w:tcW w:type="dxa" w:w="274"/>
+                        <w:tcBorders>
+                          <w:top w:val="single" w:sz="6" w:color="5A6068"/>
+                          <w:left w:val="single" w:sz="6" w:color="5A6068"/>
+                          <w:bottom w:val="single" w:sz="6" w:color="5A6068"/>
+                          <w:right w:val="single" w:sz="6" w:color="5A6068"/>
+                        </w:tcBorders>
+                        <w:vAlign w:val="center"/>
+                        <w:tcMar>
+                          <w:top w:w="0" w:type="dxa"/>
+                          <w:left w:w="0" w:type="dxa"/>
+                          <w:bottom w:w="0" w:type="dxa"/>
+                          <w:right w:w="0" w:type="dxa"/>
+                        </w:tcMar>
+                      </w:tcPr>
+                      <w:p>
+                        <w:pPr>
+                          <w:spacing w:after="0"/>
+                          <w:jc w:val="center"/>
+                        </w:pPr>
+                        <w:r>
+                          <w:rPr>
+                            <w:rFonts w:ascii="ShullHand" w:hAnsi="ShullHand"/>
+                            <w:color w:val="4A2466"/>
+                            <w:sz w:val="20"/>
+                          </w:rPr>
+                          <w:t>↑↓</w:t>
+                        </w:r>
+                      </w:p>
+                    </w:tc>
+                    <w:tc>
+                      <w:tcPr>
+                        <w:tcW w:type="dxa" w:w="317"/>
+                        <w:vAlign w:val="center"/>
+                        <w:tcMar>
+                          <w:top w:w="0" w:type="dxa"/>
+                          <w:left w:w="0" w:type="dxa"/>
+                          <w:bottom w:w="0" w:type="dxa"/>
+                          <w:right w:w="10" w:type="dxa"/>
+                        </w:tcMar>
+                      </w:tcPr>
+                      <w:p>
+                        <w:pPr>
+                          <w:spacing w:after="0"/>
+                          <w:jc w:val="right"/>
+                        </w:pPr>
+                        <w:r>
+                          <w:rPr>
+                            <w:rFonts w:ascii="Trade Gothic Next" w:hAnsi="Trade Gothic Next"/>
+                            <w:b/>
+                            <w:color w:val="55604F"/>
+                            <w:sz w:val="16"/>
+                            <w:u w:val="none"/>
+                          </w:rPr>
+                          <w:t>2p</w:t>
+                        </w:r>
+                      </w:p>
+                    </w:tc>
+                    <w:tc>
+                      <w:tcPr>
+                        <w:tcW w:type="dxa" w:w="274"/>
+                        <w:tcBorders>
+                          <w:top w:val="single" w:sz="6" w:color="5A6068"/>
+                          <w:left w:val="single" w:sz="6" w:color="5A6068"/>
+                          <w:bottom w:val="single" w:sz="6" w:color="5A6068"/>
+                          <w:right w:val="single" w:sz="6" w:color="5A6068"/>
+                        </w:tcBorders>
+                        <w:vAlign w:val="center"/>
+                        <w:tcMar>
+                          <w:top w:w="0" w:type="dxa"/>
+                          <w:left w:w="0" w:type="dxa"/>
+                          <w:bottom w:w="0" w:type="dxa"/>
+                          <w:right w:w="0" w:type="dxa"/>
+                        </w:tcMar>
+                      </w:tcPr>
+                      <w:p>
+                        <w:pPr>
+                          <w:spacing w:after="0"/>
+                          <w:jc w:val="center"/>
+                        </w:pPr>
+                        <w:r>
+                          <w:rPr>
+                            <w:rFonts w:ascii="ShullHand" w:hAnsi="ShullHand"/>
+                            <w:color w:val="4A2466"/>
+                            <w:sz w:val="20"/>
+                          </w:rPr>
+                          <w:t>↑↓</w:t>
+                        </w:r>
+                      </w:p>
+                    </w:tc>
+                    <w:tc>
+                      <w:tcPr>
+                        <w:tcW w:type="dxa" w:w="274"/>
+                        <w:tcBorders>
+                          <w:top w:val="single" w:sz="6" w:color="5A6068"/>
+                          <w:left w:val="single" w:sz="6" w:color="5A6068"/>
+                          <w:bottom w:val="single" w:sz="6" w:color="5A6068"/>
+                          <w:right w:val="single" w:sz="6" w:color="5A6068"/>
+                        </w:tcBorders>
+                        <w:vAlign w:val="center"/>
+                        <w:tcMar>
+                          <w:top w:w="0" w:type="dxa"/>
+                          <w:left w:w="0" w:type="dxa"/>
+                          <w:bottom w:w="0" w:type="dxa"/>
+                          <w:right w:w="0" w:type="dxa"/>
+                        </w:tcMar>
+                      </w:tcPr>
+                      <w:p>
+                        <w:pPr>
+                          <w:spacing w:after="0"/>
+                          <w:jc w:val="center"/>
+                        </w:pPr>
+                        <w:r>
+                          <w:rPr>
+                            <w:rFonts w:ascii="ShullHand" w:hAnsi="ShullHand"/>
+                            <w:color w:val="4A2466"/>
+                            <w:sz w:val="20"/>
+                          </w:rPr>
+                          <w:t>↑↓</w:t>
+                        </w:r>
+                      </w:p>
+                    </w:tc>
+                    <w:tc>
+                      <w:tcPr>
+                        <w:tcW w:type="dxa" w:w="274"/>
+                        <w:tcBorders>
+                          <w:top w:val="single" w:sz="6" w:color="5A6068"/>
+                          <w:left w:val="single" w:sz="6" w:color="5A6068"/>
+                          <w:bottom w:val="single" w:sz="6" w:color="5A6068"/>
+                          <w:right w:val="single" w:sz="6" w:color="5A6068"/>
+                        </w:tcBorders>
+                        <w:vAlign w:val="center"/>
+                        <w:tcMar>
+                          <w:top w:w="0" w:type="dxa"/>
+                          <w:left w:w="0" w:type="dxa"/>
+                          <w:bottom w:w="0" w:type="dxa"/>
+                          <w:right w:w="0" w:type="dxa"/>
+                        </w:tcMar>
+                      </w:tcPr>
+                      <w:p>
+                        <w:pPr>
+                          <w:spacing w:after="0"/>
+                          <w:jc w:val="center"/>
+                        </w:pPr>
+                        <w:r>
+                          <w:rPr>
+                            <w:rFonts w:ascii="ShullHand" w:hAnsi="ShullHand"/>
+                            <w:color w:val="4A2466"/>
+                            <w:sz w:val="20"/>
+                          </w:rPr>
+                          <w:t>↑↓</w:t>
+                        </w:r>
+                      </w:p>
+                    </w:tc>
+                    <w:tc>
+                      <w:tcPr>
+                        <w:tcW w:type="dxa" w:w="317"/>
+                        <w:vAlign w:val="center"/>
+                        <w:tcMar>
+                          <w:top w:w="0" w:type="dxa"/>
+                          <w:left w:w="0" w:type="dxa"/>
+                          <w:bottom w:w="0" w:type="dxa"/>
+                          <w:right w:w="10" w:type="dxa"/>
+                        </w:tcMar>
+                      </w:tcPr>
+                      <w:p>
+                        <w:pPr>
+                          <w:spacing w:after="0"/>
+                          <w:jc w:val="right"/>
+                        </w:pPr>
+                        <w:r>
+                          <w:rPr>
+                            <w:rFonts w:ascii="Trade Gothic Next" w:hAnsi="Trade Gothic Next"/>
+                            <w:b/>
+                            <w:color w:val="55604F"/>
+                            <w:sz w:val="16"/>
+                            <w:u w:val="none"/>
+                          </w:rPr>
+                          <w:t>3s</w:t>
+                        </w:r>
+                      </w:p>
+                    </w:tc>
+                    <w:tc>
+                      <w:tcPr>
+                        <w:tcW w:type="dxa" w:w="274"/>
+                        <w:tcBorders>
+                          <w:top w:val="single" w:sz="6" w:color="5A6068"/>
+                          <w:left w:val="single" w:sz="6" w:color="5A6068"/>
+                          <w:bottom w:val="single" w:sz="6" w:color="5A6068"/>
+                          <w:right w:val="single" w:sz="6" w:color="5A6068"/>
+                        </w:tcBorders>
+                        <w:vAlign w:val="center"/>
+                        <w:tcMar>
+                          <w:top w:w="0" w:type="dxa"/>
+                          <w:left w:w="0" w:type="dxa"/>
+                          <w:bottom w:w="0" w:type="dxa"/>
+                          <w:right w:w="0" w:type="dxa"/>
+                        </w:tcMar>
+                      </w:tcPr>
+                      <w:p>
+                        <w:pPr>
+                          <w:spacing w:after="0"/>
+                          <w:jc w:val="center"/>
+                        </w:pPr>
+                        <w:r>
+                          <w:rPr>
+                            <w:rFonts w:ascii="ShullHand" w:hAnsi="ShullHand"/>
+                            <w:color w:val="4A2466"/>
+                            <w:sz w:val="20"/>
+                          </w:rPr>
+                          <w:t>↑↓</w:t>
+                        </w:r>
+                      </w:p>
+                    </w:tc>
+                    <w:tc>
+                      <w:tcPr>
+                        <w:tcW w:type="dxa" w:w="317"/>
+                        <w:vAlign w:val="center"/>
+                        <w:tcMar>
+                          <w:top w:w="0" w:type="dxa"/>
+                          <w:left w:w="0" w:type="dxa"/>
+                          <w:bottom w:w="0" w:type="dxa"/>
+                          <w:right w:w="10" w:type="dxa"/>
+                        </w:tcMar>
+                      </w:tcPr>
+                      <w:p>
+                        <w:pPr>
+                          <w:spacing w:after="0"/>
+                          <w:jc w:val="right"/>
+                        </w:pPr>
+                        <w:r>
+                          <w:rPr>
+                            <w:rFonts w:ascii="Trade Gothic Next" w:hAnsi="Trade Gothic Next"/>
+                            <w:b/>
+                            <w:color w:val="55604F"/>
+                            <w:sz w:val="16"/>
+                            <w:u w:val="none"/>
+                          </w:rPr>
+                          <w:t>3p</w:t>
+                        </w:r>
+                      </w:p>
+                    </w:tc>
+                    <w:tc>
+                      <w:tcPr>
+                        <w:tcW w:type="dxa" w:w="274"/>
+                        <w:tcBorders>
+                          <w:top w:val="single" w:sz="6" w:color="5A6068"/>
+                          <w:left w:val="single" w:sz="6" w:color="5A6068"/>
+                          <w:bottom w:val="single" w:sz="6" w:color="5A6068"/>
+                          <w:right w:val="single" w:sz="6" w:color="5A6068"/>
+                        </w:tcBorders>
+                        <w:vAlign w:val="center"/>
+                        <w:tcMar>
+                          <w:top w:w="0" w:type="dxa"/>
+                          <w:left w:w="0" w:type="dxa"/>
+                          <w:bottom w:w="0" w:type="dxa"/>
+                          <w:right w:w="0" w:type="dxa"/>
+                        </w:tcMar>
+                      </w:tcPr>
+                      <w:p>
+                        <w:pPr>
+                          <w:spacing w:after="0"/>
+                          <w:jc w:val="center"/>
+                        </w:pPr>
+                        <w:r>
+                          <w:rPr>
+                            <w:rFonts w:ascii="ShullHand" w:hAnsi="ShullHand"/>
+                            <w:color w:val="4A2466"/>
+                            <w:sz w:val="20"/>
+                          </w:rPr>
+                          <w:t>↑↓</w:t>
+                        </w:r>
+                      </w:p>
+                    </w:tc>
+                    <w:tc>
+                      <w:tcPr>
+                        <w:tcW w:type="dxa" w:w="274"/>
+                        <w:tcBorders>
+                          <w:top w:val="single" w:sz="6" w:color="5A6068"/>
+                          <w:left w:val="single" w:sz="6" w:color="5A6068"/>
+                          <w:bottom w:val="single" w:sz="6" w:color="5A6068"/>
+                          <w:right w:val="single" w:sz="6" w:color="5A6068"/>
+                        </w:tcBorders>
+                        <w:vAlign w:val="center"/>
+                        <w:tcMar>
+                          <w:top w:w="0" w:type="dxa"/>
+                          <w:left w:w="0" w:type="dxa"/>
+                          <w:bottom w:w="0" w:type="dxa"/>
+                          <w:right w:w="0" w:type="dxa"/>
+                        </w:tcMar>
+                      </w:tcPr>
+                      <w:p>
+                        <w:pPr>
+                          <w:spacing w:after="0"/>
+                          <w:jc w:val="center"/>
+                        </w:pPr>
+                        <w:r>
+                          <w:rPr>
+                            <w:rFonts w:ascii="ShullHand" w:hAnsi="ShullHand"/>
+                            <w:color w:val="4A2466"/>
+                            <w:sz w:val="20"/>
+                          </w:rPr>
+                          <w:t>↑↓</w:t>
+                        </w:r>
+                      </w:p>
+                    </w:tc>
+                    <w:tc>
+                      <w:tcPr>
+                        <w:tcW w:type="dxa" w:w="274"/>
+                        <w:tcBorders>
+                          <w:top w:val="single" w:sz="6" w:color="5A6068"/>
+                          <w:left w:val="single" w:sz="6" w:color="5A6068"/>
+                          <w:bottom w:val="single" w:sz="6" w:color="5A6068"/>
+                          <w:right w:val="single" w:sz="6" w:color="5A6068"/>
+                        </w:tcBorders>
+                        <w:vAlign w:val="center"/>
+                        <w:tcMar>
+                          <w:top w:w="0" w:type="dxa"/>
+                          <w:left w:w="0" w:type="dxa"/>
+                          <w:bottom w:w="0" w:type="dxa"/>
+                          <w:right w:w="0" w:type="dxa"/>
+                        </w:tcMar>
+                      </w:tcPr>
+                      <w:p>
+                        <w:pPr>
+                          <w:spacing w:after="0"/>
+                          <w:jc w:val="center"/>
+                        </w:pPr>
+                        <w:r>
+                          <w:rPr>
+                            <w:rFonts w:ascii="ShullHand" w:hAnsi="ShullHand"/>
+                            <w:color w:val="4A2466"/>
+                            <w:sz w:val="20"/>
+                          </w:rPr>
+                          <w:t>↑</w:t>
+                        </w:r>
+                      </w:p>
+                    </w:tc>
+                  </w:tr>
+                </w:tbl>
+                <w:p>
+                  <w:pPr>
+                    <w:spacing w:before="0" w:after="0" w:line="20" w:lineRule="exact"/>
+                  </w:pPr>
+                </w:p>
+              </w:tc>
+            </w:tr>
+          </w:tbl>
+          <w:p>
+            <w:pPr>
+              <w:spacing w:before="0" w:after="0" w:line="20" w:lineRule="exact"/>
+            </w:pPr>
+          </w:p>
+        </w:tc>
+      </w:tr>
+    </w:tbl>
     <w:p>
       <w:pPr>
         <w:spacing w:before="0" w:after="0" w:line="120" w:lineRule="exact"/>
@@ -4389,6 +4128,17 @@
         </w:tc>
       </w:tr>
     </w:tbl>
+    <w:p>
+      <w:pPr>
+        <w:spacing w:before="0" w:after="0" w:line="60" w:lineRule="exact"/>
+      </w:pPr>
+      <w:r>
+        <w:rPr>
+          <w:rFonts w:ascii="Trade Gothic Next" w:hAnsi="Trade Gothic Next"/>
+          <w:sz w:val="2"/>
+        </w:rPr>
+      </w:r>
+    </w:p>
     <w:tbl>
       <w:tblPr>
         <w:tblW w:type="auto" w:w="0"/>
@@ -4398,13 +4148,12 @@
       </w:tblPr>
       <w:tblGrid>
         <w:gridCol w:w="648"/>
-        <w:gridCol w:w="2520"/>
-        <w:gridCol w:w="7632"/>
+        <w:gridCol w:w="1512"/>
+        <w:gridCol w:w="8640"/>
       </w:tblGrid>
       <w:tr>
         <w:trPr>
           <w:cantSplit/>
-          <w:trHeight w:val="648" w:hRule="atLeast"/>
         </w:trPr>
         <w:tc>
           <w:tcPr>
@@ -4412,13 +4161,10 @@
             <w:vAlign w:val="center"/>
             <w:tcMar>
               <w:top w:w="40" w:type="dxa"/>
-              <w:left w:w="60" w:type="dxa"/>
+              <w:left w:w="20" w:type="dxa"/>
               <w:bottom w:w="40" w:type="dxa"/>
-              <w:right w:w="60" w:type="dxa"/>
+              <w:right w:w="20" w:type="dxa"/>
             </w:tcMar>
-            <w:tcBorders>
-              <w:bottom w:val="single" w:sz="4" w:color="C8CDC2"/>
-            </w:tcBorders>
           </w:tcPr>
           <w:p>
             <w:pPr>
@@ -4430,144 +4176,276 @@
                 <w:rFonts w:ascii="Trade Gothic Next" w:hAnsi="Trade Gothic Next"/>
                 <w:b/>
                 <w:color w:val="4D730E"/>
-                <w:sz w:val="22"/>
+                <w:sz w:val="26"/>
                 <w:u w:val="none"/>
               </w:rPr>
-              <w:t>8</w:t>
+              <w:t>6</w:t>
             </w:r>
           </w:p>
         </w:tc>
         <w:tc>
           <w:tcPr>
-            <w:tcW w:type="dxa" w:w="2520"/>
+            <w:tcW w:type="dxa" w:w="1512"/>
             <w:vAlign w:val="center"/>
             <w:tcMar>
               <w:top w:w="40" w:type="dxa"/>
-              <w:left w:w="60" w:type="dxa"/>
+              <w:left w:w="0" w:type="dxa"/>
               <w:bottom w:w="40" w:type="dxa"/>
               <w:right w:w="60" w:type="dxa"/>
             </w:tcMar>
-            <w:tcBorders>
-              <w:bottom w:val="single" w:sz="4" w:color="C8CDC2"/>
-            </w:tcBorders>
           </w:tcPr>
           <w:p>
             <w:pPr>
               <w:spacing w:after="0"/>
               <w:jc w:val="left"/>
+              <w:spacing w:before="0" w:after="0" w:line="20" w:lineRule="exact"/>
             </w:pPr>
-            <w:r>
-              <w:rPr>
-                <w:rFonts w:ascii="Trade Gothic Next" w:hAnsi="Trade Gothic Next"/>
-                <w:b/>
-                <w:color w:val="14161B"/>
-                <w:sz w:val="21"/>
-                <w:u w:val="none"/>
-              </w:rPr>
-              <w:t>Cobalt, Co</w:t>
-            </w:r>
+          </w:p>
+          <w:tbl>
+            <w:tblPr>
+              <w:tblW w:type="auto" w:w="0"/>
+              <w:tblLayout w:type="fixed"/>
+              <w:tblLook w:firstColumn="1" w:firstRow="1" w:lastColumn="0" w:lastRow="0" w:noHBand="0" w:noVBand="1" w:val="04A0"/>
+              <w:tblLayout w:type="fixed"/>
+            </w:tblPr>
+            <w:tblGrid>
+              <w:gridCol w:w="1008"/>
+            </w:tblGrid>
+            <w:tr>
+              <w:trPr>
+                <w:cantSplit/>
+                <w:trHeight w:val="892" w:hRule="atLeast"/>
+              </w:trPr>
+              <w:tc>
+                <w:tcPr>
+                  <w:tcW w:type="dxa" w:w="1008"/>
+                  <w:tcBorders>
+                    <w:top w:val="single" w:sz="12" w:color="A3E635"/>
+                    <w:left w:val="single" w:sz="12" w:color="A3E635"/>
+                    <w:bottom w:val="single" w:sz="12" w:color="A3E635"/>
+                    <w:right w:val="single" w:sz="12" w:color="A3E635"/>
+                  </w:tcBorders>
+                  <w:tcMar>
+                    <w:top w:w="20" w:type="dxa"/>
+                    <w:left w:w="50" w:type="dxa"/>
+                    <w:bottom w:w="20" w:type="dxa"/>
+                    <w:right w:w="40" w:type="dxa"/>
+                  </w:tcMar>
+                  <w:vAlign w:val="center"/>
+                </w:tcPr>
+                <w:p>
+                  <w:pPr>
+                    <w:spacing w:after="0"/>
+                  </w:pPr>
+                  <w:r>
+                    <w:rPr>
+                      <w:rFonts w:ascii="Trade Gothic Next" w:hAnsi="Trade Gothic Next"/>
+                      <w:b/>
+                      <w:color w:val="55604F"/>
+                      <w:sz w:val="16"/>
+                      <w:u w:val="none"/>
+                    </w:rPr>
+                    <w:t>27</w:t>
+                  </w:r>
+                </w:p>
+                <w:p>
+                  <w:pPr>
+                    <w:spacing w:after="0"/>
+                    <w:jc w:val="center"/>
+                  </w:pPr>
+                  <w:r>
+                    <w:rPr>
+                      <w:rFonts w:ascii="Trade Gothic Next" w:hAnsi="Trade Gothic Next"/>
+                      <w:b/>
+                      <w:color w:val="14161B"/>
+                      <w:sz w:val="32"/>
+                      <w:u w:val="none"/>
+                    </w:rPr>
+                    <w:t>Co</w:t>
+                  </w:r>
+                </w:p>
+              </w:tc>
+            </w:tr>
+          </w:tbl>
+          <w:p>
+            <w:pPr>
+              <w:spacing w:before="0" w:after="0" w:line="20" w:lineRule="exact"/>
+            </w:pPr>
           </w:p>
         </w:tc>
         <w:tc>
           <w:tcPr>
-            <w:tcW w:type="dxa" w:w="7632"/>
+            <w:tcW w:type="dxa" w:w="8640"/>
             <w:vAlign w:val="center"/>
             <w:tcMar>
-              <w:top w:w="40" w:type="dxa"/>
+              <w:top w:w="10" w:type="dxa"/>
               <w:left w:w="60" w:type="dxa"/>
-              <w:bottom w:w="40" w:type="dxa"/>
+              <w:bottom w:w="10" w:type="dxa"/>
               <w:right w:w="60" w:type="dxa"/>
             </w:tcMar>
-            <w:tcBorders>
-              <w:bottom w:val="single" w:sz="4" w:color="C8CDC2"/>
-            </w:tcBorders>
           </w:tcPr>
           <w:p>
             <w:pPr>
               <w:spacing w:after="0"/>
               <w:jc w:val="left"/>
+              <w:spacing w:before="0" w:after="0" w:line="20" w:lineRule="exact"/>
             </w:pPr>
-            <w:r>
-              <w:rPr>
-                <w:rFonts w:ascii="ShullHand" w:hAnsi="ShullHand"/>
-                <w:color w:val="4A2466"/>
-                <w:sz w:val="24"/>
-                <w:bdr w:val="single" w:sz="8" w:space="1" w:color="9F1D2C"/>
-              </w:rPr>
-              <w:t xml:space="preserve">[Ar] </w:t>
-            </w:r>
-            <w:r>
-              <w:rPr>
-                <w:rFonts w:ascii="Patrick Hand" w:hAnsi="Patrick Hand"/>
-                <w:color w:val="4A2466"/>
-                <w:sz w:val="24"/>
-                <w:bdr w:val="single" w:sz="8" w:space="1" w:color="9F1D2C"/>
-              </w:rPr>
-              <w:t>4</w:t>
-            </w:r>
-            <w:r>
-              <w:rPr>
-                <w:rFonts w:ascii="ShullHand" w:hAnsi="ShullHand"/>
-                <w:color w:val="4A2466"/>
-                <w:sz w:val="24"/>
-                <w:bdr w:val="single" w:sz="8" w:space="1" w:color="9F1D2C"/>
-              </w:rPr>
-              <w:t>s</w:t>
-            </w:r>
-            <w:r>
-              <w:rPr>
-                <w:rFonts w:ascii="Patrick Hand" w:hAnsi="Patrick Hand"/>
-                <w:color w:val="4A2466"/>
-                <w:sz w:val="24"/>
-                <w:vertAlign w:val="superscript"/>
-                <w:bdr w:val="single" w:sz="8" w:space="1" w:color="9F1D2C"/>
-              </w:rPr>
-              <w:t>2</w:t>
-            </w:r>
-            <w:r>
-              <w:rPr>
-                <w:rFonts w:ascii="ShullHand" w:hAnsi="ShullHand"/>
-                <w:color w:val="4A2466"/>
-                <w:sz w:val="24"/>
-                <w:bdr w:val="single" w:sz="8" w:space="1" w:color="9F1D2C"/>
-              </w:rPr>
-              <w:t xml:space="preserve"> </w:t>
-            </w:r>
-            <w:r>
-              <w:rPr>
-                <w:rFonts w:ascii="Patrick Hand" w:hAnsi="Patrick Hand"/>
-                <w:color w:val="4A2466"/>
-                <w:sz w:val="24"/>
-                <w:bdr w:val="single" w:sz="8" w:space="1" w:color="9F1D2C"/>
-              </w:rPr>
-              <w:t>3</w:t>
-            </w:r>
-            <w:r>
-              <w:rPr>
-                <w:rFonts w:ascii="ShullHand" w:hAnsi="ShullHand"/>
-                <w:color w:val="4A2466"/>
-                <w:sz w:val="24"/>
-                <w:bdr w:val="single" w:sz="8" w:space="1" w:color="9F1D2C"/>
-              </w:rPr>
-              <w:t>d</w:t>
-            </w:r>
-            <w:r>
-              <w:rPr>
-                <w:rFonts w:ascii="Patrick Hand" w:hAnsi="Patrick Hand"/>
-                <w:color w:val="4A2466"/>
-                <w:sz w:val="24"/>
-                <w:vertAlign w:val="superscript"/>
-                <w:bdr w:val="single" w:sz="8" w:space="1" w:color="9F1D2C"/>
-              </w:rPr>
-              <w:t>7</w:t>
-            </w:r>
+          </w:p>
+          <w:tbl>
+            <w:tblPr>
+              <w:tblW w:type="auto" w:w="0"/>
+              <w:tblLayout w:type="fixed"/>
+              <w:tblLook w:firstColumn="1" w:firstRow="1" w:lastColumn="0" w:lastRow="0" w:noHBand="0" w:noVBand="1" w:val="04A0"/>
+              <w:tblLayout w:type="fixed"/>
+            </w:tblPr>
+            <w:tblGrid>
+              <w:gridCol w:w="1440"/>
+              <w:gridCol w:w="7056"/>
+            </w:tblGrid>
+            <w:tr>
+              <w:trPr>
+                <w:cantSplit/>
+                <w:trHeight w:val="633" w:hRule="atLeast"/>
+              </w:trPr>
+              <w:tc>
+                <w:tcPr>
+                  <w:tcW w:type="dxa" w:w="1440"/>
+                  <w:vAlign w:val="bottom"/>
+                  <w:tcMar>
+                    <w:top w:w="0" w:type="dxa"/>
+                    <w:left w:w="0" w:type="dxa"/>
+                    <w:bottom w:w="10" w:type="dxa"/>
+                    <w:right w:w="0" w:type="dxa"/>
+                  </w:tcMar>
+                </w:tcPr>
+                <w:p>
+                  <w:pPr>
+                    <w:spacing w:after="0"/>
+                  </w:pPr>
+                  <w:r>
+                    <w:rPr>
+                      <w:rFonts w:ascii="Trade Gothic Next" w:hAnsi="Trade Gothic Next"/>
+                      <w:b/>
+                      <w:color w:val="14161B"/>
+                      <w:sz w:val="18"/>
+                      <w:u w:val="none"/>
+                    </w:rPr>
+                    <w:t>Shorthand</w:t>
+                  </w:r>
+                </w:p>
+              </w:tc>
+              <w:tc>
+                <w:tcPr>
+                  <w:tcW w:type="dxa" w:w="7056"/>
+                  <w:vAlign w:val="bottom"/>
+                  <w:tcMar>
+                    <w:top w:w="0" w:type="dxa"/>
+                    <w:left w:w="0" w:type="dxa"/>
+                    <w:bottom w:w="10" w:type="dxa"/>
+                    <w:right w:w="0" w:type="dxa"/>
+                  </w:tcMar>
+                  <w:tcBorders>
+                    <w:bottom w:val="single" w:sz="6" w:color="C8CDC2"/>
+                  </w:tcBorders>
+                </w:tcPr>
+                <w:p>
+                  <w:pPr>
+                    <w:spacing w:after="0"/>
+                  </w:pPr>
+                  <w:r>
+                    <w:rPr>
+                      <w:rFonts w:ascii="Patrick Hand" w:hAnsi="Patrick Hand"/>
+                      <w:color w:val="4A2466"/>
+                      <w:sz w:val="24"/>
+                      <w:bdr w:val="single" w:sz="8" w:space="1" w:color="9F1D2C"/>
+                    </w:rPr>
+                    <w:t xml:space="preserve">[Ar] </w:t>
+                  </w:r>
+                  <w:r>
+                    <w:rPr>
+                      <w:rFonts w:ascii="Patrick Hand" w:hAnsi="Patrick Hand"/>
+                      <w:color w:val="4A2466"/>
+                      <w:sz w:val="24"/>
+                      <w:bdr w:val="single" w:sz="8" w:space="1" w:color="9F1D2C"/>
+                    </w:rPr>
+                    <w:t>4s</w:t>
+                  </w:r>
+                  <w:r>
+                    <w:rPr>
+                      <w:rFonts w:ascii="Patrick Hand" w:hAnsi="Patrick Hand"/>
+                      <w:color w:val="4A2466"/>
+                      <w:sz w:val="24"/>
+                      <w:vertAlign w:val="superscript"/>
+                      <w:bdr w:val="single" w:sz="8" w:space="1" w:color="9F1D2C"/>
+                    </w:rPr>
+                    <w:t>2</w:t>
+                  </w:r>
+                  <w:r>
+                    <w:rPr>
+                      <w:rFonts w:ascii="Patrick Hand" w:hAnsi="Patrick Hand"/>
+                      <w:color w:val="4A2466"/>
+                      <w:sz w:val="24"/>
+                      <w:bdr w:val="single" w:sz="8" w:space="1" w:color="9F1D2C"/>
+                    </w:rPr>
+                    <w:t xml:space="preserve"> </w:t>
+                  </w:r>
+                  <w:r>
+                    <w:rPr>
+                      <w:rFonts w:ascii="Patrick Hand" w:hAnsi="Patrick Hand"/>
+                      <w:color w:val="4A2466"/>
+                      <w:sz w:val="24"/>
+                      <w:bdr w:val="single" w:sz="8" w:space="1" w:color="9F1D2C"/>
+                    </w:rPr>
+                    <w:t>3d</w:t>
+                  </w:r>
+                  <w:r>
+                    <w:rPr>
+                      <w:rFonts w:ascii="Patrick Hand" w:hAnsi="Patrick Hand"/>
+                      <w:color w:val="4A2466"/>
+                      <w:sz w:val="24"/>
+                      <w:vertAlign w:val="superscript"/>
+                      <w:bdr w:val="single" w:sz="8" w:space="1" w:color="9F1D2C"/>
+                    </w:rPr>
+                    <w:t>7</w:t>
+                  </w:r>
+                </w:p>
+              </w:tc>
+            </w:tr>
+          </w:tbl>
+          <w:p>
+            <w:pPr>
+              <w:spacing w:before="0" w:after="0" w:line="20" w:lineRule="exact"/>
+            </w:pPr>
           </w:p>
         </w:tc>
       </w:tr>
+    </w:tbl>
+    <w:p>
+      <w:pPr>
+        <w:spacing w:before="0" w:after="0" w:line="60" w:lineRule="exact"/>
+      </w:pPr>
+      <w:r>
+        <w:rPr>
+          <w:rFonts w:ascii="Trade Gothic Next" w:hAnsi="Trade Gothic Next"/>
+          <w:sz w:val="2"/>
+        </w:rPr>
+      </w:r>
+    </w:p>
+    <w:tbl>
+      <w:tblPr>
+        <w:tblW w:type="auto" w:w="0"/>
+        <w:tblLayout w:type="fixed"/>
+        <w:tblLook w:firstColumn="1" w:firstRow="1" w:lastColumn="0" w:lastRow="0" w:noHBand="0" w:noVBand="1" w:val="04A0"/>
+        <w:tblLayout w:type="fixed"/>
+      </w:tblPr>
+      <w:tblGrid>
+        <w:gridCol w:w="648"/>
+        <w:gridCol w:w="1512"/>
+        <w:gridCol w:w="8640"/>
+      </w:tblGrid>
       <w:tr>
         <w:trPr>
           <w:cantSplit/>
-          <w:trHeight w:val="648" w:hRule="atLeast"/>
         </w:trPr>
         <w:tc>
           <w:tcPr>
@@ -4575,13 +4453,10 @@
             <w:vAlign w:val="center"/>
             <w:tcMar>
               <w:top w:w="40" w:type="dxa"/>
-              <w:left w:w="60" w:type="dxa"/>
+              <w:left w:w="20" w:type="dxa"/>
               <w:bottom w:w="40" w:type="dxa"/>
-              <w:right w:w="60" w:type="dxa"/>
+              <w:right w:w="20" w:type="dxa"/>
             </w:tcMar>
-            <w:tcBorders>
-              <w:bottom w:val="single" w:sz="4" w:color="C8CDC2"/>
-            </w:tcBorders>
           </w:tcPr>
           <w:p>
             <w:pPr>
@@ -4593,178 +4468,290 @@
                 <w:rFonts w:ascii="Trade Gothic Next" w:hAnsi="Trade Gothic Next"/>
                 <w:b/>
                 <w:color w:val="4D730E"/>
-                <w:sz w:val="22"/>
+                <w:sz w:val="26"/>
                 <w:u w:val="none"/>
               </w:rPr>
-              <w:t>9</w:t>
+              <w:t>7</w:t>
             </w:r>
           </w:p>
         </w:tc>
         <w:tc>
           <w:tcPr>
-            <w:tcW w:type="dxa" w:w="2520"/>
+            <w:tcW w:type="dxa" w:w="1512"/>
             <w:vAlign w:val="center"/>
             <w:tcMar>
               <w:top w:w="40" w:type="dxa"/>
-              <w:left w:w="60" w:type="dxa"/>
+              <w:left w:w="0" w:type="dxa"/>
               <w:bottom w:w="40" w:type="dxa"/>
               <w:right w:w="60" w:type="dxa"/>
             </w:tcMar>
-            <w:tcBorders>
-              <w:bottom w:val="single" w:sz="4" w:color="C8CDC2"/>
-            </w:tcBorders>
           </w:tcPr>
           <w:p>
             <w:pPr>
               <w:spacing w:after="0"/>
               <w:jc w:val="left"/>
+              <w:spacing w:before="0" w:after="0" w:line="20" w:lineRule="exact"/>
             </w:pPr>
-            <w:r>
-              <w:rPr>
-                <w:rFonts w:ascii="Trade Gothic Next" w:hAnsi="Trade Gothic Next"/>
-                <w:b/>
-                <w:color w:val="14161B"/>
-                <w:sz w:val="21"/>
-                <w:u w:val="none"/>
-              </w:rPr>
-              <w:t>Antimony, Sb</w:t>
-            </w:r>
+          </w:p>
+          <w:tbl>
+            <w:tblPr>
+              <w:tblW w:type="auto" w:w="0"/>
+              <w:tblLayout w:type="fixed"/>
+              <w:tblLook w:firstColumn="1" w:firstRow="1" w:lastColumn="0" w:lastRow="0" w:noHBand="0" w:noVBand="1" w:val="04A0"/>
+              <w:tblLayout w:type="fixed"/>
+            </w:tblPr>
+            <w:tblGrid>
+              <w:gridCol w:w="1008"/>
+            </w:tblGrid>
+            <w:tr>
+              <w:trPr>
+                <w:cantSplit/>
+                <w:trHeight w:val="892" w:hRule="atLeast"/>
+              </w:trPr>
+              <w:tc>
+                <w:tcPr>
+                  <w:tcW w:type="dxa" w:w="1008"/>
+                  <w:tcBorders>
+                    <w:top w:val="single" w:sz="12" w:color="A3E635"/>
+                    <w:left w:val="single" w:sz="12" w:color="A3E635"/>
+                    <w:bottom w:val="single" w:sz="12" w:color="A3E635"/>
+                    <w:right w:val="single" w:sz="12" w:color="A3E635"/>
+                  </w:tcBorders>
+                  <w:tcMar>
+                    <w:top w:w="20" w:type="dxa"/>
+                    <w:left w:w="50" w:type="dxa"/>
+                    <w:bottom w:w="20" w:type="dxa"/>
+                    <w:right w:w="40" w:type="dxa"/>
+                  </w:tcMar>
+                  <w:vAlign w:val="center"/>
+                </w:tcPr>
+                <w:p>
+                  <w:pPr>
+                    <w:spacing w:after="0"/>
+                  </w:pPr>
+                  <w:r>
+                    <w:rPr>
+                      <w:rFonts w:ascii="Trade Gothic Next" w:hAnsi="Trade Gothic Next"/>
+                      <w:b/>
+                      <w:color w:val="55604F"/>
+                      <w:sz w:val="16"/>
+                      <w:u w:val="none"/>
+                    </w:rPr>
+                    <w:t>51</w:t>
+                  </w:r>
+                </w:p>
+                <w:p>
+                  <w:pPr>
+                    <w:spacing w:after="0"/>
+                    <w:jc w:val="center"/>
+                  </w:pPr>
+                  <w:r>
+                    <w:rPr>
+                      <w:rFonts w:ascii="Trade Gothic Next" w:hAnsi="Trade Gothic Next"/>
+                      <w:b/>
+                      <w:color w:val="14161B"/>
+                      <w:sz w:val="32"/>
+                      <w:u w:val="none"/>
+                    </w:rPr>
+                    <w:t>Sb</w:t>
+                  </w:r>
+                </w:p>
+              </w:tc>
+            </w:tr>
+          </w:tbl>
+          <w:p>
+            <w:pPr>
+              <w:spacing w:before="0" w:after="0" w:line="20" w:lineRule="exact"/>
+            </w:pPr>
           </w:p>
         </w:tc>
         <w:tc>
           <w:tcPr>
-            <w:tcW w:type="dxa" w:w="7632"/>
+            <w:tcW w:type="dxa" w:w="8640"/>
             <w:vAlign w:val="center"/>
             <w:tcMar>
-              <w:top w:w="40" w:type="dxa"/>
+              <w:top w:w="10" w:type="dxa"/>
               <w:left w:w="60" w:type="dxa"/>
-              <w:bottom w:w="40" w:type="dxa"/>
+              <w:bottom w:w="10" w:type="dxa"/>
               <w:right w:w="60" w:type="dxa"/>
             </w:tcMar>
-            <w:tcBorders>
-              <w:bottom w:val="single" w:sz="4" w:color="C8CDC2"/>
-            </w:tcBorders>
           </w:tcPr>
           <w:p>
             <w:pPr>
               <w:spacing w:after="0"/>
               <w:jc w:val="left"/>
+              <w:spacing w:before="0" w:after="0" w:line="20" w:lineRule="exact"/>
             </w:pPr>
-            <w:r>
-              <w:rPr>
-                <w:rFonts w:ascii="ShullHand" w:hAnsi="ShullHand"/>
-                <w:color w:val="4A2466"/>
-                <w:sz w:val="24"/>
-                <w:bdr w:val="single" w:sz="8" w:space="1" w:color="9F1D2C"/>
-              </w:rPr>
-              <w:t xml:space="preserve">[Kr] </w:t>
-            </w:r>
-            <w:r>
-              <w:rPr>
-                <w:rFonts w:ascii="Patrick Hand" w:hAnsi="Patrick Hand"/>
-                <w:color w:val="4A2466"/>
-                <w:sz w:val="24"/>
-                <w:bdr w:val="single" w:sz="8" w:space="1" w:color="9F1D2C"/>
-              </w:rPr>
-              <w:t>5</w:t>
-            </w:r>
-            <w:r>
-              <w:rPr>
-                <w:rFonts w:ascii="ShullHand" w:hAnsi="ShullHand"/>
-                <w:color w:val="4A2466"/>
-                <w:sz w:val="24"/>
-                <w:bdr w:val="single" w:sz="8" w:space="1" w:color="9F1D2C"/>
-              </w:rPr>
-              <w:t>s</w:t>
-            </w:r>
-            <w:r>
-              <w:rPr>
-                <w:rFonts w:ascii="Patrick Hand" w:hAnsi="Patrick Hand"/>
-                <w:color w:val="4A2466"/>
-                <w:sz w:val="24"/>
-                <w:vertAlign w:val="superscript"/>
-                <w:bdr w:val="single" w:sz="8" w:space="1" w:color="9F1D2C"/>
-              </w:rPr>
-              <w:t>2</w:t>
-            </w:r>
-            <w:r>
-              <w:rPr>
-                <w:rFonts w:ascii="ShullHand" w:hAnsi="ShullHand"/>
-                <w:color w:val="4A2466"/>
-                <w:sz w:val="24"/>
-                <w:bdr w:val="single" w:sz="8" w:space="1" w:color="9F1D2C"/>
-              </w:rPr>
-              <w:t xml:space="preserve"> </w:t>
-            </w:r>
-            <w:r>
-              <w:rPr>
-                <w:rFonts w:ascii="Patrick Hand" w:hAnsi="Patrick Hand"/>
-                <w:color w:val="4A2466"/>
-                <w:sz w:val="24"/>
-                <w:bdr w:val="single" w:sz="8" w:space="1" w:color="9F1D2C"/>
-              </w:rPr>
-              <w:t>4</w:t>
-            </w:r>
-            <w:r>
-              <w:rPr>
-                <w:rFonts w:ascii="ShullHand" w:hAnsi="ShullHand"/>
-                <w:color w:val="4A2466"/>
-                <w:sz w:val="24"/>
-                <w:bdr w:val="single" w:sz="8" w:space="1" w:color="9F1D2C"/>
-              </w:rPr>
-              <w:t>d</w:t>
-            </w:r>
-            <w:r>
-              <w:rPr>
-                <w:rFonts w:ascii="Patrick Hand" w:hAnsi="Patrick Hand"/>
-                <w:color w:val="4A2466"/>
-                <w:sz w:val="24"/>
-                <w:vertAlign w:val="superscript"/>
-                <w:bdr w:val="single" w:sz="8" w:space="1" w:color="9F1D2C"/>
-              </w:rPr>
-              <w:t>10</w:t>
-            </w:r>
-            <w:r>
-              <w:rPr>
-                <w:rFonts w:ascii="ShullHand" w:hAnsi="ShullHand"/>
-                <w:color w:val="4A2466"/>
-                <w:sz w:val="24"/>
-                <w:bdr w:val="single" w:sz="8" w:space="1" w:color="9F1D2C"/>
-              </w:rPr>
-              <w:t xml:space="preserve"> </w:t>
-            </w:r>
-            <w:r>
-              <w:rPr>
-                <w:rFonts w:ascii="Patrick Hand" w:hAnsi="Patrick Hand"/>
-                <w:color w:val="4A2466"/>
-                <w:sz w:val="24"/>
-                <w:bdr w:val="single" w:sz="8" w:space="1" w:color="9F1D2C"/>
-              </w:rPr>
-              <w:t>5</w:t>
-            </w:r>
-            <w:r>
-              <w:rPr>
-                <w:rFonts w:ascii="ShullHand" w:hAnsi="ShullHand"/>
-                <w:color w:val="4A2466"/>
-                <w:sz w:val="24"/>
-                <w:bdr w:val="single" w:sz="8" w:space="1" w:color="9F1D2C"/>
-              </w:rPr>
-              <w:t>p</w:t>
-            </w:r>
-            <w:r>
-              <w:rPr>
-                <w:rFonts w:ascii="Patrick Hand" w:hAnsi="Patrick Hand"/>
-                <w:color w:val="4A2466"/>
-                <w:sz w:val="24"/>
-                <w:vertAlign w:val="superscript"/>
-                <w:bdr w:val="single" w:sz="8" w:space="1" w:color="9F1D2C"/>
-              </w:rPr>
-              <w:t>3</w:t>
-            </w:r>
+          </w:p>
+          <w:tbl>
+            <w:tblPr>
+              <w:tblW w:type="auto" w:w="0"/>
+              <w:tblLayout w:type="fixed"/>
+              <w:tblLook w:firstColumn="1" w:firstRow="1" w:lastColumn="0" w:lastRow="0" w:noHBand="0" w:noVBand="1" w:val="04A0"/>
+              <w:tblLayout w:type="fixed"/>
+            </w:tblPr>
+            <w:tblGrid>
+              <w:gridCol w:w="1440"/>
+              <w:gridCol w:w="7056"/>
+            </w:tblGrid>
+            <w:tr>
+              <w:trPr>
+                <w:cantSplit/>
+                <w:trHeight w:val="633" w:hRule="atLeast"/>
+              </w:trPr>
+              <w:tc>
+                <w:tcPr>
+                  <w:tcW w:type="dxa" w:w="1440"/>
+                  <w:vAlign w:val="bottom"/>
+                  <w:tcMar>
+                    <w:top w:w="0" w:type="dxa"/>
+                    <w:left w:w="0" w:type="dxa"/>
+                    <w:bottom w:w="10" w:type="dxa"/>
+                    <w:right w:w="0" w:type="dxa"/>
+                  </w:tcMar>
+                </w:tcPr>
+                <w:p>
+                  <w:pPr>
+                    <w:spacing w:after="0"/>
+                  </w:pPr>
+                  <w:r>
+                    <w:rPr>
+                      <w:rFonts w:ascii="Trade Gothic Next" w:hAnsi="Trade Gothic Next"/>
+                      <w:b/>
+                      <w:color w:val="14161B"/>
+                      <w:sz w:val="18"/>
+                      <w:u w:val="none"/>
+                    </w:rPr>
+                    <w:t>Shorthand</w:t>
+                  </w:r>
+                </w:p>
+              </w:tc>
+              <w:tc>
+                <w:tcPr>
+                  <w:tcW w:type="dxa" w:w="7056"/>
+                  <w:vAlign w:val="bottom"/>
+                  <w:tcMar>
+                    <w:top w:w="0" w:type="dxa"/>
+                    <w:left w:w="0" w:type="dxa"/>
+                    <w:bottom w:w="10" w:type="dxa"/>
+                    <w:right w:w="0" w:type="dxa"/>
+                  </w:tcMar>
+                  <w:tcBorders>
+                    <w:bottom w:val="single" w:sz="6" w:color="C8CDC2"/>
+                  </w:tcBorders>
+                </w:tcPr>
+                <w:p>
+                  <w:pPr>
+                    <w:spacing w:after="0"/>
+                  </w:pPr>
+                  <w:r>
+                    <w:rPr>
+                      <w:rFonts w:ascii="Patrick Hand" w:hAnsi="Patrick Hand"/>
+                      <w:color w:val="4A2466"/>
+                      <w:sz w:val="24"/>
+                      <w:bdr w:val="single" w:sz="8" w:space="1" w:color="9F1D2C"/>
+                    </w:rPr>
+                    <w:t xml:space="preserve">[Kr] </w:t>
+                  </w:r>
+                  <w:r>
+                    <w:rPr>
+                      <w:rFonts w:ascii="Patrick Hand" w:hAnsi="Patrick Hand"/>
+                      <w:color w:val="4A2466"/>
+                      <w:sz w:val="24"/>
+                      <w:bdr w:val="single" w:sz="8" w:space="1" w:color="9F1D2C"/>
+                    </w:rPr>
+                    <w:t>5s</w:t>
+                  </w:r>
+                  <w:r>
+                    <w:rPr>
+                      <w:rFonts w:ascii="Patrick Hand" w:hAnsi="Patrick Hand"/>
+                      <w:color w:val="4A2466"/>
+                      <w:sz w:val="24"/>
+                      <w:vertAlign w:val="superscript"/>
+                      <w:bdr w:val="single" w:sz="8" w:space="1" w:color="9F1D2C"/>
+                    </w:rPr>
+                    <w:t>2</w:t>
+                  </w:r>
+                  <w:r>
+                    <w:rPr>
+                      <w:rFonts w:ascii="Patrick Hand" w:hAnsi="Patrick Hand"/>
+                      <w:color w:val="4A2466"/>
+                      <w:sz w:val="24"/>
+                      <w:bdr w:val="single" w:sz="8" w:space="1" w:color="9F1D2C"/>
+                    </w:rPr>
+                    <w:t xml:space="preserve"> </w:t>
+                  </w:r>
+                  <w:r>
+                    <w:rPr>
+                      <w:rFonts w:ascii="Patrick Hand" w:hAnsi="Patrick Hand"/>
+                      <w:color w:val="4A2466"/>
+                      <w:sz w:val="24"/>
+                      <w:bdr w:val="single" w:sz="8" w:space="1" w:color="9F1D2C"/>
+                    </w:rPr>
+                    <w:t>4d</w:t>
+                  </w:r>
+                  <w:r>
+                    <w:rPr>
+                      <w:rFonts w:ascii="Patrick Hand" w:hAnsi="Patrick Hand"/>
+                      <w:color w:val="4A2466"/>
+                      <w:sz w:val="24"/>
+                      <w:vertAlign w:val="superscript"/>
+                      <w:bdr w:val="single" w:sz="8" w:space="1" w:color="9F1D2C"/>
+                    </w:rPr>
+                    <w:t>10</w:t>
+                  </w:r>
+                  <w:r>
+                    <w:rPr>
+                      <w:rFonts w:ascii="Patrick Hand" w:hAnsi="Patrick Hand"/>
+                      <w:color w:val="4A2466"/>
+                      <w:sz w:val="24"/>
+                      <w:bdr w:val="single" w:sz="8" w:space="1" w:color="9F1D2C"/>
+                    </w:rPr>
+                    <w:t xml:space="preserve"> </w:t>
+                  </w:r>
+                  <w:r>
+                    <w:rPr>
+                      <w:rFonts w:ascii="Patrick Hand" w:hAnsi="Patrick Hand"/>
+                      <w:color w:val="4A2466"/>
+                      <w:sz w:val="24"/>
+                      <w:bdr w:val="single" w:sz="8" w:space="1" w:color="9F1D2C"/>
+                    </w:rPr>
+                    <w:t>5p</w:t>
+                  </w:r>
+                  <w:r>
+                    <w:rPr>
+                      <w:rFonts w:ascii="Patrick Hand" w:hAnsi="Patrick Hand"/>
+                      <w:color w:val="4A2466"/>
+                      <w:sz w:val="24"/>
+                      <w:vertAlign w:val="superscript"/>
+                      <w:bdr w:val="single" w:sz="8" w:space="1" w:color="9F1D2C"/>
+                    </w:rPr>
+                    <w:t>3</w:t>
+                  </w:r>
+                </w:p>
+              </w:tc>
+            </w:tr>
+          </w:tbl>
+          <w:p>
+            <w:pPr>
+              <w:spacing w:before="0" w:after="0" w:line="20" w:lineRule="exact"/>
+            </w:pPr>
           </w:p>
         </w:tc>
       </w:tr>
     </w:tbl>
+    <w:p>
+      <w:pPr>
+        <w:pageBreakBefore/>
+        <w:spacing w:before="0" w:after="0" w:line="20" w:lineRule="exact"/>
+      </w:pPr>
+      <w:r>
+        <w:rPr>
+          <w:rFonts w:ascii="Trade Gothic Next" w:hAnsi="Trade Gothic Next"/>
+          <w:sz w:val="2"/>
+        </w:rPr>
+      </w:r>
+    </w:p>
     <w:p>
       <w:pPr>
         <w:spacing w:before="0" w:after="0" w:line="120" w:lineRule="exact"/>
@@ -4817,7 +4804,7 @@
                 <w:sz w:val="18"/>
                 <w:u w:val="none"/>
               </w:rPr>
-              <w:t>PART 4  ·  CHARGE OF THE ION EACH ATOM FORMS</w:t>
+              <w:t>PART 4  ·  IONS:  CHARGE, AND CATION OR ANION</w:t>
             </w:r>
           </w:p>
         </w:tc>
@@ -4850,12 +4837,23 @@
                 <w:sz w:val="17"/>
                 <w:u w:val="none"/>
               </w:rPr>
-              <w:t>4 pts</w:t>
+              <w:t>8 pts</w:t>
             </w:r>
           </w:p>
         </w:tc>
       </w:tr>
     </w:tbl>
+    <w:p>
+      <w:pPr>
+        <w:spacing w:before="0" w:after="0" w:line="60" w:lineRule="exact"/>
+      </w:pPr>
+      <w:r>
+        <w:rPr>
+          <w:rFonts w:ascii="Trade Gothic Next" w:hAnsi="Trade Gothic Next"/>
+          <w:sz w:val="2"/>
+        </w:rPr>
+      </w:r>
+    </w:p>
     <w:tbl>
       <w:tblPr>
         <w:tblW w:type="auto" w:w="0"/>
@@ -4864,33 +4862,31 @@
         <w:tblLayout w:type="fixed"/>
       </w:tblPr>
       <w:tblGrid>
-        <w:gridCol w:w="648"/>
-        <w:gridCol w:w="2232"/>
-        <w:gridCol w:w="2520"/>
-        <w:gridCol w:w="648"/>
-        <w:gridCol w:w="2232"/>
-        <w:gridCol w:w="2520"/>
+        <w:gridCol w:w="2700"/>
+        <w:gridCol w:w="2700"/>
+        <w:gridCol w:w="2700"/>
+        <w:gridCol w:w="2700"/>
       </w:tblGrid>
       <w:tr>
         <w:trPr>
           <w:cantSplit/>
-          <w:trHeight w:val="648" w:hRule="atLeast"/>
-          <w:cantSplit/>
-          <w:trHeight w:val="648" w:hRule="atLeast"/>
         </w:trPr>
         <w:tc>
           <w:tcPr>
-            <w:tcW w:type="dxa" w:w="648"/>
+            <w:tcW w:type="dxa" w:w="2700"/>
+            <w:tcBorders>
+              <w:top w:val="single" w:sz="4" w:color="C8CDC2"/>
+              <w:left w:val="single" w:sz="4" w:color="C8CDC2"/>
+              <w:bottom w:val="single" w:sz="4" w:color="C8CDC2"/>
+              <w:right w:val="single" w:sz="4" w:color="C8CDC2"/>
+            </w:tcBorders>
             <w:vAlign w:val="center"/>
             <w:tcMar>
               <w:top w:w="40" w:type="dxa"/>
-              <w:left w:w="60" w:type="dxa"/>
-              <w:bottom w:w="40" w:type="dxa"/>
+              <w:left w:w="80" w:type="dxa"/>
+              <w:bottom w:w="60" w:type="dxa"/>
               <w:right w:w="60" w:type="dxa"/>
             </w:tcMar>
-            <w:tcBorders>
-              <w:bottom w:val="single" w:sz="4" w:color="C8CDC2"/>
-            </w:tcBorders>
           </w:tcPr>
           <w:p>
             <w:pPr>
@@ -4902,130 +4898,207 @@
                 <w:rFonts w:ascii="Trade Gothic Next" w:hAnsi="Trade Gothic Next"/>
                 <w:b/>
                 <w:color w:val="4D730E"/>
-                <w:sz w:val="22"/>
+                <w:sz w:val="26"/>
                 <w:u w:val="none"/>
               </w:rPr>
-              <w:t>10</w:t>
+              <w:t>8</w:t>
             </w:r>
           </w:p>
-        </w:tc>
-        <w:tc>
-          <w:tcPr>
-            <w:tcW w:type="dxa" w:w="2232"/>
-            <w:vAlign w:val="center"/>
-            <w:tcMar>
-              <w:top w:w="40" w:type="dxa"/>
-              <w:left w:w="60" w:type="dxa"/>
-              <w:bottom w:w="40" w:type="dxa"/>
-              <w:right w:w="60" w:type="dxa"/>
-            </w:tcMar>
-            <w:tcBorders>
-              <w:bottom w:val="single" w:sz="4" w:color="C8CDC2"/>
-            </w:tcBorders>
-          </w:tcPr>
+          <w:tbl>
+            <w:tblPr>
+              <w:tblW w:type="auto" w:w="0"/>
+              <w:tblLayout w:type="fixed"/>
+              <w:tblLook w:firstColumn="1" w:firstRow="1" w:lastColumn="0" w:lastRow="0" w:noHBand="0" w:noVBand="1" w:val="04A0"/>
+              <w:tblLayout w:type="fixed"/>
+            </w:tblPr>
+            <w:tblGrid>
+              <w:gridCol w:w="1008"/>
+            </w:tblGrid>
+            <w:tr>
+              <w:trPr>
+                <w:cantSplit/>
+                <w:trHeight w:val="892" w:hRule="atLeast"/>
+              </w:trPr>
+              <w:tc>
+                <w:tcPr>
+                  <w:tcW w:type="dxa" w:w="1008"/>
+                  <w:tcBorders>
+                    <w:top w:val="single" w:sz="12" w:color="A3E635"/>
+                    <w:left w:val="single" w:sz="12" w:color="A3E635"/>
+                    <w:bottom w:val="single" w:sz="12" w:color="A3E635"/>
+                    <w:right w:val="single" w:sz="12" w:color="A3E635"/>
+                  </w:tcBorders>
+                  <w:tcMar>
+                    <w:top w:w="20" w:type="dxa"/>
+                    <w:left w:w="50" w:type="dxa"/>
+                    <w:bottom w:w="20" w:type="dxa"/>
+                    <w:right w:w="40" w:type="dxa"/>
+                  </w:tcMar>
+                  <w:vAlign w:val="center"/>
+                </w:tcPr>
+                <w:p>
+                  <w:pPr>
+                    <w:spacing w:after="0"/>
+                  </w:pPr>
+                  <w:r>
+                    <w:rPr>
+                      <w:rFonts w:ascii="Trade Gothic Next" w:hAnsi="Trade Gothic Next"/>
+                      <w:b/>
+                      <w:color w:val="55604F"/>
+                      <w:sz w:val="16"/>
+                      <w:u w:val="none"/>
+                    </w:rPr>
+                    <w:t>15</w:t>
+                  </w:r>
+                </w:p>
+                <w:p>
+                  <w:pPr>
+                    <w:spacing w:after="0"/>
+                    <w:jc w:val="center"/>
+                  </w:pPr>
+                  <w:r>
+                    <w:rPr>
+                      <w:rFonts w:ascii="Trade Gothic Next" w:hAnsi="Trade Gothic Next"/>
+                      <w:b/>
+                      <w:color w:val="14161B"/>
+                      <w:sz w:val="32"/>
+                      <w:u w:val="none"/>
+                    </w:rPr>
+                    <w:t>P</w:t>
+                  </w:r>
+                </w:p>
+              </w:tc>
+            </w:tr>
+          </w:tbl>
           <w:p>
             <w:pPr>
-              <w:spacing w:after="0"/>
-              <w:jc w:val="left"/>
+              <w:spacing w:before="0" w:after="0" w:line="20" w:lineRule="exact"/>
+            </w:pPr>
+          </w:p>
+          <w:p>
+            <w:pPr>
+              <w:spacing w:before="120" w:after="80"/>
             </w:pPr>
             <w:r>
               <w:rPr>
                 <w:rFonts w:ascii="Trade Gothic Next" w:hAnsi="Trade Gothic Next"/>
                 <w:b/>
                 <w:color w:val="14161B"/>
+                <w:sz w:val="18"/>
+                <w:u w:val="none"/>
+              </w:rPr>
+              <w:t xml:space="preserve">Charge  </w:t>
+            </w:r>
+            <w:r>
+              <w:rPr>
+                <w:rFonts w:ascii="Patrick Hand" w:hAnsi="Patrick Hand"/>
+                <w:color w:val="4A2466"/>
+                <w:sz w:val="28"/>
+                <w:bdr w:val="single" w:sz="8" w:space="1" w:color="9F1D2C"/>
+              </w:rPr>
+              <w:t>3</w:t>
+            </w:r>
+            <w:r>
+              <w:rPr>
+                <w:rFonts w:ascii="ShullHand" w:hAnsi="ShullHand"/>
+                <w:color w:val="4A2466"/>
+                <w:sz w:val="28"/>
+                <w:bdr w:val="single" w:sz="8" w:space="1" w:color="9F1D2C"/>
+              </w:rPr>
+              <w:t>−</w:t>
+            </w:r>
+          </w:p>
+          <w:p>
+            <w:pPr>
+              <w:spacing w:after="0"/>
+            </w:pPr>
+            <w:r>
+              <w:rPr>
+                <w:rFonts w:ascii="Trade Gothic Next" w:hAnsi="Trade Gothic Next"/>
+                <w:b/>
+                <w:color w:val="14161B"/>
+                <w:sz w:val="18"/>
+                <w:u w:val="none"/>
+              </w:rPr>
+              <w:t xml:space="preserve">Circle  </w:t>
+            </w:r>
+            <w:r>
+              <w:rPr>
+                <w:rFonts w:ascii="Trade Gothic Next" w:hAnsi="Trade Gothic Next"/>
+                <w:b w:val="0"/>
+                <w:color w:val="14161B"/>
                 <w:sz w:val="21"/>
                 <w:u w:val="none"/>
               </w:rPr>
-              <w:t>Sulfur, S</w:t>
+              <w:t>cation</w:t>
+            </w:r>
+            <w:r>
+              <w:rPr>
+                <w:rFonts w:ascii="Trade Gothic Next" w:hAnsi="Trade Gothic Next"/>
+                <w:b w:val="0"/>
+                <w:color w:val="55604F"/>
+                <w:sz w:val="18"/>
+                <w:u w:val="none"/>
+              </w:rPr>
+              <w:t xml:space="preserve">   /   </w:t>
+            </w:r>
+            <w:r>
+              <w:rPr>
+                <w:rFonts w:ascii="Trade Gothic Next" w:hAnsi="Trade Gothic Next"/>
+                <w:b/>
+                <w:color w:val="9F1D2C"/>
+                <w:sz w:val="21"/>
+                <w:u w:val="none"/>
+              </w:rPr>
+              <w:t>anion</w:t>
+            </w:r>
+          </w:p>
+          <w:p>
+            <w:pPr>
+              <w:spacing w:after="0"/>
+            </w:pPr>
+            <w:r>
+              <w:rPr>
+                <w:rFonts w:ascii="Patrick Hand" w:hAnsi="Patrick Hand"/>
+                <w:color w:val="16609A"/>
+                <w:sz w:val="20"/>
+              </w:rPr>
+              <w:t>5</w:t>
+            </w:r>
+            <w:r>
+              <w:rPr>
+                <w:rFonts w:ascii="ShullHand" w:hAnsi="ShullHand"/>
+                <w:color w:val="16609A"/>
+                <w:sz w:val="20"/>
+              </w:rPr>
+              <w:t xml:space="preserve"> val. e-, gains </w:t>
+            </w:r>
+            <w:r>
+              <w:rPr>
+                <w:rFonts w:ascii="Patrick Hand" w:hAnsi="Patrick Hand"/>
+                <w:color w:val="16609A"/>
+                <w:sz w:val="20"/>
+              </w:rPr>
+              <w:t>3</w:t>
             </w:r>
           </w:p>
         </w:tc>
         <w:tc>
           <w:tcPr>
-            <w:tcW w:type="dxa" w:w="2520"/>
+            <w:tcW w:type="dxa" w:w="2700"/>
+            <w:tcBorders>
+              <w:top w:val="single" w:sz="4" w:color="C8CDC2"/>
+              <w:left w:val="single" w:sz="4" w:color="C8CDC2"/>
+              <w:bottom w:val="single" w:sz="4" w:color="C8CDC2"/>
+              <w:right w:val="single" w:sz="4" w:color="C8CDC2"/>
+            </w:tcBorders>
             <w:vAlign w:val="center"/>
             <w:tcMar>
               <w:top w:w="40" w:type="dxa"/>
-              <w:left w:w="60" w:type="dxa"/>
-              <w:bottom w:w="40" w:type="dxa"/>
+              <w:left w:w="80" w:type="dxa"/>
+              <w:bottom w:w="60" w:type="dxa"/>
               <w:right w:w="60" w:type="dxa"/>
             </w:tcMar>
-            <w:tcBorders>
-              <w:bottom w:val="single" w:sz="4" w:color="C8CDC2"/>
-            </w:tcBorders>
-          </w:tcPr>
-          <w:p>
-            <w:pPr>
-              <w:spacing w:after="0"/>
-              <w:jc w:val="left"/>
-            </w:pPr>
-            <w:r>
-              <w:rPr>
-                <w:rFonts w:ascii="Trade Gothic Next" w:hAnsi="Trade Gothic Next"/>
-                <w:b w:val="0"/>
-                <w:color w:val="55604F"/>
-                <w:sz w:val="17"/>
-                <w:u w:val="none"/>
-              </w:rPr>
-              <w:t xml:space="preserve">charge  </w:t>
-            </w:r>
-            <w:r>
-              <w:rPr>
-                <w:rFonts w:ascii="Patrick Hand" w:hAnsi="Patrick Hand"/>
-                <w:color w:val="4A2466"/>
-                <w:sz w:val="26"/>
-                <w:bdr w:val="single" w:sz="8" w:space="1" w:color="9F1D2C"/>
-              </w:rPr>
-              <w:t>2</w:t>
-            </w:r>
-            <w:r>
-              <w:rPr>
-                <w:rFonts w:ascii="ShullHand" w:hAnsi="ShullHand"/>
-                <w:color w:val="4A2466"/>
-                <w:sz w:val="26"/>
-                <w:bdr w:val="single" w:sz="8" w:space="1" w:color="9F1D2C"/>
-              </w:rPr>
-              <w:t>−</w:t>
-            </w:r>
-            <w:r>
-              <w:rPr>
-                <w:rFonts w:ascii="ShullHand" w:hAnsi="ShullHand"/>
-                <w:color w:val="16609A"/>
-                <w:sz w:val="18"/>
-              </w:rPr>
-              <w:t xml:space="preserve">  </w:t>
-            </w:r>
-            <w:r>
-              <w:rPr>
-                <w:rFonts w:ascii="Patrick Hand" w:hAnsi="Patrick Hand"/>
-                <w:color w:val="16609A"/>
-                <w:sz w:val="18"/>
-              </w:rPr>
-              <w:t>6</w:t>
-            </w:r>
-            <w:r>
-              <w:rPr>
-                <w:rFonts w:ascii="ShullHand" w:hAnsi="ShullHand"/>
-                <w:color w:val="16609A"/>
-                <w:sz w:val="18"/>
-              </w:rPr>
-              <w:t xml:space="preserve"> val. e-</w:t>
-            </w:r>
-          </w:p>
-        </w:tc>
-        <w:tc>
-          <w:tcPr>
-            <w:tcW w:type="dxa" w:w="648"/>
-            <w:vAlign w:val="center"/>
-            <w:tcMar>
-              <w:top w:w="40" w:type="dxa"/>
-              <w:left w:w="60" w:type="dxa"/>
-              <w:bottom w:w="40" w:type="dxa"/>
-              <w:right w:w="60" w:type="dxa"/>
-            </w:tcMar>
-            <w:tcBorders>
-              <w:bottom w:val="single" w:sz="4" w:color="C8CDC2"/>
-            </w:tcBorders>
           </w:tcPr>
           <w:p>
             <w:pPr>
@@ -5037,138 +5110,207 @@
                 <w:rFonts w:ascii="Trade Gothic Next" w:hAnsi="Trade Gothic Next"/>
                 <w:b/>
                 <w:color w:val="4D730E"/>
-                <w:sz w:val="22"/>
+                <w:sz w:val="26"/>
                 <w:u w:val="none"/>
               </w:rPr>
-              <w:t>11</w:t>
+              <w:t>9</w:t>
             </w:r>
           </w:p>
-        </w:tc>
-        <w:tc>
-          <w:tcPr>
-            <w:tcW w:type="dxa" w:w="2232"/>
-            <w:vAlign w:val="center"/>
-            <w:tcMar>
-              <w:top w:w="40" w:type="dxa"/>
-              <w:left w:w="60" w:type="dxa"/>
-              <w:bottom w:w="40" w:type="dxa"/>
-              <w:right w:w="60" w:type="dxa"/>
-            </w:tcMar>
-            <w:tcBorders>
-              <w:bottom w:val="single" w:sz="4" w:color="C8CDC2"/>
-            </w:tcBorders>
-          </w:tcPr>
+          <w:tbl>
+            <w:tblPr>
+              <w:tblW w:type="auto" w:w="0"/>
+              <w:tblLayout w:type="fixed"/>
+              <w:tblLook w:firstColumn="1" w:firstRow="1" w:lastColumn="0" w:lastRow="0" w:noHBand="0" w:noVBand="1" w:val="04A0"/>
+              <w:tblLayout w:type="fixed"/>
+            </w:tblPr>
+            <w:tblGrid>
+              <w:gridCol w:w="1008"/>
+            </w:tblGrid>
+            <w:tr>
+              <w:trPr>
+                <w:cantSplit/>
+                <w:trHeight w:val="892" w:hRule="atLeast"/>
+              </w:trPr>
+              <w:tc>
+                <w:tcPr>
+                  <w:tcW w:type="dxa" w:w="1008"/>
+                  <w:tcBorders>
+                    <w:top w:val="single" w:sz="12" w:color="A3E635"/>
+                    <w:left w:val="single" w:sz="12" w:color="A3E635"/>
+                    <w:bottom w:val="single" w:sz="12" w:color="A3E635"/>
+                    <w:right w:val="single" w:sz="12" w:color="A3E635"/>
+                  </w:tcBorders>
+                  <w:tcMar>
+                    <w:top w:w="20" w:type="dxa"/>
+                    <w:left w:w="50" w:type="dxa"/>
+                    <w:bottom w:w="20" w:type="dxa"/>
+                    <w:right w:w="40" w:type="dxa"/>
+                  </w:tcMar>
+                  <w:vAlign w:val="center"/>
+                </w:tcPr>
+                <w:p>
+                  <w:pPr>
+                    <w:spacing w:after="0"/>
+                  </w:pPr>
+                  <w:r>
+                    <w:rPr>
+                      <w:rFonts w:ascii="Trade Gothic Next" w:hAnsi="Trade Gothic Next"/>
+                      <w:b/>
+                      <w:color w:val="55604F"/>
+                      <w:sz w:val="16"/>
+                      <w:u w:val="none"/>
+                    </w:rPr>
+                    <w:t>20</w:t>
+                  </w:r>
+                </w:p>
+                <w:p>
+                  <w:pPr>
+                    <w:spacing w:after="0"/>
+                    <w:jc w:val="center"/>
+                  </w:pPr>
+                  <w:r>
+                    <w:rPr>
+                      <w:rFonts w:ascii="Trade Gothic Next" w:hAnsi="Trade Gothic Next"/>
+                      <w:b/>
+                      <w:color w:val="14161B"/>
+                      <w:sz w:val="32"/>
+                      <w:u w:val="none"/>
+                    </w:rPr>
+                    <w:t>Ca</w:t>
+                  </w:r>
+                </w:p>
+              </w:tc>
+            </w:tr>
+          </w:tbl>
           <w:p>
             <w:pPr>
-              <w:spacing w:after="0"/>
-              <w:jc w:val="left"/>
+              <w:spacing w:before="0" w:after="0" w:line="20" w:lineRule="exact"/>
+            </w:pPr>
+          </w:p>
+          <w:p>
+            <w:pPr>
+              <w:spacing w:before="120" w:after="80"/>
             </w:pPr>
             <w:r>
               <w:rPr>
                 <w:rFonts w:ascii="Trade Gothic Next" w:hAnsi="Trade Gothic Next"/>
                 <w:b/>
                 <w:color w:val="14161B"/>
+                <w:sz w:val="18"/>
+                <w:u w:val="none"/>
+              </w:rPr>
+              <w:t xml:space="preserve">Charge  </w:t>
+            </w:r>
+            <w:r>
+              <w:rPr>
+                <w:rFonts w:ascii="Patrick Hand" w:hAnsi="Patrick Hand"/>
+                <w:color w:val="4A2466"/>
+                <w:sz w:val="28"/>
+                <w:bdr w:val="single" w:sz="8" w:space="1" w:color="9F1D2C"/>
+              </w:rPr>
+              <w:t>2</w:t>
+            </w:r>
+            <w:r>
+              <w:rPr>
+                <w:rFonts w:ascii="ShullHand" w:hAnsi="ShullHand"/>
+                <w:color w:val="4A2466"/>
+                <w:sz w:val="28"/>
+                <w:bdr w:val="single" w:sz="8" w:space="1" w:color="9F1D2C"/>
+              </w:rPr>
+              <w:t>+</w:t>
+            </w:r>
+          </w:p>
+          <w:p>
+            <w:pPr>
+              <w:spacing w:after="0"/>
+            </w:pPr>
+            <w:r>
+              <w:rPr>
+                <w:rFonts w:ascii="Trade Gothic Next" w:hAnsi="Trade Gothic Next"/>
+                <w:b/>
+                <w:color w:val="14161B"/>
+                <w:sz w:val="18"/>
+                <w:u w:val="none"/>
+              </w:rPr>
+              <w:t xml:space="preserve">Circle  </w:t>
+            </w:r>
+            <w:r>
+              <w:rPr>
+                <w:rFonts w:ascii="Trade Gothic Next" w:hAnsi="Trade Gothic Next"/>
+                <w:b/>
+                <w:color w:val="9F1D2C"/>
                 <w:sz w:val="21"/>
                 <w:u w:val="none"/>
               </w:rPr>
-              <w:t>Potassium, K</w:t>
+              <w:t>cation</w:t>
+            </w:r>
+            <w:r>
+              <w:rPr>
+                <w:rFonts w:ascii="Trade Gothic Next" w:hAnsi="Trade Gothic Next"/>
+                <w:b w:val="0"/>
+                <w:color w:val="55604F"/>
+                <w:sz w:val="18"/>
+                <w:u w:val="none"/>
+              </w:rPr>
+              <w:t xml:space="preserve">   /   </w:t>
+            </w:r>
+            <w:r>
+              <w:rPr>
+                <w:rFonts w:ascii="Trade Gothic Next" w:hAnsi="Trade Gothic Next"/>
+                <w:b w:val="0"/>
+                <w:color w:val="14161B"/>
+                <w:sz w:val="21"/>
+                <w:u w:val="none"/>
+              </w:rPr>
+              <w:t>anion</w:t>
+            </w:r>
+          </w:p>
+          <w:p>
+            <w:pPr>
+              <w:spacing w:after="0"/>
+            </w:pPr>
+            <w:r>
+              <w:rPr>
+                <w:rFonts w:ascii="Patrick Hand" w:hAnsi="Patrick Hand"/>
+                <w:color w:val="16609A"/>
+                <w:sz w:val="20"/>
+              </w:rPr>
+              <w:t>2</w:t>
+            </w:r>
+            <w:r>
+              <w:rPr>
+                <w:rFonts w:ascii="ShullHand" w:hAnsi="ShullHand"/>
+                <w:color w:val="16609A"/>
+                <w:sz w:val="20"/>
+              </w:rPr>
+              <w:t xml:space="preserve"> val. e-, loses </w:t>
+            </w:r>
+            <w:r>
+              <w:rPr>
+                <w:rFonts w:ascii="Patrick Hand" w:hAnsi="Patrick Hand"/>
+                <w:color w:val="16609A"/>
+                <w:sz w:val="20"/>
+              </w:rPr>
+              <w:t>2</w:t>
             </w:r>
           </w:p>
         </w:tc>
         <w:tc>
           <w:tcPr>
-            <w:tcW w:type="dxa" w:w="2520"/>
+            <w:tcW w:type="dxa" w:w="2700"/>
+            <w:tcBorders>
+              <w:top w:val="single" w:sz="4" w:color="C8CDC2"/>
+              <w:left w:val="single" w:sz="4" w:color="C8CDC2"/>
+              <w:bottom w:val="single" w:sz="4" w:color="C8CDC2"/>
+              <w:right w:val="single" w:sz="4" w:color="C8CDC2"/>
+            </w:tcBorders>
             <w:vAlign w:val="center"/>
             <w:tcMar>
               <w:top w:w="40" w:type="dxa"/>
-              <w:left w:w="60" w:type="dxa"/>
-              <w:bottom w:w="40" w:type="dxa"/>
+              <w:left w:w="80" w:type="dxa"/>
+              <w:bottom w:w="60" w:type="dxa"/>
               <w:right w:w="60" w:type="dxa"/>
             </w:tcMar>
-            <w:tcBorders>
-              <w:bottom w:val="single" w:sz="4" w:color="C8CDC2"/>
-            </w:tcBorders>
-          </w:tcPr>
-          <w:p>
-            <w:pPr>
-              <w:spacing w:after="0"/>
-              <w:jc w:val="left"/>
-            </w:pPr>
-            <w:r>
-              <w:rPr>
-                <w:rFonts w:ascii="Trade Gothic Next" w:hAnsi="Trade Gothic Next"/>
-                <w:b w:val="0"/>
-                <w:color w:val="55604F"/>
-                <w:sz w:val="17"/>
-                <w:u w:val="none"/>
-              </w:rPr>
-              <w:t xml:space="preserve">charge  </w:t>
-            </w:r>
-            <w:r>
-              <w:rPr>
-                <w:rFonts w:ascii="Patrick Hand" w:hAnsi="Patrick Hand"/>
-                <w:color w:val="4A2466"/>
-                <w:sz w:val="26"/>
-                <w:bdr w:val="single" w:sz="8" w:space="1" w:color="9F1D2C"/>
-              </w:rPr>
-              <w:t>1</w:t>
-            </w:r>
-            <w:r>
-              <w:rPr>
-                <w:rFonts w:ascii="ShullHand" w:hAnsi="ShullHand"/>
-                <w:color w:val="4A2466"/>
-                <w:sz w:val="26"/>
-                <w:bdr w:val="single" w:sz="8" w:space="1" w:color="9F1D2C"/>
-              </w:rPr>
-              <w:t>+</w:t>
-            </w:r>
-            <w:r>
-              <w:rPr>
-                <w:rFonts w:ascii="ShullHand" w:hAnsi="ShullHand"/>
-                <w:color w:val="16609A"/>
-                <w:sz w:val="18"/>
-              </w:rPr>
-              <w:t xml:space="preserve">  </w:t>
-            </w:r>
-            <w:r>
-              <w:rPr>
-                <w:rFonts w:ascii="Patrick Hand" w:hAnsi="Patrick Hand"/>
-                <w:color w:val="16609A"/>
-                <w:sz w:val="18"/>
-              </w:rPr>
-              <w:t>1</w:t>
-            </w:r>
-            <w:r>
-              <w:rPr>
-                <w:rFonts w:ascii="ShullHand" w:hAnsi="ShullHand"/>
-                <w:color w:val="16609A"/>
-                <w:sz w:val="18"/>
-              </w:rPr>
-              <w:t xml:space="preserve"> val. e-</w:t>
-            </w:r>
-          </w:p>
-        </w:tc>
-      </w:tr>
-      <w:tr>
-        <w:trPr>
-          <w:cantSplit/>
-          <w:trHeight w:val="648" w:hRule="atLeast"/>
-          <w:cantSplit/>
-          <w:trHeight w:val="648" w:hRule="atLeast"/>
-        </w:trPr>
-        <w:tc>
-          <w:tcPr>
-            <w:tcW w:type="dxa" w:w="648"/>
-            <w:vAlign w:val="center"/>
-            <w:tcMar>
-              <w:top w:w="40" w:type="dxa"/>
-              <w:left w:w="60" w:type="dxa"/>
-              <w:bottom w:w="40" w:type="dxa"/>
-              <w:right w:w="60" w:type="dxa"/>
-            </w:tcMar>
-            <w:tcBorders>
-              <w:bottom w:val="single" w:sz="4" w:color="C8CDC2"/>
-            </w:tcBorders>
           </w:tcPr>
           <w:p>
             <w:pPr>
@@ -5180,78 +5322,102 @@
                 <w:rFonts w:ascii="Trade Gothic Next" w:hAnsi="Trade Gothic Next"/>
                 <w:b/>
                 <w:color w:val="4D730E"/>
-                <w:sz w:val="22"/>
+                <w:sz w:val="26"/>
                 <w:u w:val="none"/>
               </w:rPr>
-              <w:t>12</w:t>
+              <w:t>10</w:t>
             </w:r>
           </w:p>
-        </w:tc>
-        <w:tc>
-          <w:tcPr>
-            <w:tcW w:type="dxa" w:w="2232"/>
-            <w:vAlign w:val="center"/>
-            <w:tcMar>
-              <w:top w:w="40" w:type="dxa"/>
-              <w:left w:w="60" w:type="dxa"/>
-              <w:bottom w:w="40" w:type="dxa"/>
-              <w:right w:w="60" w:type="dxa"/>
-            </w:tcMar>
-            <w:tcBorders>
-              <w:bottom w:val="single" w:sz="4" w:color="C8CDC2"/>
-            </w:tcBorders>
-          </w:tcPr>
+          <w:tbl>
+            <w:tblPr>
+              <w:tblW w:type="auto" w:w="0"/>
+              <w:tblLayout w:type="fixed"/>
+              <w:tblLook w:firstColumn="1" w:firstRow="1" w:lastColumn="0" w:lastRow="0" w:noHBand="0" w:noVBand="1" w:val="04A0"/>
+              <w:tblLayout w:type="fixed"/>
+            </w:tblPr>
+            <w:tblGrid>
+              <w:gridCol w:w="1008"/>
+            </w:tblGrid>
+            <w:tr>
+              <w:trPr>
+                <w:cantSplit/>
+                <w:trHeight w:val="892" w:hRule="atLeast"/>
+              </w:trPr>
+              <w:tc>
+                <w:tcPr>
+                  <w:tcW w:type="dxa" w:w="1008"/>
+                  <w:tcBorders>
+                    <w:top w:val="single" w:sz="12" w:color="A3E635"/>
+                    <w:left w:val="single" w:sz="12" w:color="A3E635"/>
+                    <w:bottom w:val="single" w:sz="12" w:color="A3E635"/>
+                    <w:right w:val="single" w:sz="12" w:color="A3E635"/>
+                  </w:tcBorders>
+                  <w:tcMar>
+                    <w:top w:w="20" w:type="dxa"/>
+                    <w:left w:w="50" w:type="dxa"/>
+                    <w:bottom w:w="20" w:type="dxa"/>
+                    <w:right w:w="40" w:type="dxa"/>
+                  </w:tcMar>
+                  <w:vAlign w:val="center"/>
+                </w:tcPr>
+                <w:p>
+                  <w:pPr>
+                    <w:spacing w:after="0"/>
+                  </w:pPr>
+                  <w:r>
+                    <w:rPr>
+                      <w:rFonts w:ascii="Trade Gothic Next" w:hAnsi="Trade Gothic Next"/>
+                      <w:b/>
+                      <w:color w:val="55604F"/>
+                      <w:sz w:val="16"/>
+                      <w:u w:val="none"/>
+                    </w:rPr>
+                    <w:t>35</w:t>
+                  </w:r>
+                </w:p>
+                <w:p>
+                  <w:pPr>
+                    <w:spacing w:after="0"/>
+                    <w:jc w:val="center"/>
+                  </w:pPr>
+                  <w:r>
+                    <w:rPr>
+                      <w:rFonts w:ascii="Trade Gothic Next" w:hAnsi="Trade Gothic Next"/>
+                      <w:b/>
+                      <w:color w:val="14161B"/>
+                      <w:sz w:val="32"/>
+                      <w:u w:val="none"/>
+                    </w:rPr>
+                    <w:t>Br</w:t>
+                  </w:r>
+                </w:p>
+              </w:tc>
+            </w:tr>
+          </w:tbl>
           <w:p>
             <w:pPr>
-              <w:spacing w:after="0"/>
-              <w:jc w:val="left"/>
+              <w:spacing w:before="0" w:after="0" w:line="20" w:lineRule="exact"/>
+            </w:pPr>
+          </w:p>
+          <w:p>
+            <w:pPr>
+              <w:spacing w:before="120" w:after="80"/>
             </w:pPr>
             <w:r>
               <w:rPr>
                 <w:rFonts w:ascii="Trade Gothic Next" w:hAnsi="Trade Gothic Next"/>
                 <w:b/>
                 <w:color w:val="14161B"/>
-                <w:sz w:val="21"/>
+                <w:sz w:val="18"/>
                 <w:u w:val="none"/>
               </w:rPr>
-              <w:t>Fluorine, F</w:t>
-            </w:r>
-          </w:p>
-        </w:tc>
-        <w:tc>
-          <w:tcPr>
-            <w:tcW w:type="dxa" w:w="2520"/>
-            <w:vAlign w:val="center"/>
-            <w:tcMar>
-              <w:top w:w="40" w:type="dxa"/>
-              <w:left w:w="60" w:type="dxa"/>
-              <w:bottom w:w="40" w:type="dxa"/>
-              <w:right w:w="60" w:type="dxa"/>
-            </w:tcMar>
-            <w:tcBorders>
-              <w:bottom w:val="single" w:sz="4" w:color="C8CDC2"/>
-            </w:tcBorders>
-          </w:tcPr>
-          <w:p>
-            <w:pPr>
-              <w:spacing w:after="0"/>
-              <w:jc w:val="left"/>
-            </w:pPr>
-            <w:r>
-              <w:rPr>
-                <w:rFonts w:ascii="Trade Gothic Next" w:hAnsi="Trade Gothic Next"/>
-                <w:b w:val="0"/>
-                <w:color w:val="55604F"/>
-                <w:sz w:val="17"/>
-                <w:u w:val="none"/>
-              </w:rPr>
-              <w:t xml:space="preserve">charge  </w:t>
+              <w:t xml:space="preserve">Charge  </w:t>
             </w:r>
             <w:r>
               <w:rPr>
                 <w:rFonts w:ascii="Patrick Hand" w:hAnsi="Patrick Hand"/>
                 <w:color w:val="4A2466"/>
-                <w:sz w:val="26"/>
+                <w:sz w:val="28"/>
                 <w:bdr w:val="single" w:sz="8" w:space="1" w:color="9F1D2C"/>
               </w:rPr>
               <w:t>1</w:t>
@@ -5260,24 +5426,66 @@
               <w:rPr>
                 <w:rFonts w:ascii="ShullHand" w:hAnsi="ShullHand"/>
                 <w:color w:val="4A2466"/>
-                <w:sz w:val="26"/>
+                <w:sz w:val="28"/>
                 <w:bdr w:val="single" w:sz="8" w:space="1" w:color="9F1D2C"/>
               </w:rPr>
               <w:t>−</w:t>
             </w:r>
+          </w:p>
+          <w:p>
+            <w:pPr>
+              <w:spacing w:after="0"/>
+            </w:pPr>
             <w:r>
               <w:rPr>
-                <w:rFonts w:ascii="ShullHand" w:hAnsi="ShullHand"/>
-                <w:color w:val="16609A"/>
+                <w:rFonts w:ascii="Trade Gothic Next" w:hAnsi="Trade Gothic Next"/>
+                <w:b/>
+                <w:color w:val="14161B"/>
                 <w:sz w:val="18"/>
+                <w:u w:val="none"/>
               </w:rPr>
-              <w:t xml:space="preserve">  </w:t>
+              <w:t xml:space="preserve">Circle  </w:t>
             </w:r>
+            <w:r>
+              <w:rPr>
+                <w:rFonts w:ascii="Trade Gothic Next" w:hAnsi="Trade Gothic Next"/>
+                <w:b w:val="0"/>
+                <w:color w:val="14161B"/>
+                <w:sz w:val="21"/>
+                <w:u w:val="none"/>
+              </w:rPr>
+              <w:t>cation</w:t>
+            </w:r>
+            <w:r>
+              <w:rPr>
+                <w:rFonts w:ascii="Trade Gothic Next" w:hAnsi="Trade Gothic Next"/>
+                <w:b w:val="0"/>
+                <w:color w:val="55604F"/>
+                <w:sz w:val="18"/>
+                <w:u w:val="none"/>
+              </w:rPr>
+              <w:t xml:space="preserve">   /   </w:t>
+            </w:r>
+            <w:r>
+              <w:rPr>
+                <w:rFonts w:ascii="Trade Gothic Next" w:hAnsi="Trade Gothic Next"/>
+                <w:b/>
+                <w:color w:val="9F1D2C"/>
+                <w:sz w:val="21"/>
+                <w:u w:val="none"/>
+              </w:rPr>
+              <w:t>anion</w:t>
+            </w:r>
+          </w:p>
+          <w:p>
+            <w:pPr>
+              <w:spacing w:after="0"/>
+            </w:pPr>
             <w:r>
               <w:rPr>
                 <w:rFonts w:ascii="Patrick Hand" w:hAnsi="Patrick Hand"/>
                 <w:color w:val="16609A"/>
-                <w:sz w:val="18"/>
+                <w:sz w:val="20"/>
               </w:rPr>
               <w:t>7</w:t>
             </w:r>
@@ -5285,25 +5493,36 @@
               <w:rPr>
                 <w:rFonts w:ascii="ShullHand" w:hAnsi="ShullHand"/>
                 <w:color w:val="16609A"/>
-                <w:sz w:val="18"/>
+                <w:sz w:val="20"/>
               </w:rPr>
-              <w:t xml:space="preserve"> val. e-</w:t>
+              <w:t xml:space="preserve"> val. e-, gains </w:t>
+            </w:r>
+            <w:r>
+              <w:rPr>
+                <w:rFonts w:ascii="Patrick Hand" w:hAnsi="Patrick Hand"/>
+                <w:color w:val="16609A"/>
+                <w:sz w:val="20"/>
+              </w:rPr>
+              <w:t>1</w:t>
             </w:r>
           </w:p>
         </w:tc>
         <w:tc>
           <w:tcPr>
-            <w:tcW w:type="dxa" w:w="648"/>
+            <w:tcW w:type="dxa" w:w="2700"/>
+            <w:tcBorders>
+              <w:top w:val="single" w:sz="4" w:color="C8CDC2"/>
+              <w:left w:val="single" w:sz="4" w:color="C8CDC2"/>
+              <w:bottom w:val="single" w:sz="4" w:color="C8CDC2"/>
+              <w:right w:val="single" w:sz="4" w:color="C8CDC2"/>
+            </w:tcBorders>
             <w:vAlign w:val="center"/>
             <w:tcMar>
               <w:top w:w="40" w:type="dxa"/>
-              <w:left w:w="60" w:type="dxa"/>
-              <w:bottom w:w="40" w:type="dxa"/>
+              <w:left w:w="80" w:type="dxa"/>
+              <w:bottom w:w="60" w:type="dxa"/>
               <w:right w:w="60" w:type="dxa"/>
             </w:tcMar>
-            <w:tcBorders>
-              <w:bottom w:val="single" w:sz="4" w:color="C8CDC2"/>
-            </w:tcBorders>
           </w:tcPr>
           <w:p>
             <w:pPr>
@@ -5315,114 +5534,188 @@
                 <w:rFonts w:ascii="Trade Gothic Next" w:hAnsi="Trade Gothic Next"/>
                 <w:b/>
                 <w:color w:val="4D730E"/>
-                <w:sz w:val="22"/>
+                <w:sz w:val="26"/>
                 <w:u w:val="none"/>
               </w:rPr>
-              <w:t>13</w:t>
+              <w:t>11</w:t>
             </w:r>
           </w:p>
-        </w:tc>
-        <w:tc>
-          <w:tcPr>
-            <w:tcW w:type="dxa" w:w="2232"/>
-            <w:vAlign w:val="center"/>
-            <w:tcMar>
-              <w:top w:w="40" w:type="dxa"/>
-              <w:left w:w="60" w:type="dxa"/>
-              <w:bottom w:w="40" w:type="dxa"/>
-              <w:right w:w="60" w:type="dxa"/>
-            </w:tcMar>
-            <w:tcBorders>
-              <w:bottom w:val="single" w:sz="4" w:color="C8CDC2"/>
-            </w:tcBorders>
-          </w:tcPr>
+          <w:tbl>
+            <w:tblPr>
+              <w:tblW w:type="auto" w:w="0"/>
+              <w:tblLayout w:type="fixed"/>
+              <w:tblLook w:firstColumn="1" w:firstRow="1" w:lastColumn="0" w:lastRow="0" w:noHBand="0" w:noVBand="1" w:val="04A0"/>
+              <w:tblLayout w:type="fixed"/>
+            </w:tblPr>
+            <w:tblGrid>
+              <w:gridCol w:w="1008"/>
+            </w:tblGrid>
+            <w:tr>
+              <w:trPr>
+                <w:cantSplit/>
+                <w:trHeight w:val="892" w:hRule="atLeast"/>
+              </w:trPr>
+              <w:tc>
+                <w:tcPr>
+                  <w:tcW w:type="dxa" w:w="1008"/>
+                  <w:tcBorders>
+                    <w:top w:val="single" w:sz="12" w:color="A3E635"/>
+                    <w:left w:val="single" w:sz="12" w:color="A3E635"/>
+                    <w:bottom w:val="single" w:sz="12" w:color="A3E635"/>
+                    <w:right w:val="single" w:sz="12" w:color="A3E635"/>
+                  </w:tcBorders>
+                  <w:tcMar>
+                    <w:top w:w="20" w:type="dxa"/>
+                    <w:left w:w="50" w:type="dxa"/>
+                    <w:bottom w:w="20" w:type="dxa"/>
+                    <w:right w:w="40" w:type="dxa"/>
+                  </w:tcMar>
+                  <w:vAlign w:val="center"/>
+                </w:tcPr>
+                <w:p>
+                  <w:pPr>
+                    <w:spacing w:after="0"/>
+                  </w:pPr>
+                  <w:r>
+                    <w:rPr>
+                      <w:rFonts w:ascii="Trade Gothic Next" w:hAnsi="Trade Gothic Next"/>
+                      <w:b/>
+                      <w:color w:val="55604F"/>
+                      <w:sz w:val="16"/>
+                      <w:u w:val="none"/>
+                    </w:rPr>
+                    <w:t>31</w:t>
+                  </w:r>
+                </w:p>
+                <w:p>
+                  <w:pPr>
+                    <w:spacing w:after="0"/>
+                    <w:jc w:val="center"/>
+                  </w:pPr>
+                  <w:r>
+                    <w:rPr>
+                      <w:rFonts w:ascii="Trade Gothic Next" w:hAnsi="Trade Gothic Next"/>
+                      <w:b/>
+                      <w:color w:val="14161B"/>
+                      <w:sz w:val="32"/>
+                      <w:u w:val="none"/>
+                    </w:rPr>
+                    <w:t>Ga</w:t>
+                  </w:r>
+                </w:p>
+              </w:tc>
+            </w:tr>
+          </w:tbl>
           <w:p>
             <w:pPr>
-              <w:spacing w:after="0"/>
-              <w:jc w:val="left"/>
+              <w:spacing w:before="0" w:after="0" w:line="20" w:lineRule="exact"/>
+            </w:pPr>
+          </w:p>
+          <w:p>
+            <w:pPr>
+              <w:spacing w:before="120" w:after="80"/>
             </w:pPr>
             <w:r>
               <w:rPr>
                 <w:rFonts w:ascii="Trade Gothic Next" w:hAnsi="Trade Gothic Next"/>
                 <w:b/>
                 <w:color w:val="14161B"/>
+                <w:sz w:val="18"/>
+                <w:u w:val="none"/>
+              </w:rPr>
+              <w:t xml:space="preserve">Charge  </w:t>
+            </w:r>
+            <w:r>
+              <w:rPr>
+                <w:rFonts w:ascii="Patrick Hand" w:hAnsi="Patrick Hand"/>
+                <w:color w:val="4A2466"/>
+                <w:sz w:val="28"/>
+                <w:bdr w:val="single" w:sz="8" w:space="1" w:color="9F1D2C"/>
+              </w:rPr>
+              <w:t>3</w:t>
+            </w:r>
+            <w:r>
+              <w:rPr>
+                <w:rFonts w:ascii="ShullHand" w:hAnsi="ShullHand"/>
+                <w:color w:val="4A2466"/>
+                <w:sz w:val="28"/>
+                <w:bdr w:val="single" w:sz="8" w:space="1" w:color="9F1D2C"/>
+              </w:rPr>
+              <w:t>+</w:t>
+            </w:r>
+          </w:p>
+          <w:p>
+            <w:pPr>
+              <w:spacing w:after="0"/>
+            </w:pPr>
+            <w:r>
+              <w:rPr>
+                <w:rFonts w:ascii="Trade Gothic Next" w:hAnsi="Trade Gothic Next"/>
+                <w:b/>
+                <w:color w:val="14161B"/>
+                <w:sz w:val="18"/>
+                <w:u w:val="none"/>
+              </w:rPr>
+              <w:t xml:space="preserve">Circle  </w:t>
+            </w:r>
+            <w:r>
+              <w:rPr>
+                <w:rFonts w:ascii="Trade Gothic Next" w:hAnsi="Trade Gothic Next"/>
+                <w:b/>
+                <w:color w:val="9F1D2C"/>
                 <w:sz w:val="21"/>
                 <w:u w:val="none"/>
               </w:rPr>
-              <w:t>Calcium, Ca</w:t>
+              <w:t>cation</w:t>
             </w:r>
-          </w:p>
-        </w:tc>
-        <w:tc>
-          <w:tcPr>
-            <w:tcW w:type="dxa" w:w="2520"/>
-            <w:vAlign w:val="center"/>
-            <w:tcMar>
-              <w:top w:w="40" w:type="dxa"/>
-              <w:left w:w="60" w:type="dxa"/>
-              <w:bottom w:w="40" w:type="dxa"/>
-              <w:right w:w="60" w:type="dxa"/>
-            </w:tcMar>
-            <w:tcBorders>
-              <w:bottom w:val="single" w:sz="4" w:color="C8CDC2"/>
-            </w:tcBorders>
-          </w:tcPr>
-          <w:p>
-            <w:pPr>
-              <w:spacing w:after="0"/>
-              <w:jc w:val="left"/>
-            </w:pPr>
             <w:r>
               <w:rPr>
                 <w:rFonts w:ascii="Trade Gothic Next" w:hAnsi="Trade Gothic Next"/>
                 <w:b w:val="0"/>
                 <w:color w:val="55604F"/>
-                <w:sz w:val="17"/>
+                <w:sz w:val="18"/>
                 <w:u w:val="none"/>
               </w:rPr>
-              <w:t xml:space="preserve">charge  </w:t>
+              <w:t xml:space="preserve">   /   </w:t>
             </w:r>
             <w:r>
               <w:rPr>
-                <w:rFonts w:ascii="Patrick Hand" w:hAnsi="Patrick Hand"/>
-                <w:color w:val="4A2466"/>
-                <w:sz w:val="26"/>
-                <w:bdr w:val="single" w:sz="8" w:space="1" w:color="9F1D2C"/>
+                <w:rFonts w:ascii="Trade Gothic Next" w:hAnsi="Trade Gothic Next"/>
+                <w:b w:val="0"/>
+                <w:color w:val="14161B"/>
+                <w:sz w:val="21"/>
+                <w:u w:val="none"/>
               </w:rPr>
-              <w:t>2</w:t>
+              <w:t>anion</w:t>
             </w:r>
+          </w:p>
+          <w:p>
+            <w:pPr>
+              <w:spacing w:after="0"/>
+            </w:pPr>
             <w:r>
               <w:rPr>
-                <w:rFonts w:ascii="ShullHand" w:hAnsi="ShullHand"/>
-                <w:color w:val="4A2466"/>
-                <w:sz w:val="26"/>
-                <w:bdr w:val="single" w:sz="8" w:space="1" w:color="9F1D2C"/>
+                <w:rFonts w:ascii="Patrick Hand" w:hAnsi="Patrick Hand"/>
+                <w:color w:val="16609A"/>
+                <w:sz w:val="20"/>
               </w:rPr>
-              <w:t>+</w:t>
+              <w:t>3</w:t>
             </w:r>
             <w:r>
               <w:rPr>
                 <w:rFonts w:ascii="ShullHand" w:hAnsi="ShullHand"/>
                 <w:color w:val="16609A"/>
-                <w:sz w:val="18"/>
+                <w:sz w:val="20"/>
               </w:rPr>
-              <w:t xml:space="preserve">  </w:t>
+              <w:t xml:space="preserve"> val. e-, loses </w:t>
             </w:r>
             <w:r>
               <w:rPr>
                 <w:rFonts w:ascii="Patrick Hand" w:hAnsi="Patrick Hand"/>
                 <w:color w:val="16609A"/>
-                <w:sz w:val="18"/>
+                <w:sz w:val="20"/>
               </w:rPr>
-              <w:t>2</w:t>
-            </w:r>
-            <w:r>
-              <w:rPr>
-                <w:rFonts w:ascii="ShullHand" w:hAnsi="ShullHand"/>
-                <w:color w:val="16609A"/>
-                <w:sz w:val="18"/>
-              </w:rPr>
-              <w:t xml:space="preserve"> val. e-</w:t>
+              <w:t>3</w:t>
             </w:r>
           </w:p>
         </w:tc>

--- a/output/chem-u02/Unit 2 Quiz B Key.docx
+++ b/output/chem-u02/Unit 2 Quiz B Key.docx
@@ -258,7 +258,7 @@
                 <w:sz w:val="19"/>
                 <w:u w:val="none"/>
               </w:rPr>
-              <w:t>Use your periodic table.  Circle one letter for each multiple-choice question.  Draw an arrow for every electron.</w:t>
+              <w:t>You may use a periodic table. For multiple choice, circle one letter. In an orbital diagram, each electron gets one arrow.</w:t>
             </w:r>
           </w:p>
         </w:tc>
@@ -266,12 +266,12 @@
     </w:tbl>
     <w:p>
       <w:pPr>
-        <w:spacing w:before="0" w:after="0" w:line="120" w:lineRule="exact"/>
+        <w:spacing w:before="0" w:after="0" w:line="140" w:lineRule="exact"/>
       </w:pPr>
       <w:r>
         <w:rPr>
           <w:rFonts w:ascii="Trade Gothic Next" w:hAnsi="Trade Gothic Next"/>
-          <w:sz w:val="8"/>
+          <w:sz w:val="10"/>
         </w:rPr>
       </w:r>
     </w:p>
@@ -291,12 +291,11 @@
           <w:tcPr>
             <w:tcW w:type="dxa" w:w="9072"/>
             <w:tcBorders>
-              <w:top w:val="single" w:sz="12" w:color="14161B"/>
-              <w:bottom w:val="single" w:sz="18" w:color="A3E635"/>
+              <w:bottom w:val="single" w:sz="10" w:color="14161B"/>
             </w:tcBorders>
             <w:vAlign w:val="center"/>
             <w:tcMar>
-              <w:top w:w="30" w:type="dxa"/>
+              <w:top w:w="0" w:type="dxa"/>
               <w:left w:w="0" w:type="dxa"/>
               <w:bottom w:w="30" w:type="dxa"/>
               <w:right w:w="60" w:type="dxa"/>
@@ -313,10 +312,10 @@
                 <w:rFonts w:ascii="Trade Gothic Next" w:hAnsi="Trade Gothic Next"/>
                 <w:b/>
                 <w:color w:val="14161B"/>
-                <w:sz w:val="18"/>
+                <w:sz w:val="20"/>
                 <w:u w:val="none"/>
               </w:rPr>
-              <w:t>PART 1  ·  MULTIPLE CHOICE</w:t>
+              <w:t>Part 1   Multiple choice</w:t>
             </w:r>
           </w:p>
         </w:tc>
@@ -324,15 +323,14 @@
           <w:tcPr>
             <w:tcW w:type="dxa" w:w="1728"/>
             <w:tcBorders>
-              <w:top w:val="single" w:sz="12" w:color="14161B"/>
-              <w:bottom w:val="single" w:sz="18" w:color="A3E635"/>
+              <w:bottom w:val="single" w:sz="10" w:color="14161B"/>
             </w:tcBorders>
             <w:vAlign w:val="center"/>
             <w:tcMar>
-              <w:top w:w="30" w:type="dxa"/>
+              <w:top w:w="0" w:type="dxa"/>
               <w:left w:w="60" w:type="dxa"/>
               <w:bottom w:w="30" w:type="dxa"/>
-              <w:right w:w="60" w:type="dxa"/>
+              <w:right w:w="0" w:type="dxa"/>
             </w:tcMar>
           </w:tcPr>
           <w:p>
@@ -344,17 +342,28 @@
             <w:r>
               <w:rPr>
                 <w:rFonts w:ascii="Trade Gothic Next" w:hAnsi="Trade Gothic Next"/>
-                <w:b/>
+                <w:b w:val="0"/>
                 <w:color w:val="55604F"/>
-                <w:sz w:val="17"/>
+                <w:sz w:val="18"/>
                 <w:u w:val="none"/>
               </w:rPr>
-              <w:t>3 pts</w:t>
+              <w:t>3 points</w:t>
             </w:r>
           </w:p>
         </w:tc>
       </w:tr>
     </w:tbl>
+    <w:p>
+      <w:pPr>
+        <w:spacing w:before="0" w:after="0" w:line="60" w:lineRule="exact"/>
+      </w:pPr>
+      <w:r>
+        <w:rPr>
+          <w:rFonts w:ascii="Trade Gothic Next" w:hAnsi="Trade Gothic Next"/>
+          <w:sz w:val="2"/>
+        </w:rPr>
+      </w:r>
+    </w:p>
     <w:tbl>
       <w:tblPr>
         <w:tblW w:type="auto" w:w="0"/>
@@ -423,7 +432,7 @@
             <w:r>
               <w:rPr>
                 <w:rFonts w:ascii="Trade Gothic Next" w:hAnsi="Trade Gothic Next"/>
-                <w:b/>
+                <w:b w:val="0"/>
                 <w:color w:val="14161B"/>
                 <w:sz w:val="21"/>
                 <w:u w:val="none"/>
@@ -699,7 +708,7 @@
             <w:r>
               <w:rPr>
                 <w:rFonts w:ascii="Trade Gothic Next" w:hAnsi="Trade Gothic Next"/>
-                <w:b/>
+                <w:b w:val="0"/>
                 <w:color w:val="14161B"/>
                 <w:sz w:val="21"/>
                 <w:u w:val="none"/>
@@ -709,7 +718,7 @@
             <w:r>
               <w:rPr>
                 <w:rFonts w:ascii="Trade Gothic Next" w:hAnsi="Trade Gothic Next"/>
-                <w:b/>
+                <w:b w:val="0"/>
                 <w:color w:val="14161B"/>
                 <w:sz w:val="21"/>
                 <w:u w:val="none"/>
@@ -720,7 +729,7 @@
             <w:r>
               <w:rPr>
                 <w:rFonts w:ascii="Trade Gothic Next" w:hAnsi="Trade Gothic Next"/>
-                <w:b/>
+                <w:b w:val="0"/>
                 <w:color w:val="14161B"/>
                 <w:sz w:val="21"/>
                 <w:u w:val="none"/>
@@ -1450,7 +1459,7 @@
             <w:r>
               <w:rPr>
                 <w:rFonts w:ascii="Trade Gothic Next" w:hAnsi="Trade Gothic Next"/>
-                <w:b/>
+                <w:b w:val="0"/>
                 <w:color w:val="14161B"/>
                 <w:sz w:val="21"/>
                 <w:u w:val="none"/>
@@ -1676,12 +1685,12 @@
     </w:tbl>
     <w:p>
       <w:pPr>
-        <w:spacing w:before="0" w:after="0" w:line="120" w:lineRule="exact"/>
+        <w:spacing w:before="0" w:after="0" w:line="140" w:lineRule="exact"/>
       </w:pPr>
       <w:r>
         <w:rPr>
           <w:rFonts w:ascii="Trade Gothic Next" w:hAnsi="Trade Gothic Next"/>
-          <w:sz w:val="8"/>
+          <w:sz w:val="10"/>
         </w:rPr>
       </w:r>
     </w:p>
@@ -1701,12 +1710,11 @@
           <w:tcPr>
             <w:tcW w:type="dxa" w:w="9072"/>
             <w:tcBorders>
-              <w:top w:val="single" w:sz="12" w:color="14161B"/>
-              <w:bottom w:val="single" w:sz="18" w:color="A3E635"/>
+              <w:bottom w:val="single" w:sz="10" w:color="14161B"/>
             </w:tcBorders>
             <w:vAlign w:val="center"/>
             <w:tcMar>
-              <w:top w:w="30" w:type="dxa"/>
+              <w:top w:w="0" w:type="dxa"/>
               <w:left w:w="0" w:type="dxa"/>
               <w:bottom w:w="30" w:type="dxa"/>
               <w:right w:w="60" w:type="dxa"/>
@@ -1723,10 +1731,10 @@
                 <w:rFonts w:ascii="Trade Gothic Next" w:hAnsi="Trade Gothic Next"/>
                 <w:b/>
                 <w:color w:val="14161B"/>
-                <w:sz w:val="18"/>
+                <w:sz w:val="20"/>
                 <w:u w:val="none"/>
               </w:rPr>
-              <w:t>PART 2  ·  LONGHAND CONFIGURATION  +  ORBITAL DIAGRAM</w:t>
+              <w:t>Part 2   Longhand configurations and orbital diagrams</w:t>
             </w:r>
           </w:p>
         </w:tc>
@@ -1734,15 +1742,14 @@
           <w:tcPr>
             <w:tcW w:type="dxa" w:w="1728"/>
             <w:tcBorders>
-              <w:top w:val="single" w:sz="12" w:color="14161B"/>
-              <w:bottom w:val="single" w:sz="18" w:color="A3E635"/>
+              <w:bottom w:val="single" w:sz="10" w:color="14161B"/>
             </w:tcBorders>
             <w:vAlign w:val="center"/>
             <w:tcMar>
-              <w:top w:w="30" w:type="dxa"/>
+              <w:top w:w="0" w:type="dxa"/>
               <w:left w:w="60" w:type="dxa"/>
               <w:bottom w:w="30" w:type="dxa"/>
-              <w:right w:w="60" w:type="dxa"/>
+              <w:right w:w="0" w:type="dxa"/>
             </w:tcMar>
           </w:tcPr>
           <w:p>
@@ -1754,12 +1761,12 @@
             <w:r>
               <w:rPr>
                 <w:rFonts w:ascii="Trade Gothic Next" w:hAnsi="Trade Gothic Next"/>
-                <w:b/>
+                <w:b w:val="0"/>
                 <w:color w:val="55604F"/>
-                <w:sz w:val="17"/>
+                <w:sz w:val="18"/>
                 <w:u w:val="none"/>
               </w:rPr>
-              <w:t>8 pts</w:t>
+              <w:t>8 points</w:t>
             </w:r>
           </w:p>
         </w:tc>
@@ -1785,16 +1792,18 @@
       </w:tblPr>
       <w:tblGrid>
         <w:gridCol w:w="648"/>
-        <w:gridCol w:w="1512"/>
-        <w:gridCol w:w="8640"/>
+        <w:gridCol w:w="1656"/>
+        <w:gridCol w:w="8496"/>
       </w:tblGrid>
       <w:tr>
         <w:trPr>
           <w:cantSplit/>
+          <w:trHeight w:val="576" w:hRule="atLeast"/>
         </w:trPr>
         <w:tc>
           <w:tcPr>
             <w:tcW w:type="dxa" w:w="648"/>
+            <w:vMerge w:val="restart"/>
             <w:vAlign w:val="center"/>
             <w:tcMar>
               <w:top w:w="40" w:type="dxa"/>
@@ -1822,21 +1831,410 @@
         </w:tc>
         <w:tc>
           <w:tcPr>
-            <w:tcW w:type="dxa" w:w="1512"/>
-            <w:vAlign w:val="center"/>
+            <w:tcW w:type="dxa" w:w="1656"/>
+            <w:vMerge w:val="restart"/>
+            <w:vAlign w:val="top"/>
             <w:tcMar>
-              <w:top w:w="40" w:type="dxa"/>
+              <w:top w:w="0" w:type="dxa"/>
               <w:left w:w="0" w:type="dxa"/>
-              <w:bottom w:w="40" w:type="dxa"/>
-              <w:right w:w="60" w:type="dxa"/>
+              <w:bottom w:w="0" w:type="dxa"/>
+              <w:right w:w="0" w:type="dxa"/>
             </w:tcMar>
           </w:tcPr>
           <w:p>
             <w:pPr>
               <w:spacing w:after="0"/>
               <w:jc w:val="left"/>
-              <w:spacing w:before="0" w:after="0" w:line="20" w:lineRule="exact"/>
             </w:pPr>
+            <w:r>
+              <w:drawing>
+                <wp:inline xmlns:a="http://schemas.openxmlformats.org/drawingml/2006/main" xmlns:pic="http://schemas.openxmlformats.org/drawingml/2006/picture">
+                  <wp:extent cx="914400" cy="914400"/>
+                  <wp:docPr id="1" name="Picture 1"/>
+                  <wp:cNvGraphicFramePr>
+                    <a:graphicFrameLocks noChangeAspect="1"/>
+                  </wp:cNvGraphicFramePr>
+                  <a:graphic>
+                    <a:graphicData uri="http://schemas.openxmlformats.org/drawingml/2006/picture">
+                      <pic:pic>
+                        <pic:nvPicPr>
+                          <pic:cNvPr id="0" name="tile_33.png"/>
+                          <pic:cNvPicPr/>
+                        </pic:nvPicPr>
+                        <pic:blipFill>
+                          <a:blip r:embed="rId9"/>
+                          <a:stretch>
+                            <a:fillRect/>
+                          </a:stretch>
+                        </pic:blipFill>
+                        <pic:spPr>
+                          <a:xfrm>
+                            <a:off x="0" y="0"/>
+                            <a:ext cx="914400" cy="914400"/>
+                          </a:xfrm>
+                          <a:prstGeom prst="rect"/>
+                        </pic:spPr>
+                      </pic:pic>
+                    </a:graphicData>
+                  </a:graphic>
+                </wp:inline>
+              </w:drawing>
+            </w:r>
+          </w:p>
+        </w:tc>
+        <w:tc>
+          <w:tcPr>
+            <w:tcW w:type="dxa" w:w="8496"/>
+            <w:vAlign w:val="bottom"/>
+            <w:tcMar>
+              <w:top w:w="0" w:type="dxa"/>
+              <w:left w:w="80" w:type="dxa"/>
+              <w:bottom w:w="20" w:type="dxa"/>
+              <w:right w:w="60" w:type="dxa"/>
+            </w:tcMar>
+            <w:tcBorders>
+              <w:bottom w:val="single" w:sz="4" w:color="C8CDC2"/>
+            </w:tcBorders>
+          </w:tcPr>
+          <w:p>
+            <w:pPr>
+              <w:tabs>
+                <w:tab w:pos="1800" w:val="left"/>
+              </w:tabs>
+              <w:spacing w:after="0"/>
+              <w:jc w:val="left"/>
+            </w:pPr>
+            <w:r>
+              <w:rPr>
+                <w:rFonts w:ascii="Trade Gothic Next" w:hAnsi="Trade Gothic Next"/>
+                <w:b/>
+                <w:color w:val="14161B"/>
+                <w:sz w:val="18"/>
+                <w:u w:val="none"/>
+              </w:rPr>
+              <w:t>Configuration</w:t>
+            </w:r>
+            <w:r>
+              <w:rPr>
+                <w:rFonts w:ascii="Trade Gothic Next" w:hAnsi="Trade Gothic Next"/>
+                <w:b w:val="0"/>
+                <w:sz w:val="18"/>
+                <w:u w:val="none"/>
+              </w:rPr>
+              <w:tab/>
+            </w:r>
+            <w:r>
+              <w:rPr>
+                <w:rFonts w:ascii="Patrick Hand" w:hAnsi="Patrick Hand"/>
+                <w:color w:val="4A2466"/>
+                <w:sz w:val="24"/>
+                <w:bdr w:val="single" w:sz="8" w:space="1" w:color="9F1D2C"/>
+              </w:rPr>
+              <w:t>1s</w:t>
+            </w:r>
+            <w:r>
+              <w:rPr>
+                <w:rFonts w:ascii="Patrick Hand" w:hAnsi="Patrick Hand"/>
+                <w:color w:val="4A2466"/>
+                <w:sz w:val="24"/>
+                <w:vertAlign w:val="superscript"/>
+                <w:bdr w:val="single" w:sz="8" w:space="1" w:color="9F1D2C"/>
+              </w:rPr>
+              <w:t>2</w:t>
+            </w:r>
+            <w:r>
+              <w:rPr>
+                <w:rFonts w:ascii="Patrick Hand" w:hAnsi="Patrick Hand"/>
+                <w:color w:val="4A2466"/>
+                <w:sz w:val="24"/>
+                <w:bdr w:val="single" w:sz="8" w:space="1" w:color="9F1D2C"/>
+              </w:rPr>
+              <w:t xml:space="preserve"> </w:t>
+            </w:r>
+            <w:r>
+              <w:rPr>
+                <w:rFonts w:ascii="Patrick Hand" w:hAnsi="Patrick Hand"/>
+                <w:color w:val="4A2466"/>
+                <w:sz w:val="24"/>
+                <w:bdr w:val="single" w:sz="8" w:space="1" w:color="9F1D2C"/>
+              </w:rPr>
+              <w:t>2s</w:t>
+            </w:r>
+            <w:r>
+              <w:rPr>
+                <w:rFonts w:ascii="Patrick Hand" w:hAnsi="Patrick Hand"/>
+                <w:color w:val="4A2466"/>
+                <w:sz w:val="24"/>
+                <w:vertAlign w:val="superscript"/>
+                <w:bdr w:val="single" w:sz="8" w:space="1" w:color="9F1D2C"/>
+              </w:rPr>
+              <w:t>2</w:t>
+            </w:r>
+            <w:r>
+              <w:rPr>
+                <w:rFonts w:ascii="Patrick Hand" w:hAnsi="Patrick Hand"/>
+                <w:color w:val="4A2466"/>
+                <w:sz w:val="24"/>
+                <w:bdr w:val="single" w:sz="8" w:space="1" w:color="9F1D2C"/>
+              </w:rPr>
+              <w:t xml:space="preserve"> </w:t>
+            </w:r>
+            <w:r>
+              <w:rPr>
+                <w:rFonts w:ascii="Patrick Hand" w:hAnsi="Patrick Hand"/>
+                <w:color w:val="4A2466"/>
+                <w:sz w:val="24"/>
+                <w:bdr w:val="single" w:sz="8" w:space="1" w:color="9F1D2C"/>
+              </w:rPr>
+              <w:t>2p</w:t>
+            </w:r>
+            <w:r>
+              <w:rPr>
+                <w:rFonts w:ascii="Patrick Hand" w:hAnsi="Patrick Hand"/>
+                <w:color w:val="4A2466"/>
+                <w:sz w:val="24"/>
+                <w:vertAlign w:val="superscript"/>
+                <w:bdr w:val="single" w:sz="8" w:space="1" w:color="9F1D2C"/>
+              </w:rPr>
+              <w:t>6</w:t>
+            </w:r>
+            <w:r>
+              <w:rPr>
+                <w:rFonts w:ascii="Patrick Hand" w:hAnsi="Patrick Hand"/>
+                <w:color w:val="4A2466"/>
+                <w:sz w:val="24"/>
+                <w:bdr w:val="single" w:sz="8" w:space="1" w:color="9F1D2C"/>
+              </w:rPr>
+              <w:t xml:space="preserve"> </w:t>
+            </w:r>
+            <w:r>
+              <w:rPr>
+                <w:rFonts w:ascii="Patrick Hand" w:hAnsi="Patrick Hand"/>
+                <w:color w:val="4A2466"/>
+                <w:sz w:val="24"/>
+                <w:bdr w:val="single" w:sz="8" w:space="1" w:color="9F1D2C"/>
+              </w:rPr>
+              <w:t>3s</w:t>
+            </w:r>
+            <w:r>
+              <w:rPr>
+                <w:rFonts w:ascii="Patrick Hand" w:hAnsi="Patrick Hand"/>
+                <w:color w:val="4A2466"/>
+                <w:sz w:val="24"/>
+                <w:vertAlign w:val="superscript"/>
+                <w:bdr w:val="single" w:sz="8" w:space="1" w:color="9F1D2C"/>
+              </w:rPr>
+              <w:t>2</w:t>
+            </w:r>
+            <w:r>
+              <w:rPr>
+                <w:rFonts w:ascii="Patrick Hand" w:hAnsi="Patrick Hand"/>
+                <w:color w:val="4A2466"/>
+                <w:sz w:val="24"/>
+                <w:bdr w:val="single" w:sz="8" w:space="1" w:color="9F1D2C"/>
+              </w:rPr>
+              <w:t xml:space="preserve"> </w:t>
+            </w:r>
+            <w:r>
+              <w:rPr>
+                <w:rFonts w:ascii="Patrick Hand" w:hAnsi="Patrick Hand"/>
+                <w:color w:val="4A2466"/>
+                <w:sz w:val="24"/>
+                <w:bdr w:val="single" w:sz="8" w:space="1" w:color="9F1D2C"/>
+              </w:rPr>
+              <w:t>3p</w:t>
+            </w:r>
+            <w:r>
+              <w:rPr>
+                <w:rFonts w:ascii="Patrick Hand" w:hAnsi="Patrick Hand"/>
+                <w:color w:val="4A2466"/>
+                <w:sz w:val="24"/>
+                <w:vertAlign w:val="superscript"/>
+                <w:bdr w:val="single" w:sz="8" w:space="1" w:color="9F1D2C"/>
+              </w:rPr>
+              <w:t>6</w:t>
+            </w:r>
+            <w:r>
+              <w:rPr>
+                <w:rFonts w:ascii="Patrick Hand" w:hAnsi="Patrick Hand"/>
+                <w:color w:val="4A2466"/>
+                <w:sz w:val="24"/>
+                <w:bdr w:val="single" w:sz="8" w:space="1" w:color="9F1D2C"/>
+              </w:rPr>
+              <w:t xml:space="preserve"> </w:t>
+            </w:r>
+            <w:r>
+              <w:rPr>
+                <w:rFonts w:ascii="Patrick Hand" w:hAnsi="Patrick Hand"/>
+                <w:color w:val="4A2466"/>
+                <w:sz w:val="24"/>
+                <w:bdr w:val="single" w:sz="8" w:space="1" w:color="9F1D2C"/>
+              </w:rPr>
+              <w:t>4s</w:t>
+            </w:r>
+            <w:r>
+              <w:rPr>
+                <w:rFonts w:ascii="Patrick Hand" w:hAnsi="Patrick Hand"/>
+                <w:color w:val="4A2466"/>
+                <w:sz w:val="24"/>
+                <w:vertAlign w:val="superscript"/>
+                <w:bdr w:val="single" w:sz="8" w:space="1" w:color="9F1D2C"/>
+              </w:rPr>
+              <w:t>2</w:t>
+            </w:r>
+            <w:r>
+              <w:rPr>
+                <w:rFonts w:ascii="Patrick Hand" w:hAnsi="Patrick Hand"/>
+                <w:color w:val="4A2466"/>
+                <w:sz w:val="24"/>
+                <w:bdr w:val="single" w:sz="8" w:space="1" w:color="9F1D2C"/>
+              </w:rPr>
+              <w:t xml:space="preserve"> </w:t>
+            </w:r>
+            <w:r>
+              <w:rPr>
+                <w:rFonts w:ascii="Patrick Hand" w:hAnsi="Patrick Hand"/>
+                <w:color w:val="4A2466"/>
+                <w:sz w:val="24"/>
+                <w:bdr w:val="single" w:sz="8" w:space="1" w:color="9F1D2C"/>
+              </w:rPr>
+              <w:t>3d</w:t>
+            </w:r>
+            <w:r>
+              <w:rPr>
+                <w:rFonts w:ascii="Patrick Hand" w:hAnsi="Patrick Hand"/>
+                <w:color w:val="4A2466"/>
+                <w:sz w:val="24"/>
+                <w:vertAlign w:val="superscript"/>
+                <w:bdr w:val="single" w:sz="8" w:space="1" w:color="9F1D2C"/>
+              </w:rPr>
+              <w:t>10</w:t>
+            </w:r>
+            <w:r>
+              <w:rPr>
+                <w:rFonts w:ascii="Patrick Hand" w:hAnsi="Patrick Hand"/>
+                <w:color w:val="4A2466"/>
+                <w:sz w:val="24"/>
+                <w:bdr w:val="single" w:sz="8" w:space="1" w:color="9F1D2C"/>
+              </w:rPr>
+              <w:t xml:space="preserve"> </w:t>
+            </w:r>
+            <w:r>
+              <w:rPr>
+                <w:rFonts w:ascii="Patrick Hand" w:hAnsi="Patrick Hand"/>
+                <w:color w:val="4A2466"/>
+                <w:sz w:val="24"/>
+                <w:bdr w:val="single" w:sz="8" w:space="1" w:color="9F1D2C"/>
+              </w:rPr>
+              <w:t>4p</w:t>
+            </w:r>
+            <w:r>
+              <w:rPr>
+                <w:rFonts w:ascii="Patrick Hand" w:hAnsi="Patrick Hand"/>
+                <w:color w:val="4A2466"/>
+                <w:sz w:val="24"/>
+                <w:vertAlign w:val="superscript"/>
+                <w:bdr w:val="single" w:sz="8" w:space="1" w:color="9F1D2C"/>
+              </w:rPr>
+              <w:t>3</w:t>
+            </w:r>
+          </w:p>
+        </w:tc>
+      </w:tr>
+      <w:tr>
+        <w:trPr>
+          <w:cantSplit/>
+          <w:trHeight w:val="115" w:hRule="atLeast"/>
+        </w:trPr>
+        <w:tc>
+          <w:tcPr>
+            <w:tcW w:type="dxa" w:w="648"/>
+            <w:vMerge/>
+          </w:tcPr>
+          <w:p/>
+        </w:tc>
+        <w:tc>
+          <w:tcPr>
+            <w:tcW w:type="dxa" w:w="1656"/>
+            <w:vMerge/>
+          </w:tcPr>
+          <w:p/>
+        </w:tc>
+        <w:tc>
+          <w:tcPr>
+            <w:tcW w:type="dxa" w:w="8496"/>
+            <w:tcMar>
+              <w:top w:w="0" w:type="dxa"/>
+              <w:left w:w="0" w:type="dxa"/>
+              <w:bottom w:w="0" w:type="dxa"/>
+              <w:right w:w="0" w:type="dxa"/>
+            </w:tcMar>
+          </w:tcPr>
+          <w:p>
+            <w:pPr>
+              <w:spacing w:after="0"/>
+            </w:pPr>
+            <w:r>
+              <w:rPr>
+                <w:rFonts w:ascii="Trade Gothic Next" w:hAnsi="Trade Gothic Next"/>
+                <w:b w:val="0"/>
+                <w:sz w:val="4"/>
+                <w:u w:val="none"/>
+              </w:rPr>
+            </w:r>
+          </w:p>
+        </w:tc>
+      </w:tr>
+      <w:tr>
+        <w:trPr>
+          <w:cantSplit/>
+          <w:trHeight w:val="748" w:hRule="atLeast"/>
+        </w:trPr>
+        <w:tc>
+          <w:tcPr>
+            <w:tcW w:type="dxa" w:w="648"/>
+            <w:vMerge/>
+          </w:tcPr>
+          <w:p/>
+        </w:tc>
+        <w:tc>
+          <w:tcPr>
+            <w:tcW w:type="dxa" w:w="1656"/>
+            <w:vMerge/>
+          </w:tcPr>
+          <w:p/>
+        </w:tc>
+        <w:tc>
+          <w:tcPr>
+            <w:tcW w:type="dxa" w:w="8496"/>
+            <w:tcBorders>
+              <w:top w:val="single" w:sz="6" w:color="C8CDC2"/>
+              <w:left w:val="single" w:sz="6" w:color="C8CDC2"/>
+              <w:bottom w:val="single" w:sz="6" w:color="C8CDC2"/>
+              <w:right w:val="single" w:sz="6" w:color="C8CDC2"/>
+            </w:tcBorders>
+            <w:vAlign w:val="top"/>
+            <w:tcMar>
+              <w:top w:w="30" w:type="dxa"/>
+              <w:left w:w="80" w:type="dxa"/>
+              <w:bottom w:w="20" w:type="dxa"/>
+              <w:right w:w="40" w:type="dxa"/>
+            </w:tcMar>
+          </w:tcPr>
+          <w:p>
+            <w:pPr>
+              <w:spacing w:after="20"/>
+            </w:pPr>
+            <w:r>
+              <w:rPr>
+                <w:rFonts w:ascii="Trade Gothic Next" w:hAnsi="Trade Gothic Next"/>
+                <w:b w:val="0"/>
+                <w:color w:val="55604F"/>
+                <w:sz w:val="17"/>
+                <w:u w:val="none"/>
+              </w:rPr>
+              <w:t>Orbital diagram</w:t>
+            </w:r>
           </w:p>
           <w:tbl>
             <w:tblPr>
@@ -1846,33 +2244,53 @@
               <w:tblLayout w:type="fixed"/>
             </w:tblPr>
             <w:tblGrid>
-              <w:gridCol w:w="1238"/>
+              <w:gridCol w:w="317"/>
+              <w:gridCol w:w="274"/>
+              <w:gridCol w:w="317"/>
+              <w:gridCol w:w="274"/>
+              <w:gridCol w:w="317"/>
+              <w:gridCol w:w="274"/>
+              <w:gridCol w:w="274"/>
+              <w:gridCol w:w="274"/>
+              <w:gridCol w:w="317"/>
+              <w:gridCol w:w="274"/>
+              <w:gridCol w:w="317"/>
+              <w:gridCol w:w="274"/>
+              <w:gridCol w:w="274"/>
+              <w:gridCol w:w="274"/>
+              <w:gridCol w:w="317"/>
+              <w:gridCol w:w="274"/>
+              <w:gridCol w:w="317"/>
+              <w:gridCol w:w="274"/>
+              <w:gridCol w:w="274"/>
+              <w:gridCol w:w="274"/>
+              <w:gridCol w:w="274"/>
+              <w:gridCol w:w="274"/>
+              <w:gridCol w:w="317"/>
+              <w:gridCol w:w="274"/>
+              <w:gridCol w:w="274"/>
+              <w:gridCol w:w="274"/>
             </w:tblGrid>
             <w:tr>
               <w:trPr>
                 <w:cantSplit/>
-                <w:trHeight w:val="1238" w:hRule="atLeast"/>
+                <w:trHeight w:val="432" w:hRule="atLeast"/>
               </w:trPr>
               <w:tc>
                 <w:tcPr>
-                  <w:tcW w:type="dxa" w:w="1238"/>
-                  <w:tcBorders>
-                    <w:top w:val="single" w:sz="12" w:color="A3E635"/>
-                    <w:left w:val="single" w:sz="12" w:color="A3E635"/>
-                    <w:bottom w:val="single" w:sz="12" w:color="A3E635"/>
-                    <w:right w:val="single" w:sz="12" w:color="A3E635"/>
-                  </w:tcBorders>
+                  <w:tcW w:type="dxa" w:w="317"/>
+                  <w:vAlign w:val="center"/>
                   <w:tcMar>
-                    <w:top w:w="20" w:type="dxa"/>
-                    <w:left w:w="50" w:type="dxa"/>
-                    <w:bottom w:w="20" w:type="dxa"/>
-                    <w:right w:w="40" w:type="dxa"/>
+                    <w:top w:w="0" w:type="dxa"/>
+                    <w:left w:w="0" w:type="dxa"/>
+                    <w:bottom w:w="0" w:type="dxa"/>
+                    <w:right w:w="10" w:type="dxa"/>
                   </w:tcMar>
-                  <w:vAlign w:val="center"/>
                 </w:tcPr>
                 <w:p>
                   <w:pPr>
                     <w:spacing w:after="0"/>
+                    <w:jc w:val="right"/>
                   </w:pPr>
                   <w:r>
                     <w:rPr>
@@ -1882,9 +2300,27 @@
                       <w:sz w:val="16"/>
                       <w:u w:val="none"/>
                     </w:rPr>
-                    <w:t>33</w:t>
+                    <w:t>1s</w:t>
                   </w:r>
                 </w:p>
+              </w:tc>
+              <w:tc>
+                <w:tcPr>
+                  <w:tcW w:type="dxa" w:w="274"/>
+                  <w:tcBorders>
+                    <w:top w:val="single" w:sz="6" w:color="5A6068"/>
+                    <w:left w:val="single" w:sz="6" w:color="5A6068"/>
+                    <w:bottom w:val="single" w:sz="6" w:color="5A6068"/>
+                    <w:right w:val="single" w:sz="6" w:color="5A6068"/>
+                  </w:tcBorders>
+                  <w:vAlign w:val="center"/>
+                  <w:tcMar>
+                    <w:top w:w="0" w:type="dxa"/>
+                    <w:left w:w="0" w:type="dxa"/>
+                    <w:bottom w:w="0" w:type="dxa"/>
+                    <w:right w:w="0" w:type="dxa"/>
+                  </w:tcMar>
+                </w:tcPr>
                 <w:p>
                   <w:pPr>
                     <w:spacing w:after="0"/>
@@ -1892,15 +2328,59 @@
                   </w:pPr>
                   <w:r>
                     <w:rPr>
+                      <w:rFonts w:ascii="ShullHand" w:hAnsi="ShullHand"/>
+                      <w:color w:val="4A2466"/>
+                      <w:sz w:val="20"/>
+                    </w:rPr>
+                    <w:t>↑↓</w:t>
+                  </w:r>
+                </w:p>
+              </w:tc>
+              <w:tc>
+                <w:tcPr>
+                  <w:tcW w:type="dxa" w:w="317"/>
+                  <w:vAlign w:val="center"/>
+                  <w:tcMar>
+                    <w:top w:w="0" w:type="dxa"/>
+                    <w:left w:w="0" w:type="dxa"/>
+                    <w:bottom w:w="0" w:type="dxa"/>
+                    <w:right w:w="10" w:type="dxa"/>
+                  </w:tcMar>
+                </w:tcPr>
+                <w:p>
+                  <w:pPr>
+                    <w:spacing w:after="0"/>
+                    <w:jc w:val="right"/>
+                  </w:pPr>
+                  <w:r>
+                    <w:rPr>
                       <w:rFonts w:ascii="Trade Gothic Next" w:hAnsi="Trade Gothic Next"/>
                       <w:b/>
-                      <w:color w:val="14161B"/>
-                      <w:sz w:val="40"/>
+                      <w:color w:val="55604F"/>
+                      <w:sz w:val="16"/>
                       <w:u w:val="none"/>
                     </w:rPr>
-                    <w:t>As</w:t>
+                    <w:t>2s</w:t>
                   </w:r>
                 </w:p>
+              </w:tc>
+              <w:tc>
+                <w:tcPr>
+                  <w:tcW w:type="dxa" w:w="274"/>
+                  <w:tcBorders>
+                    <w:top w:val="single" w:sz="6" w:color="5A6068"/>
+                    <w:left w:val="single" w:sz="6" w:color="5A6068"/>
+                    <w:bottom w:val="single" w:sz="6" w:color="5A6068"/>
+                    <w:right w:val="single" w:sz="6" w:color="5A6068"/>
+                  </w:tcBorders>
+                  <w:vAlign w:val="center"/>
+                  <w:tcMar>
+                    <w:top w:w="0" w:type="dxa"/>
+                    <w:left w:w="0" w:type="dxa"/>
+                    <w:bottom w:w="0" w:type="dxa"/>
+                    <w:right w:w="0" w:type="dxa"/>
+                  </w:tcMar>
+                </w:tcPr>
                 <w:p>
                   <w:pPr>
                     <w:spacing w:after="0"/>
@@ -1908,1221 +2388,692 @@
                   </w:pPr>
                   <w:r>
                     <w:rPr>
+                      <w:rFonts w:ascii="ShullHand" w:hAnsi="ShullHand"/>
+                      <w:color w:val="4A2466"/>
+                      <w:sz w:val="20"/>
+                    </w:rPr>
+                    <w:t>↑↓</w:t>
+                  </w:r>
+                </w:p>
+              </w:tc>
+              <w:tc>
+                <w:tcPr>
+                  <w:tcW w:type="dxa" w:w="317"/>
+                  <w:vAlign w:val="center"/>
+                  <w:tcMar>
+                    <w:top w:w="0" w:type="dxa"/>
+                    <w:left w:w="0" w:type="dxa"/>
+                    <w:bottom w:w="0" w:type="dxa"/>
+                    <w:right w:w="10" w:type="dxa"/>
+                  </w:tcMar>
+                </w:tcPr>
+                <w:p>
+                  <w:pPr>
+                    <w:spacing w:after="0"/>
+                    <w:jc w:val="right"/>
+                  </w:pPr>
+                  <w:r>
+                    <w:rPr>
                       <w:rFonts w:ascii="Trade Gothic Next" w:hAnsi="Trade Gothic Next"/>
-                      <w:b w:val="0"/>
+                      <w:b/>
                       <w:color w:val="55604F"/>
                       <w:sz w:val="16"/>
                       <w:u w:val="none"/>
                     </w:rPr>
-                    <w:t>Arsenic</w:t>
+                    <w:t>2p</w:t>
                   </w:r>
                 </w:p>
               </w:tc>
-            </w:tr>
-          </w:tbl>
-          <w:p>
-            <w:pPr>
-              <w:spacing w:before="0" w:after="0" w:line="20" w:lineRule="exact"/>
-            </w:pPr>
-          </w:p>
-        </w:tc>
-        <w:tc>
-          <w:tcPr>
-            <w:tcW w:type="dxa" w:w="8640"/>
-            <w:vAlign w:val="center"/>
-            <w:tcMar>
-              <w:top w:w="10" w:type="dxa"/>
-              <w:left w:w="60" w:type="dxa"/>
-              <w:bottom w:w="10" w:type="dxa"/>
-              <w:right w:w="60" w:type="dxa"/>
-            </w:tcMar>
-          </w:tcPr>
-          <w:p>
-            <w:pPr>
-              <w:spacing w:after="0"/>
-              <w:jc w:val="left"/>
-              <w:spacing w:before="0" w:after="0" w:line="20" w:lineRule="exact"/>
-            </w:pPr>
-          </w:p>
-          <w:tbl>
-            <w:tblPr>
-              <w:tblW w:type="auto" w:w="0"/>
-              <w:tblLayout w:type="fixed"/>
-              <w:tblLook w:firstColumn="1" w:firstRow="1" w:lastColumn="0" w:lastRow="0" w:noHBand="0" w:noVBand="1" w:val="04A0"/>
-              <w:tblLayout w:type="fixed"/>
-            </w:tblPr>
-            <w:tblGrid>
-              <w:gridCol w:w="2232"/>
-              <w:gridCol w:w="6264"/>
-            </w:tblGrid>
-            <w:tr>
-              <w:trPr>
-                <w:cantSplit/>
-                <w:trHeight w:val="518" w:hRule="atLeast"/>
-              </w:trPr>
               <w:tc>
                 <w:tcPr>
-                  <w:tcW w:type="dxa" w:w="2232"/>
-                  <w:vAlign w:val="bottom"/>
+                  <w:tcW w:type="dxa" w:w="274"/>
+                  <w:tcBorders>
+                    <w:top w:val="single" w:sz="6" w:color="5A6068"/>
+                    <w:left w:val="single" w:sz="6" w:color="5A6068"/>
+                    <w:bottom w:val="single" w:sz="6" w:color="5A6068"/>
+                    <w:right w:val="single" w:sz="6" w:color="5A6068"/>
+                  </w:tcBorders>
+                  <w:vAlign w:val="center"/>
                   <w:tcMar>
                     <w:top w:w="0" w:type="dxa"/>
                     <w:left w:w="0" w:type="dxa"/>
-                    <w:bottom w:w="10" w:type="dxa"/>
+                    <w:bottom w:w="0" w:type="dxa"/>
                     <w:right w:w="0" w:type="dxa"/>
                   </w:tcMar>
                 </w:tcPr>
                 <w:p>
                   <w:pPr>
                     <w:spacing w:after="0"/>
+                    <w:jc w:val="center"/>
                   </w:pPr>
                   <w:r>
                     <w:rPr>
-                      <w:rFonts w:ascii="Trade Gothic Next" w:hAnsi="Trade Gothic Next"/>
-                      <w:b/>
-                      <w:color w:val="14161B"/>
-                      <w:sz w:val="18"/>
-                      <w:u w:val="none"/>
+                      <w:rFonts w:ascii="ShullHand" w:hAnsi="ShullHand"/>
+                      <w:color w:val="4A2466"/>
+                      <w:sz w:val="20"/>
                     </w:rPr>
-                    <w:t>Electron configuration</w:t>
+                    <w:t>↑↓</w:t>
                   </w:r>
                 </w:p>
               </w:tc>
               <w:tc>
                 <w:tcPr>
-                  <w:tcW w:type="dxa" w:w="6264"/>
-                  <w:vAlign w:val="bottom"/>
+                  <w:tcW w:type="dxa" w:w="274"/>
+                  <w:tcBorders>
+                    <w:top w:val="single" w:sz="6" w:color="5A6068"/>
+                    <w:left w:val="single" w:sz="6" w:color="5A6068"/>
+                    <w:bottom w:val="single" w:sz="6" w:color="5A6068"/>
+                    <w:right w:val="single" w:sz="6" w:color="5A6068"/>
+                  </w:tcBorders>
+                  <w:vAlign w:val="center"/>
                   <w:tcMar>
                     <w:top w:w="0" w:type="dxa"/>
                     <w:left w:w="0" w:type="dxa"/>
-                    <w:bottom w:w="10" w:type="dxa"/>
+                    <w:bottom w:w="0" w:type="dxa"/>
                     <w:right w:w="0" w:type="dxa"/>
-                  </w:tcMar>
-                  <w:tcBorders>
-                    <w:bottom w:val="single" w:sz="6" w:color="C8CDC2"/>
-                  </w:tcBorders>
-                </w:tcPr>
-                <w:p>
-                  <w:pPr>
-                    <w:spacing w:after="0"/>
-                  </w:pPr>
-                  <w:r>
-                    <w:rPr>
-                      <w:rFonts w:ascii="Patrick Hand" w:hAnsi="Patrick Hand"/>
-                      <w:color w:val="4A2466"/>
-                      <w:sz w:val="24"/>
-                      <w:bdr w:val="single" w:sz="8" w:space="1" w:color="9F1D2C"/>
-                    </w:rPr>
-                    <w:t>1s</w:t>
-                  </w:r>
-                  <w:r>
-                    <w:rPr>
-                      <w:rFonts w:ascii="Patrick Hand" w:hAnsi="Patrick Hand"/>
-                      <w:color w:val="4A2466"/>
-                      <w:sz w:val="24"/>
-                      <w:vertAlign w:val="superscript"/>
-                      <w:bdr w:val="single" w:sz="8" w:space="1" w:color="9F1D2C"/>
-                    </w:rPr>
-                    <w:t>2</w:t>
-                  </w:r>
-                  <w:r>
-                    <w:rPr>
-                      <w:rFonts w:ascii="Patrick Hand" w:hAnsi="Patrick Hand"/>
-                      <w:color w:val="4A2466"/>
-                      <w:sz w:val="24"/>
-                      <w:bdr w:val="single" w:sz="8" w:space="1" w:color="9F1D2C"/>
-                    </w:rPr>
-                    <w:t xml:space="preserve"> </w:t>
-                  </w:r>
-                  <w:r>
-                    <w:rPr>
-                      <w:rFonts w:ascii="Patrick Hand" w:hAnsi="Patrick Hand"/>
-                      <w:color w:val="4A2466"/>
-                      <w:sz w:val="24"/>
-                      <w:bdr w:val="single" w:sz="8" w:space="1" w:color="9F1D2C"/>
-                    </w:rPr>
-                    <w:t>2s</w:t>
-                  </w:r>
-                  <w:r>
-                    <w:rPr>
-                      <w:rFonts w:ascii="Patrick Hand" w:hAnsi="Patrick Hand"/>
-                      <w:color w:val="4A2466"/>
-                      <w:sz w:val="24"/>
-                      <w:vertAlign w:val="superscript"/>
-                      <w:bdr w:val="single" w:sz="8" w:space="1" w:color="9F1D2C"/>
-                    </w:rPr>
-                    <w:t>2</w:t>
-                  </w:r>
-                  <w:r>
-                    <w:rPr>
-                      <w:rFonts w:ascii="Patrick Hand" w:hAnsi="Patrick Hand"/>
-                      <w:color w:val="4A2466"/>
-                      <w:sz w:val="24"/>
-                      <w:bdr w:val="single" w:sz="8" w:space="1" w:color="9F1D2C"/>
-                    </w:rPr>
-                    <w:t xml:space="preserve"> </w:t>
-                  </w:r>
-                  <w:r>
-                    <w:rPr>
-                      <w:rFonts w:ascii="Patrick Hand" w:hAnsi="Patrick Hand"/>
-                      <w:color w:val="4A2466"/>
-                      <w:sz w:val="24"/>
-                      <w:bdr w:val="single" w:sz="8" w:space="1" w:color="9F1D2C"/>
-                    </w:rPr>
-                    <w:t>2p</w:t>
-                  </w:r>
-                  <w:r>
-                    <w:rPr>
-                      <w:rFonts w:ascii="Patrick Hand" w:hAnsi="Patrick Hand"/>
-                      <w:color w:val="4A2466"/>
-                      <w:sz w:val="24"/>
-                      <w:vertAlign w:val="superscript"/>
-                      <w:bdr w:val="single" w:sz="8" w:space="1" w:color="9F1D2C"/>
-                    </w:rPr>
-                    <w:t>6</w:t>
-                  </w:r>
-                  <w:r>
-                    <w:rPr>
-                      <w:rFonts w:ascii="Patrick Hand" w:hAnsi="Patrick Hand"/>
-                      <w:color w:val="4A2466"/>
-                      <w:sz w:val="24"/>
-                      <w:bdr w:val="single" w:sz="8" w:space="1" w:color="9F1D2C"/>
-                    </w:rPr>
-                    <w:t xml:space="preserve"> </w:t>
-                  </w:r>
-                  <w:r>
-                    <w:rPr>
-                      <w:rFonts w:ascii="Patrick Hand" w:hAnsi="Patrick Hand"/>
-                      <w:color w:val="4A2466"/>
-                      <w:sz w:val="24"/>
-                      <w:bdr w:val="single" w:sz="8" w:space="1" w:color="9F1D2C"/>
-                    </w:rPr>
-                    <w:t>3s</w:t>
-                  </w:r>
-                  <w:r>
-                    <w:rPr>
-                      <w:rFonts w:ascii="Patrick Hand" w:hAnsi="Patrick Hand"/>
-                      <w:color w:val="4A2466"/>
-                      <w:sz w:val="24"/>
-                      <w:vertAlign w:val="superscript"/>
-                      <w:bdr w:val="single" w:sz="8" w:space="1" w:color="9F1D2C"/>
-                    </w:rPr>
-                    <w:t>2</w:t>
-                  </w:r>
-                  <w:r>
-                    <w:rPr>
-                      <w:rFonts w:ascii="Patrick Hand" w:hAnsi="Patrick Hand"/>
-                      <w:color w:val="4A2466"/>
-                      <w:sz w:val="24"/>
-                      <w:bdr w:val="single" w:sz="8" w:space="1" w:color="9F1D2C"/>
-                    </w:rPr>
-                    <w:t xml:space="preserve"> </w:t>
-                  </w:r>
-                  <w:r>
-                    <w:rPr>
-                      <w:rFonts w:ascii="Patrick Hand" w:hAnsi="Patrick Hand"/>
-                      <w:color w:val="4A2466"/>
-                      <w:sz w:val="24"/>
-                      <w:bdr w:val="single" w:sz="8" w:space="1" w:color="9F1D2C"/>
-                    </w:rPr>
-                    <w:t>3p</w:t>
-                  </w:r>
-                  <w:r>
-                    <w:rPr>
-                      <w:rFonts w:ascii="Patrick Hand" w:hAnsi="Patrick Hand"/>
-                      <w:color w:val="4A2466"/>
-                      <w:sz w:val="24"/>
-                      <w:vertAlign w:val="superscript"/>
-                      <w:bdr w:val="single" w:sz="8" w:space="1" w:color="9F1D2C"/>
-                    </w:rPr>
-                    <w:t>6</w:t>
-                  </w:r>
-                  <w:r>
-                    <w:rPr>
-                      <w:rFonts w:ascii="Patrick Hand" w:hAnsi="Patrick Hand"/>
-                      <w:color w:val="4A2466"/>
-                      <w:sz w:val="24"/>
-                      <w:bdr w:val="single" w:sz="8" w:space="1" w:color="9F1D2C"/>
-                    </w:rPr>
-                    <w:t xml:space="preserve"> </w:t>
-                  </w:r>
-                  <w:r>
-                    <w:rPr>
-                      <w:rFonts w:ascii="Patrick Hand" w:hAnsi="Patrick Hand"/>
-                      <w:color w:val="4A2466"/>
-                      <w:sz w:val="24"/>
-                      <w:bdr w:val="single" w:sz="8" w:space="1" w:color="9F1D2C"/>
-                    </w:rPr>
-                    <w:t>4s</w:t>
-                  </w:r>
-                  <w:r>
-                    <w:rPr>
-                      <w:rFonts w:ascii="Patrick Hand" w:hAnsi="Patrick Hand"/>
-                      <w:color w:val="4A2466"/>
-                      <w:sz w:val="24"/>
-                      <w:vertAlign w:val="superscript"/>
-                      <w:bdr w:val="single" w:sz="8" w:space="1" w:color="9F1D2C"/>
-                    </w:rPr>
-                    <w:t>2</w:t>
-                  </w:r>
-                  <w:r>
-                    <w:rPr>
-                      <w:rFonts w:ascii="Patrick Hand" w:hAnsi="Patrick Hand"/>
-                      <w:color w:val="4A2466"/>
-                      <w:sz w:val="24"/>
-                      <w:bdr w:val="single" w:sz="8" w:space="1" w:color="9F1D2C"/>
-                    </w:rPr>
-                    <w:t xml:space="preserve"> </w:t>
-                  </w:r>
-                  <w:r>
-                    <w:rPr>
-                      <w:rFonts w:ascii="Patrick Hand" w:hAnsi="Patrick Hand"/>
-                      <w:color w:val="4A2466"/>
-                      <w:sz w:val="24"/>
-                      <w:bdr w:val="single" w:sz="8" w:space="1" w:color="9F1D2C"/>
-                    </w:rPr>
-                    <w:t>3d</w:t>
-                  </w:r>
-                  <w:r>
-                    <w:rPr>
-                      <w:rFonts w:ascii="Patrick Hand" w:hAnsi="Patrick Hand"/>
-                      <w:color w:val="4A2466"/>
-                      <w:sz w:val="24"/>
-                      <w:vertAlign w:val="superscript"/>
-                      <w:bdr w:val="single" w:sz="8" w:space="1" w:color="9F1D2C"/>
-                    </w:rPr>
-                    <w:t>10</w:t>
-                  </w:r>
-                  <w:r>
-                    <w:rPr>
-                      <w:rFonts w:ascii="Patrick Hand" w:hAnsi="Patrick Hand"/>
-                      <w:color w:val="4A2466"/>
-                      <w:sz w:val="24"/>
-                      <w:bdr w:val="single" w:sz="8" w:space="1" w:color="9F1D2C"/>
-                    </w:rPr>
-                    <w:t xml:space="preserve"> </w:t>
-                  </w:r>
-                  <w:r>
-                    <w:rPr>
-                      <w:rFonts w:ascii="Patrick Hand" w:hAnsi="Patrick Hand"/>
-                      <w:color w:val="4A2466"/>
-                      <w:sz w:val="24"/>
-                      <w:bdr w:val="single" w:sz="8" w:space="1" w:color="9F1D2C"/>
-                    </w:rPr>
-                    <w:t>4p</w:t>
-                  </w:r>
-                  <w:r>
-                    <w:rPr>
-                      <w:rFonts w:ascii="Patrick Hand" w:hAnsi="Patrick Hand"/>
-                      <w:color w:val="4A2466"/>
-                      <w:sz w:val="24"/>
-                      <w:vertAlign w:val="superscript"/>
-                      <w:bdr w:val="single" w:sz="8" w:space="1" w:color="9F1D2C"/>
-                    </w:rPr>
-                    <w:t>3</w:t>
-                  </w:r>
-                </w:p>
-              </w:tc>
-            </w:tr>
-          </w:tbl>
-          <w:p>
-            <w:pPr>
-              <w:spacing w:before="0" w:after="0" w:line="20" w:lineRule="exact"/>
-            </w:pPr>
-          </w:p>
-          <w:tbl>
-            <w:tblPr>
-              <w:tblW w:type="auto" w:w="0"/>
-              <w:tblLayout w:type="fixed"/>
-              <w:tblLook w:firstColumn="1" w:firstRow="1" w:lastColumn="0" w:lastRow="0" w:noHBand="0" w:noVBand="1" w:val="04A0"/>
-              <w:tblLayout w:type="fixed"/>
-            </w:tblPr>
-            <w:tblGrid>
-              <w:gridCol w:w="8496"/>
-            </w:tblGrid>
-            <w:tr>
-              <w:trPr>
-                <w:cantSplit/>
-                <w:trHeight w:val="1036" w:hRule="atLeast"/>
-              </w:trPr>
-              <w:tc>
-                <w:tcPr>
-                  <w:tcW w:type="dxa" w:w="8496"/>
-                  <w:tcBorders>
-                    <w:top w:val="single" w:sz="6" w:color="C8CDC2"/>
-                    <w:left w:val="single" w:sz="6" w:color="C8CDC2"/>
-                    <w:bottom w:val="single" w:sz="6" w:color="C8CDC2"/>
-                    <w:right w:val="single" w:sz="6" w:color="C8CDC2"/>
-                  </w:tcBorders>
-                  <w:vAlign w:val="center"/>
-                  <w:tcMar>
-                    <w:top w:w="20" w:type="dxa"/>
-                    <w:left w:w="60" w:type="dxa"/>
-                    <w:bottom w:w="20" w:type="dxa"/>
-                    <w:right w:w="60" w:type="dxa"/>
                   </w:tcMar>
                 </w:tcPr>
                 <w:p>
                   <w:pPr>
                     <w:spacing w:after="0"/>
-                    <w:jc w:val="left"/>
+                    <w:jc w:val="center"/>
+                  </w:pPr>
+                  <w:r>
+                    <w:rPr>
+                      <w:rFonts w:ascii="ShullHand" w:hAnsi="ShullHand"/>
+                      <w:color w:val="4A2466"/>
+                      <w:sz w:val="20"/>
+                    </w:rPr>
+                    <w:t>↑↓</w:t>
+                  </w:r>
+                </w:p>
+              </w:tc>
+              <w:tc>
+                <w:tcPr>
+                  <w:tcW w:type="dxa" w:w="274"/>
+                  <w:tcBorders>
+                    <w:top w:val="single" w:sz="6" w:color="5A6068"/>
+                    <w:left w:val="single" w:sz="6" w:color="5A6068"/>
+                    <w:bottom w:val="single" w:sz="6" w:color="5A6068"/>
+                    <w:right w:val="single" w:sz="6" w:color="5A6068"/>
+                  </w:tcBorders>
+                  <w:vAlign w:val="center"/>
+                  <w:tcMar>
+                    <w:top w:w="0" w:type="dxa"/>
+                    <w:left w:w="0" w:type="dxa"/>
+                    <w:bottom w:w="0" w:type="dxa"/>
+                    <w:right w:w="0" w:type="dxa"/>
+                  </w:tcMar>
+                </w:tcPr>
+                <w:p>
+                  <w:pPr>
+                    <w:spacing w:after="0"/>
+                    <w:jc w:val="center"/>
+                  </w:pPr>
+                  <w:r>
+                    <w:rPr>
+                      <w:rFonts w:ascii="ShullHand" w:hAnsi="ShullHand"/>
+                      <w:color w:val="4A2466"/>
+                      <w:sz w:val="20"/>
+                    </w:rPr>
+                    <w:t>↑↓</w:t>
+                  </w:r>
+                </w:p>
+              </w:tc>
+              <w:tc>
+                <w:tcPr>
+                  <w:tcW w:type="dxa" w:w="317"/>
+                  <w:vAlign w:val="center"/>
+                  <w:tcMar>
+                    <w:top w:w="0" w:type="dxa"/>
+                    <w:left w:w="0" w:type="dxa"/>
+                    <w:bottom w:w="0" w:type="dxa"/>
+                    <w:right w:w="10" w:type="dxa"/>
+                  </w:tcMar>
+                </w:tcPr>
+                <w:p>
+                  <w:pPr>
+                    <w:spacing w:after="0"/>
+                    <w:jc w:val="right"/>
                   </w:pPr>
                   <w:r>
                     <w:rPr>
                       <w:rFonts w:ascii="Trade Gothic Next" w:hAnsi="Trade Gothic Next"/>
                       <w:b/>
                       <w:color w:val="55604F"/>
-                      <w:sz w:val="15"/>
+                      <w:sz w:val="16"/>
                       <w:u w:val="none"/>
                     </w:rPr>
-                    <w:t>ORBITAL DIAGRAM</w:t>
+                    <w:t>3s</w:t>
                   </w:r>
                 </w:p>
-                <w:tbl>
-                  <w:tblPr>
-                    <w:tblW w:type="auto" w:w="0"/>
-                    <w:tblLayout w:type="fixed"/>
-                    <w:tblLook w:firstColumn="1" w:firstRow="1" w:lastColumn="0" w:lastRow="0" w:noHBand="0" w:noVBand="1" w:val="04A0"/>
-                    <w:tblLayout w:type="fixed"/>
-                  </w:tblPr>
-                  <w:tblGrid>
-                    <w:gridCol w:w="317"/>
-                    <w:gridCol w:w="274"/>
-                    <w:gridCol w:w="317"/>
-                    <w:gridCol w:w="274"/>
-                    <w:gridCol w:w="317"/>
-                    <w:gridCol w:w="274"/>
-                    <w:gridCol w:w="274"/>
-                    <w:gridCol w:w="274"/>
-                    <w:gridCol w:w="317"/>
-                    <w:gridCol w:w="274"/>
-                    <w:gridCol w:w="317"/>
-                    <w:gridCol w:w="274"/>
-                    <w:gridCol w:w="274"/>
-                    <w:gridCol w:w="274"/>
-                    <w:gridCol w:w="317"/>
-                    <w:gridCol w:w="274"/>
-                    <w:gridCol w:w="317"/>
-                    <w:gridCol w:w="274"/>
-                    <w:gridCol w:w="274"/>
-                    <w:gridCol w:w="274"/>
-                    <w:gridCol w:w="274"/>
-                    <w:gridCol w:w="274"/>
-                    <w:gridCol w:w="317"/>
-                    <w:gridCol w:w="274"/>
-                    <w:gridCol w:w="274"/>
-                    <w:gridCol w:w="274"/>
-                  </w:tblGrid>
-                  <w:tr>
-                    <w:trPr>
-                      <w:cantSplit/>
-                      <w:trHeight w:val="432" w:hRule="atLeast"/>
-                    </w:trPr>
-                    <w:tc>
-                      <w:tcPr>
-                        <w:tcW w:type="dxa" w:w="317"/>
-                        <w:vAlign w:val="center"/>
-                        <w:tcMar>
-                          <w:top w:w="0" w:type="dxa"/>
-                          <w:left w:w="0" w:type="dxa"/>
-                          <w:bottom w:w="0" w:type="dxa"/>
-                          <w:right w:w="10" w:type="dxa"/>
-                        </w:tcMar>
-                      </w:tcPr>
-                      <w:p>
-                        <w:pPr>
-                          <w:spacing w:after="0"/>
-                          <w:jc w:val="right"/>
-                        </w:pPr>
-                        <w:r>
-                          <w:rPr>
-                            <w:rFonts w:ascii="Trade Gothic Next" w:hAnsi="Trade Gothic Next"/>
-                            <w:b/>
-                            <w:color w:val="55604F"/>
-                            <w:sz w:val="16"/>
-                            <w:u w:val="none"/>
-                          </w:rPr>
-                          <w:t>1s</w:t>
-                        </w:r>
-                      </w:p>
-                    </w:tc>
-                    <w:tc>
-                      <w:tcPr>
-                        <w:tcW w:type="dxa" w:w="274"/>
-                        <w:tcBorders>
-                          <w:top w:val="single" w:sz="6" w:color="5A6068"/>
-                          <w:left w:val="single" w:sz="6" w:color="5A6068"/>
-                          <w:bottom w:val="single" w:sz="6" w:color="5A6068"/>
-                          <w:right w:val="single" w:sz="6" w:color="5A6068"/>
-                        </w:tcBorders>
-                        <w:vAlign w:val="center"/>
-                        <w:tcMar>
-                          <w:top w:w="0" w:type="dxa"/>
-                          <w:left w:w="0" w:type="dxa"/>
-                          <w:bottom w:w="0" w:type="dxa"/>
-                          <w:right w:w="0" w:type="dxa"/>
-                        </w:tcMar>
-                      </w:tcPr>
-                      <w:p>
-                        <w:pPr>
-                          <w:spacing w:after="0"/>
-                          <w:jc w:val="center"/>
-                        </w:pPr>
-                        <w:r>
-                          <w:rPr>
-                            <w:rFonts w:ascii="ShullHand" w:hAnsi="ShullHand"/>
-                            <w:color w:val="4A2466"/>
-                            <w:sz w:val="20"/>
-                          </w:rPr>
-                          <w:t>↑↓</w:t>
-                        </w:r>
-                      </w:p>
-                    </w:tc>
-                    <w:tc>
-                      <w:tcPr>
-                        <w:tcW w:type="dxa" w:w="317"/>
-                        <w:vAlign w:val="center"/>
-                        <w:tcMar>
-                          <w:top w:w="0" w:type="dxa"/>
-                          <w:left w:w="0" w:type="dxa"/>
-                          <w:bottom w:w="0" w:type="dxa"/>
-                          <w:right w:w="10" w:type="dxa"/>
-                        </w:tcMar>
-                      </w:tcPr>
-                      <w:p>
-                        <w:pPr>
-                          <w:spacing w:after="0"/>
-                          <w:jc w:val="right"/>
-                        </w:pPr>
-                        <w:r>
-                          <w:rPr>
-                            <w:rFonts w:ascii="Trade Gothic Next" w:hAnsi="Trade Gothic Next"/>
-                            <w:b/>
-                            <w:color w:val="55604F"/>
-                            <w:sz w:val="16"/>
-                            <w:u w:val="none"/>
-                          </w:rPr>
-                          <w:t>2s</w:t>
-                        </w:r>
-                      </w:p>
-                    </w:tc>
-                    <w:tc>
-                      <w:tcPr>
-                        <w:tcW w:type="dxa" w:w="274"/>
-                        <w:tcBorders>
-                          <w:top w:val="single" w:sz="6" w:color="5A6068"/>
-                          <w:left w:val="single" w:sz="6" w:color="5A6068"/>
-                          <w:bottom w:val="single" w:sz="6" w:color="5A6068"/>
-                          <w:right w:val="single" w:sz="6" w:color="5A6068"/>
-                        </w:tcBorders>
-                        <w:vAlign w:val="center"/>
-                        <w:tcMar>
-                          <w:top w:w="0" w:type="dxa"/>
-                          <w:left w:w="0" w:type="dxa"/>
-                          <w:bottom w:w="0" w:type="dxa"/>
-                          <w:right w:w="0" w:type="dxa"/>
-                        </w:tcMar>
-                      </w:tcPr>
-                      <w:p>
-                        <w:pPr>
-                          <w:spacing w:after="0"/>
-                          <w:jc w:val="center"/>
-                        </w:pPr>
-                        <w:r>
-                          <w:rPr>
-                            <w:rFonts w:ascii="ShullHand" w:hAnsi="ShullHand"/>
-                            <w:color w:val="4A2466"/>
-                            <w:sz w:val="20"/>
-                          </w:rPr>
-                          <w:t>↑↓</w:t>
-                        </w:r>
-                      </w:p>
-                    </w:tc>
-                    <w:tc>
-                      <w:tcPr>
-                        <w:tcW w:type="dxa" w:w="317"/>
-                        <w:vAlign w:val="center"/>
-                        <w:tcMar>
-                          <w:top w:w="0" w:type="dxa"/>
-                          <w:left w:w="0" w:type="dxa"/>
-                          <w:bottom w:w="0" w:type="dxa"/>
-                          <w:right w:w="10" w:type="dxa"/>
-                        </w:tcMar>
-                      </w:tcPr>
-                      <w:p>
-                        <w:pPr>
-                          <w:spacing w:after="0"/>
-                          <w:jc w:val="right"/>
-                        </w:pPr>
-                        <w:r>
-                          <w:rPr>
-                            <w:rFonts w:ascii="Trade Gothic Next" w:hAnsi="Trade Gothic Next"/>
-                            <w:b/>
-                            <w:color w:val="55604F"/>
-                            <w:sz w:val="16"/>
-                            <w:u w:val="none"/>
-                          </w:rPr>
-                          <w:t>2p</w:t>
-                        </w:r>
-                      </w:p>
-                    </w:tc>
-                    <w:tc>
-                      <w:tcPr>
-                        <w:tcW w:type="dxa" w:w="274"/>
-                        <w:tcBorders>
-                          <w:top w:val="single" w:sz="6" w:color="5A6068"/>
-                          <w:left w:val="single" w:sz="6" w:color="5A6068"/>
-                          <w:bottom w:val="single" w:sz="6" w:color="5A6068"/>
-                          <w:right w:val="single" w:sz="6" w:color="5A6068"/>
-                        </w:tcBorders>
-                        <w:vAlign w:val="center"/>
-                        <w:tcMar>
-                          <w:top w:w="0" w:type="dxa"/>
-                          <w:left w:w="0" w:type="dxa"/>
-                          <w:bottom w:w="0" w:type="dxa"/>
-                          <w:right w:w="0" w:type="dxa"/>
-                        </w:tcMar>
-                      </w:tcPr>
-                      <w:p>
-                        <w:pPr>
-                          <w:spacing w:after="0"/>
-                          <w:jc w:val="center"/>
-                        </w:pPr>
-                        <w:r>
-                          <w:rPr>
-                            <w:rFonts w:ascii="ShullHand" w:hAnsi="ShullHand"/>
-                            <w:color w:val="4A2466"/>
-                            <w:sz w:val="20"/>
-                          </w:rPr>
-                          <w:t>↑↓</w:t>
-                        </w:r>
-                      </w:p>
-                    </w:tc>
-                    <w:tc>
-                      <w:tcPr>
-                        <w:tcW w:type="dxa" w:w="274"/>
-                        <w:tcBorders>
-                          <w:top w:val="single" w:sz="6" w:color="5A6068"/>
-                          <w:left w:val="single" w:sz="6" w:color="5A6068"/>
-                          <w:bottom w:val="single" w:sz="6" w:color="5A6068"/>
-                          <w:right w:val="single" w:sz="6" w:color="5A6068"/>
-                        </w:tcBorders>
-                        <w:vAlign w:val="center"/>
-                        <w:tcMar>
-                          <w:top w:w="0" w:type="dxa"/>
-                          <w:left w:w="0" w:type="dxa"/>
-                          <w:bottom w:w="0" w:type="dxa"/>
-                          <w:right w:w="0" w:type="dxa"/>
-                        </w:tcMar>
-                      </w:tcPr>
-                      <w:p>
-                        <w:pPr>
-                          <w:spacing w:after="0"/>
-                          <w:jc w:val="center"/>
-                        </w:pPr>
-                        <w:r>
-                          <w:rPr>
-                            <w:rFonts w:ascii="ShullHand" w:hAnsi="ShullHand"/>
-                            <w:color w:val="4A2466"/>
-                            <w:sz w:val="20"/>
-                          </w:rPr>
-                          <w:t>↑↓</w:t>
-                        </w:r>
-                      </w:p>
-                    </w:tc>
-                    <w:tc>
-                      <w:tcPr>
-                        <w:tcW w:type="dxa" w:w="274"/>
-                        <w:tcBorders>
-                          <w:top w:val="single" w:sz="6" w:color="5A6068"/>
-                          <w:left w:val="single" w:sz="6" w:color="5A6068"/>
-                          <w:bottom w:val="single" w:sz="6" w:color="5A6068"/>
-                          <w:right w:val="single" w:sz="6" w:color="5A6068"/>
-                        </w:tcBorders>
-                        <w:vAlign w:val="center"/>
-                        <w:tcMar>
-                          <w:top w:w="0" w:type="dxa"/>
-                          <w:left w:w="0" w:type="dxa"/>
-                          <w:bottom w:w="0" w:type="dxa"/>
-                          <w:right w:w="0" w:type="dxa"/>
-                        </w:tcMar>
-                      </w:tcPr>
-                      <w:p>
-                        <w:pPr>
-                          <w:spacing w:after="0"/>
-                          <w:jc w:val="center"/>
-                        </w:pPr>
-                        <w:r>
-                          <w:rPr>
-                            <w:rFonts w:ascii="ShullHand" w:hAnsi="ShullHand"/>
-                            <w:color w:val="4A2466"/>
-                            <w:sz w:val="20"/>
-                          </w:rPr>
-                          <w:t>↑↓</w:t>
-                        </w:r>
-                      </w:p>
-                    </w:tc>
-                    <w:tc>
-                      <w:tcPr>
-                        <w:tcW w:type="dxa" w:w="317"/>
-                        <w:vAlign w:val="center"/>
-                        <w:tcMar>
-                          <w:top w:w="0" w:type="dxa"/>
-                          <w:left w:w="0" w:type="dxa"/>
-                          <w:bottom w:w="0" w:type="dxa"/>
-                          <w:right w:w="10" w:type="dxa"/>
-                        </w:tcMar>
-                      </w:tcPr>
-                      <w:p>
-                        <w:pPr>
-                          <w:spacing w:after="0"/>
-                          <w:jc w:val="right"/>
-                        </w:pPr>
-                        <w:r>
-                          <w:rPr>
-                            <w:rFonts w:ascii="Trade Gothic Next" w:hAnsi="Trade Gothic Next"/>
-                            <w:b/>
-                            <w:color w:val="55604F"/>
-                            <w:sz w:val="16"/>
-                            <w:u w:val="none"/>
-                          </w:rPr>
-                          <w:t>3s</w:t>
-                        </w:r>
-                      </w:p>
-                    </w:tc>
-                    <w:tc>
-                      <w:tcPr>
-                        <w:tcW w:type="dxa" w:w="274"/>
-                        <w:tcBorders>
-                          <w:top w:val="single" w:sz="6" w:color="5A6068"/>
-                          <w:left w:val="single" w:sz="6" w:color="5A6068"/>
-                          <w:bottom w:val="single" w:sz="6" w:color="5A6068"/>
-                          <w:right w:val="single" w:sz="6" w:color="5A6068"/>
-                        </w:tcBorders>
-                        <w:vAlign w:val="center"/>
-                        <w:tcMar>
-                          <w:top w:w="0" w:type="dxa"/>
-                          <w:left w:w="0" w:type="dxa"/>
-                          <w:bottom w:w="0" w:type="dxa"/>
-                          <w:right w:w="0" w:type="dxa"/>
-                        </w:tcMar>
-                      </w:tcPr>
-                      <w:p>
-                        <w:pPr>
-                          <w:spacing w:after="0"/>
-                          <w:jc w:val="center"/>
-                        </w:pPr>
-                        <w:r>
-                          <w:rPr>
-                            <w:rFonts w:ascii="ShullHand" w:hAnsi="ShullHand"/>
-                            <w:color w:val="4A2466"/>
-                            <w:sz w:val="20"/>
-                          </w:rPr>
-                          <w:t>↑↓</w:t>
-                        </w:r>
-                      </w:p>
-                    </w:tc>
-                    <w:tc>
-                      <w:tcPr>
-                        <w:tcW w:type="dxa" w:w="317"/>
-                        <w:vAlign w:val="center"/>
-                        <w:tcMar>
-                          <w:top w:w="0" w:type="dxa"/>
-                          <w:left w:w="0" w:type="dxa"/>
-                          <w:bottom w:w="0" w:type="dxa"/>
-                          <w:right w:w="10" w:type="dxa"/>
-                        </w:tcMar>
-                      </w:tcPr>
-                      <w:p>
-                        <w:pPr>
-                          <w:spacing w:after="0"/>
-                          <w:jc w:val="right"/>
-                        </w:pPr>
-                        <w:r>
-                          <w:rPr>
-                            <w:rFonts w:ascii="Trade Gothic Next" w:hAnsi="Trade Gothic Next"/>
-                            <w:b/>
-                            <w:color w:val="55604F"/>
-                            <w:sz w:val="16"/>
-                            <w:u w:val="none"/>
-                          </w:rPr>
-                          <w:t>3p</w:t>
-                        </w:r>
-                      </w:p>
-                    </w:tc>
-                    <w:tc>
-                      <w:tcPr>
-                        <w:tcW w:type="dxa" w:w="274"/>
-                        <w:tcBorders>
-                          <w:top w:val="single" w:sz="6" w:color="5A6068"/>
-                          <w:left w:val="single" w:sz="6" w:color="5A6068"/>
-                          <w:bottom w:val="single" w:sz="6" w:color="5A6068"/>
-                          <w:right w:val="single" w:sz="6" w:color="5A6068"/>
-                        </w:tcBorders>
-                        <w:vAlign w:val="center"/>
-                        <w:tcMar>
-                          <w:top w:w="0" w:type="dxa"/>
-                          <w:left w:w="0" w:type="dxa"/>
-                          <w:bottom w:w="0" w:type="dxa"/>
-                          <w:right w:w="0" w:type="dxa"/>
-                        </w:tcMar>
-                      </w:tcPr>
-                      <w:p>
-                        <w:pPr>
-                          <w:spacing w:after="0"/>
-                          <w:jc w:val="center"/>
-                        </w:pPr>
-                        <w:r>
-                          <w:rPr>
-                            <w:rFonts w:ascii="ShullHand" w:hAnsi="ShullHand"/>
-                            <w:color w:val="4A2466"/>
-                            <w:sz w:val="20"/>
-                          </w:rPr>
-                          <w:t>↑↓</w:t>
-                        </w:r>
-                      </w:p>
-                    </w:tc>
-                    <w:tc>
-                      <w:tcPr>
-                        <w:tcW w:type="dxa" w:w="274"/>
-                        <w:tcBorders>
-                          <w:top w:val="single" w:sz="6" w:color="5A6068"/>
-                          <w:left w:val="single" w:sz="6" w:color="5A6068"/>
-                          <w:bottom w:val="single" w:sz="6" w:color="5A6068"/>
-                          <w:right w:val="single" w:sz="6" w:color="5A6068"/>
-                        </w:tcBorders>
-                        <w:vAlign w:val="center"/>
-                        <w:tcMar>
-                          <w:top w:w="0" w:type="dxa"/>
-                          <w:left w:w="0" w:type="dxa"/>
-                          <w:bottom w:w="0" w:type="dxa"/>
-                          <w:right w:w="0" w:type="dxa"/>
-                        </w:tcMar>
-                      </w:tcPr>
-                      <w:p>
-                        <w:pPr>
-                          <w:spacing w:after="0"/>
-                          <w:jc w:val="center"/>
-                        </w:pPr>
-                        <w:r>
-                          <w:rPr>
-                            <w:rFonts w:ascii="ShullHand" w:hAnsi="ShullHand"/>
-                            <w:color w:val="4A2466"/>
-                            <w:sz w:val="20"/>
-                          </w:rPr>
-                          <w:t>↑↓</w:t>
-                        </w:r>
-                      </w:p>
-                    </w:tc>
-                    <w:tc>
-                      <w:tcPr>
-                        <w:tcW w:type="dxa" w:w="274"/>
-                        <w:tcBorders>
-                          <w:top w:val="single" w:sz="6" w:color="5A6068"/>
-                          <w:left w:val="single" w:sz="6" w:color="5A6068"/>
-                          <w:bottom w:val="single" w:sz="6" w:color="5A6068"/>
-                          <w:right w:val="single" w:sz="6" w:color="5A6068"/>
-                        </w:tcBorders>
-                        <w:vAlign w:val="center"/>
-                        <w:tcMar>
-                          <w:top w:w="0" w:type="dxa"/>
-                          <w:left w:w="0" w:type="dxa"/>
-                          <w:bottom w:w="0" w:type="dxa"/>
-                          <w:right w:w="0" w:type="dxa"/>
-                        </w:tcMar>
-                      </w:tcPr>
-                      <w:p>
-                        <w:pPr>
-                          <w:spacing w:after="0"/>
-                          <w:jc w:val="center"/>
-                        </w:pPr>
-                        <w:r>
-                          <w:rPr>
-                            <w:rFonts w:ascii="ShullHand" w:hAnsi="ShullHand"/>
-                            <w:color w:val="4A2466"/>
-                            <w:sz w:val="20"/>
-                          </w:rPr>
-                          <w:t>↑↓</w:t>
-                        </w:r>
-                      </w:p>
-                    </w:tc>
-                    <w:tc>
-                      <w:tcPr>
-                        <w:tcW w:type="dxa" w:w="317"/>
-                        <w:vAlign w:val="center"/>
-                        <w:tcMar>
-                          <w:top w:w="0" w:type="dxa"/>
-                          <w:left w:w="0" w:type="dxa"/>
-                          <w:bottom w:w="0" w:type="dxa"/>
-                          <w:right w:w="10" w:type="dxa"/>
-                        </w:tcMar>
-                      </w:tcPr>
-                      <w:p>
-                        <w:pPr>
-                          <w:spacing w:after="0"/>
-                          <w:jc w:val="right"/>
-                        </w:pPr>
-                        <w:r>
-                          <w:rPr>
-                            <w:rFonts w:ascii="Trade Gothic Next" w:hAnsi="Trade Gothic Next"/>
-                            <w:b/>
-                            <w:color w:val="55604F"/>
-                            <w:sz w:val="16"/>
-                            <w:u w:val="none"/>
-                          </w:rPr>
-                          <w:t>4s</w:t>
-                        </w:r>
-                      </w:p>
-                    </w:tc>
-                    <w:tc>
-                      <w:tcPr>
-                        <w:tcW w:type="dxa" w:w="274"/>
-                        <w:tcBorders>
-                          <w:top w:val="single" w:sz="6" w:color="5A6068"/>
-                          <w:left w:val="single" w:sz="6" w:color="5A6068"/>
-                          <w:bottom w:val="single" w:sz="6" w:color="5A6068"/>
-                          <w:right w:val="single" w:sz="6" w:color="5A6068"/>
-                        </w:tcBorders>
-                        <w:vAlign w:val="center"/>
-                        <w:tcMar>
-                          <w:top w:w="0" w:type="dxa"/>
-                          <w:left w:w="0" w:type="dxa"/>
-                          <w:bottom w:w="0" w:type="dxa"/>
-                          <w:right w:w="0" w:type="dxa"/>
-                        </w:tcMar>
-                      </w:tcPr>
-                      <w:p>
-                        <w:pPr>
-                          <w:spacing w:after="0"/>
-                          <w:jc w:val="center"/>
-                        </w:pPr>
-                        <w:r>
-                          <w:rPr>
-                            <w:rFonts w:ascii="ShullHand" w:hAnsi="ShullHand"/>
-                            <w:color w:val="4A2466"/>
-                            <w:sz w:val="20"/>
-                          </w:rPr>
-                          <w:t>↑↓</w:t>
-                        </w:r>
-                      </w:p>
-                    </w:tc>
-                    <w:tc>
-                      <w:tcPr>
-                        <w:tcW w:type="dxa" w:w="317"/>
-                        <w:vAlign w:val="center"/>
-                        <w:tcMar>
-                          <w:top w:w="0" w:type="dxa"/>
-                          <w:left w:w="0" w:type="dxa"/>
-                          <w:bottom w:w="0" w:type="dxa"/>
-                          <w:right w:w="10" w:type="dxa"/>
-                        </w:tcMar>
-                      </w:tcPr>
-                      <w:p>
-                        <w:pPr>
-                          <w:spacing w:after="0"/>
-                          <w:jc w:val="right"/>
-                        </w:pPr>
-                        <w:r>
-                          <w:rPr>
-                            <w:rFonts w:ascii="Trade Gothic Next" w:hAnsi="Trade Gothic Next"/>
-                            <w:b/>
-                            <w:color w:val="55604F"/>
-                            <w:sz w:val="16"/>
-                            <w:u w:val="none"/>
-                          </w:rPr>
-                          <w:t>3d</w:t>
-                        </w:r>
-                      </w:p>
-                    </w:tc>
-                    <w:tc>
-                      <w:tcPr>
-                        <w:tcW w:type="dxa" w:w="274"/>
-                        <w:tcBorders>
-                          <w:top w:val="single" w:sz="6" w:color="5A6068"/>
-                          <w:left w:val="single" w:sz="6" w:color="5A6068"/>
-                          <w:bottom w:val="single" w:sz="6" w:color="5A6068"/>
-                          <w:right w:val="single" w:sz="6" w:color="5A6068"/>
-                        </w:tcBorders>
-                        <w:vAlign w:val="center"/>
-                        <w:tcMar>
-                          <w:top w:w="0" w:type="dxa"/>
-                          <w:left w:w="0" w:type="dxa"/>
-                          <w:bottom w:w="0" w:type="dxa"/>
-                          <w:right w:w="0" w:type="dxa"/>
-                        </w:tcMar>
-                      </w:tcPr>
-                      <w:p>
-                        <w:pPr>
-                          <w:spacing w:after="0"/>
-                          <w:jc w:val="center"/>
-                        </w:pPr>
-                        <w:r>
-                          <w:rPr>
-                            <w:rFonts w:ascii="ShullHand" w:hAnsi="ShullHand"/>
-                            <w:color w:val="4A2466"/>
-                            <w:sz w:val="20"/>
-                          </w:rPr>
-                          <w:t>↑↓</w:t>
-                        </w:r>
-                      </w:p>
-                    </w:tc>
-                    <w:tc>
-                      <w:tcPr>
-                        <w:tcW w:type="dxa" w:w="274"/>
-                        <w:tcBorders>
-                          <w:top w:val="single" w:sz="6" w:color="5A6068"/>
-                          <w:left w:val="single" w:sz="6" w:color="5A6068"/>
-                          <w:bottom w:val="single" w:sz="6" w:color="5A6068"/>
-                          <w:right w:val="single" w:sz="6" w:color="5A6068"/>
-                        </w:tcBorders>
-                        <w:vAlign w:val="center"/>
-                        <w:tcMar>
-                          <w:top w:w="0" w:type="dxa"/>
-                          <w:left w:w="0" w:type="dxa"/>
-                          <w:bottom w:w="0" w:type="dxa"/>
-                          <w:right w:w="0" w:type="dxa"/>
-                        </w:tcMar>
-                      </w:tcPr>
-                      <w:p>
-                        <w:pPr>
-                          <w:spacing w:after="0"/>
-                          <w:jc w:val="center"/>
-                        </w:pPr>
-                        <w:r>
-                          <w:rPr>
-                            <w:rFonts w:ascii="ShullHand" w:hAnsi="ShullHand"/>
-                            <w:color w:val="4A2466"/>
-                            <w:sz w:val="20"/>
-                          </w:rPr>
-                          <w:t>↑↓</w:t>
-                        </w:r>
-                      </w:p>
-                    </w:tc>
-                    <w:tc>
-                      <w:tcPr>
-                        <w:tcW w:type="dxa" w:w="274"/>
-                        <w:tcBorders>
-                          <w:top w:val="single" w:sz="6" w:color="5A6068"/>
-                          <w:left w:val="single" w:sz="6" w:color="5A6068"/>
-                          <w:bottom w:val="single" w:sz="6" w:color="5A6068"/>
-                          <w:right w:val="single" w:sz="6" w:color="5A6068"/>
-                        </w:tcBorders>
-                        <w:vAlign w:val="center"/>
-                        <w:tcMar>
-                          <w:top w:w="0" w:type="dxa"/>
-                          <w:left w:w="0" w:type="dxa"/>
-                          <w:bottom w:w="0" w:type="dxa"/>
-                          <w:right w:w="0" w:type="dxa"/>
-                        </w:tcMar>
-                      </w:tcPr>
-                      <w:p>
-                        <w:pPr>
-                          <w:spacing w:after="0"/>
-                          <w:jc w:val="center"/>
-                        </w:pPr>
-                        <w:r>
-                          <w:rPr>
-                            <w:rFonts w:ascii="ShullHand" w:hAnsi="ShullHand"/>
-                            <w:color w:val="4A2466"/>
-                            <w:sz w:val="20"/>
-                          </w:rPr>
-                          <w:t>↑↓</w:t>
-                        </w:r>
-                      </w:p>
-                    </w:tc>
-                    <w:tc>
-                      <w:tcPr>
-                        <w:tcW w:type="dxa" w:w="274"/>
-                        <w:tcBorders>
-                          <w:top w:val="single" w:sz="6" w:color="5A6068"/>
-                          <w:left w:val="single" w:sz="6" w:color="5A6068"/>
-                          <w:bottom w:val="single" w:sz="6" w:color="5A6068"/>
-                          <w:right w:val="single" w:sz="6" w:color="5A6068"/>
-                        </w:tcBorders>
-                        <w:vAlign w:val="center"/>
-                        <w:tcMar>
-                          <w:top w:w="0" w:type="dxa"/>
-                          <w:left w:w="0" w:type="dxa"/>
-                          <w:bottom w:w="0" w:type="dxa"/>
-                          <w:right w:w="0" w:type="dxa"/>
-                        </w:tcMar>
-                      </w:tcPr>
-                      <w:p>
-                        <w:pPr>
-                          <w:spacing w:after="0"/>
-                          <w:jc w:val="center"/>
-                        </w:pPr>
-                        <w:r>
-                          <w:rPr>
-                            <w:rFonts w:ascii="ShullHand" w:hAnsi="ShullHand"/>
-                            <w:color w:val="4A2466"/>
-                            <w:sz w:val="20"/>
-                          </w:rPr>
-                          <w:t>↑↓</w:t>
-                        </w:r>
-                      </w:p>
-                    </w:tc>
-                    <w:tc>
-                      <w:tcPr>
-                        <w:tcW w:type="dxa" w:w="274"/>
-                        <w:tcBorders>
-                          <w:top w:val="single" w:sz="6" w:color="5A6068"/>
-                          <w:left w:val="single" w:sz="6" w:color="5A6068"/>
-                          <w:bottom w:val="single" w:sz="6" w:color="5A6068"/>
-                          <w:right w:val="single" w:sz="6" w:color="5A6068"/>
-                        </w:tcBorders>
-                        <w:vAlign w:val="center"/>
-                        <w:tcMar>
-                          <w:top w:w="0" w:type="dxa"/>
-                          <w:left w:w="0" w:type="dxa"/>
-                          <w:bottom w:w="0" w:type="dxa"/>
-                          <w:right w:w="0" w:type="dxa"/>
-                        </w:tcMar>
-                      </w:tcPr>
-                      <w:p>
-                        <w:pPr>
-                          <w:spacing w:after="0"/>
-                          <w:jc w:val="center"/>
-                        </w:pPr>
-                        <w:r>
-                          <w:rPr>
-                            <w:rFonts w:ascii="ShullHand" w:hAnsi="ShullHand"/>
-                            <w:color w:val="4A2466"/>
-                            <w:sz w:val="20"/>
-                          </w:rPr>
-                          <w:t>↑↓</w:t>
-                        </w:r>
-                      </w:p>
-                    </w:tc>
-                    <w:tc>
-                      <w:tcPr>
-                        <w:tcW w:type="dxa" w:w="317"/>
-                        <w:vAlign w:val="center"/>
-                        <w:tcMar>
-                          <w:top w:w="0" w:type="dxa"/>
-                          <w:left w:w="0" w:type="dxa"/>
-                          <w:bottom w:w="0" w:type="dxa"/>
-                          <w:right w:w="10" w:type="dxa"/>
-                        </w:tcMar>
-                      </w:tcPr>
-                      <w:p>
-                        <w:pPr>
-                          <w:spacing w:after="0"/>
-                          <w:jc w:val="right"/>
-                        </w:pPr>
-                        <w:r>
-                          <w:rPr>
-                            <w:rFonts w:ascii="Trade Gothic Next" w:hAnsi="Trade Gothic Next"/>
-                            <w:b/>
-                            <w:color w:val="55604F"/>
-                            <w:sz w:val="16"/>
-                            <w:u w:val="none"/>
-                          </w:rPr>
-                          <w:t>4p</w:t>
-                        </w:r>
-                      </w:p>
-                    </w:tc>
-                    <w:tc>
-                      <w:tcPr>
-                        <w:tcW w:type="dxa" w:w="274"/>
-                        <w:tcBorders>
-                          <w:top w:val="single" w:sz="6" w:color="5A6068"/>
-                          <w:left w:val="single" w:sz="6" w:color="5A6068"/>
-                          <w:bottom w:val="single" w:sz="6" w:color="5A6068"/>
-                          <w:right w:val="single" w:sz="6" w:color="5A6068"/>
-                        </w:tcBorders>
-                        <w:vAlign w:val="center"/>
-                        <w:tcMar>
-                          <w:top w:w="0" w:type="dxa"/>
-                          <w:left w:w="0" w:type="dxa"/>
-                          <w:bottom w:w="0" w:type="dxa"/>
-                          <w:right w:w="0" w:type="dxa"/>
-                        </w:tcMar>
-                      </w:tcPr>
-                      <w:p>
-                        <w:pPr>
-                          <w:spacing w:after="0"/>
-                          <w:jc w:val="center"/>
-                        </w:pPr>
-                        <w:r>
-                          <w:rPr>
-                            <w:rFonts w:ascii="ShullHand" w:hAnsi="ShullHand"/>
-                            <w:color w:val="4A2466"/>
-                            <w:sz w:val="20"/>
-                          </w:rPr>
-                          <w:t>↑</w:t>
-                        </w:r>
-                      </w:p>
-                    </w:tc>
-                    <w:tc>
-                      <w:tcPr>
-                        <w:tcW w:type="dxa" w:w="274"/>
-                        <w:tcBorders>
-                          <w:top w:val="single" w:sz="6" w:color="5A6068"/>
-                          <w:left w:val="single" w:sz="6" w:color="5A6068"/>
-                          <w:bottom w:val="single" w:sz="6" w:color="5A6068"/>
-                          <w:right w:val="single" w:sz="6" w:color="5A6068"/>
-                        </w:tcBorders>
-                        <w:vAlign w:val="center"/>
-                        <w:tcMar>
-                          <w:top w:w="0" w:type="dxa"/>
-                          <w:left w:w="0" w:type="dxa"/>
-                          <w:bottom w:w="0" w:type="dxa"/>
-                          <w:right w:w="0" w:type="dxa"/>
-                        </w:tcMar>
-                      </w:tcPr>
-                      <w:p>
-                        <w:pPr>
-                          <w:spacing w:after="0"/>
-                          <w:jc w:val="center"/>
-                        </w:pPr>
-                        <w:r>
-                          <w:rPr>
-                            <w:rFonts w:ascii="ShullHand" w:hAnsi="ShullHand"/>
-                            <w:color w:val="4A2466"/>
-                            <w:sz w:val="20"/>
-                          </w:rPr>
-                          <w:t>↑</w:t>
-                        </w:r>
-                      </w:p>
-                    </w:tc>
-                    <w:tc>
-                      <w:tcPr>
-                        <w:tcW w:type="dxa" w:w="274"/>
-                        <w:tcBorders>
-                          <w:top w:val="single" w:sz="6" w:color="5A6068"/>
-                          <w:left w:val="single" w:sz="6" w:color="5A6068"/>
-                          <w:bottom w:val="single" w:sz="6" w:color="5A6068"/>
-                          <w:right w:val="single" w:sz="6" w:color="5A6068"/>
-                        </w:tcBorders>
-                        <w:vAlign w:val="center"/>
-                        <w:tcMar>
-                          <w:top w:w="0" w:type="dxa"/>
-                          <w:left w:w="0" w:type="dxa"/>
-                          <w:bottom w:w="0" w:type="dxa"/>
-                          <w:right w:w="0" w:type="dxa"/>
-                        </w:tcMar>
-                      </w:tcPr>
-                      <w:p>
-                        <w:pPr>
-                          <w:spacing w:after="0"/>
-                          <w:jc w:val="center"/>
-                        </w:pPr>
-                        <w:r>
-                          <w:rPr>
-                            <w:rFonts w:ascii="ShullHand" w:hAnsi="ShullHand"/>
-                            <w:color w:val="4A2466"/>
-                            <w:sz w:val="20"/>
-                          </w:rPr>
-                          <w:t>↑</w:t>
-                        </w:r>
-                      </w:p>
-                    </w:tc>
-                  </w:tr>
-                </w:tbl>
+              </w:tc>
+              <w:tc>
+                <w:tcPr>
+                  <w:tcW w:type="dxa" w:w="274"/>
+                  <w:tcBorders>
+                    <w:top w:val="single" w:sz="6" w:color="5A6068"/>
+                    <w:left w:val="single" w:sz="6" w:color="5A6068"/>
+                    <w:bottom w:val="single" w:sz="6" w:color="5A6068"/>
+                    <w:right w:val="single" w:sz="6" w:color="5A6068"/>
+                  </w:tcBorders>
+                  <w:vAlign w:val="center"/>
+                  <w:tcMar>
+                    <w:top w:w="0" w:type="dxa"/>
+                    <w:left w:w="0" w:type="dxa"/>
+                    <w:bottom w:w="0" w:type="dxa"/>
+                    <w:right w:w="0" w:type="dxa"/>
+                  </w:tcMar>
+                </w:tcPr>
                 <w:p>
                   <w:pPr>
-                    <w:spacing w:before="0" w:after="0" w:line="20" w:lineRule="exact"/>
+                    <w:spacing w:after="0"/>
+                    <w:jc w:val="center"/>
                   </w:pPr>
+                  <w:r>
+                    <w:rPr>
+                      <w:rFonts w:ascii="ShullHand" w:hAnsi="ShullHand"/>
+                      <w:color w:val="4A2466"/>
+                      <w:sz w:val="20"/>
+                    </w:rPr>
+                    <w:t>↑↓</w:t>
+                  </w:r>
+                </w:p>
+              </w:tc>
+              <w:tc>
+                <w:tcPr>
+                  <w:tcW w:type="dxa" w:w="317"/>
+                  <w:vAlign w:val="center"/>
+                  <w:tcMar>
+                    <w:top w:w="0" w:type="dxa"/>
+                    <w:left w:w="0" w:type="dxa"/>
+                    <w:bottom w:w="0" w:type="dxa"/>
+                    <w:right w:w="10" w:type="dxa"/>
+                  </w:tcMar>
+                </w:tcPr>
+                <w:p>
+                  <w:pPr>
+                    <w:spacing w:after="0"/>
+                    <w:jc w:val="right"/>
+                  </w:pPr>
+                  <w:r>
+                    <w:rPr>
+                      <w:rFonts w:ascii="Trade Gothic Next" w:hAnsi="Trade Gothic Next"/>
+                      <w:b/>
+                      <w:color w:val="55604F"/>
+                      <w:sz w:val="16"/>
+                      <w:u w:val="none"/>
+                    </w:rPr>
+                    <w:t>3p</w:t>
+                  </w:r>
+                </w:p>
+              </w:tc>
+              <w:tc>
+                <w:tcPr>
+                  <w:tcW w:type="dxa" w:w="274"/>
+                  <w:tcBorders>
+                    <w:top w:val="single" w:sz="6" w:color="5A6068"/>
+                    <w:left w:val="single" w:sz="6" w:color="5A6068"/>
+                    <w:bottom w:val="single" w:sz="6" w:color="5A6068"/>
+                    <w:right w:val="single" w:sz="6" w:color="5A6068"/>
+                  </w:tcBorders>
+                  <w:vAlign w:val="center"/>
+                  <w:tcMar>
+                    <w:top w:w="0" w:type="dxa"/>
+                    <w:left w:w="0" w:type="dxa"/>
+                    <w:bottom w:w="0" w:type="dxa"/>
+                    <w:right w:w="0" w:type="dxa"/>
+                  </w:tcMar>
+                </w:tcPr>
+                <w:p>
+                  <w:pPr>
+                    <w:spacing w:after="0"/>
+                    <w:jc w:val="center"/>
+                  </w:pPr>
+                  <w:r>
+                    <w:rPr>
+                      <w:rFonts w:ascii="ShullHand" w:hAnsi="ShullHand"/>
+                      <w:color w:val="4A2466"/>
+                      <w:sz w:val="20"/>
+                    </w:rPr>
+                    <w:t>↑↓</w:t>
+                  </w:r>
+                </w:p>
+              </w:tc>
+              <w:tc>
+                <w:tcPr>
+                  <w:tcW w:type="dxa" w:w="274"/>
+                  <w:tcBorders>
+                    <w:top w:val="single" w:sz="6" w:color="5A6068"/>
+                    <w:left w:val="single" w:sz="6" w:color="5A6068"/>
+                    <w:bottom w:val="single" w:sz="6" w:color="5A6068"/>
+                    <w:right w:val="single" w:sz="6" w:color="5A6068"/>
+                  </w:tcBorders>
+                  <w:vAlign w:val="center"/>
+                  <w:tcMar>
+                    <w:top w:w="0" w:type="dxa"/>
+                    <w:left w:w="0" w:type="dxa"/>
+                    <w:bottom w:w="0" w:type="dxa"/>
+                    <w:right w:w="0" w:type="dxa"/>
+                  </w:tcMar>
+                </w:tcPr>
+                <w:p>
+                  <w:pPr>
+                    <w:spacing w:after="0"/>
+                    <w:jc w:val="center"/>
+                  </w:pPr>
+                  <w:r>
+                    <w:rPr>
+                      <w:rFonts w:ascii="ShullHand" w:hAnsi="ShullHand"/>
+                      <w:color w:val="4A2466"/>
+                      <w:sz w:val="20"/>
+                    </w:rPr>
+                    <w:t>↑↓</w:t>
+                  </w:r>
+                </w:p>
+              </w:tc>
+              <w:tc>
+                <w:tcPr>
+                  <w:tcW w:type="dxa" w:w="274"/>
+                  <w:tcBorders>
+                    <w:top w:val="single" w:sz="6" w:color="5A6068"/>
+                    <w:left w:val="single" w:sz="6" w:color="5A6068"/>
+                    <w:bottom w:val="single" w:sz="6" w:color="5A6068"/>
+                    <w:right w:val="single" w:sz="6" w:color="5A6068"/>
+                  </w:tcBorders>
+                  <w:vAlign w:val="center"/>
+                  <w:tcMar>
+                    <w:top w:w="0" w:type="dxa"/>
+                    <w:left w:w="0" w:type="dxa"/>
+                    <w:bottom w:w="0" w:type="dxa"/>
+                    <w:right w:w="0" w:type="dxa"/>
+                  </w:tcMar>
+                </w:tcPr>
+                <w:p>
+                  <w:pPr>
+                    <w:spacing w:after="0"/>
+                    <w:jc w:val="center"/>
+                  </w:pPr>
+                  <w:r>
+                    <w:rPr>
+                      <w:rFonts w:ascii="ShullHand" w:hAnsi="ShullHand"/>
+                      <w:color w:val="4A2466"/>
+                      <w:sz w:val="20"/>
+                    </w:rPr>
+                    <w:t>↑↓</w:t>
+                  </w:r>
+                </w:p>
+              </w:tc>
+              <w:tc>
+                <w:tcPr>
+                  <w:tcW w:type="dxa" w:w="317"/>
+                  <w:vAlign w:val="center"/>
+                  <w:tcMar>
+                    <w:top w:w="0" w:type="dxa"/>
+                    <w:left w:w="0" w:type="dxa"/>
+                    <w:bottom w:w="0" w:type="dxa"/>
+                    <w:right w:w="10" w:type="dxa"/>
+                  </w:tcMar>
+                </w:tcPr>
+                <w:p>
+                  <w:pPr>
+                    <w:spacing w:after="0"/>
+                    <w:jc w:val="right"/>
+                  </w:pPr>
+                  <w:r>
+                    <w:rPr>
+                      <w:rFonts w:ascii="Trade Gothic Next" w:hAnsi="Trade Gothic Next"/>
+                      <w:b/>
+                      <w:color w:val="55604F"/>
+                      <w:sz w:val="16"/>
+                      <w:u w:val="none"/>
+                    </w:rPr>
+                    <w:t>4s</w:t>
+                  </w:r>
+                </w:p>
+              </w:tc>
+              <w:tc>
+                <w:tcPr>
+                  <w:tcW w:type="dxa" w:w="274"/>
+                  <w:tcBorders>
+                    <w:top w:val="single" w:sz="6" w:color="5A6068"/>
+                    <w:left w:val="single" w:sz="6" w:color="5A6068"/>
+                    <w:bottom w:val="single" w:sz="6" w:color="5A6068"/>
+                    <w:right w:val="single" w:sz="6" w:color="5A6068"/>
+                  </w:tcBorders>
+                  <w:vAlign w:val="center"/>
+                  <w:tcMar>
+                    <w:top w:w="0" w:type="dxa"/>
+                    <w:left w:w="0" w:type="dxa"/>
+                    <w:bottom w:w="0" w:type="dxa"/>
+                    <w:right w:w="0" w:type="dxa"/>
+                  </w:tcMar>
+                </w:tcPr>
+                <w:p>
+                  <w:pPr>
+                    <w:spacing w:after="0"/>
+                    <w:jc w:val="center"/>
+                  </w:pPr>
+                  <w:r>
+                    <w:rPr>
+                      <w:rFonts w:ascii="ShullHand" w:hAnsi="ShullHand"/>
+                      <w:color w:val="4A2466"/>
+                      <w:sz w:val="20"/>
+                    </w:rPr>
+                    <w:t>↑↓</w:t>
+                  </w:r>
+                </w:p>
+              </w:tc>
+              <w:tc>
+                <w:tcPr>
+                  <w:tcW w:type="dxa" w:w="317"/>
+                  <w:vAlign w:val="center"/>
+                  <w:tcMar>
+                    <w:top w:w="0" w:type="dxa"/>
+                    <w:left w:w="0" w:type="dxa"/>
+                    <w:bottom w:w="0" w:type="dxa"/>
+                    <w:right w:w="10" w:type="dxa"/>
+                  </w:tcMar>
+                </w:tcPr>
+                <w:p>
+                  <w:pPr>
+                    <w:spacing w:after="0"/>
+                    <w:jc w:val="right"/>
+                  </w:pPr>
+                  <w:r>
+                    <w:rPr>
+                      <w:rFonts w:ascii="Trade Gothic Next" w:hAnsi="Trade Gothic Next"/>
+                      <w:b/>
+                      <w:color w:val="55604F"/>
+                      <w:sz w:val="16"/>
+                      <w:u w:val="none"/>
+                    </w:rPr>
+                    <w:t>3d</w:t>
+                  </w:r>
+                </w:p>
+              </w:tc>
+              <w:tc>
+                <w:tcPr>
+                  <w:tcW w:type="dxa" w:w="274"/>
+                  <w:tcBorders>
+                    <w:top w:val="single" w:sz="6" w:color="5A6068"/>
+                    <w:left w:val="single" w:sz="6" w:color="5A6068"/>
+                    <w:bottom w:val="single" w:sz="6" w:color="5A6068"/>
+                    <w:right w:val="single" w:sz="6" w:color="5A6068"/>
+                  </w:tcBorders>
+                  <w:vAlign w:val="center"/>
+                  <w:tcMar>
+                    <w:top w:w="0" w:type="dxa"/>
+                    <w:left w:w="0" w:type="dxa"/>
+                    <w:bottom w:w="0" w:type="dxa"/>
+                    <w:right w:w="0" w:type="dxa"/>
+                  </w:tcMar>
+                </w:tcPr>
+                <w:p>
+                  <w:pPr>
+                    <w:spacing w:after="0"/>
+                    <w:jc w:val="center"/>
+                  </w:pPr>
+                  <w:r>
+                    <w:rPr>
+                      <w:rFonts w:ascii="ShullHand" w:hAnsi="ShullHand"/>
+                      <w:color w:val="4A2466"/>
+                      <w:sz w:val="20"/>
+                    </w:rPr>
+                    <w:t>↑↓</w:t>
+                  </w:r>
+                </w:p>
+              </w:tc>
+              <w:tc>
+                <w:tcPr>
+                  <w:tcW w:type="dxa" w:w="274"/>
+                  <w:tcBorders>
+                    <w:top w:val="single" w:sz="6" w:color="5A6068"/>
+                    <w:left w:val="single" w:sz="6" w:color="5A6068"/>
+                    <w:bottom w:val="single" w:sz="6" w:color="5A6068"/>
+                    <w:right w:val="single" w:sz="6" w:color="5A6068"/>
+                  </w:tcBorders>
+                  <w:vAlign w:val="center"/>
+                  <w:tcMar>
+                    <w:top w:w="0" w:type="dxa"/>
+                    <w:left w:w="0" w:type="dxa"/>
+                    <w:bottom w:w="0" w:type="dxa"/>
+                    <w:right w:w="0" w:type="dxa"/>
+                  </w:tcMar>
+                </w:tcPr>
+                <w:p>
+                  <w:pPr>
+                    <w:spacing w:after="0"/>
+                    <w:jc w:val="center"/>
+                  </w:pPr>
+                  <w:r>
+                    <w:rPr>
+                      <w:rFonts w:ascii="ShullHand" w:hAnsi="ShullHand"/>
+                      <w:color w:val="4A2466"/>
+                      <w:sz w:val="20"/>
+                    </w:rPr>
+                    <w:t>↑↓</w:t>
+                  </w:r>
+                </w:p>
+              </w:tc>
+              <w:tc>
+                <w:tcPr>
+                  <w:tcW w:type="dxa" w:w="274"/>
+                  <w:tcBorders>
+                    <w:top w:val="single" w:sz="6" w:color="5A6068"/>
+                    <w:left w:val="single" w:sz="6" w:color="5A6068"/>
+                    <w:bottom w:val="single" w:sz="6" w:color="5A6068"/>
+                    <w:right w:val="single" w:sz="6" w:color="5A6068"/>
+                  </w:tcBorders>
+                  <w:vAlign w:val="center"/>
+                  <w:tcMar>
+                    <w:top w:w="0" w:type="dxa"/>
+                    <w:left w:w="0" w:type="dxa"/>
+                    <w:bottom w:w="0" w:type="dxa"/>
+                    <w:right w:w="0" w:type="dxa"/>
+                  </w:tcMar>
+                </w:tcPr>
+                <w:p>
+                  <w:pPr>
+                    <w:spacing w:after="0"/>
+                    <w:jc w:val="center"/>
+                  </w:pPr>
+                  <w:r>
+                    <w:rPr>
+                      <w:rFonts w:ascii="ShullHand" w:hAnsi="ShullHand"/>
+                      <w:color w:val="4A2466"/>
+                      <w:sz w:val="20"/>
+                    </w:rPr>
+                    <w:t>↑↓</w:t>
+                  </w:r>
+                </w:p>
+              </w:tc>
+              <w:tc>
+                <w:tcPr>
+                  <w:tcW w:type="dxa" w:w="274"/>
+                  <w:tcBorders>
+                    <w:top w:val="single" w:sz="6" w:color="5A6068"/>
+                    <w:left w:val="single" w:sz="6" w:color="5A6068"/>
+                    <w:bottom w:val="single" w:sz="6" w:color="5A6068"/>
+                    <w:right w:val="single" w:sz="6" w:color="5A6068"/>
+                  </w:tcBorders>
+                  <w:vAlign w:val="center"/>
+                  <w:tcMar>
+                    <w:top w:w="0" w:type="dxa"/>
+                    <w:left w:w="0" w:type="dxa"/>
+                    <w:bottom w:w="0" w:type="dxa"/>
+                    <w:right w:w="0" w:type="dxa"/>
+                  </w:tcMar>
+                </w:tcPr>
+                <w:p>
+                  <w:pPr>
+                    <w:spacing w:after="0"/>
+                    <w:jc w:val="center"/>
+                  </w:pPr>
+                  <w:r>
+                    <w:rPr>
+                      <w:rFonts w:ascii="ShullHand" w:hAnsi="ShullHand"/>
+                      <w:color w:val="4A2466"/>
+                      <w:sz w:val="20"/>
+                    </w:rPr>
+                    <w:t>↑↓</w:t>
+                  </w:r>
+                </w:p>
+              </w:tc>
+              <w:tc>
+                <w:tcPr>
+                  <w:tcW w:type="dxa" w:w="274"/>
+                  <w:tcBorders>
+                    <w:top w:val="single" w:sz="6" w:color="5A6068"/>
+                    <w:left w:val="single" w:sz="6" w:color="5A6068"/>
+                    <w:bottom w:val="single" w:sz="6" w:color="5A6068"/>
+                    <w:right w:val="single" w:sz="6" w:color="5A6068"/>
+                  </w:tcBorders>
+                  <w:vAlign w:val="center"/>
+                  <w:tcMar>
+                    <w:top w:w="0" w:type="dxa"/>
+                    <w:left w:w="0" w:type="dxa"/>
+                    <w:bottom w:w="0" w:type="dxa"/>
+                    <w:right w:w="0" w:type="dxa"/>
+                  </w:tcMar>
+                </w:tcPr>
+                <w:p>
+                  <w:pPr>
+                    <w:spacing w:after="0"/>
+                    <w:jc w:val="center"/>
+                  </w:pPr>
+                  <w:r>
+                    <w:rPr>
+                      <w:rFonts w:ascii="ShullHand" w:hAnsi="ShullHand"/>
+                      <w:color w:val="4A2466"/>
+                      <w:sz w:val="20"/>
+                    </w:rPr>
+                    <w:t>↑↓</w:t>
+                  </w:r>
+                </w:p>
+              </w:tc>
+              <w:tc>
+                <w:tcPr>
+                  <w:tcW w:type="dxa" w:w="317"/>
+                  <w:vAlign w:val="center"/>
+                  <w:tcMar>
+                    <w:top w:w="0" w:type="dxa"/>
+                    <w:left w:w="0" w:type="dxa"/>
+                    <w:bottom w:w="0" w:type="dxa"/>
+                    <w:right w:w="10" w:type="dxa"/>
+                  </w:tcMar>
+                </w:tcPr>
+                <w:p>
+                  <w:pPr>
+                    <w:spacing w:after="0"/>
+                    <w:jc w:val="right"/>
+                  </w:pPr>
+                  <w:r>
+                    <w:rPr>
+                      <w:rFonts w:ascii="Trade Gothic Next" w:hAnsi="Trade Gothic Next"/>
+                      <w:b/>
+                      <w:color w:val="55604F"/>
+                      <w:sz w:val="16"/>
+                      <w:u w:val="none"/>
+                    </w:rPr>
+                    <w:t>4p</w:t>
+                  </w:r>
+                </w:p>
+              </w:tc>
+              <w:tc>
+                <w:tcPr>
+                  <w:tcW w:type="dxa" w:w="274"/>
+                  <w:tcBorders>
+                    <w:top w:val="single" w:sz="6" w:color="5A6068"/>
+                    <w:left w:val="single" w:sz="6" w:color="5A6068"/>
+                    <w:bottom w:val="single" w:sz="6" w:color="5A6068"/>
+                    <w:right w:val="single" w:sz="6" w:color="5A6068"/>
+                  </w:tcBorders>
+                  <w:vAlign w:val="center"/>
+                  <w:tcMar>
+                    <w:top w:w="0" w:type="dxa"/>
+                    <w:left w:w="0" w:type="dxa"/>
+                    <w:bottom w:w="0" w:type="dxa"/>
+                    <w:right w:w="0" w:type="dxa"/>
+                  </w:tcMar>
+                </w:tcPr>
+                <w:p>
+                  <w:pPr>
+                    <w:spacing w:after="0"/>
+                    <w:jc w:val="center"/>
+                  </w:pPr>
+                  <w:r>
+                    <w:rPr>
+                      <w:rFonts w:ascii="ShullHand" w:hAnsi="ShullHand"/>
+                      <w:color w:val="4A2466"/>
+                      <w:sz w:val="20"/>
+                    </w:rPr>
+                    <w:t>↑</w:t>
+                  </w:r>
+                </w:p>
+              </w:tc>
+              <w:tc>
+                <w:tcPr>
+                  <w:tcW w:type="dxa" w:w="274"/>
+                  <w:tcBorders>
+                    <w:top w:val="single" w:sz="6" w:color="5A6068"/>
+                    <w:left w:val="single" w:sz="6" w:color="5A6068"/>
+                    <w:bottom w:val="single" w:sz="6" w:color="5A6068"/>
+                    <w:right w:val="single" w:sz="6" w:color="5A6068"/>
+                  </w:tcBorders>
+                  <w:vAlign w:val="center"/>
+                  <w:tcMar>
+                    <w:top w:w="0" w:type="dxa"/>
+                    <w:left w:w="0" w:type="dxa"/>
+                    <w:bottom w:w="0" w:type="dxa"/>
+                    <w:right w:w="0" w:type="dxa"/>
+                  </w:tcMar>
+                </w:tcPr>
+                <w:p>
+                  <w:pPr>
+                    <w:spacing w:after="0"/>
+                    <w:jc w:val="center"/>
+                  </w:pPr>
+                  <w:r>
+                    <w:rPr>
+                      <w:rFonts w:ascii="ShullHand" w:hAnsi="ShullHand"/>
+                      <w:color w:val="4A2466"/>
+                      <w:sz w:val="20"/>
+                    </w:rPr>
+                    <w:t>↑</w:t>
+                  </w:r>
+                </w:p>
+              </w:tc>
+              <w:tc>
+                <w:tcPr>
+                  <w:tcW w:type="dxa" w:w="274"/>
+                  <w:tcBorders>
+                    <w:top w:val="single" w:sz="6" w:color="5A6068"/>
+                    <w:left w:val="single" w:sz="6" w:color="5A6068"/>
+                    <w:bottom w:val="single" w:sz="6" w:color="5A6068"/>
+                    <w:right w:val="single" w:sz="6" w:color="5A6068"/>
+                  </w:tcBorders>
+                  <w:vAlign w:val="center"/>
+                  <w:tcMar>
+                    <w:top w:w="0" w:type="dxa"/>
+                    <w:left w:w="0" w:type="dxa"/>
+                    <w:bottom w:w="0" w:type="dxa"/>
+                    <w:right w:w="0" w:type="dxa"/>
+                  </w:tcMar>
+                </w:tcPr>
+                <w:p>
+                  <w:pPr>
+                    <w:spacing w:after="0"/>
+                    <w:jc w:val="center"/>
+                  </w:pPr>
+                  <w:r>
+                    <w:rPr>
+                      <w:rFonts w:ascii="ShullHand" w:hAnsi="ShullHand"/>
+                      <w:color w:val="4A2466"/>
+                      <w:sz w:val="20"/>
+                    </w:rPr>
+                    <w:t>↑</w:t>
+                  </w:r>
                 </w:p>
               </w:tc>
             </w:tr>
@@ -3137,12 +3088,12 @@
     </w:tbl>
     <w:p>
       <w:pPr>
-        <w:spacing w:before="0" w:after="0" w:line="60" w:lineRule="exact"/>
+        <w:spacing w:before="0" w:after="0" w:line="160" w:lineRule="exact"/>
       </w:pPr>
       <w:r>
         <w:rPr>
           <w:rFonts w:ascii="Trade Gothic Next" w:hAnsi="Trade Gothic Next"/>
-          <w:sz w:val="2"/>
+          <w:sz w:val="12"/>
         </w:rPr>
       </w:r>
     </w:p>
@@ -3155,16 +3106,18 @@
       </w:tblPr>
       <w:tblGrid>
         <w:gridCol w:w="648"/>
-        <w:gridCol w:w="1512"/>
-        <w:gridCol w:w="8640"/>
+        <w:gridCol w:w="1656"/>
+        <w:gridCol w:w="8496"/>
       </w:tblGrid>
       <w:tr>
         <w:trPr>
           <w:cantSplit/>
+          <w:trHeight w:val="576" w:hRule="atLeast"/>
         </w:trPr>
         <w:tc>
           <w:tcPr>
             <w:tcW w:type="dxa" w:w="648"/>
+            <w:vMerge w:val="restart"/>
             <w:vAlign w:val="center"/>
             <w:tcMar>
               <w:top w:w="40" w:type="dxa"/>
@@ -3192,21 +3145,326 @@
         </w:tc>
         <w:tc>
           <w:tcPr>
-            <w:tcW w:type="dxa" w:w="1512"/>
-            <w:vAlign w:val="center"/>
+            <w:tcW w:type="dxa" w:w="1656"/>
+            <w:vMerge w:val="restart"/>
+            <w:vAlign w:val="top"/>
             <w:tcMar>
-              <w:top w:w="40" w:type="dxa"/>
+              <w:top w:w="0" w:type="dxa"/>
               <w:left w:w="0" w:type="dxa"/>
-              <w:bottom w:w="40" w:type="dxa"/>
-              <w:right w:w="60" w:type="dxa"/>
+              <w:bottom w:w="0" w:type="dxa"/>
+              <w:right w:w="0" w:type="dxa"/>
             </w:tcMar>
           </w:tcPr>
           <w:p>
             <w:pPr>
               <w:spacing w:after="0"/>
               <w:jc w:val="left"/>
-              <w:spacing w:before="0" w:after="0" w:line="20" w:lineRule="exact"/>
             </w:pPr>
+            <w:r>
+              <w:drawing>
+                <wp:inline xmlns:a="http://schemas.openxmlformats.org/drawingml/2006/main" xmlns:pic="http://schemas.openxmlformats.org/drawingml/2006/picture">
+                  <wp:extent cx="914400" cy="914400"/>
+                  <wp:docPr id="2" name="Picture 2"/>
+                  <wp:cNvGraphicFramePr>
+                    <a:graphicFrameLocks noChangeAspect="1"/>
+                  </wp:cNvGraphicFramePr>
+                  <a:graphic>
+                    <a:graphicData uri="http://schemas.openxmlformats.org/drawingml/2006/picture">
+                      <pic:pic>
+                        <pic:nvPicPr>
+                          <pic:cNvPr id="0" name="tile_17.png"/>
+                          <pic:cNvPicPr/>
+                        </pic:nvPicPr>
+                        <pic:blipFill>
+                          <a:blip r:embed="rId10"/>
+                          <a:stretch>
+                            <a:fillRect/>
+                          </a:stretch>
+                        </pic:blipFill>
+                        <pic:spPr>
+                          <a:xfrm>
+                            <a:off x="0" y="0"/>
+                            <a:ext cx="914400" cy="914400"/>
+                          </a:xfrm>
+                          <a:prstGeom prst="rect"/>
+                        </pic:spPr>
+                      </pic:pic>
+                    </a:graphicData>
+                  </a:graphic>
+                </wp:inline>
+              </w:drawing>
+            </w:r>
+          </w:p>
+        </w:tc>
+        <w:tc>
+          <w:tcPr>
+            <w:tcW w:type="dxa" w:w="8496"/>
+            <w:vAlign w:val="bottom"/>
+            <w:tcMar>
+              <w:top w:w="0" w:type="dxa"/>
+              <w:left w:w="80" w:type="dxa"/>
+              <w:bottom w:w="20" w:type="dxa"/>
+              <w:right w:w="60" w:type="dxa"/>
+            </w:tcMar>
+            <w:tcBorders>
+              <w:bottom w:val="single" w:sz="4" w:color="C8CDC2"/>
+            </w:tcBorders>
+          </w:tcPr>
+          <w:p>
+            <w:pPr>
+              <w:tabs>
+                <w:tab w:pos="1800" w:val="left"/>
+              </w:tabs>
+              <w:spacing w:after="0"/>
+              <w:jc w:val="left"/>
+            </w:pPr>
+            <w:r>
+              <w:rPr>
+                <w:rFonts w:ascii="Trade Gothic Next" w:hAnsi="Trade Gothic Next"/>
+                <w:b/>
+                <w:color w:val="14161B"/>
+                <w:sz w:val="18"/>
+                <w:u w:val="none"/>
+              </w:rPr>
+              <w:t>Configuration</w:t>
+            </w:r>
+            <w:r>
+              <w:rPr>
+                <w:rFonts w:ascii="Trade Gothic Next" w:hAnsi="Trade Gothic Next"/>
+                <w:b w:val="0"/>
+                <w:sz w:val="18"/>
+                <w:u w:val="none"/>
+              </w:rPr>
+              <w:tab/>
+            </w:r>
+            <w:r>
+              <w:rPr>
+                <w:rFonts w:ascii="Patrick Hand" w:hAnsi="Patrick Hand"/>
+                <w:color w:val="4A2466"/>
+                <w:sz w:val="24"/>
+                <w:bdr w:val="single" w:sz="8" w:space="1" w:color="9F1D2C"/>
+              </w:rPr>
+              <w:t>1s</w:t>
+            </w:r>
+            <w:r>
+              <w:rPr>
+                <w:rFonts w:ascii="Patrick Hand" w:hAnsi="Patrick Hand"/>
+                <w:color w:val="4A2466"/>
+                <w:sz w:val="24"/>
+                <w:vertAlign w:val="superscript"/>
+                <w:bdr w:val="single" w:sz="8" w:space="1" w:color="9F1D2C"/>
+              </w:rPr>
+              <w:t>2</w:t>
+            </w:r>
+            <w:r>
+              <w:rPr>
+                <w:rFonts w:ascii="Patrick Hand" w:hAnsi="Patrick Hand"/>
+                <w:color w:val="4A2466"/>
+                <w:sz w:val="24"/>
+                <w:bdr w:val="single" w:sz="8" w:space="1" w:color="9F1D2C"/>
+              </w:rPr>
+              <w:t xml:space="preserve"> </w:t>
+            </w:r>
+            <w:r>
+              <w:rPr>
+                <w:rFonts w:ascii="Patrick Hand" w:hAnsi="Patrick Hand"/>
+                <w:color w:val="4A2466"/>
+                <w:sz w:val="24"/>
+                <w:bdr w:val="single" w:sz="8" w:space="1" w:color="9F1D2C"/>
+              </w:rPr>
+              <w:t>2s</w:t>
+            </w:r>
+            <w:r>
+              <w:rPr>
+                <w:rFonts w:ascii="Patrick Hand" w:hAnsi="Patrick Hand"/>
+                <w:color w:val="4A2466"/>
+                <w:sz w:val="24"/>
+                <w:vertAlign w:val="superscript"/>
+                <w:bdr w:val="single" w:sz="8" w:space="1" w:color="9F1D2C"/>
+              </w:rPr>
+              <w:t>2</w:t>
+            </w:r>
+            <w:r>
+              <w:rPr>
+                <w:rFonts w:ascii="Patrick Hand" w:hAnsi="Patrick Hand"/>
+                <w:color w:val="4A2466"/>
+                <w:sz w:val="24"/>
+                <w:bdr w:val="single" w:sz="8" w:space="1" w:color="9F1D2C"/>
+              </w:rPr>
+              <w:t xml:space="preserve"> </w:t>
+            </w:r>
+            <w:r>
+              <w:rPr>
+                <w:rFonts w:ascii="Patrick Hand" w:hAnsi="Patrick Hand"/>
+                <w:color w:val="4A2466"/>
+                <w:sz w:val="24"/>
+                <w:bdr w:val="single" w:sz="8" w:space="1" w:color="9F1D2C"/>
+              </w:rPr>
+              <w:t>2p</w:t>
+            </w:r>
+            <w:r>
+              <w:rPr>
+                <w:rFonts w:ascii="Patrick Hand" w:hAnsi="Patrick Hand"/>
+                <w:color w:val="4A2466"/>
+                <w:sz w:val="24"/>
+                <w:vertAlign w:val="superscript"/>
+                <w:bdr w:val="single" w:sz="8" w:space="1" w:color="9F1D2C"/>
+              </w:rPr>
+              <w:t>6</w:t>
+            </w:r>
+            <w:r>
+              <w:rPr>
+                <w:rFonts w:ascii="Patrick Hand" w:hAnsi="Patrick Hand"/>
+                <w:color w:val="4A2466"/>
+                <w:sz w:val="24"/>
+                <w:bdr w:val="single" w:sz="8" w:space="1" w:color="9F1D2C"/>
+              </w:rPr>
+              <w:t xml:space="preserve"> </w:t>
+            </w:r>
+            <w:r>
+              <w:rPr>
+                <w:rFonts w:ascii="Patrick Hand" w:hAnsi="Patrick Hand"/>
+                <w:color w:val="4A2466"/>
+                <w:sz w:val="24"/>
+                <w:bdr w:val="single" w:sz="8" w:space="1" w:color="9F1D2C"/>
+              </w:rPr>
+              <w:t>3s</w:t>
+            </w:r>
+            <w:r>
+              <w:rPr>
+                <w:rFonts w:ascii="Patrick Hand" w:hAnsi="Patrick Hand"/>
+                <w:color w:val="4A2466"/>
+                <w:sz w:val="24"/>
+                <w:vertAlign w:val="superscript"/>
+                <w:bdr w:val="single" w:sz="8" w:space="1" w:color="9F1D2C"/>
+              </w:rPr>
+              <w:t>2</w:t>
+            </w:r>
+            <w:r>
+              <w:rPr>
+                <w:rFonts w:ascii="Patrick Hand" w:hAnsi="Patrick Hand"/>
+                <w:color w:val="4A2466"/>
+                <w:sz w:val="24"/>
+                <w:bdr w:val="single" w:sz="8" w:space="1" w:color="9F1D2C"/>
+              </w:rPr>
+              <w:t xml:space="preserve"> </w:t>
+            </w:r>
+            <w:r>
+              <w:rPr>
+                <w:rFonts w:ascii="Patrick Hand" w:hAnsi="Patrick Hand"/>
+                <w:color w:val="4A2466"/>
+                <w:sz w:val="24"/>
+                <w:bdr w:val="single" w:sz="8" w:space="1" w:color="9F1D2C"/>
+              </w:rPr>
+              <w:t>3p</w:t>
+            </w:r>
+            <w:r>
+              <w:rPr>
+                <w:rFonts w:ascii="Patrick Hand" w:hAnsi="Patrick Hand"/>
+                <w:color w:val="4A2466"/>
+                <w:sz w:val="24"/>
+                <w:vertAlign w:val="superscript"/>
+                <w:bdr w:val="single" w:sz="8" w:space="1" w:color="9F1D2C"/>
+              </w:rPr>
+              <w:t>5</w:t>
+            </w:r>
+          </w:p>
+        </w:tc>
+      </w:tr>
+      <w:tr>
+        <w:trPr>
+          <w:cantSplit/>
+          <w:trHeight w:val="115" w:hRule="atLeast"/>
+        </w:trPr>
+        <w:tc>
+          <w:tcPr>
+            <w:tcW w:type="dxa" w:w="648"/>
+            <w:vMerge/>
+          </w:tcPr>
+          <w:p/>
+        </w:tc>
+        <w:tc>
+          <w:tcPr>
+            <w:tcW w:type="dxa" w:w="1656"/>
+            <w:vMerge/>
+          </w:tcPr>
+          <w:p/>
+        </w:tc>
+        <w:tc>
+          <w:tcPr>
+            <w:tcW w:type="dxa" w:w="8496"/>
+            <w:tcMar>
+              <w:top w:w="0" w:type="dxa"/>
+              <w:left w:w="0" w:type="dxa"/>
+              <w:bottom w:w="0" w:type="dxa"/>
+              <w:right w:w="0" w:type="dxa"/>
+            </w:tcMar>
+          </w:tcPr>
+          <w:p>
+            <w:pPr>
+              <w:spacing w:after="0"/>
+            </w:pPr>
+            <w:r>
+              <w:rPr>
+                <w:rFonts w:ascii="Trade Gothic Next" w:hAnsi="Trade Gothic Next"/>
+                <w:b w:val="0"/>
+                <w:sz w:val="4"/>
+                <w:u w:val="none"/>
+              </w:rPr>
+            </w:r>
+          </w:p>
+        </w:tc>
+      </w:tr>
+      <w:tr>
+        <w:trPr>
+          <w:cantSplit/>
+          <w:trHeight w:val="748" w:hRule="atLeast"/>
+        </w:trPr>
+        <w:tc>
+          <w:tcPr>
+            <w:tcW w:type="dxa" w:w="648"/>
+            <w:vMerge/>
+          </w:tcPr>
+          <w:p/>
+        </w:tc>
+        <w:tc>
+          <w:tcPr>
+            <w:tcW w:type="dxa" w:w="1656"/>
+            <w:vMerge/>
+          </w:tcPr>
+          <w:p/>
+        </w:tc>
+        <w:tc>
+          <w:tcPr>
+            <w:tcW w:type="dxa" w:w="8496"/>
+            <w:tcBorders>
+              <w:top w:val="single" w:sz="6" w:color="C8CDC2"/>
+              <w:left w:val="single" w:sz="6" w:color="C8CDC2"/>
+              <w:bottom w:val="single" w:sz="6" w:color="C8CDC2"/>
+              <w:right w:val="single" w:sz="6" w:color="C8CDC2"/>
+            </w:tcBorders>
+            <w:vAlign w:val="top"/>
+            <w:tcMar>
+              <w:top w:w="30" w:type="dxa"/>
+              <w:left w:w="80" w:type="dxa"/>
+              <w:bottom w:w="20" w:type="dxa"/>
+              <w:right w:w="40" w:type="dxa"/>
+            </w:tcMar>
+          </w:tcPr>
+          <w:p>
+            <w:pPr>
+              <w:spacing w:after="20"/>
+            </w:pPr>
+            <w:r>
+              <w:rPr>
+                <w:rFonts w:ascii="Trade Gothic Next" w:hAnsi="Trade Gothic Next"/>
+                <w:b w:val="0"/>
+                <w:color w:val="55604F"/>
+                <w:sz w:val="17"/>
+                <w:u w:val="none"/>
+              </w:rPr>
+              <w:t>Orbital diagram</w:t>
+            </w:r>
           </w:p>
           <w:tbl>
             <w:tblPr>
@@ -3216,33 +3474,41 @@
               <w:tblLayout w:type="fixed"/>
             </w:tblPr>
             <w:tblGrid>
-              <w:gridCol w:w="1238"/>
+              <w:gridCol w:w="317"/>
+              <w:gridCol w:w="274"/>
+              <w:gridCol w:w="317"/>
+              <w:gridCol w:w="274"/>
+              <w:gridCol w:w="317"/>
+              <w:gridCol w:w="274"/>
+              <w:gridCol w:w="274"/>
+              <w:gridCol w:w="274"/>
+              <w:gridCol w:w="317"/>
+              <w:gridCol w:w="274"/>
+              <w:gridCol w:w="317"/>
+              <w:gridCol w:w="274"/>
+              <w:gridCol w:w="274"/>
+              <w:gridCol w:w="274"/>
             </w:tblGrid>
             <w:tr>
               <w:trPr>
                 <w:cantSplit/>
-                <w:trHeight w:val="1238" w:hRule="atLeast"/>
+                <w:trHeight w:val="432" w:hRule="atLeast"/>
               </w:trPr>
               <w:tc>
                 <w:tcPr>
-                  <w:tcW w:type="dxa" w:w="1238"/>
-                  <w:tcBorders>
-                    <w:top w:val="single" w:sz="12" w:color="A3E635"/>
-                    <w:left w:val="single" w:sz="12" w:color="A3E635"/>
-                    <w:bottom w:val="single" w:sz="12" w:color="A3E635"/>
-                    <w:right w:val="single" w:sz="12" w:color="A3E635"/>
-                  </w:tcBorders>
+                  <w:tcW w:type="dxa" w:w="317"/>
+                  <w:vAlign w:val="center"/>
                   <w:tcMar>
-                    <w:top w:w="20" w:type="dxa"/>
-                    <w:left w:w="50" w:type="dxa"/>
-                    <w:bottom w:w="20" w:type="dxa"/>
-                    <w:right w:w="40" w:type="dxa"/>
+                    <w:top w:w="0" w:type="dxa"/>
+                    <w:left w:w="0" w:type="dxa"/>
+                    <w:bottom w:w="0" w:type="dxa"/>
+                    <w:right w:w="10" w:type="dxa"/>
                   </w:tcMar>
-                  <w:vAlign w:val="center"/>
                 </w:tcPr>
                 <w:p>
                   <w:pPr>
                     <w:spacing w:after="0"/>
+                    <w:jc w:val="right"/>
                   </w:pPr>
                   <w:r>
                     <w:rPr>
@@ -3252,9 +3518,27 @@
                       <w:sz w:val="16"/>
                       <w:u w:val="none"/>
                     </w:rPr>
-                    <w:t>17</w:t>
+                    <w:t>1s</w:t>
                   </w:r>
                 </w:p>
+              </w:tc>
+              <w:tc>
+                <w:tcPr>
+                  <w:tcW w:type="dxa" w:w="274"/>
+                  <w:tcBorders>
+                    <w:top w:val="single" w:sz="6" w:color="5A6068"/>
+                    <w:left w:val="single" w:sz="6" w:color="5A6068"/>
+                    <w:bottom w:val="single" w:sz="6" w:color="5A6068"/>
+                    <w:right w:val="single" w:sz="6" w:color="5A6068"/>
+                  </w:tcBorders>
+                  <w:vAlign w:val="center"/>
+                  <w:tcMar>
+                    <w:top w:w="0" w:type="dxa"/>
+                    <w:left w:w="0" w:type="dxa"/>
+                    <w:bottom w:w="0" w:type="dxa"/>
+                    <w:right w:w="0" w:type="dxa"/>
+                  </w:tcMar>
+                </w:tcPr>
                 <w:p>
                   <w:pPr>
                     <w:spacing w:after="0"/>
@@ -3262,15 +3546,59 @@
                   </w:pPr>
                   <w:r>
                     <w:rPr>
+                      <w:rFonts w:ascii="ShullHand" w:hAnsi="ShullHand"/>
+                      <w:color w:val="4A2466"/>
+                      <w:sz w:val="20"/>
+                    </w:rPr>
+                    <w:t>↑↓</w:t>
+                  </w:r>
+                </w:p>
+              </w:tc>
+              <w:tc>
+                <w:tcPr>
+                  <w:tcW w:type="dxa" w:w="317"/>
+                  <w:vAlign w:val="center"/>
+                  <w:tcMar>
+                    <w:top w:w="0" w:type="dxa"/>
+                    <w:left w:w="0" w:type="dxa"/>
+                    <w:bottom w:w="0" w:type="dxa"/>
+                    <w:right w:w="10" w:type="dxa"/>
+                  </w:tcMar>
+                </w:tcPr>
+                <w:p>
+                  <w:pPr>
+                    <w:spacing w:after="0"/>
+                    <w:jc w:val="right"/>
+                  </w:pPr>
+                  <w:r>
+                    <w:rPr>
                       <w:rFonts w:ascii="Trade Gothic Next" w:hAnsi="Trade Gothic Next"/>
                       <w:b/>
-                      <w:color w:val="14161B"/>
-                      <w:sz w:val="40"/>
+                      <w:color w:val="55604F"/>
+                      <w:sz w:val="16"/>
                       <w:u w:val="none"/>
                     </w:rPr>
-                    <w:t>Cl</w:t>
+                    <w:t>2s</w:t>
                   </w:r>
                 </w:p>
+              </w:tc>
+              <w:tc>
+                <w:tcPr>
+                  <w:tcW w:type="dxa" w:w="274"/>
+                  <w:tcBorders>
+                    <w:top w:val="single" w:sz="6" w:color="5A6068"/>
+                    <w:left w:val="single" w:sz="6" w:color="5A6068"/>
+                    <w:bottom w:val="single" w:sz="6" w:color="5A6068"/>
+                    <w:right w:val="single" w:sz="6" w:color="5A6068"/>
+                  </w:tcBorders>
+                  <w:vAlign w:val="center"/>
+                  <w:tcMar>
+                    <w:top w:w="0" w:type="dxa"/>
+                    <w:left w:w="0" w:type="dxa"/>
+                    <w:bottom w:w="0" w:type="dxa"/>
+                    <w:right w:w="0" w:type="dxa"/>
+                  </w:tcMar>
+                </w:tcPr>
                 <w:p>
                   <w:pPr>
                     <w:spacing w:after="0"/>
@@ -3278,753 +3606,320 @@
                   </w:pPr>
                   <w:r>
                     <w:rPr>
+                      <w:rFonts w:ascii="ShullHand" w:hAnsi="ShullHand"/>
+                      <w:color w:val="4A2466"/>
+                      <w:sz w:val="20"/>
+                    </w:rPr>
+                    <w:t>↑↓</w:t>
+                  </w:r>
+                </w:p>
+              </w:tc>
+              <w:tc>
+                <w:tcPr>
+                  <w:tcW w:type="dxa" w:w="317"/>
+                  <w:vAlign w:val="center"/>
+                  <w:tcMar>
+                    <w:top w:w="0" w:type="dxa"/>
+                    <w:left w:w="0" w:type="dxa"/>
+                    <w:bottom w:w="0" w:type="dxa"/>
+                    <w:right w:w="10" w:type="dxa"/>
+                  </w:tcMar>
+                </w:tcPr>
+                <w:p>
+                  <w:pPr>
+                    <w:spacing w:after="0"/>
+                    <w:jc w:val="right"/>
+                  </w:pPr>
+                  <w:r>
+                    <w:rPr>
                       <w:rFonts w:ascii="Trade Gothic Next" w:hAnsi="Trade Gothic Next"/>
-                      <w:b w:val="0"/>
+                      <w:b/>
                       <w:color w:val="55604F"/>
                       <w:sz w:val="16"/>
                       <w:u w:val="none"/>
                     </w:rPr>
-                    <w:t>Chlorine</w:t>
+                    <w:t>2p</w:t>
                   </w:r>
                 </w:p>
               </w:tc>
-            </w:tr>
-          </w:tbl>
-          <w:p>
-            <w:pPr>
-              <w:spacing w:before="0" w:after="0" w:line="20" w:lineRule="exact"/>
-            </w:pPr>
-          </w:p>
-        </w:tc>
-        <w:tc>
-          <w:tcPr>
-            <w:tcW w:type="dxa" w:w="8640"/>
-            <w:vAlign w:val="center"/>
-            <w:tcMar>
-              <w:top w:w="10" w:type="dxa"/>
-              <w:left w:w="60" w:type="dxa"/>
-              <w:bottom w:w="10" w:type="dxa"/>
-              <w:right w:w="60" w:type="dxa"/>
-            </w:tcMar>
-          </w:tcPr>
-          <w:p>
-            <w:pPr>
-              <w:spacing w:after="0"/>
-              <w:jc w:val="left"/>
-              <w:spacing w:before="0" w:after="0" w:line="20" w:lineRule="exact"/>
-            </w:pPr>
-          </w:p>
-          <w:tbl>
-            <w:tblPr>
-              <w:tblW w:type="auto" w:w="0"/>
-              <w:tblLayout w:type="fixed"/>
-              <w:tblLook w:firstColumn="1" w:firstRow="1" w:lastColumn="0" w:lastRow="0" w:noHBand="0" w:noVBand="1" w:val="04A0"/>
-              <w:tblLayout w:type="fixed"/>
-            </w:tblPr>
-            <w:tblGrid>
-              <w:gridCol w:w="2232"/>
-              <w:gridCol w:w="6264"/>
-            </w:tblGrid>
-            <w:tr>
-              <w:trPr>
-                <w:cantSplit/>
-                <w:trHeight w:val="518" w:hRule="atLeast"/>
-              </w:trPr>
               <w:tc>
                 <w:tcPr>
-                  <w:tcW w:type="dxa" w:w="2232"/>
-                  <w:vAlign w:val="bottom"/>
+                  <w:tcW w:type="dxa" w:w="274"/>
+                  <w:tcBorders>
+                    <w:top w:val="single" w:sz="6" w:color="5A6068"/>
+                    <w:left w:val="single" w:sz="6" w:color="5A6068"/>
+                    <w:bottom w:val="single" w:sz="6" w:color="5A6068"/>
+                    <w:right w:val="single" w:sz="6" w:color="5A6068"/>
+                  </w:tcBorders>
+                  <w:vAlign w:val="center"/>
                   <w:tcMar>
                     <w:top w:w="0" w:type="dxa"/>
                     <w:left w:w="0" w:type="dxa"/>
-                    <w:bottom w:w="10" w:type="dxa"/>
+                    <w:bottom w:w="0" w:type="dxa"/>
                     <w:right w:w="0" w:type="dxa"/>
                   </w:tcMar>
                 </w:tcPr>
                 <w:p>
                   <w:pPr>
                     <w:spacing w:after="0"/>
+                    <w:jc w:val="center"/>
                   </w:pPr>
                   <w:r>
                     <w:rPr>
-                      <w:rFonts w:ascii="Trade Gothic Next" w:hAnsi="Trade Gothic Next"/>
-                      <w:b/>
-                      <w:color w:val="14161B"/>
-                      <w:sz w:val="18"/>
-                      <w:u w:val="none"/>
+                      <w:rFonts w:ascii="ShullHand" w:hAnsi="ShullHand"/>
+                      <w:color w:val="4A2466"/>
+                      <w:sz w:val="20"/>
                     </w:rPr>
-                    <w:t>Electron configuration</w:t>
+                    <w:t>↑↓</w:t>
                   </w:r>
                 </w:p>
               </w:tc>
               <w:tc>
                 <w:tcPr>
-                  <w:tcW w:type="dxa" w:w="6264"/>
-                  <w:vAlign w:val="bottom"/>
+                  <w:tcW w:type="dxa" w:w="274"/>
+                  <w:tcBorders>
+                    <w:top w:val="single" w:sz="6" w:color="5A6068"/>
+                    <w:left w:val="single" w:sz="6" w:color="5A6068"/>
+                    <w:bottom w:val="single" w:sz="6" w:color="5A6068"/>
+                    <w:right w:val="single" w:sz="6" w:color="5A6068"/>
+                  </w:tcBorders>
+                  <w:vAlign w:val="center"/>
                   <w:tcMar>
                     <w:top w:w="0" w:type="dxa"/>
                     <w:left w:w="0" w:type="dxa"/>
-                    <w:bottom w:w="10" w:type="dxa"/>
+                    <w:bottom w:w="0" w:type="dxa"/>
                     <w:right w:w="0" w:type="dxa"/>
-                  </w:tcMar>
-                  <w:tcBorders>
-                    <w:bottom w:val="single" w:sz="6" w:color="C8CDC2"/>
-                  </w:tcBorders>
-                </w:tcPr>
-                <w:p>
-                  <w:pPr>
-                    <w:spacing w:after="0"/>
-                  </w:pPr>
-                  <w:r>
-                    <w:rPr>
-                      <w:rFonts w:ascii="Patrick Hand" w:hAnsi="Patrick Hand"/>
-                      <w:color w:val="4A2466"/>
-                      <w:sz w:val="24"/>
-                      <w:bdr w:val="single" w:sz="8" w:space="1" w:color="9F1D2C"/>
-                    </w:rPr>
-                    <w:t>1s</w:t>
-                  </w:r>
-                  <w:r>
-                    <w:rPr>
-                      <w:rFonts w:ascii="Patrick Hand" w:hAnsi="Patrick Hand"/>
-                      <w:color w:val="4A2466"/>
-                      <w:sz w:val="24"/>
-                      <w:vertAlign w:val="superscript"/>
-                      <w:bdr w:val="single" w:sz="8" w:space="1" w:color="9F1D2C"/>
-                    </w:rPr>
-                    <w:t>2</w:t>
-                  </w:r>
-                  <w:r>
-                    <w:rPr>
-                      <w:rFonts w:ascii="Patrick Hand" w:hAnsi="Patrick Hand"/>
-                      <w:color w:val="4A2466"/>
-                      <w:sz w:val="24"/>
-                      <w:bdr w:val="single" w:sz="8" w:space="1" w:color="9F1D2C"/>
-                    </w:rPr>
-                    <w:t xml:space="preserve"> </w:t>
-                  </w:r>
-                  <w:r>
-                    <w:rPr>
-                      <w:rFonts w:ascii="Patrick Hand" w:hAnsi="Patrick Hand"/>
-                      <w:color w:val="4A2466"/>
-                      <w:sz w:val="24"/>
-                      <w:bdr w:val="single" w:sz="8" w:space="1" w:color="9F1D2C"/>
-                    </w:rPr>
-                    <w:t>2s</w:t>
-                  </w:r>
-                  <w:r>
-                    <w:rPr>
-                      <w:rFonts w:ascii="Patrick Hand" w:hAnsi="Patrick Hand"/>
-                      <w:color w:val="4A2466"/>
-                      <w:sz w:val="24"/>
-                      <w:vertAlign w:val="superscript"/>
-                      <w:bdr w:val="single" w:sz="8" w:space="1" w:color="9F1D2C"/>
-                    </w:rPr>
-                    <w:t>2</w:t>
-                  </w:r>
-                  <w:r>
-                    <w:rPr>
-                      <w:rFonts w:ascii="Patrick Hand" w:hAnsi="Patrick Hand"/>
-                      <w:color w:val="4A2466"/>
-                      <w:sz w:val="24"/>
-                      <w:bdr w:val="single" w:sz="8" w:space="1" w:color="9F1D2C"/>
-                    </w:rPr>
-                    <w:t xml:space="preserve"> </w:t>
-                  </w:r>
-                  <w:r>
-                    <w:rPr>
-                      <w:rFonts w:ascii="Patrick Hand" w:hAnsi="Patrick Hand"/>
-                      <w:color w:val="4A2466"/>
-                      <w:sz w:val="24"/>
-                      <w:bdr w:val="single" w:sz="8" w:space="1" w:color="9F1D2C"/>
-                    </w:rPr>
-                    <w:t>2p</w:t>
-                  </w:r>
-                  <w:r>
-                    <w:rPr>
-                      <w:rFonts w:ascii="Patrick Hand" w:hAnsi="Patrick Hand"/>
-                      <w:color w:val="4A2466"/>
-                      <w:sz w:val="24"/>
-                      <w:vertAlign w:val="superscript"/>
-                      <w:bdr w:val="single" w:sz="8" w:space="1" w:color="9F1D2C"/>
-                    </w:rPr>
-                    <w:t>6</w:t>
-                  </w:r>
-                  <w:r>
-                    <w:rPr>
-                      <w:rFonts w:ascii="Patrick Hand" w:hAnsi="Patrick Hand"/>
-                      <w:color w:val="4A2466"/>
-                      <w:sz w:val="24"/>
-                      <w:bdr w:val="single" w:sz="8" w:space="1" w:color="9F1D2C"/>
-                    </w:rPr>
-                    <w:t xml:space="preserve"> </w:t>
-                  </w:r>
-                  <w:r>
-                    <w:rPr>
-                      <w:rFonts w:ascii="Patrick Hand" w:hAnsi="Patrick Hand"/>
-                      <w:color w:val="4A2466"/>
-                      <w:sz w:val="24"/>
-                      <w:bdr w:val="single" w:sz="8" w:space="1" w:color="9F1D2C"/>
-                    </w:rPr>
-                    <w:t>3s</w:t>
-                  </w:r>
-                  <w:r>
-                    <w:rPr>
-                      <w:rFonts w:ascii="Patrick Hand" w:hAnsi="Patrick Hand"/>
-                      <w:color w:val="4A2466"/>
-                      <w:sz w:val="24"/>
-                      <w:vertAlign w:val="superscript"/>
-                      <w:bdr w:val="single" w:sz="8" w:space="1" w:color="9F1D2C"/>
-                    </w:rPr>
-                    <w:t>2</w:t>
-                  </w:r>
-                  <w:r>
-                    <w:rPr>
-                      <w:rFonts w:ascii="Patrick Hand" w:hAnsi="Patrick Hand"/>
-                      <w:color w:val="4A2466"/>
-                      <w:sz w:val="24"/>
-                      <w:bdr w:val="single" w:sz="8" w:space="1" w:color="9F1D2C"/>
-                    </w:rPr>
-                    <w:t xml:space="preserve"> </w:t>
-                  </w:r>
-                  <w:r>
-                    <w:rPr>
-                      <w:rFonts w:ascii="Patrick Hand" w:hAnsi="Patrick Hand"/>
-                      <w:color w:val="4A2466"/>
-                      <w:sz w:val="24"/>
-                      <w:bdr w:val="single" w:sz="8" w:space="1" w:color="9F1D2C"/>
-                    </w:rPr>
-                    <w:t>3p</w:t>
-                  </w:r>
-                  <w:r>
-                    <w:rPr>
-                      <w:rFonts w:ascii="Patrick Hand" w:hAnsi="Patrick Hand"/>
-                      <w:color w:val="4A2466"/>
-                      <w:sz w:val="24"/>
-                      <w:vertAlign w:val="superscript"/>
-                      <w:bdr w:val="single" w:sz="8" w:space="1" w:color="9F1D2C"/>
-                    </w:rPr>
-                    <w:t>5</w:t>
-                  </w:r>
-                </w:p>
-              </w:tc>
-            </w:tr>
-          </w:tbl>
-          <w:p>
-            <w:pPr>
-              <w:spacing w:before="0" w:after="0" w:line="20" w:lineRule="exact"/>
-            </w:pPr>
-          </w:p>
-          <w:tbl>
-            <w:tblPr>
-              <w:tblW w:type="auto" w:w="0"/>
-              <w:tblLayout w:type="fixed"/>
-              <w:tblLook w:firstColumn="1" w:firstRow="1" w:lastColumn="0" w:lastRow="0" w:noHBand="0" w:noVBand="1" w:val="04A0"/>
-              <w:tblLayout w:type="fixed"/>
-            </w:tblPr>
-            <w:tblGrid>
-              <w:gridCol w:w="8496"/>
-            </w:tblGrid>
-            <w:tr>
-              <w:trPr>
-                <w:cantSplit/>
-                <w:trHeight w:val="1036" w:hRule="atLeast"/>
-              </w:trPr>
-              <w:tc>
-                <w:tcPr>
-                  <w:tcW w:type="dxa" w:w="8496"/>
-                  <w:tcBorders>
-                    <w:top w:val="single" w:sz="6" w:color="C8CDC2"/>
-                    <w:left w:val="single" w:sz="6" w:color="C8CDC2"/>
-                    <w:bottom w:val="single" w:sz="6" w:color="C8CDC2"/>
-                    <w:right w:val="single" w:sz="6" w:color="C8CDC2"/>
-                  </w:tcBorders>
-                  <w:vAlign w:val="center"/>
-                  <w:tcMar>
-                    <w:top w:w="20" w:type="dxa"/>
-                    <w:left w:w="60" w:type="dxa"/>
-                    <w:bottom w:w="20" w:type="dxa"/>
-                    <w:right w:w="60" w:type="dxa"/>
                   </w:tcMar>
                 </w:tcPr>
                 <w:p>
                   <w:pPr>
                     <w:spacing w:after="0"/>
-                    <w:jc w:val="left"/>
+                    <w:jc w:val="center"/>
+                  </w:pPr>
+                  <w:r>
+                    <w:rPr>
+                      <w:rFonts w:ascii="ShullHand" w:hAnsi="ShullHand"/>
+                      <w:color w:val="4A2466"/>
+                      <w:sz w:val="20"/>
+                    </w:rPr>
+                    <w:t>↑↓</w:t>
+                  </w:r>
+                </w:p>
+              </w:tc>
+              <w:tc>
+                <w:tcPr>
+                  <w:tcW w:type="dxa" w:w="274"/>
+                  <w:tcBorders>
+                    <w:top w:val="single" w:sz="6" w:color="5A6068"/>
+                    <w:left w:val="single" w:sz="6" w:color="5A6068"/>
+                    <w:bottom w:val="single" w:sz="6" w:color="5A6068"/>
+                    <w:right w:val="single" w:sz="6" w:color="5A6068"/>
+                  </w:tcBorders>
+                  <w:vAlign w:val="center"/>
+                  <w:tcMar>
+                    <w:top w:w="0" w:type="dxa"/>
+                    <w:left w:w="0" w:type="dxa"/>
+                    <w:bottom w:w="0" w:type="dxa"/>
+                    <w:right w:w="0" w:type="dxa"/>
+                  </w:tcMar>
+                </w:tcPr>
+                <w:p>
+                  <w:pPr>
+                    <w:spacing w:after="0"/>
+                    <w:jc w:val="center"/>
+                  </w:pPr>
+                  <w:r>
+                    <w:rPr>
+                      <w:rFonts w:ascii="ShullHand" w:hAnsi="ShullHand"/>
+                      <w:color w:val="4A2466"/>
+                      <w:sz w:val="20"/>
+                    </w:rPr>
+                    <w:t>↑↓</w:t>
+                  </w:r>
+                </w:p>
+              </w:tc>
+              <w:tc>
+                <w:tcPr>
+                  <w:tcW w:type="dxa" w:w="317"/>
+                  <w:vAlign w:val="center"/>
+                  <w:tcMar>
+                    <w:top w:w="0" w:type="dxa"/>
+                    <w:left w:w="0" w:type="dxa"/>
+                    <w:bottom w:w="0" w:type="dxa"/>
+                    <w:right w:w="10" w:type="dxa"/>
+                  </w:tcMar>
+                </w:tcPr>
+                <w:p>
+                  <w:pPr>
+                    <w:spacing w:after="0"/>
+                    <w:jc w:val="right"/>
                   </w:pPr>
                   <w:r>
                     <w:rPr>
                       <w:rFonts w:ascii="Trade Gothic Next" w:hAnsi="Trade Gothic Next"/>
                       <w:b/>
                       <w:color w:val="55604F"/>
-                      <w:sz w:val="15"/>
+                      <w:sz w:val="16"/>
                       <w:u w:val="none"/>
                     </w:rPr>
-                    <w:t>ORBITAL DIAGRAM</w:t>
+                    <w:t>3s</w:t>
                   </w:r>
                 </w:p>
-                <w:tbl>
-                  <w:tblPr>
-                    <w:tblW w:type="auto" w:w="0"/>
-                    <w:tblLayout w:type="fixed"/>
-                    <w:tblLook w:firstColumn="1" w:firstRow="1" w:lastColumn="0" w:lastRow="0" w:noHBand="0" w:noVBand="1" w:val="04A0"/>
-                    <w:tblLayout w:type="fixed"/>
-                  </w:tblPr>
-                  <w:tblGrid>
-                    <w:gridCol w:w="317"/>
-                    <w:gridCol w:w="274"/>
-                    <w:gridCol w:w="317"/>
-                    <w:gridCol w:w="274"/>
-                    <w:gridCol w:w="317"/>
-                    <w:gridCol w:w="274"/>
-                    <w:gridCol w:w="274"/>
-                    <w:gridCol w:w="274"/>
-                    <w:gridCol w:w="317"/>
-                    <w:gridCol w:w="274"/>
-                    <w:gridCol w:w="317"/>
-                    <w:gridCol w:w="274"/>
-                    <w:gridCol w:w="274"/>
-                    <w:gridCol w:w="274"/>
-                  </w:tblGrid>
-                  <w:tr>
-                    <w:trPr>
-                      <w:cantSplit/>
-                      <w:trHeight w:val="432" w:hRule="atLeast"/>
-                    </w:trPr>
-                    <w:tc>
-                      <w:tcPr>
-                        <w:tcW w:type="dxa" w:w="317"/>
-                        <w:vAlign w:val="center"/>
-                        <w:tcMar>
-                          <w:top w:w="0" w:type="dxa"/>
-                          <w:left w:w="0" w:type="dxa"/>
-                          <w:bottom w:w="0" w:type="dxa"/>
-                          <w:right w:w="10" w:type="dxa"/>
-                        </w:tcMar>
-                      </w:tcPr>
-                      <w:p>
-                        <w:pPr>
-                          <w:spacing w:after="0"/>
-                          <w:jc w:val="right"/>
-                        </w:pPr>
-                        <w:r>
-                          <w:rPr>
-                            <w:rFonts w:ascii="Trade Gothic Next" w:hAnsi="Trade Gothic Next"/>
-                            <w:b/>
-                            <w:color w:val="55604F"/>
-                            <w:sz w:val="16"/>
-                            <w:u w:val="none"/>
-                          </w:rPr>
-                          <w:t>1s</w:t>
-                        </w:r>
-                      </w:p>
-                    </w:tc>
-                    <w:tc>
-                      <w:tcPr>
-                        <w:tcW w:type="dxa" w:w="274"/>
-                        <w:tcBorders>
-                          <w:top w:val="single" w:sz="6" w:color="5A6068"/>
-                          <w:left w:val="single" w:sz="6" w:color="5A6068"/>
-                          <w:bottom w:val="single" w:sz="6" w:color="5A6068"/>
-                          <w:right w:val="single" w:sz="6" w:color="5A6068"/>
-                        </w:tcBorders>
-                        <w:vAlign w:val="center"/>
-                        <w:tcMar>
-                          <w:top w:w="0" w:type="dxa"/>
-                          <w:left w:w="0" w:type="dxa"/>
-                          <w:bottom w:w="0" w:type="dxa"/>
-                          <w:right w:w="0" w:type="dxa"/>
-                        </w:tcMar>
-                      </w:tcPr>
-                      <w:p>
-                        <w:pPr>
-                          <w:spacing w:after="0"/>
-                          <w:jc w:val="center"/>
-                        </w:pPr>
-                        <w:r>
-                          <w:rPr>
-                            <w:rFonts w:ascii="ShullHand" w:hAnsi="ShullHand"/>
-                            <w:color w:val="4A2466"/>
-                            <w:sz w:val="20"/>
-                          </w:rPr>
-                          <w:t>↑↓</w:t>
-                        </w:r>
-                      </w:p>
-                    </w:tc>
-                    <w:tc>
-                      <w:tcPr>
-                        <w:tcW w:type="dxa" w:w="317"/>
-                        <w:vAlign w:val="center"/>
-                        <w:tcMar>
-                          <w:top w:w="0" w:type="dxa"/>
-                          <w:left w:w="0" w:type="dxa"/>
-                          <w:bottom w:w="0" w:type="dxa"/>
-                          <w:right w:w="10" w:type="dxa"/>
-                        </w:tcMar>
-                      </w:tcPr>
-                      <w:p>
-                        <w:pPr>
-                          <w:spacing w:after="0"/>
-                          <w:jc w:val="right"/>
-                        </w:pPr>
-                        <w:r>
-                          <w:rPr>
-                            <w:rFonts w:ascii="Trade Gothic Next" w:hAnsi="Trade Gothic Next"/>
-                            <w:b/>
-                            <w:color w:val="55604F"/>
-                            <w:sz w:val="16"/>
-                            <w:u w:val="none"/>
-                          </w:rPr>
-                          <w:t>2s</w:t>
-                        </w:r>
-                      </w:p>
-                    </w:tc>
-                    <w:tc>
-                      <w:tcPr>
-                        <w:tcW w:type="dxa" w:w="274"/>
-                        <w:tcBorders>
-                          <w:top w:val="single" w:sz="6" w:color="5A6068"/>
-                          <w:left w:val="single" w:sz="6" w:color="5A6068"/>
-                          <w:bottom w:val="single" w:sz="6" w:color="5A6068"/>
-                          <w:right w:val="single" w:sz="6" w:color="5A6068"/>
-                        </w:tcBorders>
-                        <w:vAlign w:val="center"/>
-                        <w:tcMar>
-                          <w:top w:w="0" w:type="dxa"/>
-                          <w:left w:w="0" w:type="dxa"/>
-                          <w:bottom w:w="0" w:type="dxa"/>
-                          <w:right w:w="0" w:type="dxa"/>
-                        </w:tcMar>
-                      </w:tcPr>
-                      <w:p>
-                        <w:pPr>
-                          <w:spacing w:after="0"/>
-                          <w:jc w:val="center"/>
-                        </w:pPr>
-                        <w:r>
-                          <w:rPr>
-                            <w:rFonts w:ascii="ShullHand" w:hAnsi="ShullHand"/>
-                            <w:color w:val="4A2466"/>
-                            <w:sz w:val="20"/>
-                          </w:rPr>
-                          <w:t>↑↓</w:t>
-                        </w:r>
-                      </w:p>
-                    </w:tc>
-                    <w:tc>
-                      <w:tcPr>
-                        <w:tcW w:type="dxa" w:w="317"/>
-                        <w:vAlign w:val="center"/>
-                        <w:tcMar>
-                          <w:top w:w="0" w:type="dxa"/>
-                          <w:left w:w="0" w:type="dxa"/>
-                          <w:bottom w:w="0" w:type="dxa"/>
-                          <w:right w:w="10" w:type="dxa"/>
-                        </w:tcMar>
-                      </w:tcPr>
-                      <w:p>
-                        <w:pPr>
-                          <w:spacing w:after="0"/>
-                          <w:jc w:val="right"/>
-                        </w:pPr>
-                        <w:r>
-                          <w:rPr>
-                            <w:rFonts w:ascii="Trade Gothic Next" w:hAnsi="Trade Gothic Next"/>
-                            <w:b/>
-                            <w:color w:val="55604F"/>
-                            <w:sz w:val="16"/>
-                            <w:u w:val="none"/>
-                          </w:rPr>
-                          <w:t>2p</w:t>
-                        </w:r>
-                      </w:p>
-                    </w:tc>
-                    <w:tc>
-                      <w:tcPr>
-                        <w:tcW w:type="dxa" w:w="274"/>
-                        <w:tcBorders>
-                          <w:top w:val="single" w:sz="6" w:color="5A6068"/>
-                          <w:left w:val="single" w:sz="6" w:color="5A6068"/>
-                          <w:bottom w:val="single" w:sz="6" w:color="5A6068"/>
-                          <w:right w:val="single" w:sz="6" w:color="5A6068"/>
-                        </w:tcBorders>
-                        <w:vAlign w:val="center"/>
-                        <w:tcMar>
-                          <w:top w:w="0" w:type="dxa"/>
-                          <w:left w:w="0" w:type="dxa"/>
-                          <w:bottom w:w="0" w:type="dxa"/>
-                          <w:right w:w="0" w:type="dxa"/>
-                        </w:tcMar>
-                      </w:tcPr>
-                      <w:p>
-                        <w:pPr>
-                          <w:spacing w:after="0"/>
-                          <w:jc w:val="center"/>
-                        </w:pPr>
-                        <w:r>
-                          <w:rPr>
-                            <w:rFonts w:ascii="ShullHand" w:hAnsi="ShullHand"/>
-                            <w:color w:val="4A2466"/>
-                            <w:sz w:val="20"/>
-                          </w:rPr>
-                          <w:t>↑↓</w:t>
-                        </w:r>
-                      </w:p>
-                    </w:tc>
-                    <w:tc>
-                      <w:tcPr>
-                        <w:tcW w:type="dxa" w:w="274"/>
-                        <w:tcBorders>
-                          <w:top w:val="single" w:sz="6" w:color="5A6068"/>
-                          <w:left w:val="single" w:sz="6" w:color="5A6068"/>
-                          <w:bottom w:val="single" w:sz="6" w:color="5A6068"/>
-                          <w:right w:val="single" w:sz="6" w:color="5A6068"/>
-                        </w:tcBorders>
-                        <w:vAlign w:val="center"/>
-                        <w:tcMar>
-                          <w:top w:w="0" w:type="dxa"/>
-                          <w:left w:w="0" w:type="dxa"/>
-                          <w:bottom w:w="0" w:type="dxa"/>
-                          <w:right w:w="0" w:type="dxa"/>
-                        </w:tcMar>
-                      </w:tcPr>
-                      <w:p>
-                        <w:pPr>
-                          <w:spacing w:after="0"/>
-                          <w:jc w:val="center"/>
-                        </w:pPr>
-                        <w:r>
-                          <w:rPr>
-                            <w:rFonts w:ascii="ShullHand" w:hAnsi="ShullHand"/>
-                            <w:color w:val="4A2466"/>
-                            <w:sz w:val="20"/>
-                          </w:rPr>
-                          <w:t>↑↓</w:t>
-                        </w:r>
-                      </w:p>
-                    </w:tc>
-                    <w:tc>
-                      <w:tcPr>
-                        <w:tcW w:type="dxa" w:w="274"/>
-                        <w:tcBorders>
-                          <w:top w:val="single" w:sz="6" w:color="5A6068"/>
-                          <w:left w:val="single" w:sz="6" w:color="5A6068"/>
-                          <w:bottom w:val="single" w:sz="6" w:color="5A6068"/>
-                          <w:right w:val="single" w:sz="6" w:color="5A6068"/>
-                        </w:tcBorders>
-                        <w:vAlign w:val="center"/>
-                        <w:tcMar>
-                          <w:top w:w="0" w:type="dxa"/>
-                          <w:left w:w="0" w:type="dxa"/>
-                          <w:bottom w:w="0" w:type="dxa"/>
-                          <w:right w:w="0" w:type="dxa"/>
-                        </w:tcMar>
-                      </w:tcPr>
-                      <w:p>
-                        <w:pPr>
-                          <w:spacing w:after="0"/>
-                          <w:jc w:val="center"/>
-                        </w:pPr>
-                        <w:r>
-                          <w:rPr>
-                            <w:rFonts w:ascii="ShullHand" w:hAnsi="ShullHand"/>
-                            <w:color w:val="4A2466"/>
-                            <w:sz w:val="20"/>
-                          </w:rPr>
-                          <w:t>↑↓</w:t>
-                        </w:r>
-                      </w:p>
-                    </w:tc>
-                    <w:tc>
-                      <w:tcPr>
-                        <w:tcW w:type="dxa" w:w="317"/>
-                        <w:vAlign w:val="center"/>
-                        <w:tcMar>
-                          <w:top w:w="0" w:type="dxa"/>
-                          <w:left w:w="0" w:type="dxa"/>
-                          <w:bottom w:w="0" w:type="dxa"/>
-                          <w:right w:w="10" w:type="dxa"/>
-                        </w:tcMar>
-                      </w:tcPr>
-                      <w:p>
-                        <w:pPr>
-                          <w:spacing w:after="0"/>
-                          <w:jc w:val="right"/>
-                        </w:pPr>
-                        <w:r>
-                          <w:rPr>
-                            <w:rFonts w:ascii="Trade Gothic Next" w:hAnsi="Trade Gothic Next"/>
-                            <w:b/>
-                            <w:color w:val="55604F"/>
-                            <w:sz w:val="16"/>
-                            <w:u w:val="none"/>
-                          </w:rPr>
-                          <w:t>3s</w:t>
-                        </w:r>
-                      </w:p>
-                    </w:tc>
-                    <w:tc>
-                      <w:tcPr>
-                        <w:tcW w:type="dxa" w:w="274"/>
-                        <w:tcBorders>
-                          <w:top w:val="single" w:sz="6" w:color="5A6068"/>
-                          <w:left w:val="single" w:sz="6" w:color="5A6068"/>
-                          <w:bottom w:val="single" w:sz="6" w:color="5A6068"/>
-                          <w:right w:val="single" w:sz="6" w:color="5A6068"/>
-                        </w:tcBorders>
-                        <w:vAlign w:val="center"/>
-                        <w:tcMar>
-                          <w:top w:w="0" w:type="dxa"/>
-                          <w:left w:w="0" w:type="dxa"/>
-                          <w:bottom w:w="0" w:type="dxa"/>
-                          <w:right w:w="0" w:type="dxa"/>
-                        </w:tcMar>
-                      </w:tcPr>
-                      <w:p>
-                        <w:pPr>
-                          <w:spacing w:after="0"/>
-                          <w:jc w:val="center"/>
-                        </w:pPr>
-                        <w:r>
-                          <w:rPr>
-                            <w:rFonts w:ascii="ShullHand" w:hAnsi="ShullHand"/>
-                            <w:color w:val="4A2466"/>
-                            <w:sz w:val="20"/>
-                          </w:rPr>
-                          <w:t>↑↓</w:t>
-                        </w:r>
-                      </w:p>
-                    </w:tc>
-                    <w:tc>
-                      <w:tcPr>
-                        <w:tcW w:type="dxa" w:w="317"/>
-                        <w:vAlign w:val="center"/>
-                        <w:tcMar>
-                          <w:top w:w="0" w:type="dxa"/>
-                          <w:left w:w="0" w:type="dxa"/>
-                          <w:bottom w:w="0" w:type="dxa"/>
-                          <w:right w:w="10" w:type="dxa"/>
-                        </w:tcMar>
-                      </w:tcPr>
-                      <w:p>
-                        <w:pPr>
-                          <w:spacing w:after="0"/>
-                          <w:jc w:val="right"/>
-                        </w:pPr>
-                        <w:r>
-                          <w:rPr>
-                            <w:rFonts w:ascii="Trade Gothic Next" w:hAnsi="Trade Gothic Next"/>
-                            <w:b/>
-                            <w:color w:val="55604F"/>
-                            <w:sz w:val="16"/>
-                            <w:u w:val="none"/>
-                          </w:rPr>
-                          <w:t>3p</w:t>
-                        </w:r>
-                      </w:p>
-                    </w:tc>
-                    <w:tc>
-                      <w:tcPr>
-                        <w:tcW w:type="dxa" w:w="274"/>
-                        <w:tcBorders>
-                          <w:top w:val="single" w:sz="6" w:color="5A6068"/>
-                          <w:left w:val="single" w:sz="6" w:color="5A6068"/>
-                          <w:bottom w:val="single" w:sz="6" w:color="5A6068"/>
-                          <w:right w:val="single" w:sz="6" w:color="5A6068"/>
-                        </w:tcBorders>
-                        <w:vAlign w:val="center"/>
-                        <w:tcMar>
-                          <w:top w:w="0" w:type="dxa"/>
-                          <w:left w:w="0" w:type="dxa"/>
-                          <w:bottom w:w="0" w:type="dxa"/>
-                          <w:right w:w="0" w:type="dxa"/>
-                        </w:tcMar>
-                      </w:tcPr>
-                      <w:p>
-                        <w:pPr>
-                          <w:spacing w:after="0"/>
-                          <w:jc w:val="center"/>
-                        </w:pPr>
-                        <w:r>
-                          <w:rPr>
-                            <w:rFonts w:ascii="ShullHand" w:hAnsi="ShullHand"/>
-                            <w:color w:val="4A2466"/>
-                            <w:sz w:val="20"/>
-                          </w:rPr>
-                          <w:t>↑↓</w:t>
-                        </w:r>
-                      </w:p>
-                    </w:tc>
-                    <w:tc>
-                      <w:tcPr>
-                        <w:tcW w:type="dxa" w:w="274"/>
-                        <w:tcBorders>
-                          <w:top w:val="single" w:sz="6" w:color="5A6068"/>
-                          <w:left w:val="single" w:sz="6" w:color="5A6068"/>
-                          <w:bottom w:val="single" w:sz="6" w:color="5A6068"/>
-                          <w:right w:val="single" w:sz="6" w:color="5A6068"/>
-                        </w:tcBorders>
-                        <w:vAlign w:val="center"/>
-                        <w:tcMar>
-                          <w:top w:w="0" w:type="dxa"/>
-                          <w:left w:w="0" w:type="dxa"/>
-                          <w:bottom w:w="0" w:type="dxa"/>
-                          <w:right w:w="0" w:type="dxa"/>
-                        </w:tcMar>
-                      </w:tcPr>
-                      <w:p>
-                        <w:pPr>
-                          <w:spacing w:after="0"/>
-                          <w:jc w:val="center"/>
-                        </w:pPr>
-                        <w:r>
-                          <w:rPr>
-                            <w:rFonts w:ascii="ShullHand" w:hAnsi="ShullHand"/>
-                            <w:color w:val="4A2466"/>
-                            <w:sz w:val="20"/>
-                          </w:rPr>
-                          <w:t>↑↓</w:t>
-                        </w:r>
-                      </w:p>
-                    </w:tc>
-                    <w:tc>
-                      <w:tcPr>
-                        <w:tcW w:type="dxa" w:w="274"/>
-                        <w:tcBorders>
-                          <w:top w:val="single" w:sz="6" w:color="5A6068"/>
-                          <w:left w:val="single" w:sz="6" w:color="5A6068"/>
-                          <w:bottom w:val="single" w:sz="6" w:color="5A6068"/>
-                          <w:right w:val="single" w:sz="6" w:color="5A6068"/>
-                        </w:tcBorders>
-                        <w:vAlign w:val="center"/>
-                        <w:tcMar>
-                          <w:top w:w="0" w:type="dxa"/>
-                          <w:left w:w="0" w:type="dxa"/>
-                          <w:bottom w:w="0" w:type="dxa"/>
-                          <w:right w:w="0" w:type="dxa"/>
-                        </w:tcMar>
-                      </w:tcPr>
-                      <w:p>
-                        <w:pPr>
-                          <w:spacing w:after="0"/>
-                          <w:jc w:val="center"/>
-                        </w:pPr>
-                        <w:r>
-                          <w:rPr>
-                            <w:rFonts w:ascii="ShullHand" w:hAnsi="ShullHand"/>
-                            <w:color w:val="4A2466"/>
-                            <w:sz w:val="20"/>
-                          </w:rPr>
-                          <w:t>↑</w:t>
-                        </w:r>
-                      </w:p>
-                    </w:tc>
-                  </w:tr>
-                </w:tbl>
+              </w:tc>
+              <w:tc>
+                <w:tcPr>
+                  <w:tcW w:type="dxa" w:w="274"/>
+                  <w:tcBorders>
+                    <w:top w:val="single" w:sz="6" w:color="5A6068"/>
+                    <w:left w:val="single" w:sz="6" w:color="5A6068"/>
+                    <w:bottom w:val="single" w:sz="6" w:color="5A6068"/>
+                    <w:right w:val="single" w:sz="6" w:color="5A6068"/>
+                  </w:tcBorders>
+                  <w:vAlign w:val="center"/>
+                  <w:tcMar>
+                    <w:top w:w="0" w:type="dxa"/>
+                    <w:left w:w="0" w:type="dxa"/>
+                    <w:bottom w:w="0" w:type="dxa"/>
+                    <w:right w:w="0" w:type="dxa"/>
+                  </w:tcMar>
+                </w:tcPr>
                 <w:p>
                   <w:pPr>
-                    <w:spacing w:before="0" w:after="0" w:line="20" w:lineRule="exact"/>
+                    <w:spacing w:after="0"/>
+                    <w:jc w:val="center"/>
                   </w:pPr>
+                  <w:r>
+                    <w:rPr>
+                      <w:rFonts w:ascii="ShullHand" w:hAnsi="ShullHand"/>
+                      <w:color w:val="4A2466"/>
+                      <w:sz w:val="20"/>
+                    </w:rPr>
+                    <w:t>↑↓</w:t>
+                  </w:r>
+                </w:p>
+              </w:tc>
+              <w:tc>
+                <w:tcPr>
+                  <w:tcW w:type="dxa" w:w="317"/>
+                  <w:vAlign w:val="center"/>
+                  <w:tcMar>
+                    <w:top w:w="0" w:type="dxa"/>
+                    <w:left w:w="0" w:type="dxa"/>
+                    <w:bottom w:w="0" w:type="dxa"/>
+                    <w:right w:w="10" w:type="dxa"/>
+                  </w:tcMar>
+                </w:tcPr>
+                <w:p>
+                  <w:pPr>
+                    <w:spacing w:after="0"/>
+                    <w:jc w:val="right"/>
+                  </w:pPr>
+                  <w:r>
+                    <w:rPr>
+                      <w:rFonts w:ascii="Trade Gothic Next" w:hAnsi="Trade Gothic Next"/>
+                      <w:b/>
+                      <w:color w:val="55604F"/>
+                      <w:sz w:val="16"/>
+                      <w:u w:val="none"/>
+                    </w:rPr>
+                    <w:t>3p</w:t>
+                  </w:r>
+                </w:p>
+              </w:tc>
+              <w:tc>
+                <w:tcPr>
+                  <w:tcW w:type="dxa" w:w="274"/>
+                  <w:tcBorders>
+                    <w:top w:val="single" w:sz="6" w:color="5A6068"/>
+                    <w:left w:val="single" w:sz="6" w:color="5A6068"/>
+                    <w:bottom w:val="single" w:sz="6" w:color="5A6068"/>
+                    <w:right w:val="single" w:sz="6" w:color="5A6068"/>
+                  </w:tcBorders>
+                  <w:vAlign w:val="center"/>
+                  <w:tcMar>
+                    <w:top w:w="0" w:type="dxa"/>
+                    <w:left w:w="0" w:type="dxa"/>
+                    <w:bottom w:w="0" w:type="dxa"/>
+                    <w:right w:w="0" w:type="dxa"/>
+                  </w:tcMar>
+                </w:tcPr>
+                <w:p>
+                  <w:pPr>
+                    <w:spacing w:after="0"/>
+                    <w:jc w:val="center"/>
+                  </w:pPr>
+                  <w:r>
+                    <w:rPr>
+                      <w:rFonts w:ascii="ShullHand" w:hAnsi="ShullHand"/>
+                      <w:color w:val="4A2466"/>
+                      <w:sz w:val="20"/>
+                    </w:rPr>
+                    <w:t>↑↓</w:t>
+                  </w:r>
+                </w:p>
+              </w:tc>
+              <w:tc>
+                <w:tcPr>
+                  <w:tcW w:type="dxa" w:w="274"/>
+                  <w:tcBorders>
+                    <w:top w:val="single" w:sz="6" w:color="5A6068"/>
+                    <w:left w:val="single" w:sz="6" w:color="5A6068"/>
+                    <w:bottom w:val="single" w:sz="6" w:color="5A6068"/>
+                    <w:right w:val="single" w:sz="6" w:color="5A6068"/>
+                  </w:tcBorders>
+                  <w:vAlign w:val="center"/>
+                  <w:tcMar>
+                    <w:top w:w="0" w:type="dxa"/>
+                    <w:left w:w="0" w:type="dxa"/>
+                    <w:bottom w:w="0" w:type="dxa"/>
+                    <w:right w:w="0" w:type="dxa"/>
+                  </w:tcMar>
+                </w:tcPr>
+                <w:p>
+                  <w:pPr>
+                    <w:spacing w:after="0"/>
+                    <w:jc w:val="center"/>
+                  </w:pPr>
+                  <w:r>
+                    <w:rPr>
+                      <w:rFonts w:ascii="ShullHand" w:hAnsi="ShullHand"/>
+                      <w:color w:val="4A2466"/>
+                      <w:sz w:val="20"/>
+                    </w:rPr>
+                    <w:t>↑↓</w:t>
+                  </w:r>
+                </w:p>
+              </w:tc>
+              <w:tc>
+                <w:tcPr>
+                  <w:tcW w:type="dxa" w:w="274"/>
+                  <w:tcBorders>
+                    <w:top w:val="single" w:sz="6" w:color="5A6068"/>
+                    <w:left w:val="single" w:sz="6" w:color="5A6068"/>
+                    <w:bottom w:val="single" w:sz="6" w:color="5A6068"/>
+                    <w:right w:val="single" w:sz="6" w:color="5A6068"/>
+                  </w:tcBorders>
+                  <w:vAlign w:val="center"/>
+                  <w:tcMar>
+                    <w:top w:w="0" w:type="dxa"/>
+                    <w:left w:w="0" w:type="dxa"/>
+                    <w:bottom w:w="0" w:type="dxa"/>
+                    <w:right w:w="0" w:type="dxa"/>
+                  </w:tcMar>
+                </w:tcPr>
+                <w:p>
+                  <w:pPr>
+                    <w:spacing w:after="0"/>
+                    <w:jc w:val="center"/>
+                  </w:pPr>
+                  <w:r>
+                    <w:rPr>
+                      <w:rFonts w:ascii="ShullHand" w:hAnsi="ShullHand"/>
+                      <w:color w:val="4A2466"/>
+                      <w:sz w:val="20"/>
+                    </w:rPr>
+                    <w:t>↑</w:t>
+                  </w:r>
                 </w:p>
               </w:tc>
             </w:tr>
@@ -4039,12 +3934,23 @@
     </w:tbl>
     <w:p>
       <w:pPr>
-        <w:spacing w:before="0" w:after="0" w:line="120" w:lineRule="exact"/>
+        <w:spacing w:before="0" w:after="0" w:line="160" w:lineRule="exact"/>
       </w:pPr>
       <w:r>
         <w:rPr>
           <w:rFonts w:ascii="Trade Gothic Next" w:hAnsi="Trade Gothic Next"/>
-          <w:sz w:val="8"/>
+          <w:sz w:val="12"/>
+        </w:rPr>
+      </w:r>
+    </w:p>
+    <w:p>
+      <w:pPr>
+        <w:spacing w:before="0" w:after="0" w:line="140" w:lineRule="exact"/>
+      </w:pPr>
+      <w:r>
+        <w:rPr>
+          <w:rFonts w:ascii="Trade Gothic Next" w:hAnsi="Trade Gothic Next"/>
+          <w:sz w:val="10"/>
         </w:rPr>
       </w:r>
     </w:p>
@@ -4064,12 +3970,11 @@
           <w:tcPr>
             <w:tcW w:type="dxa" w:w="9072"/>
             <w:tcBorders>
-              <w:top w:val="single" w:sz="12" w:color="14161B"/>
-              <w:bottom w:val="single" w:sz="18" w:color="A3E635"/>
+              <w:bottom w:val="single" w:sz="10" w:color="14161B"/>
             </w:tcBorders>
             <w:vAlign w:val="center"/>
             <w:tcMar>
-              <w:top w:w="30" w:type="dxa"/>
+              <w:top w:w="0" w:type="dxa"/>
               <w:left w:w="0" w:type="dxa"/>
               <w:bottom w:w="30" w:type="dxa"/>
               <w:right w:w="60" w:type="dxa"/>
@@ -4086,10 +3991,10 @@
                 <w:rFonts w:ascii="Trade Gothic Next" w:hAnsi="Trade Gothic Next"/>
                 <w:b/>
                 <w:color w:val="14161B"/>
-                <w:sz w:val="18"/>
+                <w:sz w:val="20"/>
                 <w:u w:val="none"/>
               </w:rPr>
-              <w:t>PART 3  ·  NOBLE-GAS SHORTHAND</w:t>
+              <w:t>Part 3   Noble-gas shorthand</w:t>
             </w:r>
           </w:p>
         </w:tc>
@@ -4097,15 +4002,14 @@
           <w:tcPr>
             <w:tcW w:type="dxa" w:w="1728"/>
             <w:tcBorders>
-              <w:top w:val="single" w:sz="12" w:color="14161B"/>
-              <w:bottom w:val="single" w:sz="18" w:color="A3E635"/>
+              <w:bottom w:val="single" w:sz="10" w:color="14161B"/>
             </w:tcBorders>
             <w:vAlign w:val="center"/>
             <w:tcMar>
-              <w:top w:w="30" w:type="dxa"/>
+              <w:top w:w="0" w:type="dxa"/>
               <w:left w:w="60" w:type="dxa"/>
               <w:bottom w:w="30" w:type="dxa"/>
-              <w:right w:w="60" w:type="dxa"/>
+              <w:right w:w="0" w:type="dxa"/>
             </w:tcMar>
           </w:tcPr>
           <w:p>
@@ -4117,12 +4021,12 @@
             <w:r>
               <w:rPr>
                 <w:rFonts w:ascii="Trade Gothic Next" w:hAnsi="Trade Gothic Next"/>
-                <w:b/>
+                <w:b w:val="0"/>
                 <w:color w:val="55604F"/>
-                <w:sz w:val="17"/>
+                <w:sz w:val="18"/>
                 <w:u w:val="none"/>
               </w:rPr>
-              <w:t>4 pts</w:t>
+              <w:t>4 points</w:t>
             </w:r>
           </w:p>
         </w:tc>
@@ -4148,12 +4052,16 @@
       </w:tblPr>
       <w:tblGrid>
         <w:gridCol w:w="648"/>
-        <w:gridCol w:w="1512"/>
-        <w:gridCol w:w="8640"/>
+        <w:gridCol w:w="1224"/>
+        <w:gridCol w:w="3528"/>
+        <w:gridCol w:w="648"/>
+        <w:gridCol w:w="1224"/>
+        <w:gridCol w:w="3528"/>
       </w:tblGrid>
       <w:tr>
         <w:trPr>
           <w:cantSplit/>
+          <w:trHeight w:val="1238" w:hRule="atLeast"/>
         </w:trPr>
         <w:tc>
           <w:tcPr>
@@ -4185,268 +4093,133 @@
         </w:tc>
         <w:tc>
           <w:tcPr>
-            <w:tcW w:type="dxa" w:w="1512"/>
+            <w:tcW w:type="dxa" w:w="1224"/>
             <w:vAlign w:val="center"/>
             <w:tcMar>
-              <w:top w:w="40" w:type="dxa"/>
+              <w:top w:w="0" w:type="dxa"/>
               <w:left w:w="0" w:type="dxa"/>
-              <w:bottom w:w="40" w:type="dxa"/>
-              <w:right w:w="60" w:type="dxa"/>
+              <w:bottom w:w="0" w:type="dxa"/>
+              <w:right w:w="0" w:type="dxa"/>
             </w:tcMar>
           </w:tcPr>
           <w:p>
             <w:pPr>
               <w:spacing w:after="0"/>
               <w:jc w:val="left"/>
-              <w:spacing w:before="0" w:after="0" w:line="20" w:lineRule="exact"/>
             </w:pPr>
-          </w:p>
-          <w:tbl>
-            <w:tblPr>
-              <w:tblW w:type="auto" w:w="0"/>
-              <w:tblLayout w:type="fixed"/>
-              <w:tblLook w:firstColumn="1" w:firstRow="1" w:lastColumn="0" w:lastRow="0" w:noHBand="0" w:noVBand="1" w:val="04A0"/>
-              <w:tblLayout w:type="fixed"/>
-            </w:tblPr>
-            <w:tblGrid>
-              <w:gridCol w:w="1008"/>
-            </w:tblGrid>
-            <w:tr>
-              <w:trPr>
-                <w:cantSplit/>
-                <w:trHeight w:val="892" w:hRule="atLeast"/>
-              </w:trPr>
-              <w:tc>
-                <w:tcPr>
-                  <w:tcW w:type="dxa" w:w="1008"/>
-                  <w:tcBorders>
-                    <w:top w:val="single" w:sz="12" w:color="A3E635"/>
-                    <w:left w:val="single" w:sz="12" w:color="A3E635"/>
-                    <w:bottom w:val="single" w:sz="12" w:color="A3E635"/>
-                    <w:right w:val="single" w:sz="12" w:color="A3E635"/>
-                  </w:tcBorders>
-                  <w:tcMar>
-                    <w:top w:w="20" w:type="dxa"/>
-                    <w:left w:w="50" w:type="dxa"/>
-                    <w:bottom w:w="20" w:type="dxa"/>
-                    <w:right w:w="40" w:type="dxa"/>
-                  </w:tcMar>
-                  <w:vAlign w:val="center"/>
-                </w:tcPr>
-                <w:p>
-                  <w:pPr>
-                    <w:spacing w:after="0"/>
-                  </w:pPr>
-                  <w:r>
-                    <w:rPr>
-                      <w:rFonts w:ascii="Trade Gothic Next" w:hAnsi="Trade Gothic Next"/>
-                      <w:b/>
-                      <w:color w:val="55604F"/>
-                      <w:sz w:val="16"/>
-                      <w:u w:val="none"/>
-                    </w:rPr>
-                    <w:t>27</w:t>
-                  </w:r>
-                </w:p>
-                <w:p>
-                  <w:pPr>
-                    <w:spacing w:after="0"/>
-                    <w:jc w:val="center"/>
-                  </w:pPr>
-                  <w:r>
-                    <w:rPr>
-                      <w:rFonts w:ascii="Trade Gothic Next" w:hAnsi="Trade Gothic Next"/>
-                      <w:b/>
-                      <w:color w:val="14161B"/>
-                      <w:sz w:val="32"/>
-                      <w:u w:val="none"/>
-                    </w:rPr>
-                    <w:t>Co</w:t>
-                  </w:r>
-                </w:p>
-              </w:tc>
-            </w:tr>
-          </w:tbl>
-          <w:p>
-            <w:pPr>
-              <w:spacing w:before="0" w:after="0" w:line="20" w:lineRule="exact"/>
-            </w:pPr>
+            <w:r>
+              <w:drawing>
+                <wp:inline xmlns:a="http://schemas.openxmlformats.org/drawingml/2006/main" xmlns:pic="http://schemas.openxmlformats.org/drawingml/2006/picture">
+                  <wp:extent cx="658368" cy="658368"/>
+                  <wp:docPr id="3" name="Picture 3"/>
+                  <wp:cNvGraphicFramePr>
+                    <a:graphicFrameLocks noChangeAspect="1"/>
+                  </wp:cNvGraphicFramePr>
+                  <a:graphic>
+                    <a:graphicData uri="http://schemas.openxmlformats.org/drawingml/2006/picture">
+                      <pic:pic>
+                        <pic:nvPicPr>
+                          <pic:cNvPr id="0" name="tile_27.png"/>
+                          <pic:cNvPicPr/>
+                        </pic:nvPicPr>
+                        <pic:blipFill>
+                          <a:blip r:embed="rId11"/>
+                          <a:stretch>
+                            <a:fillRect/>
+                          </a:stretch>
+                        </pic:blipFill>
+                        <pic:spPr>
+                          <a:xfrm>
+                            <a:off x="0" y="0"/>
+                            <a:ext cx="658368" cy="658368"/>
+                          </a:xfrm>
+                          <a:prstGeom prst="rect"/>
+                        </pic:spPr>
+                      </pic:pic>
+                    </a:graphicData>
+                  </a:graphic>
+                </wp:inline>
+              </w:drawing>
+            </w:r>
           </w:p>
         </w:tc>
         <w:tc>
           <w:tcPr>
-            <w:tcW w:type="dxa" w:w="8640"/>
-            <w:vAlign w:val="center"/>
+            <w:tcW w:type="dxa" w:w="3528"/>
+            <w:vAlign w:val="bottom"/>
             <w:tcMar>
-              <w:top w:w="10" w:type="dxa"/>
-              <w:left w:w="60" w:type="dxa"/>
-              <w:bottom w:w="10" w:type="dxa"/>
+              <w:top w:w="0" w:type="dxa"/>
+              <w:left w:w="80" w:type="dxa"/>
+              <w:bottom w:w="40" w:type="dxa"/>
               <w:right w:w="60" w:type="dxa"/>
             </w:tcMar>
+            <w:tcBorders>
+              <w:bottom w:val="single" w:sz="6" w:color="C8CDC2"/>
+            </w:tcBorders>
           </w:tcPr>
           <w:p>
             <w:pPr>
               <w:spacing w:after="0"/>
               <w:jc w:val="left"/>
-              <w:spacing w:before="0" w:after="0" w:line="20" w:lineRule="exact"/>
             </w:pPr>
-          </w:p>
-          <w:tbl>
-            <w:tblPr>
-              <w:tblW w:type="auto" w:w="0"/>
-              <w:tblLayout w:type="fixed"/>
-              <w:tblLook w:firstColumn="1" w:firstRow="1" w:lastColumn="0" w:lastRow="0" w:noHBand="0" w:noVBand="1" w:val="04A0"/>
-              <w:tblLayout w:type="fixed"/>
-            </w:tblPr>
-            <w:tblGrid>
-              <w:gridCol w:w="1440"/>
-              <w:gridCol w:w="7056"/>
-            </w:tblGrid>
-            <w:tr>
-              <w:trPr>
-                <w:cantSplit/>
-                <w:trHeight w:val="633" w:hRule="atLeast"/>
-              </w:trPr>
-              <w:tc>
-                <w:tcPr>
-                  <w:tcW w:type="dxa" w:w="1440"/>
-                  <w:vAlign w:val="bottom"/>
-                  <w:tcMar>
-                    <w:top w:w="0" w:type="dxa"/>
-                    <w:left w:w="0" w:type="dxa"/>
-                    <w:bottom w:w="10" w:type="dxa"/>
-                    <w:right w:w="0" w:type="dxa"/>
-                  </w:tcMar>
-                </w:tcPr>
-                <w:p>
-                  <w:pPr>
-                    <w:spacing w:after="0"/>
-                  </w:pPr>
-                  <w:r>
-                    <w:rPr>
-                      <w:rFonts w:ascii="Trade Gothic Next" w:hAnsi="Trade Gothic Next"/>
-                      <w:b/>
-                      <w:color w:val="14161B"/>
-                      <w:sz w:val="18"/>
-                      <w:u w:val="none"/>
-                    </w:rPr>
-                    <w:t>Shorthand</w:t>
-                  </w:r>
-                </w:p>
-              </w:tc>
-              <w:tc>
-                <w:tcPr>
-                  <w:tcW w:type="dxa" w:w="7056"/>
-                  <w:vAlign w:val="bottom"/>
-                  <w:tcMar>
-                    <w:top w:w="0" w:type="dxa"/>
-                    <w:left w:w="0" w:type="dxa"/>
-                    <w:bottom w:w="10" w:type="dxa"/>
-                    <w:right w:w="0" w:type="dxa"/>
-                  </w:tcMar>
-                  <w:tcBorders>
-                    <w:bottom w:val="single" w:sz="6" w:color="C8CDC2"/>
-                  </w:tcBorders>
-                </w:tcPr>
-                <w:p>
-                  <w:pPr>
-                    <w:spacing w:after="0"/>
-                  </w:pPr>
-                  <w:r>
-                    <w:rPr>
-                      <w:rFonts w:ascii="Patrick Hand" w:hAnsi="Patrick Hand"/>
-                      <w:color w:val="4A2466"/>
-                      <w:sz w:val="24"/>
-                      <w:bdr w:val="single" w:sz="8" w:space="1" w:color="9F1D2C"/>
-                    </w:rPr>
-                    <w:t xml:space="preserve">[Ar] </w:t>
-                  </w:r>
-                  <w:r>
-                    <w:rPr>
-                      <w:rFonts w:ascii="Patrick Hand" w:hAnsi="Patrick Hand"/>
-                      <w:color w:val="4A2466"/>
-                      <w:sz w:val="24"/>
-                      <w:bdr w:val="single" w:sz="8" w:space="1" w:color="9F1D2C"/>
-                    </w:rPr>
-                    <w:t>4s</w:t>
-                  </w:r>
-                  <w:r>
-                    <w:rPr>
-                      <w:rFonts w:ascii="Patrick Hand" w:hAnsi="Patrick Hand"/>
-                      <w:color w:val="4A2466"/>
-                      <w:sz w:val="24"/>
-                      <w:vertAlign w:val="superscript"/>
-                      <w:bdr w:val="single" w:sz="8" w:space="1" w:color="9F1D2C"/>
-                    </w:rPr>
-                    <w:t>2</w:t>
-                  </w:r>
-                  <w:r>
-                    <w:rPr>
-                      <w:rFonts w:ascii="Patrick Hand" w:hAnsi="Patrick Hand"/>
-                      <w:color w:val="4A2466"/>
-                      <w:sz w:val="24"/>
-                      <w:bdr w:val="single" w:sz="8" w:space="1" w:color="9F1D2C"/>
-                    </w:rPr>
-                    <w:t xml:space="preserve"> </w:t>
-                  </w:r>
-                  <w:r>
-                    <w:rPr>
-                      <w:rFonts w:ascii="Patrick Hand" w:hAnsi="Patrick Hand"/>
-                      <w:color w:val="4A2466"/>
-                      <w:sz w:val="24"/>
-                      <w:bdr w:val="single" w:sz="8" w:space="1" w:color="9F1D2C"/>
-                    </w:rPr>
-                    <w:t>3d</w:t>
-                  </w:r>
-                  <w:r>
-                    <w:rPr>
-                      <w:rFonts w:ascii="Patrick Hand" w:hAnsi="Patrick Hand"/>
-                      <w:color w:val="4A2466"/>
-                      <w:sz w:val="24"/>
-                      <w:vertAlign w:val="superscript"/>
-                      <w:bdr w:val="single" w:sz="8" w:space="1" w:color="9F1D2C"/>
-                    </w:rPr>
-                    <w:t>7</w:t>
-                  </w:r>
-                </w:p>
-              </w:tc>
-            </w:tr>
-          </w:tbl>
-          <w:p>
-            <w:pPr>
-              <w:spacing w:before="0" w:after="0" w:line="20" w:lineRule="exact"/>
-            </w:pPr>
+            <w:r>
+              <w:rPr>
+                <w:rFonts w:ascii="Patrick Hand" w:hAnsi="Patrick Hand"/>
+                <w:color w:val="4A2466"/>
+                <w:sz w:val="22"/>
+                <w:bdr w:val="single" w:sz="8" w:space="1" w:color="9F1D2C"/>
+              </w:rPr>
+              <w:t xml:space="preserve">[Ar] </w:t>
+            </w:r>
+            <w:r>
+              <w:rPr>
+                <w:rFonts w:ascii="Patrick Hand" w:hAnsi="Patrick Hand"/>
+                <w:color w:val="4A2466"/>
+                <w:sz w:val="22"/>
+                <w:bdr w:val="single" w:sz="8" w:space="1" w:color="9F1D2C"/>
+              </w:rPr>
+              <w:t>4s</w:t>
+            </w:r>
+            <w:r>
+              <w:rPr>
+                <w:rFonts w:ascii="Patrick Hand" w:hAnsi="Patrick Hand"/>
+                <w:color w:val="4A2466"/>
+                <w:sz w:val="22"/>
+                <w:vertAlign w:val="superscript"/>
+                <w:bdr w:val="single" w:sz="8" w:space="1" w:color="9F1D2C"/>
+              </w:rPr>
+              <w:t>2</w:t>
+            </w:r>
+            <w:r>
+              <w:rPr>
+                <w:rFonts w:ascii="Patrick Hand" w:hAnsi="Patrick Hand"/>
+                <w:color w:val="4A2466"/>
+                <w:sz w:val="22"/>
+                <w:bdr w:val="single" w:sz="8" w:space="1" w:color="9F1D2C"/>
+              </w:rPr>
+              <w:t xml:space="preserve"> </w:t>
+            </w:r>
+            <w:r>
+              <w:rPr>
+                <w:rFonts w:ascii="Patrick Hand" w:hAnsi="Patrick Hand"/>
+                <w:color w:val="4A2466"/>
+                <w:sz w:val="22"/>
+                <w:bdr w:val="single" w:sz="8" w:space="1" w:color="9F1D2C"/>
+              </w:rPr>
+              <w:t>3d</w:t>
+            </w:r>
+            <w:r>
+              <w:rPr>
+                <w:rFonts w:ascii="Patrick Hand" w:hAnsi="Patrick Hand"/>
+                <w:color w:val="4A2466"/>
+                <w:sz w:val="22"/>
+                <w:vertAlign w:val="superscript"/>
+                <w:bdr w:val="single" w:sz="8" w:space="1" w:color="9F1D2C"/>
+              </w:rPr>
+              <w:t>7</w:t>
+            </w:r>
           </w:p>
         </w:tc>
-      </w:tr>
-    </w:tbl>
-    <w:p>
-      <w:pPr>
-        <w:spacing w:before="0" w:after="0" w:line="60" w:lineRule="exact"/>
-      </w:pPr>
-      <w:r>
-        <w:rPr>
-          <w:rFonts w:ascii="Trade Gothic Next" w:hAnsi="Trade Gothic Next"/>
-          <w:sz w:val="2"/>
-        </w:rPr>
-      </w:r>
-    </w:p>
-    <w:tbl>
-      <w:tblPr>
-        <w:tblW w:type="auto" w:w="0"/>
-        <w:tblLayout w:type="fixed"/>
-        <w:tblLook w:firstColumn="1" w:firstRow="1" w:lastColumn="0" w:lastRow="0" w:noHBand="0" w:noVBand="1" w:val="04A0"/>
-        <w:tblLayout w:type="fixed"/>
-      </w:tblPr>
-      <w:tblGrid>
-        <w:gridCol w:w="648"/>
-        <w:gridCol w:w="1512"/>
-        <w:gridCol w:w="8640"/>
-      </w:tblGrid>
-      <w:tr>
-        <w:trPr>
-          <w:cantSplit/>
-        </w:trPr>
         <w:tc>
           <w:tcPr>
             <w:tcW w:type="dxa" w:w="648"/>
@@ -4477,265 +4250,159 @@
         </w:tc>
         <w:tc>
           <w:tcPr>
-            <w:tcW w:type="dxa" w:w="1512"/>
+            <w:tcW w:type="dxa" w:w="1224"/>
             <w:vAlign w:val="center"/>
             <w:tcMar>
-              <w:top w:w="40" w:type="dxa"/>
+              <w:top w:w="0" w:type="dxa"/>
               <w:left w:w="0" w:type="dxa"/>
-              <w:bottom w:w="40" w:type="dxa"/>
-              <w:right w:w="60" w:type="dxa"/>
+              <w:bottom w:w="0" w:type="dxa"/>
+              <w:right w:w="0" w:type="dxa"/>
             </w:tcMar>
           </w:tcPr>
           <w:p>
             <w:pPr>
               <w:spacing w:after="0"/>
               <w:jc w:val="left"/>
-              <w:spacing w:before="0" w:after="0" w:line="20" w:lineRule="exact"/>
             </w:pPr>
-          </w:p>
-          <w:tbl>
-            <w:tblPr>
-              <w:tblW w:type="auto" w:w="0"/>
-              <w:tblLayout w:type="fixed"/>
-              <w:tblLook w:firstColumn="1" w:firstRow="1" w:lastColumn="0" w:lastRow="0" w:noHBand="0" w:noVBand="1" w:val="04A0"/>
-              <w:tblLayout w:type="fixed"/>
-            </w:tblPr>
-            <w:tblGrid>
-              <w:gridCol w:w="1008"/>
-            </w:tblGrid>
-            <w:tr>
-              <w:trPr>
-                <w:cantSplit/>
-                <w:trHeight w:val="892" w:hRule="atLeast"/>
-              </w:trPr>
-              <w:tc>
-                <w:tcPr>
-                  <w:tcW w:type="dxa" w:w="1008"/>
-                  <w:tcBorders>
-                    <w:top w:val="single" w:sz="12" w:color="A3E635"/>
-                    <w:left w:val="single" w:sz="12" w:color="A3E635"/>
-                    <w:bottom w:val="single" w:sz="12" w:color="A3E635"/>
-                    <w:right w:val="single" w:sz="12" w:color="A3E635"/>
-                  </w:tcBorders>
-                  <w:tcMar>
-                    <w:top w:w="20" w:type="dxa"/>
-                    <w:left w:w="50" w:type="dxa"/>
-                    <w:bottom w:w="20" w:type="dxa"/>
-                    <w:right w:w="40" w:type="dxa"/>
-                  </w:tcMar>
-                  <w:vAlign w:val="center"/>
-                </w:tcPr>
-                <w:p>
-                  <w:pPr>
-                    <w:spacing w:after="0"/>
-                  </w:pPr>
-                  <w:r>
-                    <w:rPr>
-                      <w:rFonts w:ascii="Trade Gothic Next" w:hAnsi="Trade Gothic Next"/>
-                      <w:b/>
-                      <w:color w:val="55604F"/>
-                      <w:sz w:val="16"/>
-                      <w:u w:val="none"/>
-                    </w:rPr>
-                    <w:t>51</w:t>
-                  </w:r>
-                </w:p>
-                <w:p>
-                  <w:pPr>
-                    <w:spacing w:after="0"/>
-                    <w:jc w:val="center"/>
-                  </w:pPr>
-                  <w:r>
-                    <w:rPr>
-                      <w:rFonts w:ascii="Trade Gothic Next" w:hAnsi="Trade Gothic Next"/>
-                      <w:b/>
-                      <w:color w:val="14161B"/>
-                      <w:sz w:val="32"/>
-                      <w:u w:val="none"/>
-                    </w:rPr>
-                    <w:t>Sb</w:t>
-                  </w:r>
-                </w:p>
-              </w:tc>
-            </w:tr>
-          </w:tbl>
-          <w:p>
-            <w:pPr>
-              <w:spacing w:before="0" w:after="0" w:line="20" w:lineRule="exact"/>
-            </w:pPr>
+            <w:r>
+              <w:drawing>
+                <wp:inline xmlns:a="http://schemas.openxmlformats.org/drawingml/2006/main" xmlns:pic="http://schemas.openxmlformats.org/drawingml/2006/picture">
+                  <wp:extent cx="658368" cy="658368"/>
+                  <wp:docPr id="4" name="Picture 4"/>
+                  <wp:cNvGraphicFramePr>
+                    <a:graphicFrameLocks noChangeAspect="1"/>
+                  </wp:cNvGraphicFramePr>
+                  <a:graphic>
+                    <a:graphicData uri="http://schemas.openxmlformats.org/drawingml/2006/picture">
+                      <pic:pic>
+                        <pic:nvPicPr>
+                          <pic:cNvPr id="0" name="tile_51.png"/>
+                          <pic:cNvPicPr/>
+                        </pic:nvPicPr>
+                        <pic:blipFill>
+                          <a:blip r:embed="rId12"/>
+                          <a:stretch>
+                            <a:fillRect/>
+                          </a:stretch>
+                        </pic:blipFill>
+                        <pic:spPr>
+                          <a:xfrm>
+                            <a:off x="0" y="0"/>
+                            <a:ext cx="658368" cy="658368"/>
+                          </a:xfrm>
+                          <a:prstGeom prst="rect"/>
+                        </pic:spPr>
+                      </pic:pic>
+                    </a:graphicData>
+                  </a:graphic>
+                </wp:inline>
+              </w:drawing>
+            </w:r>
           </w:p>
         </w:tc>
         <w:tc>
           <w:tcPr>
-            <w:tcW w:type="dxa" w:w="8640"/>
-            <w:vAlign w:val="center"/>
+            <w:tcW w:type="dxa" w:w="3528"/>
+            <w:vAlign w:val="bottom"/>
             <w:tcMar>
-              <w:top w:w="10" w:type="dxa"/>
-              <w:left w:w="60" w:type="dxa"/>
-              <w:bottom w:w="10" w:type="dxa"/>
+              <w:top w:w="0" w:type="dxa"/>
+              <w:left w:w="80" w:type="dxa"/>
+              <w:bottom w:w="40" w:type="dxa"/>
               <w:right w:w="60" w:type="dxa"/>
             </w:tcMar>
+            <w:tcBorders>
+              <w:bottom w:val="single" w:sz="6" w:color="C8CDC2"/>
+            </w:tcBorders>
           </w:tcPr>
           <w:p>
             <w:pPr>
               <w:spacing w:after="0"/>
               <w:jc w:val="left"/>
-              <w:spacing w:before="0" w:after="0" w:line="20" w:lineRule="exact"/>
             </w:pPr>
-          </w:p>
-          <w:tbl>
-            <w:tblPr>
-              <w:tblW w:type="auto" w:w="0"/>
-              <w:tblLayout w:type="fixed"/>
-              <w:tblLook w:firstColumn="1" w:firstRow="1" w:lastColumn="0" w:lastRow="0" w:noHBand="0" w:noVBand="1" w:val="04A0"/>
-              <w:tblLayout w:type="fixed"/>
-            </w:tblPr>
-            <w:tblGrid>
-              <w:gridCol w:w="1440"/>
-              <w:gridCol w:w="7056"/>
-            </w:tblGrid>
-            <w:tr>
-              <w:trPr>
-                <w:cantSplit/>
-                <w:trHeight w:val="633" w:hRule="atLeast"/>
-              </w:trPr>
-              <w:tc>
-                <w:tcPr>
-                  <w:tcW w:type="dxa" w:w="1440"/>
-                  <w:vAlign w:val="bottom"/>
-                  <w:tcMar>
-                    <w:top w:w="0" w:type="dxa"/>
-                    <w:left w:w="0" w:type="dxa"/>
-                    <w:bottom w:w="10" w:type="dxa"/>
-                    <w:right w:w="0" w:type="dxa"/>
-                  </w:tcMar>
-                </w:tcPr>
-                <w:p>
-                  <w:pPr>
-                    <w:spacing w:after="0"/>
-                  </w:pPr>
-                  <w:r>
-                    <w:rPr>
-                      <w:rFonts w:ascii="Trade Gothic Next" w:hAnsi="Trade Gothic Next"/>
-                      <w:b/>
-                      <w:color w:val="14161B"/>
-                      <w:sz w:val="18"/>
-                      <w:u w:val="none"/>
-                    </w:rPr>
-                    <w:t>Shorthand</w:t>
-                  </w:r>
-                </w:p>
-              </w:tc>
-              <w:tc>
-                <w:tcPr>
-                  <w:tcW w:type="dxa" w:w="7056"/>
-                  <w:vAlign w:val="bottom"/>
-                  <w:tcMar>
-                    <w:top w:w="0" w:type="dxa"/>
-                    <w:left w:w="0" w:type="dxa"/>
-                    <w:bottom w:w="10" w:type="dxa"/>
-                    <w:right w:w="0" w:type="dxa"/>
-                  </w:tcMar>
-                  <w:tcBorders>
-                    <w:bottom w:val="single" w:sz="6" w:color="C8CDC2"/>
-                  </w:tcBorders>
-                </w:tcPr>
-                <w:p>
-                  <w:pPr>
-                    <w:spacing w:after="0"/>
-                  </w:pPr>
-                  <w:r>
-                    <w:rPr>
-                      <w:rFonts w:ascii="Patrick Hand" w:hAnsi="Patrick Hand"/>
-                      <w:color w:val="4A2466"/>
-                      <w:sz w:val="24"/>
-                      <w:bdr w:val="single" w:sz="8" w:space="1" w:color="9F1D2C"/>
-                    </w:rPr>
-                    <w:t xml:space="preserve">[Kr] </w:t>
-                  </w:r>
-                  <w:r>
-                    <w:rPr>
-                      <w:rFonts w:ascii="Patrick Hand" w:hAnsi="Patrick Hand"/>
-                      <w:color w:val="4A2466"/>
-                      <w:sz w:val="24"/>
-                      <w:bdr w:val="single" w:sz="8" w:space="1" w:color="9F1D2C"/>
-                    </w:rPr>
-                    <w:t>5s</w:t>
-                  </w:r>
-                  <w:r>
-                    <w:rPr>
-                      <w:rFonts w:ascii="Patrick Hand" w:hAnsi="Patrick Hand"/>
-                      <w:color w:val="4A2466"/>
-                      <w:sz w:val="24"/>
-                      <w:vertAlign w:val="superscript"/>
-                      <w:bdr w:val="single" w:sz="8" w:space="1" w:color="9F1D2C"/>
-                    </w:rPr>
-                    <w:t>2</w:t>
-                  </w:r>
-                  <w:r>
-                    <w:rPr>
-                      <w:rFonts w:ascii="Patrick Hand" w:hAnsi="Patrick Hand"/>
-                      <w:color w:val="4A2466"/>
-                      <w:sz w:val="24"/>
-                      <w:bdr w:val="single" w:sz="8" w:space="1" w:color="9F1D2C"/>
-                    </w:rPr>
-                    <w:t xml:space="preserve"> </w:t>
-                  </w:r>
-                  <w:r>
-                    <w:rPr>
-                      <w:rFonts w:ascii="Patrick Hand" w:hAnsi="Patrick Hand"/>
-                      <w:color w:val="4A2466"/>
-                      <w:sz w:val="24"/>
-                      <w:bdr w:val="single" w:sz="8" w:space="1" w:color="9F1D2C"/>
-                    </w:rPr>
-                    <w:t>4d</w:t>
-                  </w:r>
-                  <w:r>
-                    <w:rPr>
-                      <w:rFonts w:ascii="Patrick Hand" w:hAnsi="Patrick Hand"/>
-                      <w:color w:val="4A2466"/>
-                      <w:sz w:val="24"/>
-                      <w:vertAlign w:val="superscript"/>
-                      <w:bdr w:val="single" w:sz="8" w:space="1" w:color="9F1D2C"/>
-                    </w:rPr>
-                    <w:t>10</w:t>
-                  </w:r>
-                  <w:r>
-                    <w:rPr>
-                      <w:rFonts w:ascii="Patrick Hand" w:hAnsi="Patrick Hand"/>
-                      <w:color w:val="4A2466"/>
-                      <w:sz w:val="24"/>
-                      <w:bdr w:val="single" w:sz="8" w:space="1" w:color="9F1D2C"/>
-                    </w:rPr>
-                    <w:t xml:space="preserve"> </w:t>
-                  </w:r>
-                  <w:r>
-                    <w:rPr>
-                      <w:rFonts w:ascii="Patrick Hand" w:hAnsi="Patrick Hand"/>
-                      <w:color w:val="4A2466"/>
-                      <w:sz w:val="24"/>
-                      <w:bdr w:val="single" w:sz="8" w:space="1" w:color="9F1D2C"/>
-                    </w:rPr>
-                    <w:t>5p</w:t>
-                  </w:r>
-                  <w:r>
-                    <w:rPr>
-                      <w:rFonts w:ascii="Patrick Hand" w:hAnsi="Patrick Hand"/>
-                      <w:color w:val="4A2466"/>
-                      <w:sz w:val="24"/>
-                      <w:vertAlign w:val="superscript"/>
-                      <w:bdr w:val="single" w:sz="8" w:space="1" w:color="9F1D2C"/>
-                    </w:rPr>
-                    <w:t>3</w:t>
-                  </w:r>
-                </w:p>
-              </w:tc>
-            </w:tr>
-          </w:tbl>
-          <w:p>
-            <w:pPr>
-              <w:spacing w:before="0" w:after="0" w:line="20" w:lineRule="exact"/>
-            </w:pPr>
+            <w:r>
+              <w:rPr>
+                <w:rFonts w:ascii="Patrick Hand" w:hAnsi="Patrick Hand"/>
+                <w:color w:val="4A2466"/>
+                <w:sz w:val="22"/>
+                <w:bdr w:val="single" w:sz="8" w:space="1" w:color="9F1D2C"/>
+              </w:rPr>
+              <w:t xml:space="preserve">[Kr] </w:t>
+            </w:r>
+            <w:r>
+              <w:rPr>
+                <w:rFonts w:ascii="Patrick Hand" w:hAnsi="Patrick Hand"/>
+                <w:color w:val="4A2466"/>
+                <w:sz w:val="22"/>
+                <w:bdr w:val="single" w:sz="8" w:space="1" w:color="9F1D2C"/>
+              </w:rPr>
+              <w:t>5s</w:t>
+            </w:r>
+            <w:r>
+              <w:rPr>
+                <w:rFonts w:ascii="Patrick Hand" w:hAnsi="Patrick Hand"/>
+                <w:color w:val="4A2466"/>
+                <w:sz w:val="22"/>
+                <w:vertAlign w:val="superscript"/>
+                <w:bdr w:val="single" w:sz="8" w:space="1" w:color="9F1D2C"/>
+              </w:rPr>
+              <w:t>2</w:t>
+            </w:r>
+            <w:r>
+              <w:rPr>
+                <w:rFonts w:ascii="Patrick Hand" w:hAnsi="Patrick Hand"/>
+                <w:color w:val="4A2466"/>
+                <w:sz w:val="22"/>
+                <w:bdr w:val="single" w:sz="8" w:space="1" w:color="9F1D2C"/>
+              </w:rPr>
+              <w:t xml:space="preserve"> </w:t>
+            </w:r>
+            <w:r>
+              <w:rPr>
+                <w:rFonts w:ascii="Patrick Hand" w:hAnsi="Patrick Hand"/>
+                <w:color w:val="4A2466"/>
+                <w:sz w:val="22"/>
+                <w:bdr w:val="single" w:sz="8" w:space="1" w:color="9F1D2C"/>
+              </w:rPr>
+              <w:t>4d</w:t>
+            </w:r>
+            <w:r>
+              <w:rPr>
+                <w:rFonts w:ascii="Patrick Hand" w:hAnsi="Patrick Hand"/>
+                <w:color w:val="4A2466"/>
+                <w:sz w:val="22"/>
+                <w:vertAlign w:val="superscript"/>
+                <w:bdr w:val="single" w:sz="8" w:space="1" w:color="9F1D2C"/>
+              </w:rPr>
+              <w:t>10</w:t>
+            </w:r>
+            <w:r>
+              <w:rPr>
+                <w:rFonts w:ascii="Patrick Hand" w:hAnsi="Patrick Hand"/>
+                <w:color w:val="4A2466"/>
+                <w:sz w:val="22"/>
+                <w:bdr w:val="single" w:sz="8" w:space="1" w:color="9F1D2C"/>
+              </w:rPr>
+              <w:t xml:space="preserve"> </w:t>
+            </w:r>
+            <w:r>
+              <w:rPr>
+                <w:rFonts w:ascii="Patrick Hand" w:hAnsi="Patrick Hand"/>
+                <w:color w:val="4A2466"/>
+                <w:sz w:val="22"/>
+                <w:bdr w:val="single" w:sz="8" w:space="1" w:color="9F1D2C"/>
+              </w:rPr>
+              <w:t>5p</w:t>
+            </w:r>
+            <w:r>
+              <w:rPr>
+                <w:rFonts w:ascii="Patrick Hand" w:hAnsi="Patrick Hand"/>
+                <w:color w:val="4A2466"/>
+                <w:sz w:val="22"/>
+                <w:vertAlign w:val="superscript"/>
+                <w:bdr w:val="single" w:sz="8" w:space="1" w:color="9F1D2C"/>
+              </w:rPr>
+              <w:t>3</w:t>
+            </w:r>
           </w:p>
         </w:tc>
       </w:tr>
@@ -4754,12 +4421,12 @@
     </w:p>
     <w:p>
       <w:pPr>
-        <w:spacing w:before="0" w:after="0" w:line="120" w:lineRule="exact"/>
+        <w:spacing w:before="0" w:after="0" w:line="140" w:lineRule="exact"/>
       </w:pPr>
       <w:r>
         <w:rPr>
           <w:rFonts w:ascii="Trade Gothic Next" w:hAnsi="Trade Gothic Next"/>
-          <w:sz w:val="8"/>
+          <w:sz w:val="10"/>
         </w:rPr>
       </w:r>
     </w:p>
@@ -4779,12 +4446,11 @@
           <w:tcPr>
             <w:tcW w:type="dxa" w:w="9072"/>
             <w:tcBorders>
-              <w:top w:val="single" w:sz="12" w:color="14161B"/>
-              <w:bottom w:val="single" w:sz="18" w:color="A3E635"/>
+              <w:bottom w:val="single" w:sz="10" w:color="14161B"/>
             </w:tcBorders>
             <w:vAlign w:val="center"/>
             <w:tcMar>
-              <w:top w:w="30" w:type="dxa"/>
+              <w:top w:w="0" w:type="dxa"/>
               <w:left w:w="0" w:type="dxa"/>
               <w:bottom w:w="30" w:type="dxa"/>
               <w:right w:w="60" w:type="dxa"/>
@@ -4801,10 +4467,10 @@
                 <w:rFonts w:ascii="Trade Gothic Next" w:hAnsi="Trade Gothic Next"/>
                 <w:b/>
                 <w:color w:val="14161B"/>
-                <w:sz w:val="18"/>
+                <w:sz w:val="20"/>
                 <w:u w:val="none"/>
               </w:rPr>
-              <w:t>PART 4  ·  IONS:  CHARGE, AND CATION OR ANION</w:t>
+              <w:t>Part 4   Ions: the charge, and cation or anion</w:t>
             </w:r>
           </w:p>
         </w:tc>
@@ -4812,15 +4478,14 @@
           <w:tcPr>
             <w:tcW w:type="dxa" w:w="1728"/>
             <w:tcBorders>
-              <w:top w:val="single" w:sz="12" w:color="14161B"/>
-              <w:bottom w:val="single" w:sz="18" w:color="A3E635"/>
+              <w:bottom w:val="single" w:sz="10" w:color="14161B"/>
             </w:tcBorders>
             <w:vAlign w:val="center"/>
             <w:tcMar>
-              <w:top w:w="30" w:type="dxa"/>
+              <w:top w:w="0" w:type="dxa"/>
               <w:left w:w="60" w:type="dxa"/>
               <w:bottom w:w="30" w:type="dxa"/>
-              <w:right w:w="60" w:type="dxa"/>
+              <w:right w:w="0" w:type="dxa"/>
             </w:tcMar>
           </w:tcPr>
           <w:p>
@@ -4832,12 +4497,12 @@
             <w:r>
               <w:rPr>
                 <w:rFonts w:ascii="Trade Gothic Next" w:hAnsi="Trade Gothic Next"/>
-                <w:b/>
+                <w:b w:val="0"/>
                 <w:color w:val="55604F"/>
-                <w:sz w:val="17"/>
+                <w:sz w:val="18"/>
                 <w:u w:val="none"/>
               </w:rPr>
-              <w:t>8 pts</w:t>
+              <w:t>8 points</w:t>
             </w:r>
           </w:p>
         </w:tc>
@@ -4874,24 +4539,17 @@
         <w:tc>
           <w:tcPr>
             <w:tcW w:type="dxa" w:w="2700"/>
-            <w:tcBorders>
-              <w:top w:val="single" w:sz="4" w:color="C8CDC2"/>
-              <w:left w:val="single" w:sz="4" w:color="C8CDC2"/>
-              <w:bottom w:val="single" w:sz="4" w:color="C8CDC2"/>
-              <w:right w:val="single" w:sz="4" w:color="C8CDC2"/>
-            </w:tcBorders>
-            <w:vAlign w:val="center"/>
+            <w:vAlign w:val="top"/>
             <w:tcMar>
-              <w:top w:w="40" w:type="dxa"/>
-              <w:left w:w="80" w:type="dxa"/>
-              <w:bottom w:w="60" w:type="dxa"/>
-              <w:right w:w="60" w:type="dxa"/>
+              <w:top w:w="20" w:type="dxa"/>
+              <w:left w:w="40" w:type="dxa"/>
+              <w:bottom w:w="40" w:type="dxa"/>
+              <w:right w:w="40" w:type="dxa"/>
             </w:tcMar>
           </w:tcPr>
           <w:p>
             <w:pPr>
-              <w:spacing w:after="0"/>
-              <w:jc w:val="left"/>
+              <w:spacing w:after="40"/>
             </w:pPr>
             <w:r>
               <w:rPr>
@@ -4904,87 +4562,55 @@
               <w:t>8</w:t>
             </w:r>
           </w:p>
-          <w:tbl>
-            <w:tblPr>
-              <w:tblW w:type="auto" w:w="0"/>
-              <w:tblLayout w:type="fixed"/>
-              <w:tblLook w:firstColumn="1" w:firstRow="1" w:lastColumn="0" w:lastRow="0" w:noHBand="0" w:noVBand="1" w:val="04A0"/>
-              <w:tblLayout w:type="fixed"/>
-            </w:tblPr>
-            <w:tblGrid>
-              <w:gridCol w:w="1008"/>
-            </w:tblGrid>
-            <w:tr>
-              <w:trPr>
-                <w:cantSplit/>
-                <w:trHeight w:val="892" w:hRule="atLeast"/>
-              </w:trPr>
-              <w:tc>
-                <w:tcPr>
-                  <w:tcW w:type="dxa" w:w="1008"/>
-                  <w:tcBorders>
-                    <w:top w:val="single" w:sz="12" w:color="A3E635"/>
-                    <w:left w:val="single" w:sz="12" w:color="A3E635"/>
-                    <w:bottom w:val="single" w:sz="12" w:color="A3E635"/>
-                    <w:right w:val="single" w:sz="12" w:color="A3E635"/>
-                  </w:tcBorders>
-                  <w:tcMar>
-                    <w:top w:w="20" w:type="dxa"/>
-                    <w:left w:w="50" w:type="dxa"/>
-                    <w:bottom w:w="20" w:type="dxa"/>
-                    <w:right w:w="40" w:type="dxa"/>
-                  </w:tcMar>
-                  <w:vAlign w:val="center"/>
-                </w:tcPr>
-                <w:p>
-                  <w:pPr>
-                    <w:spacing w:after="0"/>
-                  </w:pPr>
-                  <w:r>
-                    <w:rPr>
-                      <w:rFonts w:ascii="Trade Gothic Next" w:hAnsi="Trade Gothic Next"/>
-                      <w:b/>
-                      <w:color w:val="55604F"/>
-                      <w:sz w:val="16"/>
-                      <w:u w:val="none"/>
-                    </w:rPr>
-                    <w:t>15</w:t>
-                  </w:r>
-                </w:p>
-                <w:p>
-                  <w:pPr>
-                    <w:spacing w:after="0"/>
-                    <w:jc w:val="center"/>
-                  </w:pPr>
-                  <w:r>
-                    <w:rPr>
-                      <w:rFonts w:ascii="Trade Gothic Next" w:hAnsi="Trade Gothic Next"/>
-                      <w:b/>
-                      <w:color w:val="14161B"/>
-                      <w:sz w:val="32"/>
-                      <w:u w:val="none"/>
-                    </w:rPr>
-                    <w:t>P</w:t>
-                  </w:r>
-                </w:p>
-              </w:tc>
-            </w:tr>
-          </w:tbl>
           <w:p>
             <w:pPr>
-              <w:spacing w:before="0" w:after="0" w:line="20" w:lineRule="exact"/>
+              <w:spacing w:after="80"/>
             </w:pPr>
+            <w:r>
+              <w:drawing>
+                <wp:inline xmlns:a="http://schemas.openxmlformats.org/drawingml/2006/main" xmlns:pic="http://schemas.openxmlformats.org/drawingml/2006/picture">
+                  <wp:extent cx="731520" cy="731520"/>
+                  <wp:docPr id="5" name="Picture 5"/>
+                  <wp:cNvGraphicFramePr>
+                    <a:graphicFrameLocks noChangeAspect="1"/>
+                  </wp:cNvGraphicFramePr>
+                  <a:graphic>
+                    <a:graphicData uri="http://schemas.openxmlformats.org/drawingml/2006/picture">
+                      <pic:pic>
+                        <pic:nvPicPr>
+                          <pic:cNvPr id="0" name="tile_15.png"/>
+                          <pic:cNvPicPr/>
+                        </pic:nvPicPr>
+                        <pic:blipFill>
+                          <a:blip r:embed="rId13"/>
+                          <a:stretch>
+                            <a:fillRect/>
+                          </a:stretch>
+                        </pic:blipFill>
+                        <pic:spPr>
+                          <a:xfrm>
+                            <a:off x="0" y="0"/>
+                            <a:ext cx="731520" cy="731520"/>
+                          </a:xfrm>
+                          <a:prstGeom prst="rect"/>
+                        </pic:spPr>
+                      </pic:pic>
+                    </a:graphicData>
+                  </a:graphic>
+                </wp:inline>
+              </w:drawing>
+            </w:r>
           </w:p>
           <w:p>
             <w:pPr>
-              <w:spacing w:before="120" w:after="80"/>
+              <w:spacing w:after="100"/>
             </w:pPr>
             <w:r>
               <w:rPr>
                 <w:rFonts w:ascii="Trade Gothic Next" w:hAnsi="Trade Gothic Next"/>
-                <w:b/>
+                <w:b w:val="0"/>
                 <w:color w:val="14161B"/>
-                <w:sz w:val="18"/>
+                <w:sz w:val="19"/>
                 <w:u w:val="none"/>
               </w:rPr>
               <w:t xml:space="preserve">Charge  </w:t>
@@ -5015,16 +4641,6 @@
             <w:r>
               <w:rPr>
                 <w:rFonts w:ascii="Trade Gothic Next" w:hAnsi="Trade Gothic Next"/>
-                <w:b/>
-                <w:color w:val="14161B"/>
-                <w:sz w:val="18"/>
-                <w:u w:val="none"/>
-              </w:rPr>
-              <w:t xml:space="preserve">Circle  </w:t>
-            </w:r>
-            <w:r>
-              <w:rPr>
-                <w:rFonts w:ascii="Trade Gothic Next" w:hAnsi="Trade Gothic Next"/>
                 <w:b w:val="0"/>
                 <w:color w:val="14161B"/>
                 <w:sz w:val="21"/>
@@ -5040,7 +4656,7 @@
                 <w:sz w:val="18"/>
                 <w:u w:val="none"/>
               </w:rPr>
-              <w:t xml:space="preserve">   /   </w:t>
+              <w:t xml:space="preserve">   or   </w:t>
             </w:r>
             <w:r>
               <w:rPr>
@@ -5086,24 +4702,17 @@
         <w:tc>
           <w:tcPr>
             <w:tcW w:type="dxa" w:w="2700"/>
-            <w:tcBorders>
-              <w:top w:val="single" w:sz="4" w:color="C8CDC2"/>
-              <w:left w:val="single" w:sz="4" w:color="C8CDC2"/>
-              <w:bottom w:val="single" w:sz="4" w:color="C8CDC2"/>
-              <w:right w:val="single" w:sz="4" w:color="C8CDC2"/>
-            </w:tcBorders>
-            <w:vAlign w:val="center"/>
+            <w:vAlign w:val="top"/>
             <w:tcMar>
-              <w:top w:w="40" w:type="dxa"/>
-              <w:left w:w="80" w:type="dxa"/>
-              <w:bottom w:w="60" w:type="dxa"/>
-              <w:right w:w="60" w:type="dxa"/>
+              <w:top w:w="20" w:type="dxa"/>
+              <w:left w:w="40" w:type="dxa"/>
+              <w:bottom w:w="40" w:type="dxa"/>
+              <w:right w:w="40" w:type="dxa"/>
             </w:tcMar>
           </w:tcPr>
           <w:p>
             <w:pPr>
-              <w:spacing w:after="0"/>
-              <w:jc w:val="left"/>
+              <w:spacing w:after="40"/>
             </w:pPr>
             <w:r>
               <w:rPr>
@@ -5116,87 +4725,55 @@
               <w:t>9</w:t>
             </w:r>
           </w:p>
-          <w:tbl>
-            <w:tblPr>
-              <w:tblW w:type="auto" w:w="0"/>
-              <w:tblLayout w:type="fixed"/>
-              <w:tblLook w:firstColumn="1" w:firstRow="1" w:lastColumn="0" w:lastRow="0" w:noHBand="0" w:noVBand="1" w:val="04A0"/>
-              <w:tblLayout w:type="fixed"/>
-            </w:tblPr>
-            <w:tblGrid>
-              <w:gridCol w:w="1008"/>
-            </w:tblGrid>
-            <w:tr>
-              <w:trPr>
-                <w:cantSplit/>
-                <w:trHeight w:val="892" w:hRule="atLeast"/>
-              </w:trPr>
-              <w:tc>
-                <w:tcPr>
-                  <w:tcW w:type="dxa" w:w="1008"/>
-                  <w:tcBorders>
-                    <w:top w:val="single" w:sz="12" w:color="A3E635"/>
-                    <w:left w:val="single" w:sz="12" w:color="A3E635"/>
-                    <w:bottom w:val="single" w:sz="12" w:color="A3E635"/>
-                    <w:right w:val="single" w:sz="12" w:color="A3E635"/>
-                  </w:tcBorders>
-                  <w:tcMar>
-                    <w:top w:w="20" w:type="dxa"/>
-                    <w:left w:w="50" w:type="dxa"/>
-                    <w:bottom w:w="20" w:type="dxa"/>
-                    <w:right w:w="40" w:type="dxa"/>
-                  </w:tcMar>
-                  <w:vAlign w:val="center"/>
-                </w:tcPr>
-                <w:p>
-                  <w:pPr>
-                    <w:spacing w:after="0"/>
-                  </w:pPr>
-                  <w:r>
-                    <w:rPr>
-                      <w:rFonts w:ascii="Trade Gothic Next" w:hAnsi="Trade Gothic Next"/>
-                      <w:b/>
-                      <w:color w:val="55604F"/>
-                      <w:sz w:val="16"/>
-                      <w:u w:val="none"/>
-                    </w:rPr>
-                    <w:t>20</w:t>
-                  </w:r>
-                </w:p>
-                <w:p>
-                  <w:pPr>
-                    <w:spacing w:after="0"/>
-                    <w:jc w:val="center"/>
-                  </w:pPr>
-                  <w:r>
-                    <w:rPr>
-                      <w:rFonts w:ascii="Trade Gothic Next" w:hAnsi="Trade Gothic Next"/>
-                      <w:b/>
-                      <w:color w:val="14161B"/>
-                      <w:sz w:val="32"/>
-                      <w:u w:val="none"/>
-                    </w:rPr>
-                    <w:t>Ca</w:t>
-                  </w:r>
-                </w:p>
-              </w:tc>
-            </w:tr>
-          </w:tbl>
           <w:p>
             <w:pPr>
-              <w:spacing w:before="0" w:after="0" w:line="20" w:lineRule="exact"/>
+              <w:spacing w:after="80"/>
             </w:pPr>
+            <w:r>
+              <w:drawing>
+                <wp:inline xmlns:a="http://schemas.openxmlformats.org/drawingml/2006/main" xmlns:pic="http://schemas.openxmlformats.org/drawingml/2006/picture">
+                  <wp:extent cx="731520" cy="731520"/>
+                  <wp:docPr id="6" name="Picture 6"/>
+                  <wp:cNvGraphicFramePr>
+                    <a:graphicFrameLocks noChangeAspect="1"/>
+                  </wp:cNvGraphicFramePr>
+                  <a:graphic>
+                    <a:graphicData uri="http://schemas.openxmlformats.org/drawingml/2006/picture">
+                      <pic:pic>
+                        <pic:nvPicPr>
+                          <pic:cNvPr id="0" name="tile_20.png"/>
+                          <pic:cNvPicPr/>
+                        </pic:nvPicPr>
+                        <pic:blipFill>
+                          <a:blip r:embed="rId14"/>
+                          <a:stretch>
+                            <a:fillRect/>
+                          </a:stretch>
+                        </pic:blipFill>
+                        <pic:spPr>
+                          <a:xfrm>
+                            <a:off x="0" y="0"/>
+                            <a:ext cx="731520" cy="731520"/>
+                          </a:xfrm>
+                          <a:prstGeom prst="rect"/>
+                        </pic:spPr>
+                      </pic:pic>
+                    </a:graphicData>
+                  </a:graphic>
+                </wp:inline>
+              </w:drawing>
+            </w:r>
           </w:p>
           <w:p>
             <w:pPr>
-              <w:spacing w:before="120" w:after="80"/>
+              <w:spacing w:after="100"/>
             </w:pPr>
             <w:r>
               <w:rPr>
                 <w:rFonts w:ascii="Trade Gothic Next" w:hAnsi="Trade Gothic Next"/>
-                <w:b/>
+                <w:b w:val="0"/>
                 <w:color w:val="14161B"/>
-                <w:sz w:val="18"/>
+                <w:sz w:val="19"/>
                 <w:u w:val="none"/>
               </w:rPr>
               <w:t xml:space="preserve">Charge  </w:t>
@@ -5228,16 +4805,6 @@
               <w:rPr>
                 <w:rFonts w:ascii="Trade Gothic Next" w:hAnsi="Trade Gothic Next"/>
                 <w:b/>
-                <w:color w:val="14161B"/>
-                <w:sz w:val="18"/>
-                <w:u w:val="none"/>
-              </w:rPr>
-              <w:t xml:space="preserve">Circle  </w:t>
-            </w:r>
-            <w:r>
-              <w:rPr>
-                <w:rFonts w:ascii="Trade Gothic Next" w:hAnsi="Trade Gothic Next"/>
-                <w:b/>
                 <w:color w:val="9F1D2C"/>
                 <w:sz w:val="21"/>
                 <w:u w:val="none"/>
@@ -5252,7 +4819,7 @@
                 <w:sz w:val="18"/>
                 <w:u w:val="none"/>
               </w:rPr>
-              <w:t xml:space="preserve">   /   </w:t>
+              <w:t xml:space="preserve">   or   </w:t>
             </w:r>
             <w:r>
               <w:rPr>
@@ -5298,24 +4865,17 @@
         <w:tc>
           <w:tcPr>
             <w:tcW w:type="dxa" w:w="2700"/>
-            <w:tcBorders>
-              <w:top w:val="single" w:sz="4" w:color="C8CDC2"/>
-              <w:left w:val="single" w:sz="4" w:color="C8CDC2"/>
-              <w:bottom w:val="single" w:sz="4" w:color="C8CDC2"/>
-              <w:right w:val="single" w:sz="4" w:color="C8CDC2"/>
-            </w:tcBorders>
-            <w:vAlign w:val="center"/>
+            <w:vAlign w:val="top"/>
             <w:tcMar>
-              <w:top w:w="40" w:type="dxa"/>
-              <w:left w:w="80" w:type="dxa"/>
-              <w:bottom w:w="60" w:type="dxa"/>
-              <w:right w:w="60" w:type="dxa"/>
+              <w:top w:w="20" w:type="dxa"/>
+              <w:left w:w="40" w:type="dxa"/>
+              <w:bottom w:w="40" w:type="dxa"/>
+              <w:right w:w="40" w:type="dxa"/>
             </w:tcMar>
           </w:tcPr>
           <w:p>
             <w:pPr>
-              <w:spacing w:after="0"/>
-              <w:jc w:val="left"/>
+              <w:spacing w:after="40"/>
             </w:pPr>
             <w:r>
               <w:rPr>
@@ -5328,87 +4888,55 @@
               <w:t>10</w:t>
             </w:r>
           </w:p>
-          <w:tbl>
-            <w:tblPr>
-              <w:tblW w:type="auto" w:w="0"/>
-              <w:tblLayout w:type="fixed"/>
-              <w:tblLook w:firstColumn="1" w:firstRow="1" w:lastColumn="0" w:lastRow="0" w:noHBand="0" w:noVBand="1" w:val="04A0"/>
-              <w:tblLayout w:type="fixed"/>
-            </w:tblPr>
-            <w:tblGrid>
-              <w:gridCol w:w="1008"/>
-            </w:tblGrid>
-            <w:tr>
-              <w:trPr>
-                <w:cantSplit/>
-                <w:trHeight w:val="892" w:hRule="atLeast"/>
-              </w:trPr>
-              <w:tc>
-                <w:tcPr>
-                  <w:tcW w:type="dxa" w:w="1008"/>
-                  <w:tcBorders>
-                    <w:top w:val="single" w:sz="12" w:color="A3E635"/>
-                    <w:left w:val="single" w:sz="12" w:color="A3E635"/>
-                    <w:bottom w:val="single" w:sz="12" w:color="A3E635"/>
-                    <w:right w:val="single" w:sz="12" w:color="A3E635"/>
-                  </w:tcBorders>
-                  <w:tcMar>
-                    <w:top w:w="20" w:type="dxa"/>
-                    <w:left w:w="50" w:type="dxa"/>
-                    <w:bottom w:w="20" w:type="dxa"/>
-                    <w:right w:w="40" w:type="dxa"/>
-                  </w:tcMar>
-                  <w:vAlign w:val="center"/>
-                </w:tcPr>
-                <w:p>
-                  <w:pPr>
-                    <w:spacing w:after="0"/>
-                  </w:pPr>
-                  <w:r>
-                    <w:rPr>
-                      <w:rFonts w:ascii="Trade Gothic Next" w:hAnsi="Trade Gothic Next"/>
-                      <w:b/>
-                      <w:color w:val="55604F"/>
-                      <w:sz w:val="16"/>
-                      <w:u w:val="none"/>
-                    </w:rPr>
-                    <w:t>35</w:t>
-                  </w:r>
-                </w:p>
-                <w:p>
-                  <w:pPr>
-                    <w:spacing w:after="0"/>
-                    <w:jc w:val="center"/>
-                  </w:pPr>
-                  <w:r>
-                    <w:rPr>
-                      <w:rFonts w:ascii="Trade Gothic Next" w:hAnsi="Trade Gothic Next"/>
-                      <w:b/>
-                      <w:color w:val="14161B"/>
-                      <w:sz w:val="32"/>
-                      <w:u w:val="none"/>
-                    </w:rPr>
-                    <w:t>Br</w:t>
-                  </w:r>
-                </w:p>
-              </w:tc>
-            </w:tr>
-          </w:tbl>
           <w:p>
             <w:pPr>
-              <w:spacing w:before="0" w:after="0" w:line="20" w:lineRule="exact"/>
+              <w:spacing w:after="80"/>
             </w:pPr>
+            <w:r>
+              <w:drawing>
+                <wp:inline xmlns:a="http://schemas.openxmlformats.org/drawingml/2006/main" xmlns:pic="http://schemas.openxmlformats.org/drawingml/2006/picture">
+                  <wp:extent cx="731520" cy="731520"/>
+                  <wp:docPr id="7" name="Picture 7"/>
+                  <wp:cNvGraphicFramePr>
+                    <a:graphicFrameLocks noChangeAspect="1"/>
+                  </wp:cNvGraphicFramePr>
+                  <a:graphic>
+                    <a:graphicData uri="http://schemas.openxmlformats.org/drawingml/2006/picture">
+                      <pic:pic>
+                        <pic:nvPicPr>
+                          <pic:cNvPr id="0" name="tile_35.png"/>
+                          <pic:cNvPicPr/>
+                        </pic:nvPicPr>
+                        <pic:blipFill>
+                          <a:blip r:embed="rId15"/>
+                          <a:stretch>
+                            <a:fillRect/>
+                          </a:stretch>
+                        </pic:blipFill>
+                        <pic:spPr>
+                          <a:xfrm>
+                            <a:off x="0" y="0"/>
+                            <a:ext cx="731520" cy="731520"/>
+                          </a:xfrm>
+                          <a:prstGeom prst="rect"/>
+                        </pic:spPr>
+                      </pic:pic>
+                    </a:graphicData>
+                  </a:graphic>
+                </wp:inline>
+              </w:drawing>
+            </w:r>
           </w:p>
           <w:p>
             <w:pPr>
-              <w:spacing w:before="120" w:after="80"/>
+              <w:spacing w:after="100"/>
             </w:pPr>
             <w:r>
               <w:rPr>
                 <w:rFonts w:ascii="Trade Gothic Next" w:hAnsi="Trade Gothic Next"/>
-                <w:b/>
+                <w:b w:val="0"/>
                 <w:color w:val="14161B"/>
-                <w:sz w:val="18"/>
+                <w:sz w:val="19"/>
                 <w:u w:val="none"/>
               </w:rPr>
               <w:t xml:space="preserve">Charge  </w:t>
@@ -5439,16 +4967,6 @@
             <w:r>
               <w:rPr>
                 <w:rFonts w:ascii="Trade Gothic Next" w:hAnsi="Trade Gothic Next"/>
-                <w:b/>
-                <w:color w:val="14161B"/>
-                <w:sz w:val="18"/>
-                <w:u w:val="none"/>
-              </w:rPr>
-              <w:t xml:space="preserve">Circle  </w:t>
-            </w:r>
-            <w:r>
-              <w:rPr>
-                <w:rFonts w:ascii="Trade Gothic Next" w:hAnsi="Trade Gothic Next"/>
                 <w:b w:val="0"/>
                 <w:color w:val="14161B"/>
                 <w:sz w:val="21"/>
@@ -5464,7 +4982,7 @@
                 <w:sz w:val="18"/>
                 <w:u w:val="none"/>
               </w:rPr>
-              <w:t xml:space="preserve">   /   </w:t>
+              <w:t xml:space="preserve">   or   </w:t>
             </w:r>
             <w:r>
               <w:rPr>
@@ -5510,24 +5028,17 @@
         <w:tc>
           <w:tcPr>
             <w:tcW w:type="dxa" w:w="2700"/>
-            <w:tcBorders>
-              <w:top w:val="single" w:sz="4" w:color="C8CDC2"/>
-              <w:left w:val="single" w:sz="4" w:color="C8CDC2"/>
-              <w:bottom w:val="single" w:sz="4" w:color="C8CDC2"/>
-              <w:right w:val="single" w:sz="4" w:color="C8CDC2"/>
-            </w:tcBorders>
-            <w:vAlign w:val="center"/>
+            <w:vAlign w:val="top"/>
             <w:tcMar>
-              <w:top w:w="40" w:type="dxa"/>
-              <w:left w:w="80" w:type="dxa"/>
-              <w:bottom w:w="60" w:type="dxa"/>
-              <w:right w:w="60" w:type="dxa"/>
+              <w:top w:w="20" w:type="dxa"/>
+              <w:left w:w="40" w:type="dxa"/>
+              <w:bottom w:w="40" w:type="dxa"/>
+              <w:right w:w="40" w:type="dxa"/>
             </w:tcMar>
           </w:tcPr>
           <w:p>
             <w:pPr>
-              <w:spacing w:after="0"/>
-              <w:jc w:val="left"/>
+              <w:spacing w:after="40"/>
             </w:pPr>
             <w:r>
               <w:rPr>
@@ -5540,87 +5051,55 @@
               <w:t>11</w:t>
             </w:r>
           </w:p>
-          <w:tbl>
-            <w:tblPr>
-              <w:tblW w:type="auto" w:w="0"/>
-              <w:tblLayout w:type="fixed"/>
-              <w:tblLook w:firstColumn="1" w:firstRow="1" w:lastColumn="0" w:lastRow="0" w:noHBand="0" w:noVBand="1" w:val="04A0"/>
-              <w:tblLayout w:type="fixed"/>
-            </w:tblPr>
-            <w:tblGrid>
-              <w:gridCol w:w="1008"/>
-            </w:tblGrid>
-            <w:tr>
-              <w:trPr>
-                <w:cantSplit/>
-                <w:trHeight w:val="892" w:hRule="atLeast"/>
-              </w:trPr>
-              <w:tc>
-                <w:tcPr>
-                  <w:tcW w:type="dxa" w:w="1008"/>
-                  <w:tcBorders>
-                    <w:top w:val="single" w:sz="12" w:color="A3E635"/>
-                    <w:left w:val="single" w:sz="12" w:color="A3E635"/>
-                    <w:bottom w:val="single" w:sz="12" w:color="A3E635"/>
-                    <w:right w:val="single" w:sz="12" w:color="A3E635"/>
-                  </w:tcBorders>
-                  <w:tcMar>
-                    <w:top w:w="20" w:type="dxa"/>
-                    <w:left w:w="50" w:type="dxa"/>
-                    <w:bottom w:w="20" w:type="dxa"/>
-                    <w:right w:w="40" w:type="dxa"/>
-                  </w:tcMar>
-                  <w:vAlign w:val="center"/>
-                </w:tcPr>
-                <w:p>
-                  <w:pPr>
-                    <w:spacing w:after="0"/>
-                  </w:pPr>
-                  <w:r>
-                    <w:rPr>
-                      <w:rFonts w:ascii="Trade Gothic Next" w:hAnsi="Trade Gothic Next"/>
-                      <w:b/>
-                      <w:color w:val="55604F"/>
-                      <w:sz w:val="16"/>
-                      <w:u w:val="none"/>
-                    </w:rPr>
-                    <w:t>31</w:t>
-                  </w:r>
-                </w:p>
-                <w:p>
-                  <w:pPr>
-                    <w:spacing w:after="0"/>
-                    <w:jc w:val="center"/>
-                  </w:pPr>
-                  <w:r>
-                    <w:rPr>
-                      <w:rFonts w:ascii="Trade Gothic Next" w:hAnsi="Trade Gothic Next"/>
-                      <w:b/>
-                      <w:color w:val="14161B"/>
-                      <w:sz w:val="32"/>
-                      <w:u w:val="none"/>
-                    </w:rPr>
-                    <w:t>Ga</w:t>
-                  </w:r>
-                </w:p>
-              </w:tc>
-            </w:tr>
-          </w:tbl>
           <w:p>
             <w:pPr>
-              <w:spacing w:before="0" w:after="0" w:line="20" w:lineRule="exact"/>
+              <w:spacing w:after="80"/>
             </w:pPr>
+            <w:r>
+              <w:drawing>
+                <wp:inline xmlns:a="http://schemas.openxmlformats.org/drawingml/2006/main" xmlns:pic="http://schemas.openxmlformats.org/drawingml/2006/picture">
+                  <wp:extent cx="731520" cy="731520"/>
+                  <wp:docPr id="8" name="Picture 8"/>
+                  <wp:cNvGraphicFramePr>
+                    <a:graphicFrameLocks noChangeAspect="1"/>
+                  </wp:cNvGraphicFramePr>
+                  <a:graphic>
+                    <a:graphicData uri="http://schemas.openxmlformats.org/drawingml/2006/picture">
+                      <pic:pic>
+                        <pic:nvPicPr>
+                          <pic:cNvPr id="0" name="tile_31.png"/>
+                          <pic:cNvPicPr/>
+                        </pic:nvPicPr>
+                        <pic:blipFill>
+                          <a:blip r:embed="rId16"/>
+                          <a:stretch>
+                            <a:fillRect/>
+                          </a:stretch>
+                        </pic:blipFill>
+                        <pic:spPr>
+                          <a:xfrm>
+                            <a:off x="0" y="0"/>
+                            <a:ext cx="731520" cy="731520"/>
+                          </a:xfrm>
+                          <a:prstGeom prst="rect"/>
+                        </pic:spPr>
+                      </pic:pic>
+                    </a:graphicData>
+                  </a:graphic>
+                </wp:inline>
+              </w:drawing>
+            </w:r>
           </w:p>
           <w:p>
             <w:pPr>
-              <w:spacing w:before="120" w:after="80"/>
+              <w:spacing w:after="100"/>
             </w:pPr>
             <w:r>
               <w:rPr>
                 <w:rFonts w:ascii="Trade Gothic Next" w:hAnsi="Trade Gothic Next"/>
-                <w:b/>
+                <w:b w:val="0"/>
                 <w:color w:val="14161B"/>
-                <w:sz w:val="18"/>
+                <w:sz w:val="19"/>
                 <w:u w:val="none"/>
               </w:rPr>
               <w:t xml:space="preserve">Charge  </w:t>
@@ -5652,16 +5131,6 @@
               <w:rPr>
                 <w:rFonts w:ascii="Trade Gothic Next" w:hAnsi="Trade Gothic Next"/>
                 <w:b/>
-                <w:color w:val="14161B"/>
-                <w:sz w:val="18"/>
-                <w:u w:val="none"/>
-              </w:rPr>
-              <w:t xml:space="preserve">Circle  </w:t>
-            </w:r>
-            <w:r>
-              <w:rPr>
-                <w:rFonts w:ascii="Trade Gothic Next" w:hAnsi="Trade Gothic Next"/>
-                <w:b/>
                 <w:color w:val="9F1D2C"/>
                 <w:sz w:val="21"/>
                 <w:u w:val="none"/>
@@ -5676,7 +5145,7 @@
                 <w:sz w:val="18"/>
                 <w:u w:val="none"/>
               </w:rPr>
-              <w:t xml:space="preserve">   /   </w:t>
+              <w:t xml:space="preserve">   or   </w:t>
             </w:r>
             <w:r>
               <w:rPr>
@@ -5731,7 +5200,7 @@
       </w:pPr>
     </w:p>
     <w:sectPr>
-      <w:footerReference w:type="default" r:id="rId9"/>
+      <w:footerReference w:type="default" r:id="rId17"/>
       <w:pgSz w:w="12240" w:h="15840"/>
       <w:pgMar w:top="634" w:right="720" w:bottom="634" w:left="720" w:header="720" w:footer="720" w:gutter="0"/>
       <w:cols w:space="720"/>

--- a/output/chem-u02/Unit 2 Quiz B Key.docx
+++ b/output/chem-u02/Unit 2 Quiz B Key.docx
@@ -444,9 +444,35 @@
                 <w:rFonts w:ascii="ShullHand" w:hAnsi="ShullHand"/>
                 <w:color w:val="4A2466"/>
                 <w:sz w:val="26"/>
+              </w:rPr>
+              <w:t xml:space="preserve">   </w:t>
+            </w:r>
+            <w:r>
+              <w:rPr>
+                <w:rFonts w:ascii="Patrick Hand" w:hAnsi="Patrick Hand"/>
+                <w:color w:val="4A2466"/>
+                <w:sz w:val="26"/>
                 <w:bdr w:val="single" w:sz="8" w:space="1" w:color="9F1D2C"/>
               </w:rPr>
-              <w:t xml:space="preserve">   C</w:t>
+              <w:t xml:space="preserve"> </w:t>
+            </w:r>
+            <w:r>
+              <w:rPr>
+                <w:rFonts w:ascii="ShullHand" w:hAnsi="ShullHand"/>
+                <w:color w:val="4A2466"/>
+                <w:sz w:val="26"/>
+                <w:bdr w:val="single" w:sz="8" w:space="1" w:color="9F1D2C"/>
+              </w:rPr>
+              <w:t>C</w:t>
+            </w:r>
+            <w:r>
+              <w:rPr>
+                <w:rFonts w:ascii="Patrick Hand" w:hAnsi="Patrick Hand"/>
+                <w:color w:val="4A2466"/>
+                <w:sz w:val="26"/>
+                <w:bdr w:val="single" w:sz="8" w:space="1" w:color="9F1D2C"/>
+              </w:rPr>
+              <w:t xml:space="preserve"> </w:t>
             </w:r>
             <w:r>
               <w:rPr>
@@ -741,9 +767,35 @@
                 <w:rFonts w:ascii="ShullHand" w:hAnsi="ShullHand"/>
                 <w:color w:val="4A2466"/>
                 <w:sz w:val="26"/>
+              </w:rPr>
+              <w:t xml:space="preserve">   </w:t>
+            </w:r>
+            <w:r>
+              <w:rPr>
+                <w:rFonts w:ascii="Patrick Hand" w:hAnsi="Patrick Hand"/>
+                <w:color w:val="4A2466"/>
+                <w:sz w:val="26"/>
                 <w:bdr w:val="single" w:sz="8" w:space="1" w:color="9F1D2C"/>
               </w:rPr>
-              <w:t xml:space="preserve">   A</w:t>
+              <w:t xml:space="preserve"> </w:t>
+            </w:r>
+            <w:r>
+              <w:rPr>
+                <w:rFonts w:ascii="ShullHand" w:hAnsi="ShullHand"/>
+                <w:color w:val="4A2466"/>
+                <w:sz w:val="26"/>
+                <w:bdr w:val="single" w:sz="8" w:space="1" w:color="9F1D2C"/>
+              </w:rPr>
+              <w:t>A</w:t>
+            </w:r>
+            <w:r>
+              <w:rPr>
+                <w:rFonts w:ascii="Patrick Hand" w:hAnsi="Patrick Hand"/>
+                <w:color w:val="4A2466"/>
+                <w:sz w:val="26"/>
+                <w:bdr w:val="single" w:sz="8" w:space="1" w:color="9F1D2C"/>
+              </w:rPr>
+              <w:t xml:space="preserve"> </w:t>
             </w:r>
             <w:r>
               <w:rPr>
@@ -1471,9 +1523,35 @@
                 <w:rFonts w:ascii="ShullHand" w:hAnsi="ShullHand"/>
                 <w:color w:val="4A2466"/>
                 <w:sz w:val="26"/>
+              </w:rPr>
+              <w:t xml:space="preserve">   </w:t>
+            </w:r>
+            <w:r>
+              <w:rPr>
+                <w:rFonts w:ascii="Patrick Hand" w:hAnsi="Patrick Hand"/>
+                <w:color w:val="4A2466"/>
+                <w:sz w:val="26"/>
                 <w:bdr w:val="single" w:sz="8" w:space="1" w:color="9F1D2C"/>
               </w:rPr>
-              <w:t xml:space="preserve">   C</w:t>
+              <w:t xml:space="preserve"> </w:t>
+            </w:r>
+            <w:r>
+              <w:rPr>
+                <w:rFonts w:ascii="ShullHand" w:hAnsi="ShullHand"/>
+                <w:color w:val="4A2466"/>
+                <w:sz w:val="26"/>
+                <w:bdr w:val="single" w:sz="8" w:space="1" w:color="9F1D2C"/>
+              </w:rPr>
+              <w:t>C</w:t>
+            </w:r>
+            <w:r>
+              <w:rPr>
+                <w:rFonts w:ascii="Patrick Hand" w:hAnsi="Patrick Hand"/>
+                <w:color w:val="4A2466"/>
+                <w:sz w:val="26"/>
+                <w:bdr w:val="single" w:sz="8" w:space="1" w:color="9F1D2C"/>
+              </w:rPr>
+              <w:t xml:space="preserve"> </w:t>
             </w:r>
             <w:r>
               <w:rPr>
@@ -1930,6 +2008,15 @@
                 <w:sz w:val="24"/>
                 <w:bdr w:val="single" w:sz="8" w:space="1" w:color="9F1D2C"/>
               </w:rPr>
+              <w:t xml:space="preserve"> </w:t>
+            </w:r>
+            <w:r>
+              <w:rPr>
+                <w:rFonts w:ascii="Patrick Hand" w:hAnsi="Patrick Hand"/>
+                <w:color w:val="4A2466"/>
+                <w:sz w:val="24"/>
+                <w:bdr w:val="single" w:sz="8" w:space="1" w:color="9F1D2C"/>
+              </w:rPr>
               <w:t>1s</w:t>
             </w:r>
             <w:r>
@@ -2137,6 +2224,15 @@
                 <w:bdr w:val="single" w:sz="8" w:space="1" w:color="9F1D2C"/>
               </w:rPr>
               <w:t>3</w:t>
+            </w:r>
+            <w:r>
+              <w:rPr>
+                <w:rFonts w:ascii="Patrick Hand" w:hAnsi="Patrick Hand"/>
+                <w:color w:val="4A2466"/>
+                <w:sz w:val="24"/>
+                <w:bdr w:val="single" w:sz="8" w:space="1" w:color="9F1D2C"/>
+              </w:rPr>
+              <w:t xml:space="preserve"> </w:t>
             </w:r>
           </w:p>
         </w:tc>
@@ -3244,6 +3340,15 @@
                 <w:sz w:val="24"/>
                 <w:bdr w:val="single" w:sz="8" w:space="1" w:color="9F1D2C"/>
               </w:rPr>
+              <w:t xml:space="preserve"> </w:t>
+            </w:r>
+            <w:r>
+              <w:rPr>
+                <w:rFonts w:ascii="Patrick Hand" w:hAnsi="Patrick Hand"/>
+                <w:color w:val="4A2466"/>
+                <w:sz w:val="24"/>
+                <w:bdr w:val="single" w:sz="8" w:space="1" w:color="9F1D2C"/>
+              </w:rPr>
               <w:t>1s</w:t>
             </w:r>
             <w:r>
@@ -3367,6 +3472,15 @@
                 <w:bdr w:val="single" w:sz="8" w:space="1" w:color="9F1D2C"/>
               </w:rPr>
               <w:t>5</w:t>
+            </w:r>
+            <w:r>
+              <w:rPr>
+                <w:rFonts w:ascii="Patrick Hand" w:hAnsi="Patrick Hand"/>
+                <w:color w:val="4A2466"/>
+                <w:sz w:val="24"/>
+                <w:bdr w:val="single" w:sz="8" w:space="1" w:color="9F1D2C"/>
+              </w:rPr>
+              <w:t xml:space="preserve"> </w:t>
             </w:r>
           </w:p>
         </w:tc>
@@ -4169,6 +4283,15 @@
                 <w:sz w:val="22"/>
                 <w:bdr w:val="single" w:sz="8" w:space="1" w:color="9F1D2C"/>
               </w:rPr>
+              <w:t xml:space="preserve"> </w:t>
+            </w:r>
+            <w:r>
+              <w:rPr>
+                <w:rFonts w:ascii="Patrick Hand" w:hAnsi="Patrick Hand"/>
+                <w:color w:val="4A2466"/>
+                <w:sz w:val="22"/>
+                <w:bdr w:val="single" w:sz="8" w:space="1" w:color="9F1D2C"/>
+              </w:rPr>
               <w:t xml:space="preserve">[Ar] </w:t>
             </w:r>
             <w:r>
@@ -4217,6 +4340,15 @@
                 <w:bdr w:val="single" w:sz="8" w:space="1" w:color="9F1D2C"/>
               </w:rPr>
               <w:t>7</w:t>
+            </w:r>
+            <w:r>
+              <w:rPr>
+                <w:rFonts w:ascii="Patrick Hand" w:hAnsi="Patrick Hand"/>
+                <w:color w:val="4A2466"/>
+                <w:sz w:val="22"/>
+                <w:bdr w:val="single" w:sz="8" w:space="1" w:color="9F1D2C"/>
+              </w:rPr>
+              <w:t xml:space="preserve"> </w:t>
             </w:r>
           </w:p>
         </w:tc>
@@ -4326,6 +4458,15 @@
                 <w:sz w:val="22"/>
                 <w:bdr w:val="single" w:sz="8" w:space="1" w:color="9F1D2C"/>
               </w:rPr>
+              <w:t xml:space="preserve"> </w:t>
+            </w:r>
+            <w:r>
+              <w:rPr>
+                <w:rFonts w:ascii="Patrick Hand" w:hAnsi="Patrick Hand"/>
+                <w:color w:val="4A2466"/>
+                <w:sz w:val="22"/>
+                <w:bdr w:val="single" w:sz="8" w:space="1" w:color="9F1D2C"/>
+              </w:rPr>
               <w:t xml:space="preserve">[Kr] </w:t>
             </w:r>
             <w:r>
@@ -4402,6 +4543,15 @@
                 <w:bdr w:val="single" w:sz="8" w:space="1" w:color="9F1D2C"/>
               </w:rPr>
               <w:t>3</w:t>
+            </w:r>
+            <w:r>
+              <w:rPr>
+                <w:rFonts w:ascii="Patrick Hand" w:hAnsi="Patrick Hand"/>
+                <w:color w:val="4A2466"/>
+                <w:sz w:val="22"/>
+                <w:bdr w:val="single" w:sz="8" w:space="1" w:color="9F1D2C"/>
+              </w:rPr>
+              <w:t xml:space="preserve"> </w:t>
             </w:r>
           </w:p>
         </w:tc>
@@ -4622,6 +4772,15 @@
                 <w:sz w:val="28"/>
                 <w:bdr w:val="single" w:sz="8" w:space="1" w:color="9F1D2C"/>
               </w:rPr>
+              <w:t xml:space="preserve"> </w:t>
+            </w:r>
+            <w:r>
+              <w:rPr>
+                <w:rFonts w:ascii="Patrick Hand" w:hAnsi="Patrick Hand"/>
+                <w:color w:val="4A2466"/>
+                <w:sz w:val="28"/>
+                <w:bdr w:val="single" w:sz="8" w:space="1" w:color="9F1D2C"/>
+              </w:rPr>
               <w:t>3</w:t>
             </w:r>
             <w:r>
@@ -4632,6 +4791,15 @@
                 <w:bdr w:val="single" w:sz="8" w:space="1" w:color="9F1D2C"/>
               </w:rPr>
               <w:t>−</w:t>
+            </w:r>
+            <w:r>
+              <w:rPr>
+                <w:rFonts w:ascii="Patrick Hand" w:hAnsi="Patrick Hand"/>
+                <w:color w:val="4A2466"/>
+                <w:sz w:val="28"/>
+                <w:bdr w:val="single" w:sz="8" w:space="1" w:color="9F1D2C"/>
+              </w:rPr>
+              <w:t xml:space="preserve"> </w:t>
             </w:r>
           </w:p>
           <w:p>
@@ -4785,6 +4953,15 @@
                 <w:sz w:val="28"/>
                 <w:bdr w:val="single" w:sz="8" w:space="1" w:color="9F1D2C"/>
               </w:rPr>
+              <w:t xml:space="preserve"> </w:t>
+            </w:r>
+            <w:r>
+              <w:rPr>
+                <w:rFonts w:ascii="Patrick Hand" w:hAnsi="Patrick Hand"/>
+                <w:color w:val="4A2466"/>
+                <w:sz w:val="28"/>
+                <w:bdr w:val="single" w:sz="8" w:space="1" w:color="9F1D2C"/>
+              </w:rPr>
               <w:t>2</w:t>
             </w:r>
             <w:r>
@@ -4795,6 +4972,15 @@
                 <w:bdr w:val="single" w:sz="8" w:space="1" w:color="9F1D2C"/>
               </w:rPr>
               <w:t>+</w:t>
+            </w:r>
+            <w:r>
+              <w:rPr>
+                <w:rFonts w:ascii="Patrick Hand" w:hAnsi="Patrick Hand"/>
+                <w:color w:val="4A2466"/>
+                <w:sz w:val="28"/>
+                <w:bdr w:val="single" w:sz="8" w:space="1" w:color="9F1D2C"/>
+              </w:rPr>
+              <w:t xml:space="preserve"> </w:t>
             </w:r>
           </w:p>
           <w:p>
@@ -4948,6 +5134,15 @@
                 <w:sz w:val="28"/>
                 <w:bdr w:val="single" w:sz="8" w:space="1" w:color="9F1D2C"/>
               </w:rPr>
+              <w:t xml:space="preserve"> </w:t>
+            </w:r>
+            <w:r>
+              <w:rPr>
+                <w:rFonts w:ascii="Patrick Hand" w:hAnsi="Patrick Hand"/>
+                <w:color w:val="4A2466"/>
+                <w:sz w:val="28"/>
+                <w:bdr w:val="single" w:sz="8" w:space="1" w:color="9F1D2C"/>
+              </w:rPr>
               <w:t>1</w:t>
             </w:r>
             <w:r>
@@ -4958,6 +5153,15 @@
                 <w:bdr w:val="single" w:sz="8" w:space="1" w:color="9F1D2C"/>
               </w:rPr>
               <w:t>−</w:t>
+            </w:r>
+            <w:r>
+              <w:rPr>
+                <w:rFonts w:ascii="Patrick Hand" w:hAnsi="Patrick Hand"/>
+                <w:color w:val="4A2466"/>
+                <w:sz w:val="28"/>
+                <w:bdr w:val="single" w:sz="8" w:space="1" w:color="9F1D2C"/>
+              </w:rPr>
+              <w:t xml:space="preserve"> </w:t>
             </w:r>
           </w:p>
           <w:p>
@@ -5111,6 +5315,15 @@
                 <w:sz w:val="28"/>
                 <w:bdr w:val="single" w:sz="8" w:space="1" w:color="9F1D2C"/>
               </w:rPr>
+              <w:t xml:space="preserve"> </w:t>
+            </w:r>
+            <w:r>
+              <w:rPr>
+                <w:rFonts w:ascii="Patrick Hand" w:hAnsi="Patrick Hand"/>
+                <w:color w:val="4A2466"/>
+                <w:sz w:val="28"/>
+                <w:bdr w:val="single" w:sz="8" w:space="1" w:color="9F1D2C"/>
+              </w:rPr>
               <w:t>3</w:t>
             </w:r>
             <w:r>
@@ -5121,6 +5334,15 @@
                 <w:bdr w:val="single" w:sz="8" w:space="1" w:color="9F1D2C"/>
               </w:rPr>
               <w:t>+</w:t>
+            </w:r>
+            <w:r>
+              <w:rPr>
+                <w:rFonts w:ascii="Patrick Hand" w:hAnsi="Patrick Hand"/>
+                <w:color w:val="4A2466"/>
+                <w:sz w:val="28"/>
+                <w:bdr w:val="single" w:sz="8" w:space="1" w:color="9F1D2C"/>
+              </w:rPr>
+              <w:t xml:space="preserve"> </w:t>
             </w:r>
           </w:p>
           <w:p>

--- a/output/chem-u02/Unit 2 Quiz B Key.docx
+++ b/output/chem-u02/Unit 2 Quiz B Key.docx
@@ -443,7 +443,7 @@
               <w:rPr>
                 <w:rFonts w:ascii="ShullHand" w:hAnsi="ShullHand"/>
                 <w:color w:val="4A2466"/>
-                <w:sz w:val="26"/>
+                <w:sz w:val="22"/>
               </w:rPr>
               <w:t xml:space="preserve">   </w:t>
             </w:r>
@@ -451,7 +451,7 @@
               <w:rPr>
                 <w:rFonts w:ascii="Patrick Hand" w:hAnsi="Patrick Hand"/>
                 <w:color w:val="4A2466"/>
-                <w:sz w:val="26"/>
+                <w:sz w:val="22"/>
                 <w:bdr w:val="single" w:sz="8" w:space="1" w:color="9F1D2C"/>
               </w:rPr>
               <w:t xml:space="preserve"> </w:t>
@@ -460,7 +460,7 @@
               <w:rPr>
                 <w:rFonts w:ascii="ShullHand" w:hAnsi="ShullHand"/>
                 <w:color w:val="4A2466"/>
-                <w:sz w:val="26"/>
+                <w:sz w:val="22"/>
                 <w:bdr w:val="single" w:sz="8" w:space="1" w:color="9F1D2C"/>
               </w:rPr>
               <w:t>C</w:t>
@@ -469,7 +469,7 @@
               <w:rPr>
                 <w:rFonts w:ascii="Patrick Hand" w:hAnsi="Patrick Hand"/>
                 <w:color w:val="4A2466"/>
-                <w:sz w:val="26"/>
+                <w:sz w:val="22"/>
                 <w:bdr w:val="single" w:sz="8" w:space="1" w:color="9F1D2C"/>
               </w:rPr>
               <w:t xml:space="preserve"> </w:t>
@@ -478,7 +478,7 @@
               <w:rPr>
                 <w:rFonts w:ascii="ShullHand" w:hAnsi="ShullHand"/>
                 <w:color w:val="16609A"/>
-                <w:sz w:val="20"/>
+                <w:sz w:val="18"/>
               </w:rPr>
               <w:t xml:space="preserve">  Pauli, </w:t>
             </w:r>
@@ -486,7 +486,7 @@
               <w:rPr>
                 <w:rFonts w:ascii="Patrick Hand" w:hAnsi="Patrick Hand"/>
                 <w:color w:val="16609A"/>
-                <w:sz w:val="20"/>
+                <w:sz w:val="18"/>
               </w:rPr>
               <w:t>2</w:t>
             </w:r>
@@ -494,7 +494,7 @@
               <w:rPr>
                 <w:rFonts w:ascii="ShullHand" w:hAnsi="ShullHand"/>
                 <w:color w:val="16609A"/>
-                <w:sz w:val="20"/>
+                <w:sz w:val="18"/>
               </w:rPr>
               <w:t xml:space="preserve"> per orbital, opposite</w:t>
             </w:r>
@@ -766,7 +766,7 @@
               <w:rPr>
                 <w:rFonts w:ascii="ShullHand" w:hAnsi="ShullHand"/>
                 <w:color w:val="4A2466"/>
-                <w:sz w:val="26"/>
+                <w:sz w:val="22"/>
               </w:rPr>
               <w:t xml:space="preserve">   </w:t>
             </w:r>
@@ -774,7 +774,7 @@
               <w:rPr>
                 <w:rFonts w:ascii="Patrick Hand" w:hAnsi="Patrick Hand"/>
                 <w:color w:val="4A2466"/>
-                <w:sz w:val="26"/>
+                <w:sz w:val="22"/>
                 <w:bdr w:val="single" w:sz="8" w:space="1" w:color="9F1D2C"/>
               </w:rPr>
               <w:t xml:space="preserve"> </w:t>
@@ -783,7 +783,7 @@
               <w:rPr>
                 <w:rFonts w:ascii="ShullHand" w:hAnsi="ShullHand"/>
                 <w:color w:val="4A2466"/>
-                <w:sz w:val="26"/>
+                <w:sz w:val="22"/>
                 <w:bdr w:val="single" w:sz="8" w:space="1" w:color="9F1D2C"/>
               </w:rPr>
               <w:t>A</w:t>
@@ -792,7 +792,7 @@
               <w:rPr>
                 <w:rFonts w:ascii="Patrick Hand" w:hAnsi="Patrick Hand"/>
                 <w:color w:val="4A2466"/>
-                <w:sz w:val="26"/>
+                <w:sz w:val="22"/>
                 <w:bdr w:val="single" w:sz="8" w:space="1" w:color="9F1D2C"/>
               </w:rPr>
               <w:t xml:space="preserve"> </w:t>
@@ -801,7 +801,7 @@
               <w:rPr>
                 <w:rFonts w:ascii="ShullHand" w:hAnsi="ShullHand"/>
                 <w:color w:val="16609A"/>
-                <w:sz w:val="20"/>
+                <w:sz w:val="18"/>
               </w:rPr>
               <w:t xml:space="preserve">  spread out, then pair the </w:t>
             </w:r>
@@ -809,7 +809,7 @@
               <w:rPr>
                 <w:rFonts w:ascii="Patrick Hand" w:hAnsi="Patrick Hand"/>
                 <w:color w:val="16609A"/>
-                <w:sz w:val="20"/>
+                <w:sz w:val="18"/>
               </w:rPr>
               <w:t>4</w:t>
             </w:r>
@@ -817,7 +817,7 @@
               <w:rPr>
                 <w:rFonts w:ascii="ShullHand" w:hAnsi="ShullHand"/>
                 <w:color w:val="16609A"/>
-                <w:sz w:val="20"/>
+                <w:sz w:val="18"/>
               </w:rPr>
               <w:t>th</w:t>
             </w:r>
@@ -1522,7 +1522,7 @@
               <w:rPr>
                 <w:rFonts w:ascii="ShullHand" w:hAnsi="ShullHand"/>
                 <w:color w:val="4A2466"/>
-                <w:sz w:val="26"/>
+                <w:sz w:val="22"/>
               </w:rPr>
               <w:t xml:space="preserve">   </w:t>
             </w:r>
@@ -1530,7 +1530,7 @@
               <w:rPr>
                 <w:rFonts w:ascii="Patrick Hand" w:hAnsi="Patrick Hand"/>
                 <w:color w:val="4A2466"/>
-                <w:sz w:val="26"/>
+                <w:sz w:val="22"/>
                 <w:bdr w:val="single" w:sz="8" w:space="1" w:color="9F1D2C"/>
               </w:rPr>
               <w:t xml:space="preserve"> </w:t>
@@ -1539,7 +1539,7 @@
               <w:rPr>
                 <w:rFonts w:ascii="ShullHand" w:hAnsi="ShullHand"/>
                 <w:color w:val="4A2466"/>
-                <w:sz w:val="26"/>
+                <w:sz w:val="22"/>
                 <w:bdr w:val="single" w:sz="8" w:space="1" w:color="9F1D2C"/>
               </w:rPr>
               <w:t>C</w:t>
@@ -1548,7 +1548,7 @@
               <w:rPr>
                 <w:rFonts w:ascii="Patrick Hand" w:hAnsi="Patrick Hand"/>
                 <w:color w:val="4A2466"/>
-                <w:sz w:val="26"/>
+                <w:sz w:val="22"/>
                 <w:bdr w:val="single" w:sz="8" w:space="1" w:color="9F1D2C"/>
               </w:rPr>
               <w:t xml:space="preserve"> </w:t>
@@ -1557,7 +1557,7 @@
               <w:rPr>
                 <w:rFonts w:ascii="ShullHand" w:hAnsi="ShullHand"/>
                 <w:color w:val="16609A"/>
-                <w:sz w:val="20"/>
+                <w:sz w:val="18"/>
               </w:rPr>
               <w:t xml:space="preserve">  </w:t>
             </w:r>
@@ -1565,7 +1565,7 @@
               <w:rPr>
                 <w:rFonts w:ascii="Patrick Hand" w:hAnsi="Patrick Hand"/>
                 <w:color w:val="16609A"/>
-                <w:sz w:val="20"/>
+                <w:sz w:val="18"/>
               </w:rPr>
               <w:t>3</w:t>
             </w:r>
@@ -1573,7 +1573,7 @@
               <w:rPr>
                 <w:rFonts w:ascii="ShullHand" w:hAnsi="ShullHand"/>
                 <w:color w:val="16609A"/>
-                <w:sz w:val="20"/>
+                <w:sz w:val="18"/>
               </w:rPr>
               <w:t xml:space="preserve">d, then </w:t>
             </w:r>
@@ -1581,7 +1581,7 @@
               <w:rPr>
                 <w:rFonts w:ascii="Patrick Hand" w:hAnsi="Patrick Hand"/>
                 <w:color w:val="16609A"/>
-                <w:sz w:val="20"/>
+                <w:sz w:val="18"/>
               </w:rPr>
               <w:t>4</w:t>
             </w:r>
@@ -1589,7 +1589,7 @@
               <w:rPr>
                 <w:rFonts w:ascii="ShullHand" w:hAnsi="ShullHand"/>
                 <w:color w:val="16609A"/>
-                <w:sz w:val="20"/>
+                <w:sz w:val="18"/>
               </w:rPr>
               <w:t>p</w:t>
             </w:r>
@@ -1876,7 +1876,7 @@
       <w:tr>
         <w:trPr>
           <w:cantSplit/>
-          <w:trHeight w:val="576" w:hRule="atLeast"/>
+          <w:trHeight w:val="547" w:hRule="exact"/>
         </w:trPr>
         <w:tc>
           <w:tcPr>
@@ -1911,7 +1911,7 @@
           <w:tcPr>
             <w:tcW w:type="dxa" w:w="1656"/>
             <w:vMerge w:val="restart"/>
-            <w:vAlign w:val="top"/>
+            <w:vAlign w:val="center"/>
             <w:tcMar>
               <w:top w:w="0" w:type="dxa"/>
               <w:left w:w="0" w:type="dxa"/>
@@ -1927,7 +1927,7 @@
             <w:r>
               <w:drawing>
                 <wp:inline xmlns:a="http://schemas.openxmlformats.org/drawingml/2006/main" xmlns:pic="http://schemas.openxmlformats.org/drawingml/2006/picture">
-                  <wp:extent cx="914400" cy="914400"/>
+                  <wp:extent cx="877824" cy="877824"/>
                   <wp:docPr id="1" name="Picture 1"/>
                   <wp:cNvGraphicFramePr>
                     <a:graphicFrameLocks noChangeAspect="1"/>
@@ -1948,7 +1948,7 @@
                         <pic:spPr>
                           <a:xfrm>
                             <a:off x="0" y="0"/>
-                            <a:ext cx="914400" cy="914400"/>
+                            <a:ext cx="877824" cy="877824"/>
                           </a:xfrm>
                           <a:prstGeom prst="rect"/>
                         </pic:spPr>
@@ -2240,7 +2240,7 @@
       <w:tr>
         <w:trPr>
           <w:cantSplit/>
-          <w:trHeight w:val="115" w:hRule="atLeast"/>
+          <w:trHeight w:val="86" w:hRule="exact"/>
         </w:trPr>
         <w:tc>
           <w:tcPr>
@@ -2284,7 +2284,7 @@
       <w:tr>
         <w:trPr>
           <w:cantSplit/>
-          <w:trHeight w:val="748" w:hRule="atLeast"/>
+          <w:trHeight w:val="806" w:hRule="exact"/>
         </w:trPr>
         <w:tc>
           <w:tcPr>
@@ -3184,12 +3184,12 @@
     </w:tbl>
     <w:p>
       <w:pPr>
-        <w:spacing w:before="0" w:after="0" w:line="160" w:lineRule="exact"/>
+        <w:spacing w:before="0" w:after="0" w:line="100" w:lineRule="exact"/>
       </w:pPr>
       <w:r>
         <w:rPr>
           <w:rFonts w:ascii="Trade Gothic Next" w:hAnsi="Trade Gothic Next"/>
-          <w:sz w:val="12"/>
+          <w:sz w:val="6"/>
         </w:rPr>
       </w:r>
     </w:p>
@@ -3208,7 +3208,7 @@
       <w:tr>
         <w:trPr>
           <w:cantSplit/>
-          <w:trHeight w:val="576" w:hRule="atLeast"/>
+          <w:trHeight w:val="547" w:hRule="exact"/>
         </w:trPr>
         <w:tc>
           <w:tcPr>
@@ -3243,7 +3243,7 @@
           <w:tcPr>
             <w:tcW w:type="dxa" w:w="1656"/>
             <w:vMerge w:val="restart"/>
-            <w:vAlign w:val="top"/>
+            <w:vAlign w:val="center"/>
             <w:tcMar>
               <w:top w:w="0" w:type="dxa"/>
               <w:left w:w="0" w:type="dxa"/>
@@ -3259,7 +3259,7 @@
             <w:r>
               <w:drawing>
                 <wp:inline xmlns:a="http://schemas.openxmlformats.org/drawingml/2006/main" xmlns:pic="http://schemas.openxmlformats.org/drawingml/2006/picture">
-                  <wp:extent cx="914400" cy="914400"/>
+                  <wp:extent cx="877824" cy="877824"/>
                   <wp:docPr id="2" name="Picture 2"/>
                   <wp:cNvGraphicFramePr>
                     <a:graphicFrameLocks noChangeAspect="1"/>
@@ -3280,7 +3280,7 @@
                         <pic:spPr>
                           <a:xfrm>
                             <a:off x="0" y="0"/>
-                            <a:ext cx="914400" cy="914400"/>
+                            <a:ext cx="877824" cy="877824"/>
                           </a:xfrm>
                           <a:prstGeom prst="rect"/>
                         </pic:spPr>
@@ -3488,7 +3488,7 @@
       <w:tr>
         <w:trPr>
           <w:cantSplit/>
-          <w:trHeight w:val="115" w:hRule="atLeast"/>
+          <w:trHeight w:val="86" w:hRule="exact"/>
         </w:trPr>
         <w:tc>
           <w:tcPr>
@@ -3532,7 +3532,7 @@
       <w:tr>
         <w:trPr>
           <w:cantSplit/>
-          <w:trHeight w:val="748" w:hRule="atLeast"/>
+          <w:trHeight w:val="806" w:hRule="exact"/>
         </w:trPr>
         <w:tc>
           <w:tcPr>
@@ -4048,12 +4048,12 @@
     </w:tbl>
     <w:p>
       <w:pPr>
-        <w:spacing w:before="0" w:after="0" w:line="160" w:lineRule="exact"/>
+        <w:spacing w:before="0" w:after="0" w:line="100" w:lineRule="exact"/>
       </w:pPr>
       <w:r>
         <w:rPr>
           <w:rFonts w:ascii="Trade Gothic Next" w:hAnsi="Trade Gothic Next"/>
-          <w:sz w:val="12"/>
+          <w:sz w:val="6"/>
         </w:rPr>
       </w:r>
     </w:p>
@@ -4559,18 +4559,6 @@
     </w:tbl>
     <w:p>
       <w:pPr>
-        <w:pageBreakBefore/>
-        <w:spacing w:before="0" w:after="0" w:line="20" w:lineRule="exact"/>
-      </w:pPr>
-      <w:r>
-        <w:rPr>
-          <w:rFonts w:ascii="Trade Gothic Next" w:hAnsi="Trade Gothic Next"/>
-          <w:sz w:val="2"/>
-        </w:rPr>
-      </w:r>
-    </w:p>
-    <w:p>
-      <w:pPr>
         <w:spacing w:before="0" w:after="0" w:line="140" w:lineRule="exact"/>
       </w:pPr>
       <w:r>
@@ -4769,7 +4757,7 @@
               <w:rPr>
                 <w:rFonts w:ascii="Patrick Hand" w:hAnsi="Patrick Hand"/>
                 <w:color w:val="4A2466"/>
-                <w:sz w:val="28"/>
+                <w:sz w:val="24"/>
                 <w:bdr w:val="single" w:sz="8" w:space="1" w:color="9F1D2C"/>
               </w:rPr>
               <w:t xml:space="preserve"> </w:t>
@@ -4778,7 +4766,7 @@
               <w:rPr>
                 <w:rFonts w:ascii="Patrick Hand" w:hAnsi="Patrick Hand"/>
                 <w:color w:val="4A2466"/>
-                <w:sz w:val="28"/>
+                <w:sz w:val="24"/>
                 <w:bdr w:val="single" w:sz="8" w:space="1" w:color="9F1D2C"/>
               </w:rPr>
               <w:t>3</w:t>
@@ -4787,7 +4775,7 @@
               <w:rPr>
                 <w:rFonts w:ascii="ShullHand" w:hAnsi="ShullHand"/>
                 <w:color w:val="4A2466"/>
-                <w:sz w:val="28"/>
+                <w:sz w:val="24"/>
                 <w:bdr w:val="single" w:sz="8" w:space="1" w:color="9F1D2C"/>
               </w:rPr>
               <w:t>−</w:t>
@@ -4796,7 +4784,7 @@
               <w:rPr>
                 <w:rFonts w:ascii="Patrick Hand" w:hAnsi="Patrick Hand"/>
                 <w:color w:val="4A2466"/>
-                <w:sz w:val="28"/>
+                <w:sz w:val="24"/>
                 <w:bdr w:val="single" w:sz="8" w:space="1" w:color="9F1D2C"/>
               </w:rPr>
               <w:t xml:space="preserve"> </w:t>
@@ -4845,7 +4833,7 @@
               <w:rPr>
                 <w:rFonts w:ascii="Patrick Hand" w:hAnsi="Patrick Hand"/>
                 <w:color w:val="16609A"/>
-                <w:sz w:val="20"/>
+                <w:sz w:val="18"/>
               </w:rPr>
               <w:t>5</w:t>
             </w:r>
@@ -4853,7 +4841,7 @@
               <w:rPr>
                 <w:rFonts w:ascii="ShullHand" w:hAnsi="ShullHand"/>
                 <w:color w:val="16609A"/>
-                <w:sz w:val="20"/>
+                <w:sz w:val="18"/>
               </w:rPr>
               <w:t xml:space="preserve"> val. e-, gains </w:t>
             </w:r>
@@ -4861,7 +4849,7 @@
               <w:rPr>
                 <w:rFonts w:ascii="Patrick Hand" w:hAnsi="Patrick Hand"/>
                 <w:color w:val="16609A"/>
-                <w:sz w:val="20"/>
+                <w:sz w:val="18"/>
               </w:rPr>
               <w:t>3</w:t>
             </w:r>
@@ -4950,7 +4938,7 @@
               <w:rPr>
                 <w:rFonts w:ascii="Patrick Hand" w:hAnsi="Patrick Hand"/>
                 <w:color w:val="4A2466"/>
-                <w:sz w:val="28"/>
+                <w:sz w:val="24"/>
                 <w:bdr w:val="single" w:sz="8" w:space="1" w:color="9F1D2C"/>
               </w:rPr>
               <w:t xml:space="preserve"> </w:t>
@@ -4959,7 +4947,7 @@
               <w:rPr>
                 <w:rFonts w:ascii="Patrick Hand" w:hAnsi="Patrick Hand"/>
                 <w:color w:val="4A2466"/>
-                <w:sz w:val="28"/>
+                <w:sz w:val="24"/>
                 <w:bdr w:val="single" w:sz="8" w:space="1" w:color="9F1D2C"/>
               </w:rPr>
               <w:t>2</w:t>
@@ -4968,7 +4956,7 @@
               <w:rPr>
                 <w:rFonts w:ascii="ShullHand" w:hAnsi="ShullHand"/>
                 <w:color w:val="4A2466"/>
-                <w:sz w:val="28"/>
+                <w:sz w:val="24"/>
                 <w:bdr w:val="single" w:sz="8" w:space="1" w:color="9F1D2C"/>
               </w:rPr>
               <w:t>+</w:t>
@@ -4977,7 +4965,7 @@
               <w:rPr>
                 <w:rFonts w:ascii="Patrick Hand" w:hAnsi="Patrick Hand"/>
                 <w:color w:val="4A2466"/>
-                <w:sz w:val="28"/>
+                <w:sz w:val="24"/>
                 <w:bdr w:val="single" w:sz="8" w:space="1" w:color="9F1D2C"/>
               </w:rPr>
               <w:t xml:space="preserve"> </w:t>
@@ -5026,7 +5014,7 @@
               <w:rPr>
                 <w:rFonts w:ascii="Patrick Hand" w:hAnsi="Patrick Hand"/>
                 <w:color w:val="16609A"/>
-                <w:sz w:val="20"/>
+                <w:sz w:val="18"/>
               </w:rPr>
               <w:t>2</w:t>
             </w:r>
@@ -5034,7 +5022,7 @@
               <w:rPr>
                 <w:rFonts w:ascii="ShullHand" w:hAnsi="ShullHand"/>
                 <w:color w:val="16609A"/>
-                <w:sz w:val="20"/>
+                <w:sz w:val="18"/>
               </w:rPr>
               <w:t xml:space="preserve"> val. e-, loses </w:t>
             </w:r>
@@ -5042,7 +5030,7 @@
               <w:rPr>
                 <w:rFonts w:ascii="Patrick Hand" w:hAnsi="Patrick Hand"/>
                 <w:color w:val="16609A"/>
-                <w:sz w:val="20"/>
+                <w:sz w:val="18"/>
               </w:rPr>
               <w:t>2</w:t>
             </w:r>
@@ -5131,7 +5119,7 @@
               <w:rPr>
                 <w:rFonts w:ascii="Patrick Hand" w:hAnsi="Patrick Hand"/>
                 <w:color w:val="4A2466"/>
-                <w:sz w:val="28"/>
+                <w:sz w:val="24"/>
                 <w:bdr w:val="single" w:sz="8" w:space="1" w:color="9F1D2C"/>
               </w:rPr>
               <w:t xml:space="preserve"> </w:t>
@@ -5140,7 +5128,7 @@
               <w:rPr>
                 <w:rFonts w:ascii="Patrick Hand" w:hAnsi="Patrick Hand"/>
                 <w:color w:val="4A2466"/>
-                <w:sz w:val="28"/>
+                <w:sz w:val="24"/>
                 <w:bdr w:val="single" w:sz="8" w:space="1" w:color="9F1D2C"/>
               </w:rPr>
               <w:t>1</w:t>
@@ -5149,7 +5137,7 @@
               <w:rPr>
                 <w:rFonts w:ascii="ShullHand" w:hAnsi="ShullHand"/>
                 <w:color w:val="4A2466"/>
-                <w:sz w:val="28"/>
+                <w:sz w:val="24"/>
                 <w:bdr w:val="single" w:sz="8" w:space="1" w:color="9F1D2C"/>
               </w:rPr>
               <w:t>−</w:t>
@@ -5158,7 +5146,7 @@
               <w:rPr>
                 <w:rFonts w:ascii="Patrick Hand" w:hAnsi="Patrick Hand"/>
                 <w:color w:val="4A2466"/>
-                <w:sz w:val="28"/>
+                <w:sz w:val="24"/>
                 <w:bdr w:val="single" w:sz="8" w:space="1" w:color="9F1D2C"/>
               </w:rPr>
               <w:t xml:space="preserve"> </w:t>
@@ -5207,7 +5195,7 @@
               <w:rPr>
                 <w:rFonts w:ascii="Patrick Hand" w:hAnsi="Patrick Hand"/>
                 <w:color w:val="16609A"/>
-                <w:sz w:val="20"/>
+                <w:sz w:val="18"/>
               </w:rPr>
               <w:t>7</w:t>
             </w:r>
@@ -5215,7 +5203,7 @@
               <w:rPr>
                 <w:rFonts w:ascii="ShullHand" w:hAnsi="ShullHand"/>
                 <w:color w:val="16609A"/>
-                <w:sz w:val="20"/>
+                <w:sz w:val="18"/>
               </w:rPr>
               <w:t xml:space="preserve"> val. e-, gains </w:t>
             </w:r>
@@ -5223,7 +5211,7 @@
               <w:rPr>
                 <w:rFonts w:ascii="Patrick Hand" w:hAnsi="Patrick Hand"/>
                 <w:color w:val="16609A"/>
-                <w:sz w:val="20"/>
+                <w:sz w:val="18"/>
               </w:rPr>
               <w:t>1</w:t>
             </w:r>
@@ -5312,7 +5300,7 @@
               <w:rPr>
                 <w:rFonts w:ascii="Patrick Hand" w:hAnsi="Patrick Hand"/>
                 <w:color w:val="4A2466"/>
-                <w:sz w:val="28"/>
+                <w:sz w:val="24"/>
                 <w:bdr w:val="single" w:sz="8" w:space="1" w:color="9F1D2C"/>
               </w:rPr>
               <w:t xml:space="preserve"> </w:t>
@@ -5321,7 +5309,7 @@
               <w:rPr>
                 <w:rFonts w:ascii="Patrick Hand" w:hAnsi="Patrick Hand"/>
                 <w:color w:val="4A2466"/>
-                <w:sz w:val="28"/>
+                <w:sz w:val="24"/>
                 <w:bdr w:val="single" w:sz="8" w:space="1" w:color="9F1D2C"/>
               </w:rPr>
               <w:t>3</w:t>
@@ -5330,7 +5318,7 @@
               <w:rPr>
                 <w:rFonts w:ascii="ShullHand" w:hAnsi="ShullHand"/>
                 <w:color w:val="4A2466"/>
-                <w:sz w:val="28"/>
+                <w:sz w:val="24"/>
                 <w:bdr w:val="single" w:sz="8" w:space="1" w:color="9F1D2C"/>
               </w:rPr>
               <w:t>+</w:t>
@@ -5339,7 +5327,7 @@
               <w:rPr>
                 <w:rFonts w:ascii="Patrick Hand" w:hAnsi="Patrick Hand"/>
                 <w:color w:val="4A2466"/>
-                <w:sz w:val="28"/>
+                <w:sz w:val="24"/>
                 <w:bdr w:val="single" w:sz="8" w:space="1" w:color="9F1D2C"/>
               </w:rPr>
               <w:t xml:space="preserve"> </w:t>
@@ -5388,7 +5376,7 @@
               <w:rPr>
                 <w:rFonts w:ascii="Patrick Hand" w:hAnsi="Patrick Hand"/>
                 <w:color w:val="16609A"/>
-                <w:sz w:val="20"/>
+                <w:sz w:val="18"/>
               </w:rPr>
               <w:t>3</w:t>
             </w:r>
@@ -5396,7 +5384,7 @@
               <w:rPr>
                 <w:rFonts w:ascii="ShullHand" w:hAnsi="ShullHand"/>
                 <w:color w:val="16609A"/>
-                <w:sz w:val="20"/>
+                <w:sz w:val="18"/>
               </w:rPr>
               <w:t xml:space="preserve"> val. e-, loses </w:t>
             </w:r>
@@ -5404,7 +5392,7 @@
               <w:rPr>
                 <w:rFonts w:ascii="Patrick Hand" w:hAnsi="Patrick Hand"/>
                 <w:color w:val="16609A"/>
-                <w:sz w:val="20"/>
+                <w:sz w:val="18"/>
               </w:rPr>
               <w:t>3</w:t>
             </w:r>
